--- a/PhD files/Chikungunya Disease.docx
+++ b/PhD files/Chikungunya Disease.docx
@@ -2,7 +2,548 @@
 <file path=word/document.xml><?xml version="1.0" encoding="utf-8"?>
 <w:document xmlns:wpc="http://schemas.microsoft.com/office/word/2010/wordprocessingCanvas" xmlns:cx="http://schemas.microsoft.com/office/drawing/2014/chartex" xmlns:cx1="http://schemas.microsoft.com/office/drawing/2015/9/8/chartex" xmlns:cx2="http://schemas.microsoft.com/office/drawing/2015/10/21/chartex" xmlns:cx3="http://schemas.microsoft.com/office/drawing/2016/5/9/chartex" xmlns:cx4="http://schemas.microsoft.com/office/drawing/2016/5/10/chartex" xmlns:cx5="http://schemas.microsoft.com/office/drawing/2016/5/11/chartex" xmlns:cx6="http://schemas.microsoft.com/office/drawing/2016/5/12/chartex" xmlns:cx7="http://schemas.microsoft.com/office/drawing/2016/5/13/chartex" xmlns:cx8="http://schemas.microsoft.com/office/drawing/2016/5/14/chartex" xmlns:mc="http://schemas.openxmlformats.org/markup-compatibility/2006" xmlns:aink="http://schemas.microsoft.com/office/drawing/2016/ink" xmlns:am3d="http://schemas.microsoft.com/office/drawing/2017/model3d" xmlns:o="urn:schemas-microsoft-com:office:office" xmlns:oel="http://schemas.microsoft.com/office/2019/extlst" xmlns:r="http://schemas.openxmlformats.org/officeDocument/2006/relationships" xmlns:m="http://schemas.openxmlformats.org/officeDocument/2006/math" xmlns:v="urn:schemas-microsoft-com:vml" xmlns:wp14="http://schemas.microsoft.com/office/word/2010/wordprocessingDrawing" xmlns:wp="http://schemas.openxmlformats.org/drawingml/2006/wordprocessingDrawing" xmlns:w10="urn:schemas-microsoft-com:office:word" xmlns:w="http://schemas.openxmlformats.org/wordprocessingml/2006/main" xmlns:w14="http://schemas.microsoft.com/office/word/2010/wordml" xmlns:w15="http://schemas.microsoft.com/office/word/2012/wordml" xmlns:w16cex="http://schemas.microsoft.com/office/word/2018/wordml/cex" xmlns:w16cid="http://schemas.microsoft.com/office/word/2016/wordml/cid" xmlns:w16="http://schemas.microsoft.com/office/word/2018/wordml" xmlns:w16du="http://schemas.microsoft.com/office/word/2023/wordml/word16du" xmlns:w16sdtdh="http://schemas.microsoft.com/office/word/2020/wordml/sdtdatahash" xmlns:w16sdtfl="http://schemas.microsoft.com/office/word/2024/wordml/sdtformatlock" xmlns:w16se="http://schemas.microsoft.com/office/word/2015/wordml/symex" xmlns:wpg="http://schemas.microsoft.com/office/word/2010/wordprocessingGroup" xmlns:wpi="http://schemas.microsoft.com/office/word/2010/wordprocessingInk" xmlns:wne="http://schemas.microsoft.com/office/word/2006/wordml" xmlns:wps="http://schemas.microsoft.com/office/word/2010/wordprocessingShape" mc:Ignorable="w14 w15 w16se w16cid w16 w16cex w16sdtdh w16sdtfl w16du wp14">
   <w:body>
-    <w:p/>
+    <w:p>
+      <w:pPr>
+        <w:rPr>
+          <w:lang w:val="en-GB"/>
+        </w:rPr>
+      </w:pPr>
+      <w:r>
+        <w:rPr>
+          <w:lang w:val="en-GB"/>
+        </w:rPr>
+        <w:t>Introduction</w:t>
+      </w:r>
+    </w:p>
+    <w:p>
+      <w:pPr>
+        <w:rPr>
+          <w:lang w:val="en-GB"/>
+        </w:rPr>
+      </w:pPr>
+      <w:r>
+        <w:rPr>
+          <w:lang w:val="en-GB"/>
+        </w:rPr>
+        <w:t xml:space="preserve">Chikungunya is a mosquito-borne arboviral disease posing a global </w:t>
+      </w:r>
+      <w:r>
+        <w:rPr>
+          <w:lang w:val="en-GB"/>
+        </w:rPr>
+        <w:t xml:space="preserve">public </w:t>
+      </w:r>
+      <w:r>
+        <w:rPr>
+          <w:lang w:val="en-GB"/>
+        </w:rPr>
+        <w:t>health threa</w:t>
+      </w:r>
+      <w:r>
+        <w:rPr>
+          <w:lang w:val="en-GB"/>
+        </w:rPr>
+        <w:t xml:space="preserve">t </w:t>
+      </w:r>
+      <w:sdt>
+        <w:sdtPr>
+          <w:rPr>
+            <w:color w:val="000000"/>
+            <w:lang w:val="en-GB"/>
+          </w:rPr>
+          <w:tag w:val="MENDELEY_CITATION_v3_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"/>
+          <w:id w:val="-123850941"/>
+          <w:placeholder>
+            <w:docPart w:val="DefaultPlaceholder_-1854013440"/>
+          </w:placeholder>
+        </w:sdtPr>
+        <w:sdtContent>
+          <w:r>
+            <w:rPr>
+              <w:color w:val="000000"/>
+              <w:lang w:val="en-GB"/>
+            </w:rPr>
+            <w:t>(1)</w:t>
+          </w:r>
+        </w:sdtContent>
+      </w:sdt>
+      <w:r>
+        <w:rPr>
+          <w:color w:val="000000"/>
+          <w:lang w:val="en-GB"/>
+        </w:rPr>
+        <w:t xml:space="preserve">. </w:t>
+      </w:r>
+      <w:r>
+        <w:rPr>
+          <w:color w:val="000000"/>
+          <w:lang w:val="en-GB"/>
+        </w:rPr>
+        <w:t xml:space="preserve">Since the first reported outbreak in Tanzania in 1952, the virus has spread globally causing a substantial morbidity and socioeconomic burden </w:t>
+      </w:r>
+      <w:sdt>
+        <w:sdtPr>
+          <w:rPr>
+            <w:color w:val="000000"/>
+            <w:lang w:val="en-GB"/>
+          </w:rPr>
+          <w:tag w:val="MENDELEY_CITATION_v3_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"/>
+          <w:id w:val="-407464491"/>
+          <w:placeholder>
+            <w:docPart w:val="DefaultPlaceholder_-1854013440"/>
+          </w:placeholder>
+        </w:sdtPr>
+        <w:sdtContent>
+          <w:r>
+            <w:rPr>
+              <w:color w:val="000000"/>
+              <w:lang w:val="en-GB"/>
+            </w:rPr>
+            <w:t>(1)</w:t>
+          </w:r>
+        </w:sdtContent>
+      </w:sdt>
+      <w:r>
+        <w:rPr>
+          <w:color w:val="000000"/>
+          <w:lang w:val="en-GB"/>
+        </w:rPr>
+        <w:t>. The WHO report of 2022 indicate that the virus has spread to more that 110 countries making it</w:t>
+      </w:r>
+      <w:r>
+        <w:rPr>
+          <w:color w:val="000000"/>
+          <w:lang w:val="en-GB"/>
+        </w:rPr>
+        <w:t xml:space="preserve"> a major global health problem. </w:t>
+      </w:r>
+      <w:r>
+        <w:rPr>
+          <w:color w:val="000000"/>
+          <w:lang w:val="en-GB"/>
+        </w:rPr>
+        <w:t xml:space="preserve">The virus belongs to the family Togaviridae, genus alphavirus.  </w:t>
+      </w:r>
+      <w:r>
+        <w:rPr>
+          <w:color w:val="000000"/>
+          <w:lang w:val="en-GB"/>
+        </w:rPr>
+        <w:t>The virus is transmitted primarily by Aedes aegypti and Aedes Albopictus mosquitoes</w:t>
+      </w:r>
+      <w:r>
+        <w:rPr>
+          <w:color w:val="000000"/>
+          <w:lang w:val="en-GB"/>
+        </w:rPr>
+        <w:t xml:space="preserve"> </w:t>
+      </w:r>
+      <w:sdt>
+        <w:sdtPr>
+          <w:rPr>
+            <w:color w:val="000000"/>
+            <w:lang w:val="en-GB"/>
+          </w:rPr>
+          <w:tag w:val="MENDELEY_CITATION_v3_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"/>
+          <w:id w:val="944805428"/>
+          <w:placeholder>
+            <w:docPart w:val="DefaultPlaceholder_-1854013440"/>
+          </w:placeholder>
+        </w:sdtPr>
+        <w:sdtContent>
+          <w:r>
+            <w:rPr>
+              <w:color w:val="000000"/>
+              <w:lang w:val="en-GB"/>
+            </w:rPr>
+            <w:t>(2)</w:t>
+          </w:r>
+        </w:sdtContent>
+      </w:sdt>
+      <w:r>
+        <w:rPr>
+          <w:color w:val="000000"/>
+          <w:lang w:val="en-GB"/>
+        </w:rPr>
+        <w:t>.</w:t>
+      </w:r>
+      <w:r>
+        <w:rPr>
+          <w:color w:val="000000"/>
+          <w:lang w:val="en-GB"/>
+        </w:rPr>
+        <w:t xml:space="preserve"> Chikungunya virus is widespread throughout the tropic where it causes recurrent outbreaks of chikungunya fever </w:t>
+      </w:r>
+      <w:sdt>
+        <w:sdtPr>
+          <w:rPr>
+            <w:color w:val="000000"/>
+            <w:lang w:val="en-GB"/>
+          </w:rPr>
+          <w:tag w:val="MENDELEY_CITATION_v3_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"/>
+          <w:id w:val="-1109893974"/>
+          <w:placeholder>
+            <w:docPart w:val="DefaultPlaceholder_-1854013440"/>
+          </w:placeholder>
+        </w:sdtPr>
+        <w:sdtContent>
+          <w:r>
+            <w:rPr>
+              <w:color w:val="000000"/>
+              <w:lang w:val="en-GB"/>
+            </w:rPr>
+            <w:t>(2)</w:t>
+          </w:r>
+        </w:sdtContent>
+      </w:sdt>
+      <w:r>
+        <w:rPr>
+          <w:color w:val="000000"/>
+          <w:lang w:val="en-GB"/>
+        </w:rPr>
+        <w:t>. The effects of climate change as well as increased globalization of commerce and travel have led to the growth of habitat of aedes mosquitoes.</w:t>
+      </w:r>
+    </w:p>
+    <w:p>
+      <w:pPr>
+        <w:rPr>
+          <w:lang w:val="en-GB"/>
+        </w:rPr>
+      </w:pPr>
+    </w:p>
+    <w:p>
+      <w:pPr>
+        <w:rPr>
+          <w:lang w:val="en-GB"/>
+        </w:rPr>
+      </w:pPr>
+    </w:p>
+    <w:p>
+      <w:pPr>
+        <w:rPr>
+          <w:lang w:val="en-GB"/>
+        </w:rPr>
+      </w:pPr>
+    </w:p>
+    <w:p>
+      <w:pPr>
+        <w:rPr>
+          <w:lang w:val="en-GB"/>
+        </w:rPr>
+      </w:pPr>
+    </w:p>
+    <w:p>
+      <w:pPr>
+        <w:rPr>
+          <w:lang w:val="en-GB"/>
+        </w:rPr>
+      </w:pPr>
+    </w:p>
+    <w:p>
+      <w:pPr>
+        <w:rPr>
+          <w:lang w:val="en-GB"/>
+        </w:rPr>
+      </w:pPr>
+    </w:p>
+    <w:p>
+      <w:pPr>
+        <w:rPr>
+          <w:lang w:val="en-GB"/>
+        </w:rPr>
+      </w:pPr>
+    </w:p>
+    <w:p>
+      <w:pPr>
+        <w:rPr>
+          <w:lang w:val="en-GB"/>
+        </w:rPr>
+      </w:pPr>
+    </w:p>
+    <w:p>
+      <w:pPr>
+        <w:rPr>
+          <w:lang w:val="en-GB"/>
+        </w:rPr>
+      </w:pPr>
+    </w:p>
+    <w:p>
+      <w:pPr>
+        <w:rPr>
+          <w:lang w:val="en-GB"/>
+        </w:rPr>
+      </w:pPr>
+    </w:p>
+    <w:p>
+      <w:pPr>
+        <w:rPr>
+          <w:lang w:val="en-GB"/>
+        </w:rPr>
+      </w:pPr>
+    </w:p>
+    <w:p>
+      <w:pPr>
+        <w:rPr>
+          <w:lang w:val="en-GB"/>
+        </w:rPr>
+      </w:pPr>
+    </w:p>
+    <w:p>
+      <w:pPr>
+        <w:rPr>
+          <w:lang w:val="en-GB"/>
+        </w:rPr>
+      </w:pPr>
+    </w:p>
+    <w:p>
+      <w:pPr>
+        <w:rPr>
+          <w:lang w:val="en-GB"/>
+        </w:rPr>
+      </w:pPr>
+    </w:p>
+    <w:p>
+      <w:pPr>
+        <w:rPr>
+          <w:lang w:val="en-GB"/>
+        </w:rPr>
+      </w:pPr>
+    </w:p>
+    <w:p>
+      <w:pPr>
+        <w:rPr>
+          <w:lang w:val="en-GB"/>
+        </w:rPr>
+      </w:pPr>
+    </w:p>
+    <w:p>
+      <w:pPr>
+        <w:rPr>
+          <w:lang w:val="en-GB"/>
+        </w:rPr>
+      </w:pPr>
+    </w:p>
+    <w:p>
+      <w:pPr>
+        <w:rPr>
+          <w:lang w:val="en-GB"/>
+        </w:rPr>
+      </w:pPr>
+    </w:p>
+    <w:p>
+      <w:pPr>
+        <w:rPr>
+          <w:lang w:val="en-GB"/>
+        </w:rPr>
+      </w:pPr>
+    </w:p>
+    <w:p>
+      <w:pPr>
+        <w:rPr>
+          <w:lang w:val="en-GB"/>
+        </w:rPr>
+      </w:pPr>
+    </w:p>
+    <w:p>
+      <w:pPr>
+        <w:rPr>
+          <w:lang w:val="en-GB"/>
+        </w:rPr>
+      </w:pPr>
+    </w:p>
+    <w:p>
+      <w:pPr>
+        <w:rPr>
+          <w:lang w:val="en-GB"/>
+        </w:rPr>
+      </w:pPr>
+    </w:p>
+    <w:p>
+      <w:pPr>
+        <w:rPr>
+          <w:lang w:val="en-GB"/>
+        </w:rPr>
+      </w:pPr>
+    </w:p>
+    <w:p>
+      <w:pPr>
+        <w:rPr>
+          <w:lang w:val="en-GB"/>
+        </w:rPr>
+      </w:pPr>
+    </w:p>
+    <w:p>
+      <w:pPr>
+        <w:rPr>
+          <w:lang w:val="en-GB"/>
+        </w:rPr>
+      </w:pPr>
+      <w:r>
+        <w:rPr>
+          <w:lang w:val="en-GB"/>
+        </w:rPr>
+        <w:t>References</w:t>
+      </w:r>
+    </w:p>
+    <w:sdt>
+      <w:sdtPr>
+        <w:rPr>
+          <w:color w:val="000000"/>
+          <w:lang w:val="en-GB"/>
+        </w:rPr>
+        <w:tag w:val="MENDELEY_BIBLIOGRAPHY"/>
+        <w:id w:val="1807046537"/>
+        <w:placeholder>
+          <w:docPart w:val="DefaultPlaceholder_-1854013440"/>
+        </w:placeholder>
+      </w:sdtPr>
+      <w:sdtEndPr>
+        <w:rPr>
+          <w:color w:val="auto"/>
+        </w:rPr>
+      </w:sdtEndPr>
+      <w:sdtContent>
+        <w:p>
+          <w:pPr>
+            <w:autoSpaceDE w:val="0"/>
+            <w:autoSpaceDN w:val="0"/>
+            <w:ind w:hanging="640"/>
+            <w:divId w:val="1628312234"/>
+            <w:rPr>
+              <w:rFonts w:eastAsia="Times New Roman"/>
+              <w:kern w:val="0"/>
+              <w14:ligatures w14:val="none"/>
+            </w:rPr>
+          </w:pPr>
+          <w:r>
+            <w:rPr>
+              <w:rFonts w:eastAsia="Times New Roman"/>
+            </w:rPr>
+            <w:t>1.</w:t>
+          </w:r>
+          <w:r>
+            <w:rPr>
+              <w:rFonts w:eastAsia="Times New Roman"/>
+            </w:rPr>
+            <w:tab/>
+            <w:t xml:space="preserve">De Roo AM, </w:t>
+          </w:r>
+          <w:proofErr w:type="spellStart"/>
+          <w:r>
+            <w:rPr>
+              <w:rFonts w:eastAsia="Times New Roman"/>
+            </w:rPr>
+            <w:t>Vondeling</w:t>
+          </w:r>
+          <w:proofErr w:type="spellEnd"/>
+          <w:r>
+            <w:rPr>
+              <w:rFonts w:eastAsia="Times New Roman"/>
+            </w:rPr>
+            <w:t xml:space="preserve"> GT, Boer M, Murray K, Postma MJ. The global health and economic burden of chikungunya from 2011 to 2020: a model-driven analysis on the impact of an emerging vector-borne disease. BMJ Glob Health [Internet]. 2024 Dec 3 [cited 2025 Jul 29];9(12). Available from: https://gh.bmj.com/content/9/12/e016648</w:t>
+          </w:r>
+        </w:p>
+        <w:p>
+          <w:pPr>
+            <w:autoSpaceDE w:val="0"/>
+            <w:autoSpaceDN w:val="0"/>
+            <w:ind w:hanging="640"/>
+            <w:divId w:val="582950918"/>
+            <w:rPr>
+              <w:rFonts w:eastAsia="Times New Roman"/>
+            </w:rPr>
+          </w:pPr>
+          <w:r>
+            <w:rPr>
+              <w:rFonts w:eastAsia="Times New Roman"/>
+              <w:lang w:val="de-DE"/>
+            </w:rPr>
+            <w:t>2.</w:t>
+          </w:r>
+          <w:r>
+            <w:rPr>
+              <w:rFonts w:eastAsia="Times New Roman"/>
+              <w:lang w:val="de-DE"/>
+            </w:rPr>
+            <w:tab/>
+          </w:r>
+          <w:proofErr w:type="spellStart"/>
+          <w:r>
+            <w:rPr>
+              <w:rFonts w:eastAsia="Times New Roman"/>
+              <w:lang w:val="de-DE"/>
+            </w:rPr>
+            <w:t>Bartholomeeusen</w:t>
+          </w:r>
+          <w:proofErr w:type="spellEnd"/>
+          <w:r>
+            <w:rPr>
+              <w:rFonts w:eastAsia="Times New Roman"/>
+              <w:lang w:val="de-DE"/>
+            </w:rPr>
+            <w:t xml:space="preserve"> K, Daniel M, </w:t>
+          </w:r>
+          <w:proofErr w:type="spellStart"/>
+          <w:r>
+            <w:rPr>
+              <w:rFonts w:eastAsia="Times New Roman"/>
+              <w:lang w:val="de-DE"/>
+            </w:rPr>
+            <w:t>LaBeaud</w:t>
+          </w:r>
+          <w:proofErr w:type="spellEnd"/>
+          <w:r>
+            <w:rPr>
+              <w:rFonts w:eastAsia="Times New Roman"/>
+              <w:lang w:val="de-DE"/>
+            </w:rPr>
+            <w:t xml:space="preserve"> DA, </w:t>
+          </w:r>
+          <w:proofErr w:type="spellStart"/>
+          <w:r>
+            <w:rPr>
+              <w:rFonts w:eastAsia="Times New Roman"/>
+              <w:lang w:val="de-DE"/>
+            </w:rPr>
+            <w:t>Gasque</w:t>
+          </w:r>
+          <w:proofErr w:type="spellEnd"/>
+          <w:r>
+            <w:rPr>
+              <w:rFonts w:eastAsia="Times New Roman"/>
+              <w:lang w:val="de-DE"/>
+            </w:rPr>
+            <w:t xml:space="preserve"> P, Peeling RW, Stephenson KE, et al. </w:t>
+          </w:r>
+          <w:r>
+            <w:rPr>
+              <w:rFonts w:eastAsia="Times New Roman"/>
+            </w:rPr>
+            <w:t>Chikungunya fever. Nature Reviews Disease Primers 2023 9:1 [Internet]. 2023 Apr 6 [cited 2025 Jul 29];9(1):1–21. Available from: https://www.nature.com/articles/s41572-023-00429-2</w:t>
+          </w:r>
+        </w:p>
+        <w:p>
+          <w:pPr>
+            <w:autoSpaceDE w:val="0"/>
+            <w:autoSpaceDN w:val="0"/>
+            <w:ind w:left="640" w:hanging="640"/>
+            <w:divId w:val="1259094859"/>
+            <w:rPr>
+              <w:rFonts w:eastAsia="Times New Roman"/>
+              <w:color w:val="000000"/>
+              <w:kern w:val="0"/>
+              <w14:ligatures w14:val="none"/>
+            </w:rPr>
+          </w:pPr>
+          <w:r>
+            <w:rPr>
+              <w:rFonts w:eastAsia="Times New Roman"/>
+            </w:rPr>
+            <w:t> </w:t>
+          </w:r>
+        </w:p>
+      </w:sdtContent>
+    </w:sdt>
     <w:sectPr>
       <w:pgSz w:w="12240" w:h="15840"/>
       <w:pgMar w:top="1440" w:right="1440" w:bottom="1440" w:left="1440" w:header="720" w:footer="720" w:gutter="0"/>
@@ -11,6 +552,103 @@
     </w:sectPr>
   </w:body>
 </w:document>
+</file>
+
+<file path=word/numbering.xml><?xml version="1.0" encoding="utf-8"?>
+<w:numbering xmlns:wpc="http://schemas.microsoft.com/office/word/2010/wordprocessingCanvas" xmlns:cx="http://schemas.microsoft.com/office/drawing/2014/chartex" xmlns:cx1="http://schemas.microsoft.com/office/drawing/2015/9/8/chartex" xmlns:cx2="http://schemas.microsoft.com/office/drawing/2015/10/21/chartex" xmlns:cx3="http://schemas.microsoft.com/office/drawing/2016/5/9/chartex" xmlns:cx4="http://schemas.microsoft.com/office/drawing/2016/5/10/chartex" xmlns:cx5="http://schemas.microsoft.com/office/drawing/2016/5/11/chartex" xmlns:cx6="http://schemas.microsoft.com/office/drawing/2016/5/12/chartex" xmlns:cx7="http://schemas.microsoft.com/office/drawing/2016/5/13/chartex" xmlns:cx8="http://schemas.microsoft.com/office/drawing/2016/5/14/chartex" xmlns:mc="http://schemas.openxmlformats.org/markup-compatibility/2006" xmlns:aink="http://schemas.microsoft.com/office/drawing/2016/ink" xmlns:am3d="http://schemas.microsoft.com/office/drawing/2017/model3d" xmlns:o="urn:schemas-microsoft-com:office:office" xmlns:oel="http://schemas.microsoft.com/office/2019/extlst" xmlns:r="http://schemas.openxmlformats.org/officeDocument/2006/relationships" xmlns:m="http://schemas.openxmlformats.org/officeDocument/2006/math" xmlns:v="urn:schemas-microsoft-com:vml" xmlns:wp14="http://schemas.microsoft.com/office/word/2010/wordprocessingDrawing" xmlns:wp="http://schemas.openxmlformats.org/drawingml/2006/wordprocessingDrawing" xmlns:w10="urn:schemas-microsoft-com:office:word" xmlns:w="http://schemas.openxmlformats.org/wordprocessingml/2006/main" xmlns:w14="http://schemas.microsoft.com/office/word/2010/wordml" xmlns:w15="http://schemas.microsoft.com/office/word/2012/wordml" xmlns:w16cex="http://schemas.microsoft.com/office/word/2018/wordml/cex" xmlns:w16cid="http://schemas.microsoft.com/office/word/2016/wordml/cid" xmlns:w16="http://schemas.microsoft.com/office/word/2018/wordml" xmlns:w16du="http://schemas.microsoft.com/office/word/2023/wordml/word16du" xmlns:w16sdtdh="http://schemas.microsoft.com/office/word/2020/wordml/sdtdatahash" xmlns:w16sdtfl="http://schemas.microsoft.com/office/word/2024/wordml/sdtformatlock" xmlns:w16se="http://schemas.microsoft.com/office/word/2015/wordml/symex" xmlns:wpg="http://schemas.microsoft.com/office/word/2010/wordprocessingGroup" xmlns:wpi="http://schemas.microsoft.com/office/word/2010/wordprocessingInk" xmlns:wne="http://schemas.microsoft.com/office/word/2006/wordml" xmlns:wps="http://schemas.microsoft.com/office/word/2010/wordprocessingShape" mc:Ignorable="w14 w15 w16se w16cid w16 w16cex w16sdtdh w16sdtfl w16du wp14">
+  <w:abstractNum w:abstractNumId="0" w15:restartNumberingAfterBreak="0">
+    <w:nsid w:val="271A4FD6"/>
+    <w:multiLevelType w:val="hybridMultilevel"/>
+    <w:tmpl w:val="EA00994C"/>
+    <w:lvl w:ilvl="0" w:tplc="0409000F">
+      <w:start w:val="1"/>
+      <w:numFmt w:val="decimal"/>
+      <w:lvlText w:val="%1."/>
+      <w:lvlJc w:val="left"/>
+      <w:pPr>
+        <w:ind w:left="720" w:hanging="360"/>
+      </w:pPr>
+      <w:rPr>
+        <w:rFonts w:hint="default"/>
+      </w:rPr>
+    </w:lvl>
+    <w:lvl w:ilvl="1" w:tplc="04090019" w:tentative="1">
+      <w:start w:val="1"/>
+      <w:numFmt w:val="lowerLetter"/>
+      <w:lvlText w:val="%2."/>
+      <w:lvlJc w:val="left"/>
+      <w:pPr>
+        <w:ind w:left="1440" w:hanging="360"/>
+      </w:pPr>
+    </w:lvl>
+    <w:lvl w:ilvl="2" w:tplc="0409001B" w:tentative="1">
+      <w:start w:val="1"/>
+      <w:numFmt w:val="lowerRoman"/>
+      <w:lvlText w:val="%3."/>
+      <w:lvlJc w:val="right"/>
+      <w:pPr>
+        <w:ind w:left="2160" w:hanging="180"/>
+      </w:pPr>
+    </w:lvl>
+    <w:lvl w:ilvl="3" w:tplc="0409000F" w:tentative="1">
+      <w:start w:val="1"/>
+      <w:numFmt w:val="decimal"/>
+      <w:lvlText w:val="%4."/>
+      <w:lvlJc w:val="left"/>
+      <w:pPr>
+        <w:ind w:left="2880" w:hanging="360"/>
+      </w:pPr>
+    </w:lvl>
+    <w:lvl w:ilvl="4" w:tplc="04090019" w:tentative="1">
+      <w:start w:val="1"/>
+      <w:numFmt w:val="lowerLetter"/>
+      <w:lvlText w:val="%5."/>
+      <w:lvlJc w:val="left"/>
+      <w:pPr>
+        <w:ind w:left="3600" w:hanging="360"/>
+      </w:pPr>
+    </w:lvl>
+    <w:lvl w:ilvl="5" w:tplc="0409001B" w:tentative="1">
+      <w:start w:val="1"/>
+      <w:numFmt w:val="lowerRoman"/>
+      <w:lvlText w:val="%6."/>
+      <w:lvlJc w:val="right"/>
+      <w:pPr>
+        <w:ind w:left="4320" w:hanging="180"/>
+      </w:pPr>
+    </w:lvl>
+    <w:lvl w:ilvl="6" w:tplc="0409000F" w:tentative="1">
+      <w:start w:val="1"/>
+      <w:numFmt w:val="decimal"/>
+      <w:lvlText w:val="%7."/>
+      <w:lvlJc w:val="left"/>
+      <w:pPr>
+        <w:ind w:left="5040" w:hanging="360"/>
+      </w:pPr>
+    </w:lvl>
+    <w:lvl w:ilvl="7" w:tplc="04090019" w:tentative="1">
+      <w:start w:val="1"/>
+      <w:numFmt w:val="lowerLetter"/>
+      <w:lvlText w:val="%8."/>
+      <w:lvlJc w:val="left"/>
+      <w:pPr>
+        <w:ind w:left="5760" w:hanging="360"/>
+      </w:pPr>
+    </w:lvl>
+    <w:lvl w:ilvl="8" w:tplc="0409001B" w:tentative="1">
+      <w:start w:val="1"/>
+      <w:numFmt w:val="lowerRoman"/>
+      <w:lvlText w:val="%9."/>
+      <w:lvlJc w:val="right"/>
+      <w:pPr>
+        <w:ind w:left="6480" w:hanging="180"/>
+      </w:pPr>
+    </w:lvl>
+  </w:abstractNum>
+  <w:num w:numId="1" w16cid:durableId="468742634">
+    <w:abstractNumId w:val="0"/>
+  </w:num>
+</w:numbering>
 </file>
 
 <file path=word/styles.xml><?xml version="1.0" encoding="utf-8"?>
@@ -930,7 +1568,565 @@
       <w:spacing w:val="5"/>
     </w:rPr>
   </w:style>
+  <w:style w:type="character" w:styleId="PlaceholderText">
+    <w:name w:val="Placeholder Text"/>
+    <w:basedOn w:val="DefaultParagraphFont"/>
+    <w:uiPriority w:val="99"/>
+    <w:semiHidden/>
+    <w:rsid w:val="00A21666"/>
+    <w:rPr>
+      <w:color w:val="666666"/>
+    </w:rPr>
+  </w:style>
 </w:styles>
+</file>
+
+<file path=word/glossary/document.xml><?xml version="1.0" encoding="utf-8"?>
+<w:glossaryDocument xmlns:wpc="http://schemas.microsoft.com/office/word/2010/wordprocessingCanvas" xmlns:cx="http://schemas.microsoft.com/office/drawing/2014/chartex" xmlns:cx1="http://schemas.microsoft.com/office/drawing/2015/9/8/chartex" xmlns:cx2="http://schemas.microsoft.com/office/drawing/2015/10/21/chartex" xmlns:cx3="http://schemas.microsoft.com/office/drawing/2016/5/9/chartex" xmlns:cx4="http://schemas.microsoft.com/office/drawing/2016/5/10/chartex" xmlns:cx5="http://schemas.microsoft.com/office/drawing/2016/5/11/chartex" xmlns:cx6="http://schemas.microsoft.com/office/drawing/2016/5/12/chartex" xmlns:cx7="http://schemas.microsoft.com/office/drawing/2016/5/13/chartex" xmlns:cx8="http://schemas.microsoft.com/office/drawing/2016/5/14/chartex" xmlns:mc="http://schemas.openxmlformats.org/markup-compatibility/2006" xmlns:aink="http://schemas.microsoft.com/office/drawing/2016/ink" xmlns:am3d="http://schemas.microsoft.com/office/drawing/2017/model3d" xmlns:o="urn:schemas-microsoft-com:office:office" xmlns:oel="http://schemas.microsoft.com/office/2019/extlst" xmlns:r="http://schemas.openxmlformats.org/officeDocument/2006/relationships" xmlns:m="http://schemas.openxmlformats.org/officeDocument/2006/math" xmlns:v="urn:schemas-microsoft-com:vml" xmlns:wp14="http://schemas.microsoft.com/office/word/2010/wordprocessingDrawing" xmlns:wp="http://schemas.openxmlformats.org/drawingml/2006/wordprocessingDrawing" xmlns:w10="urn:schemas-microsoft-com:office:word" xmlns:w="http://schemas.openxmlformats.org/wordprocessingml/2006/main" xmlns:w14="http://schemas.microsoft.com/office/word/2010/wordml" xmlns:w15="http://schemas.microsoft.com/office/word/2012/wordml" xmlns:w16cex="http://schemas.microsoft.com/office/word/2018/wordml/cex" xmlns:w16cid="http://schemas.microsoft.com/office/word/2016/wordml/cid" xmlns:w16="http://schemas.microsoft.com/office/word/2018/wordml" xmlns:w16du="http://schemas.microsoft.com/office/word/2023/wordml/word16du" xmlns:w16sdtdh="http://schemas.microsoft.com/office/word/2020/wordml/sdtdatahash" xmlns:w16sdtfl="http://schemas.microsoft.com/office/word/2024/wordml/sdtformatlock" xmlns:w16se="http://schemas.microsoft.com/office/word/2015/wordml/symex" xmlns:wpg="http://schemas.microsoft.com/office/word/2010/wordprocessingGroup" xmlns:wpi="http://schemas.microsoft.com/office/word/2010/wordprocessingInk" xmlns:wne="http://schemas.microsoft.com/office/word/2006/wordml" xmlns:wps="http://schemas.microsoft.com/office/word/2010/wordprocessingShape" mc:Ignorable="w14 w15 w16se w16cid w16 w16cex w16sdtdh w16sdtfl w16du wp14">
+  <w:docParts>
+    <w:docPart>
+      <w:docPartPr>
+        <w:name w:val="DefaultPlaceholder_-1854013440"/>
+        <w:category>
+          <w:name w:val="General"/>
+          <w:gallery w:val="placeholder"/>
+        </w:category>
+        <w:types>
+          <w:type w:val="bbPlcHdr"/>
+        </w:types>
+        <w:behaviors>
+          <w:behavior w:val="content"/>
+        </w:behaviors>
+        <w:guid w:val="{6E7003CE-15FB-6143-9684-2060D8C982D4}"/>
+      </w:docPartPr>
+      <w:docPartBody>
+        <w:p>
+          <w:r>
+            <w:rPr>
+              <w:rStyle w:val="PlaceholderText"/>
+            </w:rPr>
+            <w:t>Click or tap here to enter text.</w:t>
+          </w:r>
+        </w:p>
+      </w:docPartBody>
+    </w:docPart>
+  </w:docParts>
+</w:glossaryDocument>
+</file>
+
+<file path=word/glossary/fontTable.xml><?xml version="1.0" encoding="utf-8"?>
+<w:fonts xmlns:mc="http://schemas.openxmlformats.org/markup-compatibility/2006" xmlns:r="http://schemas.openxmlformats.org/officeDocument/2006/relationships" xmlns:w="http://schemas.openxmlformats.org/wordprocessingml/2006/main" xmlns:w14="http://schemas.microsoft.com/office/word/2010/wordml" xmlns:w15="http://schemas.microsoft.com/office/word/2012/wordml" xmlns:w16cex="http://schemas.microsoft.com/office/word/2018/wordml/cex" xmlns:w16cid="http://schemas.microsoft.com/office/word/2016/wordml/cid" xmlns:w16="http://schemas.microsoft.com/office/word/2018/wordml" xmlns:w16du="http://schemas.microsoft.com/office/word/2023/wordml/word16du" xmlns:w16sdtdh="http://schemas.microsoft.com/office/word/2020/wordml/sdtdatahash" xmlns:w16sdtfl="http://schemas.microsoft.com/office/word/2024/wordml/sdtformatlock" xmlns:w16se="http://schemas.microsoft.com/office/word/2015/wordml/symex" mc:Ignorable="w14 w15 w16se w16cid w16 w16cex w16sdtdh w16sdtfl w16du">
+  <w:font w:name="Times New Roman">
+    <w:panose1 w:val="02020603050405020304"/>
+    <w:charset w:val="00"/>
+    <w:family w:val="roman"/>
+    <w:pitch w:val="variable"/>
+    <w:sig w:usb0="E0002EFF" w:usb1="C000785B" w:usb2="00000009" w:usb3="00000000" w:csb0="000001FF" w:csb1="00000000"/>
+  </w:font>
+  <w:font w:name="Aptos">
+    <w:panose1 w:val="020B0004020202020204"/>
+    <w:charset w:val="00"/>
+    <w:family w:val="swiss"/>
+    <w:pitch w:val="variable"/>
+    <w:sig w:usb0="20000287" w:usb1="00000003" w:usb2="00000000" w:usb3="00000000" w:csb0="0000019F" w:csb1="00000000"/>
+  </w:font>
+  <w:font w:name="Aptos Display">
+    <w:panose1 w:val="020B0004020202020204"/>
+    <w:charset w:val="00"/>
+    <w:family w:val="swiss"/>
+    <w:pitch w:val="variable"/>
+    <w:sig w:usb0="20000287" w:usb1="00000003" w:usb2="00000000" w:usb3="00000000" w:csb0="0000019F" w:csb1="00000000"/>
+  </w:font>
+</w:fonts>
+</file>
+
+<file path=word/glossary/settings.xml><?xml version="1.0" encoding="utf-8"?>
+<w:settings xmlns:mc="http://schemas.openxmlformats.org/markup-compatibility/2006" xmlns:o="urn:schemas-microsoft-com:office:office" xmlns:r="http://schemas.openxmlformats.org/officeDocument/2006/relationships" xmlns:m="http://schemas.openxmlformats.org/officeDocument/2006/math" xmlns:v="urn:schemas-microsoft-com:vml" xmlns:w10="urn:schemas-microsoft-com:office:word" xmlns:w="http://schemas.openxmlformats.org/wordprocessingml/2006/main" xmlns:w14="http://schemas.microsoft.com/office/word/2010/wordml" xmlns:w15="http://schemas.microsoft.com/office/word/2012/wordml" xmlns:w16cex="http://schemas.microsoft.com/office/word/2018/wordml/cex" xmlns:w16cid="http://schemas.microsoft.com/office/word/2016/wordml/cid" xmlns:w16="http://schemas.microsoft.com/office/word/2018/wordml" xmlns:w16du="http://schemas.microsoft.com/office/word/2023/wordml/word16du" xmlns:w16sdtdh="http://schemas.microsoft.com/office/word/2020/wordml/sdtdatahash" xmlns:w16sdtfl="http://schemas.microsoft.com/office/word/2024/wordml/sdtformatlock" xmlns:w16se="http://schemas.microsoft.com/office/word/2015/wordml/symex" xmlns:sl="http://schemas.openxmlformats.org/schemaLibrary/2006/main" mc:Ignorable="w14 w15 w16se w16cid w16 w16cex w16sdtdh w16sdtfl w16du">
+  <w:view w:val="normal"/>
+  <w:defaultTabStop w:val="720"/>
+  <w:characterSpacingControl w:val="doNotCompress"/>
+  <w:compat>
+    <w:useFELayout/>
+    <w:compatSetting w:name="compatibilityMode" w:uri="http://schemas.microsoft.com/office/word" w:val="15"/>
+    <w:compatSetting w:name="overrideTableStyleFontSizeAndJustification" w:uri="http://schemas.microsoft.com/office/word" w:val="1"/>
+    <w:compatSetting w:name="enableOpenTypeFeatures" w:uri="http://schemas.microsoft.com/office/word" w:val="1"/>
+    <w:compatSetting w:name="doNotFlipMirrorIndents" w:uri="http://schemas.microsoft.com/office/word" w:val="1"/>
+    <w:compatSetting w:name="differentiateMultirowTableHeaders" w:uri="http://schemas.microsoft.com/office/word" w:val="1"/>
+    <w:compatSetting w:name="useWord2013TrackBottomHyphenation" w:uri="http://schemas.microsoft.com/office/word" w:val="0"/>
+  </w:compat>
+  <w:rsids>
+    <w:rsidRoot w:val="00D82711"/>
+    <w:rsid w:val="00262150"/>
+    <w:rsid w:val="00332583"/>
+    <w:rsid w:val="00D82711"/>
+  </w:rsids>
+  <m:mathPr>
+    <m:mathFont m:val="Cambria Math"/>
+    <m:brkBin m:val="before"/>
+    <m:brkBinSub m:val="--"/>
+    <m:smallFrac m:val="0"/>
+    <m:dispDef/>
+    <m:lMargin m:val="0"/>
+    <m:rMargin m:val="0"/>
+    <m:defJc m:val="centerGroup"/>
+    <m:wrapIndent m:val="1440"/>
+    <m:intLim m:val="subSup"/>
+    <m:naryLim m:val="undOvr"/>
+  </m:mathPr>
+  <w:themeFontLang w:val="en-US"/>
+  <w:clrSchemeMapping w:bg1="light1" w:t1="dark1" w:bg2="light2" w:t2="dark2" w:accent1="accent1" w:accent2="accent2" w:accent3="accent3" w:accent4="accent4" w:accent5="accent5" w:accent6="accent6" w:hyperlink="hyperlink" w:followedHyperlink="followedHyperlink"/>
+  <w:decimalSymbol w:val="."/>
+  <w:listSeparator w:val=","/>
+  <w15:chartTrackingRefBased/>
+</w:settings>
+</file>
+
+<file path=word/glossary/styles.xml><?xml version="1.0" encoding="utf-8"?>
+<w:styles xmlns:mc="http://schemas.openxmlformats.org/markup-compatibility/2006" xmlns:r="http://schemas.openxmlformats.org/officeDocument/2006/relationships" xmlns:w="http://schemas.openxmlformats.org/wordprocessingml/2006/main" xmlns:w14="http://schemas.microsoft.com/office/word/2010/wordml" xmlns:w15="http://schemas.microsoft.com/office/word/2012/wordml" xmlns:w16cex="http://schemas.microsoft.com/office/word/2018/wordml/cex" xmlns:w16cid="http://schemas.microsoft.com/office/word/2016/wordml/cid" xmlns:w16="http://schemas.microsoft.com/office/word/2018/wordml" xmlns:w16du="http://schemas.microsoft.com/office/word/2023/wordml/word16du" xmlns:w16sdtdh="http://schemas.microsoft.com/office/word/2020/wordml/sdtdatahash" xmlns:w16sdtfl="http://schemas.microsoft.com/office/word/2024/wordml/sdtformatlock" xmlns:w16se="http://schemas.microsoft.com/office/word/2015/wordml/symex" mc:Ignorable="w14 w15 w16se w16cid w16 w16cex w16sdtdh w16sdtfl w16du">
+  <w:docDefaults>
+    <w:rPrDefault>
+      <w:rPr>
+        <w:rFonts w:asciiTheme="minorHAnsi" w:eastAsiaTheme="minorEastAsia" w:hAnsiTheme="minorHAnsi" w:cstheme="minorBidi"/>
+        <w:kern w:val="2"/>
+        <w:sz w:val="24"/>
+        <w:szCs w:val="24"/>
+        <w:lang w:val="en-US" w:eastAsia="en-US" w:bidi="ar-SA"/>
+        <w14:ligatures w14:val="standardContextual"/>
+      </w:rPr>
+    </w:rPrDefault>
+    <w:pPrDefault>
+      <w:pPr>
+        <w:spacing w:after="160" w:line="278" w:lineRule="auto"/>
+      </w:pPr>
+    </w:pPrDefault>
+  </w:docDefaults>
+  <w:latentStyles w:defLockedState="0" w:defUIPriority="99" w:defSemiHidden="0" w:defUnhideWhenUsed="0" w:defQFormat="0" w:count="376">
+    <w:lsdException w:name="Normal" w:uiPriority="0" w:qFormat="1"/>
+    <w:lsdException w:name="heading 1" w:uiPriority="9" w:qFormat="1"/>
+    <w:lsdException w:name="heading 2" w:semiHidden="1" w:uiPriority="9" w:unhideWhenUsed="1" w:qFormat="1"/>
+    <w:lsdException w:name="heading 3" w:semiHidden="1" w:uiPriority="9" w:unhideWhenUsed="1" w:qFormat="1"/>
+    <w:lsdException w:name="heading 4" w:semiHidden="1" w:uiPriority="9" w:unhideWhenUsed="1" w:qFormat="1"/>
+    <w:lsdException w:name="heading 5" w:semiHidden="1" w:uiPriority="9" w:unhideWhenUsed="1" w:qFormat="1"/>
+    <w:lsdException w:name="heading 6" w:semiHidden="1" w:uiPriority="9" w:unhideWhenUsed="1" w:qFormat="1"/>
+    <w:lsdException w:name="heading 7" w:semiHidden="1" w:uiPriority="9" w:unhideWhenUsed="1" w:qFormat="1"/>
+    <w:lsdException w:name="heading 8" w:semiHidden="1" w:uiPriority="9" w:unhideWhenUsed="1" w:qFormat="1"/>
+    <w:lsdException w:name="heading 9" w:semiHidden="1" w:uiPriority="9" w:unhideWhenUsed="1" w:qFormat="1"/>
+    <w:lsdException w:name="index 1" w:semiHidden="1" w:unhideWhenUsed="1"/>
+    <w:lsdException w:name="index 2" w:semiHidden="1" w:unhideWhenUsed="1"/>
+    <w:lsdException w:name="index 3" w:semiHidden="1" w:unhideWhenUsed="1"/>
+    <w:lsdException w:name="index 4" w:semiHidden="1" w:unhideWhenUsed="1"/>
+    <w:lsdException w:name="index 5" w:semiHidden="1" w:unhideWhenUsed="1"/>
+    <w:lsdException w:name="index 6" w:semiHidden="1" w:unhideWhenUsed="1"/>
+    <w:lsdException w:name="index 7" w:semiHidden="1" w:unhideWhenUsed="1"/>
+    <w:lsdException w:name="index 8" w:semiHidden="1" w:unhideWhenUsed="1"/>
+    <w:lsdException w:name="index 9" w:semiHidden="1" w:unhideWhenUsed="1"/>
+    <w:lsdException w:name="toc 1" w:semiHidden="1" w:uiPriority="39" w:unhideWhenUsed="1"/>
+    <w:lsdException w:name="toc 2" w:semiHidden="1" w:uiPriority="39" w:unhideWhenUsed="1"/>
+    <w:lsdException w:name="toc 3" w:semiHidden="1" w:uiPriority="39" w:unhideWhenUsed="1"/>
+    <w:lsdException w:name="toc 4" w:semiHidden="1" w:uiPriority="39" w:unhideWhenUsed="1"/>
+    <w:lsdException w:name="toc 5" w:semiHidden="1" w:uiPriority="39" w:unhideWhenUsed="1"/>
+    <w:lsdException w:name="toc 6" w:semiHidden="1" w:uiPriority="39" w:unhideWhenUsed="1"/>
+    <w:lsdException w:name="toc 7" w:semiHidden="1" w:uiPriority="39" w:unhideWhenUsed="1"/>
+    <w:lsdException w:name="toc 8" w:semiHidden="1" w:uiPriority="39" w:unhideWhenUsed="1"/>
+    <w:lsdException w:name="toc 9" w:semiHidden="1" w:uiPriority="39" w:unhideWhenUsed="1"/>
+    <w:lsdException w:name="Normal Indent" w:semiHidden="1" w:unhideWhenUsed="1"/>
+    <w:lsdException w:name="footnote text" w:semiHidden="1" w:unhideWhenUsed="1"/>
+    <w:lsdException w:name="annotation text" w:semiHidden="1" w:unhideWhenUsed="1"/>
+    <w:lsdException w:name="header" w:semiHidden="1" w:unhideWhenUsed="1"/>
+    <w:lsdException w:name="footer" w:semiHidden="1" w:unhideWhenUsed="1"/>
+    <w:lsdException w:name="index heading" w:semiHidden="1" w:unhideWhenUsed="1"/>
+    <w:lsdException w:name="caption" w:semiHidden="1" w:uiPriority="35" w:unhideWhenUsed="1" w:qFormat="1"/>
+    <w:lsdException w:name="table of figures" w:semiHidden="1" w:unhideWhenUsed="1"/>
+    <w:lsdException w:name="envelope address" w:semiHidden="1" w:unhideWhenUsed="1"/>
+    <w:lsdException w:name="envelope return" w:semiHidden="1" w:unhideWhenUsed="1"/>
+    <w:lsdException w:name="footnote reference" w:semiHidden="1" w:unhideWhenUsed="1"/>
+    <w:lsdException w:name="annotation reference" w:semiHidden="1" w:unhideWhenUsed="1"/>
+    <w:lsdException w:name="line number" w:semiHidden="1" w:unhideWhenUsed="1"/>
+    <w:lsdException w:name="page number" w:semiHidden="1" w:unhideWhenUsed="1"/>
+    <w:lsdException w:name="endnote reference" w:semiHidden="1" w:unhideWhenUsed="1"/>
+    <w:lsdException w:name="endnote text" w:semiHidden="1" w:unhideWhenUsed="1"/>
+    <w:lsdException w:name="table of authorities" w:semiHidden="1" w:unhideWhenUsed="1"/>
+    <w:lsdException w:name="macro" w:semiHidden="1" w:unhideWhenUsed="1"/>
+    <w:lsdException w:name="toa heading" w:semiHidden="1" w:unhideWhenUsed="1"/>
+    <w:lsdException w:name="List" w:semiHidden="1" w:unhideWhenUsed="1"/>
+    <w:lsdException w:name="List Bullet" w:semiHidden="1" w:unhideWhenUsed="1"/>
+    <w:lsdException w:name="List Number" w:semiHidden="1" w:unhideWhenUsed="1"/>
+    <w:lsdException w:name="List 2" w:semiHidden="1" w:unhideWhenUsed="1"/>
+    <w:lsdException w:name="List 3" w:semiHidden="1" w:unhideWhenUsed="1"/>
+    <w:lsdException w:name="List 4" w:semiHidden="1" w:unhideWhenUsed="1"/>
+    <w:lsdException w:name="List 5" w:semiHidden="1" w:unhideWhenUsed="1"/>
+    <w:lsdException w:name="List Bullet 2" w:semiHidden="1" w:unhideWhenUsed="1"/>
+    <w:lsdException w:name="List Bullet 3" w:semiHidden="1" w:unhideWhenUsed="1"/>
+    <w:lsdException w:name="List Bullet 4" w:semiHidden="1" w:unhideWhenUsed="1"/>
+    <w:lsdException w:name="List Bullet 5" w:semiHidden="1" w:unhideWhenUsed="1"/>
+    <w:lsdException w:name="List Number 2" w:semiHidden="1" w:unhideWhenUsed="1"/>
+    <w:lsdException w:name="List Number 3" w:semiHidden="1" w:unhideWhenUsed="1"/>
+    <w:lsdException w:name="List Number 4" w:semiHidden="1" w:unhideWhenUsed="1"/>
+    <w:lsdException w:name="List Number 5" w:semiHidden="1" w:unhideWhenUsed="1"/>
+    <w:lsdException w:name="Title" w:uiPriority="10" w:qFormat="1"/>
+    <w:lsdException w:name="Closing" w:semiHidden="1" w:unhideWhenUsed="1"/>
+    <w:lsdException w:name="Signature" w:semiHidden="1" w:unhideWhenUsed="1"/>
+    <w:lsdException w:name="Default Paragraph Font" w:semiHidden="1" w:uiPriority="1" w:unhideWhenUsed="1"/>
+    <w:lsdException w:name="Body Text" w:semiHidden="1" w:unhideWhenUsed="1"/>
+    <w:lsdException w:name="Body Text Indent" w:semiHidden="1" w:unhideWhenUsed="1"/>
+    <w:lsdException w:name="List Continue" w:semiHidden="1" w:unhideWhenUsed="1"/>
+    <w:lsdException w:name="List Continue 2" w:semiHidden="1" w:unhideWhenUsed="1"/>
+    <w:lsdException w:name="List Continue 3" w:semiHidden="1" w:unhideWhenUsed="1"/>
+    <w:lsdException w:name="List Continue 4" w:semiHidden="1" w:unhideWhenUsed="1"/>
+    <w:lsdException w:name="List Continue 5" w:semiHidden="1" w:unhideWhenUsed="1"/>
+    <w:lsdException w:name="Message Header" w:semiHidden="1" w:unhideWhenUsed="1"/>
+    <w:lsdException w:name="Subtitle" w:uiPriority="11" w:qFormat="1"/>
+    <w:lsdException w:name="Salutation" w:semiHidden="1" w:unhideWhenUsed="1"/>
+    <w:lsdException w:name="Date" w:semiHidden="1" w:unhideWhenUsed="1"/>
+    <w:lsdException w:name="Body Text First Indent" w:semiHidden="1" w:unhideWhenUsed="1"/>
+    <w:lsdException w:name="Body Text First Indent 2" w:semiHidden="1" w:unhideWhenUsed="1"/>
+    <w:lsdException w:name="Note Heading" w:semiHidden="1" w:unhideWhenUsed="1"/>
+    <w:lsdException w:name="Body Text 2" w:semiHidden="1" w:unhideWhenUsed="1"/>
+    <w:lsdException w:name="Body Text 3" w:semiHidden="1" w:unhideWhenUsed="1"/>
+    <w:lsdException w:name="Body Text Indent 2" w:semiHidden="1" w:unhideWhenUsed="1"/>
+    <w:lsdException w:name="Body Text Indent 3" w:semiHidden="1" w:unhideWhenUsed="1"/>
+    <w:lsdException w:name="Block Text" w:semiHidden="1" w:unhideWhenUsed="1"/>
+    <w:lsdException w:name="Hyperlink" w:semiHidden="1" w:unhideWhenUsed="1"/>
+    <w:lsdException w:name="FollowedHyperlink" w:semiHidden="1" w:unhideWhenUsed="1"/>
+    <w:lsdException w:name="Strong" w:uiPriority="22" w:qFormat="1"/>
+    <w:lsdException w:name="Emphasis" w:uiPriority="20" w:qFormat="1"/>
+    <w:lsdException w:name="Document Map" w:semiHidden="1" w:unhideWhenUsed="1"/>
+    <w:lsdException w:name="Plain Text" w:semiHidden="1" w:unhideWhenUsed="1"/>
+    <w:lsdException w:name="E-mail Signature" w:semiHidden="1" w:unhideWhenUsed="1"/>
+    <w:lsdException w:name="HTML Top of Form" w:semiHidden="1" w:unhideWhenUsed="1"/>
+    <w:lsdException w:name="HTML Bottom of Form" w:semiHidden="1" w:unhideWhenUsed="1"/>
+    <w:lsdException w:name="Normal (Web)" w:semiHidden="1" w:unhideWhenUsed="1"/>
+    <w:lsdException w:name="HTML Acronym" w:semiHidden="1" w:unhideWhenUsed="1"/>
+    <w:lsdException w:name="HTML Address" w:semiHidden="1" w:unhideWhenUsed="1"/>
+    <w:lsdException w:name="HTML Cite" w:semiHidden="1" w:unhideWhenUsed="1"/>
+    <w:lsdException w:name="HTML Code" w:semiHidden="1" w:unhideWhenUsed="1"/>
+    <w:lsdException w:name="HTML Definition" w:semiHidden="1" w:unhideWhenUsed="1"/>
+    <w:lsdException w:name="HTML Keyboard" w:semiHidden="1" w:unhideWhenUsed="1"/>
+    <w:lsdException w:name="HTML Preformatted" w:semiHidden="1" w:unhideWhenUsed="1"/>
+    <w:lsdException w:name="HTML Sample" w:semiHidden="1" w:unhideWhenUsed="1"/>
+    <w:lsdException w:name="HTML Typewriter" w:semiHidden="1" w:unhideWhenUsed="1"/>
+    <w:lsdException w:name="HTML Variable" w:semiHidden="1" w:unhideWhenUsed="1"/>
+    <w:lsdException w:name="Normal Table" w:semiHidden="1" w:unhideWhenUsed="1"/>
+    <w:lsdException w:name="annotation subject" w:semiHidden="1" w:unhideWhenUsed="1"/>
+    <w:lsdException w:name="No List" w:semiHidden="1" w:unhideWhenUsed="1"/>
+    <w:lsdException w:name="Outline List 1" w:semiHidden="1" w:unhideWhenUsed="1"/>
+    <w:lsdException w:name="Outline List 2" w:semiHidden="1" w:unhideWhenUsed="1"/>
+    <w:lsdException w:name="Outline List 3" w:semiHidden="1" w:unhideWhenUsed="1"/>
+    <w:lsdException w:name="Table Simple 1" w:semiHidden="1" w:unhideWhenUsed="1"/>
+    <w:lsdException w:name="Table Simple 2" w:semiHidden="1" w:unhideWhenUsed="1"/>
+    <w:lsdException w:name="Table Simple 3" w:semiHidden="1" w:unhideWhenUsed="1"/>
+    <w:lsdException w:name="Table Classic 1" w:semiHidden="1" w:unhideWhenUsed="1"/>
+    <w:lsdException w:name="Table Classic 2" w:semiHidden="1" w:unhideWhenUsed="1"/>
+    <w:lsdException w:name="Table Classic 3" w:semiHidden="1" w:unhideWhenUsed="1"/>
+    <w:lsdException w:name="Table Classic 4" w:semiHidden="1" w:unhideWhenUsed="1"/>
+    <w:lsdException w:name="Table Colorful 1" w:semiHidden="1" w:unhideWhenUsed="1"/>
+    <w:lsdException w:name="Table Colorful 2" w:semiHidden="1" w:unhideWhenUsed="1"/>
+    <w:lsdException w:name="Table Colorful 3" w:semiHidden="1" w:unhideWhenUsed="1"/>
+    <w:lsdException w:name="Table Columns 1" w:semiHidden="1" w:unhideWhenUsed="1"/>
+    <w:lsdException w:name="Table Columns 2" w:semiHidden="1" w:unhideWhenUsed="1"/>
+    <w:lsdException w:name="Table Columns 3" w:semiHidden="1" w:unhideWhenUsed="1"/>
+    <w:lsdException w:name="Table Columns 4" w:semiHidden="1" w:unhideWhenUsed="1"/>
+    <w:lsdException w:name="Table Columns 5" w:semiHidden="1" w:unhideWhenUsed="1"/>
+    <w:lsdException w:name="Table Grid 1" w:semiHidden="1" w:unhideWhenUsed="1"/>
+    <w:lsdException w:name="Table Grid 2" w:semiHidden="1" w:unhideWhenUsed="1"/>
+    <w:lsdException w:name="Table Grid 3" w:semiHidden="1" w:unhideWhenUsed="1"/>
+    <w:lsdException w:name="Table Grid 4" w:semiHidden="1" w:unhideWhenUsed="1"/>
+    <w:lsdException w:name="Table Grid 5" w:semiHidden="1" w:unhideWhenUsed="1"/>
+    <w:lsdException w:name="Table Grid 6" w:semiHidden="1" w:unhideWhenUsed="1"/>
+    <w:lsdException w:name="Table Grid 7" w:semiHidden="1" w:unhideWhenUsed="1"/>
+    <w:lsdException w:name="Table Grid 8" w:semiHidden="1" w:unhideWhenUsed="1"/>
+    <w:lsdException w:name="Table List 1" w:semiHidden="1" w:unhideWhenUsed="1"/>
+    <w:lsdException w:name="Table List 2" w:semiHidden="1" w:unhideWhenUsed="1"/>
+    <w:lsdException w:name="Table List 3" w:semiHidden="1" w:unhideWhenUsed="1"/>
+    <w:lsdException w:name="Table List 4" w:semiHidden="1" w:unhideWhenUsed="1"/>
+    <w:lsdException w:name="Table List 5" w:semiHidden="1" w:unhideWhenUsed="1"/>
+    <w:lsdException w:name="Table List 6" w:semiHidden="1" w:unhideWhenUsed="1"/>
+    <w:lsdException w:name="Table List 7" w:semiHidden="1" w:unhideWhenUsed="1"/>
+    <w:lsdException w:name="Table List 8" w:semiHidden="1" w:unhideWhenUsed="1"/>
+    <w:lsdException w:name="Table 3D effects 1" w:semiHidden="1" w:unhideWhenUsed="1"/>
+    <w:lsdException w:name="Table 3D effects 2" w:semiHidden="1" w:unhideWhenUsed="1"/>
+    <w:lsdException w:name="Table 3D effects 3" w:semiHidden="1" w:unhideWhenUsed="1"/>
+    <w:lsdException w:name="Table Contemporary" w:semiHidden="1" w:unhideWhenUsed="1"/>
+    <w:lsdException w:name="Table Elegant" w:semiHidden="1" w:unhideWhenUsed="1"/>
+    <w:lsdException w:name="Table Professional" w:semiHidden="1" w:unhideWhenUsed="1"/>
+    <w:lsdException w:name="Table Subtle 1" w:semiHidden="1" w:unhideWhenUsed="1"/>
+    <w:lsdException w:name="Table Subtle 2" w:semiHidden="1" w:unhideWhenUsed="1"/>
+    <w:lsdException w:name="Table Web 1" w:semiHidden="1" w:unhideWhenUsed="1"/>
+    <w:lsdException w:name="Table Web 2" w:semiHidden="1" w:unhideWhenUsed="1"/>
+    <w:lsdException w:name="Table Web 3" w:semiHidden="1" w:unhideWhenUsed="1"/>
+    <w:lsdException w:name="Balloon Text" w:semiHidden="1" w:unhideWhenUsed="1"/>
+    <w:lsdException w:name="Table Grid" w:uiPriority="39"/>
+    <w:lsdException w:name="Table Theme" w:semiHidden="1" w:unhideWhenUsed="1"/>
+    <w:lsdException w:name="Placeholder Text" w:semiHidden="1"/>
+    <w:lsdException w:name="No Spacing" w:uiPriority="1" w:qFormat="1"/>
+    <w:lsdException w:name="Light Shading" w:uiPriority="60"/>
+    <w:lsdException w:name="Light List" w:uiPriority="61"/>
+    <w:lsdException w:name="Light Grid" w:uiPriority="62"/>
+    <w:lsdException w:name="Medium Shading 1" w:uiPriority="63"/>
+    <w:lsdException w:name="Medium Shading 2" w:uiPriority="64"/>
+    <w:lsdException w:name="Medium List 1" w:uiPriority="65"/>
+    <w:lsdException w:name="Medium List 2" w:uiPriority="66"/>
+    <w:lsdException w:name="Medium Grid 1" w:uiPriority="67"/>
+    <w:lsdException w:name="Medium Grid 2" w:uiPriority="68"/>
+    <w:lsdException w:name="Medium Grid 3" w:uiPriority="69"/>
+    <w:lsdException w:name="Dark List" w:uiPriority="70"/>
+    <w:lsdException w:name="Colorful Shading" w:uiPriority="71"/>
+    <w:lsdException w:name="Colorful List" w:uiPriority="72"/>
+    <w:lsdException w:name="Colorful Grid" w:uiPriority="73"/>
+    <w:lsdException w:name="Light Shading Accent 1" w:uiPriority="60"/>
+    <w:lsdException w:name="Light List Accent 1" w:uiPriority="61"/>
+    <w:lsdException w:name="Light Grid Accent 1" w:uiPriority="62"/>
+    <w:lsdException w:name="Medium Shading 1 Accent 1" w:uiPriority="63"/>
+    <w:lsdException w:name="Medium Shading 2 Accent 1" w:uiPriority="64"/>
+    <w:lsdException w:name="Medium List 1 Accent 1" w:uiPriority="65"/>
+    <w:lsdException w:name="Revision" w:semiHidden="1"/>
+    <w:lsdException w:name="List Paragraph" w:uiPriority="34" w:qFormat="1"/>
+    <w:lsdException w:name="Quote" w:uiPriority="29" w:qFormat="1"/>
+    <w:lsdException w:name="Intense Quote" w:uiPriority="30" w:qFormat="1"/>
+    <w:lsdException w:name="Medium List 2 Accent 1" w:uiPriority="66"/>
+    <w:lsdException w:name="Medium Grid 1 Accent 1" w:uiPriority="67"/>
+    <w:lsdException w:name="Medium Grid 2 Accent 1" w:uiPriority="68"/>
+    <w:lsdException w:name="Medium Grid 3 Accent 1" w:uiPriority="69"/>
+    <w:lsdException w:name="Dark List Accent 1" w:uiPriority="70"/>
+    <w:lsdException w:name="Colorful Shading Accent 1" w:uiPriority="71"/>
+    <w:lsdException w:name="Colorful List Accent 1" w:uiPriority="72"/>
+    <w:lsdException w:name="Colorful Grid Accent 1" w:uiPriority="73"/>
+    <w:lsdException w:name="Light Shading Accent 2" w:uiPriority="60"/>
+    <w:lsdException w:name="Light List Accent 2" w:uiPriority="61"/>
+    <w:lsdException w:name="Light Grid Accent 2" w:uiPriority="62"/>
+    <w:lsdException w:name="Medium Shading 1 Accent 2" w:uiPriority="63"/>
+    <w:lsdException w:name="Medium Shading 2 Accent 2" w:uiPriority="64"/>
+    <w:lsdException w:name="Medium List 1 Accent 2" w:uiPriority="65"/>
+    <w:lsdException w:name="Medium List 2 Accent 2" w:uiPriority="66"/>
+    <w:lsdException w:name="Medium Grid 1 Accent 2" w:uiPriority="67"/>
+    <w:lsdException w:name="Medium Grid 2 Accent 2" w:uiPriority="68"/>
+    <w:lsdException w:name="Medium Grid 3 Accent 2" w:uiPriority="69"/>
+    <w:lsdException w:name="Dark List Accent 2" w:uiPriority="70"/>
+    <w:lsdException w:name="Colorful Shading Accent 2" w:uiPriority="71"/>
+    <w:lsdException w:name="Colorful List Accent 2" w:uiPriority="72"/>
+    <w:lsdException w:name="Colorful Grid Accent 2" w:uiPriority="73"/>
+    <w:lsdException w:name="Light Shading Accent 3" w:uiPriority="60"/>
+    <w:lsdException w:name="Light List Accent 3" w:uiPriority="61"/>
+    <w:lsdException w:name="Light Grid Accent 3" w:uiPriority="62"/>
+    <w:lsdException w:name="Medium Shading 1 Accent 3" w:uiPriority="63"/>
+    <w:lsdException w:name="Medium Shading 2 Accent 3" w:uiPriority="64"/>
+    <w:lsdException w:name="Medium List 1 Accent 3" w:uiPriority="65"/>
+    <w:lsdException w:name="Medium List 2 Accent 3" w:uiPriority="66"/>
+    <w:lsdException w:name="Medium Grid 1 Accent 3" w:uiPriority="67"/>
+    <w:lsdException w:name="Medium Grid 2 Accent 3" w:uiPriority="68"/>
+    <w:lsdException w:name="Medium Grid 3 Accent 3" w:uiPriority="69"/>
+    <w:lsdException w:name="Dark List Accent 3" w:uiPriority="70"/>
+    <w:lsdException w:name="Colorful Shading Accent 3" w:uiPriority="71"/>
+    <w:lsdException w:name="Colorful List Accent 3" w:uiPriority="72"/>
+    <w:lsdException w:name="Colorful Grid Accent 3" w:uiPriority="73"/>
+    <w:lsdException w:name="Light Shading Accent 4" w:uiPriority="60"/>
+    <w:lsdException w:name="Light List Accent 4" w:uiPriority="61"/>
+    <w:lsdException w:name="Light Grid Accent 4" w:uiPriority="62"/>
+    <w:lsdException w:name="Medium Shading 1 Accent 4" w:uiPriority="63"/>
+    <w:lsdException w:name="Medium Shading 2 Accent 4" w:uiPriority="64"/>
+    <w:lsdException w:name="Medium List 1 Accent 4" w:uiPriority="65"/>
+    <w:lsdException w:name="Medium List 2 Accent 4" w:uiPriority="66"/>
+    <w:lsdException w:name="Medium Grid 1 Accent 4" w:uiPriority="67"/>
+    <w:lsdException w:name="Medium Grid 2 Accent 4" w:uiPriority="68"/>
+    <w:lsdException w:name="Medium Grid 3 Accent 4" w:uiPriority="69"/>
+    <w:lsdException w:name="Dark List Accent 4" w:uiPriority="70"/>
+    <w:lsdException w:name="Colorful Shading Accent 4" w:uiPriority="71"/>
+    <w:lsdException w:name="Colorful List Accent 4" w:uiPriority="72"/>
+    <w:lsdException w:name="Colorful Grid Accent 4" w:uiPriority="73"/>
+    <w:lsdException w:name="Light Shading Accent 5" w:uiPriority="60"/>
+    <w:lsdException w:name="Light List Accent 5" w:uiPriority="61"/>
+    <w:lsdException w:name="Light Grid Accent 5" w:uiPriority="62"/>
+    <w:lsdException w:name="Medium Shading 1 Accent 5" w:uiPriority="63"/>
+    <w:lsdException w:name="Medium Shading 2 Accent 5" w:uiPriority="64"/>
+    <w:lsdException w:name="Medium List 1 Accent 5" w:uiPriority="65"/>
+    <w:lsdException w:name="Medium List 2 Accent 5" w:uiPriority="66"/>
+    <w:lsdException w:name="Medium Grid 1 Accent 5" w:uiPriority="67"/>
+    <w:lsdException w:name="Medium Grid 2 Accent 5" w:uiPriority="68"/>
+    <w:lsdException w:name="Medium Grid 3 Accent 5" w:uiPriority="69"/>
+    <w:lsdException w:name="Dark List Accent 5" w:uiPriority="70"/>
+    <w:lsdException w:name="Colorful Shading Accent 5" w:uiPriority="71"/>
+    <w:lsdException w:name="Colorful List Accent 5" w:uiPriority="72"/>
+    <w:lsdException w:name="Colorful Grid Accent 5" w:uiPriority="73"/>
+    <w:lsdException w:name="Light Shading Accent 6" w:uiPriority="60"/>
+    <w:lsdException w:name="Light List Accent 6" w:uiPriority="61"/>
+    <w:lsdException w:name="Light Grid Accent 6" w:uiPriority="62"/>
+    <w:lsdException w:name="Medium Shading 1 Accent 6" w:uiPriority="63"/>
+    <w:lsdException w:name="Medium Shading 2 Accent 6" w:uiPriority="64"/>
+    <w:lsdException w:name="Medium List 1 Accent 6" w:uiPriority="65"/>
+    <w:lsdException w:name="Medium List 2 Accent 6" w:uiPriority="66"/>
+    <w:lsdException w:name="Medium Grid 1 Accent 6" w:uiPriority="67"/>
+    <w:lsdException w:name="Medium Grid 2 Accent 6" w:uiPriority="68"/>
+    <w:lsdException w:name="Medium Grid 3 Accent 6" w:uiPriority="69"/>
+    <w:lsdException w:name="Dark List Accent 6" w:uiPriority="70"/>
+    <w:lsdException w:name="Colorful Shading Accent 6" w:uiPriority="71"/>
+    <w:lsdException w:name="Colorful List Accent 6" w:uiPriority="72"/>
+    <w:lsdException w:name="Colorful Grid Accent 6" w:uiPriority="73"/>
+    <w:lsdException w:name="Subtle Emphasis" w:uiPriority="19" w:qFormat="1"/>
+    <w:lsdException w:name="Intense Emphasis" w:uiPriority="21" w:qFormat="1"/>
+    <w:lsdException w:name="Subtle Reference" w:uiPriority="31" w:qFormat="1"/>
+    <w:lsdException w:name="Intense Reference" w:uiPriority="32" w:qFormat="1"/>
+    <w:lsdException w:name="Book Title" w:uiPriority="33" w:qFormat="1"/>
+    <w:lsdException w:name="Bibliography" w:semiHidden="1" w:uiPriority="37" w:unhideWhenUsed="1"/>
+    <w:lsdException w:name="TOC Heading" w:semiHidden="1" w:uiPriority="39" w:unhideWhenUsed="1" w:qFormat="1"/>
+    <w:lsdException w:name="Plain Table 1" w:uiPriority="41"/>
+    <w:lsdException w:name="Plain Table 2" w:uiPriority="42"/>
+    <w:lsdException w:name="Plain Table 3" w:uiPriority="43"/>
+    <w:lsdException w:name="Plain Table 4" w:uiPriority="44"/>
+    <w:lsdException w:name="Plain Table 5" w:uiPriority="45"/>
+    <w:lsdException w:name="Grid Table Light" w:uiPriority="40"/>
+    <w:lsdException w:name="Grid Table 1 Light" w:uiPriority="46"/>
+    <w:lsdException w:name="Grid Table 2" w:uiPriority="47"/>
+    <w:lsdException w:name="Grid Table 3" w:uiPriority="48"/>
+    <w:lsdException w:name="Grid Table 4" w:uiPriority="49"/>
+    <w:lsdException w:name="Grid Table 5 Dark" w:uiPriority="50"/>
+    <w:lsdException w:name="Grid Table 6 Colorful" w:uiPriority="51"/>
+    <w:lsdException w:name="Grid Table 7 Colorful" w:uiPriority="52"/>
+    <w:lsdException w:name="Grid Table 1 Light Accent 1" w:uiPriority="46"/>
+    <w:lsdException w:name="Grid Table 2 Accent 1" w:uiPriority="47"/>
+    <w:lsdException w:name="Grid Table 3 Accent 1" w:uiPriority="48"/>
+    <w:lsdException w:name="Grid Table 4 Accent 1" w:uiPriority="49"/>
+    <w:lsdException w:name="Grid Table 5 Dark Accent 1" w:uiPriority="50"/>
+    <w:lsdException w:name="Grid Table 6 Colorful Accent 1" w:uiPriority="51"/>
+    <w:lsdException w:name="Grid Table 7 Colorful Accent 1" w:uiPriority="52"/>
+    <w:lsdException w:name="Grid Table 1 Light Accent 2" w:uiPriority="46"/>
+    <w:lsdException w:name="Grid Table 2 Accent 2" w:uiPriority="47"/>
+    <w:lsdException w:name="Grid Table 3 Accent 2" w:uiPriority="48"/>
+    <w:lsdException w:name="Grid Table 4 Accent 2" w:uiPriority="49"/>
+    <w:lsdException w:name="Grid Table 5 Dark Accent 2" w:uiPriority="50"/>
+    <w:lsdException w:name="Grid Table 6 Colorful Accent 2" w:uiPriority="51"/>
+    <w:lsdException w:name="Grid Table 7 Colorful Accent 2" w:uiPriority="52"/>
+    <w:lsdException w:name="Grid Table 1 Light Accent 3" w:uiPriority="46"/>
+    <w:lsdException w:name="Grid Table 2 Accent 3" w:uiPriority="47"/>
+    <w:lsdException w:name="Grid Table 3 Accent 3" w:uiPriority="48"/>
+    <w:lsdException w:name="Grid Table 4 Accent 3" w:uiPriority="49"/>
+    <w:lsdException w:name="Grid Table 5 Dark Accent 3" w:uiPriority="50"/>
+    <w:lsdException w:name="Grid Table 6 Colorful Accent 3" w:uiPriority="51"/>
+    <w:lsdException w:name="Grid Table 7 Colorful Accent 3" w:uiPriority="52"/>
+    <w:lsdException w:name="Grid Table 1 Light Accent 4" w:uiPriority="46"/>
+    <w:lsdException w:name="Grid Table 2 Accent 4" w:uiPriority="47"/>
+    <w:lsdException w:name="Grid Table 3 Accent 4" w:uiPriority="48"/>
+    <w:lsdException w:name="Grid Table 4 Accent 4" w:uiPriority="49"/>
+    <w:lsdException w:name="Grid Table 5 Dark Accent 4" w:uiPriority="50"/>
+    <w:lsdException w:name="Grid Table 6 Colorful Accent 4" w:uiPriority="51"/>
+    <w:lsdException w:name="Grid Table 7 Colorful Accent 4" w:uiPriority="52"/>
+    <w:lsdException w:name="Grid Table 1 Light Accent 5" w:uiPriority="46"/>
+    <w:lsdException w:name="Grid Table 2 Accent 5" w:uiPriority="47"/>
+    <w:lsdException w:name="Grid Table 3 Accent 5" w:uiPriority="48"/>
+    <w:lsdException w:name="Grid Table 4 Accent 5" w:uiPriority="49"/>
+    <w:lsdException w:name="Grid Table 5 Dark Accent 5" w:uiPriority="50"/>
+    <w:lsdException w:name="Grid Table 6 Colorful Accent 5" w:uiPriority="51"/>
+    <w:lsdException w:name="Grid Table 7 Colorful Accent 5" w:uiPriority="52"/>
+    <w:lsdException w:name="Grid Table 1 Light Accent 6" w:uiPriority="46"/>
+    <w:lsdException w:name="Grid Table 2 Accent 6" w:uiPriority="47"/>
+    <w:lsdException w:name="Grid Table 3 Accent 6" w:uiPriority="48"/>
+    <w:lsdException w:name="Grid Table 4 Accent 6" w:uiPriority="49"/>
+    <w:lsdException w:name="Grid Table 5 Dark Accent 6" w:uiPriority="50"/>
+    <w:lsdException w:name="Grid Table 6 Colorful Accent 6" w:uiPriority="51"/>
+    <w:lsdException w:name="Grid Table 7 Colorful Accent 6" w:uiPriority="52"/>
+    <w:lsdException w:name="List Table 1 Light" w:uiPriority="46"/>
+    <w:lsdException w:name="List Table 2" w:uiPriority="47"/>
+    <w:lsdException w:name="List Table 3" w:uiPriority="48"/>
+    <w:lsdException w:name="List Table 4" w:uiPriority="49"/>
+    <w:lsdException w:name="List Table 5 Dark" w:uiPriority="50"/>
+    <w:lsdException w:name="List Table 6 Colorful" w:uiPriority="51"/>
+    <w:lsdException w:name="List Table 7 Colorful" w:uiPriority="52"/>
+    <w:lsdException w:name="List Table 1 Light Accent 1" w:uiPriority="46"/>
+    <w:lsdException w:name="List Table 2 Accent 1" w:uiPriority="47"/>
+    <w:lsdException w:name="List Table 3 Accent 1" w:uiPriority="48"/>
+    <w:lsdException w:name="List Table 4 Accent 1" w:uiPriority="49"/>
+    <w:lsdException w:name="List Table 5 Dark Accent 1" w:uiPriority="50"/>
+    <w:lsdException w:name="List Table 6 Colorful Accent 1" w:uiPriority="51"/>
+    <w:lsdException w:name="List Table 7 Colorful Accent 1" w:uiPriority="52"/>
+    <w:lsdException w:name="List Table 1 Light Accent 2" w:uiPriority="46"/>
+    <w:lsdException w:name="List Table 2 Accent 2" w:uiPriority="47"/>
+    <w:lsdException w:name="List Table 3 Accent 2" w:uiPriority="48"/>
+    <w:lsdException w:name="List Table 4 Accent 2" w:uiPriority="49"/>
+    <w:lsdException w:name="List Table 5 Dark Accent 2" w:uiPriority="50"/>
+    <w:lsdException w:name="List Table 6 Colorful Accent 2" w:uiPriority="51"/>
+    <w:lsdException w:name="List Table 7 Colorful Accent 2" w:uiPriority="52"/>
+    <w:lsdException w:name="List Table 1 Light Accent 3" w:uiPriority="46"/>
+    <w:lsdException w:name="List Table 2 Accent 3" w:uiPriority="47"/>
+    <w:lsdException w:name="List Table 3 Accent 3" w:uiPriority="48"/>
+    <w:lsdException w:name="List Table 4 Accent 3" w:uiPriority="49"/>
+    <w:lsdException w:name="List Table 5 Dark Accent 3" w:uiPriority="50"/>
+    <w:lsdException w:name="List Table 6 Colorful Accent 3" w:uiPriority="51"/>
+    <w:lsdException w:name="List Table 7 Colorful Accent 3" w:uiPriority="52"/>
+    <w:lsdException w:name="List Table 1 Light Accent 4" w:uiPriority="46"/>
+    <w:lsdException w:name="List Table 2 Accent 4" w:uiPriority="47"/>
+    <w:lsdException w:name="List Table 3 Accent 4" w:uiPriority="48"/>
+    <w:lsdException w:name="List Table 4 Accent 4" w:uiPriority="49"/>
+    <w:lsdException w:name="List Table 5 Dark Accent 4" w:uiPriority="50"/>
+    <w:lsdException w:name="List Table 6 Colorful Accent 4" w:uiPriority="51"/>
+    <w:lsdException w:name="List Table 7 Colorful Accent 4" w:uiPriority="52"/>
+    <w:lsdException w:name="List Table 1 Light Accent 5" w:uiPriority="46"/>
+    <w:lsdException w:name="List Table 2 Accent 5" w:uiPriority="47"/>
+    <w:lsdException w:name="List Table 3 Accent 5" w:uiPriority="48"/>
+    <w:lsdException w:name="List Table 4 Accent 5" w:uiPriority="49"/>
+    <w:lsdException w:name="List Table 5 Dark Accent 5" w:uiPriority="50"/>
+    <w:lsdException w:name="List Table 6 Colorful Accent 5" w:uiPriority="51"/>
+    <w:lsdException w:name="List Table 7 Colorful Accent 5" w:uiPriority="52"/>
+    <w:lsdException w:name="List Table 1 Light Accent 6" w:uiPriority="46"/>
+    <w:lsdException w:name="List Table 2 Accent 6" w:uiPriority="47"/>
+    <w:lsdException w:name="List Table 3 Accent 6" w:uiPriority="48"/>
+    <w:lsdException w:name="List Table 4 Accent 6" w:uiPriority="49"/>
+    <w:lsdException w:name="List Table 5 Dark Accent 6" w:uiPriority="50"/>
+    <w:lsdException w:name="List Table 6 Colorful Accent 6" w:uiPriority="51"/>
+    <w:lsdException w:name="List Table 7 Colorful Accent 6" w:uiPriority="52"/>
+    <w:lsdException w:name="Mention" w:semiHidden="1" w:unhideWhenUsed="1"/>
+    <w:lsdException w:name="Smart Hyperlink" w:semiHidden="1" w:unhideWhenUsed="1"/>
+    <w:lsdException w:name="Hashtag" w:semiHidden="1" w:unhideWhenUsed="1"/>
+    <w:lsdException w:name="Unresolved Mention" w:semiHidden="1" w:unhideWhenUsed="1"/>
+    <w:lsdException w:name="Smart Link" w:semiHidden="1" w:unhideWhenUsed="1"/>
+  </w:latentStyles>
+  <w:style w:type="paragraph" w:default="1" w:styleId="Normal">
+    <w:name w:val="Normal"/>
+    <w:qFormat/>
+  </w:style>
+  <w:style w:type="character" w:default="1" w:styleId="DefaultParagraphFont">
+    <w:name w:val="Default Paragraph Font"/>
+    <w:uiPriority w:val="1"/>
+    <w:semiHidden/>
+    <w:unhideWhenUsed/>
+  </w:style>
+  <w:style w:type="table" w:default="1" w:styleId="TableNormal">
+    <w:name w:val="Normal Table"/>
+    <w:uiPriority w:val="99"/>
+    <w:semiHidden/>
+    <w:unhideWhenUsed/>
+    <w:tblPr>
+      <w:tblInd w:w="0" w:type="dxa"/>
+      <w:tblCellMar>
+        <w:top w:w="0" w:type="dxa"/>
+        <w:left w:w="108" w:type="dxa"/>
+        <w:bottom w:w="0" w:type="dxa"/>
+        <w:right w:w="108" w:type="dxa"/>
+      </w:tblCellMar>
+    </w:tblPr>
+  </w:style>
+  <w:style w:type="numbering" w:default="1" w:styleId="NoList">
+    <w:name w:val="No List"/>
+    <w:uiPriority w:val="99"/>
+    <w:semiHidden/>
+    <w:unhideWhenUsed/>
+  </w:style>
+  <w:style w:type="character" w:styleId="PlaceholderText">
+    <w:name w:val="Placeholder Text"/>
+    <w:basedOn w:val="DefaultParagraphFont"/>
+    <w:uiPriority w:val="99"/>
+    <w:semiHidden/>
+    <w:rsid w:val="00D82711"/>
+    <w:rPr>
+      <w:color w:val="666666"/>
+    </w:rPr>
+  </w:style>
+</w:styles>
+</file>
+
+<file path=word/glossary/webSettings.xml><?xml version="1.0" encoding="utf-8"?>
+<w:webSettings xmlns:mc="http://schemas.openxmlformats.org/markup-compatibility/2006" xmlns:r="http://schemas.openxmlformats.org/officeDocument/2006/relationships" xmlns:w="http://schemas.openxmlformats.org/wordprocessingml/2006/main" xmlns:w14="http://schemas.microsoft.com/office/word/2010/wordml" xmlns:w15="http://schemas.microsoft.com/office/word/2012/wordml" xmlns:w16cex="http://schemas.microsoft.com/office/word/2018/wordml/cex" xmlns:w16cid="http://schemas.microsoft.com/office/word/2016/wordml/cid" xmlns:w16="http://schemas.microsoft.com/office/word/2018/wordml" xmlns:w16du="http://schemas.microsoft.com/office/word/2023/wordml/word16du" xmlns:w16sdtdh="http://schemas.microsoft.com/office/word/2020/wordml/sdtdatahash" xmlns:w16sdtfl="http://schemas.microsoft.com/office/word/2024/wordml/sdtformatlock" xmlns:w16se="http://schemas.microsoft.com/office/word/2015/wordml/symex" mc:Ignorable="w14 w15 w16se w16cid w16 w16cex w16sdtdh w16sdtfl w16du">
+  <w:optimizeForBrowser/>
+  <w:allowPNG/>
+</w:webSettings>
 </file>
 
 <file path=word/theme/theme1.xml><?xml version="1.0" encoding="utf-8"?>
@@ -1246,4 +2442,40 @@
     </a:ext>
   </a:extLst>
 </a:theme>
+</file>
+
+<file path=word/webextensions/taskpanes.xml><?xml version="1.0" encoding="utf-8"?>
+<wetp:taskpanes xmlns:wetp="http://schemas.microsoft.com/office/webextensions/taskpanes/2010/11">
+  <wetp:taskpane dockstate="right" visibility="0" width="350" row="0">
+    <wetp:webextensionref xmlns:r="http://schemas.openxmlformats.org/officeDocument/2006/relationships" r:id="rId1"/>
+  </wetp:taskpane>
+</wetp:taskpanes>
+</file>
+
+<file path=word/webextensions/webextension1.xml><?xml version="1.0" encoding="utf-8"?>
+<we:webextension xmlns:we="http://schemas.microsoft.com/office/webextensions/webextension/2010/11" id="{F5C6079C-EC47-9F40-96DC-4A9C2C700F61}">
+  <we:reference id="wa104382081" version="1.55.1.0" store="en-US" storeType="OMEX"/>
+  <we:alternateReferences>
+    <we:reference id="WA104382081" version="1.55.1.0" store="" storeType="OMEX"/>
+  </we:alternateReferences>
+  <we:properties>
+    <we:property name="MENDELEY_CITATIONS" value="[{&quot;citationID&quot;:&quot;MENDELEY_CITATION_d23a6aab-6de4-4fb3-a0be-c4486878b3e6&quot;,&quot;properties&quot;:{&quot;noteIndex&quot;:0},&quot;isEdited&quot;:false,&quot;manualOverride&quot;:{&quot;isManuallyOverridden&quot;:false,&quot;citeprocText&quot;:&quot;(1)&quot;,&quot;manualOverrideText&quot;:&quot;&quot;},&quot;citationTag&quot;:&quot;MENDELEY_CITATION_v3_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&quot;,&quot;citationItems&quot;:[{&quot;id&quot;:&quot;03a45da2-b9e9-3531-9f01-5f61fac20cb2&quot;,&quot;itemData&quot;:{&quot;type&quot;:&quot;article-journal&quot;,&quot;id&quot;:&quot;03a45da2-b9e9-3531-9f01-5f61fac20cb2&quot;,&quot;title&quot;:&quot;The global health and economic burden of chikungunya from 2011 to 2020: a model-driven analysis on the impact of an emerging vector-borne disease&quot;,&quot;author&quot;:[{&quot;family&quot;:&quot;Roo&quot;,&quot;given&quot;:&quot;Adrianne Marije&quot;,&quot;parse-names&quot;:false,&quot;dropping-particle&quot;:&quot;&quot;,&quot;non-dropping-particle&quot;:&quot;De&quot;},{&quot;family&quot;:&quot;Vondeling&quot;,&quot;given&quot;:&quot;Gerard Timmy&quot;,&quot;parse-names&quot;:false,&quot;dropping-particle&quot;:&quot;&quot;,&quot;non-dropping-particle&quot;:&quot;&quot;},{&quot;family&quot;:&quot;Boer&quot;,&quot;given&quot;:&quot;Martijn&quot;,&quot;parse-names&quot;:false,&quot;dropping-particle&quot;:&quot;&quot;,&quot;non-dropping-particle&quot;:&quot;&quot;},{&quot;family&quot;:&quot;Murray&quot;,&quot;given&quot;:&quot;Kristy&quot;,&quot;parse-names&quot;:false,&quot;dropping-particle&quot;:&quot;&quot;,&quot;non-dropping-particle&quot;:&quot;&quot;},{&quot;family&quot;:&quot;Postma&quot;,&quot;given&quot;:&quot;Maarten Jacobus&quot;,&quot;parse-names&quot;:false,&quot;dropping-particle&quot;:&quot;&quot;,&quot;non-dropping-particle&quot;:&quot;&quot;}],&quot;container-title&quot;:&quot;BMJ Global Health&quot;,&quot;container-title-short&quot;:&quot;BMJ Glob Health&quot;,&quot;accessed&quot;:{&quot;date-parts&quot;:[[2025,7,29]]},&quot;DOI&quot;:&quot;10.1136/BMJGH-2024-016648&quot;,&quot;ISSN&quot;:&quot;2059-7908&quot;,&quot;PMID&quot;:&quot;10.1136/bmjgh-2024-016648&quot;,&quot;URL&quot;:&quot;https://gh.bmj.com/content/9/12/e016648&quot;,&quot;issued&quot;:{&quot;date-parts&quot;:[[2024,12,3]]},&quot;abstract&quot;:&quot;Introduction Chikungunya is a mosquito-borne arboviral disease posing an emerging global public health threat. Understanding the global burden of chikungunya is critical for designing effective prevention and control strategies. However, current estimates of the economic and health impact of chikungunya remain limited and are potentially underestimated. This study aims to provide a comprehensive overview of the chikungunya burden worldwide.Methods We analysed the global burden of chikungunya between 2011 and 2020 and calculated disability-adjusted life years (DALYs) and direct and indirect costs using a data-driven simulation model. The main outcomes were the number of cases, the total DALY burden, and the direct and indirect costs of acute and chronic chikungunya between 2011 and 2020.Results Our study revealed a total of 18.7 million chikungunya cases in 110 countries between 2011 and 2020, causing 1.95 million DALYs. Most of this burden was found in the Latin American and Caribbean region. The total economic burden caused by chikungunya over these 10 years was estimated at $2.8 billion in direct costs and $47.1 billion in indirect costs worldwide. Long-term chronic illness was the source of most costs and DALYs.Conclusion Chikungunya has a higher disease burden than was previously estimated and costs related to the disease are substantial. Especially in combination with its unpredictable nature, chikungunya could significantly impact local health systems. Insights from this study could inform decision makers on the impact of chikungunya on population health and help them to appropriately allocate resources to protect vulnerable populations from this debilitating disease.&quot;,&quot;publisher&quot;:&quot;BMJ Publishing Group Ltd&quot;,&quot;issue&quot;:&quot;12&quot;,&quot;volume&quot;:&quot;9&quot;},&quot;isTemporary&quot;:false}]},{&quot;citationID&quot;:&quot;MENDELEY_CITATION_e225cc0d-7933-4950-bde1-cb2a750bbb0c&quot;,&quot;properties&quot;:{&quot;noteIndex&quot;:0},&quot;isEdited&quot;:false,&quot;manualOverride&quot;:{&quot;isManuallyOverridden&quot;:false,&quot;citeprocText&quot;:&quot;(1)&quot;,&quot;manualOverrideText&quot;:&quot;&quot;},&quot;citationTag&quot;:&quot;MENDELEY_CITATION_v3_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&quot;,&quot;citationItems&quot;:[{&quot;id&quot;:&quot;03a45da2-b9e9-3531-9f01-5f61fac20cb2&quot;,&quot;itemData&quot;:{&quot;type&quot;:&quot;article-journal&quot;,&quot;id&quot;:&quot;03a45da2-b9e9-3531-9f01-5f61fac20cb2&quot;,&quot;title&quot;:&quot;The global health and economic burden of chikungunya from 2011 to 2020: a model-driven analysis on the impact of an emerging vector-borne disease&quot;,&quot;author&quot;:[{&quot;family&quot;:&quot;Roo&quot;,&quot;given&quot;:&quot;Adrianne Marije&quot;,&quot;parse-names&quot;:false,&quot;dropping-particle&quot;:&quot;&quot;,&quot;non-dropping-particle&quot;:&quot;De&quot;},{&quot;family&quot;:&quot;Vondeling&quot;,&quot;given&quot;:&quot;Gerard Timmy&quot;,&quot;parse-names&quot;:false,&quot;dropping-particle&quot;:&quot;&quot;,&quot;non-dropping-particle&quot;:&quot;&quot;},{&quot;family&quot;:&quot;Boer&quot;,&quot;given&quot;:&quot;Martijn&quot;,&quot;parse-names&quot;:false,&quot;dropping-particle&quot;:&quot;&quot;,&quot;non-dropping-particle&quot;:&quot;&quot;},{&quot;family&quot;:&quot;Murray&quot;,&quot;given&quot;:&quot;Kristy&quot;,&quot;parse-names&quot;:false,&quot;dropping-particle&quot;:&quot;&quot;,&quot;non-dropping-particle&quot;:&quot;&quot;},{&quot;family&quot;:&quot;Postma&quot;,&quot;given&quot;:&quot;Maarten Jacobus&quot;,&quot;parse-names&quot;:false,&quot;dropping-particle&quot;:&quot;&quot;,&quot;non-dropping-particle&quot;:&quot;&quot;}],&quot;container-title&quot;:&quot;BMJ Global Health&quot;,&quot;container-title-short&quot;:&quot;BMJ Glob Health&quot;,&quot;accessed&quot;:{&quot;date-parts&quot;:[[2025,7,29]]},&quot;DOI&quot;:&quot;10.1136/BMJGH-2024-016648&quot;,&quot;ISSN&quot;:&quot;2059-7908&quot;,&quot;PMID&quot;:&quot;10.1136/bmjgh-2024-016648&quot;,&quot;URL&quot;:&quot;https://gh.bmj.com/content/9/12/e016648&quot;,&quot;issued&quot;:{&quot;date-parts&quot;:[[2024,12,3]]},&quot;abstract&quot;:&quot;Introduction Chikungunya is a mosquito-borne arboviral disease posing an emerging global public health threat. Understanding the global burden of chikungunya is critical for designing effective prevention and control strategies. However, current estimates of the economic and health impact of chikungunya remain limited and are potentially underestimated. This study aims to provide a comprehensive overview of the chikungunya burden worldwide.Methods We analysed the global burden of chikungunya between 2011 and 2020 and calculated disability-adjusted life years (DALYs) and direct and indirect costs using a data-driven simulation model. The main outcomes were the number of cases, the total DALY burden, and the direct and indirect costs of acute and chronic chikungunya between 2011 and 2020.Results Our study revealed a total of 18.7 million chikungunya cases in 110 countries between 2011 and 2020, causing 1.95 million DALYs. Most of this burden was found in the Latin American and Caribbean region. The total economic burden caused by chikungunya over these 10 years was estimated at $2.8 billion in direct costs and $47.1 billion in indirect costs worldwide. Long-term chronic illness was the source of most costs and DALYs.Conclusion Chikungunya has a higher disease burden than was previously estimated and costs related to the disease are substantial. Especially in combination with its unpredictable nature, chikungunya could significantly impact local health systems. Insights from this study could inform decision makers on the impact of chikungunya on population health and help them to appropriately allocate resources to protect vulnerable populations from this debilitating disease.&quot;,&quot;publisher&quot;:&quot;BMJ Publishing Group Ltd&quot;,&quot;issue&quot;:&quot;12&quot;,&quot;volume&quot;:&quot;9&quot;},&quot;isTemporary&quot;:false}]},{&quot;citationID&quot;:&quot;MENDELEY_CITATION_d5c517f3-649a-4f74-9d1e-998fd6bc6808&quot;,&quot;properties&quot;:{&quot;noteIndex&quot;:0},&quot;isEdited&quot;:false,&quot;manualOverride&quot;:{&quot;isManuallyOverridden&quot;:false,&quot;citeprocText&quot;:&quot;(2)&quot;,&quot;manualOverrideText&quot;:&quot;&quot;},&quot;citationTag&quot;:&quot;MENDELEY_CITATION_v3_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&quot;,&quot;citationItems&quot;:[{&quot;id&quot;:&quot;9800b69c-484c-3109-bcec-1e79b70d9bf0&quot;,&quot;itemData&quot;:{&quot;type&quot;:&quot;article-journal&quot;,&quot;id&quot;:&quot;9800b69c-484c-3109-bcec-1e79b70d9bf0&quot;,&quot;title&quot;:&quot;Chikungunya fever&quot;,&quot;author&quot;:[{&quot;family&quot;:&quot;Bartholomeeusen&quot;,&quot;given&quot;:&quot;Koen&quot;,&quot;parse-names&quot;:false,&quot;dropping-particle&quot;:&quot;&quot;,&quot;non-dropping-particle&quot;:&quot;&quot;},{&quot;family&quot;:&quot;Daniel&quot;,&quot;given&quot;:&quot;Matthieu&quot;,&quot;parse-names&quot;:false,&quot;dropping-particle&quot;:&quot;&quot;,&quot;non-dropping-particle&quot;:&quot;&quot;},{&quot;family&quot;:&quot;LaBeaud&quot;,&quot;given&quot;:&quot;Desiree A.&quot;,&quot;parse-names&quot;:false,&quot;dropping-particle&quot;:&quot;&quot;,&quot;non-dropping-particle&quot;:&quot;&quot;},{&quot;family&quot;:&quot;Gasque&quot;,&quot;given&quot;:&quot;Philippe&quot;,&quot;parse-names&quot;:false,&quot;dropping-particle&quot;:&quot;&quot;,&quot;non-dropping-particle&quot;:&quot;&quot;},{&quot;family&quot;:&quot;Peeling&quot;,&quot;given&quot;:&quot;Rosanna W.&quot;,&quot;parse-names&quot;:false,&quot;dropping-particle&quot;:&quot;&quot;,&quot;non-dropping-particle&quot;:&quot;&quot;},{&quot;family&quot;:&quot;Stephenson&quot;,&quot;given&quot;:&quot;Kathryn E.&quot;,&quot;parse-names&quot;:false,&quot;dropping-particle&quot;:&quot;&quot;,&quot;non-dropping-particle&quot;:&quot;&quot;},{&quot;family&quot;:&quot;Ng&quot;,&quot;given&quot;:&quot;Lisa F.P.&quot;,&quot;parse-names&quot;:false,&quot;dropping-particle&quot;:&quot;&quot;,&quot;non-dropping-particle&quot;:&quot;&quot;},{&quot;family&quot;:&quot;Ariën&quot;,&quot;given&quot;:&quot;Kevin K.&quot;,&quot;parse-names&quot;:false,&quot;dropping-particle&quot;:&quot;&quot;,&quot;non-dropping-particle&quot;:&quot;&quot;}],&quot;container-title&quot;:&quot;Nature Reviews Disease Primers 2023 9:1&quot;,&quot;accessed&quot;:{&quot;date-parts&quot;:[[2025,7,29]]},&quot;DOI&quot;:&quot;10.1038/s41572-023-00429-2&quot;,&quot;ISSN&quot;:&quot;2056-676X&quot;,&quot;PMID&quot;:&quot;37024497&quot;,&quot;URL&quot;:&quot;https://www.nature.com/articles/s41572-023-00429-2&quot;,&quot;issued&quot;:{&quot;date-parts&quot;:[[2023,4,6]]},&quot;page&quot;:&quot;1-21&quot;,&quot;abstract&quot;:&quot;Chikungunya virus is widespread throughout the tropics, where it causes recurrent outbreaks of chikungunya fever. In recent years, outbreaks have afflicted populations in East and Central Africa, South America and Southeast Asia. The virus is transmitted by Aedes aegypti and Aedes albopictus mosquitoes. Chikungunya fever is characterized by severe arthralgia and myalgia that can persist for years and have considerable detrimental effects on health, quality of life and economic productivity. The effects of climate change as well as increased globalization of commerce and travel have led to growth of the habitat of Aedes mosquitoes. As a result, increasing numbers of people will be at risk of chikungunya fever in the coming years. In the absence of specific antiviral treatments and with vaccines still in development, surveillance and vector control are essential to suppress re-emergence and epidemics. Chikungunya fever is an acute febrile illness caused by chikungunya virus, a mosquito-borne alphavirus. This Primer by Bartholomeeusen and colleagues summarizes the epidemiology, mechanisms, diagnosis and treatment of chikungunya fever, and discusses patient quality of life and open research questions for this condition.&quot;,&quot;publisher&quot;:&quot;Nature Publishing Group&quot;,&quot;issue&quot;:&quot;1&quot;,&quot;volume&quot;:&quot;9&quot;,&quot;container-title-short&quot;:&quot;&quot;},&quot;isTemporary&quot;:false}]},{&quot;citationID&quot;:&quot;MENDELEY_CITATION_560aa947-a08c-48ba-99b6-9e6257b53aaf&quot;,&quot;properties&quot;:{&quot;noteIndex&quot;:0},&quot;isEdited&quot;:false,&quot;manualOverride&quot;:{&quot;isManuallyOverridden&quot;:false,&quot;citeprocText&quot;:&quot;(2)&quot;,&quot;manualOverrideText&quot;:&quot;&quot;},&quot;citationTag&quot;:&quot;MENDELEY_CITATION_v3_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&quot;,&quot;citationItems&quot;:[{&quot;id&quot;:&quot;9800b69c-484c-3109-bcec-1e79b70d9bf0&quot;,&quot;itemData&quot;:{&quot;type&quot;:&quot;article-journal&quot;,&quot;id&quot;:&quot;9800b69c-484c-3109-bcec-1e79b70d9bf0&quot;,&quot;title&quot;:&quot;Chikungunya fever&quot;,&quot;author&quot;:[{&quot;family&quot;:&quot;Bartholomeeusen&quot;,&quot;given&quot;:&quot;Koen&quot;,&quot;parse-names&quot;:false,&quot;dropping-particle&quot;:&quot;&quot;,&quot;non-dropping-particle&quot;:&quot;&quot;},{&quot;family&quot;:&quot;Daniel&quot;,&quot;given&quot;:&quot;Matthieu&quot;,&quot;parse-names&quot;:false,&quot;dropping-particle&quot;:&quot;&quot;,&quot;non-dropping-particle&quot;:&quot;&quot;},{&quot;family&quot;:&quot;LaBeaud&quot;,&quot;given&quot;:&quot;Desiree A.&quot;,&quot;parse-names&quot;:false,&quot;dropping-particle&quot;:&quot;&quot;,&quot;non-dropping-particle&quot;:&quot;&quot;},{&quot;family&quot;:&quot;Gasque&quot;,&quot;given&quot;:&quot;Philippe&quot;,&quot;parse-names&quot;:false,&quot;dropping-particle&quot;:&quot;&quot;,&quot;non-dropping-particle&quot;:&quot;&quot;},{&quot;family&quot;:&quot;Peeling&quot;,&quot;given&quot;:&quot;Rosanna W.&quot;,&quot;parse-names&quot;:false,&quot;dropping-particle&quot;:&quot;&quot;,&quot;non-dropping-particle&quot;:&quot;&quot;},{&quot;family&quot;:&quot;Stephenson&quot;,&quot;given&quot;:&quot;Kathryn E.&quot;,&quot;parse-names&quot;:false,&quot;dropping-particle&quot;:&quot;&quot;,&quot;non-dropping-particle&quot;:&quot;&quot;},{&quot;family&quot;:&quot;Ng&quot;,&quot;given&quot;:&quot;Lisa F.P.&quot;,&quot;parse-names&quot;:false,&quot;dropping-particle&quot;:&quot;&quot;,&quot;non-dropping-particle&quot;:&quot;&quot;},{&quot;family&quot;:&quot;Ariën&quot;,&quot;given&quot;:&quot;Kevin K.&quot;,&quot;parse-names&quot;:false,&quot;dropping-particle&quot;:&quot;&quot;,&quot;non-dropping-particle&quot;:&quot;&quot;}],&quot;container-title&quot;:&quot;Nature Reviews Disease Primers 2023 9:1&quot;,&quot;accessed&quot;:{&quot;date-parts&quot;:[[2025,7,29]]},&quot;DOI&quot;:&quot;10.1038/s41572-023-00429-2&quot;,&quot;ISSN&quot;:&quot;2056-676X&quot;,&quot;PMID&quot;:&quot;37024497&quot;,&quot;URL&quot;:&quot;https://www.nature.com/articles/s41572-023-00429-2&quot;,&quot;issued&quot;:{&quot;date-parts&quot;:[[2023,4,6]]},&quot;page&quot;:&quot;1-21&quot;,&quot;abstract&quot;:&quot;Chikungunya virus is widespread throughout the tropics, where it causes recurrent outbreaks of chikungunya fever. In recent years, outbreaks have afflicted populations in East and Central Africa, South America and Southeast Asia. The virus is transmitted by Aedes aegypti and Aedes albopictus mosquitoes. Chikungunya fever is characterized by severe arthralgia and myalgia that can persist for years and have considerable detrimental effects on health, quality of life and economic productivity. The effects of climate change as well as increased globalization of commerce and travel have led to growth of the habitat of Aedes mosquitoes. As a result, increasing numbers of people will be at risk of chikungunya fever in the coming years. In the absence of specific antiviral treatments and with vaccines still in development, surveillance and vector control are essential to suppress re-emergence and epidemics. Chikungunya fever is an acute febrile illness caused by chikungunya virus, a mosquito-borne alphavirus. This Primer by Bartholomeeusen and colleagues summarizes the epidemiology, mechanisms, diagnosis and treatment of chikungunya fever, and discusses patient quality of life and open research questions for this condition.&quot;,&quot;publisher&quot;:&quot;Nature Publishing Group&quot;,&quot;issue&quot;:&quot;1&quot;,&quot;volume&quot;:&quot;9&quot;,&quot;container-title-short&quot;:&quot;&quot;},&quot;isTemporary&quot;:false}]}]"/>
+    <we:property name="MENDELEY_CITATIONS_LOCALE_CODE" value="&quot;en-GB&quot;"/>
+    <we:property name="MENDELEY_CITATIONS_STYLE" value="{&quot;id&quot;:&quot;https://www.zotero.org/styles/vancouver&quot;,&quot;title&quot;:&quot;Vancouver&quot;,&quot;format&quot;:&quot;numeric&quot;,&quot;defaultLocale&quot;:null,&quot;isLocaleCodeValid&quot;:true}"/>
+  </we:properties>
+  <we:bindings/>
+  <we:snapshot xmlns:r="http://schemas.openxmlformats.org/officeDocument/2006/relationships"/>
+</we:webextension>
+</file>
+
+<file path=customXml/item1.xml><?xml version="1.0" encoding="utf-8"?>
+<b:Sources xmlns:b="http://schemas.openxmlformats.org/officeDocument/2006/bibliography" xmlns="http://schemas.openxmlformats.org/officeDocument/2006/bibliography" SelectedStyle="/APASixthEditionOfficeOnline.xsl" StyleName="APA" Version="6"/>
+</file>
+
+<file path=customXml/itemProps1.xml><?xml version="1.0" encoding="utf-8"?>
+<ds:datastoreItem xmlns:ds="http://schemas.openxmlformats.org/officeDocument/2006/customXml" ds:itemID="{8D2D4868-31D6-6A4E-8A9B-6B5D98E8CCFB}">
+  <ds:schemaRefs>
+    <ds:schemaRef ds:uri="http://schemas.openxmlformats.org/officeDocument/2006/bibliography"/>
+  </ds:schemaRefs>
+</ds:datastoreItem>
 </file>
--- a/PhD files/Chikungunya Disease.docx
+++ b/PhD files/Chikungunya Disease.docx
@@ -12,35 +12,101 @@
         <w:rPr>
           <w:lang w:val="en-GB"/>
         </w:rPr>
+        <w:t>Chikungunya Fever</w:t>
+      </w:r>
+    </w:p>
+    <w:p>
+      <w:pPr>
+        <w:rPr>
+          <w:b/>
+          <w:bCs/>
+          <w:lang w:val="en-GB"/>
+        </w:rPr>
+      </w:pPr>
+      <w:r>
+        <w:rPr>
+          <w:b/>
+          <w:bCs/>
+          <w:lang w:val="en-GB"/>
+        </w:rPr>
         <w:t>Introduction</w:t>
       </w:r>
     </w:p>
     <w:p>
       <w:pPr>
-        <w:rPr>
-          <w:lang w:val="en-GB"/>
-        </w:rPr>
-      </w:pPr>
-      <w:r>
-        <w:rPr>
-          <w:lang w:val="en-GB"/>
-        </w:rPr>
-        <w:t xml:space="preserve">Chikungunya is a mosquito-borne arboviral disease posing a global </w:t>
-      </w:r>
-      <w:r>
-        <w:rPr>
+        <w:jc w:val="both"/>
+        <w:rPr>
+          <w:rFonts w:ascii="Times New Roman" w:hAnsi="Times New Roman" w:cs="Times New Roman"/>
+          <w:color w:val="000000"/>
+          <w:lang w:val="en-GB"/>
+        </w:rPr>
+      </w:pPr>
+      <w:r>
+        <w:rPr>
+          <w:rFonts w:ascii="Times New Roman" w:hAnsi="Times New Roman" w:cs="Times New Roman"/>
+          <w:lang w:val="en-GB"/>
+        </w:rPr>
+        <w:t xml:space="preserve">Chikungunya </w:t>
+      </w:r>
+      <w:r>
+        <w:rPr>
+          <w:rFonts w:ascii="Times New Roman" w:hAnsi="Times New Roman" w:cs="Times New Roman"/>
+          <w:lang w:val="en-GB"/>
+        </w:rPr>
+        <w:t xml:space="preserve">fever </w:t>
+      </w:r>
+      <w:r>
+        <w:rPr>
+          <w:rFonts w:ascii="Times New Roman" w:hAnsi="Times New Roman" w:cs="Times New Roman"/>
+          <w:lang w:val="en-GB"/>
+        </w:rPr>
+        <w:t xml:space="preserve">is a mosquito-borne arboviral disease </w:t>
+      </w:r>
+      <w:r>
+        <w:rPr>
+          <w:rFonts w:ascii="Times New Roman" w:hAnsi="Times New Roman" w:cs="Times New Roman"/>
+          <w:lang w:val="en-GB"/>
+        </w:rPr>
+        <w:t xml:space="preserve">that </w:t>
+      </w:r>
+      <w:r>
+        <w:rPr>
+          <w:rFonts w:ascii="Times New Roman" w:hAnsi="Times New Roman" w:cs="Times New Roman"/>
+          <w:lang w:val="en-GB"/>
+        </w:rPr>
+        <w:t>pos</w:t>
+      </w:r>
+      <w:r>
+        <w:rPr>
+          <w:rFonts w:ascii="Times New Roman" w:hAnsi="Times New Roman" w:cs="Times New Roman"/>
+          <w:lang w:val="en-GB"/>
+        </w:rPr>
+        <w:t>e</w:t>
+      </w:r>
+      <w:r>
+        <w:rPr>
+          <w:rFonts w:ascii="Times New Roman" w:hAnsi="Times New Roman" w:cs="Times New Roman"/>
+          <w:lang w:val="en-GB"/>
+        </w:rPr>
+        <w:t xml:space="preserve"> global </w:t>
+      </w:r>
+      <w:r>
+        <w:rPr>
+          <w:rFonts w:ascii="Times New Roman" w:hAnsi="Times New Roman" w:cs="Times New Roman"/>
           <w:lang w:val="en-GB"/>
         </w:rPr>
         <w:t xml:space="preserve">public </w:t>
       </w:r>
       <w:r>
         <w:rPr>
+          <w:rFonts w:ascii="Times New Roman" w:hAnsi="Times New Roman" w:cs="Times New Roman"/>
           <w:lang w:val="en-GB"/>
         </w:rPr>
         <w:t>health threa</w:t>
       </w:r>
       <w:r>
         <w:rPr>
+          <w:rFonts w:ascii="Times New Roman" w:hAnsi="Times New Roman" w:cs="Times New Roman"/>
           <w:lang w:val="en-GB"/>
         </w:rPr>
         <w:t xml:space="preserve">t </w:t>
@@ -48,6 +114,7 @@
       <w:sdt>
         <w:sdtPr>
           <w:rPr>
+            <w:rFonts w:ascii="Times New Roman" w:hAnsi="Times New Roman" w:cs="Times New Roman"/>
             <w:color w:val="000000"/>
             <w:lang w:val="en-GB"/>
           </w:rPr>
@@ -60,6 +127,7 @@
         <w:sdtContent>
           <w:r>
             <w:rPr>
+              <w:rFonts w:ascii="Times New Roman" w:hAnsi="Times New Roman" w:cs="Times New Roman"/>
               <w:color w:val="000000"/>
               <w:lang w:val="en-GB"/>
             </w:rPr>
@@ -69,6 +137,7 @@
       </w:sdt>
       <w:r>
         <w:rPr>
+          <w:rFonts w:ascii="Times New Roman" w:hAnsi="Times New Roman" w:cs="Times New Roman"/>
           <w:color w:val="000000"/>
           <w:lang w:val="en-GB"/>
         </w:rPr>
@@ -76,14 +145,944 @@
       </w:r>
       <w:r>
         <w:rPr>
-          <w:color w:val="000000"/>
-          <w:lang w:val="en-GB"/>
-        </w:rPr>
-        <w:t xml:space="preserve">Since the first reported outbreak in Tanzania in 1952, the virus has spread globally causing a substantial morbidity and socioeconomic burden </w:t>
+          <w:rFonts w:ascii="Times New Roman" w:hAnsi="Times New Roman" w:cs="Times New Roman"/>
+          <w:color w:val="000000"/>
+          <w:lang w:val="en-GB"/>
+        </w:rPr>
+        <w:t>The virus was first discovered</w:t>
+      </w:r>
+      <w:r>
+        <w:rPr>
+          <w:rFonts w:ascii="Times New Roman" w:hAnsi="Times New Roman" w:cs="Times New Roman"/>
+          <w:color w:val="000000"/>
+          <w:lang w:val="en-GB"/>
+        </w:rPr>
+        <w:t xml:space="preserve"> in</w:t>
+      </w:r>
+      <w:r>
+        <w:rPr>
+          <w:rFonts w:ascii="Times New Roman" w:hAnsi="Times New Roman" w:cs="Times New Roman"/>
+          <w:color w:val="000000"/>
+          <w:lang w:val="en-GB"/>
+        </w:rPr>
+        <w:t xml:space="preserve"> 1952 on the Makonde plateau in</w:t>
+      </w:r>
+      <w:r>
+        <w:rPr>
+          <w:rFonts w:ascii="Times New Roman" w:hAnsi="Times New Roman" w:cs="Times New Roman"/>
+          <w:color w:val="000000"/>
+          <w:lang w:val="en-GB"/>
+        </w:rPr>
+        <w:t xml:space="preserve"> Tanzania</w:t>
+      </w:r>
+      <w:r>
+        <w:rPr>
+          <w:rFonts w:ascii="Times New Roman" w:hAnsi="Times New Roman" w:cs="Times New Roman"/>
+          <w:color w:val="000000"/>
+          <w:lang w:val="en-GB"/>
+        </w:rPr>
+        <w:t>.</w:t>
+      </w:r>
+      <w:r>
+        <w:rPr>
+          <w:rFonts w:ascii="Times New Roman" w:hAnsi="Times New Roman" w:cs="Times New Roman"/>
+          <w:color w:val="000000"/>
+          <w:lang w:val="en-GB"/>
+        </w:rPr>
+        <w:t xml:space="preserve"> </w:t>
+      </w:r>
+      <w:r>
+        <w:rPr>
+          <w:rFonts w:ascii="Times New Roman" w:hAnsi="Times New Roman" w:cs="Times New Roman"/>
+          <w:color w:val="000000"/>
+          <w:lang w:val="en-GB"/>
+        </w:rPr>
+        <w:t xml:space="preserve">The word </w:t>
+      </w:r>
+      <w:r>
+        <w:rPr>
+          <w:rFonts w:ascii="Times New Roman" w:hAnsi="Times New Roman" w:cs="Times New Roman"/>
+          <w:i/>
+          <w:iCs/>
+          <w:color w:val="000000"/>
+          <w:lang w:val="en-GB"/>
+        </w:rPr>
+        <w:t>Chikungunya</w:t>
+      </w:r>
+      <w:r>
+        <w:rPr>
+          <w:rFonts w:ascii="Times New Roman" w:hAnsi="Times New Roman" w:cs="Times New Roman"/>
+          <w:color w:val="000000"/>
+          <w:lang w:val="en-GB"/>
+        </w:rPr>
+        <w:t xml:space="preserve"> is derived from Kimakonde</w:t>
+      </w:r>
+      <w:r>
+        <w:rPr>
+          <w:rFonts w:ascii="Times New Roman" w:hAnsi="Times New Roman" w:cs="Times New Roman"/>
+          <w:color w:val="000000"/>
+          <w:lang w:val="en-GB"/>
+        </w:rPr>
+        <w:t xml:space="preserve"> </w:t>
+      </w:r>
+      <w:r>
+        <w:rPr>
+          <w:rFonts w:ascii="Times New Roman" w:hAnsi="Times New Roman" w:cs="Times New Roman"/>
+          <w:color w:val="000000"/>
+          <w:lang w:val="en-GB"/>
+        </w:rPr>
+        <w:t>verb</w:t>
+      </w:r>
+      <w:r>
+        <w:rPr>
+          <w:rFonts w:ascii="Times New Roman" w:hAnsi="Times New Roman" w:cs="Times New Roman"/>
+          <w:color w:val="000000"/>
+          <w:lang w:val="en-GB"/>
+        </w:rPr>
+        <w:t>,</w:t>
+      </w:r>
+      <w:r>
+        <w:rPr>
+          <w:rFonts w:ascii="Times New Roman" w:hAnsi="Times New Roman" w:cs="Times New Roman"/>
+          <w:color w:val="000000"/>
+          <w:lang w:val="en-GB"/>
+        </w:rPr>
+        <w:t xml:space="preserve"> </w:t>
+      </w:r>
+      <w:r>
+        <w:rPr>
+          <w:rFonts w:ascii="Times New Roman" w:hAnsi="Times New Roman" w:cs="Times New Roman"/>
+          <w:i/>
+          <w:iCs/>
+          <w:color w:val="000000"/>
+          <w:lang w:val="en-GB"/>
+        </w:rPr>
+        <w:t xml:space="preserve">Kungunyala </w:t>
+      </w:r>
+      <w:r>
+        <w:rPr>
+          <w:rFonts w:ascii="Times New Roman" w:hAnsi="Times New Roman" w:cs="Times New Roman"/>
+          <w:color w:val="000000"/>
+          <w:lang w:val="en-GB"/>
+        </w:rPr>
+        <w:t>to mean that which bends up.</w:t>
+      </w:r>
+      <w:r>
+        <w:rPr>
+          <w:rFonts w:ascii="Times New Roman" w:hAnsi="Times New Roman" w:cs="Times New Roman"/>
+          <w:i/>
+          <w:iCs/>
+          <w:color w:val="000000"/>
+          <w:lang w:val="en-GB"/>
+        </w:rPr>
+        <w:t xml:space="preserve"> </w:t>
+      </w:r>
+      <w:r>
+        <w:rPr>
+          <w:rFonts w:ascii="Times New Roman" w:hAnsi="Times New Roman" w:cs="Times New Roman"/>
+          <w:color w:val="000000"/>
+          <w:lang w:val="en-GB"/>
+        </w:rPr>
+        <w:t xml:space="preserve">Chikungunya </w:t>
+      </w:r>
+      <w:r>
+        <w:rPr>
+          <w:rFonts w:ascii="Times New Roman" w:hAnsi="Times New Roman" w:cs="Times New Roman"/>
+          <w:color w:val="000000"/>
+          <w:lang w:val="en-GB"/>
+        </w:rPr>
+        <w:t>virus (CHIKV)</w:t>
+      </w:r>
+      <w:r>
+        <w:rPr>
+          <w:rFonts w:ascii="Times New Roman" w:hAnsi="Times New Roman" w:cs="Times New Roman"/>
+          <w:color w:val="000000"/>
+          <w:lang w:val="en-GB"/>
+        </w:rPr>
+        <w:t xml:space="preserve"> infection presents as an acute febrile illness onset and a chronic phase characterized by severe joint and skeletal muscle pains which may persist for </w:t>
+      </w:r>
+      <w:r>
+        <w:rPr>
+          <w:rFonts w:ascii="Times New Roman" w:hAnsi="Times New Roman" w:cs="Times New Roman"/>
+          <w:color w:val="000000"/>
+          <w:lang w:val="en-GB"/>
+        </w:rPr>
+        <w:t>M</w:t>
+      </w:r>
+      <w:r>
+        <w:rPr>
+          <w:rFonts w:ascii="Times New Roman" w:hAnsi="Times New Roman" w:cs="Times New Roman"/>
+          <w:color w:val="000000"/>
+          <w:lang w:val="en-GB"/>
+        </w:rPr>
+        <w:t>onths or even years</w:t>
+      </w:r>
+      <w:r>
+        <w:rPr>
+          <w:rFonts w:ascii="Times New Roman" w:hAnsi="Times New Roman" w:cs="Times New Roman"/>
+          <w:color w:val="000000"/>
+          <w:lang w:val="en-GB"/>
+        </w:rPr>
+        <w:t xml:space="preserve"> </w:t>
       </w:r>
       <w:sdt>
         <w:sdtPr>
           <w:rPr>
+            <w:rFonts w:ascii="Times New Roman" w:hAnsi="Times New Roman" w:cs="Times New Roman"/>
+            <w:color w:val="000000"/>
+            <w:lang w:val="en-GB"/>
+          </w:rPr>
+          <w:tag w:val="MENDELEY_CITATION_v3_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"/>
+          <w:id w:val="1120955975"/>
+          <w:placeholder>
+            <w:docPart w:val="DefaultPlaceholder_-1854013440"/>
+          </w:placeholder>
+        </w:sdtPr>
+        <w:sdtContent>
+          <w:r>
+            <w:rPr>
+              <w:rFonts w:ascii="Times New Roman" w:hAnsi="Times New Roman" w:cs="Times New Roman"/>
+              <w:color w:val="000000"/>
+              <w:lang w:val="en-GB"/>
+            </w:rPr>
+            <w:t>(2)</w:t>
+          </w:r>
+        </w:sdtContent>
+      </w:sdt>
+      <w:r>
+        <w:rPr>
+          <w:rFonts w:ascii="Times New Roman" w:hAnsi="Times New Roman" w:cs="Times New Roman"/>
+          <w:color w:val="000000"/>
+          <w:lang w:val="en-GB"/>
+        </w:rPr>
+        <w:t xml:space="preserve">. </w:t>
+      </w:r>
+      <w:r>
+        <w:rPr>
+          <w:rFonts w:ascii="Times New Roman" w:hAnsi="Times New Roman" w:cs="Times New Roman"/>
+          <w:color w:val="000000"/>
+          <w:lang w:val="en-GB"/>
+        </w:rPr>
+        <w:t>Clinical manifestations include fever, rash, headache, muscle pain and fatigue which are like dengue symptoms lead</w:t>
+      </w:r>
+      <w:r>
+        <w:rPr>
+          <w:rFonts w:ascii="Times New Roman" w:hAnsi="Times New Roman" w:cs="Times New Roman"/>
+          <w:color w:val="000000"/>
+          <w:lang w:val="en-GB"/>
+        </w:rPr>
+        <w:t>ing</w:t>
+      </w:r>
+      <w:r>
+        <w:rPr>
+          <w:rFonts w:ascii="Times New Roman" w:hAnsi="Times New Roman" w:cs="Times New Roman"/>
+          <w:color w:val="000000"/>
+          <w:lang w:val="en-GB"/>
+        </w:rPr>
+        <w:t xml:space="preserve"> to misdiagnosis and underreporting in the absence of specific laboratory diagnostic testing </w:t>
+      </w:r>
+      <w:sdt>
+        <w:sdtPr>
+          <w:rPr>
+            <w:rFonts w:ascii="Times New Roman" w:hAnsi="Times New Roman" w:cs="Times New Roman"/>
+            <w:color w:val="000000"/>
+            <w:lang w:val="en-GB"/>
+          </w:rPr>
+          <w:tag w:val="MENDELEY_CITATION_v3_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"/>
+          <w:id w:val="1822997395"/>
+          <w:placeholder>
+            <w:docPart w:val="DefaultPlaceholder_-1854013440"/>
+          </w:placeholder>
+        </w:sdtPr>
+        <w:sdtContent>
+          <w:r>
+            <w:rPr>
+              <w:rFonts w:ascii="Times New Roman" w:hAnsi="Times New Roman" w:cs="Times New Roman"/>
+              <w:color w:val="000000"/>
+              <w:lang w:val="en-GB"/>
+            </w:rPr>
+            <w:t>(2)</w:t>
+          </w:r>
+        </w:sdtContent>
+      </w:sdt>
+      <w:r>
+        <w:rPr>
+          <w:rFonts w:ascii="Times New Roman" w:hAnsi="Times New Roman" w:cs="Times New Roman"/>
+          <w:color w:val="000000"/>
+          <w:lang w:val="en-GB"/>
+        </w:rPr>
+        <w:t xml:space="preserve">. </w:t>
+      </w:r>
+      <w:r>
+        <w:rPr>
+          <w:rFonts w:ascii="Times New Roman" w:hAnsi="Times New Roman" w:cs="Times New Roman"/>
+          <w:color w:val="000000"/>
+          <w:lang w:val="en-GB"/>
+        </w:rPr>
+        <w:t xml:space="preserve">Chikungunya fever induced arthropathy (disease of the joints) has a considerable effect on the quality of life of individuals with chronic disease and results in economic losses especially in developing countries </w:t>
+      </w:r>
+      <w:sdt>
+        <w:sdtPr>
+          <w:rPr>
+            <w:rFonts w:ascii="Times New Roman" w:hAnsi="Times New Roman" w:cs="Times New Roman"/>
+            <w:color w:val="000000"/>
+            <w:lang w:val="en-GB"/>
+          </w:rPr>
+          <w:tag w:val="MENDELEY_CITATION_v3_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"/>
+          <w:id w:val="-912858740"/>
+          <w:placeholder>
+            <w:docPart w:val="DefaultPlaceholder_-1854013440"/>
+          </w:placeholder>
+        </w:sdtPr>
+        <w:sdtContent>
+          <w:r>
+            <w:rPr>
+              <w:rFonts w:ascii="Times New Roman" w:hAnsi="Times New Roman" w:cs="Times New Roman"/>
+              <w:color w:val="000000"/>
+              <w:lang w:val="en-GB"/>
+            </w:rPr>
+            <w:t>(1)</w:t>
+          </w:r>
+        </w:sdtContent>
+      </w:sdt>
+      <w:r>
+        <w:rPr>
+          <w:rFonts w:ascii="Times New Roman" w:hAnsi="Times New Roman" w:cs="Times New Roman"/>
+          <w:color w:val="000000"/>
+          <w:lang w:val="en-GB"/>
+        </w:rPr>
+        <w:t>.</w:t>
+      </w:r>
+    </w:p>
+    <w:p>
+      <w:pPr>
+        <w:jc w:val="both"/>
+        <w:rPr>
+          <w:rFonts w:ascii="Times New Roman" w:hAnsi="Times New Roman" w:cs="Times New Roman"/>
+          <w:color w:val="000000"/>
+          <w:lang w:val="en-GB"/>
+        </w:rPr>
+      </w:pPr>
+      <w:r>
+        <w:rPr>
+          <w:rFonts w:ascii="Times New Roman" w:hAnsi="Times New Roman" w:cs="Times New Roman"/>
+          <w:color w:val="000000"/>
+          <w:lang w:val="en-GB"/>
+        </w:rPr>
+        <w:t>The virus is transmitted</w:t>
+      </w:r>
+      <w:r>
+        <w:rPr>
+          <w:rFonts w:ascii="Times New Roman" w:hAnsi="Times New Roman" w:cs="Times New Roman"/>
+          <w:color w:val="000000"/>
+          <w:lang w:val="en-GB"/>
+        </w:rPr>
+        <w:t xml:space="preserve"> to humans</w:t>
+      </w:r>
+      <w:r>
+        <w:rPr>
+          <w:rFonts w:ascii="Times New Roman" w:hAnsi="Times New Roman" w:cs="Times New Roman"/>
+          <w:color w:val="000000"/>
+          <w:lang w:val="en-GB"/>
+        </w:rPr>
+        <w:t xml:space="preserve"> </w:t>
+      </w:r>
+      <w:r>
+        <w:rPr>
+          <w:rFonts w:ascii="Times New Roman" w:hAnsi="Times New Roman" w:cs="Times New Roman"/>
+          <w:color w:val="000000"/>
+          <w:lang w:val="en-GB"/>
+        </w:rPr>
+        <w:t xml:space="preserve">by a bite of infected female mosquitoes </w:t>
+      </w:r>
+      <w:r>
+        <w:rPr>
+          <w:rFonts w:ascii="Times New Roman" w:hAnsi="Times New Roman" w:cs="Times New Roman"/>
+          <w:color w:val="000000"/>
+          <w:lang w:val="en-GB"/>
+        </w:rPr>
+        <w:t xml:space="preserve">primarily by </w:t>
+      </w:r>
+      <w:r>
+        <w:rPr>
+          <w:rFonts w:ascii="Times New Roman" w:hAnsi="Times New Roman" w:cs="Times New Roman"/>
+          <w:i/>
+          <w:iCs/>
+          <w:color w:val="000000"/>
+          <w:lang w:val="en-GB"/>
+        </w:rPr>
+        <w:t xml:space="preserve">Aedes aegypti </w:t>
+      </w:r>
+      <w:r>
+        <w:rPr>
+          <w:rFonts w:ascii="Times New Roman" w:hAnsi="Times New Roman" w:cs="Times New Roman"/>
+          <w:color w:val="000000"/>
+          <w:lang w:val="en-GB"/>
+        </w:rPr>
+        <w:t xml:space="preserve">and </w:t>
+      </w:r>
+      <w:r>
+        <w:rPr>
+          <w:rFonts w:ascii="Times New Roman" w:hAnsi="Times New Roman" w:cs="Times New Roman"/>
+          <w:i/>
+          <w:iCs/>
+          <w:color w:val="000000"/>
+          <w:lang w:val="en-GB"/>
+        </w:rPr>
+        <w:t>Aedes Albopictus</w:t>
+      </w:r>
+      <w:r>
+        <w:rPr>
+          <w:rFonts w:ascii="Times New Roman" w:hAnsi="Times New Roman" w:cs="Times New Roman"/>
+          <w:color w:val="000000"/>
+          <w:lang w:val="en-GB"/>
+        </w:rPr>
+        <w:t xml:space="preserve"> mosquitoes</w:t>
+      </w:r>
+      <w:r>
+        <w:rPr>
+          <w:rFonts w:ascii="Times New Roman" w:hAnsi="Times New Roman" w:cs="Times New Roman"/>
+          <w:color w:val="000000"/>
+          <w:lang w:val="en-GB"/>
+        </w:rPr>
+        <w:t xml:space="preserve"> </w:t>
+      </w:r>
+      <w:sdt>
+        <w:sdtPr>
+          <w:rPr>
+            <w:rFonts w:ascii="Times New Roman" w:hAnsi="Times New Roman" w:cs="Times New Roman"/>
+            <w:color w:val="000000"/>
+            <w:lang w:val="en-GB"/>
+          </w:rPr>
+          <w:tag w:val="MENDELEY_CITATION_v3_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"/>
+          <w:id w:val="944805428"/>
+          <w:placeholder>
+            <w:docPart w:val="129B7FA25434D8459239334B5C0F600A"/>
+          </w:placeholder>
+        </w:sdtPr>
+        <w:sdtContent>
+          <w:r>
+            <w:rPr>
+              <w:rFonts w:ascii="Times New Roman" w:hAnsi="Times New Roman" w:cs="Times New Roman"/>
+              <w:color w:val="000000"/>
+              <w:lang w:val="en-GB"/>
+            </w:rPr>
+            <w:t>(3)</w:t>
+          </w:r>
+        </w:sdtContent>
+      </w:sdt>
+      <w:r>
+        <w:rPr>
+          <w:rFonts w:ascii="Times New Roman" w:hAnsi="Times New Roman" w:cs="Times New Roman"/>
+          <w:color w:val="000000"/>
+          <w:lang w:val="en-GB"/>
+        </w:rPr>
+        <w:t>. These species also transmit other viruses including dengue, Rift valley fever and Zika</w:t>
+      </w:r>
+      <w:r>
+        <w:rPr>
+          <w:rFonts w:ascii="Times New Roman" w:hAnsi="Times New Roman" w:cs="Times New Roman"/>
+          <w:color w:val="000000"/>
+          <w:lang w:val="en-GB"/>
+        </w:rPr>
+        <w:t xml:space="preserve"> with occasional co-infections reported </w:t>
+      </w:r>
+      <w:sdt>
+        <w:sdtPr>
+          <w:rPr>
+            <w:rFonts w:ascii="Times New Roman" w:hAnsi="Times New Roman" w:cs="Times New Roman"/>
+            <w:color w:val="000000"/>
+            <w:lang w:val="en-GB"/>
+          </w:rPr>
+          <w:tag w:val="MENDELEY_CITATION_v3_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"/>
+          <w:id w:val="1020135993"/>
+          <w:placeholder>
+            <w:docPart w:val="DefaultPlaceholder_-1854013440"/>
+          </w:placeholder>
+        </w:sdtPr>
+        <w:sdtContent>
+          <w:r>
+            <w:rPr>
+              <w:rFonts w:ascii="Times New Roman" w:hAnsi="Times New Roman" w:cs="Times New Roman"/>
+              <w:color w:val="000000"/>
+              <w:lang w:val="en-GB"/>
+            </w:rPr>
+            <w:t>(2)</w:t>
+          </w:r>
+        </w:sdtContent>
+      </w:sdt>
+      <w:r>
+        <w:rPr>
+          <w:rFonts w:ascii="Times New Roman" w:hAnsi="Times New Roman" w:cs="Times New Roman"/>
+          <w:color w:val="000000"/>
+          <w:lang w:val="en-GB"/>
+        </w:rPr>
+        <w:t>. They primarily bite during daylight hours</w:t>
+      </w:r>
+      <w:r>
+        <w:rPr>
+          <w:rFonts w:ascii="Times New Roman" w:hAnsi="Times New Roman" w:cs="Times New Roman"/>
+          <w:color w:val="000000"/>
+          <w:lang w:val="en-GB"/>
+        </w:rPr>
+        <w:t>.</w:t>
+      </w:r>
+    </w:p>
+    <w:p>
+      <w:pPr>
+        <w:jc w:val="both"/>
+        <w:rPr>
+          <w:rFonts w:ascii="Times New Roman" w:hAnsi="Times New Roman" w:cs="Times New Roman"/>
+          <w:color w:val="000000"/>
+          <w:lang w:val="en-GB"/>
+        </w:rPr>
+      </w:pPr>
+      <w:r>
+        <w:rPr>
+          <w:rFonts w:ascii="Times New Roman" w:hAnsi="Times New Roman" w:cs="Times New Roman"/>
+          <w:color w:val="000000"/>
+          <w:lang w:val="en-GB"/>
+        </w:rPr>
+        <w:t>The virus belongs</w:t>
+      </w:r>
+      <w:r>
+        <w:rPr>
+          <w:rFonts w:ascii="Times New Roman" w:hAnsi="Times New Roman" w:cs="Times New Roman"/>
+          <w:color w:val="000000"/>
+          <w:lang w:val="en-GB"/>
+        </w:rPr>
+        <w:t xml:space="preserve"> the genus alphavirus in the Togaviradae family</w:t>
+      </w:r>
+      <w:r>
+        <w:rPr>
+          <w:rFonts w:ascii="Times New Roman" w:hAnsi="Times New Roman" w:cs="Times New Roman"/>
+          <w:color w:val="000000"/>
+          <w:lang w:val="en-GB"/>
+        </w:rPr>
+        <w:t xml:space="preserve"> </w:t>
+      </w:r>
+      <w:sdt>
+        <w:sdtPr>
+          <w:rPr>
+            <w:rFonts w:ascii="Times New Roman" w:hAnsi="Times New Roman" w:cs="Times New Roman"/>
+            <w:color w:val="000000"/>
+            <w:lang w:val="en-GB"/>
+          </w:rPr>
+          <w:tag w:val="MENDELEY_CITATION_v3_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"/>
+          <w:id w:val="-1150362824"/>
+          <w:placeholder>
+            <w:docPart w:val="DefaultPlaceholder_-1854013440"/>
+          </w:placeholder>
+        </w:sdtPr>
+        <w:sdtContent>
+          <w:r>
+            <w:rPr>
+              <w:rFonts w:ascii="Times New Roman" w:hAnsi="Times New Roman" w:cs="Times New Roman"/>
+              <w:color w:val="000000"/>
+              <w:lang w:val="en-GB"/>
+            </w:rPr>
+            <w:t>(2)</w:t>
+          </w:r>
+        </w:sdtContent>
+      </w:sdt>
+      <w:r>
+        <w:rPr>
+          <w:rFonts w:ascii="Times New Roman" w:hAnsi="Times New Roman" w:cs="Times New Roman"/>
+          <w:color w:val="000000"/>
+          <w:lang w:val="en-GB"/>
+        </w:rPr>
+        <w:t xml:space="preserve">.  </w:t>
+      </w:r>
+      <w:r>
+        <w:rPr>
+          <w:rFonts w:ascii="Times New Roman" w:hAnsi="Times New Roman" w:cs="Times New Roman"/>
+          <w:color w:val="000000"/>
+          <w:lang w:val="en-GB"/>
+        </w:rPr>
+        <w:t>CHIKV is a single-stranded RNA virus</w:t>
+      </w:r>
+      <w:r>
+        <w:rPr>
+          <w:rFonts w:ascii="Times New Roman" w:hAnsi="Times New Roman" w:cs="Times New Roman"/>
+          <w:color w:val="000000"/>
+          <w:lang w:val="en-GB"/>
+        </w:rPr>
+        <w:t xml:space="preserve"> which was</w:t>
+      </w:r>
+      <w:r>
+        <w:rPr>
+          <w:rFonts w:ascii="Times New Roman" w:hAnsi="Times New Roman" w:cs="Times New Roman"/>
+          <w:color w:val="000000"/>
+          <w:lang w:val="en-GB"/>
+        </w:rPr>
+        <w:t xml:space="preserve"> first isolated in 1953 in Tanzania </w:t>
+      </w:r>
+      <w:sdt>
+        <w:sdtPr>
+          <w:rPr>
+            <w:rFonts w:ascii="Times New Roman" w:hAnsi="Times New Roman" w:cs="Times New Roman"/>
+            <w:color w:val="000000"/>
+            <w:lang w:val="en-GB"/>
+          </w:rPr>
+          <w:tag w:val="MENDELEY_CITATION_v3_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"/>
+          <w:id w:val="-1556536734"/>
+          <w:placeholder>
+            <w:docPart w:val="DefaultPlaceholder_-1854013440"/>
+          </w:placeholder>
+        </w:sdtPr>
+        <w:sdtContent>
+          <w:r>
+            <w:rPr>
+              <w:rFonts w:ascii="Times New Roman" w:hAnsi="Times New Roman" w:cs="Times New Roman"/>
+              <w:color w:val="000000"/>
+              <w:lang w:val="en-GB"/>
+            </w:rPr>
+            <w:t>(4)</w:t>
+          </w:r>
+        </w:sdtContent>
+      </w:sdt>
+      <w:r>
+        <w:rPr>
+          <w:rFonts w:ascii="Times New Roman" w:hAnsi="Times New Roman" w:cs="Times New Roman"/>
+          <w:color w:val="000000"/>
+          <w:lang w:val="en-GB"/>
+        </w:rPr>
+        <w:t>.</w:t>
+      </w:r>
+      <w:r>
+        <w:rPr>
+          <w:rFonts w:ascii="Times New Roman" w:hAnsi="Times New Roman" w:cs="Times New Roman"/>
+          <w:color w:val="000000"/>
+          <w:lang w:val="en-GB"/>
+        </w:rPr>
+        <w:t xml:space="preserve"> </w:t>
+      </w:r>
+      <w:r>
+        <w:rPr>
+          <w:rFonts w:ascii="Times New Roman" w:hAnsi="Times New Roman" w:cs="Times New Roman"/>
+          <w:color w:val="000000"/>
+          <w:lang w:val="en-GB"/>
+        </w:rPr>
+        <w:t>T</w:t>
+      </w:r>
+      <w:r>
+        <w:rPr>
+          <w:rFonts w:ascii="Times New Roman" w:hAnsi="Times New Roman" w:cs="Times New Roman"/>
+          <w:color w:val="000000"/>
+          <w:lang w:val="en-GB"/>
+        </w:rPr>
+        <w:t>he virus</w:t>
+      </w:r>
+      <w:r>
+        <w:rPr>
+          <w:rFonts w:ascii="Times New Roman" w:hAnsi="Times New Roman" w:cs="Times New Roman"/>
+          <w:color w:val="000000"/>
+          <w:lang w:val="en-GB"/>
+        </w:rPr>
+        <w:t xml:space="preserve"> is</w:t>
+      </w:r>
+      <w:r>
+        <w:rPr>
+          <w:rFonts w:ascii="Times New Roman" w:hAnsi="Times New Roman" w:cs="Times New Roman"/>
+          <w:color w:val="000000"/>
+          <w:lang w:val="en-GB"/>
+        </w:rPr>
+        <w:t xml:space="preserve"> maintained in a</w:t>
+      </w:r>
+      <w:r>
+        <w:rPr>
+          <w:rFonts w:ascii="Times New Roman" w:hAnsi="Times New Roman" w:cs="Times New Roman"/>
+          <w:color w:val="000000"/>
+          <w:lang w:val="en-GB"/>
+        </w:rPr>
+        <w:t xml:space="preserve"> complex</w:t>
+      </w:r>
+      <w:r>
+        <w:rPr>
+          <w:rFonts w:ascii="Times New Roman" w:hAnsi="Times New Roman" w:cs="Times New Roman"/>
+          <w:color w:val="000000"/>
+          <w:lang w:val="en-GB"/>
+        </w:rPr>
+        <w:t xml:space="preserve"> sylvatic cycle-a cyclical transmission of the virus between non-human hosts</w:t>
+      </w:r>
+      <w:r>
+        <w:rPr>
+          <w:rFonts w:ascii="Times New Roman" w:hAnsi="Times New Roman" w:cs="Times New Roman"/>
+          <w:color w:val="000000"/>
+          <w:lang w:val="en-GB"/>
+        </w:rPr>
+        <w:t xml:space="preserve"> and insects with occasional transmission to humans</w:t>
+      </w:r>
+      <w:sdt>
+        <w:sdtPr>
+          <w:rPr>
+            <w:rFonts w:ascii="Times New Roman" w:hAnsi="Times New Roman" w:cs="Times New Roman"/>
+            <w:color w:val="000000"/>
+            <w:lang w:val="en-GB"/>
+          </w:rPr>
+          <w:tag w:val="MENDELEY_CITATION_v3_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"/>
+          <w:id w:val="-924183123"/>
+          <w:placeholder>
+            <w:docPart w:val="DefaultPlaceholder_-1854013440"/>
+          </w:placeholder>
+        </w:sdtPr>
+        <w:sdtContent>
+          <w:r>
+            <w:rPr>
+              <w:rFonts w:ascii="Times New Roman" w:hAnsi="Times New Roman" w:cs="Times New Roman"/>
+              <w:color w:val="000000"/>
+              <w:lang w:val="en-GB"/>
+            </w:rPr>
+            <w:t>(5,6)</w:t>
+          </w:r>
+        </w:sdtContent>
+      </w:sdt>
+      <w:r>
+        <w:rPr>
+          <w:rFonts w:ascii="Times New Roman" w:hAnsi="Times New Roman" w:cs="Times New Roman"/>
+          <w:color w:val="000000"/>
+          <w:lang w:val="en-GB"/>
+        </w:rPr>
+        <w:t>.</w:t>
+      </w:r>
+      <w:r>
+        <w:rPr>
+          <w:rFonts w:ascii="Times New Roman" w:hAnsi="Times New Roman" w:cs="Times New Roman"/>
+          <w:color w:val="000000"/>
+          <w:lang w:val="en-GB"/>
+        </w:rPr>
+        <w:t xml:space="preserve"> </w:t>
+      </w:r>
+      <w:r>
+        <w:rPr>
+          <w:rFonts w:ascii="Times New Roman" w:hAnsi="Times New Roman" w:cs="Times New Roman"/>
+          <w:color w:val="000000"/>
+          <w:lang w:val="en-GB"/>
+        </w:rPr>
+        <w:t>Between 1960s and 1990s, CHIKV outbreaks were</w:t>
+      </w:r>
+      <w:r>
+        <w:rPr>
+          <w:rFonts w:ascii="Times New Roman" w:hAnsi="Times New Roman" w:cs="Times New Roman"/>
+          <w:color w:val="000000"/>
+          <w:lang w:val="en-GB"/>
+        </w:rPr>
+        <w:t xml:space="preserve"> mostly </w:t>
+      </w:r>
+      <w:r>
+        <w:rPr>
+          <w:rFonts w:ascii="Times New Roman" w:hAnsi="Times New Roman" w:cs="Times New Roman"/>
+          <w:color w:val="000000"/>
+          <w:lang w:val="en-GB"/>
+        </w:rPr>
+        <w:t xml:space="preserve">reported in Africa and Asia. </w:t>
+      </w:r>
+      <w:r>
+        <w:rPr>
+          <w:rFonts w:ascii="Times New Roman" w:hAnsi="Times New Roman" w:cs="Times New Roman"/>
+          <w:color w:val="000000"/>
+          <w:lang w:val="en-GB"/>
+        </w:rPr>
+        <w:t xml:space="preserve"> Today, </w:t>
+      </w:r>
+      <w:r>
+        <w:rPr>
+          <w:rFonts w:ascii="Times New Roman" w:hAnsi="Times New Roman" w:cs="Times New Roman"/>
+          <w:color w:val="000000"/>
+          <w:lang w:val="en-GB"/>
+        </w:rPr>
+        <w:t>CHIKV has been reported in more than 110 countries in East and Central Africa, South</w:t>
+      </w:r>
+      <w:r>
+        <w:rPr>
+          <w:rFonts w:ascii="Times New Roman" w:hAnsi="Times New Roman" w:cs="Times New Roman"/>
+          <w:color w:val="000000"/>
+          <w:lang w:val="en-GB"/>
+        </w:rPr>
+        <w:t xml:space="preserve"> and North</w:t>
+      </w:r>
+      <w:r>
+        <w:rPr>
+          <w:rFonts w:ascii="Times New Roman" w:hAnsi="Times New Roman" w:cs="Times New Roman"/>
+          <w:color w:val="000000"/>
+          <w:lang w:val="en-GB"/>
+        </w:rPr>
+        <w:t xml:space="preserve"> America</w:t>
+      </w:r>
+      <w:r>
+        <w:rPr>
+          <w:rFonts w:ascii="Times New Roman" w:hAnsi="Times New Roman" w:cs="Times New Roman"/>
+          <w:color w:val="000000"/>
+          <w:lang w:val="en-GB"/>
+        </w:rPr>
+        <w:t xml:space="preserve">, </w:t>
+      </w:r>
+      <w:r>
+        <w:rPr>
+          <w:rFonts w:ascii="Times New Roman" w:hAnsi="Times New Roman" w:cs="Times New Roman"/>
+          <w:color w:val="000000"/>
+          <w:lang w:val="en-GB"/>
+        </w:rPr>
+        <w:t>Southeast Asia</w:t>
+      </w:r>
+      <w:r>
+        <w:rPr>
+          <w:rFonts w:ascii="Times New Roman" w:hAnsi="Times New Roman" w:cs="Times New Roman"/>
+          <w:color w:val="000000"/>
+          <w:lang w:val="en-GB"/>
+        </w:rPr>
+        <w:t xml:space="preserve"> and Europe</w:t>
+      </w:r>
+      <w:r>
+        <w:rPr>
+          <w:rFonts w:ascii="Times New Roman" w:hAnsi="Times New Roman" w:cs="Times New Roman"/>
+          <w:color w:val="000000"/>
+          <w:lang w:val="en-GB"/>
+        </w:rPr>
+        <w:t xml:space="preserve"> </w:t>
+      </w:r>
+      <w:r>
+        <w:rPr>
+          <w:rFonts w:ascii="Times New Roman" w:hAnsi="Times New Roman" w:cs="Times New Roman"/>
+          <w:color w:val="000000"/>
+          <w:lang w:val="en-GB"/>
+        </w:rPr>
+        <w:t>because of climate</w:t>
+      </w:r>
+      <w:r>
+        <w:rPr>
+          <w:rFonts w:ascii="Times New Roman" w:hAnsi="Times New Roman" w:cs="Times New Roman"/>
+          <w:color w:val="000000"/>
+          <w:lang w:val="en-GB"/>
+        </w:rPr>
+        <w:t xml:space="preserve"> </w:t>
+      </w:r>
+      <w:r>
+        <w:rPr>
+          <w:rFonts w:ascii="Times New Roman" w:hAnsi="Times New Roman" w:cs="Times New Roman"/>
+          <w:color w:val="000000"/>
+          <w:lang w:val="en-GB"/>
+        </w:rPr>
+        <w:t>change, increased</w:t>
+      </w:r>
+      <w:r>
+        <w:rPr>
+          <w:rFonts w:ascii="Times New Roman" w:hAnsi="Times New Roman" w:cs="Times New Roman"/>
+          <w:color w:val="000000"/>
+          <w:lang w:val="en-GB"/>
+        </w:rPr>
+        <w:t xml:space="preserve"> globalization of commerce and travel </w:t>
+      </w:r>
+      <w:r>
+        <w:rPr>
+          <w:rFonts w:ascii="Times New Roman" w:hAnsi="Times New Roman" w:cs="Times New Roman"/>
+          <w:color w:val="000000"/>
+          <w:lang w:val="en-GB"/>
+        </w:rPr>
+        <w:t xml:space="preserve">which </w:t>
+      </w:r>
+      <w:r>
+        <w:rPr>
+          <w:rFonts w:ascii="Times New Roman" w:hAnsi="Times New Roman" w:cs="Times New Roman"/>
+          <w:color w:val="000000"/>
+          <w:lang w:val="en-GB"/>
+        </w:rPr>
+        <w:t>has led to the growth of habitat of Aedes mosquitoes</w:t>
+      </w:r>
+      <w:r>
+        <w:rPr>
+          <w:rFonts w:ascii="Times New Roman" w:hAnsi="Times New Roman" w:cs="Times New Roman"/>
+          <w:color w:val="000000"/>
+          <w:lang w:val="en-GB"/>
+        </w:rPr>
+        <w:t xml:space="preserve"> </w:t>
+      </w:r>
+      <w:sdt>
+        <w:sdtPr>
+          <w:rPr>
+            <w:rFonts w:ascii="Times New Roman" w:hAnsi="Times New Roman" w:cs="Times New Roman"/>
+            <w:color w:val="000000"/>
+            <w:lang w:val="en-GB"/>
+          </w:rPr>
+          <w:tag w:val="MENDELEY_CITATION_v3_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"/>
+          <w:id w:val="-574977252"/>
+          <w:placeholder>
+            <w:docPart w:val="DefaultPlaceholder_-1854013440"/>
+          </w:placeholder>
+        </w:sdtPr>
+        <w:sdtContent>
+          <w:r>
+            <w:rPr>
+              <w:rFonts w:ascii="Times New Roman" w:hAnsi="Times New Roman" w:cs="Times New Roman"/>
+              <w:color w:val="000000"/>
+              <w:lang w:val="en-GB"/>
+            </w:rPr>
+            <w:t>(3,5)</w:t>
+          </w:r>
+        </w:sdtContent>
+      </w:sdt>
+      <w:r>
+        <w:rPr>
+          <w:rFonts w:ascii="Times New Roman" w:hAnsi="Times New Roman" w:cs="Times New Roman"/>
+          <w:color w:val="000000"/>
+          <w:lang w:val="en-GB"/>
+        </w:rPr>
+        <w:t xml:space="preserve"> </w:t>
+      </w:r>
+      <w:r>
+        <w:rPr>
+          <w:rFonts w:ascii="Times New Roman" w:hAnsi="Times New Roman" w:cs="Times New Roman"/>
+          <w:color w:val="000000"/>
+          <w:lang w:val="en-GB"/>
+        </w:rPr>
+        <w:t>.</w:t>
+      </w:r>
+    </w:p>
+    <w:p>
+      <w:pPr>
+        <w:jc w:val="both"/>
+        <w:rPr>
+          <w:rFonts w:ascii="Times New Roman" w:hAnsi="Times New Roman" w:cs="Times New Roman"/>
+          <w:color w:val="000000"/>
+          <w:lang w:val="en-GB"/>
+        </w:rPr>
+      </w:pPr>
+      <w:r>
+        <w:rPr>
+          <w:rFonts w:ascii="Times New Roman" w:hAnsi="Times New Roman" w:cs="Times New Roman"/>
+          <w:color w:val="000000"/>
+          <w:lang w:val="en-GB"/>
+        </w:rPr>
+        <w:t xml:space="preserve">The </w:t>
+      </w:r>
+      <w:r>
+        <w:rPr>
+          <w:rFonts w:ascii="Times New Roman" w:hAnsi="Times New Roman" w:cs="Times New Roman"/>
+          <w:color w:val="000000"/>
+          <w:lang w:val="en-GB"/>
+        </w:rPr>
+        <w:t>virus</w:t>
+      </w:r>
+      <w:r>
+        <w:rPr>
+          <w:rFonts w:ascii="Times New Roman" w:hAnsi="Times New Roman" w:cs="Times New Roman"/>
+          <w:color w:val="000000"/>
+          <w:lang w:val="en-GB"/>
+        </w:rPr>
+        <w:t xml:space="preserve"> has</w:t>
+      </w:r>
+      <w:r>
+        <w:rPr>
+          <w:rFonts w:ascii="Times New Roman" w:hAnsi="Times New Roman" w:cs="Times New Roman"/>
+          <w:color w:val="000000"/>
+          <w:lang w:val="en-GB"/>
+        </w:rPr>
+        <w:t xml:space="preserve"> spread globally causing a substantial morbidity and socioeconomic burden </w:t>
+      </w:r>
+      <w:sdt>
+        <w:sdtPr>
+          <w:rPr>
+            <w:rFonts w:ascii="Times New Roman" w:hAnsi="Times New Roman" w:cs="Times New Roman"/>
             <w:color w:val="000000"/>
             <w:lang w:val="en-GB"/>
           </w:rPr>
@@ -96,6 +1095,7 @@
         <w:sdtContent>
           <w:r>
             <w:rPr>
+              <w:rFonts w:ascii="Times New Roman" w:hAnsi="Times New Roman" w:cs="Times New Roman"/>
               <w:color w:val="000000"/>
               <w:lang w:val="en-GB"/>
             </w:rPr>
@@ -105,47 +1105,53 @@
       </w:sdt>
       <w:r>
         <w:rPr>
-          <w:color w:val="000000"/>
-          <w:lang w:val="en-GB"/>
-        </w:rPr>
-        <w:t>. The WHO report of 2022 indicate that the virus has spread to more that 110 countries making it</w:t>
-      </w:r>
-      <w:r>
-        <w:rPr>
-          <w:color w:val="000000"/>
-          <w:lang w:val="en-GB"/>
-        </w:rPr>
-        <w:t xml:space="preserve"> a major global health problem. </w:t>
-      </w:r>
-      <w:r>
-        <w:rPr>
-          <w:color w:val="000000"/>
-          <w:lang w:val="en-GB"/>
-        </w:rPr>
-        <w:t xml:space="preserve">The virus belongs to the family Togaviridae, genus alphavirus.  </w:t>
-      </w:r>
-      <w:r>
-        <w:rPr>
-          <w:color w:val="000000"/>
-          <w:lang w:val="en-GB"/>
-        </w:rPr>
-        <w:t>The virus is transmitted primarily by Aedes aegypti and Aedes Albopictus mosquitoes</w:t>
-      </w:r>
-      <w:r>
-        <w:rPr>
+          <w:rFonts w:ascii="Times New Roman" w:hAnsi="Times New Roman" w:cs="Times New Roman"/>
+          <w:color w:val="000000"/>
+          <w:lang w:val="en-GB"/>
+        </w:rPr>
+        <w:t>.</w:t>
+      </w:r>
+      <w:r>
+        <w:rPr>
+          <w:rFonts w:ascii="Times New Roman" w:hAnsi="Times New Roman" w:cs="Times New Roman"/>
           <w:color w:val="000000"/>
           <w:lang w:val="en-GB"/>
         </w:rPr>
         <w:t xml:space="preserve"> </w:t>
+      </w:r>
+      <w:r>
+        <w:rPr>
+          <w:rFonts w:ascii="Times New Roman" w:hAnsi="Times New Roman" w:cs="Times New Roman"/>
+          <w:color w:val="000000"/>
+          <w:lang w:val="en-GB"/>
+        </w:rPr>
+        <w:t xml:space="preserve">About </w:t>
+      </w:r>
+      <w:r>
+        <w:rPr>
+          <w:rFonts w:ascii="Times New Roman" w:hAnsi="Times New Roman" w:cs="Times New Roman"/>
+          <w:color w:val="000000"/>
+          <w:lang w:val="en-GB"/>
+        </w:rPr>
+        <w:t>18.7 million Chikungunya virus cases</w:t>
+      </w:r>
+      <w:r>
+        <w:rPr>
+          <w:rFonts w:ascii="Times New Roman" w:hAnsi="Times New Roman" w:cs="Times New Roman"/>
+          <w:color w:val="000000"/>
+          <w:lang w:val="en-GB"/>
+        </w:rPr>
+        <w:t xml:space="preserve"> have been reported causing 1.95 million disability adjusted life years (DALYs) between 2011-2020 </w:t>
       </w:r>
       <w:sdt>
         <w:sdtPr>
           <w:rPr>
+            <w:rFonts w:ascii="Times New Roman" w:hAnsi="Times New Roman" w:cs="Times New Roman"/>
             <w:color w:val="000000"/>
             <w:lang w:val="en-GB"/>
           </w:rPr>
-          <w:tag w:val="MENDELEY_CITATION_v3_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"/>
-          <w:id w:val="944805428"/>
+          <w:tag w:val="MENDELEY_CITATION_v3_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"/>
+          <w:id w:val="1623270241"/>
           <w:placeholder>
             <w:docPart w:val="DefaultPlaceholder_-1854013440"/>
           </w:placeholder>
@@ -153,15 +1159,17 @@
         <w:sdtContent>
           <w:r>
             <w:rPr>
+              <w:rFonts w:ascii="Times New Roman" w:hAnsi="Times New Roman" w:cs="Times New Roman"/>
               <w:color w:val="000000"/>
               <w:lang w:val="en-GB"/>
             </w:rPr>
-            <w:t>(2)</w:t>
+            <w:t>(1)</w:t>
           </w:r>
         </w:sdtContent>
       </w:sdt>
       <w:r>
         <w:rPr>
+          <w:rFonts w:ascii="Times New Roman" w:hAnsi="Times New Roman" w:cs="Times New Roman"/>
           <w:color w:val="000000"/>
           <w:lang w:val="en-GB"/>
         </w:rPr>
@@ -169,19 +1177,21 @@
       </w:r>
       <w:r>
         <w:rPr>
-          <w:color w:val="000000"/>
-          <w:lang w:val="en-GB"/>
-        </w:rPr>
-        <w:t xml:space="preserve"> Chikungunya virus is widespread throughout the tropic where it causes recurrent outbreaks of chikungunya fever </w:t>
+          <w:rFonts w:ascii="Times New Roman" w:hAnsi="Times New Roman" w:cs="Times New Roman"/>
+          <w:color w:val="000000"/>
+          <w:lang w:val="en-GB"/>
+        </w:rPr>
+        <w:t xml:space="preserve"> The CHIKV has been recognized to cause a pandemic, and the virus has been listed by Coalition for Epidemic Preparedness Innovations (CEPI) as a priority pathogen for vaccine development </w:t>
       </w:r>
       <w:sdt>
         <w:sdtPr>
           <w:rPr>
+            <w:rFonts w:ascii="Times New Roman" w:hAnsi="Times New Roman" w:cs="Times New Roman"/>
             <w:color w:val="000000"/>
             <w:lang w:val="en-GB"/>
           </w:rPr>
-          <w:tag w:val="MENDELEY_CITATION_v3_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"/>
-          <w:id w:val="-1109893974"/>
+          <w:tag w:val="MENDELEY_CITATION_v3_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"/>
+          <w:id w:val="757099357"/>
           <w:placeholder>
             <w:docPart w:val="DefaultPlaceholder_-1854013440"/>
           </w:placeholder>
@@ -189,20 +1199,1164 @@
         <w:sdtContent>
           <w:r>
             <w:rPr>
+              <w:rFonts w:ascii="Times New Roman" w:hAnsi="Times New Roman" w:cs="Times New Roman"/>
               <w:color w:val="000000"/>
               <w:lang w:val="en-GB"/>
             </w:rPr>
-            <w:t>(2)</w:t>
+            <w:t>(5)</w:t>
           </w:r>
         </w:sdtContent>
       </w:sdt>
       <w:r>
         <w:rPr>
-          <w:color w:val="000000"/>
-          <w:lang w:val="en-GB"/>
-        </w:rPr>
-        <w:t>. The effects of climate change as well as increased globalization of commerce and travel have led to the growth of habitat of aedes mosquitoes.</w:t>
-      </w:r>
+          <w:rFonts w:ascii="Times New Roman" w:hAnsi="Times New Roman" w:cs="Times New Roman"/>
+          <w:color w:val="000000"/>
+          <w:lang w:val="en-GB"/>
+        </w:rPr>
+        <w:t xml:space="preserve">. There </w:t>
+      </w:r>
+      <w:r>
+        <w:rPr>
+          <w:rFonts w:ascii="Times New Roman" w:hAnsi="Times New Roman" w:cs="Times New Roman"/>
+          <w:color w:val="000000"/>
+          <w:lang w:val="en-GB"/>
+        </w:rPr>
+        <w:t>is</w:t>
+      </w:r>
+      <w:r>
+        <w:rPr>
+          <w:rFonts w:ascii="Times New Roman" w:hAnsi="Times New Roman" w:cs="Times New Roman"/>
+          <w:color w:val="000000"/>
+          <w:lang w:val="en-GB"/>
+        </w:rPr>
+        <w:t xml:space="preserve"> no specific antiviral treatment against CHIKV infection, however, several preventive vaccines in</w:t>
+      </w:r>
+      <w:r>
+        <w:rPr>
+          <w:rFonts w:ascii="Times New Roman" w:hAnsi="Times New Roman" w:cs="Times New Roman"/>
+          <w:color w:val="000000"/>
+          <w:lang w:val="en-GB"/>
+        </w:rPr>
+        <w:t xml:space="preserve"> different stages of</w:t>
+      </w:r>
+      <w:r>
+        <w:rPr>
+          <w:rFonts w:ascii="Times New Roman" w:hAnsi="Times New Roman" w:cs="Times New Roman"/>
+          <w:color w:val="000000"/>
+          <w:lang w:val="en-GB"/>
+        </w:rPr>
+        <w:t xml:space="preserve"> clinical trial development with two vaccines IXCHIQ and VIMKUNYA receiving licensure for use.</w:t>
+      </w:r>
+    </w:p>
+    <w:p>
+      <w:pPr>
+        <w:jc w:val="both"/>
+        <w:rPr>
+          <w:rFonts w:ascii="Times New Roman" w:hAnsi="Times New Roman" w:cs="Times New Roman"/>
+          <w:b/>
+          <w:bCs/>
+          <w:color w:val="000000"/>
+          <w:lang w:val="en-GB"/>
+        </w:rPr>
+      </w:pPr>
+    </w:p>
+    <w:p>
+      <w:pPr>
+        <w:jc w:val="both"/>
+        <w:rPr>
+          <w:rFonts w:ascii="Times New Roman" w:hAnsi="Times New Roman" w:cs="Times New Roman"/>
+          <w:b/>
+          <w:bCs/>
+          <w:color w:val="000000"/>
+          <w:lang w:val="en-GB"/>
+        </w:rPr>
+      </w:pPr>
+    </w:p>
+    <w:p>
+      <w:pPr>
+        <w:jc w:val="both"/>
+        <w:rPr>
+          <w:rFonts w:ascii="Times New Roman" w:hAnsi="Times New Roman" w:cs="Times New Roman"/>
+          <w:b/>
+          <w:bCs/>
+          <w:color w:val="000000"/>
+          <w:lang w:val="en-GB"/>
+        </w:rPr>
+      </w:pPr>
+    </w:p>
+    <w:p>
+      <w:pPr>
+        <w:jc w:val="both"/>
+        <w:rPr>
+          <w:rFonts w:ascii="Times New Roman" w:hAnsi="Times New Roman" w:cs="Times New Roman"/>
+          <w:b/>
+          <w:bCs/>
+          <w:color w:val="000000"/>
+          <w:lang w:val="en-GB"/>
+        </w:rPr>
+      </w:pPr>
+    </w:p>
+    <w:p>
+      <w:pPr>
+        <w:jc w:val="both"/>
+        <w:rPr>
+          <w:rFonts w:ascii="Times New Roman" w:hAnsi="Times New Roman" w:cs="Times New Roman"/>
+          <w:b/>
+          <w:bCs/>
+          <w:color w:val="000000"/>
+          <w:lang w:val="en-GB"/>
+        </w:rPr>
+      </w:pPr>
+      <w:r>
+        <w:rPr>
+          <w:rFonts w:ascii="Times New Roman" w:hAnsi="Times New Roman" w:cs="Times New Roman"/>
+          <w:b/>
+          <w:bCs/>
+          <w:color w:val="000000"/>
+          <w:lang w:val="en-GB"/>
+        </w:rPr>
+        <w:lastRenderedPageBreak/>
+        <w:t>History of Chikungunya Virus</w:t>
+      </w:r>
+    </w:p>
+    <w:p>
+      <w:pPr>
+        <w:jc w:val="both"/>
+        <w:rPr>
+          <w:rFonts w:ascii="Times New Roman" w:hAnsi="Times New Roman" w:cs="Times New Roman"/>
+          <w:color w:val="000000"/>
+          <w:lang w:val="en-GB"/>
+        </w:rPr>
+      </w:pPr>
+      <w:r>
+        <w:rPr>
+          <w:rFonts w:ascii="Times New Roman" w:hAnsi="Times New Roman" w:cs="Times New Roman"/>
+          <w:color w:val="000000"/>
+          <w:lang w:val="en-GB"/>
+        </w:rPr>
+        <w:t xml:space="preserve">Chikungunya has undergone a remarkable name change </w:t>
+      </w:r>
+      <w:r>
+        <w:rPr>
+          <w:rFonts w:ascii="Times New Roman" w:hAnsi="Times New Roman" w:cs="Times New Roman"/>
+          <w:color w:val="000000"/>
+          <w:lang w:val="en-GB"/>
+        </w:rPr>
+        <w:t xml:space="preserve">because of its similarities between the clinical syndromes caused by dengue and chikungunya virus </w:t>
+      </w:r>
+      <w:sdt>
+        <w:sdtPr>
+          <w:rPr>
+            <w:rFonts w:ascii="Times New Roman" w:hAnsi="Times New Roman" w:cs="Times New Roman"/>
+            <w:color w:val="000000"/>
+            <w:lang w:val="en-GB"/>
+          </w:rPr>
+          <w:tag w:val="MENDELEY_CITATION_v3_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"/>
+          <w:id w:val="-640112260"/>
+          <w:placeholder>
+            <w:docPart w:val="DefaultPlaceholder_-1854013440"/>
+          </w:placeholder>
+        </w:sdtPr>
+        <w:sdtContent>
+          <w:r>
+            <w:rPr>
+              <w:rFonts w:ascii="Times New Roman" w:hAnsi="Times New Roman" w:cs="Times New Roman"/>
+              <w:color w:val="000000"/>
+              <w:lang w:val="en-GB"/>
+            </w:rPr>
+            <w:t>(6)</w:t>
+          </w:r>
+        </w:sdtContent>
+      </w:sdt>
+      <w:r>
+        <w:rPr>
+          <w:rFonts w:ascii="Times New Roman" w:hAnsi="Times New Roman" w:cs="Times New Roman"/>
+          <w:color w:val="000000"/>
+          <w:lang w:val="en-GB"/>
+        </w:rPr>
+        <w:t xml:space="preserve">. </w:t>
+      </w:r>
+      <w:r>
+        <w:rPr>
+          <w:rFonts w:ascii="Times New Roman" w:hAnsi="Times New Roman" w:cs="Times New Roman"/>
+          <w:color w:val="000000"/>
+          <w:lang w:val="en-GB"/>
+        </w:rPr>
+        <w:t>Between 1961- 1966, E. Carey had been involved in studies of endemic dengue at Vellore, South India and i</w:t>
+      </w:r>
+      <w:r>
+        <w:rPr>
+          <w:rFonts w:ascii="Times New Roman" w:hAnsi="Times New Roman" w:cs="Times New Roman"/>
+          <w:color w:val="000000"/>
+          <w:lang w:val="en-GB"/>
+        </w:rPr>
+        <w:t xml:space="preserve">n 1964, a massive wave of CHIKV infection swept through madras state in India. Patients presented </w:t>
+      </w:r>
+      <w:r>
+        <w:rPr>
+          <w:rFonts w:ascii="Times New Roman" w:hAnsi="Times New Roman" w:cs="Times New Roman"/>
+          <w:color w:val="000000"/>
+          <w:lang w:val="en-GB"/>
+        </w:rPr>
+        <w:t xml:space="preserve">certain clinical features that were distinct from the usual classical dengue fever. </w:t>
+      </w:r>
+      <w:r>
+        <w:rPr>
+          <w:rFonts w:ascii="Times New Roman" w:hAnsi="Times New Roman" w:cs="Times New Roman"/>
+          <w:color w:val="000000"/>
+          <w:lang w:val="en-GB"/>
+        </w:rPr>
+        <w:t>Carey reviewed previous reports of fever epidemics in India and found a paper dealing with 1923 dengue outbreak in Calcutta. The authors were describing not the epidemic of dengue rather an epidemic similar in all respect associated with CHIKV in 1964 in South India. This discovery let to more intensive research for earlier articles on dengue and acute fever in India and elsewhere. The discovery provided a basis to believe that the term dengue applied in the early 19</w:t>
+      </w:r>
+      <w:r>
+        <w:rPr>
+          <w:rFonts w:ascii="Times New Roman" w:hAnsi="Times New Roman" w:cs="Times New Roman"/>
+          <w:color w:val="000000"/>
+          <w:vertAlign w:val="superscript"/>
+          <w:lang w:val="en-GB"/>
+        </w:rPr>
+        <w:t>th</w:t>
+      </w:r>
+      <w:r>
+        <w:rPr>
+          <w:rFonts w:ascii="Times New Roman" w:hAnsi="Times New Roman" w:cs="Times New Roman"/>
+          <w:color w:val="000000"/>
+          <w:lang w:val="en-GB"/>
+        </w:rPr>
+        <w:t xml:space="preserve"> century to a clinical syndrome closely related to CHIKV infection and the present-day dengue corresponds to the breakbone fever described by Dr. Rush in 1789.</w:t>
+      </w:r>
+    </w:p>
+    <w:p>
+      <w:pPr>
+        <w:jc w:val="both"/>
+        <w:rPr>
+          <w:rFonts w:ascii="Times New Roman" w:hAnsi="Times New Roman" w:cs="Times New Roman"/>
+          <w:color w:val="000000"/>
+          <w:lang w:val="en-GB"/>
+        </w:rPr>
+      </w:pPr>
+      <w:r>
+        <w:rPr>
+          <w:rFonts w:ascii="Times New Roman" w:hAnsi="Times New Roman" w:cs="Times New Roman"/>
+          <w:color w:val="000000"/>
+          <w:lang w:val="en-GB"/>
+        </w:rPr>
+        <w:t xml:space="preserve">David </w:t>
+      </w:r>
+      <w:r>
+        <w:rPr>
+          <w:rFonts w:ascii="Times New Roman" w:hAnsi="Times New Roman" w:cs="Times New Roman"/>
+          <w:color w:val="000000"/>
+          <w:lang w:val="en-GB"/>
+        </w:rPr>
+        <w:t>B</w:t>
+      </w:r>
+      <w:r>
+        <w:rPr>
+          <w:rFonts w:ascii="Times New Roman" w:hAnsi="Times New Roman" w:cs="Times New Roman"/>
+          <w:color w:val="000000"/>
+          <w:lang w:val="en-GB"/>
+        </w:rPr>
+        <w:t>ylon</w:t>
+      </w:r>
+      <w:r>
+        <w:rPr>
+          <w:rFonts w:ascii="Times New Roman" w:hAnsi="Times New Roman" w:cs="Times New Roman"/>
+          <w:color w:val="000000"/>
+          <w:lang w:val="en-GB"/>
+        </w:rPr>
+        <w:t xml:space="preserve"> observed an epidemic in Batavia in 1779 and was credited </w:t>
+      </w:r>
+      <w:r>
+        <w:rPr>
+          <w:rFonts w:ascii="Times New Roman" w:hAnsi="Times New Roman" w:cs="Times New Roman"/>
+          <w:color w:val="000000"/>
+          <w:lang w:val="en-GB"/>
+        </w:rPr>
+        <w:t>for</w:t>
+      </w:r>
+      <w:r>
+        <w:rPr>
+          <w:rFonts w:ascii="Times New Roman" w:hAnsi="Times New Roman" w:cs="Times New Roman"/>
+          <w:color w:val="000000"/>
+          <w:lang w:val="en-GB"/>
+        </w:rPr>
+        <w:t xml:space="preserve"> first published description of dengue. He termed the disease as knokkle-</w:t>
+      </w:r>
+      <w:r>
+        <w:rPr>
+          <w:rFonts w:ascii="Times New Roman" w:hAnsi="Times New Roman" w:cs="Times New Roman"/>
+          <w:color w:val="000000"/>
+          <w:lang w:val="en-GB"/>
+        </w:rPr>
+        <w:t>koorts,</w:t>
+      </w:r>
+      <w:r>
+        <w:rPr>
+          <w:rFonts w:ascii="Times New Roman" w:hAnsi="Times New Roman" w:cs="Times New Roman"/>
+          <w:color w:val="000000"/>
+          <w:lang w:val="en-GB"/>
+        </w:rPr>
+        <w:t xml:space="preserve"> or joint </w:t>
+      </w:r>
+      <w:r>
+        <w:rPr>
+          <w:rFonts w:ascii="Times New Roman" w:hAnsi="Times New Roman" w:cs="Times New Roman"/>
+          <w:color w:val="000000"/>
+          <w:lang w:val="en-GB"/>
+        </w:rPr>
+        <w:t>pain and high fever. Around the same time, another outbreak happened in Cairo which was known as knee trouble and was characterized by fever which lasted for three days after which the illness increased or diminished according to the disposition of the individual. Fever was accompanied by pains in the joints, knees and inability to move with swelling of the fingers.</w:t>
+      </w:r>
+      <w:r>
+        <w:rPr>
+          <w:rFonts w:ascii="Times New Roman" w:hAnsi="Times New Roman" w:cs="Times New Roman"/>
+          <w:color w:val="000000"/>
+          <w:lang w:val="en-GB"/>
+        </w:rPr>
+        <w:t xml:space="preserve"> These two accounts described illness compatible with the CHIKV infection.</w:t>
+      </w:r>
+    </w:p>
+    <w:p>
+      <w:pPr>
+        <w:jc w:val="both"/>
+        <w:rPr>
+          <w:rFonts w:ascii="Times New Roman" w:hAnsi="Times New Roman" w:cs="Times New Roman"/>
+          <w:color w:val="000000"/>
+          <w:lang w:val="en-GB"/>
+        </w:rPr>
+      </w:pPr>
+      <w:r>
+        <w:rPr>
+          <w:rFonts w:ascii="Times New Roman" w:hAnsi="Times New Roman" w:cs="Times New Roman"/>
+          <w:color w:val="000000"/>
+          <w:lang w:val="en-GB"/>
+        </w:rPr>
+        <w:t xml:space="preserve">The first true description of the clinical features for which the term dengue is presently applied was given by Benjamin Rush who wrote of an epidemic of breakbone fever that was common in Philadelphia from august to September 1780. </w:t>
+      </w:r>
+      <w:r>
+        <w:rPr>
+          <w:rFonts w:ascii="Times New Roman" w:hAnsi="Times New Roman" w:cs="Times New Roman"/>
+          <w:color w:val="000000"/>
+          <w:lang w:val="en-GB"/>
+        </w:rPr>
+        <w:t xml:space="preserve">The outbreak was characterized with severe fever and extremely severe pain in the head, back and limps. The pain in the head sometimes occupied the eyeballs and sometimes affected the neck and arms. Nausea was common and some cases vomiting. Rash appeared on day 3 to day 4. </w:t>
+      </w:r>
+      <w:r>
+        <w:rPr>
+          <w:rFonts w:ascii="Times New Roman" w:hAnsi="Times New Roman" w:cs="Times New Roman"/>
+          <w:color w:val="000000"/>
+          <w:lang w:val="en-GB"/>
+        </w:rPr>
+        <w:t>No mention of the joint pain.</w:t>
+      </w:r>
+    </w:p>
+    <w:p>
+      <w:pPr>
+        <w:jc w:val="both"/>
+        <w:rPr>
+          <w:rFonts w:ascii="Times New Roman" w:hAnsi="Times New Roman" w:cs="Times New Roman"/>
+          <w:color w:val="000000"/>
+          <w:lang w:val="en-GB"/>
+        </w:rPr>
+      </w:pPr>
+      <w:r>
+        <w:rPr>
+          <w:rFonts w:ascii="Times New Roman" w:hAnsi="Times New Roman" w:cs="Times New Roman"/>
+          <w:color w:val="000000"/>
+          <w:lang w:val="en-GB"/>
+        </w:rPr>
+        <w:t>In 1824-182</w:t>
+      </w:r>
+      <w:r>
+        <w:rPr>
+          <w:rFonts w:ascii="Times New Roman" w:hAnsi="Times New Roman" w:cs="Times New Roman"/>
+          <w:color w:val="000000"/>
+          <w:lang w:val="en-GB"/>
+        </w:rPr>
+        <w:t>5</w:t>
+      </w:r>
+      <w:r>
+        <w:rPr>
+          <w:rFonts w:ascii="Times New Roman" w:hAnsi="Times New Roman" w:cs="Times New Roman"/>
+          <w:color w:val="000000"/>
+          <w:lang w:val="en-GB"/>
+        </w:rPr>
+        <w:t>, an enormous epidemic of acute</w:t>
+      </w:r>
+      <w:r>
+        <w:rPr>
+          <w:rFonts w:ascii="Times New Roman" w:hAnsi="Times New Roman" w:cs="Times New Roman"/>
+          <w:color w:val="000000"/>
+          <w:lang w:val="en-GB"/>
+        </w:rPr>
+        <w:t>, self-limiting febrile illness was reported in India</w:t>
+      </w:r>
+      <w:r>
+        <w:rPr>
+          <w:rFonts w:ascii="Times New Roman" w:hAnsi="Times New Roman" w:cs="Times New Roman"/>
+          <w:color w:val="000000"/>
+          <w:lang w:val="en-GB"/>
+        </w:rPr>
+        <w:t xml:space="preserve">. </w:t>
+      </w:r>
+      <w:r>
+        <w:rPr>
+          <w:rFonts w:ascii="Times New Roman" w:hAnsi="Times New Roman" w:cs="Times New Roman"/>
+          <w:color w:val="000000"/>
+          <w:lang w:val="en-GB"/>
+        </w:rPr>
+        <w:t>James Mellis published Indian epidemic in 1825. He described a classic style epidemic in Calcutta between June to August 1824. The epidemic attacked everyone in Calcutta and later spread to madras and Gujarat on the west. Patients experienced pains in the head and different parts of the body, muscle and joint pains especially in the fingers and toes. Sequalae characterized by continued pain in several joints was also observed. The disease died out in 1825 and reappeared again in India in 1871.</w:t>
+      </w:r>
+      <w:r>
+        <w:rPr>
+          <w:rFonts w:ascii="Times New Roman" w:hAnsi="Times New Roman" w:cs="Times New Roman"/>
+          <w:color w:val="000000"/>
+          <w:lang w:val="en-GB"/>
+        </w:rPr>
+        <w:t xml:space="preserve"> </w:t>
+      </w:r>
+    </w:p>
+    <w:p>
+      <w:pPr>
+        <w:jc w:val="both"/>
+        <w:rPr>
+          <w:rFonts w:ascii="Times New Roman" w:hAnsi="Times New Roman" w:cs="Times New Roman"/>
+          <w:color w:val="000000"/>
+          <w:lang w:val="en-GB"/>
+        </w:rPr>
+      </w:pPr>
+      <w:r>
+        <w:rPr>
+          <w:rFonts w:ascii="Times New Roman" w:hAnsi="Times New Roman" w:cs="Times New Roman"/>
+          <w:color w:val="000000"/>
+          <w:lang w:val="en-GB"/>
+        </w:rPr>
+        <w:t xml:space="preserve">In 1827 – 1828, </w:t>
+      </w:r>
+      <w:r>
+        <w:rPr>
+          <w:rFonts w:ascii="Times New Roman" w:hAnsi="Times New Roman" w:cs="Times New Roman"/>
+          <w:color w:val="000000"/>
+          <w:lang w:val="en-GB"/>
+        </w:rPr>
+        <w:t xml:space="preserve">the disease appeared in west indies. The outbreak was observed on St. Thomas and Santa Cruz which Stedman described as those outbreaks of Indian. The outbreak attacked almost everyone. Sudden onset, joint pains, rash and low mortality. Fever, headache and back pain were observed which abated in 36 hours. Persistence of the pains in the joints for weeks after recovery from acute stage. In St. Thomas, the disease was known as </w:t>
+      </w:r>
+      <w:proofErr w:type="spellStart"/>
+      <w:r>
+        <w:rPr>
+          <w:rFonts w:ascii="Times New Roman" w:hAnsi="Times New Roman" w:cs="Times New Roman"/>
+          <w:color w:val="000000"/>
+          <w:lang w:val="en-GB"/>
+        </w:rPr>
+        <w:t>as</w:t>
+      </w:r>
+      <w:proofErr w:type="spellEnd"/>
+      <w:r>
+        <w:rPr>
+          <w:rFonts w:ascii="Times New Roman" w:hAnsi="Times New Roman" w:cs="Times New Roman"/>
+          <w:color w:val="000000"/>
+          <w:lang w:val="en-GB"/>
+        </w:rPr>
+        <w:t xml:space="preserve"> dandy fever for English </w:t>
+      </w:r>
+      <w:r>
+        <w:rPr>
+          <w:rFonts w:ascii="Times New Roman" w:hAnsi="Times New Roman" w:cs="Times New Roman"/>
+          <w:color w:val="000000"/>
+          <w:lang w:val="en-GB"/>
+        </w:rPr>
+        <w:lastRenderedPageBreak/>
+        <w:t xml:space="preserve">speaking and bouquet for French. </w:t>
+      </w:r>
+      <w:r>
+        <w:rPr>
+          <w:rFonts w:ascii="Times New Roman" w:hAnsi="Times New Roman" w:cs="Times New Roman"/>
+          <w:color w:val="000000"/>
+          <w:lang w:val="en-GB"/>
+        </w:rPr>
+        <w:t>Stedman noted that the disease was distinguishable from the one described by Benjamin Rush as breakbone fever. He proposed a name as eruptive articular or rheumatic fever in 1829. His argument was supported by ruan that indeed the west Indian disease was different from that described by Dr. Rush.</w:t>
+      </w:r>
+    </w:p>
+    <w:p>
+      <w:pPr>
+        <w:jc w:val="both"/>
+        <w:rPr>
+          <w:rFonts w:ascii="Times New Roman" w:hAnsi="Times New Roman" w:cs="Times New Roman"/>
+          <w:color w:val="000000"/>
+          <w:lang w:val="en-GB"/>
+        </w:rPr>
+      </w:pPr>
+    </w:p>
+    <w:p>
+      <w:pPr>
+        <w:jc w:val="both"/>
+        <w:rPr>
+          <w:rFonts w:ascii="Times New Roman" w:hAnsi="Times New Roman" w:cs="Times New Roman"/>
+          <w:color w:val="000000"/>
+          <w:lang w:val="en-GB"/>
+        </w:rPr>
+      </w:pPr>
+    </w:p>
+    <w:p>
+      <w:pPr>
+        <w:jc w:val="both"/>
+        <w:rPr>
+          <w:rFonts w:ascii="Times New Roman" w:hAnsi="Times New Roman" w:cs="Times New Roman"/>
+          <w:color w:val="000000"/>
+          <w:lang w:val="en-GB"/>
+        </w:rPr>
+      </w:pPr>
+      <w:r>
+        <w:rPr>
+          <w:rFonts w:ascii="Times New Roman" w:hAnsi="Times New Roman" w:cs="Times New Roman"/>
+          <w:color w:val="000000"/>
+          <w:lang w:val="en-GB"/>
+        </w:rPr>
+        <w:t xml:space="preserve">However, it is believed that Chikungunya epidemic occurred in 1823 on Zanzibar and was first reported in 1827 in the islands of St. Thomas in the Caribbean and spread to North and South America </w:t>
+      </w:r>
+      <w:sdt>
+        <w:sdtPr>
+          <w:rPr>
+            <w:rFonts w:ascii="Times New Roman" w:hAnsi="Times New Roman" w:cs="Times New Roman"/>
+            <w:color w:val="000000"/>
+            <w:lang w:val="en-GB"/>
+          </w:rPr>
+          <w:tag w:val="MENDELEY_CITATION_v3_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"/>
+          <w:id w:val="1480812239"/>
+          <w:placeholder>
+            <w:docPart w:val="FFEAF3F4B34923468CEE4FC5CD357F67"/>
+          </w:placeholder>
+        </w:sdtPr>
+        <w:sdtContent>
+          <w:r>
+            <w:rPr>
+              <w:rFonts w:ascii="Times New Roman" w:hAnsi="Times New Roman" w:cs="Times New Roman"/>
+              <w:color w:val="000000"/>
+              <w:lang w:val="en-GB"/>
+            </w:rPr>
+            <w:t>(6)</w:t>
+          </w:r>
+        </w:sdtContent>
+      </w:sdt>
+      <w:r>
+        <w:rPr>
+          <w:rFonts w:ascii="Times New Roman" w:hAnsi="Times New Roman" w:cs="Times New Roman"/>
+          <w:color w:val="000000"/>
+          <w:lang w:val="en-GB"/>
+        </w:rPr>
+        <w:t xml:space="preserve">. An arthritic fever with cutaneous exanthema appeared in the islands of St. Thomas in September 1827, attacking in rapid succession almost every individual in a population of about 12,000. In October, the fever passed over to the neighbouring islands of St. Croix and in November, in St. Bartholomew and in Antigua in January 1828. The virus prevailed in April at Havanna, New Orleans in May and June and in July and August affected very generally the inhabitants of Charleston, South Carolina and reached Savannah in September and October </w:t>
+      </w:r>
+      <w:sdt>
+        <w:sdtPr>
+          <w:rPr>
+            <w:rFonts w:ascii="Times New Roman" w:hAnsi="Times New Roman" w:cs="Times New Roman"/>
+            <w:color w:val="000000"/>
+            <w:lang w:val="en-GB"/>
+          </w:rPr>
+          <w:tag w:val="MENDELEY_CITATION_v3_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"/>
+          <w:id w:val="-642577204"/>
+          <w:placeholder>
+            <w:docPart w:val="FFEAF3F4B34923468CEE4FC5CD357F67"/>
+          </w:placeholder>
+        </w:sdtPr>
+        <w:sdtContent>
+          <w:r>
+            <w:rPr>
+              <w:rFonts w:ascii="Times New Roman" w:hAnsi="Times New Roman" w:cs="Times New Roman"/>
+              <w:color w:val="000000"/>
+              <w:lang w:val="en-GB"/>
+            </w:rPr>
+            <w:t>(6)</w:t>
+          </w:r>
+        </w:sdtContent>
+      </w:sdt>
+      <w:r>
+        <w:rPr>
+          <w:rFonts w:ascii="Times New Roman" w:hAnsi="Times New Roman" w:cs="Times New Roman"/>
+          <w:color w:val="000000"/>
+          <w:lang w:val="en-GB"/>
+        </w:rPr>
+        <w:t>. This was based on clinical evidence supplemented by the eyewitness report as well as epidemiologic detective work.</w:t>
+      </w:r>
+    </w:p>
+    <w:p>
+      <w:pPr>
+        <w:jc w:val="both"/>
+        <w:rPr>
+          <w:rFonts w:ascii="Times New Roman" w:hAnsi="Times New Roman" w:cs="Times New Roman"/>
+          <w:color w:val="000000"/>
+          <w:lang w:val="en-GB"/>
+        </w:rPr>
+      </w:pPr>
+    </w:p>
+    <w:p>
+      <w:pPr>
+        <w:jc w:val="both"/>
+        <w:rPr>
+          <w:rFonts w:ascii="Times New Roman" w:hAnsi="Times New Roman" w:cs="Times New Roman"/>
+          <w:b/>
+          <w:bCs/>
+          <w:color w:val="000000"/>
+          <w:lang w:val="en-GB"/>
+        </w:rPr>
+      </w:pPr>
+    </w:p>
+    <w:p>
+      <w:pPr>
+        <w:jc w:val="both"/>
+        <w:rPr>
+          <w:rFonts w:ascii="Times New Roman" w:hAnsi="Times New Roman" w:cs="Times New Roman"/>
+          <w:b/>
+          <w:bCs/>
+          <w:color w:val="000000"/>
+          <w:lang w:val="en-GB"/>
+        </w:rPr>
+      </w:pPr>
+    </w:p>
+    <w:p>
+      <w:pPr>
+        <w:jc w:val="both"/>
+        <w:rPr>
+          <w:rFonts w:ascii="Times New Roman" w:hAnsi="Times New Roman" w:cs="Times New Roman"/>
+          <w:b/>
+          <w:bCs/>
+          <w:color w:val="000000"/>
+          <w:lang w:val="en-GB"/>
+        </w:rPr>
+      </w:pPr>
+    </w:p>
+    <w:p>
+      <w:pPr>
+        <w:jc w:val="both"/>
+        <w:rPr>
+          <w:rFonts w:ascii="Times New Roman" w:hAnsi="Times New Roman" w:cs="Times New Roman"/>
+          <w:b/>
+          <w:bCs/>
+          <w:color w:val="000000"/>
+          <w:lang w:val="en-GB"/>
+        </w:rPr>
+      </w:pPr>
+    </w:p>
+    <w:p>
+      <w:pPr>
+        <w:jc w:val="both"/>
+        <w:rPr>
+          <w:rFonts w:ascii="Times New Roman" w:hAnsi="Times New Roman" w:cs="Times New Roman"/>
+          <w:b/>
+          <w:bCs/>
+          <w:color w:val="000000"/>
+          <w:lang w:val="en-GB"/>
+        </w:rPr>
+      </w:pPr>
+    </w:p>
+    <w:p>
+      <w:pPr>
+        <w:jc w:val="both"/>
+        <w:rPr>
+          <w:rFonts w:ascii="Times New Roman" w:hAnsi="Times New Roman" w:cs="Times New Roman"/>
+          <w:b/>
+          <w:bCs/>
+          <w:color w:val="000000"/>
+          <w:lang w:val="en-GB"/>
+        </w:rPr>
+      </w:pPr>
+      <w:r>
+        <w:rPr>
+          <w:rFonts w:ascii="Times New Roman" w:hAnsi="Times New Roman" w:cs="Times New Roman"/>
+          <w:b/>
+          <w:bCs/>
+          <w:color w:val="000000"/>
+          <w:lang w:val="en-GB"/>
+        </w:rPr>
+        <w:t>Chikungunya Epidemiology</w:t>
+      </w:r>
+    </w:p>
+    <w:p>
+      <w:pPr>
+        <w:jc w:val="both"/>
+        <w:rPr>
+          <w:rFonts w:ascii="Times New Roman" w:hAnsi="Times New Roman" w:cs="Times New Roman"/>
+          <w:color w:val="000000"/>
+          <w:lang w:val="en-GB"/>
+        </w:rPr>
+      </w:pPr>
+      <w:r>
+        <w:rPr>
+          <w:rFonts w:ascii="Times New Roman" w:hAnsi="Times New Roman" w:cs="Times New Roman"/>
+          <w:color w:val="000000"/>
+          <w:lang w:val="en-GB"/>
+        </w:rPr>
+        <w:t xml:space="preserve">CHIKV is the most prevalent alphavirus transmitted to humans by a bite of infected female Aedes mosquito </w:t>
+      </w:r>
+      <w:sdt>
+        <w:sdtPr>
+          <w:rPr>
+            <w:rFonts w:ascii="Times New Roman" w:hAnsi="Times New Roman" w:cs="Times New Roman"/>
+            <w:color w:val="000000"/>
+            <w:lang w:val="en-GB"/>
+          </w:rPr>
+          <w:tag w:val="MENDELEY_CITATION_v3_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"/>
+          <w:id w:val="-1539660582"/>
+          <w:placeholder>
+            <w:docPart w:val="DefaultPlaceholder_-1854013440"/>
+          </w:placeholder>
+        </w:sdtPr>
+        <w:sdtContent>
+          <w:r>
+            <w:rPr>
+              <w:rFonts w:ascii="Times New Roman" w:hAnsi="Times New Roman" w:cs="Times New Roman"/>
+              <w:color w:val="000000"/>
+              <w:lang w:val="en-GB"/>
+            </w:rPr>
+            <w:t>(5)</w:t>
+          </w:r>
+        </w:sdtContent>
+      </w:sdt>
+      <w:r>
+        <w:rPr>
+          <w:rFonts w:ascii="Times New Roman" w:hAnsi="Times New Roman" w:cs="Times New Roman"/>
+          <w:color w:val="000000"/>
+          <w:lang w:val="en-GB"/>
+        </w:rPr>
+        <w:t>. The virus is thought to be maintained in a sylvatic cycle in Africa and Asia involving non-human primates and forest dwelling mosquitoes with urban penetration and human to human transmission driven by Aedes mosquitoes.</w:t>
+      </w:r>
+      <w:r>
+        <w:rPr>
+          <w:rFonts w:ascii="Times New Roman" w:hAnsi="Times New Roman" w:cs="Times New Roman"/>
+          <w:color w:val="000000"/>
+          <w:lang w:val="en-GB"/>
+        </w:rPr>
+        <w:t xml:space="preserve"> With increased global distribution of Aedes mosquitoes and their ability to adapt to urban setting, urban transmission cycle is important </w:t>
+      </w:r>
+      <w:sdt>
+        <w:sdtPr>
+          <w:rPr>
+            <w:rFonts w:ascii="Times New Roman" w:hAnsi="Times New Roman" w:cs="Times New Roman"/>
+            <w:color w:val="000000"/>
+            <w:lang w:val="en-GB"/>
+          </w:rPr>
+          <w:tag w:val="MENDELEY_CITATION_v3_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"/>
+          <w:id w:val="396254004"/>
+          <w:placeholder>
+            <w:docPart w:val="DefaultPlaceholder_-1854013440"/>
+          </w:placeholder>
+        </w:sdtPr>
+        <w:sdtContent>
+          <w:r>
+            <w:rPr>
+              <w:rFonts w:ascii="Times New Roman" w:hAnsi="Times New Roman" w:cs="Times New Roman"/>
+              <w:color w:val="000000"/>
+              <w:lang w:val="en-GB"/>
+            </w:rPr>
+            <w:t>(5)</w:t>
+          </w:r>
+        </w:sdtContent>
+      </w:sdt>
+      <w:r>
+        <w:rPr>
+          <w:rFonts w:ascii="Times New Roman" w:hAnsi="Times New Roman" w:cs="Times New Roman"/>
+          <w:color w:val="000000"/>
+          <w:lang w:val="en-GB"/>
+        </w:rPr>
+        <w:t xml:space="preserve">. During a blood meal on an infected individual, the female mosquito ingests the virus which infects various tissues of the mosquito including the salivary glands. In the subsequent blood meal by the infected mosquito, the virus is deposited in the skin of an uninfected person, infecting the person and perpetuating the viral replication cycle </w:t>
+      </w:r>
+      <w:sdt>
+        <w:sdtPr>
+          <w:rPr>
+            <w:rFonts w:ascii="Times New Roman" w:hAnsi="Times New Roman" w:cs="Times New Roman"/>
+            <w:color w:val="000000"/>
+            <w:lang w:val="en-GB"/>
+          </w:rPr>
+          <w:tag w:val="MENDELEY_CITATION_v3_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"/>
+          <w:id w:val="-1925187426"/>
+          <w:placeholder>
+            <w:docPart w:val="DefaultPlaceholder_-1854013440"/>
+          </w:placeholder>
+        </w:sdtPr>
+        <w:sdtContent>
+          <w:r>
+            <w:rPr>
+              <w:rFonts w:ascii="Times New Roman" w:hAnsi="Times New Roman" w:cs="Times New Roman"/>
+              <w:color w:val="000000"/>
+              <w:lang w:val="en-GB"/>
+            </w:rPr>
+            <w:t>(5)</w:t>
+          </w:r>
+        </w:sdtContent>
+      </w:sdt>
+      <w:r>
+        <w:rPr>
+          <w:rFonts w:ascii="Times New Roman" w:hAnsi="Times New Roman" w:cs="Times New Roman"/>
+          <w:color w:val="000000"/>
+          <w:lang w:val="en-GB"/>
+        </w:rPr>
+        <w:t xml:space="preserve">. </w:t>
+      </w:r>
+    </w:p>
+    <w:p>
+      <w:pPr>
+        <w:jc w:val="both"/>
+        <w:rPr>
+          <w:rFonts w:ascii="Times New Roman" w:hAnsi="Times New Roman" w:cs="Times New Roman"/>
+          <w:color w:val="000000"/>
+          <w:lang w:val="en-GB"/>
+        </w:rPr>
+      </w:pPr>
+      <w:r>
+        <w:rPr>
+          <w:rFonts w:ascii="Times New Roman" w:hAnsi="Times New Roman" w:cs="Times New Roman"/>
+          <w:color w:val="000000"/>
+          <w:lang w:val="en-GB"/>
+        </w:rPr>
+        <w:t xml:space="preserve">Phylogenetic studies </w:t>
+      </w:r>
+      <w:r>
+        <w:rPr>
+          <w:rFonts w:ascii="Times New Roman" w:hAnsi="Times New Roman" w:cs="Times New Roman"/>
+          <w:color w:val="000000"/>
+          <w:lang w:val="en-GB"/>
+        </w:rPr>
+        <w:t>reveal the virus has evolved into three distinct genotypes</w:t>
+      </w:r>
+      <w:r>
+        <w:rPr>
+          <w:rFonts w:ascii="Times New Roman" w:hAnsi="Times New Roman" w:cs="Times New Roman"/>
+          <w:color w:val="000000"/>
+          <w:lang w:val="en-GB"/>
+        </w:rPr>
+        <w:t xml:space="preserve"> </w:t>
+      </w:r>
+      <w:r>
+        <w:rPr>
+          <w:rFonts w:ascii="Times New Roman" w:hAnsi="Times New Roman" w:cs="Times New Roman"/>
+          <w:color w:val="000000"/>
+          <w:lang w:val="en-GB"/>
+        </w:rPr>
+        <w:t>West African, East-Central-South African</w:t>
+      </w:r>
+      <w:r>
+        <w:rPr>
+          <w:rFonts w:ascii="Times New Roman" w:hAnsi="Times New Roman" w:cs="Times New Roman"/>
+          <w:color w:val="000000"/>
+          <w:lang w:val="en-GB"/>
+        </w:rPr>
+        <w:t xml:space="preserve"> (ECSA)</w:t>
+      </w:r>
+      <w:r>
+        <w:rPr>
+          <w:rFonts w:ascii="Times New Roman" w:hAnsi="Times New Roman" w:cs="Times New Roman"/>
+          <w:color w:val="000000"/>
+          <w:lang w:val="en-GB"/>
+        </w:rPr>
+        <w:t xml:space="preserve"> and Asian </w:t>
+      </w:r>
+      <w:r>
+        <w:rPr>
+          <w:rFonts w:ascii="Times New Roman" w:hAnsi="Times New Roman" w:cs="Times New Roman"/>
+          <w:color w:val="000000"/>
+          <w:lang w:val="en-GB"/>
+        </w:rPr>
+        <w:t xml:space="preserve">corresponding to their respective geographical </w:t>
+      </w:r>
+      <w:r>
+        <w:rPr>
+          <w:rFonts w:ascii="Times New Roman" w:hAnsi="Times New Roman" w:cs="Times New Roman"/>
+          <w:color w:val="000000"/>
+          <w:lang w:val="en-GB"/>
+        </w:rPr>
+        <w:lastRenderedPageBreak/>
+        <w:t>origin</w:t>
+      </w:r>
+      <w:sdt>
+        <w:sdtPr>
+          <w:rPr>
+            <w:rFonts w:ascii="Times New Roman" w:hAnsi="Times New Roman" w:cs="Times New Roman"/>
+            <w:color w:val="000000"/>
+            <w:lang w:val="en-GB"/>
+          </w:rPr>
+          <w:tag w:val="MENDELEY_CITATION_v3_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"/>
+          <w:id w:val="-2068094698"/>
+          <w:placeholder>
+            <w:docPart w:val="DefaultPlaceholder_-1854013440"/>
+          </w:placeholder>
+        </w:sdtPr>
+        <w:sdtContent>
+          <w:r>
+            <w:rPr>
+              <w:rFonts w:ascii="Times New Roman" w:hAnsi="Times New Roman" w:cs="Times New Roman"/>
+              <w:color w:val="000000"/>
+              <w:lang w:val="en-GB"/>
+            </w:rPr>
+            <w:t>(4,5)</w:t>
+          </w:r>
+        </w:sdtContent>
+      </w:sdt>
+      <w:r>
+        <w:rPr>
+          <w:rFonts w:ascii="Times New Roman" w:hAnsi="Times New Roman" w:cs="Times New Roman"/>
+          <w:color w:val="000000"/>
+          <w:lang w:val="en-GB"/>
+        </w:rPr>
+        <w:t xml:space="preserve">. </w:t>
+      </w:r>
+      <w:r>
+        <w:rPr>
+          <w:rFonts w:ascii="Times New Roman" w:hAnsi="Times New Roman" w:cs="Times New Roman"/>
+          <w:color w:val="000000"/>
+          <w:lang w:val="en-GB"/>
+        </w:rPr>
+        <w:t xml:space="preserve">The ECSA </w:t>
+      </w:r>
+      <w:r>
+        <w:rPr>
+          <w:rFonts w:ascii="Times New Roman" w:hAnsi="Times New Roman" w:cs="Times New Roman"/>
+          <w:color w:val="000000"/>
+          <w:lang w:val="en-GB"/>
+        </w:rPr>
+        <w:t>lineage is further divided into two clades; ECSA1 which consist entirely of the ancestral CHIKV sequences and ECSA2 which contains sequences from the Central African Republic, Cameroon</w:t>
+      </w:r>
+      <w:r>
+        <w:rPr>
+          <w:rFonts w:ascii="Times New Roman" w:hAnsi="Times New Roman" w:cs="Times New Roman"/>
+          <w:color w:val="000000"/>
+          <w:lang w:val="en-GB"/>
+        </w:rPr>
+        <w:t xml:space="preserve">, Gabon and the Republic of Congo </w:t>
+      </w:r>
+      <w:sdt>
+        <w:sdtPr>
+          <w:rPr>
+            <w:rFonts w:ascii="Times New Roman" w:hAnsi="Times New Roman" w:cs="Times New Roman"/>
+            <w:color w:val="000000"/>
+            <w:lang w:val="en-GB"/>
+          </w:rPr>
+          <w:tag w:val="MENDELEY_CITATION_v3_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"/>
+          <w:id w:val="-696928560"/>
+          <w:placeholder>
+            <w:docPart w:val="DefaultPlaceholder_-1854013440"/>
+          </w:placeholder>
+        </w:sdtPr>
+        <w:sdtContent>
+          <w:r>
+            <w:rPr>
+              <w:rFonts w:ascii="Times New Roman" w:hAnsi="Times New Roman" w:cs="Times New Roman"/>
+              <w:color w:val="000000"/>
+              <w:lang w:val="en-GB"/>
+            </w:rPr>
+            <w:t>(5)</w:t>
+          </w:r>
+        </w:sdtContent>
+      </w:sdt>
+      <w:r>
+        <w:rPr>
+          <w:rFonts w:ascii="Times New Roman" w:hAnsi="Times New Roman" w:cs="Times New Roman"/>
+          <w:color w:val="000000"/>
+          <w:lang w:val="en-GB"/>
+        </w:rPr>
+        <w:t xml:space="preserve">. </w:t>
+      </w:r>
+      <w:r>
+        <w:rPr>
+          <w:rFonts w:ascii="Times New Roman" w:hAnsi="Times New Roman" w:cs="Times New Roman"/>
+          <w:color w:val="000000"/>
+          <w:lang w:val="en-GB"/>
+        </w:rPr>
+        <w:t xml:space="preserve">Further analysis identified 29 temporally and geographically diverse strains from 16 countries in the Western Hemisphere </w:t>
+      </w:r>
+      <w:sdt>
+        <w:sdtPr>
+          <w:rPr>
+            <w:rFonts w:ascii="Times New Roman" w:hAnsi="Times New Roman" w:cs="Times New Roman"/>
+            <w:color w:val="000000"/>
+            <w:lang w:val="en-GB"/>
+          </w:rPr>
+          <w:tag w:val="MENDELEY_CITATION_v3_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"/>
+          <w:id w:val="-1852556466"/>
+          <w:placeholder>
+            <w:docPart w:val="DefaultPlaceholder_-1854013440"/>
+          </w:placeholder>
+        </w:sdtPr>
+        <w:sdtContent>
+          <w:r>
+            <w:rPr>
+              <w:rFonts w:ascii="Times New Roman" w:hAnsi="Times New Roman" w:cs="Times New Roman"/>
+              <w:color w:val="000000"/>
+              <w:lang w:val="en-GB"/>
+            </w:rPr>
+            <w:t>(4)</w:t>
+          </w:r>
+        </w:sdtContent>
+      </w:sdt>
+      <w:r>
+        <w:rPr>
+          <w:rFonts w:ascii="Times New Roman" w:hAnsi="Times New Roman" w:cs="Times New Roman"/>
+          <w:color w:val="000000"/>
+          <w:lang w:val="en-GB"/>
+        </w:rPr>
+        <w:t xml:space="preserve">. Though the analysis revealed minimal evolution compared to the emergent CHIKV strains. </w:t>
+      </w:r>
+      <w:r>
+        <w:rPr>
+          <w:rFonts w:ascii="Times New Roman" w:hAnsi="Times New Roman" w:cs="Times New Roman"/>
+          <w:color w:val="000000"/>
+          <w:lang w:val="en-GB"/>
+        </w:rPr>
+        <w:t>A comprehensive</w:t>
+      </w:r>
+      <w:r>
+        <w:rPr>
+          <w:rFonts w:ascii="Times New Roman" w:hAnsi="Times New Roman" w:cs="Times New Roman"/>
+          <w:color w:val="000000"/>
+          <w:lang w:val="en-GB"/>
+        </w:rPr>
+        <w:t xml:space="preserve"> analysis of the historic strains suggests CHIKV originated in Africa and spread episodically to Asia</w:t>
+      </w:r>
+      <w:r>
+        <w:rPr>
+          <w:rFonts w:ascii="Times New Roman" w:hAnsi="Times New Roman" w:cs="Times New Roman"/>
+          <w:color w:val="000000"/>
+          <w:lang w:val="en-GB"/>
+        </w:rPr>
+        <w:t xml:space="preserve"> in approximated interval of 50 years </w:t>
+      </w:r>
+      <w:sdt>
+        <w:sdtPr>
+          <w:rPr>
+            <w:rFonts w:ascii="Times New Roman" w:hAnsi="Times New Roman" w:cs="Times New Roman"/>
+            <w:color w:val="000000"/>
+            <w:lang w:val="en-GB"/>
+          </w:rPr>
+          <w:tag w:val="MENDELEY_CITATION_v3_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"/>
+          <w:id w:val="290795793"/>
+          <w:placeholder>
+            <w:docPart w:val="DefaultPlaceholder_-1854013440"/>
+          </w:placeholder>
+        </w:sdtPr>
+        <w:sdtContent>
+          <w:r>
+            <w:rPr>
+              <w:rFonts w:ascii="Times New Roman" w:hAnsi="Times New Roman" w:cs="Times New Roman"/>
+              <w:color w:val="000000"/>
+              <w:lang w:val="en-GB"/>
+            </w:rPr>
+            <w:t>(4)</w:t>
+          </w:r>
+        </w:sdtContent>
+      </w:sdt>
+      <w:r>
+        <w:rPr>
+          <w:rFonts w:ascii="Times New Roman" w:hAnsi="Times New Roman" w:cs="Times New Roman"/>
+          <w:color w:val="000000"/>
+          <w:lang w:val="en-GB"/>
+        </w:rPr>
+        <w:t xml:space="preserve">. </w:t>
+      </w:r>
+    </w:p>
+    <w:p>
+      <w:pPr>
+        <w:jc w:val="both"/>
+        <w:rPr>
+          <w:rFonts w:ascii="Times New Roman" w:hAnsi="Times New Roman" w:cs="Times New Roman"/>
+          <w:color w:val="000000"/>
+          <w:lang w:val="en-GB"/>
+        </w:rPr>
+      </w:pPr>
+      <w:r>
+        <w:rPr>
+          <w:rFonts w:ascii="Times New Roman" w:hAnsi="Times New Roman" w:cs="Times New Roman"/>
+          <w:color w:val="000000"/>
+          <w:lang w:val="en-GB"/>
+        </w:rPr>
+        <w:t xml:space="preserve">Since its discovery in 1952, the virus has been reported to be circulating and causing sporadic outbreaks in Sub-Saharan Africa </w:t>
+      </w:r>
+      <w:sdt>
+        <w:sdtPr>
+          <w:rPr>
+            <w:rFonts w:ascii="Times New Roman" w:hAnsi="Times New Roman" w:cs="Times New Roman"/>
+            <w:color w:val="000000"/>
+            <w:lang w:val="en-GB"/>
+          </w:rPr>
+          <w:tag w:val="MENDELEY_CITATION_v3_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"/>
+          <w:id w:val="1178459875"/>
+          <w:placeholder>
+            <w:docPart w:val="097F4282BA99FA4896A1B2BD2010F413"/>
+          </w:placeholder>
+        </w:sdtPr>
+        <w:sdtContent>
+          <w:r>
+            <w:rPr>
+              <w:rFonts w:ascii="Times New Roman" w:hAnsi="Times New Roman" w:cs="Times New Roman"/>
+              <w:color w:val="000000"/>
+              <w:lang w:val="en-GB"/>
+            </w:rPr>
+            <w:t>(5)</w:t>
+          </w:r>
+        </w:sdtContent>
+      </w:sdt>
+      <w:r>
+        <w:rPr>
+          <w:rFonts w:ascii="Times New Roman" w:hAnsi="Times New Roman" w:cs="Times New Roman"/>
+          <w:color w:val="000000"/>
+          <w:lang w:val="en-GB"/>
+        </w:rPr>
+        <w:t>.</w:t>
+      </w:r>
+      <w:r>
+        <w:rPr>
+          <w:rFonts w:ascii="Times New Roman" w:hAnsi="Times New Roman" w:cs="Times New Roman"/>
+          <w:color w:val="000000"/>
+          <w:lang w:val="en-GB"/>
+        </w:rPr>
+        <w:t xml:space="preserve"> </w:t>
+      </w:r>
+    </w:p>
+    <w:p>
+      <w:pPr>
+        <w:jc w:val="both"/>
+        <w:rPr>
+          <w:rFonts w:ascii="Times New Roman" w:hAnsi="Times New Roman" w:cs="Times New Roman"/>
+          <w:color w:val="000000"/>
+          <w:lang w:val="en-GB"/>
+        </w:rPr>
+      </w:pPr>
+    </w:p>
+    <w:p>
+      <w:pPr>
+        <w:jc w:val="both"/>
+        <w:rPr>
+          <w:rFonts w:ascii="Times New Roman" w:hAnsi="Times New Roman" w:cs="Times New Roman"/>
+          <w:color w:val="000000"/>
+          <w:lang w:val="en-GB"/>
+        </w:rPr>
+      </w:pPr>
+    </w:p>
+    <w:p>
+      <w:pPr>
+        <w:rPr>
+          <w:lang w:val="en-GB"/>
+        </w:rPr>
+      </w:pPr>
+    </w:p>
+    <w:p>
+      <w:pPr>
+        <w:rPr>
+          <w:lang w:val="en-GB"/>
+        </w:rPr>
+      </w:pPr>
+    </w:p>
+    <w:p>
+      <w:pPr>
+        <w:rPr>
+          <w:lang w:val="en-GB"/>
+        </w:rPr>
+      </w:pPr>
+    </w:p>
+    <w:p>
+      <w:pPr>
+        <w:rPr>
+          <w:lang w:val="en-GB"/>
+        </w:rPr>
+      </w:pPr>
     </w:p>
     <w:p>
       <w:pPr>
@@ -408,7 +2562,7 @@
             <w:autoSpaceDE w:val="0"/>
             <w:autoSpaceDN w:val="0"/>
             <w:ind w:hanging="640"/>
-            <w:divId w:val="1628312234"/>
+            <w:divId w:val="767123301"/>
             <w:rPr>
               <w:rFonts w:eastAsia="Times New Roman"/>
               <w:kern w:val="0"/>
@@ -448,7 +2602,106 @@
             <w:autoSpaceDE w:val="0"/>
             <w:autoSpaceDN w:val="0"/>
             <w:ind w:hanging="640"/>
-            <w:divId w:val="582950918"/>
+            <w:divId w:val="38866061"/>
+            <w:rPr>
+              <w:rFonts w:eastAsia="Times New Roman"/>
+            </w:rPr>
+          </w:pPr>
+          <w:r>
+            <w:rPr>
+              <w:rFonts w:eastAsia="Times New Roman"/>
+            </w:rPr>
+            <w:t>2.</w:t>
+          </w:r>
+          <w:r>
+            <w:rPr>
+              <w:rFonts w:eastAsia="Times New Roman"/>
+            </w:rPr>
+            <w:tab/>
+          </w:r>
+          <w:proofErr w:type="spellStart"/>
+          <w:r>
+            <w:rPr>
+              <w:rFonts w:eastAsia="Times New Roman"/>
+            </w:rPr>
+            <w:t>Nsoesie</w:t>
+          </w:r>
+          <w:proofErr w:type="spellEnd"/>
+          <w:r>
+            <w:rPr>
+              <w:rFonts w:eastAsia="Times New Roman"/>
+            </w:rPr>
+            <w:t xml:space="preserve"> EO, Kraemer MUG, Golding N, Pigott DM, Brady OJ, Moyes CL, et al. Global distribution and environmental suitability for chikungunya virus, 1952 to 2015. Eurosurveillance [Internet]. 2016 May 19 [cited 2025 Jul 30];21(20):30234. Available from: https://www.eurosurveillance.org/content/10.2807/1560-7917.ES.2016.21.20.30234</w:t>
+          </w:r>
+        </w:p>
+        <w:p>
+          <w:pPr>
+            <w:autoSpaceDE w:val="0"/>
+            <w:autoSpaceDN w:val="0"/>
+            <w:ind w:hanging="640"/>
+            <w:divId w:val="2076586738"/>
+            <w:rPr>
+              <w:rFonts w:eastAsia="Times New Roman"/>
+            </w:rPr>
+          </w:pPr>
+          <w:r>
+            <w:rPr>
+              <w:rFonts w:eastAsia="Times New Roman"/>
+            </w:rPr>
+            <w:t>3.</w:t>
+          </w:r>
+          <w:r>
+            <w:rPr>
+              <w:rFonts w:eastAsia="Times New Roman"/>
+            </w:rPr>
+            <w:tab/>
+            <w:t>Chikungunya [Internet]. [cited 2025 Jul 30]. Available from: https://www.who.int/health-topics/chikungunya#tab=tab_1</w:t>
+          </w:r>
+        </w:p>
+        <w:p>
+          <w:pPr>
+            <w:autoSpaceDE w:val="0"/>
+            <w:autoSpaceDN w:val="0"/>
+            <w:ind w:hanging="640"/>
+            <w:divId w:val="728843778"/>
+            <w:rPr>
+              <w:rFonts w:eastAsia="Times New Roman"/>
+            </w:rPr>
+          </w:pPr>
+          <w:r>
+            <w:rPr>
+              <w:rFonts w:eastAsia="Times New Roman"/>
+            </w:rPr>
+            <w:t>4.</w:t>
+          </w:r>
+          <w:r>
+            <w:rPr>
+              <w:rFonts w:eastAsia="Times New Roman"/>
+            </w:rPr>
+            <w:tab/>
+            <w:t xml:space="preserve">Lanciotti RS, Lambert AJ. Phylogenetic Analysis of Chikungunya Virus Strains Circulating in the Western Hemisphere. Am J Trop Med </w:t>
+          </w:r>
+          <w:proofErr w:type="spellStart"/>
+          <w:r>
+            <w:rPr>
+              <w:rFonts w:eastAsia="Times New Roman"/>
+            </w:rPr>
+            <w:t>Hyg</w:t>
+          </w:r>
+          <w:proofErr w:type="spellEnd"/>
+          <w:r>
+            <w:rPr>
+              <w:rFonts w:eastAsia="Times New Roman"/>
+            </w:rPr>
+            <w:t xml:space="preserve"> [Internet]. 2016 Apr 1 [cited 2025 Jul 30];94(4):800. Available from: https://pmc.ncbi.nlm.nih.gov/articles/PMC4824221/</w:t>
+          </w:r>
+        </w:p>
+        <w:p>
+          <w:pPr>
+            <w:autoSpaceDE w:val="0"/>
+            <w:autoSpaceDN w:val="0"/>
+            <w:ind w:hanging="640"/>
+            <w:divId w:val="1076245812"/>
             <w:rPr>
               <w:rFonts w:eastAsia="Times New Roman"/>
             </w:rPr>
@@ -458,7 +2711,7 @@
               <w:rFonts w:eastAsia="Times New Roman"/>
               <w:lang w:val="de-DE"/>
             </w:rPr>
-            <w:t>2.</w:t>
+            <w:t>5.</w:t>
           </w:r>
           <w:r>
             <w:rPr>
@@ -519,7 +2772,38 @@
             <w:rPr>
               <w:rFonts w:eastAsia="Times New Roman"/>
             </w:rPr>
-            <w:t>Chikungunya fever. Nature Reviews Disease Primers 2023 9:1 [Internet]. 2023 Apr 6 [cited 2025 Jul 29];9(1):1–21. Available from: https://www.nature.com/articles/s41572-023-00429-2</w:t>
+            <w:t xml:space="preserve">Chikungunya fever. Nature Reviews Disease Primers </w:t>
+          </w:r>
+          <w:r>
+            <w:rPr>
+              <w:rFonts w:eastAsia="Times New Roman"/>
+            </w:rPr>
+            <w:lastRenderedPageBreak/>
+            <w:t>2023 9:1 [Internet]. 2023 Apr 6 [cited 2025 Jul 29];9(1):1–21. Available from: https://www.nature.com/articles/s41572-023-00429-2</w:t>
+          </w:r>
+        </w:p>
+        <w:p>
+          <w:pPr>
+            <w:autoSpaceDE w:val="0"/>
+            <w:autoSpaceDN w:val="0"/>
+            <w:ind w:hanging="640"/>
+            <w:divId w:val="1810825718"/>
+            <w:rPr>
+              <w:rFonts w:eastAsia="Times New Roman"/>
+            </w:rPr>
+          </w:pPr>
+          <w:r>
+            <w:rPr>
+              <w:rFonts w:eastAsia="Times New Roman"/>
+            </w:rPr>
+            <w:t>6.</w:t>
+          </w:r>
+          <w:r>
+            <w:rPr>
+              <w:rFonts w:eastAsia="Times New Roman"/>
+            </w:rPr>
+            <w:tab/>
+            <w:t xml:space="preserve">Halstead SB. Reappearance of chikungunya, formerly called Dengue, in the Americas. Emerg Infect Dis. 2015;21(4):557–61. </w:t>
           </w:r>
         </w:p>
         <w:p>
@@ -1610,6 +3894,93 @@
         </w:p>
       </w:docPartBody>
     </w:docPart>
+    <w:docPart>
+      <w:docPartPr>
+        <w:name w:val="129B7FA25434D8459239334B5C0F600A"/>
+        <w:category>
+          <w:name w:val="General"/>
+          <w:gallery w:val="placeholder"/>
+        </w:category>
+        <w:types>
+          <w:type w:val="bbPlcHdr"/>
+        </w:types>
+        <w:behaviors>
+          <w:behavior w:val="content"/>
+        </w:behaviors>
+        <w:guid w:val="{9C4415E6-D58A-664E-BDD0-6150BD2266CF}"/>
+      </w:docPartPr>
+      <w:docPartBody>
+        <w:p>
+          <w:pPr>
+            <w:pStyle w:val="129B7FA25434D8459239334B5C0F600A"/>
+          </w:pPr>
+          <w:r>
+            <w:rPr>
+              <w:rStyle w:val="PlaceholderText"/>
+            </w:rPr>
+            <w:t>Click or tap here to enter text.</w:t>
+          </w:r>
+        </w:p>
+      </w:docPartBody>
+    </w:docPart>
+    <w:docPart>
+      <w:docPartPr>
+        <w:name w:val="097F4282BA99FA4896A1B2BD2010F413"/>
+        <w:category>
+          <w:name w:val="General"/>
+          <w:gallery w:val="placeholder"/>
+        </w:category>
+        <w:types>
+          <w:type w:val="bbPlcHdr"/>
+        </w:types>
+        <w:behaviors>
+          <w:behavior w:val="content"/>
+        </w:behaviors>
+        <w:guid w:val="{12982B1B-067F-F647-9D42-CA6C99174471}"/>
+      </w:docPartPr>
+      <w:docPartBody>
+        <w:p>
+          <w:pPr>
+            <w:pStyle w:val="097F4282BA99FA4896A1B2BD2010F413"/>
+          </w:pPr>
+          <w:r>
+            <w:rPr>
+              <w:rStyle w:val="PlaceholderText"/>
+            </w:rPr>
+            <w:t>Click or tap here to enter text.</w:t>
+          </w:r>
+        </w:p>
+      </w:docPartBody>
+    </w:docPart>
+    <w:docPart>
+      <w:docPartPr>
+        <w:name w:val="FFEAF3F4B34923468CEE4FC5CD357F67"/>
+        <w:category>
+          <w:name w:val="General"/>
+          <w:gallery w:val="placeholder"/>
+        </w:category>
+        <w:types>
+          <w:type w:val="bbPlcHdr"/>
+        </w:types>
+        <w:behaviors>
+          <w:behavior w:val="content"/>
+        </w:behaviors>
+        <w:guid w:val="{01476ECB-53C4-BD4A-A793-488C798B2155}"/>
+      </w:docPartPr>
+      <w:docPartBody>
+        <w:p>
+          <w:pPr>
+            <w:pStyle w:val="FFEAF3F4B34923468CEE4FC5CD357F67"/>
+          </w:pPr>
+          <w:r>
+            <w:rPr>
+              <w:rStyle w:val="PlaceholderText"/>
+            </w:rPr>
+            <w:t>Click or tap here to enter text.</w:t>
+          </w:r>
+        </w:p>
+      </w:docPartBody>
+    </w:docPart>
   </w:docParts>
 </w:glossaryDocument>
 </file>
@@ -1656,8 +4027,13 @@
   </w:compat>
   <w:rsids>
     <w:rsidRoot w:val="00D82711"/>
+    <w:rsid w:val="00191516"/>
     <w:rsid w:val="00262150"/>
+    <w:rsid w:val="002C546E"/>
     <w:rsid w:val="00332583"/>
+    <w:rsid w:val="00551B2E"/>
+    <w:rsid w:val="006C6704"/>
+    <w:rsid w:val="00BC445A"/>
     <w:rsid w:val="00D82711"/>
   </w:rsids>
   <m:mathPr>
@@ -2114,10 +4490,22 @@
     <w:basedOn w:val="DefaultParagraphFont"/>
     <w:uiPriority w:val="99"/>
     <w:semiHidden/>
-    <w:rsid w:val="00D82711"/>
+    <w:rsid w:val="00191516"/>
     <w:rPr>
       <w:color w:val="666666"/>
     </w:rPr>
+  </w:style>
+  <w:style w:type="paragraph" w:customStyle="1" w:styleId="FFEAF3F4B34923468CEE4FC5CD357F67">
+    <w:name w:val="FFEAF3F4B34923468CEE4FC5CD357F67"/>
+    <w:rsid w:val="00191516"/>
+  </w:style>
+  <w:style w:type="paragraph" w:customStyle="1" w:styleId="129B7FA25434D8459239334B5C0F600A">
+    <w:name w:val="129B7FA25434D8459239334B5C0F600A"/>
+    <w:rsid w:val="006C6704"/>
+  </w:style>
+  <w:style w:type="paragraph" w:customStyle="1" w:styleId="097F4282BA99FA4896A1B2BD2010F413">
+    <w:name w:val="097F4282BA99FA4896A1B2BD2010F413"/>
+    <w:rsid w:val="006C6704"/>
   </w:style>
 </w:styles>
 </file>
@@ -2459,7 +4847,7 @@
     <we:reference id="WA104382081" version="1.55.1.0" store="" storeType="OMEX"/>
   </we:alternateReferences>
   <we:properties>
-    <we:property name="MENDELEY_CITATIONS" value="[{&quot;citationID&quot;:&quot;MENDELEY_CITATION_d23a6aab-6de4-4fb3-a0be-c4486878b3e6&quot;,&quot;properties&quot;:{&quot;noteIndex&quot;:0},&quot;isEdited&quot;:false,&quot;manualOverride&quot;:{&quot;isManuallyOverridden&quot;:false,&quot;citeprocText&quot;:&quot;(1)&quot;,&quot;manualOverrideText&quot;:&quot;&quot;},&quot;citationTag&quot;:&quot;MENDELEY_CITATION_v3_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&quot;,&quot;citationItems&quot;:[{&quot;id&quot;:&quot;03a45da2-b9e9-3531-9f01-5f61fac20cb2&quot;,&quot;itemData&quot;:{&quot;type&quot;:&quot;article-journal&quot;,&quot;id&quot;:&quot;03a45da2-b9e9-3531-9f01-5f61fac20cb2&quot;,&quot;title&quot;:&quot;The global health and economic burden of chikungunya from 2011 to 2020: a model-driven analysis on the impact of an emerging vector-borne disease&quot;,&quot;author&quot;:[{&quot;family&quot;:&quot;Roo&quot;,&quot;given&quot;:&quot;Adrianne Marije&quot;,&quot;parse-names&quot;:false,&quot;dropping-particle&quot;:&quot;&quot;,&quot;non-dropping-particle&quot;:&quot;De&quot;},{&quot;family&quot;:&quot;Vondeling&quot;,&quot;given&quot;:&quot;Gerard Timmy&quot;,&quot;parse-names&quot;:false,&quot;dropping-particle&quot;:&quot;&quot;,&quot;non-dropping-particle&quot;:&quot;&quot;},{&quot;family&quot;:&quot;Boer&quot;,&quot;given&quot;:&quot;Martijn&quot;,&quot;parse-names&quot;:false,&quot;dropping-particle&quot;:&quot;&quot;,&quot;non-dropping-particle&quot;:&quot;&quot;},{&quot;family&quot;:&quot;Murray&quot;,&quot;given&quot;:&quot;Kristy&quot;,&quot;parse-names&quot;:false,&quot;dropping-particle&quot;:&quot;&quot;,&quot;non-dropping-particle&quot;:&quot;&quot;},{&quot;family&quot;:&quot;Postma&quot;,&quot;given&quot;:&quot;Maarten Jacobus&quot;,&quot;parse-names&quot;:false,&quot;dropping-particle&quot;:&quot;&quot;,&quot;non-dropping-particle&quot;:&quot;&quot;}],&quot;container-title&quot;:&quot;BMJ Global Health&quot;,&quot;container-title-short&quot;:&quot;BMJ Glob Health&quot;,&quot;accessed&quot;:{&quot;date-parts&quot;:[[2025,7,29]]},&quot;DOI&quot;:&quot;10.1136/BMJGH-2024-016648&quot;,&quot;ISSN&quot;:&quot;2059-7908&quot;,&quot;PMID&quot;:&quot;10.1136/bmjgh-2024-016648&quot;,&quot;URL&quot;:&quot;https://gh.bmj.com/content/9/12/e016648&quot;,&quot;issued&quot;:{&quot;date-parts&quot;:[[2024,12,3]]},&quot;abstract&quot;:&quot;Introduction Chikungunya is a mosquito-borne arboviral disease posing an emerging global public health threat. Understanding the global burden of chikungunya is critical for designing effective prevention and control strategies. However, current estimates of the economic and health impact of chikungunya remain limited and are potentially underestimated. This study aims to provide a comprehensive overview of the chikungunya burden worldwide.Methods We analysed the global burden of chikungunya between 2011 and 2020 and calculated disability-adjusted life years (DALYs) and direct and indirect costs using a data-driven simulation model. The main outcomes were the number of cases, the total DALY burden, and the direct and indirect costs of acute and chronic chikungunya between 2011 and 2020.Results Our study revealed a total of 18.7 million chikungunya cases in 110 countries between 2011 and 2020, causing 1.95 million DALYs. Most of this burden was found in the Latin American and Caribbean region. The total economic burden caused by chikungunya over these 10 years was estimated at $2.8 billion in direct costs and $47.1 billion in indirect costs worldwide. Long-term chronic illness was the source of most costs and DALYs.Conclusion Chikungunya has a higher disease burden than was previously estimated and costs related to the disease are substantial. Especially in combination with its unpredictable nature, chikungunya could significantly impact local health systems. Insights from this study could inform decision makers on the impact of chikungunya on population health and help them to appropriately allocate resources to protect vulnerable populations from this debilitating disease.&quot;,&quot;publisher&quot;:&quot;BMJ Publishing Group Ltd&quot;,&quot;issue&quot;:&quot;12&quot;,&quot;volume&quot;:&quot;9&quot;},&quot;isTemporary&quot;:false}]},{&quot;citationID&quot;:&quot;MENDELEY_CITATION_e225cc0d-7933-4950-bde1-cb2a750bbb0c&quot;,&quot;properties&quot;:{&quot;noteIndex&quot;:0},&quot;isEdited&quot;:false,&quot;manualOverride&quot;:{&quot;isManuallyOverridden&quot;:false,&quot;citeprocText&quot;:&quot;(1)&quot;,&quot;manualOverrideText&quot;:&quot;&quot;},&quot;citationTag&quot;:&quot;MENDELEY_CITATION_v3_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&quot;,&quot;citationItems&quot;:[{&quot;id&quot;:&quot;03a45da2-b9e9-3531-9f01-5f61fac20cb2&quot;,&quot;itemData&quot;:{&quot;type&quot;:&quot;article-journal&quot;,&quot;id&quot;:&quot;03a45da2-b9e9-3531-9f01-5f61fac20cb2&quot;,&quot;title&quot;:&quot;The global health and economic burden of chikungunya from 2011 to 2020: a model-driven analysis on the impact of an emerging vector-borne disease&quot;,&quot;author&quot;:[{&quot;family&quot;:&quot;Roo&quot;,&quot;given&quot;:&quot;Adrianne Marije&quot;,&quot;parse-names&quot;:false,&quot;dropping-particle&quot;:&quot;&quot;,&quot;non-dropping-particle&quot;:&quot;De&quot;},{&quot;family&quot;:&quot;Vondeling&quot;,&quot;given&quot;:&quot;Gerard Timmy&quot;,&quot;parse-names&quot;:false,&quot;dropping-particle&quot;:&quot;&quot;,&quot;non-dropping-particle&quot;:&quot;&quot;},{&quot;family&quot;:&quot;Boer&quot;,&quot;given&quot;:&quot;Martijn&quot;,&quot;parse-names&quot;:false,&quot;dropping-particle&quot;:&quot;&quot;,&quot;non-dropping-particle&quot;:&quot;&quot;},{&quot;family&quot;:&quot;Murray&quot;,&quot;given&quot;:&quot;Kristy&quot;,&quot;parse-names&quot;:false,&quot;dropping-particle&quot;:&quot;&quot;,&quot;non-dropping-particle&quot;:&quot;&quot;},{&quot;family&quot;:&quot;Postma&quot;,&quot;given&quot;:&quot;Maarten Jacobus&quot;,&quot;parse-names&quot;:false,&quot;dropping-particle&quot;:&quot;&quot;,&quot;non-dropping-particle&quot;:&quot;&quot;}],&quot;container-title&quot;:&quot;BMJ Global Health&quot;,&quot;container-title-short&quot;:&quot;BMJ Glob Health&quot;,&quot;accessed&quot;:{&quot;date-parts&quot;:[[2025,7,29]]},&quot;DOI&quot;:&quot;10.1136/BMJGH-2024-016648&quot;,&quot;ISSN&quot;:&quot;2059-7908&quot;,&quot;PMID&quot;:&quot;10.1136/bmjgh-2024-016648&quot;,&quot;URL&quot;:&quot;https://gh.bmj.com/content/9/12/e016648&quot;,&quot;issued&quot;:{&quot;date-parts&quot;:[[2024,12,3]]},&quot;abstract&quot;:&quot;Introduction Chikungunya is a mosquito-borne arboviral disease posing an emerging global public health threat. Understanding the global burden of chikungunya is critical for designing effective prevention and control strategies. However, current estimates of the economic and health impact of chikungunya remain limited and are potentially underestimated. This study aims to provide a comprehensive overview of the chikungunya burden worldwide.Methods We analysed the global burden of chikungunya between 2011 and 2020 and calculated disability-adjusted life years (DALYs) and direct and indirect costs using a data-driven simulation model. The main outcomes were the number of cases, the total DALY burden, and the direct and indirect costs of acute and chronic chikungunya between 2011 and 2020.Results Our study revealed a total of 18.7 million chikungunya cases in 110 countries between 2011 and 2020, causing 1.95 million DALYs. Most of this burden was found in the Latin American and Caribbean region. The total economic burden caused by chikungunya over these 10 years was estimated at $2.8 billion in direct costs and $47.1 billion in indirect costs worldwide. Long-term chronic illness was the source of most costs and DALYs.Conclusion Chikungunya has a higher disease burden than was previously estimated and costs related to the disease are substantial. Especially in combination with its unpredictable nature, chikungunya could significantly impact local health systems. Insights from this study could inform decision makers on the impact of chikungunya on population health and help them to appropriately allocate resources to protect vulnerable populations from this debilitating disease.&quot;,&quot;publisher&quot;:&quot;BMJ Publishing Group Ltd&quot;,&quot;issue&quot;:&quot;12&quot;,&quot;volume&quot;:&quot;9&quot;},&quot;isTemporary&quot;:false}]},{&quot;citationID&quot;:&quot;MENDELEY_CITATION_d5c517f3-649a-4f74-9d1e-998fd6bc6808&quot;,&quot;properties&quot;:{&quot;noteIndex&quot;:0},&quot;isEdited&quot;:false,&quot;manualOverride&quot;:{&quot;isManuallyOverridden&quot;:false,&quot;citeprocText&quot;:&quot;(2)&quot;,&quot;manualOverrideText&quot;:&quot;&quot;},&quot;citationTag&quot;:&quot;MENDELEY_CITATION_v3_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&quot;,&quot;citationItems&quot;:[{&quot;id&quot;:&quot;9800b69c-484c-3109-bcec-1e79b70d9bf0&quot;,&quot;itemData&quot;:{&quot;type&quot;:&quot;article-journal&quot;,&quot;id&quot;:&quot;9800b69c-484c-3109-bcec-1e79b70d9bf0&quot;,&quot;title&quot;:&quot;Chikungunya fever&quot;,&quot;author&quot;:[{&quot;family&quot;:&quot;Bartholomeeusen&quot;,&quot;given&quot;:&quot;Koen&quot;,&quot;parse-names&quot;:false,&quot;dropping-particle&quot;:&quot;&quot;,&quot;non-dropping-particle&quot;:&quot;&quot;},{&quot;family&quot;:&quot;Daniel&quot;,&quot;given&quot;:&quot;Matthieu&quot;,&quot;parse-names&quot;:false,&quot;dropping-particle&quot;:&quot;&quot;,&quot;non-dropping-particle&quot;:&quot;&quot;},{&quot;family&quot;:&quot;LaBeaud&quot;,&quot;given&quot;:&quot;Desiree A.&quot;,&quot;parse-names&quot;:false,&quot;dropping-particle&quot;:&quot;&quot;,&quot;non-dropping-particle&quot;:&quot;&quot;},{&quot;family&quot;:&quot;Gasque&quot;,&quot;given&quot;:&quot;Philippe&quot;,&quot;parse-names&quot;:false,&quot;dropping-particle&quot;:&quot;&quot;,&quot;non-dropping-particle&quot;:&quot;&quot;},{&quot;family&quot;:&quot;Peeling&quot;,&quot;given&quot;:&quot;Rosanna W.&quot;,&quot;parse-names&quot;:false,&quot;dropping-particle&quot;:&quot;&quot;,&quot;non-dropping-particle&quot;:&quot;&quot;},{&quot;family&quot;:&quot;Stephenson&quot;,&quot;given&quot;:&quot;Kathryn E.&quot;,&quot;parse-names&quot;:false,&quot;dropping-particle&quot;:&quot;&quot;,&quot;non-dropping-particle&quot;:&quot;&quot;},{&quot;family&quot;:&quot;Ng&quot;,&quot;given&quot;:&quot;Lisa F.P.&quot;,&quot;parse-names&quot;:false,&quot;dropping-particle&quot;:&quot;&quot;,&quot;non-dropping-particle&quot;:&quot;&quot;},{&quot;family&quot;:&quot;Ariën&quot;,&quot;given&quot;:&quot;Kevin K.&quot;,&quot;parse-names&quot;:false,&quot;dropping-particle&quot;:&quot;&quot;,&quot;non-dropping-particle&quot;:&quot;&quot;}],&quot;container-title&quot;:&quot;Nature Reviews Disease Primers 2023 9:1&quot;,&quot;accessed&quot;:{&quot;date-parts&quot;:[[2025,7,29]]},&quot;DOI&quot;:&quot;10.1038/s41572-023-00429-2&quot;,&quot;ISSN&quot;:&quot;2056-676X&quot;,&quot;PMID&quot;:&quot;37024497&quot;,&quot;URL&quot;:&quot;https://www.nature.com/articles/s41572-023-00429-2&quot;,&quot;issued&quot;:{&quot;date-parts&quot;:[[2023,4,6]]},&quot;page&quot;:&quot;1-21&quot;,&quot;abstract&quot;:&quot;Chikungunya virus is widespread throughout the tropics, where it causes recurrent outbreaks of chikungunya fever. In recent years, outbreaks have afflicted populations in East and Central Africa, South America and Southeast Asia. The virus is transmitted by Aedes aegypti and Aedes albopictus mosquitoes. Chikungunya fever is characterized by severe arthralgia and myalgia that can persist for years and have considerable detrimental effects on health, quality of life and economic productivity. The effects of climate change as well as increased globalization of commerce and travel have led to growth of the habitat of Aedes mosquitoes. As a result, increasing numbers of people will be at risk of chikungunya fever in the coming years. In the absence of specific antiviral treatments and with vaccines still in development, surveillance and vector control are essential to suppress re-emergence and epidemics. Chikungunya fever is an acute febrile illness caused by chikungunya virus, a mosquito-borne alphavirus. This Primer by Bartholomeeusen and colleagues summarizes the epidemiology, mechanisms, diagnosis and treatment of chikungunya fever, and discusses patient quality of life and open research questions for this condition.&quot;,&quot;publisher&quot;:&quot;Nature Publishing Group&quot;,&quot;issue&quot;:&quot;1&quot;,&quot;volume&quot;:&quot;9&quot;,&quot;container-title-short&quot;:&quot;&quot;},&quot;isTemporary&quot;:false}]},{&quot;citationID&quot;:&quot;MENDELEY_CITATION_560aa947-a08c-48ba-99b6-9e6257b53aaf&quot;,&quot;properties&quot;:{&quot;noteIndex&quot;:0},&quot;isEdited&quot;:false,&quot;manualOverride&quot;:{&quot;isManuallyOverridden&quot;:false,&quot;citeprocText&quot;:&quot;(2)&quot;,&quot;manualOverrideText&quot;:&quot;&quot;},&quot;citationTag&quot;:&quot;MENDELEY_CITATION_v3_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&quot;,&quot;citationItems&quot;:[{&quot;id&quot;:&quot;9800b69c-484c-3109-bcec-1e79b70d9bf0&quot;,&quot;itemData&quot;:{&quot;type&quot;:&quot;article-journal&quot;,&quot;id&quot;:&quot;9800b69c-484c-3109-bcec-1e79b70d9bf0&quot;,&quot;title&quot;:&quot;Chikungunya fever&quot;,&quot;author&quot;:[{&quot;family&quot;:&quot;Bartholomeeusen&quot;,&quot;given&quot;:&quot;Koen&quot;,&quot;parse-names&quot;:false,&quot;dropping-particle&quot;:&quot;&quot;,&quot;non-dropping-particle&quot;:&quot;&quot;},{&quot;family&quot;:&quot;Daniel&quot;,&quot;given&quot;:&quot;Matthieu&quot;,&quot;parse-names&quot;:false,&quot;dropping-particle&quot;:&quot;&quot;,&quot;non-dropping-particle&quot;:&quot;&quot;},{&quot;family&quot;:&quot;LaBeaud&quot;,&quot;given&quot;:&quot;Desiree A.&quot;,&quot;parse-names&quot;:false,&quot;dropping-particle&quot;:&quot;&quot;,&quot;non-dropping-particle&quot;:&quot;&quot;},{&quot;family&quot;:&quot;Gasque&quot;,&quot;given&quot;:&quot;Philippe&quot;,&quot;parse-names&quot;:false,&quot;dropping-particle&quot;:&quot;&quot;,&quot;non-dropping-particle&quot;:&quot;&quot;},{&quot;family&quot;:&quot;Peeling&quot;,&quot;given&quot;:&quot;Rosanna W.&quot;,&quot;parse-names&quot;:false,&quot;dropping-particle&quot;:&quot;&quot;,&quot;non-dropping-particle&quot;:&quot;&quot;},{&quot;family&quot;:&quot;Stephenson&quot;,&quot;given&quot;:&quot;Kathryn E.&quot;,&quot;parse-names&quot;:false,&quot;dropping-particle&quot;:&quot;&quot;,&quot;non-dropping-particle&quot;:&quot;&quot;},{&quot;family&quot;:&quot;Ng&quot;,&quot;given&quot;:&quot;Lisa F.P.&quot;,&quot;parse-names&quot;:false,&quot;dropping-particle&quot;:&quot;&quot;,&quot;non-dropping-particle&quot;:&quot;&quot;},{&quot;family&quot;:&quot;Ariën&quot;,&quot;given&quot;:&quot;Kevin K.&quot;,&quot;parse-names&quot;:false,&quot;dropping-particle&quot;:&quot;&quot;,&quot;non-dropping-particle&quot;:&quot;&quot;}],&quot;container-title&quot;:&quot;Nature Reviews Disease Primers 2023 9:1&quot;,&quot;accessed&quot;:{&quot;date-parts&quot;:[[2025,7,29]]},&quot;DOI&quot;:&quot;10.1038/s41572-023-00429-2&quot;,&quot;ISSN&quot;:&quot;2056-676X&quot;,&quot;PMID&quot;:&quot;37024497&quot;,&quot;URL&quot;:&quot;https://www.nature.com/articles/s41572-023-00429-2&quot;,&quot;issued&quot;:{&quot;date-parts&quot;:[[2023,4,6]]},&quot;page&quot;:&quot;1-21&quot;,&quot;abstract&quot;:&quot;Chikungunya virus is widespread throughout the tropics, where it causes recurrent outbreaks of chikungunya fever. In recent years, outbreaks have afflicted populations in East and Central Africa, South America and Southeast Asia. The virus is transmitted by Aedes aegypti and Aedes albopictus mosquitoes. Chikungunya fever is characterized by severe arthralgia and myalgia that can persist for years and have considerable detrimental effects on health, quality of life and economic productivity. The effects of climate change as well as increased globalization of commerce and travel have led to growth of the habitat of Aedes mosquitoes. As a result, increasing numbers of people will be at risk of chikungunya fever in the coming years. In the absence of specific antiviral treatments and with vaccines still in development, surveillance and vector control are essential to suppress re-emergence and epidemics. Chikungunya fever is an acute febrile illness caused by chikungunya virus, a mosquito-borne alphavirus. This Primer by Bartholomeeusen and colleagues summarizes the epidemiology, mechanisms, diagnosis and treatment of chikungunya fever, and discusses patient quality of life and open research questions for this condition.&quot;,&quot;publisher&quot;:&quot;Nature Publishing Group&quot;,&quot;issue&quot;:&quot;1&quot;,&quot;volume&quot;:&quot;9&quot;,&quot;container-title-short&quot;:&quot;&quot;},&quot;isTemporary&quot;:false}]}]"/>
+    <we:property name="MENDELEY_CITATIONS" value="[{&quot;citationID&quot;:&quot;MENDELEY_CITATION_d23a6aab-6de4-4fb3-a0be-c4486878b3e6&quot;,&quot;properties&quot;:{&quot;noteIndex&quot;:0},&quot;isEdited&quot;:false,&quot;manualOverride&quot;:{&quot;isManuallyOverridden&quot;:false,&quot;citeprocText&quot;:&quot;(1)&quot;,&quot;manualOverrideText&quot;:&quot;&quot;},&quot;citationTag&quot;:&quot;MENDELEY_CITATION_v3_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&quot;,&quot;citationItems&quot;:[{&quot;id&quot;:&quot;03a45da2-b9e9-3531-9f01-5f61fac20cb2&quot;,&quot;itemData&quot;:{&quot;type&quot;:&quot;article-journal&quot;,&quot;id&quot;:&quot;03a45da2-b9e9-3531-9f01-5f61fac20cb2&quot;,&quot;title&quot;:&quot;The global health and economic burden of chikungunya from 2011 to 2020: a model-driven analysis on the impact of an emerging vector-borne disease&quot;,&quot;author&quot;:[{&quot;family&quot;:&quot;Roo&quot;,&quot;given&quot;:&quot;Adrianne Marije&quot;,&quot;parse-names&quot;:false,&quot;dropping-particle&quot;:&quot;&quot;,&quot;non-dropping-particle&quot;:&quot;De&quot;},{&quot;family&quot;:&quot;Vondeling&quot;,&quot;given&quot;:&quot;Gerard Timmy&quot;,&quot;parse-names&quot;:false,&quot;dropping-particle&quot;:&quot;&quot;,&quot;non-dropping-particle&quot;:&quot;&quot;},{&quot;family&quot;:&quot;Boer&quot;,&quot;given&quot;:&quot;Martijn&quot;,&quot;parse-names&quot;:false,&quot;dropping-particle&quot;:&quot;&quot;,&quot;non-dropping-particle&quot;:&quot;&quot;},{&quot;family&quot;:&quot;Murray&quot;,&quot;given&quot;:&quot;Kristy&quot;,&quot;parse-names&quot;:false,&quot;dropping-particle&quot;:&quot;&quot;,&quot;non-dropping-particle&quot;:&quot;&quot;},{&quot;family&quot;:&quot;Postma&quot;,&quot;given&quot;:&quot;Maarten Jacobus&quot;,&quot;parse-names&quot;:false,&quot;dropping-particle&quot;:&quot;&quot;,&quot;non-dropping-particle&quot;:&quot;&quot;}],&quot;container-title&quot;:&quot;BMJ Global Health&quot;,&quot;container-title-short&quot;:&quot;BMJ Glob Health&quot;,&quot;accessed&quot;:{&quot;date-parts&quot;:[[2025,7,29]]},&quot;DOI&quot;:&quot;10.1136/BMJGH-2024-016648&quot;,&quot;ISSN&quot;:&quot;2059-7908&quot;,&quot;PMID&quot;:&quot;10.1136/bmjgh-2024-016648&quot;,&quot;URL&quot;:&quot;https://gh.bmj.com/content/9/12/e016648&quot;,&quot;issued&quot;:{&quot;date-parts&quot;:[[2024,12,3]]},&quot;abstract&quot;:&quot;Introduction Chikungunya is a mosquito-borne arboviral disease posing an emerging global public health threat. Understanding the global burden of chikungunya is critical for designing effective prevention and control strategies. However, current estimates of the economic and health impact of chikungunya remain limited and are potentially underestimated. This study aims to provide a comprehensive overview of the chikungunya burden worldwide.Methods We analysed the global burden of chikungunya between 2011 and 2020 and calculated disability-adjusted life years (DALYs) and direct and indirect costs using a data-driven simulation model. The main outcomes were the number of cases, the total DALY burden, and the direct and indirect costs of acute and chronic chikungunya between 2011 and 2020.Results Our study revealed a total of 18.7 million chikungunya cases in 110 countries between 2011 and 2020, causing 1.95 million DALYs. Most of this burden was found in the Latin American and Caribbean region. The total economic burden caused by chikungunya over these 10 years was estimated at $2.8 billion in direct costs and $47.1 billion in indirect costs worldwide. Long-term chronic illness was the source of most costs and DALYs.Conclusion Chikungunya has a higher disease burden than was previously estimated and costs related to the disease are substantial. Especially in combination with its unpredictable nature, chikungunya could significantly impact local health systems. Insights from this study could inform decision makers on the impact of chikungunya on population health and help them to appropriately allocate resources to protect vulnerable populations from this debilitating disease.&quot;,&quot;publisher&quot;:&quot;BMJ Publishing Group Ltd&quot;,&quot;issue&quot;:&quot;12&quot;,&quot;volume&quot;:&quot;9&quot;},&quot;isTemporary&quot;:false}]},{&quot;citationID&quot;:&quot;MENDELEY_CITATION_eb099ef5-1f0f-4f45-aed8-8aa053bb145f&quot;,&quot;properties&quot;:{&quot;noteIndex&quot;:0},&quot;isEdited&quot;:false,&quot;manualOverride&quot;:{&quot;isManuallyOverridden&quot;:false,&quot;citeprocText&quot;:&quot;(2)&quot;,&quot;manualOverrideText&quot;:&quot;&quot;},&quot;citationTag&quot;:&quot;MENDELEY_CITATION_v3_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&quot;,&quot;citationItems&quot;:[{&quot;id&quot;:&quot;4a0b30b7-b278-3117-8b65-13214dac45c5&quot;,&quot;itemData&quot;:{&quot;type&quot;:&quot;article-journal&quot;,&quot;id&quot;:&quot;4a0b30b7-b278-3117-8b65-13214dac45c5&quot;,&quot;title&quot;:&quot;Global distribution and environmental suitability for chikungunya virus, 1952 to 2015&quot;,&quot;author&quot;:[{&quot;family&quot;:&quot;Nsoesie&quot;,&quot;given&quot;:&quot;Elaine O.&quot;,&quot;parse-names&quot;:false,&quot;dropping-particle&quot;:&quot;&quot;,&quot;non-dropping-particle&quot;:&quot;&quot;},{&quot;family&quot;:&quot;Kraemer&quot;,&quot;given&quot;:&quot;Moritz U.G.&quot;,&quot;parse-names&quot;:false,&quot;dropping-particle&quot;:&quot;&quot;,&quot;non-dropping-particle&quot;:&quot;&quot;},{&quot;family&quot;:&quot;Golding&quot;,&quot;given&quot;:&quot;N.&quot;,&quot;parse-names&quot;:false,&quot;dropping-particle&quot;:&quot;&quot;,&quot;non-dropping-particle&quot;:&quot;&quot;},{&quot;family&quot;:&quot;Pigott&quot;,&quot;given&quot;:&quot;D. M.&quot;,&quot;parse-names&quot;:false,&quot;dropping-particle&quot;:&quot;&quot;,&quot;non-dropping-particle&quot;:&quot;&quot;},{&quot;family&quot;:&quot;Brady&quot;,&quot;given&quot;:&quot;O. J.&quot;,&quot;parse-names&quot;:false,&quot;dropping-particle&quot;:&quot;&quot;,&quot;non-dropping-particle&quot;:&quot;&quot;},{&quot;family&quot;:&quot;Moyes&quot;,&quot;given&quot;:&quot;C. L.&quot;,&quot;parse-names&quot;:false,&quot;dropping-particle&quot;:&quot;&quot;,&quot;non-dropping-particle&quot;:&quot;&quot;},{&quot;family&quot;:&quot;Johansson&quot;,&quot;given&quot;:&quot;M. A.&quot;,&quot;parse-names&quot;:false,&quot;dropping-particle&quot;:&quot;&quot;,&quot;non-dropping-particle&quot;:&quot;&quot;},{&quot;family&quot;:&quot;Gething&quot;,&quot;given&quot;:&quot;P. W.&quot;,&quot;parse-names&quot;:false,&quot;dropping-particle&quot;:&quot;&quot;,&quot;non-dropping-particle&quot;:&quot;&quot;},{&quot;family&quot;:&quot;Velayudhan&quot;,&quot;given&quot;:&quot;R.&quot;,&quot;parse-names&quot;:false,&quot;dropping-particle&quot;:&quot;&quot;,&quot;non-dropping-particle&quot;:&quot;&quot;},{&quot;family&quot;:&quot;Khan&quot;,&quot;given&quot;:&quot;K.&quot;,&quot;parse-names&quot;:false,&quot;dropping-particle&quot;:&quot;&quot;,&quot;non-dropping-particle&quot;:&quot;&quot;},{&quot;family&quot;:&quot;Hay&quot;,&quot;given&quot;:&quot;S. I.&quot;,&quot;parse-names&quot;:false,&quot;dropping-particle&quot;:&quot;&quot;,&quot;non-dropping-particle&quot;:&quot;&quot;},{&quot;family&quot;:&quot;Brownstein&quot;,&quot;given&quot;:&quot;J. S.&quot;,&quot;parse-names&quot;:false,&quot;dropping-particle&quot;:&quot;&quot;,&quot;non-dropping-particle&quot;:&quot;&quot;}],&quot;container-title&quot;:&quot;Eurosurveillance&quot;,&quot;accessed&quot;:{&quot;date-parts&quot;:[[2025,7,30]]},&quot;DOI&quot;:&quot;10.2807/1560-7917.ES.2016.21.20.30234/CITE/REFWORKS&quot;,&quot;ISSN&quot;:&quot;15607917&quot;,&quot;PMID&quot;:&quot;27239817&quot;,&quot;URL&quot;:&quot;https://www.eurosurveillance.org/content/10.2807/1560-7917.ES.2016.21.20.30234&quot;,&quot;issued&quot;:{&quot;date-parts&quot;:[[2016,5,19]]},&quot;page&quot;:&quot;30234&quot;,&quot;abstract&quot;:&quot;Chikungunya fever is an acute febrile illness caused by the chikungunya virus (CHIKV), which is transmitted to humans by Aedes mosquitoes. Although chikungunya fever is rarely fatal, patients can experience debilitating symptoms that last from months to years. Here we comprehensively assess the global distribution of chikungunya and produce high-resolution maps, using an established modelling framework that combines a comprehensive occurrence database with bespoke environmental correlates, including up-to-date Aedes distribution maps. This enables estimation of the current total population-at-risk of CHIKV transmission and identification of areas where the virus may spread to in the future. We identified 94 countries with good evidence for current CHIKV presence and a set of countries in the New and Old World with potential for future CHIKV establishment, demonstrated by high environmental suitability for transmission and in some cases previous sporadic reports. Aedes aegypti presence was identified as one of the major contributing factors to CHIKV transmission but significant geographical heterogeneity exists. We estimated 1.3 billion people are living in areas at-risk of CHIKV transmission. These maps provide a baseline for identifying areas where prevention and control efforts should be prioritised and can be used to guide estimation of the global burden of CHIKV.&quot;,&quot;publisher&quot;:&quot;European Centre for Disease Prevention and Control (ECDC)&quot;,&quot;issue&quot;:&quot;20&quot;,&quot;volume&quot;:&quot;21&quot;,&quot;container-title-short&quot;:&quot;&quot;},&quot;isTemporary&quot;:false}]},{&quot;citationID&quot;:&quot;MENDELEY_CITATION_75dc4ba8-95d0-4923-a9a0-8dffc5dd43b0&quot;,&quot;properties&quot;:{&quot;noteIndex&quot;:0},&quot;isEdited&quot;:false,&quot;manualOverride&quot;:{&quot;isManuallyOverridden&quot;:false,&quot;citeprocText&quot;:&quot;(2)&quot;,&quot;manualOverrideText&quot;:&quot;&quot;},&quot;citationTag&quot;:&quot;MENDELEY_CITATION_v3_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&quot;,&quot;citationItems&quot;:[{&quot;id&quot;:&quot;4a0b30b7-b278-3117-8b65-13214dac45c5&quot;,&quot;itemData&quot;:{&quot;type&quot;:&quot;article-journal&quot;,&quot;id&quot;:&quot;4a0b30b7-b278-3117-8b65-13214dac45c5&quot;,&quot;title&quot;:&quot;Global distribution and environmental suitability for chikungunya virus, 1952 to 2015&quot;,&quot;author&quot;:[{&quot;family&quot;:&quot;Nsoesie&quot;,&quot;given&quot;:&quot;Elaine O.&quot;,&quot;parse-names&quot;:false,&quot;dropping-particle&quot;:&quot;&quot;,&quot;non-dropping-particle&quot;:&quot;&quot;},{&quot;family&quot;:&quot;Kraemer&quot;,&quot;given&quot;:&quot;Moritz U.G.&quot;,&quot;parse-names&quot;:false,&quot;dropping-particle&quot;:&quot;&quot;,&quot;non-dropping-particle&quot;:&quot;&quot;},{&quot;family&quot;:&quot;Golding&quot;,&quot;given&quot;:&quot;N.&quot;,&quot;parse-names&quot;:false,&quot;dropping-particle&quot;:&quot;&quot;,&quot;non-dropping-particle&quot;:&quot;&quot;},{&quot;family&quot;:&quot;Pigott&quot;,&quot;given&quot;:&quot;D. M.&quot;,&quot;parse-names&quot;:false,&quot;dropping-particle&quot;:&quot;&quot;,&quot;non-dropping-particle&quot;:&quot;&quot;},{&quot;family&quot;:&quot;Brady&quot;,&quot;given&quot;:&quot;O. J.&quot;,&quot;parse-names&quot;:false,&quot;dropping-particle&quot;:&quot;&quot;,&quot;non-dropping-particle&quot;:&quot;&quot;},{&quot;family&quot;:&quot;Moyes&quot;,&quot;given&quot;:&quot;C. L.&quot;,&quot;parse-names&quot;:false,&quot;dropping-particle&quot;:&quot;&quot;,&quot;non-dropping-particle&quot;:&quot;&quot;},{&quot;family&quot;:&quot;Johansson&quot;,&quot;given&quot;:&quot;M. A.&quot;,&quot;parse-names&quot;:false,&quot;dropping-particle&quot;:&quot;&quot;,&quot;non-dropping-particle&quot;:&quot;&quot;},{&quot;family&quot;:&quot;Gething&quot;,&quot;given&quot;:&quot;P. W.&quot;,&quot;parse-names&quot;:false,&quot;dropping-particle&quot;:&quot;&quot;,&quot;non-dropping-particle&quot;:&quot;&quot;},{&quot;family&quot;:&quot;Velayudhan&quot;,&quot;given&quot;:&quot;R.&quot;,&quot;parse-names&quot;:false,&quot;dropping-particle&quot;:&quot;&quot;,&quot;non-dropping-particle&quot;:&quot;&quot;},{&quot;family&quot;:&quot;Khan&quot;,&quot;given&quot;:&quot;K.&quot;,&quot;parse-names&quot;:false,&quot;dropping-particle&quot;:&quot;&quot;,&quot;non-dropping-particle&quot;:&quot;&quot;},{&quot;family&quot;:&quot;Hay&quot;,&quot;given&quot;:&quot;S. I.&quot;,&quot;parse-names&quot;:false,&quot;dropping-particle&quot;:&quot;&quot;,&quot;non-dropping-particle&quot;:&quot;&quot;},{&quot;family&quot;:&quot;Brownstein&quot;,&quot;given&quot;:&quot;J. S.&quot;,&quot;parse-names&quot;:false,&quot;dropping-particle&quot;:&quot;&quot;,&quot;non-dropping-particle&quot;:&quot;&quot;}],&quot;container-title&quot;:&quot;Eurosurveillance&quot;,&quot;accessed&quot;:{&quot;date-parts&quot;:[[2025,7,30]]},&quot;DOI&quot;:&quot;10.2807/1560-7917.ES.2016.21.20.30234/CITE/REFWORKS&quot;,&quot;ISSN&quot;:&quot;15607917&quot;,&quot;PMID&quot;:&quot;27239817&quot;,&quot;URL&quot;:&quot;https://www.eurosurveillance.org/content/10.2807/1560-7917.ES.2016.21.20.30234&quot;,&quot;issued&quot;:{&quot;date-parts&quot;:[[2016,5,19]]},&quot;page&quot;:&quot;30234&quot;,&quot;abstract&quot;:&quot;Chikungunya fever is an acute febrile illness caused by the chikungunya virus (CHIKV), which is transmitted to humans by Aedes mosquitoes. Although chikungunya fever is rarely fatal, patients can experience debilitating symptoms that last from months to years. Here we comprehensively assess the global distribution of chikungunya and produce high-resolution maps, using an established modelling framework that combines a comprehensive occurrence database with bespoke environmental correlates, including up-to-date Aedes distribution maps. This enables estimation of the current total population-at-risk of CHIKV transmission and identification of areas where the virus may spread to in the future. We identified 94 countries with good evidence for current CHIKV presence and a set of countries in the New and Old World with potential for future CHIKV establishment, demonstrated by high environmental suitability for transmission and in some cases previous sporadic reports. Aedes aegypti presence was identified as one of the major contributing factors to CHIKV transmission but significant geographical heterogeneity exists. We estimated 1.3 billion people are living in areas at-risk of CHIKV transmission. These maps provide a baseline for identifying areas where prevention and control efforts should be prioritised and can be used to guide estimation of the global burden of CHIKV.&quot;,&quot;publisher&quot;:&quot;European Centre for Disease Prevention and Control (ECDC)&quot;,&quot;issue&quot;:&quot;20&quot;,&quot;volume&quot;:&quot;21&quot;,&quot;container-title-short&quot;:&quot;&quot;},&quot;isTemporary&quot;:false}]},{&quot;citationID&quot;:&quot;MENDELEY_CITATION_e9733c52-5ddd-4991-87ae-16916d1afa78&quot;,&quot;properties&quot;:{&quot;noteIndex&quot;:0},&quot;isEdited&quot;:false,&quot;manualOverride&quot;:{&quot;isManuallyOverridden&quot;:false,&quot;citeprocText&quot;:&quot;(1)&quot;,&quot;manualOverrideText&quot;:&quot;&quot;},&quot;citationTag&quot;:&quot;MENDELEY_CITATION_v3_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&quot;,&quot;citationItems&quot;:[{&quot;id&quot;:&quot;03a45da2-b9e9-3531-9f01-5f61fac20cb2&quot;,&quot;itemData&quot;:{&quot;type&quot;:&quot;article-journal&quot;,&quot;id&quot;:&quot;03a45da2-b9e9-3531-9f01-5f61fac20cb2&quot;,&quot;title&quot;:&quot;The global health and economic burden of chikungunya from 2011 to 2020: a model-driven analysis on the impact of an emerging vector-borne disease&quot;,&quot;author&quot;:[{&quot;family&quot;:&quot;Roo&quot;,&quot;given&quot;:&quot;Adrianne Marije&quot;,&quot;parse-names&quot;:false,&quot;dropping-particle&quot;:&quot;&quot;,&quot;non-dropping-particle&quot;:&quot;De&quot;},{&quot;family&quot;:&quot;Vondeling&quot;,&quot;given&quot;:&quot;Gerard Timmy&quot;,&quot;parse-names&quot;:false,&quot;dropping-particle&quot;:&quot;&quot;,&quot;non-dropping-particle&quot;:&quot;&quot;},{&quot;family&quot;:&quot;Boer&quot;,&quot;given&quot;:&quot;Martijn&quot;,&quot;parse-names&quot;:false,&quot;dropping-particle&quot;:&quot;&quot;,&quot;non-dropping-particle&quot;:&quot;&quot;},{&quot;family&quot;:&quot;Murray&quot;,&quot;given&quot;:&quot;Kristy&quot;,&quot;parse-names&quot;:false,&quot;dropping-particle&quot;:&quot;&quot;,&quot;non-dropping-particle&quot;:&quot;&quot;},{&quot;family&quot;:&quot;Postma&quot;,&quot;given&quot;:&quot;Maarten Jacobus&quot;,&quot;parse-names&quot;:false,&quot;dropping-particle&quot;:&quot;&quot;,&quot;non-dropping-particle&quot;:&quot;&quot;}],&quot;container-title&quot;:&quot;BMJ Global Health&quot;,&quot;container-title-short&quot;:&quot;BMJ Glob Health&quot;,&quot;accessed&quot;:{&quot;date-parts&quot;:[[2025,7,29]]},&quot;DOI&quot;:&quot;10.1136/BMJGH-2024-016648&quot;,&quot;ISSN&quot;:&quot;2059-7908&quot;,&quot;PMID&quot;:&quot;10.1136/bmjgh-2024-016648&quot;,&quot;URL&quot;:&quot;https://gh.bmj.com/content/9/12/e016648&quot;,&quot;issued&quot;:{&quot;date-parts&quot;:[[2024,12,3]]},&quot;abstract&quot;:&quot;Introduction Chikungunya is a mosquito-borne arboviral disease posing an emerging global public health threat. Understanding the global burden of chikungunya is critical for designing effective prevention and control strategies. However, current estimates of the economic and health impact of chikungunya remain limited and are potentially underestimated. This study aims to provide a comprehensive overview of the chikungunya burden worldwide.Methods We analysed the global burden of chikungunya between 2011 and 2020 and calculated disability-adjusted life years (DALYs) and direct and indirect costs using a data-driven simulation model. The main outcomes were the number of cases, the total DALY burden, and the direct and indirect costs of acute and chronic chikungunya between 2011 and 2020.Results Our study revealed a total of 18.7 million chikungunya cases in 110 countries between 2011 and 2020, causing 1.95 million DALYs. Most of this burden was found in the Latin American and Caribbean region. The total economic burden caused by chikungunya over these 10 years was estimated at $2.8 billion in direct costs and $47.1 billion in indirect costs worldwide. Long-term chronic illness was the source of most costs and DALYs.Conclusion Chikungunya has a higher disease burden than was previously estimated and costs related to the disease are substantial. Especially in combination with its unpredictable nature, chikungunya could significantly impact local health systems. Insights from this study could inform decision makers on the impact of chikungunya on population health and help them to appropriately allocate resources to protect vulnerable populations from this debilitating disease.&quot;,&quot;publisher&quot;:&quot;BMJ Publishing Group Ltd&quot;,&quot;issue&quot;:&quot;12&quot;,&quot;volume&quot;:&quot;9&quot;},&quot;isTemporary&quot;:false}]},{&quot;citationID&quot;:&quot;MENDELEY_CITATION_d5c517f3-649a-4f74-9d1e-998fd6bc6808&quot;,&quot;properties&quot;:{&quot;noteIndex&quot;:0},&quot;isEdited&quot;:false,&quot;manualOverride&quot;:{&quot;isManuallyOverridden&quot;:false,&quot;citeprocText&quot;:&quot;(3)&quot;,&quot;manualOverrideText&quot;:&quot;&quot;},&quot;citationTag&quot;:&quot;MENDELEY_CITATION_v3_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&quot;,&quot;citationItems&quot;:[{&quot;id&quot;:&quot;4f978143-98d0-3fdd-ae80-52d58d411ead&quot;,&quot;itemData&quot;:{&quot;type&quot;:&quot;webpage&quot;,&quot;id&quot;:&quot;4f978143-98d0-3fdd-ae80-52d58d411ead&quot;,&quot;title&quot;:&quot;Chikungunya&quot;,&quot;accessed&quot;:{&quot;date-parts&quot;:[[2025,7,30]]},&quot;URL&quot;:&quot;https://www.who.int/health-topics/chikungunya#tab=tab_1&quot;,&quot;container-title-short&quot;:&quot;&quot;},&quot;isTemporary&quot;:false}]},{&quot;citationID&quot;:&quot;MENDELEY_CITATION_cbaa30b6-7cce-4654-8245-484d63442a59&quot;,&quot;properties&quot;:{&quot;noteIndex&quot;:0},&quot;isEdited&quot;:false,&quot;manualOverride&quot;:{&quot;isManuallyOverridden&quot;:false,&quot;citeprocText&quot;:&quot;(2)&quot;,&quot;manualOverrideText&quot;:&quot;&quot;},&quot;citationTag&quot;:&quot;MENDELEY_CITATION_v3_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&quot;,&quot;citationItems&quot;:[{&quot;id&quot;:&quot;4a0b30b7-b278-3117-8b65-13214dac45c5&quot;,&quot;itemData&quot;:{&quot;type&quot;:&quot;article-journal&quot;,&quot;id&quot;:&quot;4a0b30b7-b278-3117-8b65-13214dac45c5&quot;,&quot;title&quot;:&quot;Global distribution and environmental suitability for chikungunya virus, 1952 to 2015&quot;,&quot;author&quot;:[{&quot;family&quot;:&quot;Nsoesie&quot;,&quot;given&quot;:&quot;Elaine O.&quot;,&quot;parse-names&quot;:false,&quot;dropping-particle&quot;:&quot;&quot;,&quot;non-dropping-particle&quot;:&quot;&quot;},{&quot;family&quot;:&quot;Kraemer&quot;,&quot;given&quot;:&quot;Moritz U.G.&quot;,&quot;parse-names&quot;:false,&quot;dropping-particle&quot;:&quot;&quot;,&quot;non-dropping-particle&quot;:&quot;&quot;},{&quot;family&quot;:&quot;Golding&quot;,&quot;given&quot;:&quot;N.&quot;,&quot;parse-names&quot;:false,&quot;dropping-particle&quot;:&quot;&quot;,&quot;non-dropping-particle&quot;:&quot;&quot;},{&quot;family&quot;:&quot;Pigott&quot;,&quot;given&quot;:&quot;D. M.&quot;,&quot;parse-names&quot;:false,&quot;dropping-particle&quot;:&quot;&quot;,&quot;non-dropping-particle&quot;:&quot;&quot;},{&quot;family&quot;:&quot;Brady&quot;,&quot;given&quot;:&quot;O. J.&quot;,&quot;parse-names&quot;:false,&quot;dropping-particle&quot;:&quot;&quot;,&quot;non-dropping-particle&quot;:&quot;&quot;},{&quot;family&quot;:&quot;Moyes&quot;,&quot;given&quot;:&quot;C. L.&quot;,&quot;parse-names&quot;:false,&quot;dropping-particle&quot;:&quot;&quot;,&quot;non-dropping-particle&quot;:&quot;&quot;},{&quot;family&quot;:&quot;Johansson&quot;,&quot;given&quot;:&quot;M. A.&quot;,&quot;parse-names&quot;:false,&quot;dropping-particle&quot;:&quot;&quot;,&quot;non-dropping-particle&quot;:&quot;&quot;},{&quot;family&quot;:&quot;Gething&quot;,&quot;given&quot;:&quot;P. W.&quot;,&quot;parse-names&quot;:false,&quot;dropping-particle&quot;:&quot;&quot;,&quot;non-dropping-particle&quot;:&quot;&quot;},{&quot;family&quot;:&quot;Velayudhan&quot;,&quot;given&quot;:&quot;R.&quot;,&quot;parse-names&quot;:false,&quot;dropping-particle&quot;:&quot;&quot;,&quot;non-dropping-particle&quot;:&quot;&quot;},{&quot;family&quot;:&quot;Khan&quot;,&quot;given&quot;:&quot;K.&quot;,&quot;parse-names&quot;:false,&quot;dropping-particle&quot;:&quot;&quot;,&quot;non-dropping-particle&quot;:&quot;&quot;},{&quot;family&quot;:&quot;Hay&quot;,&quot;given&quot;:&quot;S. I.&quot;,&quot;parse-names&quot;:false,&quot;dropping-particle&quot;:&quot;&quot;,&quot;non-dropping-particle&quot;:&quot;&quot;},{&quot;family&quot;:&quot;Brownstein&quot;,&quot;given&quot;:&quot;J. S.&quot;,&quot;parse-names&quot;:false,&quot;dropping-particle&quot;:&quot;&quot;,&quot;non-dropping-particle&quot;:&quot;&quot;}],&quot;container-title&quot;:&quot;Eurosurveillance&quot;,&quot;accessed&quot;:{&quot;date-parts&quot;:[[2025,7,30]]},&quot;DOI&quot;:&quot;10.2807/1560-7917.ES.2016.21.20.30234/CITE/REFWORKS&quot;,&quot;ISSN&quot;:&quot;15607917&quot;,&quot;PMID&quot;:&quot;27239817&quot;,&quot;URL&quot;:&quot;https://www.eurosurveillance.org/content/10.2807/1560-7917.ES.2016.21.20.30234&quot;,&quot;issued&quot;:{&quot;date-parts&quot;:[[2016,5,19]]},&quot;page&quot;:&quot;30234&quot;,&quot;abstract&quot;:&quot;Chikungunya fever is an acute febrile illness caused by the chikungunya virus (CHIKV), which is transmitted to humans by Aedes mosquitoes. Although chikungunya fever is rarely fatal, patients can experience debilitating symptoms that last from months to years. Here we comprehensively assess the global distribution of chikungunya and produce high-resolution maps, using an established modelling framework that combines a comprehensive occurrence database with bespoke environmental correlates, including up-to-date Aedes distribution maps. This enables estimation of the current total population-at-risk of CHIKV transmission and identification of areas where the virus may spread to in the future. We identified 94 countries with good evidence for current CHIKV presence and a set of countries in the New and Old World with potential for future CHIKV establishment, demonstrated by high environmental suitability for transmission and in some cases previous sporadic reports. Aedes aegypti presence was identified as one of the major contributing factors to CHIKV transmission but significant geographical heterogeneity exists. We estimated 1.3 billion people are living in areas at-risk of CHIKV transmission. These maps provide a baseline for identifying areas where prevention and control efforts should be prioritised and can be used to guide estimation of the global burden of CHIKV.&quot;,&quot;publisher&quot;:&quot;European Centre for Disease Prevention and Control (ECDC)&quot;,&quot;issue&quot;:&quot;20&quot;,&quot;volume&quot;:&quot;21&quot;,&quot;container-title-short&quot;:&quot;&quot;},&quot;isTemporary&quot;:false}]},{&quot;citationID&quot;:&quot;MENDELEY_CITATION_3d37f5d4-3976-44bd-bb94-fd8726887d58&quot;,&quot;properties&quot;:{&quot;noteIndex&quot;:0},&quot;isEdited&quot;:false,&quot;manualOverride&quot;:{&quot;isManuallyOverridden&quot;:false,&quot;citeprocText&quot;:&quot;(2)&quot;,&quot;manualOverrideText&quot;:&quot;&quot;},&quot;citationTag&quot;:&quot;MENDELEY_CITATION_v3_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&quot;,&quot;citationItems&quot;:[{&quot;id&quot;:&quot;4a0b30b7-b278-3117-8b65-13214dac45c5&quot;,&quot;itemData&quot;:{&quot;type&quot;:&quot;article-journal&quot;,&quot;id&quot;:&quot;4a0b30b7-b278-3117-8b65-13214dac45c5&quot;,&quot;title&quot;:&quot;Global distribution and environmental suitability for chikungunya virus, 1952 to 2015&quot;,&quot;author&quot;:[{&quot;family&quot;:&quot;Nsoesie&quot;,&quot;given&quot;:&quot;Elaine O.&quot;,&quot;parse-names&quot;:false,&quot;dropping-particle&quot;:&quot;&quot;,&quot;non-dropping-particle&quot;:&quot;&quot;},{&quot;family&quot;:&quot;Kraemer&quot;,&quot;given&quot;:&quot;Moritz U.G.&quot;,&quot;parse-names&quot;:false,&quot;dropping-particle&quot;:&quot;&quot;,&quot;non-dropping-particle&quot;:&quot;&quot;},{&quot;family&quot;:&quot;Golding&quot;,&quot;given&quot;:&quot;N.&quot;,&quot;parse-names&quot;:false,&quot;dropping-particle&quot;:&quot;&quot;,&quot;non-dropping-particle&quot;:&quot;&quot;},{&quot;family&quot;:&quot;Pigott&quot;,&quot;given&quot;:&quot;D. M.&quot;,&quot;parse-names&quot;:false,&quot;dropping-particle&quot;:&quot;&quot;,&quot;non-dropping-particle&quot;:&quot;&quot;},{&quot;family&quot;:&quot;Brady&quot;,&quot;given&quot;:&quot;O. J.&quot;,&quot;parse-names&quot;:false,&quot;dropping-particle&quot;:&quot;&quot;,&quot;non-dropping-particle&quot;:&quot;&quot;},{&quot;family&quot;:&quot;Moyes&quot;,&quot;given&quot;:&quot;C. L.&quot;,&quot;parse-names&quot;:false,&quot;dropping-particle&quot;:&quot;&quot;,&quot;non-dropping-particle&quot;:&quot;&quot;},{&quot;family&quot;:&quot;Johansson&quot;,&quot;given&quot;:&quot;M. A.&quot;,&quot;parse-names&quot;:false,&quot;dropping-particle&quot;:&quot;&quot;,&quot;non-dropping-particle&quot;:&quot;&quot;},{&quot;family&quot;:&quot;Gething&quot;,&quot;given&quot;:&quot;P. W.&quot;,&quot;parse-names&quot;:false,&quot;dropping-particle&quot;:&quot;&quot;,&quot;non-dropping-particle&quot;:&quot;&quot;},{&quot;family&quot;:&quot;Velayudhan&quot;,&quot;given&quot;:&quot;R.&quot;,&quot;parse-names&quot;:false,&quot;dropping-particle&quot;:&quot;&quot;,&quot;non-dropping-particle&quot;:&quot;&quot;},{&quot;family&quot;:&quot;Khan&quot;,&quot;given&quot;:&quot;K.&quot;,&quot;parse-names&quot;:false,&quot;dropping-particle&quot;:&quot;&quot;,&quot;non-dropping-particle&quot;:&quot;&quot;},{&quot;family&quot;:&quot;Hay&quot;,&quot;given&quot;:&quot;S. I.&quot;,&quot;parse-names&quot;:false,&quot;dropping-particle&quot;:&quot;&quot;,&quot;non-dropping-particle&quot;:&quot;&quot;},{&quot;family&quot;:&quot;Brownstein&quot;,&quot;given&quot;:&quot;J. S.&quot;,&quot;parse-names&quot;:false,&quot;dropping-particle&quot;:&quot;&quot;,&quot;non-dropping-particle&quot;:&quot;&quot;}],&quot;container-title&quot;:&quot;Eurosurveillance&quot;,&quot;accessed&quot;:{&quot;date-parts&quot;:[[2025,7,30]]},&quot;DOI&quot;:&quot;10.2807/1560-7917.ES.2016.21.20.30234/CITE/REFWORKS&quot;,&quot;ISSN&quot;:&quot;15607917&quot;,&quot;PMID&quot;:&quot;27239817&quot;,&quot;URL&quot;:&quot;https://www.eurosurveillance.org/content/10.2807/1560-7917.ES.2016.21.20.30234&quot;,&quot;issued&quot;:{&quot;date-parts&quot;:[[2016,5,19]]},&quot;page&quot;:&quot;30234&quot;,&quot;abstract&quot;:&quot;Chikungunya fever is an acute febrile illness caused by the chikungunya virus (CHIKV), which is transmitted to humans by Aedes mosquitoes. Although chikungunya fever is rarely fatal, patients can experience debilitating symptoms that last from months to years. Here we comprehensively assess the global distribution of chikungunya and produce high-resolution maps, using an established modelling framework that combines a comprehensive occurrence database with bespoke environmental correlates, including up-to-date Aedes distribution maps. This enables estimation of the current total population-at-risk of CHIKV transmission and identification of areas where the virus may spread to in the future. We identified 94 countries with good evidence for current CHIKV presence and a set of countries in the New and Old World with potential for future CHIKV establishment, demonstrated by high environmental suitability for transmission and in some cases previous sporadic reports. Aedes aegypti presence was identified as one of the major contributing factors to CHIKV transmission but significant geographical heterogeneity exists. We estimated 1.3 billion people are living in areas at-risk of CHIKV transmission. These maps provide a baseline for identifying areas where prevention and control efforts should be prioritised and can be used to guide estimation of the global burden of CHIKV.&quot;,&quot;publisher&quot;:&quot;European Centre for Disease Prevention and Control (ECDC)&quot;,&quot;issue&quot;:&quot;20&quot;,&quot;volume&quot;:&quot;21&quot;,&quot;container-title-short&quot;:&quot;&quot;},&quot;isTemporary&quot;:false}]},{&quot;citationID&quot;:&quot;MENDELEY_CITATION_761cd2b4-4982-482f-96ba-000af4eed865&quot;,&quot;properties&quot;:{&quot;noteIndex&quot;:0},&quot;isEdited&quot;:false,&quot;manualOverride&quot;:{&quot;isManuallyOverridden&quot;:false,&quot;citeprocText&quot;:&quot;(4)&quot;,&quot;manualOverrideText&quot;:&quot;&quot;},&quot;citationTag&quot;:&quot;MENDELEY_CITATION_v3_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&quot;,&quot;citationItems&quot;:[{&quot;id&quot;:&quot;ad02734d-7826-396f-a650-6f32337f9df5&quot;,&quot;itemData&quot;:{&quot;type&quot;:&quot;article-journal&quot;,&quot;id&quot;:&quot;ad02734d-7826-396f-a650-6f32337f9df5&quot;,&quot;title&quot;:&quot;Phylogenetic Analysis of Chikungunya Virus Strains Circulating in the Western Hemisphere&quot;,&quot;author&quot;:[{&quot;family&quot;:&quot;Lanciotti&quot;,&quot;given&quot;:&quot;Robert S.&quot;,&quot;parse-names&quot;:false,&quot;dropping-particle&quot;:&quot;&quot;,&quot;non-dropping-particle&quot;:&quot;&quot;},{&quot;family&quot;:&quot;Lambert&quot;,&quot;given&quot;:&quot;Amy J.&quot;,&quot;parse-names&quot;:false,&quot;dropping-particle&quot;:&quot;&quot;,&quot;non-dropping-particle&quot;:&quot;&quot;}],&quot;container-title&quot;:&quot;The American Journal of Tropical Medicine and Hygiene&quot;,&quot;container-title-short&quot;:&quot;Am J Trop Med Hyg&quot;,&quot;accessed&quot;:{&quot;date-parts&quot;:[[2025,7,30]]},&quot;DOI&quot;:&quot;10.4269/AJTMH.15-0375&quot;,&quot;ISSN&quot;:&quot;00029637&quot;,&quot;PMID&quot;:&quot;26856917&quot;,&quot;URL&quot;:&quot;https://pmc.ncbi.nlm.nih.gov/articles/PMC4824221/&quot;,&quot;issued&quot;:{&quot;date-parts&quot;:[[2016,4,1]]},&quot;page&quot;:&quot;800&quot;,&quot;abstract&quot;:&quot;In December 2013, chikungunya virus (CHIKV) was isolated for the first time in the Western Hemisphere (WH) during an epidemic on the island of St. Martin. Subsequently, the virus has spread to 42 countries or territories in the Caribbean, Central, South, and North America. In this study, we have determined the full genomic sequences of 29 temporally and geographically diverse CHIKV strains from 16 countries of the WH. Phylogenetic analyses revealed minimal evolution among compared emergent CHIKV strains of the New World.&quot;,&quot;publisher&quot;:&quot;American Society of Tropical Medicine and Hygiene&quot;,&quot;issue&quot;:&quot;4&quot;,&quot;volume&quot;:&quot;94&quot;},&quot;isTemporary&quot;:false}]},{&quot;citationID&quot;:&quot;MENDELEY_CITATION_4ecd02b6-b38d-4c6b-a728-3a7eef644d8d&quot;,&quot;properties&quot;:{&quot;noteIndex&quot;:0},&quot;isEdited&quot;:false,&quot;manualOverride&quot;:{&quot;isManuallyOverridden&quot;:false,&quot;citeprocText&quot;:&quot;(5,6)&quot;,&quot;manualOverrideText&quot;:&quot;&quot;},&quot;citationTag&quot;:&quot;MENDELEY_CITATION_v3_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&quot;,&quot;citationItems&quot;:[{&quot;id&quot;:&quot;9800b69c-484c-3109-bcec-1e79b70d9bf0&quot;,&quot;itemData&quot;:{&quot;type&quot;:&quot;article-journal&quot;,&quot;id&quot;:&quot;9800b69c-484c-3109-bcec-1e79b70d9bf0&quot;,&quot;title&quot;:&quot;Chikungunya fever&quot;,&quot;author&quot;:[{&quot;family&quot;:&quot;Bartholomeeusen&quot;,&quot;given&quot;:&quot;Koen&quot;,&quot;parse-names&quot;:false,&quot;dropping-particle&quot;:&quot;&quot;,&quot;non-dropping-particle&quot;:&quot;&quot;},{&quot;family&quot;:&quot;Daniel&quot;,&quot;given&quot;:&quot;Matthieu&quot;,&quot;parse-names&quot;:false,&quot;dropping-particle&quot;:&quot;&quot;,&quot;non-dropping-particle&quot;:&quot;&quot;},{&quot;family&quot;:&quot;LaBeaud&quot;,&quot;given&quot;:&quot;Desiree A.&quot;,&quot;parse-names&quot;:false,&quot;dropping-particle&quot;:&quot;&quot;,&quot;non-dropping-particle&quot;:&quot;&quot;},{&quot;family&quot;:&quot;Gasque&quot;,&quot;given&quot;:&quot;Philippe&quot;,&quot;parse-names&quot;:false,&quot;dropping-particle&quot;:&quot;&quot;,&quot;non-dropping-particle&quot;:&quot;&quot;},{&quot;family&quot;:&quot;Peeling&quot;,&quot;given&quot;:&quot;Rosanna W.&quot;,&quot;parse-names&quot;:false,&quot;dropping-particle&quot;:&quot;&quot;,&quot;non-dropping-particle&quot;:&quot;&quot;},{&quot;family&quot;:&quot;Stephenson&quot;,&quot;given&quot;:&quot;Kathryn E.&quot;,&quot;parse-names&quot;:false,&quot;dropping-particle&quot;:&quot;&quot;,&quot;non-dropping-particle&quot;:&quot;&quot;},{&quot;family&quot;:&quot;Ng&quot;,&quot;given&quot;:&quot;Lisa F.P.&quot;,&quot;parse-names&quot;:false,&quot;dropping-particle&quot;:&quot;&quot;,&quot;non-dropping-particle&quot;:&quot;&quot;},{&quot;family&quot;:&quot;Ariën&quot;,&quot;given&quot;:&quot;Kevin K.&quot;,&quot;parse-names&quot;:false,&quot;dropping-particle&quot;:&quot;&quot;,&quot;non-dropping-particle&quot;:&quot;&quot;}],&quot;container-title&quot;:&quot;Nature Reviews Disease Primers 2023 9:1&quot;,&quot;accessed&quot;:{&quot;date-parts&quot;:[[2025,7,29]]},&quot;DOI&quot;:&quot;10.1038/s41572-023-00429-2&quot;,&quot;ISSN&quot;:&quot;2056-676X&quot;,&quot;PMID&quot;:&quot;37024497&quot;,&quot;URL&quot;:&quot;https://www.nature.com/articles/s41572-023-00429-2&quot;,&quot;issued&quot;:{&quot;date-parts&quot;:[[2023,4,6]]},&quot;page&quot;:&quot;1-21&quot;,&quot;abstract&quot;:&quot;Chikungunya virus is widespread throughout the tropics, where it causes recurrent outbreaks of chikungunya fever. In recent years, outbreaks have afflicted populations in East and Central Africa, South America and Southeast Asia. The virus is transmitted by Aedes aegypti and Aedes albopictus mosquitoes. Chikungunya fever is characterized by severe arthralgia and myalgia that can persist for years and have considerable detrimental effects on health, quality of life and economic productivity. The effects of climate change as well as increased globalization of commerce and travel have led to growth of the habitat of Aedes mosquitoes. As a result, increasing numbers of people will be at risk of chikungunya fever in the coming years. In the absence of specific antiviral treatments and with vaccines still in development, surveillance and vector control are essential to suppress re-emergence and epidemics. Chikungunya fever is an acute febrile illness caused by chikungunya virus, a mosquito-borne alphavirus. This Primer by Bartholomeeusen and colleagues summarizes the epidemiology, mechanisms, diagnosis and treatment of chikungunya fever, and discusses patient quality of life and open research questions for this condition.&quot;,&quot;publisher&quot;:&quot;Nature Publishing Group&quot;,&quot;issue&quot;:&quot;1&quot;,&quot;volume&quot;:&quot;9&quot;,&quot;container-title-short&quot;:&quot;&quot;},&quot;isTemporary&quot;:false},{&quot;id&quot;:&quot;bf9ee81d-2ffd-3ff5-bf1f-d099b746d483&quot;,&quot;itemData&quot;:{&quot;type&quot;:&quot;article-journal&quot;,&quot;id&quot;:&quot;bf9ee81d-2ffd-3ff5-bf1f-d099b746d483&quot;,&quot;title&quot;:&quot;Reappearance of chikungunya, formerly called Dengue, in the Americas&quot;,&quot;author&quot;:[{&quot;family&quot;:&quot;Halstead&quot;,&quot;given&quot;:&quot;Scott B.&quot;,&quot;parse-names&quot;:false,&quot;dropping-particle&quot;:&quot;&quot;,&quot;non-dropping-particle&quot;:&quot;&quot;}],&quot;container-title&quot;:&quot;Emerging Infectious Diseases&quot;,&quot;container-title-short&quot;:&quot;Emerg Infect Dis&quot;,&quot;accessed&quot;:{&quot;date-parts&quot;:[[2025,7,30]]},&quot;DOI&quot;:&quot;10.3201/EID2104.141723&quot;,&quot;ISSN&quot;:&quot;10806059&quot;,&quot;PMID&quot;:&quot;25816211&quot;,&quot;issued&quot;:{&quot;date-parts&quot;:[[2015]]},&quot;page&quot;:&quot;557-561&quot;,&quot;abstract&quot;:&quot;After an absence of ≈200 years, chikungunya returned to the American tropics in 2013. The virus is maintained in a complex African zoonotic cycle but escapes into an urban cycle at 40- to 50-year intervals, causing global pandemics. In 1823, classical chikungunya, a viral exanthem in humans, occurred on Zanzibar, and in 1827, it arrived in the Caribbean and spread to North and South America. In Zanzibar, the disease was known as kidenga pepo, Swahili for a sudden cramp-like seizure caused by an evil spirit; in Cuba, it was known as dengue, a Spanish homonym of denga. During the eighteenth century, dengue (present-day chikungunya) was distinguished from breakbone fever (present-day dengue), another febrile exanthem. In the twentieth century, experiments resulted in the recovery and naming of present-day dengue viruses. In 1952, chikungunya virus was recovered during an outbreak in Tanzania, but by then, the virus had lost its original name to present-day dengue viruses.&quot;,&quot;publisher&quot;:&quot;Centers for Disease Control and Prevention (CDC)&quot;,&quot;issue&quot;:&quot;4&quot;,&quot;volume&quot;:&quot;21&quot;},&quot;isTemporary&quot;:false}]},{&quot;citationID&quot;:&quot;MENDELEY_CITATION_e82ff042-cbc4-4e3b-a988-56e4bc26f06e&quot;,&quot;properties&quot;:{&quot;noteIndex&quot;:0},&quot;isEdited&quot;:false,&quot;manualOverride&quot;:{&quot;isManuallyOverridden&quot;:false,&quot;citeprocText&quot;:&quot;(3,5)&quot;,&quot;manualOverrideText&quot;:&quot;&quot;},&quot;citationTag&quot;:&quot;MENDELEY_CITATION_v3_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&quot;,&quot;citationItems&quot;:[{&quot;id&quot;:&quot;9800b69c-484c-3109-bcec-1e79b70d9bf0&quot;,&quot;itemData&quot;:{&quot;type&quot;:&quot;article-journal&quot;,&quot;id&quot;:&quot;9800b69c-484c-3109-bcec-1e79b70d9bf0&quot;,&quot;title&quot;:&quot;Chikungunya fever&quot;,&quot;author&quot;:[{&quot;family&quot;:&quot;Bartholomeeusen&quot;,&quot;given&quot;:&quot;Koen&quot;,&quot;parse-names&quot;:false,&quot;dropping-particle&quot;:&quot;&quot;,&quot;non-dropping-particle&quot;:&quot;&quot;},{&quot;family&quot;:&quot;Daniel&quot;,&quot;given&quot;:&quot;Matthieu&quot;,&quot;parse-names&quot;:false,&quot;dropping-particle&quot;:&quot;&quot;,&quot;non-dropping-particle&quot;:&quot;&quot;},{&quot;family&quot;:&quot;LaBeaud&quot;,&quot;given&quot;:&quot;Desiree A.&quot;,&quot;parse-names&quot;:false,&quot;dropping-particle&quot;:&quot;&quot;,&quot;non-dropping-particle&quot;:&quot;&quot;},{&quot;family&quot;:&quot;Gasque&quot;,&quot;given&quot;:&quot;Philippe&quot;,&quot;parse-names&quot;:false,&quot;dropping-particle&quot;:&quot;&quot;,&quot;non-dropping-particle&quot;:&quot;&quot;},{&quot;family&quot;:&quot;Peeling&quot;,&quot;given&quot;:&quot;Rosanna W.&quot;,&quot;parse-names&quot;:false,&quot;dropping-particle&quot;:&quot;&quot;,&quot;non-dropping-particle&quot;:&quot;&quot;},{&quot;family&quot;:&quot;Stephenson&quot;,&quot;given&quot;:&quot;Kathryn E.&quot;,&quot;parse-names&quot;:false,&quot;dropping-particle&quot;:&quot;&quot;,&quot;non-dropping-particle&quot;:&quot;&quot;},{&quot;family&quot;:&quot;Ng&quot;,&quot;given&quot;:&quot;Lisa F.P.&quot;,&quot;parse-names&quot;:false,&quot;dropping-particle&quot;:&quot;&quot;,&quot;non-dropping-particle&quot;:&quot;&quot;},{&quot;family&quot;:&quot;Ariën&quot;,&quot;given&quot;:&quot;Kevin K.&quot;,&quot;parse-names&quot;:false,&quot;dropping-particle&quot;:&quot;&quot;,&quot;non-dropping-particle&quot;:&quot;&quot;}],&quot;container-title&quot;:&quot;Nature Reviews Disease Primers 2023 9:1&quot;,&quot;accessed&quot;:{&quot;date-parts&quot;:[[2025,7,29]]},&quot;DOI&quot;:&quot;10.1038/s41572-023-00429-2&quot;,&quot;ISSN&quot;:&quot;2056-676X&quot;,&quot;PMID&quot;:&quot;37024497&quot;,&quot;URL&quot;:&quot;https://www.nature.com/articles/s41572-023-00429-2&quot;,&quot;issued&quot;:{&quot;date-parts&quot;:[[2023,4,6]]},&quot;page&quot;:&quot;1-21&quot;,&quot;abstract&quot;:&quot;Chikungunya virus is widespread throughout the tropics, where it causes recurrent outbreaks of chikungunya fever. In recent years, outbreaks have afflicted populations in East and Central Africa, South America and Southeast Asia. The virus is transmitted by Aedes aegypti and Aedes albopictus mosquitoes. Chikungunya fever is characterized by severe arthralgia and myalgia that can persist for years and have considerable detrimental effects on health, quality of life and economic productivity. The effects of climate change as well as increased globalization of commerce and travel have led to growth of the habitat of Aedes mosquitoes. As a result, increasing numbers of people will be at risk of chikungunya fever in the coming years. In the absence of specific antiviral treatments and with vaccines still in development, surveillance and vector control are essential to suppress re-emergence and epidemics. Chikungunya fever is an acute febrile illness caused by chikungunya virus, a mosquito-borne alphavirus. This Primer by Bartholomeeusen and colleagues summarizes the epidemiology, mechanisms, diagnosis and treatment of chikungunya fever, and discusses patient quality of life and open research questions for this condition.&quot;,&quot;publisher&quot;:&quot;Nature Publishing Group&quot;,&quot;issue&quot;:&quot;1&quot;,&quot;volume&quot;:&quot;9&quot;,&quot;container-title-short&quot;:&quot;&quot;},&quot;isTemporary&quot;:false},{&quot;id&quot;:&quot;4f978143-98d0-3fdd-ae80-52d58d411ead&quot;,&quot;itemData&quot;:{&quot;type&quot;:&quot;webpage&quot;,&quot;id&quot;:&quot;4f978143-98d0-3fdd-ae80-52d58d411ead&quot;,&quot;title&quot;:&quot;Chikungunya&quot;,&quot;accessed&quot;:{&quot;date-parts&quot;:[[2025,7,30]]},&quot;URL&quot;:&quot;https://www.who.int/health-topics/chikungunya#tab=tab_1&quot;,&quot;container-title-short&quot;:&quot;&quot;},&quot;isTemporary&quot;:false}]},{&quot;citationID&quot;:&quot;MENDELEY_CITATION_e225cc0d-7933-4950-bde1-cb2a750bbb0c&quot;,&quot;properties&quot;:{&quot;noteIndex&quot;:0},&quot;isEdited&quot;:false,&quot;manualOverride&quot;:{&quot;isManuallyOverridden&quot;:false,&quot;citeprocText&quot;:&quot;(1)&quot;,&quot;manualOverrideText&quot;:&quot;&quot;},&quot;citationTag&quot;:&quot;MENDELEY_CITATION_v3_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&quot;,&quot;citationItems&quot;:[{&quot;id&quot;:&quot;03a45da2-b9e9-3531-9f01-5f61fac20cb2&quot;,&quot;itemData&quot;:{&quot;type&quot;:&quot;article-journal&quot;,&quot;id&quot;:&quot;03a45da2-b9e9-3531-9f01-5f61fac20cb2&quot;,&quot;title&quot;:&quot;The global health and economic burden of chikungunya from 2011 to 2020: a model-driven analysis on the impact of an emerging vector-borne disease&quot;,&quot;author&quot;:[{&quot;family&quot;:&quot;Roo&quot;,&quot;given&quot;:&quot;Adrianne Marije&quot;,&quot;parse-names&quot;:false,&quot;dropping-particle&quot;:&quot;&quot;,&quot;non-dropping-particle&quot;:&quot;De&quot;},{&quot;family&quot;:&quot;Vondeling&quot;,&quot;given&quot;:&quot;Gerard Timmy&quot;,&quot;parse-names&quot;:false,&quot;dropping-particle&quot;:&quot;&quot;,&quot;non-dropping-particle&quot;:&quot;&quot;},{&quot;family&quot;:&quot;Boer&quot;,&quot;given&quot;:&quot;Martijn&quot;,&quot;parse-names&quot;:false,&quot;dropping-particle&quot;:&quot;&quot;,&quot;non-dropping-particle&quot;:&quot;&quot;},{&quot;family&quot;:&quot;Murray&quot;,&quot;given&quot;:&quot;Kristy&quot;,&quot;parse-names&quot;:false,&quot;dropping-particle&quot;:&quot;&quot;,&quot;non-dropping-particle&quot;:&quot;&quot;},{&quot;family&quot;:&quot;Postma&quot;,&quot;given&quot;:&quot;Maarten Jacobus&quot;,&quot;parse-names&quot;:false,&quot;dropping-particle&quot;:&quot;&quot;,&quot;non-dropping-particle&quot;:&quot;&quot;}],&quot;container-title&quot;:&quot;BMJ Global Health&quot;,&quot;container-title-short&quot;:&quot;BMJ Glob Health&quot;,&quot;accessed&quot;:{&quot;date-parts&quot;:[[2025,7,29]]},&quot;DOI&quot;:&quot;10.1136/BMJGH-2024-016648&quot;,&quot;ISSN&quot;:&quot;2059-7908&quot;,&quot;PMID&quot;:&quot;10.1136/bmjgh-2024-016648&quot;,&quot;URL&quot;:&quot;https://gh.bmj.com/content/9/12/e016648&quot;,&quot;issued&quot;:{&quot;date-parts&quot;:[[2024,12,3]]},&quot;abstract&quot;:&quot;Introduction Chikungunya is a mosquito-borne arboviral disease posing an emerging global public health threat. Understanding the global burden of chikungunya is critical for designing effective prevention and control strategies. However, current estimates of the economic and health impact of chikungunya remain limited and are potentially underestimated. This study aims to provide a comprehensive overview of the chikungunya burden worldwide.Methods We analysed the global burden of chikungunya between 2011 and 2020 and calculated disability-adjusted life years (DALYs) and direct and indirect costs using a data-driven simulation model. The main outcomes were the number of cases, the total DALY burden, and the direct and indirect costs of acute and chronic chikungunya between 2011 and 2020.Results Our study revealed a total of 18.7 million chikungunya cases in 110 countries between 2011 and 2020, causing 1.95 million DALYs. Most of this burden was found in the Latin American and Caribbean region. The total economic burden caused by chikungunya over these 10 years was estimated at $2.8 billion in direct costs and $47.1 billion in indirect costs worldwide. Long-term chronic illness was the source of most costs and DALYs.Conclusion Chikungunya has a higher disease burden than was previously estimated and costs related to the disease are substantial. Especially in combination with its unpredictable nature, chikungunya could significantly impact local health systems. Insights from this study could inform decision makers on the impact of chikungunya on population health and help them to appropriately allocate resources to protect vulnerable populations from this debilitating disease.&quot;,&quot;publisher&quot;:&quot;BMJ Publishing Group Ltd&quot;,&quot;issue&quot;:&quot;12&quot;,&quot;volume&quot;:&quot;9&quot;},&quot;isTemporary&quot;:false}]},{&quot;citationID&quot;:&quot;MENDELEY_CITATION_326d4338-33a2-4a90-ba26-d7bc3dea6313&quot;,&quot;properties&quot;:{&quot;noteIndex&quot;:0},&quot;isEdited&quot;:false,&quot;manualOverride&quot;:{&quot;isManuallyOverridden&quot;:false,&quot;citeprocText&quot;:&quot;(1)&quot;,&quot;manualOverrideText&quot;:&quot;&quot;},&quot;citationTag&quot;:&quot;MENDELEY_CITATION_v3_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&quot;,&quot;citationItems&quot;:[{&quot;id&quot;:&quot;03a45da2-b9e9-3531-9f01-5f61fac20cb2&quot;,&quot;itemData&quot;:{&quot;type&quot;:&quot;article-journal&quot;,&quot;id&quot;:&quot;03a45da2-b9e9-3531-9f01-5f61fac20cb2&quot;,&quot;title&quot;:&quot;The global health and economic burden of chikungunya from 2011 to 2020: a model-driven analysis on the impact of an emerging vector-borne disease&quot;,&quot;author&quot;:[{&quot;family&quot;:&quot;Roo&quot;,&quot;given&quot;:&quot;Adrianne Marije&quot;,&quot;parse-names&quot;:false,&quot;dropping-particle&quot;:&quot;&quot;,&quot;non-dropping-particle&quot;:&quot;De&quot;},{&quot;family&quot;:&quot;Vondeling&quot;,&quot;given&quot;:&quot;Gerard Timmy&quot;,&quot;parse-names&quot;:false,&quot;dropping-particle&quot;:&quot;&quot;,&quot;non-dropping-particle&quot;:&quot;&quot;},{&quot;family&quot;:&quot;Boer&quot;,&quot;given&quot;:&quot;Martijn&quot;,&quot;parse-names&quot;:false,&quot;dropping-particle&quot;:&quot;&quot;,&quot;non-dropping-particle&quot;:&quot;&quot;},{&quot;family&quot;:&quot;Murray&quot;,&quot;given&quot;:&quot;Kristy&quot;,&quot;parse-names&quot;:false,&quot;dropping-particle&quot;:&quot;&quot;,&quot;non-dropping-particle&quot;:&quot;&quot;},{&quot;family&quot;:&quot;Postma&quot;,&quot;given&quot;:&quot;Maarten Jacobus&quot;,&quot;parse-names&quot;:false,&quot;dropping-particle&quot;:&quot;&quot;,&quot;non-dropping-particle&quot;:&quot;&quot;}],&quot;container-title&quot;:&quot;BMJ Global Health&quot;,&quot;container-title-short&quot;:&quot;BMJ Glob Health&quot;,&quot;accessed&quot;:{&quot;date-parts&quot;:[[2025,7,29]]},&quot;DOI&quot;:&quot;10.1136/BMJGH-2024-016648&quot;,&quot;ISSN&quot;:&quot;2059-7908&quot;,&quot;PMID&quot;:&quot;10.1136/bmjgh-2024-016648&quot;,&quot;URL&quot;:&quot;https://gh.bmj.com/content/9/12/e016648&quot;,&quot;issued&quot;:{&quot;date-parts&quot;:[[2024,12,3]]},&quot;abstract&quot;:&quot;Introduction Chikungunya is a mosquito-borne arboviral disease posing an emerging global public health threat. Understanding the global burden of chikungunya is critical for designing effective prevention and control strategies. However, current estimates of the economic and health impact of chikungunya remain limited and are potentially underestimated. This study aims to provide a comprehensive overview of the chikungunya burden worldwide.Methods We analysed the global burden of chikungunya between 2011 and 2020 and calculated disability-adjusted life years (DALYs) and direct and indirect costs using a data-driven simulation model. The main outcomes were the number of cases, the total DALY burden, and the direct and indirect costs of acute and chronic chikungunya between 2011 and 2020.Results Our study revealed a total of 18.7 million chikungunya cases in 110 countries between 2011 and 2020, causing 1.95 million DALYs. Most of this burden was found in the Latin American and Caribbean region. The total economic burden caused by chikungunya over these 10 years was estimated at $2.8 billion in direct costs and $47.1 billion in indirect costs worldwide. Long-term chronic illness was the source of most costs and DALYs.Conclusion Chikungunya has a higher disease burden than was previously estimated and costs related to the disease are substantial. Especially in combination with its unpredictable nature, chikungunya could significantly impact local health systems. Insights from this study could inform decision makers on the impact of chikungunya on population health and help them to appropriately allocate resources to protect vulnerable populations from this debilitating disease.&quot;,&quot;publisher&quot;:&quot;BMJ Publishing Group Ltd&quot;,&quot;issue&quot;:&quot;12&quot;,&quot;volume&quot;:&quot;9&quot;},&quot;isTemporary&quot;:false}]},{&quot;citationID&quot;:&quot;MENDELEY_CITATION_6b6fa03f-0c1c-4921-b44e-a5e5eaeac416&quot;,&quot;properties&quot;:{&quot;noteIndex&quot;:0},&quot;isEdited&quot;:false,&quot;manualOverride&quot;:{&quot;isManuallyOverridden&quot;:false,&quot;citeprocText&quot;:&quot;(5)&quot;,&quot;manualOverrideText&quot;:&quot;&quot;},&quot;citationTag&quot;:&quot;MENDELEY_CITATION_v3_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&quot;,&quot;citationItems&quot;:[{&quot;id&quot;:&quot;9800b69c-484c-3109-bcec-1e79b70d9bf0&quot;,&quot;itemData&quot;:{&quot;type&quot;:&quot;article-journal&quot;,&quot;id&quot;:&quot;9800b69c-484c-3109-bcec-1e79b70d9bf0&quot;,&quot;title&quot;:&quot;Chikungunya fever&quot;,&quot;author&quot;:[{&quot;family&quot;:&quot;Bartholomeeusen&quot;,&quot;given&quot;:&quot;Koen&quot;,&quot;parse-names&quot;:false,&quot;dropping-particle&quot;:&quot;&quot;,&quot;non-dropping-particle&quot;:&quot;&quot;},{&quot;family&quot;:&quot;Daniel&quot;,&quot;given&quot;:&quot;Matthieu&quot;,&quot;parse-names&quot;:false,&quot;dropping-particle&quot;:&quot;&quot;,&quot;non-dropping-particle&quot;:&quot;&quot;},{&quot;family&quot;:&quot;LaBeaud&quot;,&quot;given&quot;:&quot;Desiree A.&quot;,&quot;parse-names&quot;:false,&quot;dropping-particle&quot;:&quot;&quot;,&quot;non-dropping-particle&quot;:&quot;&quot;},{&quot;family&quot;:&quot;Gasque&quot;,&quot;given&quot;:&quot;Philippe&quot;,&quot;parse-names&quot;:false,&quot;dropping-particle&quot;:&quot;&quot;,&quot;non-dropping-particle&quot;:&quot;&quot;},{&quot;family&quot;:&quot;Peeling&quot;,&quot;given&quot;:&quot;Rosanna W.&quot;,&quot;parse-names&quot;:false,&quot;dropping-particle&quot;:&quot;&quot;,&quot;non-dropping-particle&quot;:&quot;&quot;},{&quot;family&quot;:&quot;Stephenson&quot;,&quot;given&quot;:&quot;Kathryn E.&quot;,&quot;parse-names&quot;:false,&quot;dropping-particle&quot;:&quot;&quot;,&quot;non-dropping-particle&quot;:&quot;&quot;},{&quot;family&quot;:&quot;Ng&quot;,&quot;given&quot;:&quot;Lisa F.P.&quot;,&quot;parse-names&quot;:false,&quot;dropping-particle&quot;:&quot;&quot;,&quot;non-dropping-particle&quot;:&quot;&quot;},{&quot;family&quot;:&quot;Ariën&quot;,&quot;given&quot;:&quot;Kevin K.&quot;,&quot;parse-names&quot;:false,&quot;dropping-particle&quot;:&quot;&quot;,&quot;non-dropping-particle&quot;:&quot;&quot;}],&quot;container-title&quot;:&quot;Nature Reviews Disease Primers 2023 9:1&quot;,&quot;accessed&quot;:{&quot;date-parts&quot;:[[2025,7,29]]},&quot;DOI&quot;:&quot;10.1038/s41572-023-00429-2&quot;,&quot;ISSN&quot;:&quot;2056-676X&quot;,&quot;PMID&quot;:&quot;37024497&quot;,&quot;URL&quot;:&quot;https://www.nature.com/articles/s41572-023-00429-2&quot;,&quot;issued&quot;:{&quot;date-parts&quot;:[[2023,4,6]]},&quot;page&quot;:&quot;1-21&quot;,&quot;abstract&quot;:&quot;Chikungunya virus is widespread throughout the tropics, where it causes recurrent outbreaks of chikungunya fever. In recent years, outbreaks have afflicted populations in East and Central Africa, South America and Southeast Asia. The virus is transmitted by Aedes aegypti and Aedes albopictus mosquitoes. Chikungunya fever is characterized by severe arthralgia and myalgia that can persist for years and have considerable detrimental effects on health, quality of life and economic productivity. The effects of climate change as well as increased globalization of commerce and travel have led to growth of the habitat of Aedes mosquitoes. As a result, increasing numbers of people will be at risk of chikungunya fever in the coming years. In the absence of specific antiviral treatments and with vaccines still in development, surveillance and vector control are essential to suppress re-emergence and epidemics. Chikungunya fever is an acute febrile illness caused by chikungunya virus, a mosquito-borne alphavirus. This Primer by Bartholomeeusen and colleagues summarizes the epidemiology, mechanisms, diagnosis and treatment of chikungunya fever, and discusses patient quality of life and open research questions for this condition.&quot;,&quot;publisher&quot;:&quot;Nature Publishing Group&quot;,&quot;issue&quot;:&quot;1&quot;,&quot;volume&quot;:&quot;9&quot;,&quot;container-title-short&quot;:&quot;&quot;},&quot;isTemporary&quot;:false}]},{&quot;citationID&quot;:&quot;MENDELEY_CITATION_7ee42684-2b05-449d-8a06-d637b443413f&quot;,&quot;properties&quot;:{&quot;noteIndex&quot;:0},&quot;isEdited&quot;:false,&quot;manualOverride&quot;:{&quot;isManuallyOverridden&quot;:false,&quot;citeprocText&quot;:&quot;(6)&quot;,&quot;manualOverrideText&quot;:&quot;&quot;},&quot;citationTag&quot;:&quot;MENDELEY_CITATION_v3_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&quot;,&quot;citationItems&quot;:[{&quot;id&quot;:&quot;bf9ee81d-2ffd-3ff5-bf1f-d099b746d483&quot;,&quot;itemData&quot;:{&quot;type&quot;:&quot;article-journal&quot;,&quot;id&quot;:&quot;bf9ee81d-2ffd-3ff5-bf1f-d099b746d483&quot;,&quot;title&quot;:&quot;Reappearance of chikungunya, formerly called Dengue, in the Americas&quot;,&quot;author&quot;:[{&quot;family&quot;:&quot;Halstead&quot;,&quot;given&quot;:&quot;Scott B.&quot;,&quot;parse-names&quot;:false,&quot;dropping-particle&quot;:&quot;&quot;,&quot;non-dropping-particle&quot;:&quot;&quot;}],&quot;container-title&quot;:&quot;Emerging Infectious Diseases&quot;,&quot;container-title-short&quot;:&quot;Emerg Infect Dis&quot;,&quot;accessed&quot;:{&quot;date-parts&quot;:[[2025,7,30]]},&quot;DOI&quot;:&quot;10.3201/EID2104.141723&quot;,&quot;ISSN&quot;:&quot;10806059&quot;,&quot;PMID&quot;:&quot;25816211&quot;,&quot;issued&quot;:{&quot;date-parts&quot;:[[2015]]},&quot;page&quot;:&quot;557-561&quot;,&quot;abstract&quot;:&quot;After an absence of ≈200 years, chikungunya returned to the American tropics in 2013. The virus is maintained in a complex African zoonotic cycle but escapes into an urban cycle at 40- to 50-year intervals, causing global pandemics. In 1823, classical chikungunya, a viral exanthem in humans, occurred on Zanzibar, and in 1827, it arrived in the Caribbean and spread to North and South America. In Zanzibar, the disease was known as kidenga pepo, Swahili for a sudden cramp-like seizure caused by an evil spirit; in Cuba, it was known as dengue, a Spanish homonym of denga. During the eighteenth century, dengue (present-day chikungunya) was distinguished from breakbone fever (present-day dengue), another febrile exanthem. In the twentieth century, experiments resulted in the recovery and naming of present-day dengue viruses. In 1952, chikungunya virus was recovered during an outbreak in Tanzania, but by then, the virus had lost its original name to present-day dengue viruses.&quot;,&quot;publisher&quot;:&quot;Centers for Disease Control and Prevention (CDC)&quot;,&quot;issue&quot;:&quot;4&quot;,&quot;volume&quot;:&quot;21&quot;},&quot;isTemporary&quot;:false}]},{&quot;citationID&quot;:&quot;MENDELEY_CITATION_cc3acb56-9e05-4982-8c9c-89805e20bb7c&quot;,&quot;properties&quot;:{&quot;noteIndex&quot;:0},&quot;isEdited&quot;:false,&quot;manualOverride&quot;:{&quot;isManuallyOverridden&quot;:false,&quot;citeprocText&quot;:&quot;(6)&quot;,&quot;manualOverrideText&quot;:&quot;&quot;},&quot;citationTag&quot;:&quot;MENDELEY_CITATION_v3_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&quot;,&quot;citationItems&quot;:[{&quot;id&quot;:&quot;bf9ee81d-2ffd-3ff5-bf1f-d099b746d483&quot;,&quot;itemData&quot;:{&quot;type&quot;:&quot;article-journal&quot;,&quot;id&quot;:&quot;bf9ee81d-2ffd-3ff5-bf1f-d099b746d483&quot;,&quot;title&quot;:&quot;Reappearance of chikungunya, formerly called Dengue, in the Americas&quot;,&quot;author&quot;:[{&quot;family&quot;:&quot;Halstead&quot;,&quot;given&quot;:&quot;Scott B.&quot;,&quot;parse-names&quot;:false,&quot;dropping-particle&quot;:&quot;&quot;,&quot;non-dropping-particle&quot;:&quot;&quot;}],&quot;container-title&quot;:&quot;Emerging Infectious Diseases&quot;,&quot;container-title-short&quot;:&quot;Emerg Infect Dis&quot;,&quot;accessed&quot;:{&quot;date-parts&quot;:[[2025,7,30]]},&quot;DOI&quot;:&quot;10.3201/EID2104.141723&quot;,&quot;ISSN&quot;:&quot;10806059&quot;,&quot;PMID&quot;:&quot;25816211&quot;,&quot;issued&quot;:{&quot;date-parts&quot;:[[2015]]},&quot;page&quot;:&quot;557-561&quot;,&quot;abstract&quot;:&quot;After an absence of ≈200 years, chikungunya returned to the American tropics in 2013. The virus is maintained in a complex African zoonotic cycle but escapes into an urban cycle at 40- to 50-year intervals, causing global pandemics. In 1823, classical chikungunya, a viral exanthem in humans, occurred on Zanzibar, and in 1827, it arrived in the Caribbean and spread to North and South America. In Zanzibar, the disease was known as kidenga pepo, Swahili for a sudden cramp-like seizure caused by an evil spirit; in Cuba, it was known as dengue, a Spanish homonym of denga. During the eighteenth century, dengue (present-day chikungunya) was distinguished from breakbone fever (present-day dengue), another febrile exanthem. In the twentieth century, experiments resulted in the recovery and naming of present-day dengue viruses. In 1952, chikungunya virus was recovered during an outbreak in Tanzania, but by then, the virus had lost its original name to present-day dengue viruses.&quot;,&quot;publisher&quot;:&quot;Centers for Disease Control and Prevention (CDC)&quot;,&quot;issue&quot;:&quot;4&quot;,&quot;volume&quot;:&quot;21&quot;},&quot;isTemporary&quot;:false}]},{&quot;citationID&quot;:&quot;MENDELEY_CITATION_1de38d57-aa5a-4d48-8e6c-a607e847e41a&quot;,&quot;properties&quot;:{&quot;noteIndex&quot;:0},&quot;isEdited&quot;:false,&quot;manualOverride&quot;:{&quot;isManuallyOverridden&quot;:false,&quot;citeprocText&quot;:&quot;(6)&quot;,&quot;manualOverrideText&quot;:&quot;&quot;},&quot;citationTag&quot;:&quot;MENDELEY_CITATION_v3_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&quot;,&quot;citationItems&quot;:[{&quot;id&quot;:&quot;bf9ee81d-2ffd-3ff5-bf1f-d099b746d483&quot;,&quot;itemData&quot;:{&quot;type&quot;:&quot;article-journal&quot;,&quot;id&quot;:&quot;bf9ee81d-2ffd-3ff5-bf1f-d099b746d483&quot;,&quot;title&quot;:&quot;Reappearance of chikungunya, formerly called Dengue, in the Americas&quot;,&quot;author&quot;:[{&quot;family&quot;:&quot;Halstead&quot;,&quot;given&quot;:&quot;Scott B.&quot;,&quot;parse-names&quot;:false,&quot;dropping-particle&quot;:&quot;&quot;,&quot;non-dropping-particle&quot;:&quot;&quot;}],&quot;container-title&quot;:&quot;Emerging Infectious Diseases&quot;,&quot;container-title-short&quot;:&quot;Emerg Infect Dis&quot;,&quot;accessed&quot;:{&quot;date-parts&quot;:[[2025,7,30]]},&quot;DOI&quot;:&quot;10.3201/EID2104.141723&quot;,&quot;ISSN&quot;:&quot;10806059&quot;,&quot;PMID&quot;:&quot;25816211&quot;,&quot;issued&quot;:{&quot;date-parts&quot;:[[2015]]},&quot;page&quot;:&quot;557-561&quot;,&quot;abstract&quot;:&quot;After an absence of ≈200 years, chikungunya returned to the American tropics in 2013. The virus is maintained in a complex African zoonotic cycle but escapes into an urban cycle at 40- to 50-year intervals, causing global pandemics. In 1823, classical chikungunya, a viral exanthem in humans, occurred on Zanzibar, and in 1827, it arrived in the Caribbean and spread to North and South America. In Zanzibar, the disease was known as kidenga pepo, Swahili for a sudden cramp-like seizure caused by an evil spirit; in Cuba, it was known as dengue, a Spanish homonym of denga. During the eighteenth century, dengue (present-day chikungunya) was distinguished from breakbone fever (present-day dengue), another febrile exanthem. In the twentieth century, experiments resulted in the recovery and naming of present-day dengue viruses. In 1952, chikungunya virus was recovered during an outbreak in Tanzania, but by then, the virus had lost its original name to present-day dengue viruses.&quot;,&quot;publisher&quot;:&quot;Centers for Disease Control and Prevention (CDC)&quot;,&quot;issue&quot;:&quot;4&quot;,&quot;volume&quot;:&quot;21&quot;},&quot;isTemporary&quot;:false}]},{&quot;citationID&quot;:&quot;MENDELEY_CITATION_cd0f0822-16b9-4b70-b83e-6ac8facae05f&quot;,&quot;properties&quot;:{&quot;noteIndex&quot;:0},&quot;isEdited&quot;:false,&quot;manualOverride&quot;:{&quot;isManuallyOverridden&quot;:false,&quot;citeprocText&quot;:&quot;(5)&quot;,&quot;manualOverrideText&quot;:&quot;&quot;},&quot;citationTag&quot;:&quot;MENDELEY_CITATION_v3_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&quot;,&quot;citationItems&quot;:[{&quot;id&quot;:&quot;9800b69c-484c-3109-bcec-1e79b70d9bf0&quot;,&quot;itemData&quot;:{&quot;type&quot;:&quot;article-journal&quot;,&quot;id&quot;:&quot;9800b69c-484c-3109-bcec-1e79b70d9bf0&quot;,&quot;title&quot;:&quot;Chikungunya fever&quot;,&quot;author&quot;:[{&quot;family&quot;:&quot;Bartholomeeusen&quot;,&quot;given&quot;:&quot;Koen&quot;,&quot;parse-names&quot;:false,&quot;dropping-particle&quot;:&quot;&quot;,&quot;non-dropping-particle&quot;:&quot;&quot;},{&quot;family&quot;:&quot;Daniel&quot;,&quot;given&quot;:&quot;Matthieu&quot;,&quot;parse-names&quot;:false,&quot;dropping-particle&quot;:&quot;&quot;,&quot;non-dropping-particle&quot;:&quot;&quot;},{&quot;family&quot;:&quot;LaBeaud&quot;,&quot;given&quot;:&quot;Desiree A.&quot;,&quot;parse-names&quot;:false,&quot;dropping-particle&quot;:&quot;&quot;,&quot;non-dropping-particle&quot;:&quot;&quot;},{&quot;family&quot;:&quot;Gasque&quot;,&quot;given&quot;:&quot;Philippe&quot;,&quot;parse-names&quot;:false,&quot;dropping-particle&quot;:&quot;&quot;,&quot;non-dropping-particle&quot;:&quot;&quot;},{&quot;family&quot;:&quot;Peeling&quot;,&quot;given&quot;:&quot;Rosanna W.&quot;,&quot;parse-names&quot;:false,&quot;dropping-particle&quot;:&quot;&quot;,&quot;non-dropping-particle&quot;:&quot;&quot;},{&quot;family&quot;:&quot;Stephenson&quot;,&quot;given&quot;:&quot;Kathryn E.&quot;,&quot;parse-names&quot;:false,&quot;dropping-particle&quot;:&quot;&quot;,&quot;non-dropping-particle&quot;:&quot;&quot;},{&quot;family&quot;:&quot;Ng&quot;,&quot;given&quot;:&quot;Lisa F.P.&quot;,&quot;parse-names&quot;:false,&quot;dropping-particle&quot;:&quot;&quot;,&quot;non-dropping-particle&quot;:&quot;&quot;},{&quot;family&quot;:&quot;Ariën&quot;,&quot;given&quot;:&quot;Kevin K.&quot;,&quot;parse-names&quot;:false,&quot;dropping-particle&quot;:&quot;&quot;,&quot;non-dropping-particle&quot;:&quot;&quot;}],&quot;container-title&quot;:&quot;Nature Reviews Disease Primers 2023 9:1&quot;,&quot;accessed&quot;:{&quot;date-parts&quot;:[[2025,7,29]]},&quot;DOI&quot;:&quot;10.1038/s41572-023-00429-2&quot;,&quot;ISSN&quot;:&quot;2056-676X&quot;,&quot;PMID&quot;:&quot;37024497&quot;,&quot;URL&quot;:&quot;https://www.nature.com/articles/s41572-023-00429-2&quot;,&quot;issued&quot;:{&quot;date-parts&quot;:[[2023,4,6]]},&quot;page&quot;:&quot;1-21&quot;,&quot;abstract&quot;:&quot;Chikungunya virus is widespread throughout the tropics, where it causes recurrent outbreaks of chikungunya fever. In recent years, outbreaks have afflicted populations in East and Central Africa, South America and Southeast Asia. The virus is transmitted by Aedes aegypti and Aedes albopictus mosquitoes. Chikungunya fever is characterized by severe arthralgia and myalgia that can persist for years and have considerable detrimental effects on health, quality of life and economic productivity. The effects of climate change as well as increased globalization of commerce and travel have led to growth of the habitat of Aedes mosquitoes. As a result, increasing numbers of people will be at risk of chikungunya fever in the coming years. In the absence of specific antiviral treatments and with vaccines still in development, surveillance and vector control are essential to suppress re-emergence and epidemics. Chikungunya fever is an acute febrile illness caused by chikungunya virus, a mosquito-borne alphavirus. This Primer by Bartholomeeusen and colleagues summarizes the epidemiology, mechanisms, diagnosis and treatment of chikungunya fever, and discusses patient quality of life and open research questions for this condition.&quot;,&quot;publisher&quot;:&quot;Nature Publishing Group&quot;,&quot;issue&quot;:&quot;1&quot;,&quot;volume&quot;:&quot;9&quot;,&quot;container-title-short&quot;:&quot;&quot;},&quot;isTemporary&quot;:false}]},{&quot;citationID&quot;:&quot;MENDELEY_CITATION_3e492fcd-068d-445a-aa95-cf2d3cbc4dd4&quot;,&quot;properties&quot;:{&quot;noteIndex&quot;:0},&quot;isEdited&quot;:false,&quot;manualOverride&quot;:{&quot;isManuallyOverridden&quot;:false,&quot;citeprocText&quot;:&quot;(5)&quot;,&quot;manualOverrideText&quot;:&quot;&quot;},&quot;citationTag&quot;:&quot;MENDELEY_CITATION_v3_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&quot;,&quot;citationItems&quot;:[{&quot;id&quot;:&quot;9800b69c-484c-3109-bcec-1e79b70d9bf0&quot;,&quot;itemData&quot;:{&quot;type&quot;:&quot;article-journal&quot;,&quot;id&quot;:&quot;9800b69c-484c-3109-bcec-1e79b70d9bf0&quot;,&quot;title&quot;:&quot;Chikungunya fever&quot;,&quot;author&quot;:[{&quot;family&quot;:&quot;Bartholomeeusen&quot;,&quot;given&quot;:&quot;Koen&quot;,&quot;parse-names&quot;:false,&quot;dropping-particle&quot;:&quot;&quot;,&quot;non-dropping-particle&quot;:&quot;&quot;},{&quot;family&quot;:&quot;Daniel&quot;,&quot;given&quot;:&quot;Matthieu&quot;,&quot;parse-names&quot;:false,&quot;dropping-particle&quot;:&quot;&quot;,&quot;non-dropping-particle&quot;:&quot;&quot;},{&quot;family&quot;:&quot;LaBeaud&quot;,&quot;given&quot;:&quot;Desiree A.&quot;,&quot;parse-names&quot;:false,&quot;dropping-particle&quot;:&quot;&quot;,&quot;non-dropping-particle&quot;:&quot;&quot;},{&quot;family&quot;:&quot;Gasque&quot;,&quot;given&quot;:&quot;Philippe&quot;,&quot;parse-names&quot;:false,&quot;dropping-particle&quot;:&quot;&quot;,&quot;non-dropping-particle&quot;:&quot;&quot;},{&quot;family&quot;:&quot;Peeling&quot;,&quot;given&quot;:&quot;Rosanna W.&quot;,&quot;parse-names&quot;:false,&quot;dropping-particle&quot;:&quot;&quot;,&quot;non-dropping-particle&quot;:&quot;&quot;},{&quot;family&quot;:&quot;Stephenson&quot;,&quot;given&quot;:&quot;Kathryn E.&quot;,&quot;parse-names&quot;:false,&quot;dropping-particle&quot;:&quot;&quot;,&quot;non-dropping-particle&quot;:&quot;&quot;},{&quot;family&quot;:&quot;Ng&quot;,&quot;given&quot;:&quot;Lisa F.P.&quot;,&quot;parse-names&quot;:false,&quot;dropping-particle&quot;:&quot;&quot;,&quot;non-dropping-particle&quot;:&quot;&quot;},{&quot;family&quot;:&quot;Ariën&quot;,&quot;given&quot;:&quot;Kevin K.&quot;,&quot;parse-names&quot;:false,&quot;dropping-particle&quot;:&quot;&quot;,&quot;non-dropping-particle&quot;:&quot;&quot;}],&quot;container-title&quot;:&quot;Nature Reviews Disease Primers 2023 9:1&quot;,&quot;accessed&quot;:{&quot;date-parts&quot;:[[2025,7,29]]},&quot;DOI&quot;:&quot;10.1038/s41572-023-00429-2&quot;,&quot;ISSN&quot;:&quot;2056-676X&quot;,&quot;PMID&quot;:&quot;37024497&quot;,&quot;URL&quot;:&quot;https://www.nature.com/articles/s41572-023-00429-2&quot;,&quot;issued&quot;:{&quot;date-parts&quot;:[[2023,4,6]]},&quot;page&quot;:&quot;1-21&quot;,&quot;abstract&quot;:&quot;Chikungunya virus is widespread throughout the tropics, where it causes recurrent outbreaks of chikungunya fever. In recent years, outbreaks have afflicted populations in East and Central Africa, South America and Southeast Asia. The virus is transmitted by Aedes aegypti and Aedes albopictus mosquitoes. Chikungunya fever is characterized by severe arthralgia and myalgia that can persist for years and have considerable detrimental effects on health, quality of life and economic productivity. The effects of climate change as well as increased globalization of commerce and travel have led to growth of the habitat of Aedes mosquitoes. As a result, increasing numbers of people will be at risk of chikungunya fever in the coming years. In the absence of specific antiviral treatments and with vaccines still in development, surveillance and vector control are essential to suppress re-emergence and epidemics. Chikungunya fever is an acute febrile illness caused by chikungunya virus, a mosquito-borne alphavirus. This Primer by Bartholomeeusen and colleagues summarizes the epidemiology, mechanisms, diagnosis and treatment of chikungunya fever, and discusses patient quality of life and open research questions for this condition.&quot;,&quot;publisher&quot;:&quot;Nature Publishing Group&quot;,&quot;issue&quot;:&quot;1&quot;,&quot;volume&quot;:&quot;9&quot;,&quot;container-title-short&quot;:&quot;&quot;},&quot;isTemporary&quot;:false}]},{&quot;citationID&quot;:&quot;MENDELEY_CITATION_f13b6a70-3202-4a3e-acd6-f8853196845f&quot;,&quot;properties&quot;:{&quot;noteIndex&quot;:0},&quot;isEdited&quot;:false,&quot;manualOverride&quot;:{&quot;isManuallyOverridden&quot;:false,&quot;citeprocText&quot;:&quot;(5)&quot;,&quot;manualOverrideText&quot;:&quot;&quot;},&quot;citationTag&quot;:&quot;MENDELEY_CITATION_v3_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&quot;,&quot;citationItems&quot;:[{&quot;id&quot;:&quot;9800b69c-484c-3109-bcec-1e79b70d9bf0&quot;,&quot;itemData&quot;:{&quot;type&quot;:&quot;article-journal&quot;,&quot;id&quot;:&quot;9800b69c-484c-3109-bcec-1e79b70d9bf0&quot;,&quot;title&quot;:&quot;Chikungunya fever&quot;,&quot;author&quot;:[{&quot;family&quot;:&quot;Bartholomeeusen&quot;,&quot;given&quot;:&quot;Koen&quot;,&quot;parse-names&quot;:false,&quot;dropping-particle&quot;:&quot;&quot;,&quot;non-dropping-particle&quot;:&quot;&quot;},{&quot;family&quot;:&quot;Daniel&quot;,&quot;given&quot;:&quot;Matthieu&quot;,&quot;parse-names&quot;:false,&quot;dropping-particle&quot;:&quot;&quot;,&quot;non-dropping-particle&quot;:&quot;&quot;},{&quot;family&quot;:&quot;LaBeaud&quot;,&quot;given&quot;:&quot;Desiree A.&quot;,&quot;parse-names&quot;:false,&quot;dropping-particle&quot;:&quot;&quot;,&quot;non-dropping-particle&quot;:&quot;&quot;},{&quot;family&quot;:&quot;Gasque&quot;,&quot;given&quot;:&quot;Philippe&quot;,&quot;parse-names&quot;:false,&quot;dropping-particle&quot;:&quot;&quot;,&quot;non-dropping-particle&quot;:&quot;&quot;},{&quot;family&quot;:&quot;Peeling&quot;,&quot;given&quot;:&quot;Rosanna W.&quot;,&quot;parse-names&quot;:false,&quot;dropping-particle&quot;:&quot;&quot;,&quot;non-dropping-particle&quot;:&quot;&quot;},{&quot;family&quot;:&quot;Stephenson&quot;,&quot;given&quot;:&quot;Kathryn E.&quot;,&quot;parse-names&quot;:false,&quot;dropping-particle&quot;:&quot;&quot;,&quot;non-dropping-particle&quot;:&quot;&quot;},{&quot;family&quot;:&quot;Ng&quot;,&quot;given&quot;:&quot;Lisa F.P.&quot;,&quot;parse-names&quot;:false,&quot;dropping-particle&quot;:&quot;&quot;,&quot;non-dropping-particle&quot;:&quot;&quot;},{&quot;family&quot;:&quot;Ariën&quot;,&quot;given&quot;:&quot;Kevin K.&quot;,&quot;parse-names&quot;:false,&quot;dropping-particle&quot;:&quot;&quot;,&quot;non-dropping-particle&quot;:&quot;&quot;}],&quot;container-title&quot;:&quot;Nature Reviews Disease Primers 2023 9:1&quot;,&quot;accessed&quot;:{&quot;date-parts&quot;:[[2025,7,29]]},&quot;DOI&quot;:&quot;10.1038/s41572-023-00429-2&quot;,&quot;ISSN&quot;:&quot;2056-676X&quot;,&quot;PMID&quot;:&quot;37024497&quot;,&quot;URL&quot;:&quot;https://www.nature.com/articles/s41572-023-00429-2&quot;,&quot;issued&quot;:{&quot;date-parts&quot;:[[2023,4,6]]},&quot;page&quot;:&quot;1-21&quot;,&quot;abstract&quot;:&quot;Chikungunya virus is widespread throughout the tropics, where it causes recurrent outbreaks of chikungunya fever. In recent years, outbreaks have afflicted populations in East and Central Africa, South America and Southeast Asia. The virus is transmitted by Aedes aegypti and Aedes albopictus mosquitoes. Chikungunya fever is characterized by severe arthralgia and myalgia that can persist for years and have considerable detrimental effects on health, quality of life and economic productivity. The effects of climate change as well as increased globalization of commerce and travel have led to growth of the habitat of Aedes mosquitoes. As a result, increasing numbers of people will be at risk of chikungunya fever in the coming years. In the absence of specific antiviral treatments and with vaccines still in development, surveillance and vector control are essential to suppress re-emergence and epidemics. Chikungunya fever is an acute febrile illness caused by chikungunya virus, a mosquito-borne alphavirus. This Primer by Bartholomeeusen and colleagues summarizes the epidemiology, mechanisms, diagnosis and treatment of chikungunya fever, and discusses patient quality of life and open research questions for this condition.&quot;,&quot;publisher&quot;:&quot;Nature Publishing Group&quot;,&quot;issue&quot;:&quot;1&quot;,&quot;volume&quot;:&quot;9&quot;,&quot;container-title-short&quot;:&quot;&quot;},&quot;isTemporary&quot;:false}]},{&quot;citationID&quot;:&quot;MENDELEY_CITATION_b5f88de9-7467-4f7e-900c-8c46ce49772b&quot;,&quot;properties&quot;:{&quot;noteIndex&quot;:0},&quot;isEdited&quot;:false,&quot;manualOverride&quot;:{&quot;isManuallyOverridden&quot;:false,&quot;citeprocText&quot;:&quot;(4,5)&quot;,&quot;manualOverrideText&quot;:&quot;&quot;},&quot;citationTag&quot;:&quot;MENDELEY_CITATION_v3_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&quot;,&quot;citationItems&quot;:[{&quot;id&quot;:&quot;9800b69c-484c-3109-bcec-1e79b70d9bf0&quot;,&quot;itemData&quot;:{&quot;type&quot;:&quot;article-journal&quot;,&quot;id&quot;:&quot;9800b69c-484c-3109-bcec-1e79b70d9bf0&quot;,&quot;title&quot;:&quot;Chikungunya fever&quot;,&quot;author&quot;:[{&quot;family&quot;:&quot;Bartholomeeusen&quot;,&quot;given&quot;:&quot;Koen&quot;,&quot;parse-names&quot;:false,&quot;dropping-particle&quot;:&quot;&quot;,&quot;non-dropping-particle&quot;:&quot;&quot;},{&quot;family&quot;:&quot;Daniel&quot;,&quot;given&quot;:&quot;Matthieu&quot;,&quot;parse-names&quot;:false,&quot;dropping-particle&quot;:&quot;&quot;,&quot;non-dropping-particle&quot;:&quot;&quot;},{&quot;family&quot;:&quot;LaBeaud&quot;,&quot;given&quot;:&quot;Desiree A.&quot;,&quot;parse-names&quot;:false,&quot;dropping-particle&quot;:&quot;&quot;,&quot;non-dropping-particle&quot;:&quot;&quot;},{&quot;family&quot;:&quot;Gasque&quot;,&quot;given&quot;:&quot;Philippe&quot;,&quot;parse-names&quot;:false,&quot;dropping-particle&quot;:&quot;&quot;,&quot;non-dropping-particle&quot;:&quot;&quot;},{&quot;family&quot;:&quot;Peeling&quot;,&quot;given&quot;:&quot;Rosanna W.&quot;,&quot;parse-names&quot;:false,&quot;dropping-particle&quot;:&quot;&quot;,&quot;non-dropping-particle&quot;:&quot;&quot;},{&quot;family&quot;:&quot;Stephenson&quot;,&quot;given&quot;:&quot;Kathryn E.&quot;,&quot;parse-names&quot;:false,&quot;dropping-particle&quot;:&quot;&quot;,&quot;non-dropping-particle&quot;:&quot;&quot;},{&quot;family&quot;:&quot;Ng&quot;,&quot;given&quot;:&quot;Lisa F.P.&quot;,&quot;parse-names&quot;:false,&quot;dropping-particle&quot;:&quot;&quot;,&quot;non-dropping-particle&quot;:&quot;&quot;},{&quot;family&quot;:&quot;Ariën&quot;,&quot;given&quot;:&quot;Kevin K.&quot;,&quot;parse-names&quot;:false,&quot;dropping-particle&quot;:&quot;&quot;,&quot;non-dropping-particle&quot;:&quot;&quot;}],&quot;container-title&quot;:&quot;Nature Reviews Disease Primers 2023 9:1&quot;,&quot;accessed&quot;:{&quot;date-parts&quot;:[[2025,7,29]]},&quot;DOI&quot;:&quot;10.1038/s41572-023-00429-2&quot;,&quot;ISSN&quot;:&quot;2056-676X&quot;,&quot;PMID&quot;:&quot;37024497&quot;,&quot;URL&quot;:&quot;https://www.nature.com/articles/s41572-023-00429-2&quot;,&quot;issued&quot;:{&quot;date-parts&quot;:[[2023,4,6]]},&quot;page&quot;:&quot;1-21&quot;,&quot;abstract&quot;:&quot;Chikungunya virus is widespread throughout the tropics, where it causes recurrent outbreaks of chikungunya fever. In recent years, outbreaks have afflicted populations in East and Central Africa, South America and Southeast Asia. The virus is transmitted by Aedes aegypti and Aedes albopictus mosquitoes. Chikungunya fever is characterized by severe arthralgia and myalgia that can persist for years and have considerable detrimental effects on health, quality of life and economic productivity. The effects of climate change as well as increased globalization of commerce and travel have led to growth of the habitat of Aedes mosquitoes. As a result, increasing numbers of people will be at risk of chikungunya fever in the coming years. In the absence of specific antiviral treatments and with vaccines still in development, surveillance and vector control are essential to suppress re-emergence and epidemics. Chikungunya fever is an acute febrile illness caused by chikungunya virus, a mosquito-borne alphavirus. This Primer by Bartholomeeusen and colleagues summarizes the epidemiology, mechanisms, diagnosis and treatment of chikungunya fever, and discusses patient quality of life and open research questions for this condition.&quot;,&quot;publisher&quot;:&quot;Nature Publishing Group&quot;,&quot;issue&quot;:&quot;1&quot;,&quot;volume&quot;:&quot;9&quot;,&quot;container-title-short&quot;:&quot;&quot;},&quot;isTemporary&quot;:false},{&quot;id&quot;:&quot;ad02734d-7826-396f-a650-6f32337f9df5&quot;,&quot;itemData&quot;:{&quot;type&quot;:&quot;article-journal&quot;,&quot;id&quot;:&quot;ad02734d-7826-396f-a650-6f32337f9df5&quot;,&quot;title&quot;:&quot;Phylogenetic Analysis of Chikungunya Virus Strains Circulating in the Western Hemisphere&quot;,&quot;author&quot;:[{&quot;family&quot;:&quot;Lanciotti&quot;,&quot;given&quot;:&quot;Robert S.&quot;,&quot;parse-names&quot;:false,&quot;dropping-particle&quot;:&quot;&quot;,&quot;non-dropping-particle&quot;:&quot;&quot;},{&quot;family&quot;:&quot;Lambert&quot;,&quot;given&quot;:&quot;Amy J.&quot;,&quot;parse-names&quot;:false,&quot;dropping-particle&quot;:&quot;&quot;,&quot;non-dropping-particle&quot;:&quot;&quot;}],&quot;container-title&quot;:&quot;The American Journal of Tropical Medicine and Hygiene&quot;,&quot;container-title-short&quot;:&quot;Am J Trop Med Hyg&quot;,&quot;accessed&quot;:{&quot;date-parts&quot;:[[2025,7,30]]},&quot;DOI&quot;:&quot;10.4269/AJTMH.15-0375&quot;,&quot;ISSN&quot;:&quot;00029637&quot;,&quot;PMID&quot;:&quot;26856917&quot;,&quot;URL&quot;:&quot;https://pmc.ncbi.nlm.nih.gov/articles/PMC4824221/&quot;,&quot;issued&quot;:{&quot;date-parts&quot;:[[2016,4,1]]},&quot;page&quot;:&quot;800&quot;,&quot;abstract&quot;:&quot;In December 2013, chikungunya virus (CHIKV) was isolated for the first time in the Western Hemisphere (WH) during an epidemic on the island of St. Martin. Subsequently, the virus has spread to 42 countries or territories in the Caribbean, Central, South, and North America. In this study, we have determined the full genomic sequences of 29 temporally and geographically diverse CHIKV strains from 16 countries of the WH. Phylogenetic analyses revealed minimal evolution among compared emergent CHIKV strains of the New World.&quot;,&quot;publisher&quot;:&quot;American Society of Tropical Medicine and Hygiene&quot;,&quot;issue&quot;:&quot;4&quot;,&quot;volume&quot;:&quot;94&quot;},&quot;isTemporary&quot;:false}]},{&quot;citationID&quot;:&quot;MENDELEY_CITATION_c3643365-9828-409d-b6e0-36fe1f005caf&quot;,&quot;properties&quot;:{&quot;noteIndex&quot;:0},&quot;isEdited&quot;:false,&quot;manualOverride&quot;:{&quot;isManuallyOverridden&quot;:false,&quot;citeprocText&quot;:&quot;(5)&quot;,&quot;manualOverrideText&quot;:&quot;&quot;},&quot;citationTag&quot;:&quot;MENDELEY_CITATION_v3_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&quot;,&quot;citationItems&quot;:[{&quot;id&quot;:&quot;9800b69c-484c-3109-bcec-1e79b70d9bf0&quot;,&quot;itemData&quot;:{&quot;type&quot;:&quot;article-journal&quot;,&quot;id&quot;:&quot;9800b69c-484c-3109-bcec-1e79b70d9bf0&quot;,&quot;title&quot;:&quot;Chikungunya fever&quot;,&quot;author&quot;:[{&quot;family&quot;:&quot;Bartholomeeusen&quot;,&quot;given&quot;:&quot;Koen&quot;,&quot;parse-names&quot;:false,&quot;dropping-particle&quot;:&quot;&quot;,&quot;non-dropping-particle&quot;:&quot;&quot;},{&quot;family&quot;:&quot;Daniel&quot;,&quot;given&quot;:&quot;Matthieu&quot;,&quot;parse-names&quot;:false,&quot;dropping-particle&quot;:&quot;&quot;,&quot;non-dropping-particle&quot;:&quot;&quot;},{&quot;family&quot;:&quot;LaBeaud&quot;,&quot;given&quot;:&quot;Desiree A.&quot;,&quot;parse-names&quot;:false,&quot;dropping-particle&quot;:&quot;&quot;,&quot;non-dropping-particle&quot;:&quot;&quot;},{&quot;family&quot;:&quot;Gasque&quot;,&quot;given&quot;:&quot;Philippe&quot;,&quot;parse-names&quot;:false,&quot;dropping-particle&quot;:&quot;&quot;,&quot;non-dropping-particle&quot;:&quot;&quot;},{&quot;family&quot;:&quot;Peeling&quot;,&quot;given&quot;:&quot;Rosanna W.&quot;,&quot;parse-names&quot;:false,&quot;dropping-particle&quot;:&quot;&quot;,&quot;non-dropping-particle&quot;:&quot;&quot;},{&quot;family&quot;:&quot;Stephenson&quot;,&quot;given&quot;:&quot;Kathryn E.&quot;,&quot;parse-names&quot;:false,&quot;dropping-particle&quot;:&quot;&quot;,&quot;non-dropping-particle&quot;:&quot;&quot;},{&quot;family&quot;:&quot;Ng&quot;,&quot;given&quot;:&quot;Lisa F.P.&quot;,&quot;parse-names&quot;:false,&quot;dropping-particle&quot;:&quot;&quot;,&quot;non-dropping-particle&quot;:&quot;&quot;},{&quot;family&quot;:&quot;Ariën&quot;,&quot;given&quot;:&quot;Kevin K.&quot;,&quot;parse-names&quot;:false,&quot;dropping-particle&quot;:&quot;&quot;,&quot;non-dropping-particle&quot;:&quot;&quot;}],&quot;container-title&quot;:&quot;Nature Reviews Disease Primers 2023 9:1&quot;,&quot;accessed&quot;:{&quot;date-parts&quot;:[[2025,7,29]]},&quot;DOI&quot;:&quot;10.1038/s41572-023-00429-2&quot;,&quot;ISSN&quot;:&quot;2056-676X&quot;,&quot;PMID&quot;:&quot;37024497&quot;,&quot;URL&quot;:&quot;https://www.nature.com/articles/s41572-023-00429-2&quot;,&quot;issued&quot;:{&quot;date-parts&quot;:[[2023,4,6]]},&quot;page&quot;:&quot;1-21&quot;,&quot;abstract&quot;:&quot;Chikungunya virus is widespread throughout the tropics, where it causes recurrent outbreaks of chikungunya fever. In recent years, outbreaks have afflicted populations in East and Central Africa, South America and Southeast Asia. The virus is transmitted by Aedes aegypti and Aedes albopictus mosquitoes. Chikungunya fever is characterized by severe arthralgia and myalgia that can persist for years and have considerable detrimental effects on health, quality of life and economic productivity. The effects of climate change as well as increased globalization of commerce and travel have led to growth of the habitat of Aedes mosquitoes. As a result, increasing numbers of people will be at risk of chikungunya fever in the coming years. In the absence of specific antiviral treatments and with vaccines still in development, surveillance and vector control are essential to suppress re-emergence and epidemics. Chikungunya fever is an acute febrile illness caused by chikungunya virus, a mosquito-borne alphavirus. This Primer by Bartholomeeusen and colleagues summarizes the epidemiology, mechanisms, diagnosis and treatment of chikungunya fever, and discusses patient quality of life and open research questions for this condition.&quot;,&quot;publisher&quot;:&quot;Nature Publishing Group&quot;,&quot;issue&quot;:&quot;1&quot;,&quot;volume&quot;:&quot;9&quot;,&quot;container-title-short&quot;:&quot;&quot;},&quot;isTemporary&quot;:false}]},{&quot;citationID&quot;:&quot;MENDELEY_CITATION_812c224f-e202-45a5-a5bc-f9b7f02a0bf1&quot;,&quot;properties&quot;:{&quot;noteIndex&quot;:0},&quot;isEdited&quot;:false,&quot;manualOverride&quot;:{&quot;isManuallyOverridden&quot;:false,&quot;citeprocText&quot;:&quot;(4)&quot;,&quot;manualOverrideText&quot;:&quot;&quot;},&quot;citationTag&quot;:&quot;MENDELEY_CITATION_v3_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&quot;,&quot;citationItems&quot;:[{&quot;id&quot;:&quot;ad02734d-7826-396f-a650-6f32337f9df5&quot;,&quot;itemData&quot;:{&quot;type&quot;:&quot;article-journal&quot;,&quot;id&quot;:&quot;ad02734d-7826-396f-a650-6f32337f9df5&quot;,&quot;title&quot;:&quot;Phylogenetic Analysis of Chikungunya Virus Strains Circulating in the Western Hemisphere&quot;,&quot;author&quot;:[{&quot;family&quot;:&quot;Lanciotti&quot;,&quot;given&quot;:&quot;Robert S.&quot;,&quot;parse-names&quot;:false,&quot;dropping-particle&quot;:&quot;&quot;,&quot;non-dropping-particle&quot;:&quot;&quot;},{&quot;family&quot;:&quot;Lambert&quot;,&quot;given&quot;:&quot;Amy J.&quot;,&quot;parse-names&quot;:false,&quot;dropping-particle&quot;:&quot;&quot;,&quot;non-dropping-particle&quot;:&quot;&quot;}],&quot;container-title&quot;:&quot;The American Journal of Tropical Medicine and Hygiene&quot;,&quot;container-title-short&quot;:&quot;Am J Trop Med Hyg&quot;,&quot;accessed&quot;:{&quot;date-parts&quot;:[[2025,7,30]]},&quot;DOI&quot;:&quot;10.4269/AJTMH.15-0375&quot;,&quot;ISSN&quot;:&quot;00029637&quot;,&quot;PMID&quot;:&quot;26856917&quot;,&quot;URL&quot;:&quot;https://pmc.ncbi.nlm.nih.gov/articles/PMC4824221/&quot;,&quot;issued&quot;:{&quot;date-parts&quot;:[[2016,4,1]]},&quot;page&quot;:&quot;800&quot;,&quot;abstract&quot;:&quot;In December 2013, chikungunya virus (CHIKV) was isolated for the first time in the Western Hemisphere (WH) during an epidemic on the island of St. Martin. Subsequently, the virus has spread to 42 countries or territories in the Caribbean, Central, South, and North America. In this study, we have determined the full genomic sequences of 29 temporally and geographically diverse CHIKV strains from 16 countries of the WH. Phylogenetic analyses revealed minimal evolution among compared emergent CHIKV strains of the New World.&quot;,&quot;publisher&quot;:&quot;American Society of Tropical Medicine and Hygiene&quot;,&quot;issue&quot;:&quot;4&quot;,&quot;volume&quot;:&quot;94&quot;},&quot;isTemporary&quot;:false}]},{&quot;citationID&quot;:&quot;MENDELEY_CITATION_b6822e89-6aaf-4bf0-8a46-a2bdf618ceff&quot;,&quot;properties&quot;:{&quot;noteIndex&quot;:0},&quot;isEdited&quot;:false,&quot;manualOverride&quot;:{&quot;isManuallyOverridden&quot;:false,&quot;citeprocText&quot;:&quot;(4)&quot;,&quot;manualOverrideText&quot;:&quot;&quot;},&quot;citationTag&quot;:&quot;MENDELEY_CITATION_v3_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&quot;,&quot;citationItems&quot;:[{&quot;id&quot;:&quot;ad02734d-7826-396f-a650-6f32337f9df5&quot;,&quot;itemData&quot;:{&quot;type&quot;:&quot;article-journal&quot;,&quot;id&quot;:&quot;ad02734d-7826-396f-a650-6f32337f9df5&quot;,&quot;title&quot;:&quot;Phylogenetic Analysis of Chikungunya Virus Strains Circulating in the Western Hemisphere&quot;,&quot;author&quot;:[{&quot;family&quot;:&quot;Lanciotti&quot;,&quot;given&quot;:&quot;Robert S.&quot;,&quot;parse-names&quot;:false,&quot;dropping-particle&quot;:&quot;&quot;,&quot;non-dropping-particle&quot;:&quot;&quot;},{&quot;family&quot;:&quot;Lambert&quot;,&quot;given&quot;:&quot;Amy J.&quot;,&quot;parse-names&quot;:false,&quot;dropping-particle&quot;:&quot;&quot;,&quot;non-dropping-particle&quot;:&quot;&quot;}],&quot;container-title&quot;:&quot;The American Journal of Tropical Medicine and Hygiene&quot;,&quot;container-title-short&quot;:&quot;Am J Trop Med Hyg&quot;,&quot;accessed&quot;:{&quot;date-parts&quot;:[[2025,7,30]]},&quot;DOI&quot;:&quot;10.4269/AJTMH.15-0375&quot;,&quot;ISSN&quot;:&quot;00029637&quot;,&quot;PMID&quot;:&quot;26856917&quot;,&quot;URL&quot;:&quot;https://pmc.ncbi.nlm.nih.gov/articles/PMC4824221/&quot;,&quot;issued&quot;:{&quot;date-parts&quot;:[[2016,4,1]]},&quot;page&quot;:&quot;800&quot;,&quot;abstract&quot;:&quot;In December 2013, chikungunya virus (CHIKV) was isolated for the first time in the Western Hemisphere (WH) during an epidemic on the island of St. Martin. Subsequently, the virus has spread to 42 countries or territories in the Caribbean, Central, South, and North America. In this study, we have determined the full genomic sequences of 29 temporally and geographically diverse CHIKV strains from 16 countries of the WH. Phylogenetic analyses revealed minimal evolution among compared emergent CHIKV strains of the New World.&quot;,&quot;publisher&quot;:&quot;American Society of Tropical Medicine and Hygiene&quot;,&quot;issue&quot;:&quot;4&quot;,&quot;volume&quot;:&quot;94&quot;},&quot;isTemporary&quot;:false}]},{&quot;citationID&quot;:&quot;MENDELEY_CITATION_2956e10c-7b80-4a3e-82ae-5d1569ea6c1f&quot;,&quot;properties&quot;:{&quot;noteIndex&quot;:0},&quot;isEdited&quot;:false,&quot;manualOverride&quot;:{&quot;isManuallyOverridden&quot;:false,&quot;citeprocText&quot;:&quot;(5)&quot;,&quot;manualOverrideText&quot;:&quot;&quot;},&quot;citationTag&quot;:&quot;MENDELEY_CITATION_v3_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&quot;,&quot;citationItems&quot;:[{&quot;id&quot;:&quot;9800b69c-484c-3109-bcec-1e79b70d9bf0&quot;,&quot;itemData&quot;:{&quot;type&quot;:&quot;article-journal&quot;,&quot;id&quot;:&quot;9800b69c-484c-3109-bcec-1e79b70d9bf0&quot;,&quot;title&quot;:&quot;Chikungunya fever&quot;,&quot;author&quot;:[{&quot;family&quot;:&quot;Bartholomeeusen&quot;,&quot;given&quot;:&quot;Koen&quot;,&quot;parse-names&quot;:false,&quot;dropping-particle&quot;:&quot;&quot;,&quot;non-dropping-particle&quot;:&quot;&quot;},{&quot;family&quot;:&quot;Daniel&quot;,&quot;given&quot;:&quot;Matthieu&quot;,&quot;parse-names&quot;:false,&quot;dropping-particle&quot;:&quot;&quot;,&quot;non-dropping-particle&quot;:&quot;&quot;},{&quot;family&quot;:&quot;LaBeaud&quot;,&quot;given&quot;:&quot;Desiree A.&quot;,&quot;parse-names&quot;:false,&quot;dropping-particle&quot;:&quot;&quot;,&quot;non-dropping-particle&quot;:&quot;&quot;},{&quot;family&quot;:&quot;Gasque&quot;,&quot;given&quot;:&quot;Philippe&quot;,&quot;parse-names&quot;:false,&quot;dropping-particle&quot;:&quot;&quot;,&quot;non-dropping-particle&quot;:&quot;&quot;},{&quot;family&quot;:&quot;Peeling&quot;,&quot;given&quot;:&quot;Rosanna W.&quot;,&quot;parse-names&quot;:false,&quot;dropping-particle&quot;:&quot;&quot;,&quot;non-dropping-particle&quot;:&quot;&quot;},{&quot;family&quot;:&quot;Stephenson&quot;,&quot;given&quot;:&quot;Kathryn E.&quot;,&quot;parse-names&quot;:false,&quot;dropping-particle&quot;:&quot;&quot;,&quot;non-dropping-particle&quot;:&quot;&quot;},{&quot;family&quot;:&quot;Ng&quot;,&quot;given&quot;:&quot;Lisa F.P.&quot;,&quot;parse-names&quot;:false,&quot;dropping-particle&quot;:&quot;&quot;,&quot;non-dropping-particle&quot;:&quot;&quot;},{&quot;family&quot;:&quot;Ariën&quot;,&quot;given&quot;:&quot;Kevin K.&quot;,&quot;parse-names&quot;:false,&quot;dropping-particle&quot;:&quot;&quot;,&quot;non-dropping-particle&quot;:&quot;&quot;}],&quot;container-title&quot;:&quot;Nature Reviews Disease Primers 2023 9:1&quot;,&quot;accessed&quot;:{&quot;date-parts&quot;:[[2025,7,29]]},&quot;DOI&quot;:&quot;10.1038/s41572-023-00429-2&quot;,&quot;ISSN&quot;:&quot;2056-676X&quot;,&quot;PMID&quot;:&quot;37024497&quot;,&quot;URL&quot;:&quot;https://www.nature.com/articles/s41572-023-00429-2&quot;,&quot;issued&quot;:{&quot;date-parts&quot;:[[2023,4,6]]},&quot;page&quot;:&quot;1-21&quot;,&quot;abstract&quot;:&quot;Chikungunya virus is widespread throughout the tropics, where it causes recurrent outbreaks of chikungunya fever. In recent years, outbreaks have afflicted populations in East and Central Africa, South America and Southeast Asia. The virus is transmitted by Aedes aegypti and Aedes albopictus mosquitoes. Chikungunya fever is characterized by severe arthralgia and myalgia that can persist for years and have considerable detrimental effects on health, quality of life and economic productivity. The effects of climate change as well as increased globalization of commerce and travel have led to growth of the habitat of Aedes mosquitoes. As a result, increasing numbers of people will be at risk of chikungunya fever in the coming years. In the absence of specific antiviral treatments and with vaccines still in development, surveillance and vector control are essential to suppress re-emergence and epidemics. Chikungunya fever is an acute febrile illness caused by chikungunya virus, a mosquito-borne alphavirus. This Primer by Bartholomeeusen and colleagues summarizes the epidemiology, mechanisms, diagnosis and treatment of chikungunya fever, and discusses patient quality of life and open research questions for this condition.&quot;,&quot;publisher&quot;:&quot;Nature Publishing Group&quot;,&quot;issue&quot;:&quot;1&quot;,&quot;volume&quot;:&quot;9&quot;,&quot;container-title-short&quot;:&quot;&quot;},&quot;isTemporary&quot;:false}]}]"/>
     <we:property name="MENDELEY_CITATIONS_LOCALE_CODE" value="&quot;en-GB&quot;"/>
     <we:property name="MENDELEY_CITATIONS_STYLE" value="{&quot;id&quot;:&quot;https://www.zotero.org/styles/vancouver&quot;,&quot;title&quot;:&quot;Vancouver&quot;,&quot;format&quot;:&quot;numeric&quot;,&quot;defaultLocale&quot;:null,&quot;isLocaleCodeValid&quot;:true}"/>
   </we:properties>

--- a/PhD files/Chikungunya Disease.docx
+++ b/PhD files/Chikungunya Disease.docx
@@ -60,7 +60,39 @@
           <w:rFonts w:ascii="Times New Roman" w:hAnsi="Times New Roman" w:cs="Times New Roman"/>
           <w:lang w:val="en-GB"/>
         </w:rPr>
-        <w:t xml:space="preserve">is a mosquito-borne arboviral disease </w:t>
+        <w:t>is a</w:t>
+      </w:r>
+      <w:r>
+        <w:rPr>
+          <w:rFonts w:ascii="Times New Roman" w:hAnsi="Times New Roman" w:cs="Times New Roman"/>
+          <w:lang w:val="en-GB"/>
+        </w:rPr>
+        <w:t xml:space="preserve">n </w:t>
+      </w:r>
+      <w:r>
+        <w:rPr>
+          <w:rFonts w:ascii="Times New Roman" w:hAnsi="Times New Roman" w:cs="Times New Roman"/>
+          <w:i/>
+          <w:iCs/>
+          <w:lang w:val="en-GB"/>
+        </w:rPr>
+        <w:t>Aedes</w:t>
+      </w:r>
+      <w:r>
+        <w:rPr>
+          <w:rFonts w:ascii="Times New Roman" w:hAnsi="Times New Roman" w:cs="Times New Roman"/>
+          <w:i/>
+          <w:iCs/>
+          <w:lang w:val="en-GB"/>
+        </w:rPr>
+        <w:t xml:space="preserve"> </w:t>
+      </w:r>
+      <w:r>
+        <w:rPr>
+          <w:rFonts w:ascii="Times New Roman" w:hAnsi="Times New Roman" w:cs="Times New Roman"/>
+          <w:lang w:val="en-GB"/>
+        </w:rPr>
+        <w:t xml:space="preserve">mosquito-borne arboviral disease </w:t>
       </w:r>
       <w:r>
         <w:rPr>
@@ -215,15 +247,15 @@
           <w:color w:val="000000"/>
           <w:lang w:val="en-GB"/>
         </w:rPr>
-        <w:t xml:space="preserve"> is derived from Kimakonde</w:t>
-      </w:r>
-      <w:r>
-        <w:rPr>
-          <w:rFonts w:ascii="Times New Roman" w:hAnsi="Times New Roman" w:cs="Times New Roman"/>
-          <w:color w:val="000000"/>
-          <w:lang w:val="en-GB"/>
-        </w:rPr>
-        <w:t xml:space="preserve"> </w:t>
+        <w:t xml:space="preserve"> is derived from </w:t>
+      </w:r>
+      <w:r>
+        <w:rPr>
+          <w:rFonts w:ascii="Times New Roman" w:hAnsi="Times New Roman" w:cs="Times New Roman"/>
+          <w:color w:val="000000"/>
+          <w:lang w:val="en-GB"/>
+        </w:rPr>
+        <w:t xml:space="preserve">Makonde </w:t>
       </w:r>
       <w:r>
         <w:rPr>
@@ -299,7 +331,23 @@
           <w:color w:val="000000"/>
           <w:lang w:val="en-GB"/>
         </w:rPr>
-        <w:t xml:space="preserve"> infection presents as an acute febrile illness onset and a chronic phase characterized by severe joint and skeletal muscle pains which may persist for </w:t>
+        <w:t xml:space="preserve"> infection presents as an acute febrile illness</w:t>
+      </w:r>
+      <w:r>
+        <w:rPr>
+          <w:rFonts w:ascii="Times New Roman" w:hAnsi="Times New Roman" w:cs="Times New Roman"/>
+          <w:color w:val="000000"/>
+          <w:lang w:val="en-GB"/>
+        </w:rPr>
+        <w:t xml:space="preserve"> with rash</w:t>
+      </w:r>
+      <w:r>
+        <w:rPr>
+          <w:rFonts w:ascii="Times New Roman" w:hAnsi="Times New Roman" w:cs="Times New Roman"/>
+          <w:color w:val="000000"/>
+          <w:lang w:val="en-GB"/>
+        </w:rPr>
+        <w:t xml:space="preserve"> and a chronic phase characterized by severe joint and skeletal muscle pains which may persist for </w:t>
       </w:r>
       <w:r>
         <w:rPr>
@@ -332,7 +380,7 @@
             <w:color w:val="000000"/>
             <w:lang w:val="en-GB"/>
           </w:rPr>
-          <w:tag w:val="MENDELEY_CITATION_v3_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"/>
+          <w:tag w:val="MENDELEY_CITATION_v3_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"/>
           <w:id w:val="1120955975"/>
           <w:placeholder>
             <w:docPart w:val="DefaultPlaceholder_-1854013440"/>
@@ -345,7 +393,7 @@
               <w:color w:val="000000"/>
               <w:lang w:val="en-GB"/>
             </w:rPr>
-            <w:t>(2)</w:t>
+            <w:t>(2,3)</w:t>
           </w:r>
         </w:sdtContent>
       </w:sdt>
@@ -363,7 +411,15 @@
           <w:color w:val="000000"/>
           <w:lang w:val="en-GB"/>
         </w:rPr>
-        <w:t>Clinical manifestations include fever, rash, headache, muscle pain and fatigue which are like dengue symptoms lead</w:t>
+        <w:t>Other c</w:t>
+      </w:r>
+      <w:r>
+        <w:rPr>
+          <w:rFonts w:ascii="Times New Roman" w:hAnsi="Times New Roman" w:cs="Times New Roman"/>
+          <w:color w:val="000000"/>
+          <w:lang w:val="en-GB"/>
+        </w:rPr>
+        <w:t>linical manifestations include fever, rash, headache, muscle pain and fatigue which are like dengue symptoms lead</w:t>
       </w:r>
       <w:r>
         <w:rPr>
@@ -554,7 +610,7 @@
             <w:color w:val="000000"/>
             <w:lang w:val="en-GB"/>
           </w:rPr>
-          <w:tag w:val="MENDELEY_CITATION_v3_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"/>
+          <w:tag w:val="MENDELEY_CITATION_v3_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"/>
           <w:id w:val="944805428"/>
           <w:placeholder>
             <w:docPart w:val="129B7FA25434D8459239334B5C0F600A"/>
@@ -567,7 +623,7 @@
               <w:color w:val="000000"/>
               <w:lang w:val="en-GB"/>
             </w:rPr>
-            <w:t>(3)</w:t>
+            <w:t>(4)</w:t>
           </w:r>
         </w:sdtContent>
       </w:sdt>
@@ -699,7 +755,15 @@
           <w:color w:val="000000"/>
           <w:lang w:val="en-GB"/>
         </w:rPr>
-        <w:t>CHIKV is a single-stranded RNA virus</w:t>
+        <w:t>It</w:t>
+      </w:r>
+      <w:r>
+        <w:rPr>
+          <w:rFonts w:ascii="Times New Roman" w:hAnsi="Times New Roman" w:cs="Times New Roman"/>
+          <w:color w:val="000000"/>
+          <w:lang w:val="en-GB"/>
+        </w:rPr>
+        <w:t xml:space="preserve"> is a single-stranded RNA virus</w:t>
       </w:r>
       <w:r>
         <w:rPr>
@@ -724,7 +788,7 @@
             <w:color w:val="000000"/>
             <w:lang w:val="en-GB"/>
           </w:rPr>
-          <w:tag w:val="MENDELEY_CITATION_v3_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"/>
+          <w:tag w:val="MENDELEY_CITATION_v3_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"/>
           <w:id w:val="-1556536734"/>
           <w:placeholder>
             <w:docPart w:val="DefaultPlaceholder_-1854013440"/>
@@ -737,7 +801,7 @@
               <w:color w:val="000000"/>
               <w:lang w:val="en-GB"/>
             </w:rPr>
-            <w:t>(4)</w:t>
+            <w:t>(5)</w:t>
           </w:r>
         </w:sdtContent>
       </w:sdt>
@@ -820,7 +884,7 @@
             <w:color w:val="000000"/>
             <w:lang w:val="en-GB"/>
           </w:rPr>
-          <w:tag w:val="MENDELEY_CITATION_v3_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"/>
+          <w:tag w:val="MENDELEY_CITATION_v3_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"/>
           <w:id w:val="-924183123"/>
           <w:placeholder>
             <w:docPart w:val="DefaultPlaceholder_-1854013440"/>
@@ -833,7 +897,7 @@
               <w:color w:val="000000"/>
               <w:lang w:val="en-GB"/>
             </w:rPr>
-            <w:t>(5,6)</w:t>
+            <w:t>(6,7)</w:t>
           </w:r>
         </w:sdtContent>
       </w:sdt>
@@ -1004,7 +1068,7 @@
             <w:color w:val="000000"/>
             <w:lang w:val="en-GB"/>
           </w:rPr>
-          <w:tag w:val="MENDELEY_CITATION_v3_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"/>
+          <w:tag w:val="MENDELEY_CITATION_v3_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"/>
           <w:id w:val="-574977252"/>
           <w:placeholder>
             <w:docPart w:val="DefaultPlaceholder_-1854013440"/>
@@ -1017,7 +1081,7 @@
               <w:color w:val="000000"/>
               <w:lang w:val="en-GB"/>
             </w:rPr>
-            <w:t>(3,5)</w:t>
+            <w:t>(4,6)</w:t>
           </w:r>
         </w:sdtContent>
       </w:sdt>
@@ -1190,7 +1254,7 @@
             <w:color w:val="000000"/>
             <w:lang w:val="en-GB"/>
           </w:rPr>
-          <w:tag w:val="MENDELEY_CITATION_v3_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"/>
+          <w:tag w:val="MENDELEY_CITATION_v3_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"/>
           <w:id w:val="757099357"/>
           <w:placeholder>
             <w:docPart w:val="DefaultPlaceholder_-1854013440"/>
@@ -1203,7 +1267,7 @@
               <w:color w:val="000000"/>
               <w:lang w:val="en-GB"/>
             </w:rPr>
-            <w:t>(5)</w:t>
+            <w:t>(6)</w:t>
           </w:r>
         </w:sdtContent>
       </w:sdt>
@@ -1259,10 +1323,7 @@
           <w:lang w:val="en-GB"/>
         </w:rPr>
       </w:pPr>
-    </w:p>
-    <w:p>
-      <w:pPr>
-        <w:jc w:val="both"/>
+      <w:r>
         <w:rPr>
           <w:rFonts w:ascii="Times New Roman" w:hAnsi="Times New Roman" w:cs="Times New Roman"/>
           <w:b/>
@@ -1270,11 +1331,9 @@
           <w:color w:val="000000"/>
           <w:lang w:val="en-GB"/>
         </w:rPr>
-      </w:pPr>
-    </w:p>
-    <w:p>
-      <w:pPr>
-        <w:jc w:val="both"/>
+        <w:t>History of Chikungunya Virus</w:t>
+      </w:r>
+      <w:r>
         <w:rPr>
           <w:rFonts w:ascii="Times New Roman" w:hAnsi="Times New Roman" w:cs="Times New Roman"/>
           <w:b/>
@@ -1282,41 +1341,7 @@
           <w:color w:val="000000"/>
           <w:lang w:val="en-GB"/>
         </w:rPr>
-      </w:pPr>
-    </w:p>
-    <w:p>
-      <w:pPr>
-        <w:jc w:val="both"/>
-        <w:rPr>
-          <w:rFonts w:ascii="Times New Roman" w:hAnsi="Times New Roman" w:cs="Times New Roman"/>
-          <w:b/>
-          <w:bCs/>
-          <w:color w:val="000000"/>
-          <w:lang w:val="en-GB"/>
-        </w:rPr>
-      </w:pPr>
-    </w:p>
-    <w:p>
-      <w:pPr>
-        <w:jc w:val="both"/>
-        <w:rPr>
-          <w:rFonts w:ascii="Times New Roman" w:hAnsi="Times New Roman" w:cs="Times New Roman"/>
-          <w:b/>
-          <w:bCs/>
-          <w:color w:val="000000"/>
-          <w:lang w:val="en-GB"/>
-        </w:rPr>
-      </w:pPr>
-      <w:r>
-        <w:rPr>
-          <w:rFonts w:ascii="Times New Roman" w:hAnsi="Times New Roman" w:cs="Times New Roman"/>
-          <w:b/>
-          <w:bCs/>
-          <w:color w:val="000000"/>
-          <w:lang w:val="en-GB"/>
-        </w:rPr>
-        <w:lastRenderedPageBreak/>
-        <w:t>History of Chikungunya Virus</w:t>
+        <w:t xml:space="preserve"> (E. Carey)</w:t>
       </w:r>
     </w:p>
     <w:p>
@@ -1351,7 +1376,7 @@
             <w:color w:val="000000"/>
             <w:lang w:val="en-GB"/>
           </w:rPr>
-          <w:tag w:val="MENDELEY_CITATION_v3_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"/>
+          <w:tag w:val="MENDELEY_CITATION_v3_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"/>
           <w:id w:val="-640112260"/>
           <w:placeholder>
             <w:docPart w:val="DefaultPlaceholder_-1854013440"/>
@@ -1364,7 +1389,7 @@
               <w:color w:val="000000"/>
               <w:lang w:val="en-GB"/>
             </w:rPr>
-            <w:t>(6)</w:t>
+            <w:t>(7)</w:t>
           </w:r>
         </w:sdtContent>
       </w:sdt>
@@ -1406,7 +1431,16 @@
           <w:color w:val="000000"/>
           <w:lang w:val="en-GB"/>
         </w:rPr>
-        <w:t>Carey reviewed previous reports of fever epidemics in India and found a paper dealing with 1923 dengue outbreak in Calcutta. The authors were describing not the epidemic of dengue rather an epidemic similar in all respect associated with CHIKV in 1964 in South India. This discovery let to more intensive research for earlier articles on dengue and acute fever in India and elsewhere. The discovery provided a basis to believe that the term dengue applied in the early 19</w:t>
+        <w:t xml:space="preserve">Carey reviewed previous reports </w:t>
+      </w:r>
+      <w:r>
+        <w:rPr>
+          <w:rFonts w:ascii="Times New Roman" w:hAnsi="Times New Roman" w:cs="Times New Roman"/>
+          <w:color w:val="000000"/>
+          <w:lang w:val="en-GB"/>
+        </w:rPr>
+        <w:lastRenderedPageBreak/>
+        <w:t>of fever epidemics in India and found a paper dealing with 1923 dengue outbreak in Calcutta. The authors were describing not the epidemic of dengue rather an epidemic similar in all respect associated with CHIKV in 1964 in South India. This discovery let to more intensive research for earlier articles on dengue and acute fever in India and elsewhere. The discovery provided a basis to believe that the term dengue applied in the early 19</w:t>
       </w:r>
       <w:r>
         <w:rPr>
@@ -1443,6 +1477,7 @@
         </w:rPr>
         <w:t xml:space="preserve">David </w:t>
       </w:r>
+      <w:proofErr w:type="spellStart"/>
       <w:r>
         <w:rPr>
           <w:rFonts w:ascii="Times New Roman" w:hAnsi="Times New Roman" w:cs="Times New Roman"/>
@@ -1459,6 +1494,7 @@
         </w:rPr>
         <w:t>ylon</w:t>
       </w:r>
+      <w:proofErr w:type="spellEnd"/>
       <w:r>
         <w:rPr>
           <w:rFonts w:ascii="Times New Roman" w:hAnsi="Times New Roman" w:cs="Times New Roman"/>
@@ -1481,15 +1517,35 @@
           <w:color w:val="000000"/>
           <w:lang w:val="en-GB"/>
         </w:rPr>
-        <w:t xml:space="preserve"> first published description of dengue. He termed the disease as knokkle-</w:t>
-      </w:r>
-      <w:r>
-        <w:rPr>
-          <w:rFonts w:ascii="Times New Roman" w:hAnsi="Times New Roman" w:cs="Times New Roman"/>
-          <w:color w:val="000000"/>
-          <w:lang w:val="en-GB"/>
-        </w:rPr>
-        <w:t>koorts,</w:t>
+        <w:t xml:space="preserve"> first published description of dengue. He termed the disease as </w:t>
+      </w:r>
+      <w:r>
+        <w:rPr>
+          <w:rFonts w:ascii="Times New Roman" w:hAnsi="Times New Roman" w:cs="Times New Roman"/>
+          <w:i/>
+          <w:iCs/>
+          <w:color w:val="000000"/>
+          <w:lang w:val="en-GB"/>
+        </w:rPr>
+        <w:t>knokkle-</w:t>
+      </w:r>
+      <w:r>
+        <w:rPr>
+          <w:rFonts w:ascii="Times New Roman" w:hAnsi="Times New Roman" w:cs="Times New Roman"/>
+          <w:i/>
+          <w:iCs/>
+          <w:color w:val="000000"/>
+          <w:lang w:val="en-GB"/>
+        </w:rPr>
+        <w:t>koorts</w:t>
+      </w:r>
+      <w:r>
+        <w:rPr>
+          <w:rFonts w:ascii="Times New Roman" w:hAnsi="Times New Roman" w:cs="Times New Roman"/>
+          <w:color w:val="000000"/>
+          <w:lang w:val="en-GB"/>
+        </w:rPr>
+        <w:t>,</w:t>
       </w:r>
       <w:r>
         <w:rPr>
@@ -1505,7 +1561,25 @@
           <w:color w:val="000000"/>
           <w:lang w:val="en-GB"/>
         </w:rPr>
-        <w:t>pain and high fever. Around the same time, another outbreak happened in Cairo which was known as knee trouble and was characterized by fever which lasted for three days after which the illness increased or diminished according to the disposition of the individual. Fever was accompanied by pains in the joints, knees and inability to move with swelling of the fingers.</w:t>
+        <w:t xml:space="preserve">pain and high fever. Around the same time, another outbreak happened in Cairo which was known as </w:t>
+      </w:r>
+      <w:r>
+        <w:rPr>
+          <w:rFonts w:ascii="Times New Roman" w:hAnsi="Times New Roman" w:cs="Times New Roman"/>
+          <w:i/>
+          <w:iCs/>
+          <w:color w:val="000000"/>
+          <w:lang w:val="en-GB"/>
+        </w:rPr>
+        <w:t>knee trouble</w:t>
+      </w:r>
+      <w:r>
+        <w:rPr>
+          <w:rFonts w:ascii="Times New Roman" w:hAnsi="Times New Roman" w:cs="Times New Roman"/>
+          <w:color w:val="000000"/>
+          <w:lang w:val="en-GB"/>
+        </w:rPr>
+        <w:t xml:space="preserve"> and was characterized by fever which lasted for three days after which the illness increased or diminished according to the disposition of the individual. Fever was accompanied by pains in the joints, knees and inability to move with swelling of the fingers.</w:t>
       </w:r>
       <w:r>
         <w:rPr>
@@ -1641,6 +1715,81 @@
         </w:rPr>
         <w:t xml:space="preserve">the disease appeared in west indies. The outbreak was observed on St. Thomas and Santa Cruz which Stedman described as those outbreaks of Indian. The outbreak attacked almost everyone. Sudden onset, joint pains, rash and low mortality. Fever, headache and back pain were observed which abated in 36 hours. Persistence of the pains in the joints for weeks after recovery from acute stage. In St. Thomas, the disease was known as </w:t>
       </w:r>
+      <w:r>
+        <w:rPr>
+          <w:rFonts w:ascii="Times New Roman" w:hAnsi="Times New Roman" w:cs="Times New Roman"/>
+          <w:i/>
+          <w:iCs/>
+          <w:color w:val="000000"/>
+          <w:lang w:val="en-GB"/>
+        </w:rPr>
+        <w:t>dandy fever</w:t>
+      </w:r>
+      <w:r>
+        <w:rPr>
+          <w:rFonts w:ascii="Times New Roman" w:hAnsi="Times New Roman" w:cs="Times New Roman"/>
+          <w:color w:val="000000"/>
+          <w:lang w:val="en-GB"/>
+        </w:rPr>
+        <w:t xml:space="preserve"> for English speaking and bouquet for French. </w:t>
+      </w:r>
+      <w:r>
+        <w:rPr>
+          <w:rFonts w:ascii="Times New Roman" w:hAnsi="Times New Roman" w:cs="Times New Roman"/>
+          <w:color w:val="000000"/>
+          <w:lang w:val="en-GB"/>
+        </w:rPr>
+        <w:t>Stedman noted that the disease was distinguishable from the one described by Benjamin Rush as breakbone fever. He proposed a name as eruptive articular or rheumatic fever in 1829. His argument was supported by ruan that indeed the west Indian disease was different from that described by Dr. Rush.</w:t>
+      </w:r>
+      <w:r>
+        <w:rPr>
+          <w:rFonts w:ascii="Times New Roman" w:hAnsi="Times New Roman" w:cs="Times New Roman"/>
+          <w:color w:val="000000"/>
+          <w:lang w:val="en-GB"/>
+        </w:rPr>
+        <w:t xml:space="preserve"> In the same year, Nicholson published a short letter on an arthritic exanthem which appeared in Antigua in January 1828. His description correlated well with Stedman’s including a more emphasize on the persistent arthritic pains.</w:t>
+      </w:r>
+      <w:r>
+        <w:rPr>
+          <w:rFonts w:ascii="Times New Roman" w:hAnsi="Times New Roman" w:cs="Times New Roman"/>
+          <w:color w:val="000000"/>
+          <w:lang w:val="en-GB"/>
+        </w:rPr>
+        <w:t xml:space="preserve"> Still in 1828, the </w:t>
+      </w:r>
+      <w:r>
+        <w:rPr>
+          <w:rFonts w:ascii="Times New Roman" w:hAnsi="Times New Roman" w:cs="Times New Roman"/>
+          <w:color w:val="000000"/>
+          <w:lang w:val="en-GB"/>
+        </w:rPr>
+        <w:lastRenderedPageBreak/>
+        <w:t>epidemic spread to north America basically in US and Dumaresq described the disease which became very general more than any other previously experienced.</w:t>
+      </w:r>
+      <w:r>
+        <w:rPr>
+          <w:rFonts w:ascii="Times New Roman" w:hAnsi="Times New Roman" w:cs="Times New Roman"/>
+          <w:color w:val="000000"/>
+          <w:lang w:val="en-GB"/>
+        </w:rPr>
+        <w:t xml:space="preserve"> He further alluded that this disease could have been brought from Africa with some slave vessels imported into the Havanna. Here, the disease was named as dingee, </w:t>
+      </w:r>
+      <w:r>
+        <w:rPr>
+          <w:rFonts w:ascii="Times New Roman" w:hAnsi="Times New Roman" w:cs="Times New Roman"/>
+          <w:color w:val="000000"/>
+          <w:lang w:val="en-GB"/>
+        </w:rPr>
+        <w:t>dengue,</w:t>
+      </w:r>
+      <w:r>
+        <w:rPr>
+          <w:rFonts w:ascii="Times New Roman" w:hAnsi="Times New Roman" w:cs="Times New Roman"/>
+          <w:color w:val="000000"/>
+          <w:lang w:val="en-GB"/>
+        </w:rPr>
+        <w:t xml:space="preserve"> </w:t>
+      </w:r>
       <w:proofErr w:type="spellStart"/>
       <w:r>
         <w:rPr>
@@ -1648,7 +1797,7 @@
           <w:color w:val="000000"/>
           <w:lang w:val="en-GB"/>
         </w:rPr>
-        <w:t>as</w:t>
+        <w:t>danga</w:t>
       </w:r>
       <w:proofErr w:type="spellEnd"/>
       <w:r>
@@ -1657,8 +1806,264 @@
           <w:color w:val="000000"/>
           <w:lang w:val="en-GB"/>
         </w:rPr>
-        <w:t xml:space="preserve"> dandy fever for English </w:t>
-      </w:r>
+        <w:t>. The disease was characterized by severe joint pains.</w:t>
+      </w:r>
+      <w:r>
+        <w:rPr>
+          <w:rFonts w:ascii="Times New Roman" w:hAnsi="Times New Roman" w:cs="Times New Roman"/>
+          <w:color w:val="000000"/>
+          <w:lang w:val="en-GB"/>
+        </w:rPr>
+        <w:t xml:space="preserve"> </w:t>
+      </w:r>
+    </w:p>
+    <w:p>
+      <w:pPr>
+        <w:jc w:val="both"/>
+        <w:rPr>
+          <w:rFonts w:ascii="Times New Roman" w:hAnsi="Times New Roman" w:cs="Times New Roman"/>
+          <w:color w:val="000000"/>
+          <w:lang w:val="en-GB"/>
+        </w:rPr>
+      </w:pPr>
+      <w:r>
+        <w:rPr>
+          <w:rFonts w:ascii="Times New Roman" w:hAnsi="Times New Roman" w:cs="Times New Roman"/>
+          <w:color w:val="000000"/>
+          <w:lang w:val="en-GB"/>
+        </w:rPr>
+        <w:t>Between 1826 – 1827, cases of breakbone fever like those described by Dr. Rush were seen in Charleston, South Carolina and savannah and in 1828, dengue appeared. Waring contrasted the breakbone fever of 1826 – 1827 in savanna with dengue of 1828 and they lacked resemblance particularly in longer continuance of pain in dengue than in breakbone, more exclusive confinement of pain in joints in dengue than in breakbone, less debility and less tediousness of convalescence. He added that breakbone fever made its invasion by the usual symptoms of fever and pain coming gradually.</w:t>
+      </w:r>
+      <w:r>
+        <w:rPr>
+          <w:rFonts w:ascii="Times New Roman" w:hAnsi="Times New Roman" w:cs="Times New Roman"/>
+          <w:color w:val="000000"/>
+          <w:lang w:val="en-GB"/>
+        </w:rPr>
+        <w:t xml:space="preserve"> A remarkable difference was excessive debility in breakbone fever and whereas dengue attacked once, he observed two attacks of breakbone fever in the same individual.</w:t>
+      </w:r>
+    </w:p>
+    <w:p>
+      <w:pPr>
+        <w:jc w:val="both"/>
+        <w:rPr>
+          <w:rFonts w:ascii="Times New Roman" w:hAnsi="Times New Roman" w:cs="Times New Roman"/>
+          <w:color w:val="000000"/>
+          <w:lang w:val="en-GB"/>
+        </w:rPr>
+      </w:pPr>
+      <w:r>
+        <w:rPr>
+          <w:rFonts w:ascii="Times New Roman" w:hAnsi="Times New Roman" w:cs="Times New Roman"/>
+          <w:color w:val="000000"/>
+          <w:lang w:val="en-GB"/>
+        </w:rPr>
+        <w:t>In 1830, Cook described an epidemic in St. Bartholomew from November 1827 - January 1828. The disease was characterized by a sudden onset of pains in the joints of the fingers and toes with fever lasting one to two days and followed with rash. Joint pains remained for several weeks and sometimes months. The epidemic reached Cuba in 1828 and was referred to as dengue which was mainly characterized by persistent pains and fever.</w:t>
+      </w:r>
+    </w:p>
+    <w:p>
+      <w:pPr>
+        <w:jc w:val="both"/>
+        <w:rPr>
+          <w:rFonts w:ascii="Times New Roman" w:hAnsi="Times New Roman" w:cs="Times New Roman"/>
+          <w:b/>
+          <w:bCs/>
+          <w:color w:val="000000"/>
+          <w:lang w:val="en-GB"/>
+        </w:rPr>
+      </w:pPr>
+      <w:r>
+        <w:rPr>
+          <w:rFonts w:ascii="Times New Roman" w:hAnsi="Times New Roman" w:cs="Times New Roman"/>
+          <w:color w:val="000000"/>
+          <w:lang w:val="en-GB"/>
+        </w:rPr>
+        <w:t xml:space="preserve">Between 1871-1872, another epidemic fever struck Calcutta. At this time, the term dengue had been adopted by the royal college of physicians and was in use. Patients presented with sudden onset of severe pain of the rheumatic character and more articular than muscular. There was an eruption and convalescence marked by persistence of joint pain. Another dengue eruption appeared around June 1872 characterized by joint pains, 3 </w:t>
+      </w:r>
+      <w:r>
+        <w:rPr>
+          <w:rFonts w:ascii="Times New Roman" w:hAnsi="Times New Roman" w:cs="Times New Roman"/>
+          <w:color w:val="000000"/>
+          <w:lang w:val="en-GB"/>
+        </w:rPr>
+        <w:t>to 4-day</w:t>
+      </w:r>
+      <w:r>
+        <w:rPr>
+          <w:rFonts w:ascii="Times New Roman" w:hAnsi="Times New Roman" w:cs="Times New Roman"/>
+          <w:color w:val="000000"/>
+          <w:lang w:val="en-GB"/>
+        </w:rPr>
+        <w:t xml:space="preserve"> course, rash and residual arthralgia.</w:t>
+      </w:r>
+      <w:r>
+        <w:rPr>
+          <w:rFonts w:ascii="Times New Roman" w:hAnsi="Times New Roman" w:cs="Times New Roman"/>
+          <w:color w:val="000000"/>
+          <w:lang w:val="en-GB"/>
+        </w:rPr>
+        <w:t xml:space="preserve"> In July the same year, editorial mentioned presence of dengue along the western coast of Africa that occurred between July – September 1871.</w:t>
+      </w:r>
+      <w:r>
+        <w:rPr>
+          <w:rFonts w:ascii="Times New Roman" w:hAnsi="Times New Roman" w:cs="Times New Roman"/>
+          <w:color w:val="000000"/>
+          <w:lang w:val="en-GB"/>
+        </w:rPr>
+        <w:t xml:space="preserve"> </w:t>
+      </w:r>
+      <w:r>
+        <w:rPr>
+          <w:rFonts w:ascii="Times New Roman" w:hAnsi="Times New Roman" w:cs="Times New Roman"/>
+          <w:color w:val="000000"/>
+          <w:lang w:val="en-GB"/>
+        </w:rPr>
+        <w:t>After affecting about 75% of the population, the epidemic abated with onset of cool weather. Nothing but time and patience effected the cure.</w:t>
+      </w:r>
+      <w:r>
+        <w:rPr>
+          <w:rFonts w:ascii="Times New Roman" w:hAnsi="Times New Roman" w:cs="Times New Roman"/>
+          <w:b/>
+          <w:bCs/>
+          <w:color w:val="000000"/>
+          <w:lang w:val="en-GB"/>
+        </w:rPr>
+        <w:t xml:space="preserve"> </w:t>
+      </w:r>
+    </w:p>
+    <w:p>
+      <w:pPr>
+        <w:jc w:val="both"/>
+        <w:rPr>
+          <w:rFonts w:ascii="Times New Roman" w:hAnsi="Times New Roman" w:cs="Times New Roman"/>
+          <w:color w:val="000000"/>
+          <w:lang w:val="en-GB"/>
+        </w:rPr>
+      </w:pPr>
+      <w:r>
+        <w:rPr>
+          <w:rFonts w:ascii="Times New Roman" w:hAnsi="Times New Roman" w:cs="Times New Roman"/>
+          <w:color w:val="000000"/>
+          <w:lang w:val="en-GB"/>
+        </w:rPr>
+        <w:t>In 18</w:t>
+      </w:r>
+      <w:r>
+        <w:rPr>
+          <w:rFonts w:ascii="Times New Roman" w:hAnsi="Times New Roman" w:cs="Times New Roman"/>
+          <w:color w:val="000000"/>
+          <w:lang w:val="en-GB"/>
+        </w:rPr>
+        <w:t>81, James Christie published an important epidemiologic account of dengue in Zanzibar</w:t>
+      </w:r>
+      <w:r>
+        <w:rPr>
+          <w:rFonts w:ascii="Times New Roman" w:hAnsi="Times New Roman" w:cs="Times New Roman"/>
+          <w:color w:val="000000"/>
+          <w:lang w:val="en-GB"/>
+        </w:rPr>
+        <w:t xml:space="preserve"> in 1870</w:t>
+      </w:r>
+      <w:r>
+        <w:rPr>
+          <w:rFonts w:ascii="Times New Roman" w:hAnsi="Times New Roman" w:cs="Times New Roman"/>
+          <w:color w:val="000000"/>
+          <w:lang w:val="en-GB"/>
+        </w:rPr>
+        <w:t>. He described the clinical manifestation of the outbreak</w:t>
+      </w:r>
+      <w:r>
+        <w:rPr>
+          <w:rFonts w:ascii="Times New Roman" w:hAnsi="Times New Roman" w:cs="Times New Roman"/>
+          <w:color w:val="000000"/>
+          <w:lang w:val="en-GB"/>
+        </w:rPr>
+        <w:t xml:space="preserve"> characterized by the severity of articular pains like the outbreak that occurred in India.</w:t>
+      </w:r>
+      <w:r>
+        <w:rPr>
+          <w:rFonts w:ascii="Times New Roman" w:hAnsi="Times New Roman" w:cs="Times New Roman"/>
+          <w:color w:val="000000"/>
+          <w:lang w:val="en-GB"/>
+        </w:rPr>
+        <w:t xml:space="preserve"> The older inhabitants recognized the disease as one which had been epidemic 48 – 49 years before which was formerly known as </w:t>
+      </w:r>
+      <w:r>
+        <w:rPr>
+          <w:rFonts w:ascii="Times New Roman" w:hAnsi="Times New Roman" w:cs="Times New Roman"/>
+          <w:i/>
+          <w:iCs/>
+          <w:color w:val="000000"/>
+          <w:lang w:val="en-GB"/>
+        </w:rPr>
+        <w:t>ki-</w:t>
+      </w:r>
+      <w:proofErr w:type="spellStart"/>
+      <w:r>
+        <w:rPr>
+          <w:rFonts w:ascii="Times New Roman" w:hAnsi="Times New Roman" w:cs="Times New Roman"/>
+          <w:i/>
+          <w:iCs/>
+          <w:color w:val="000000"/>
+          <w:lang w:val="en-GB"/>
+        </w:rPr>
+        <w:t>dinga</w:t>
+      </w:r>
+      <w:proofErr w:type="spellEnd"/>
+      <w:r>
+        <w:rPr>
+          <w:rFonts w:ascii="Times New Roman" w:hAnsi="Times New Roman" w:cs="Times New Roman"/>
+          <w:i/>
+          <w:iCs/>
+          <w:color w:val="000000"/>
+          <w:lang w:val="en-GB"/>
+        </w:rPr>
+        <w:t xml:space="preserve"> pepo</w:t>
+      </w:r>
+      <w:r>
+        <w:rPr>
+          <w:rFonts w:ascii="Times New Roman" w:hAnsi="Times New Roman" w:cs="Times New Roman"/>
+          <w:color w:val="000000"/>
+          <w:lang w:val="en-GB"/>
+        </w:rPr>
+        <w:t xml:space="preserve"> in Swahili to mean a disease characterized by a sudden cramp-like seizure caused by evil spirits.</w:t>
+      </w:r>
+    </w:p>
+    <w:p>
+      <w:pPr>
+        <w:jc w:val="both"/>
+        <w:rPr>
+          <w:rFonts w:ascii="Times New Roman" w:hAnsi="Times New Roman" w:cs="Times New Roman"/>
+          <w:color w:val="000000"/>
+          <w:lang w:val="en-GB"/>
+        </w:rPr>
+      </w:pPr>
+      <w:r>
+        <w:rPr>
+          <w:rFonts w:ascii="Times New Roman" w:hAnsi="Times New Roman" w:cs="Times New Roman"/>
+          <w:color w:val="000000"/>
+          <w:lang w:val="en-GB"/>
+        </w:rPr>
+        <w:t>From its origin on Zanzibar in 1823, christie believed the disease transferred to India aboard one of the native craft that were constantly passing the African coast and Bombay.</w:t>
+      </w:r>
+      <w:r>
+        <w:rPr>
+          <w:rFonts w:ascii="Times New Roman" w:hAnsi="Times New Roman" w:cs="Times New Roman"/>
+          <w:color w:val="000000"/>
+          <w:lang w:val="en-GB"/>
+        </w:rPr>
+        <w:t xml:space="preserve"> He then speculated that a slave vessel had carried infection from east coast of Africa to the west indies where it appeared in 1827. Zanzibar also seemed to be the likely origin of the 1871- 1872 epidemic in India which spread to Aden, Calcutta and Burma.</w:t>
+      </w:r>
+    </w:p>
+    <w:p>
+      <w:pPr>
+        <w:jc w:val="both"/>
+        <w:rPr>
+          <w:rFonts w:ascii="Times New Roman" w:hAnsi="Times New Roman" w:cs="Times New Roman"/>
+          <w:color w:val="000000"/>
+          <w:lang w:val="en-GB"/>
+        </w:rPr>
+      </w:pPr>
       <w:r>
         <w:rPr>
           <w:rFonts w:ascii="Times New Roman" w:hAnsi="Times New Roman" w:cs="Times New Roman"/>
@@ -1666,15 +2071,49 @@
           <w:lang w:val="en-GB"/>
         </w:rPr>
         <w:lastRenderedPageBreak/>
-        <w:t xml:space="preserve">speaking and bouquet for French. </w:t>
-      </w:r>
-      <w:r>
-        <w:rPr>
-          <w:rFonts w:ascii="Times New Roman" w:hAnsi="Times New Roman" w:cs="Times New Roman"/>
-          <w:color w:val="000000"/>
-          <w:lang w:val="en-GB"/>
-        </w:rPr>
-        <w:t>Stedman noted that the disease was distinguishable from the one described by Benjamin Rush as breakbone fever. He proposed a name as eruptive articular or rheumatic fever in 1829. His argument was supported by ruan that indeed the west Indian disease was different from that described by Dr. Rush.</w:t>
+        <w:t xml:space="preserve">Between 1901 – 1902, an outbreak occurred in Hong Kong, Burma and India. The epidemic was characterized by pains which affected the small bones of the hand and the feet and persisted for weeks as observed in 1964 chikungunya outbreak in south Indian epidemic. The outbreak that appeared in Madras state presented with severe fever and according to </w:t>
+      </w:r>
+      <w:r>
+        <w:rPr>
+          <w:rFonts w:ascii="Times New Roman" w:hAnsi="Times New Roman" w:cs="Times New Roman"/>
+          <w:color w:val="000000"/>
+          <w:lang w:val="en-GB"/>
+        </w:rPr>
+        <w:t>L. Rogers</w:t>
+      </w:r>
+      <w:r>
+        <w:rPr>
+          <w:rFonts w:ascii="Times New Roman" w:hAnsi="Times New Roman" w:cs="Times New Roman"/>
+          <w:color w:val="000000"/>
+          <w:lang w:val="en-GB"/>
+        </w:rPr>
+        <w:t>, the</w:t>
+      </w:r>
+      <w:r>
+        <w:rPr>
+          <w:rFonts w:ascii="Times New Roman" w:hAnsi="Times New Roman" w:cs="Times New Roman"/>
+          <w:color w:val="000000"/>
+          <w:lang w:val="en-GB"/>
+        </w:rPr>
+        <w:t xml:space="preserve"> disease was typical dengue though fever lasted for longer days and was named </w:t>
+      </w:r>
+      <w:r>
+        <w:rPr>
+          <w:rFonts w:ascii="Times New Roman" w:hAnsi="Times New Roman" w:cs="Times New Roman"/>
+          <w:i/>
+          <w:iCs/>
+          <w:color w:val="000000"/>
+          <w:lang w:val="en-GB"/>
+        </w:rPr>
+        <w:t>seven-day fever</w:t>
+      </w:r>
+      <w:r>
+        <w:rPr>
+          <w:rFonts w:ascii="Times New Roman" w:hAnsi="Times New Roman" w:cs="Times New Roman"/>
+          <w:color w:val="000000"/>
+          <w:lang w:val="en-GB"/>
+        </w:rPr>
+        <w:t>. The pains were confined to the muscles.</w:t>
       </w:r>
     </w:p>
     <w:p>
@@ -1686,6 +2125,74 @@
           <w:lang w:val="en-GB"/>
         </w:rPr>
       </w:pPr>
+      <w:proofErr w:type="gramStart"/>
+      <w:r>
+        <w:rPr>
+          <w:rFonts w:ascii="Times New Roman" w:hAnsi="Times New Roman" w:cs="Times New Roman"/>
+          <w:color w:val="000000"/>
+          <w:lang w:val="en-GB"/>
+        </w:rPr>
+        <w:t>In</w:t>
+      </w:r>
+      <w:r>
+        <w:rPr>
+          <w:rFonts w:ascii="Times New Roman" w:hAnsi="Times New Roman" w:cs="Times New Roman"/>
+          <w:color w:val="000000"/>
+          <w:lang w:val="en-GB"/>
+        </w:rPr>
+        <w:t xml:space="preserve"> </w:t>
+      </w:r>
+      <w:r>
+        <w:rPr>
+          <w:rFonts w:ascii="Times New Roman" w:hAnsi="Times New Roman" w:cs="Times New Roman"/>
+          <w:color w:val="000000"/>
+          <w:lang w:val="en-GB"/>
+        </w:rPr>
+        <w:t>spite of</w:t>
+      </w:r>
+      <w:proofErr w:type="gramEnd"/>
+      <w:r>
+        <w:rPr>
+          <w:rFonts w:ascii="Times New Roman" w:hAnsi="Times New Roman" w:cs="Times New Roman"/>
+          <w:color w:val="000000"/>
+          <w:lang w:val="en-GB"/>
+        </w:rPr>
+        <w:t xml:space="preserve"> the early differentiation of the epidemic dengue and the endemic breakbone fever, emphasis was on the distinctiveness of the true dengue towards the end of 19</w:t>
+      </w:r>
+      <w:r>
+        <w:rPr>
+          <w:rFonts w:ascii="Times New Roman" w:hAnsi="Times New Roman" w:cs="Times New Roman"/>
+          <w:color w:val="000000"/>
+          <w:vertAlign w:val="superscript"/>
+          <w:lang w:val="en-GB"/>
+        </w:rPr>
+        <w:t>th</w:t>
+      </w:r>
+      <w:r>
+        <w:rPr>
+          <w:rFonts w:ascii="Times New Roman" w:hAnsi="Times New Roman" w:cs="Times New Roman"/>
+          <w:color w:val="000000"/>
+          <w:lang w:val="en-GB"/>
+        </w:rPr>
+        <w:t xml:space="preserve"> century and early 20</w:t>
+      </w:r>
+      <w:r>
+        <w:rPr>
+          <w:rFonts w:ascii="Times New Roman" w:hAnsi="Times New Roman" w:cs="Times New Roman"/>
+          <w:color w:val="000000"/>
+          <w:vertAlign w:val="superscript"/>
+          <w:lang w:val="en-GB"/>
+        </w:rPr>
+        <w:t>th</w:t>
+      </w:r>
+      <w:r>
+        <w:rPr>
+          <w:rFonts w:ascii="Times New Roman" w:hAnsi="Times New Roman" w:cs="Times New Roman"/>
+          <w:color w:val="000000"/>
+          <w:lang w:val="en-GB"/>
+        </w:rPr>
+        <w:t xml:space="preserve"> century, the name dengue was widely used to illness resembling Rush breakbone fever and Rogers seven-day fever. Around this time, the search for the causes of these fevers began.</w:t>
+      </w:r>
     </w:p>
     <w:p>
       <w:pPr>
@@ -1696,6 +2203,22 @@
           <w:lang w:val="en-GB"/>
         </w:rPr>
       </w:pPr>
+      <w:r>
+        <w:rPr>
+          <w:rFonts w:ascii="Times New Roman" w:hAnsi="Times New Roman" w:cs="Times New Roman"/>
+          <w:color w:val="000000"/>
+          <w:lang w:val="en-GB"/>
+        </w:rPr>
+        <w:t>In 1897 and 19</w:t>
+      </w:r>
+      <w:r>
+        <w:rPr>
+          <w:rFonts w:ascii="Times New Roman" w:hAnsi="Times New Roman" w:cs="Times New Roman"/>
+          <w:color w:val="000000"/>
+          <w:lang w:val="en-GB"/>
+        </w:rPr>
+        <w:t>05, epidemics occurred in Australia and was characterized by fever, headache, pain the back and a diphasic fever. It was emphasized that articular pains were not seen in both epidemics. The discomfort observed seemed to be muscular seated in the deep insertions of the muscles. Post febrile rheumatic stage was not observed.</w:t>
+      </w:r>
     </w:p>
     <w:p>
       <w:pPr>
@@ -1712,7 +2235,166 @@
           <w:color w:val="000000"/>
           <w:lang w:val="en-GB"/>
         </w:rPr>
-        <w:t xml:space="preserve">However, it is believed that Chikungunya epidemic occurred in 1823 on Zanzibar and was first reported in 1827 in the islands of St. Thomas in the Caribbean and spread to North and South America </w:t>
+        <w:t>In 1906, Bancroft successfully transmitted the disease to human volunteers via mosquitoes Aedes aegypti and in 1907, Ashburn and Craig working in Philippines reported transmission of dengue fever like one seen in Australia by means of the inoculation of human volunteers with plasma that had passed through a bacteria-tight filter. Both transmission of the disease by Aedes aegypti and ultramicroscopic nature of the agent were confirmed by Cleland and his co-workers in Australia and by siler, Hall and Hitches in Philippines. The former workers that joint</w:t>
+      </w:r>
+      <w:r>
+        <w:rPr>
+          <w:rFonts w:ascii="Times New Roman" w:hAnsi="Times New Roman" w:cs="Times New Roman"/>
+          <w:color w:val="000000"/>
+          <w:lang w:val="en-GB"/>
+        </w:rPr>
+        <w:t xml:space="preserve"> pain had frequently been one of the most prominent features of the previous dengue. Ultimately, viruses were established in white laboratory mice and were labelled dengue viruses.</w:t>
+      </w:r>
+    </w:p>
+    <w:p>
+      <w:pPr>
+        <w:jc w:val="both"/>
+        <w:rPr>
+          <w:rFonts w:ascii="Times New Roman" w:hAnsi="Times New Roman" w:cs="Times New Roman"/>
+          <w:color w:val="000000"/>
+          <w:lang w:val="en-GB"/>
+        </w:rPr>
+      </w:pPr>
+      <w:r>
+        <w:rPr>
+          <w:rFonts w:ascii="Times New Roman" w:hAnsi="Times New Roman" w:cs="Times New Roman"/>
+          <w:color w:val="000000"/>
+          <w:lang w:val="en-GB"/>
+        </w:rPr>
+        <w:t>Once experimental transmission of the disease called dengue had been achieved, the clinical features of the experimental infection became the standards by which diagnoses were made. Only little more was heard of Rogers seven – day fever until 1923 when it appeared in India.</w:t>
+      </w:r>
+    </w:p>
+    <w:p>
+      <w:pPr>
+        <w:jc w:val="both"/>
+        <w:rPr>
+          <w:rFonts w:ascii="Times New Roman" w:hAnsi="Times New Roman" w:cs="Times New Roman"/>
+          <w:color w:val="000000"/>
+          <w:lang w:val="en-GB"/>
+        </w:rPr>
+      </w:pPr>
+      <w:r>
+        <w:rPr>
+          <w:rFonts w:ascii="Times New Roman" w:hAnsi="Times New Roman" w:cs="Times New Roman"/>
+          <w:color w:val="000000"/>
+          <w:lang w:val="en-GB"/>
+        </w:rPr>
+        <w:t xml:space="preserve">In 1923, Knowles and Das Gupta reported dengue to be epidemic in India in Bombay, Lucknow, Delhi and Calcutta.  In 1952, an epidemic fever reappeared in east Africa in the southern Tanganyika, an outbreak indistinguishable from Dengue.  The name given to this disease by the local people was </w:t>
+      </w:r>
+      <w:r>
+        <w:rPr>
+          <w:rFonts w:ascii="Times New Roman" w:hAnsi="Times New Roman" w:cs="Times New Roman"/>
+          <w:i/>
+          <w:iCs/>
+          <w:color w:val="000000"/>
+          <w:lang w:val="en-GB"/>
+        </w:rPr>
+        <w:t>chikungunya</w:t>
+      </w:r>
+      <w:r>
+        <w:rPr>
+          <w:rFonts w:ascii="Times New Roman" w:hAnsi="Times New Roman" w:cs="Times New Roman"/>
+          <w:color w:val="000000"/>
+          <w:lang w:val="en-GB"/>
+        </w:rPr>
+        <w:t xml:space="preserve"> means that which bends up and </w:t>
+      </w:r>
+      <w:r>
+        <w:rPr>
+          <w:rFonts w:ascii="Times New Roman" w:hAnsi="Times New Roman" w:cs="Times New Roman"/>
+          <w:color w:val="000000"/>
+          <w:lang w:val="en-GB"/>
+        </w:rPr>
+        <w:t>several</w:t>
+      </w:r>
+      <w:r>
+        <w:rPr>
+          <w:rFonts w:ascii="Times New Roman" w:hAnsi="Times New Roman" w:cs="Times New Roman"/>
+          <w:color w:val="000000"/>
+          <w:lang w:val="en-GB"/>
+        </w:rPr>
+        <w:t xml:space="preserve"> strains of new chikungunya virus were isolated </w:t>
+      </w:r>
+      <w:r>
+        <w:rPr>
+          <w:rFonts w:ascii="Times New Roman" w:hAnsi="Times New Roman" w:cs="Times New Roman"/>
+          <w:color w:val="000000"/>
+          <w:lang w:val="en-GB"/>
+        </w:rPr>
+        <w:t>from the sera of patients in 1953. The virus was found to be serologically quite distinct from the known dengue virus. Clinical description of the chikungunya virus was remarkably like the early accounts of epidemics of dengue. It was proposed based on the record accounts of acute illness characterized by fever, joint pains, rash and persistent arthralgia of all these epidemics were associated with chikungunya or closely related viruses</w:t>
+      </w:r>
+      <w:r>
+        <w:rPr>
+          <w:rFonts w:ascii="Times New Roman" w:hAnsi="Times New Roman" w:cs="Times New Roman"/>
+          <w:color w:val="000000"/>
+          <w:lang w:val="en-GB"/>
+        </w:rPr>
+        <w:t>.</w:t>
+      </w:r>
+    </w:p>
+    <w:p>
+      <w:pPr>
+        <w:jc w:val="both"/>
+        <w:rPr>
+          <w:rFonts w:ascii="Times New Roman" w:hAnsi="Times New Roman" w:cs="Times New Roman"/>
+          <w:b/>
+          <w:bCs/>
+          <w:color w:val="000000"/>
+          <w:lang w:val="en-GB"/>
+        </w:rPr>
+      </w:pPr>
+    </w:p>
+    <w:p>
+      <w:pPr>
+        <w:jc w:val="both"/>
+        <w:rPr>
+          <w:rFonts w:ascii="Times New Roman" w:hAnsi="Times New Roman" w:cs="Times New Roman"/>
+          <w:b/>
+          <w:bCs/>
+          <w:color w:val="000000"/>
+          <w:lang w:val="en-GB"/>
+        </w:rPr>
+      </w:pPr>
+    </w:p>
+    <w:p>
+      <w:pPr>
+        <w:jc w:val="both"/>
+        <w:rPr>
+          <w:rFonts w:ascii="Times New Roman" w:hAnsi="Times New Roman" w:cs="Times New Roman"/>
+          <w:b/>
+          <w:bCs/>
+          <w:color w:val="000000"/>
+          <w:lang w:val="en-GB"/>
+        </w:rPr>
+      </w:pPr>
+      <w:r>
+        <w:rPr>
+          <w:rFonts w:ascii="Times New Roman" w:hAnsi="Times New Roman" w:cs="Times New Roman"/>
+          <w:b/>
+          <w:bCs/>
+          <w:color w:val="000000"/>
+          <w:lang w:val="en-GB"/>
+        </w:rPr>
+        <w:lastRenderedPageBreak/>
+        <w:t>Chikungunya Epidemiology</w:t>
+      </w:r>
+    </w:p>
+    <w:p>
+      <w:pPr>
+        <w:jc w:val="both"/>
+        <w:rPr>
+          <w:rFonts w:ascii="Times New Roman" w:hAnsi="Times New Roman" w:cs="Times New Roman"/>
+          <w:color w:val="000000"/>
+          <w:lang w:val="en-GB"/>
+        </w:rPr>
+      </w:pPr>
+      <w:r>
+        <w:rPr>
+          <w:rFonts w:ascii="Times New Roman" w:hAnsi="Times New Roman" w:cs="Times New Roman"/>
+          <w:color w:val="000000"/>
+          <w:lang w:val="en-GB"/>
+        </w:rPr>
+        <w:t xml:space="preserve">CHIKV is the most prevalent alphavirus transmitted to humans by a bite of infected female Aedes mosquito </w:t>
       </w:r>
       <w:sdt>
         <w:sdtPr>
@@ -1721,10 +2403,10 @@
             <w:color w:val="000000"/>
             <w:lang w:val="en-GB"/>
           </w:rPr>
-          <w:tag w:val="MENDELEY_CITATION_v3_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"/>
-          <w:id w:val="1480812239"/>
+          <w:tag w:val="MENDELEY_CITATION_v3_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"/>
+          <w:id w:val="-1539660582"/>
           <w:placeholder>
-            <w:docPart w:val="FFEAF3F4B34923468CEE4FC5CD357F67"/>
+            <w:docPart w:val="DefaultPlaceholder_-1854013440"/>
           </w:placeholder>
         </w:sdtPr>
         <w:sdtContent>
@@ -1744,7 +2426,15 @@
           <w:color w:val="000000"/>
           <w:lang w:val="en-GB"/>
         </w:rPr>
-        <w:t xml:space="preserve">. An arthritic fever with cutaneous exanthema appeared in the islands of St. Thomas in September 1827, attacking in rapid succession almost every individual in a population of about 12,000. In October, the fever passed over to the neighbouring islands of St. Croix and in November, in St. Bartholomew and in Antigua in January 1828. The virus prevailed in April at Havanna, New Orleans in May and June and in July and August affected very generally the inhabitants of Charleston, South Carolina and reached Savannah in September and October </w:t>
+        <w:t>. The virus is thought to be maintained in a sylvatic cycle in Africa and Asia involving non-human primates and forest dwelling mosquitoes with urban penetration and human to human transmission driven by Aedes mosquitoes.</w:t>
+      </w:r>
+      <w:r>
+        <w:rPr>
+          <w:rFonts w:ascii="Times New Roman" w:hAnsi="Times New Roman" w:cs="Times New Roman"/>
+          <w:color w:val="000000"/>
+          <w:lang w:val="en-GB"/>
+        </w:rPr>
+        <w:t xml:space="preserve"> With increased global distribution of Aedes mosquitoes and their ability to adapt to urban setting, urban transmission cycle is important </w:t>
       </w:r>
       <w:sdt>
         <w:sdtPr>
@@ -1753,10 +2443,10 @@
             <w:color w:val="000000"/>
             <w:lang w:val="en-GB"/>
           </w:rPr>
-          <w:tag w:val="MENDELEY_CITATION_v3_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"/>
-          <w:id w:val="-642577204"/>
+          <w:tag w:val="MENDELEY_CITATION_v3_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"/>
+          <w:id w:val="396254004"/>
           <w:placeholder>
-            <w:docPart w:val="FFEAF3F4B34923468CEE4FC5CD357F67"/>
+            <w:docPart w:val="DefaultPlaceholder_-1854013440"/>
           </w:placeholder>
         </w:sdtPr>
         <w:sdtContent>
@@ -1776,117 +2466,23 @@
           <w:color w:val="000000"/>
           <w:lang w:val="en-GB"/>
         </w:rPr>
-        <w:t>. This was based on clinical evidence supplemented by the eyewitness report as well as epidemiologic detective work.</w:t>
-      </w:r>
-    </w:p>
-    <w:p>
-      <w:pPr>
-        <w:jc w:val="both"/>
-        <w:rPr>
-          <w:rFonts w:ascii="Times New Roman" w:hAnsi="Times New Roman" w:cs="Times New Roman"/>
-          <w:color w:val="000000"/>
-          <w:lang w:val="en-GB"/>
-        </w:rPr>
-      </w:pPr>
-    </w:p>
-    <w:p>
-      <w:pPr>
-        <w:jc w:val="both"/>
-        <w:rPr>
-          <w:rFonts w:ascii="Times New Roman" w:hAnsi="Times New Roman" w:cs="Times New Roman"/>
-          <w:b/>
-          <w:bCs/>
-          <w:color w:val="000000"/>
-          <w:lang w:val="en-GB"/>
-        </w:rPr>
-      </w:pPr>
-    </w:p>
-    <w:p>
-      <w:pPr>
-        <w:jc w:val="both"/>
-        <w:rPr>
-          <w:rFonts w:ascii="Times New Roman" w:hAnsi="Times New Roman" w:cs="Times New Roman"/>
-          <w:b/>
-          <w:bCs/>
-          <w:color w:val="000000"/>
-          <w:lang w:val="en-GB"/>
-        </w:rPr>
-      </w:pPr>
-    </w:p>
-    <w:p>
-      <w:pPr>
-        <w:jc w:val="both"/>
-        <w:rPr>
-          <w:rFonts w:ascii="Times New Roman" w:hAnsi="Times New Roman" w:cs="Times New Roman"/>
-          <w:b/>
-          <w:bCs/>
-          <w:color w:val="000000"/>
-          <w:lang w:val="en-GB"/>
-        </w:rPr>
-      </w:pPr>
-    </w:p>
-    <w:p>
-      <w:pPr>
-        <w:jc w:val="both"/>
-        <w:rPr>
-          <w:rFonts w:ascii="Times New Roman" w:hAnsi="Times New Roman" w:cs="Times New Roman"/>
-          <w:b/>
-          <w:bCs/>
-          <w:color w:val="000000"/>
-          <w:lang w:val="en-GB"/>
-        </w:rPr>
-      </w:pPr>
-    </w:p>
-    <w:p>
-      <w:pPr>
-        <w:jc w:val="both"/>
-        <w:rPr>
-          <w:rFonts w:ascii="Times New Roman" w:hAnsi="Times New Roman" w:cs="Times New Roman"/>
-          <w:b/>
-          <w:bCs/>
-          <w:color w:val="000000"/>
-          <w:lang w:val="en-GB"/>
-        </w:rPr>
-      </w:pPr>
-    </w:p>
-    <w:p>
-      <w:pPr>
-        <w:jc w:val="both"/>
-        <w:rPr>
-          <w:rFonts w:ascii="Times New Roman" w:hAnsi="Times New Roman" w:cs="Times New Roman"/>
-          <w:b/>
-          <w:bCs/>
-          <w:color w:val="000000"/>
-          <w:lang w:val="en-GB"/>
-        </w:rPr>
-      </w:pPr>
-      <w:r>
-        <w:rPr>
-          <w:rFonts w:ascii="Times New Roman" w:hAnsi="Times New Roman" w:cs="Times New Roman"/>
-          <w:b/>
-          <w:bCs/>
-          <w:color w:val="000000"/>
-          <w:lang w:val="en-GB"/>
-        </w:rPr>
-        <w:t>Chikungunya Epidemiology</w:t>
-      </w:r>
-    </w:p>
-    <w:p>
-      <w:pPr>
-        <w:jc w:val="both"/>
-        <w:rPr>
-          <w:rFonts w:ascii="Times New Roman" w:hAnsi="Times New Roman" w:cs="Times New Roman"/>
-          <w:color w:val="000000"/>
-          <w:lang w:val="en-GB"/>
-        </w:rPr>
-      </w:pPr>
-      <w:r>
-        <w:rPr>
-          <w:rFonts w:ascii="Times New Roman" w:hAnsi="Times New Roman" w:cs="Times New Roman"/>
-          <w:color w:val="000000"/>
-          <w:lang w:val="en-GB"/>
-        </w:rPr>
-        <w:t xml:space="preserve">CHIKV is the most prevalent alphavirus transmitted to humans by a bite of infected female Aedes mosquito </w:t>
+        <w:t xml:space="preserve">. During a blood meal on an infected individual, the female mosquito ingests the virus which infects various tissues of the mosquito including the salivary glands. In the subsequent blood meal </w:t>
+      </w:r>
+      <w:r>
+        <w:rPr>
+          <w:rFonts w:ascii="Times New Roman" w:hAnsi="Times New Roman" w:cs="Times New Roman"/>
+          <w:color w:val="000000"/>
+          <w:lang w:val="en-GB"/>
+        </w:rPr>
+        <w:t xml:space="preserve">on humans </w:t>
+      </w:r>
+      <w:r>
+        <w:rPr>
+          <w:rFonts w:ascii="Times New Roman" w:hAnsi="Times New Roman" w:cs="Times New Roman"/>
+          <w:color w:val="000000"/>
+          <w:lang w:val="en-GB"/>
+        </w:rPr>
+        <w:t xml:space="preserve">by the infected mosquito, the virus is deposited in the skin of an uninfected person, infecting the person and perpetuating the viral replication cycle </w:t>
       </w:r>
       <w:sdt>
         <w:sdtPr>
@@ -1895,8 +2491,8 @@
             <w:color w:val="000000"/>
             <w:lang w:val="en-GB"/>
           </w:rPr>
-          <w:tag w:val="MENDELEY_CITATION_v3_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"/>
-          <w:id w:val="-1539660582"/>
+          <w:tag w:val="MENDELEY_CITATION_v3_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"/>
+          <w:id w:val="-1925187426"/>
           <w:placeholder>
             <w:docPart w:val="DefaultPlaceholder_-1854013440"/>
           </w:placeholder>
@@ -1908,7 +2504,7 @@
               <w:color w:val="000000"/>
               <w:lang w:val="en-GB"/>
             </w:rPr>
-            <w:t>(5)</w:t>
+            <w:t>(6)</w:t>
           </w:r>
         </w:sdtContent>
       </w:sdt>
@@ -1918,15 +2514,73 @@
           <w:color w:val="000000"/>
           <w:lang w:val="en-GB"/>
         </w:rPr>
-        <w:t>. The virus is thought to be maintained in a sylvatic cycle in Africa and Asia involving non-human primates and forest dwelling mosquitoes with urban penetration and human to human transmission driven by Aedes mosquitoes.</w:t>
-      </w:r>
-      <w:r>
-        <w:rPr>
-          <w:rFonts w:ascii="Times New Roman" w:hAnsi="Times New Roman" w:cs="Times New Roman"/>
-          <w:color w:val="000000"/>
-          <w:lang w:val="en-GB"/>
-        </w:rPr>
-        <w:t xml:space="preserve"> With increased global distribution of Aedes mosquitoes and their ability to adapt to urban setting, urban transmission cycle is important </w:t>
+        <w:t xml:space="preserve">. </w:t>
+      </w:r>
+    </w:p>
+    <w:p>
+      <w:pPr>
+        <w:jc w:val="both"/>
+        <w:rPr>
+          <w:rFonts w:ascii="Times New Roman" w:hAnsi="Times New Roman" w:cs="Times New Roman"/>
+          <w:color w:val="000000"/>
+          <w:lang w:val="en-GB"/>
+        </w:rPr>
+      </w:pPr>
+      <w:r>
+        <w:rPr>
+          <w:rFonts w:ascii="Times New Roman" w:hAnsi="Times New Roman" w:cs="Times New Roman"/>
+          <w:color w:val="000000"/>
+          <w:lang w:val="en-GB"/>
+        </w:rPr>
+        <w:t xml:space="preserve">Phylogenetic studies </w:t>
+      </w:r>
+      <w:r>
+        <w:rPr>
+          <w:rFonts w:ascii="Times New Roman" w:hAnsi="Times New Roman" w:cs="Times New Roman"/>
+          <w:color w:val="000000"/>
+          <w:lang w:val="en-GB"/>
+        </w:rPr>
+        <w:t>reveal the virus has evolved into three distinct genotypes</w:t>
+      </w:r>
+      <w:r>
+        <w:rPr>
+          <w:rFonts w:ascii="Times New Roman" w:hAnsi="Times New Roman" w:cs="Times New Roman"/>
+          <w:color w:val="000000"/>
+          <w:lang w:val="en-GB"/>
+        </w:rPr>
+        <w:t xml:space="preserve"> </w:t>
+      </w:r>
+      <w:r>
+        <w:rPr>
+          <w:rFonts w:ascii="Times New Roman" w:hAnsi="Times New Roman" w:cs="Times New Roman"/>
+          <w:color w:val="000000"/>
+          <w:lang w:val="en-GB"/>
+        </w:rPr>
+        <w:t>West African, East-Central-South African</w:t>
+      </w:r>
+      <w:r>
+        <w:rPr>
+          <w:rFonts w:ascii="Times New Roman" w:hAnsi="Times New Roman" w:cs="Times New Roman"/>
+          <w:color w:val="000000"/>
+          <w:lang w:val="en-GB"/>
+        </w:rPr>
+        <w:t xml:space="preserve"> (ECSA)</w:t>
+      </w:r>
+      <w:r>
+        <w:rPr>
+          <w:rFonts w:ascii="Times New Roman" w:hAnsi="Times New Roman" w:cs="Times New Roman"/>
+          <w:color w:val="000000"/>
+          <w:lang w:val="en-GB"/>
+        </w:rPr>
+        <w:t xml:space="preserve"> and Asian </w:t>
+      </w:r>
+      <w:r>
+        <w:rPr>
+          <w:rFonts w:ascii="Times New Roman" w:hAnsi="Times New Roman" w:cs="Times New Roman"/>
+          <w:color w:val="000000"/>
+          <w:lang w:val="en-GB"/>
+        </w:rPr>
+        <w:t>corresponding to their respective geographical origin</w:t>
       </w:r>
       <w:sdt>
         <w:sdtPr>
@@ -1935,8 +2589,8 @@
             <w:color w:val="000000"/>
             <w:lang w:val="en-GB"/>
           </w:rPr>
-          <w:tag w:val="MENDELEY_CITATION_v3_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"/>
-          <w:id w:val="396254004"/>
+          <w:tag w:val="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"/>
+          <w:id w:val="-2068094698"/>
           <w:placeholder>
             <w:docPart w:val="DefaultPlaceholder_-1854013440"/>
           </w:placeholder>
@@ -1948,7 +2602,7 @@
               <w:color w:val="000000"/>
               <w:lang w:val="en-GB"/>
             </w:rPr>
-            <w:t>(5)</w:t>
+            <w:t>(3,5,6)</w:t>
           </w:r>
         </w:sdtContent>
       </w:sdt>
@@ -1958,7 +2612,31 @@
           <w:color w:val="000000"/>
           <w:lang w:val="en-GB"/>
         </w:rPr>
-        <w:t xml:space="preserve">. During a blood meal on an infected individual, the female mosquito ingests the virus which infects various tissues of the mosquito including the salivary glands. In the subsequent blood meal by the infected mosquito, the virus is deposited in the skin of an uninfected person, infecting the person and perpetuating the viral replication cycle </w:t>
+        <w:t xml:space="preserve">. </w:t>
+      </w:r>
+      <w:r>
+        <w:rPr>
+          <w:rFonts w:ascii="Times New Roman" w:hAnsi="Times New Roman" w:cs="Times New Roman"/>
+          <w:color w:val="000000"/>
+          <w:lang w:val="en-GB"/>
+        </w:rPr>
+        <w:t xml:space="preserve">The ECSA </w:t>
+      </w:r>
+      <w:r>
+        <w:rPr>
+          <w:rFonts w:ascii="Times New Roman" w:hAnsi="Times New Roman" w:cs="Times New Roman"/>
+          <w:color w:val="000000"/>
+          <w:lang w:val="en-GB"/>
+        </w:rPr>
+        <w:t>lineage is further divided into two clades; ECSA1 which consist entirely of the ancestral CHIKV sequences and ECSA2 which contains sequences from the Central African Republic, Cameroon</w:t>
+      </w:r>
+      <w:r>
+        <w:rPr>
+          <w:rFonts w:ascii="Times New Roman" w:hAnsi="Times New Roman" w:cs="Times New Roman"/>
+          <w:color w:val="000000"/>
+          <w:lang w:val="en-GB"/>
+        </w:rPr>
+        <w:t xml:space="preserve">, Gabon and the Republic of Congo </w:t>
       </w:r>
       <w:sdt>
         <w:sdtPr>
@@ -1967,8 +2645,8 @@
             <w:color w:val="000000"/>
             <w:lang w:val="en-GB"/>
           </w:rPr>
-          <w:tag w:val="MENDELEY_CITATION_v3_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"/>
-          <w:id w:val="-1925187426"/>
+          <w:tag w:val="MENDELEY_CITATION_v3_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"/>
+          <w:id w:val="-696928560"/>
           <w:placeholder>
             <w:docPart w:val="DefaultPlaceholder_-1854013440"/>
           </w:placeholder>
@@ -1980,7 +2658,7 @@
               <w:color w:val="000000"/>
               <w:lang w:val="en-GB"/>
             </w:rPr>
-            <w:t>(5)</w:t>
+            <w:t>(6)</w:t>
           </w:r>
         </w:sdtContent>
       </w:sdt>
@@ -1992,80 +2670,13 @@
         </w:rPr>
         <w:t xml:space="preserve">. </w:t>
       </w:r>
-    </w:p>
-    <w:p>
-      <w:pPr>
-        <w:jc w:val="both"/>
-        <w:rPr>
-          <w:rFonts w:ascii="Times New Roman" w:hAnsi="Times New Roman" w:cs="Times New Roman"/>
-          <w:color w:val="000000"/>
-          <w:lang w:val="en-GB"/>
-        </w:rPr>
-      </w:pPr>
-      <w:r>
-        <w:rPr>
-          <w:rFonts w:ascii="Times New Roman" w:hAnsi="Times New Roman" w:cs="Times New Roman"/>
-          <w:color w:val="000000"/>
-          <w:lang w:val="en-GB"/>
-        </w:rPr>
-        <w:t xml:space="preserve">Phylogenetic studies </w:t>
-      </w:r>
-      <w:r>
-        <w:rPr>
-          <w:rFonts w:ascii="Times New Roman" w:hAnsi="Times New Roman" w:cs="Times New Roman"/>
-          <w:color w:val="000000"/>
-          <w:lang w:val="en-GB"/>
-        </w:rPr>
-        <w:t>reveal the virus has evolved into three distinct genotypes</w:t>
-      </w:r>
-      <w:r>
-        <w:rPr>
-          <w:rFonts w:ascii="Times New Roman" w:hAnsi="Times New Roman" w:cs="Times New Roman"/>
-          <w:color w:val="000000"/>
-          <w:lang w:val="en-GB"/>
-        </w:rPr>
-        <w:t xml:space="preserve"> </w:t>
-      </w:r>
-      <w:r>
-        <w:rPr>
-          <w:rFonts w:ascii="Times New Roman" w:hAnsi="Times New Roman" w:cs="Times New Roman"/>
-          <w:color w:val="000000"/>
-          <w:lang w:val="en-GB"/>
-        </w:rPr>
-        <w:t>West African, East-Central-South African</w:t>
-      </w:r>
-      <w:r>
-        <w:rPr>
-          <w:rFonts w:ascii="Times New Roman" w:hAnsi="Times New Roman" w:cs="Times New Roman"/>
-          <w:color w:val="000000"/>
-          <w:lang w:val="en-GB"/>
-        </w:rPr>
-        <w:t xml:space="preserve"> (ECSA)</w:t>
-      </w:r>
-      <w:r>
-        <w:rPr>
-          <w:rFonts w:ascii="Times New Roman" w:hAnsi="Times New Roman" w:cs="Times New Roman"/>
-          <w:color w:val="000000"/>
-          <w:lang w:val="en-GB"/>
-        </w:rPr>
-        <w:t xml:space="preserve"> and Asian </w:t>
-      </w:r>
-      <w:r>
-        <w:rPr>
-          <w:rFonts w:ascii="Times New Roman" w:hAnsi="Times New Roman" w:cs="Times New Roman"/>
-          <w:color w:val="000000"/>
-          <w:lang w:val="en-GB"/>
-        </w:rPr>
-        <w:t xml:space="preserve">corresponding to their respective geographical </w:t>
-      </w:r>
-      <w:r>
-        <w:rPr>
-          <w:rFonts w:ascii="Times New Roman" w:hAnsi="Times New Roman" w:cs="Times New Roman"/>
-          <w:color w:val="000000"/>
-          <w:lang w:val="en-GB"/>
-        </w:rPr>
-        <w:lastRenderedPageBreak/>
-        <w:t>origin</w:t>
+      <w:r>
+        <w:rPr>
+          <w:rFonts w:ascii="Times New Roman" w:hAnsi="Times New Roman" w:cs="Times New Roman"/>
+          <w:color w:val="000000"/>
+          <w:lang w:val="en-GB"/>
+        </w:rPr>
+        <w:t xml:space="preserve">Further analysis identified 29 temporally and geographically diverse strains from 16 countries in the Western Hemisphere </w:t>
       </w:r>
       <w:sdt>
         <w:sdtPr>
@@ -2074,8 +2685,8 @@
             <w:color w:val="000000"/>
             <w:lang w:val="en-GB"/>
           </w:rPr>
-          <w:tag w:val="MENDELEY_CITATION_v3_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"/>
-          <w:id w:val="-2068094698"/>
+          <w:tag w:val="MENDELEY_CITATION_v3_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"/>
+          <w:id w:val="-1852556466"/>
           <w:placeholder>
             <w:docPart w:val="DefaultPlaceholder_-1854013440"/>
           </w:placeholder>
@@ -2087,7 +2698,7 @@
               <w:color w:val="000000"/>
               <w:lang w:val="en-GB"/>
             </w:rPr>
-            <w:t>(4,5)</w:t>
+            <w:t>(5)</w:t>
           </w:r>
         </w:sdtContent>
       </w:sdt>
@@ -2097,31 +2708,31 @@
           <w:color w:val="000000"/>
           <w:lang w:val="en-GB"/>
         </w:rPr>
-        <w:t xml:space="preserve">. </w:t>
-      </w:r>
-      <w:r>
-        <w:rPr>
-          <w:rFonts w:ascii="Times New Roman" w:hAnsi="Times New Roman" w:cs="Times New Roman"/>
-          <w:color w:val="000000"/>
-          <w:lang w:val="en-GB"/>
-        </w:rPr>
-        <w:t xml:space="preserve">The ECSA </w:t>
-      </w:r>
-      <w:r>
-        <w:rPr>
-          <w:rFonts w:ascii="Times New Roman" w:hAnsi="Times New Roman" w:cs="Times New Roman"/>
-          <w:color w:val="000000"/>
-          <w:lang w:val="en-GB"/>
-        </w:rPr>
-        <w:t>lineage is further divided into two clades; ECSA1 which consist entirely of the ancestral CHIKV sequences and ECSA2 which contains sequences from the Central African Republic, Cameroon</w:t>
-      </w:r>
-      <w:r>
-        <w:rPr>
-          <w:rFonts w:ascii="Times New Roman" w:hAnsi="Times New Roman" w:cs="Times New Roman"/>
-          <w:color w:val="000000"/>
-          <w:lang w:val="en-GB"/>
-        </w:rPr>
-        <w:t xml:space="preserve">, Gabon and the Republic of Congo </w:t>
+        <w:t xml:space="preserve">. Though the analysis revealed minimal evolution compared to the emergent CHIKV strains. </w:t>
+      </w:r>
+      <w:r>
+        <w:rPr>
+          <w:rFonts w:ascii="Times New Roman" w:hAnsi="Times New Roman" w:cs="Times New Roman"/>
+          <w:color w:val="000000"/>
+          <w:lang w:val="en-GB"/>
+        </w:rPr>
+        <w:t>A comprehensive</w:t>
+      </w:r>
+      <w:r>
+        <w:rPr>
+          <w:rFonts w:ascii="Times New Roman" w:hAnsi="Times New Roman" w:cs="Times New Roman"/>
+          <w:color w:val="000000"/>
+          <w:lang w:val="en-GB"/>
+        </w:rPr>
+        <w:t xml:space="preserve"> analysis of the historic strains suggests CHIKV originated in Africa and spread episodically to Asia</w:t>
+      </w:r>
+      <w:r>
+        <w:rPr>
+          <w:rFonts w:ascii="Times New Roman" w:hAnsi="Times New Roman" w:cs="Times New Roman"/>
+          <w:color w:val="000000"/>
+          <w:lang w:val="en-GB"/>
+        </w:rPr>
+        <w:t xml:space="preserve"> in approximated interval of 50 years </w:t>
       </w:r>
       <w:sdt>
         <w:sdtPr>
@@ -2130,8 +2741,8 @@
             <w:color w:val="000000"/>
             <w:lang w:val="en-GB"/>
           </w:rPr>
-          <w:tag w:val="MENDELEY_CITATION_v3_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"/>
-          <w:id w:val="-696928560"/>
+          <w:tag w:val="MENDELEY_CITATION_v3_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"/>
+          <w:id w:val="290795793"/>
           <w:placeholder>
             <w:docPart w:val="DefaultPlaceholder_-1854013440"/>
           </w:placeholder>
@@ -2155,13 +2766,47 @@
         </w:rPr>
         <w:t xml:space="preserve">. </w:t>
       </w:r>
-      <w:r>
-        <w:rPr>
-          <w:rFonts w:ascii="Times New Roman" w:hAnsi="Times New Roman" w:cs="Times New Roman"/>
-          <w:color w:val="000000"/>
-          <w:lang w:val="en-GB"/>
-        </w:rPr>
-        <w:t xml:space="preserve">Further analysis identified 29 temporally and geographically diverse strains from 16 countries in the Western Hemisphere </w:t>
+    </w:p>
+    <w:p>
+      <w:pPr>
+        <w:jc w:val="both"/>
+        <w:rPr>
+          <w:rFonts w:ascii="Times New Roman" w:hAnsi="Times New Roman" w:cs="Times New Roman"/>
+          <w:color w:val="000000"/>
+          <w:lang w:val="en-GB"/>
+        </w:rPr>
+      </w:pPr>
+      <w:r>
+        <w:rPr>
+          <w:rFonts w:ascii="Times New Roman" w:hAnsi="Times New Roman" w:cs="Times New Roman"/>
+          <w:color w:val="000000"/>
+          <w:lang w:val="en-GB"/>
+        </w:rPr>
+        <w:t>Since its discovery in 1952</w:t>
+      </w:r>
+      <w:r>
+        <w:rPr>
+          <w:rFonts w:ascii="Times New Roman" w:hAnsi="Times New Roman" w:cs="Times New Roman"/>
+          <w:color w:val="000000"/>
+          <w:lang w:val="en-GB"/>
+        </w:rPr>
+        <w:t xml:space="preserve">, and </w:t>
+      </w:r>
+      <w:r>
+        <w:rPr>
+          <w:rFonts w:ascii="Times New Roman" w:hAnsi="Times New Roman" w:cs="Times New Roman"/>
+          <w:color w:val="000000"/>
+          <w:lang w:val="en-GB"/>
+        </w:rPr>
+        <w:t>up until 2000s, a few outbreaks and sporadic cases of chikungunya virus were mainly reported in Africa and Asia</w:t>
+      </w:r>
+      <w:r>
+        <w:rPr>
+          <w:rFonts w:ascii="Times New Roman" w:hAnsi="Times New Roman" w:cs="Times New Roman"/>
+          <w:color w:val="000000"/>
+          <w:lang w:val="en-GB"/>
+        </w:rPr>
+        <w:t xml:space="preserve"> </w:t>
       </w:r>
       <w:sdt>
         <w:sdtPr>
@@ -2170,10 +2815,10 @@
             <w:color w:val="000000"/>
             <w:lang w:val="en-GB"/>
           </w:rPr>
-          <w:tag w:val="MENDELEY_CITATION_v3_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"/>
-          <w:id w:val="-1852556466"/>
+          <w:tag w:val="MENDELEY_CITATION_v3_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"/>
+          <w:id w:val="1178459875"/>
           <w:placeholder>
-            <w:docPart w:val="DefaultPlaceholder_-1854013440"/>
+            <w:docPart w:val="097F4282BA99FA4896A1B2BD2010F413"/>
           </w:placeholder>
         </w:sdtPr>
         <w:sdtContent>
@@ -2183,7 +2828,7 @@
               <w:color w:val="000000"/>
               <w:lang w:val="en-GB"/>
             </w:rPr>
-            <w:t>(4)</w:t>
+            <w:t>(3,6)</w:t>
           </w:r>
         </w:sdtContent>
       </w:sdt>
@@ -2193,31 +2838,23 @@
           <w:color w:val="000000"/>
           <w:lang w:val="en-GB"/>
         </w:rPr>
-        <w:t xml:space="preserve">. Though the analysis revealed minimal evolution compared to the emergent CHIKV strains. </w:t>
-      </w:r>
-      <w:r>
-        <w:rPr>
-          <w:rFonts w:ascii="Times New Roman" w:hAnsi="Times New Roman" w:cs="Times New Roman"/>
-          <w:color w:val="000000"/>
-          <w:lang w:val="en-GB"/>
-        </w:rPr>
-        <w:t>A comprehensive</w:t>
-      </w:r>
-      <w:r>
-        <w:rPr>
-          <w:rFonts w:ascii="Times New Roman" w:hAnsi="Times New Roman" w:cs="Times New Roman"/>
-          <w:color w:val="000000"/>
-          <w:lang w:val="en-GB"/>
-        </w:rPr>
-        <w:t xml:space="preserve"> analysis of the historic strains suggests CHIKV originated in Africa and spread episodically to Asia</w:t>
-      </w:r>
-      <w:r>
-        <w:rPr>
-          <w:rFonts w:ascii="Times New Roman" w:hAnsi="Times New Roman" w:cs="Times New Roman"/>
-          <w:color w:val="000000"/>
-          <w:lang w:val="en-GB"/>
-        </w:rPr>
-        <w:t xml:space="preserve"> in approximated interval of 50 years </w:t>
+        <w:t>.</w:t>
+      </w:r>
+      <w:r>
+        <w:rPr>
+          <w:rFonts w:ascii="Times New Roman" w:hAnsi="Times New Roman" w:cs="Times New Roman"/>
+          <w:color w:val="000000"/>
+          <w:lang w:val="en-GB"/>
+        </w:rPr>
+        <w:t xml:space="preserve"> </w:t>
+      </w:r>
+      <w:r>
+        <w:rPr>
+          <w:rFonts w:ascii="Times New Roman" w:hAnsi="Times New Roman" w:cs="Times New Roman"/>
+          <w:color w:val="000000"/>
+          <w:lang w:val="en-GB"/>
+        </w:rPr>
+        <w:t xml:space="preserve">Major activities of chikungunya outbreaks in the 1960s – 1980s and then decreased until 2004 </w:t>
       </w:r>
       <w:sdt>
         <w:sdtPr>
@@ -2226,8 +2863,8 @@
             <w:color w:val="000000"/>
             <w:lang w:val="en-GB"/>
           </w:rPr>
-          <w:tag w:val="MENDELEY_CITATION_v3_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"/>
-          <w:id w:val="290795793"/>
+          <w:tag w:val="MENDELEY_CITATION_v3_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"/>
+          <w:id w:val="-2085374758"/>
           <w:placeholder>
             <w:docPart w:val="DefaultPlaceholder_-1854013440"/>
           </w:placeholder>
@@ -2239,7 +2876,7 @@
               <w:color w:val="000000"/>
               <w:lang w:val="en-GB"/>
             </w:rPr>
-            <w:t>(4)</w:t>
+            <w:t>(3)</w:t>
           </w:r>
         </w:sdtContent>
       </w:sdt>
@@ -2249,7 +2886,7 @@
           <w:color w:val="000000"/>
           <w:lang w:val="en-GB"/>
         </w:rPr>
-        <w:t xml:space="preserve">. </w:t>
+        <w:t>.</w:t>
       </w:r>
     </w:p>
     <w:p>
@@ -2261,95 +2898,394 @@
           <w:lang w:val="en-GB"/>
         </w:rPr>
       </w:pPr>
-      <w:r>
-        <w:rPr>
-          <w:rFonts w:ascii="Times New Roman" w:hAnsi="Times New Roman" w:cs="Times New Roman"/>
-          <w:color w:val="000000"/>
-          <w:lang w:val="en-GB"/>
-        </w:rPr>
-        <w:t xml:space="preserve">Since its discovery in 1952, the virus has been reported to be circulating and causing sporadic outbreaks in Sub-Saharan Africa </w:t>
+    </w:p>
+    <w:p>
+      <w:pPr>
+        <w:rPr>
+          <w:lang w:val="en-GB"/>
+        </w:rPr>
+      </w:pPr>
+      <w:r>
+        <w:drawing>
+          <wp:inline distT="0" distB="0" distL="0" distR="0" wp14:anchorId="7F28C1EC" wp14:editId="57427F78">
+            <wp:extent cx="5645426" cy="2918128"/>
+            <wp:effectExtent l="0" t="0" r="0" b="3175"/>
+            <wp:docPr id="5125" name="New picture"/>
+            <wp:cNvGraphicFramePr/>
+            <a:graphic xmlns:a="http://schemas.openxmlformats.org/drawingml/2006/main">
+              <a:graphicData uri="http://schemas.openxmlformats.org/drawingml/2006/picture">
+                <pic:pic xmlns:pic="http://schemas.openxmlformats.org/drawingml/2006/picture">
+                  <pic:nvPicPr>
+                    <pic:cNvPr id="5125" name="New picture"/>
+                    <pic:cNvPicPr/>
+                  </pic:nvPicPr>
+                  <pic:blipFill>
+                    <a:blip r:embed="rId6"/>
+                    <a:stretch>
+                      <a:fillRect/>
+                    </a:stretch>
+                  </pic:blipFill>
+                  <pic:spPr>
+                    <a:xfrm>
+                      <a:off x="0" y="0"/>
+                      <a:ext cx="5647144" cy="2919016"/>
+                    </a:xfrm>
+                    <a:prstGeom prst="rect">
+                      <a:avLst/>
+                    </a:prstGeom>
+                  </pic:spPr>
+                </pic:pic>
+              </a:graphicData>
+            </a:graphic>
+          </wp:inline>
+        </w:drawing>
+      </w:r>
+    </w:p>
+    <w:p>
+      <w:pPr>
+        <w:rPr>
+          <w:lang w:val="en-GB"/>
+        </w:rPr>
+      </w:pPr>
+      <w:r>
+        <w:rPr>
+          <w:lang w:val="en-GB"/>
+        </w:rPr>
+        <w:lastRenderedPageBreak/>
+        <w:t>Figure 1: CHIKV geographical distribution. The spread of ECSA and Asian</w:t>
+      </w:r>
+      <w:r>
+        <w:rPr>
+          <w:lang w:val="en-GB"/>
+        </w:rPr>
+        <w:t xml:space="preserve"> virus genotypes in Africa and </w:t>
+      </w:r>
+      <w:r>
+        <w:rPr>
+          <w:lang w:val="en-GB"/>
+        </w:rPr>
+        <w:t>Asia</w:t>
+      </w:r>
+      <w:r>
+        <w:rPr>
+          <w:lang w:val="en-GB"/>
+        </w:rPr>
+        <w:t xml:space="preserve"> between 2005 - 2014</w:t>
+      </w:r>
+    </w:p>
+    <w:p>
+      <w:pPr>
+        <w:rPr>
+          <w:b/>
+          <w:bCs/>
+          <w:lang w:val="en-GB"/>
+        </w:rPr>
+      </w:pPr>
+      <w:r>
+        <w:rPr>
+          <w:b/>
+          <w:bCs/>
+          <w:lang w:val="en-GB"/>
+        </w:rPr>
+        <w:t>Chikungunya Epide</w:t>
+      </w:r>
+      <w:r>
+        <w:rPr>
+          <w:b/>
+          <w:bCs/>
+          <w:lang w:val="en-GB"/>
+        </w:rPr>
+        <w:t>mics</w:t>
+      </w:r>
+    </w:p>
+    <w:p>
+      <w:pPr>
+        <w:rPr>
+          <w:lang w:val="en-GB"/>
+        </w:rPr>
+      </w:pPr>
+      <w:r>
+        <w:rPr>
+          <w:lang w:val="en-GB"/>
+        </w:rPr>
+        <w:t>Africa</w:t>
+      </w:r>
+    </w:p>
+    <w:p>
+      <w:pPr>
+        <w:jc w:val="both"/>
+        <w:rPr>
+          <w:lang w:val="en-GB"/>
+        </w:rPr>
+      </w:pPr>
+      <w:r>
+        <w:rPr>
+          <w:lang w:val="en-GB"/>
+        </w:rPr>
+        <w:t xml:space="preserve">After the first chikungunya outbreak was identified in July 1952 to March 1953 on the Makonde plateau in the Newala and Masisi districts in the southern province of former Tanganyika territory where chikungunya incidence of 23% was reported, several other chikungunya outbreaks have occurred in Africa. </w:t>
+      </w:r>
+    </w:p>
+    <w:p>
+      <w:pPr>
+        <w:jc w:val="both"/>
+        <w:rPr>
+          <w:lang w:val="en-GB"/>
+        </w:rPr>
+      </w:pPr>
+      <w:r>
+        <w:rPr>
+          <w:lang w:val="en-GB"/>
+        </w:rPr>
+        <w:t xml:space="preserve">Early in April 1956, the attention was drawn to the occurrence of an outbreak of a dengue-like fever in the </w:t>
+      </w:r>
+      <w:r>
+        <w:rPr>
+          <w:lang w:val="en-GB"/>
+        </w:rPr>
+        <w:t>N</w:t>
+      </w:r>
+      <w:r>
+        <w:rPr>
+          <w:lang w:val="en-GB"/>
+        </w:rPr>
+        <w:t>orth-Eastern Transvaal in South Africa</w:t>
+      </w:r>
+      <w:r>
+        <w:rPr>
+          <w:lang w:val="en-GB"/>
+        </w:rPr>
+        <w:t xml:space="preserve"> </w:t>
       </w:r>
       <w:sdt>
         <w:sdtPr>
           <w:rPr>
-            <w:rFonts w:ascii="Times New Roman" w:hAnsi="Times New Roman" w:cs="Times New Roman"/>
             <w:color w:val="000000"/>
             <w:lang w:val="en-GB"/>
           </w:rPr>
-          <w:tag w:val="MENDELEY_CITATION_v3_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"/>
-          <w:id w:val="1178459875"/>
+          <w:tag w:val="MENDELEY_CITATION_v3_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"/>
+          <w:id w:val="1839649652"/>
           <w:placeholder>
-            <w:docPart w:val="097F4282BA99FA4896A1B2BD2010F413"/>
+            <w:docPart w:val="DefaultPlaceholder_-1854013440"/>
           </w:placeholder>
         </w:sdtPr>
         <w:sdtContent>
           <w:r>
             <w:rPr>
-              <w:rFonts w:ascii="Times New Roman" w:hAnsi="Times New Roman" w:cs="Times New Roman"/>
               <w:color w:val="000000"/>
               <w:lang w:val="en-GB"/>
             </w:rPr>
-            <w:t>(5)</w:t>
+            <w:t>(8)</w:t>
           </w:r>
         </w:sdtContent>
       </w:sdt>
       <w:r>
         <w:rPr>
-          <w:rFonts w:ascii="Times New Roman" w:hAnsi="Times New Roman" w:cs="Times New Roman"/>
-          <w:color w:val="000000"/>
           <w:lang w:val="en-GB"/>
         </w:rPr>
         <w:t>.</w:t>
       </w:r>
       <w:r>
         <w:rPr>
-          <w:rFonts w:ascii="Times New Roman" w:hAnsi="Times New Roman" w:cs="Times New Roman"/>
-          <w:color w:val="000000"/>
+          <w:lang w:val="en-GB"/>
+        </w:rPr>
+        <w:t xml:space="preserve"> The infection was contracted during visits to the bushveld area near Kruger national park in the vicinity of the Oliphant and Letaba river. The patients presented with sudden onset with acute pain in one or more joints. Temperature rose rapidly and often over 103</w:t>
+      </w:r>
+      <w:r>
+        <w:rPr>
+          <w:vertAlign w:val="superscript"/>
+          <w:lang w:val="en-GB"/>
+        </w:rPr>
+        <w:t>0</w:t>
+      </w:r>
+      <w:r>
+        <w:rPr>
+          <w:lang w:val="en-GB"/>
+        </w:rPr>
+        <w:t>F on the day after the onset. During febrile period, some patients had a sore throat and headache</w:t>
+      </w:r>
+      <w:r>
+        <w:rPr>
+          <w:lang w:val="en-GB"/>
+        </w:rPr>
+        <w:t>, suffusion of the conjunctiva</w:t>
+      </w:r>
+      <w:r>
+        <w:rPr>
           <w:lang w:val="en-GB"/>
         </w:rPr>
         <w:t xml:space="preserve"> </w:t>
       </w:r>
-    </w:p>
-    <w:p>
-      <w:pPr>
-        <w:jc w:val="both"/>
-        <w:rPr>
-          <w:rFonts w:ascii="Times New Roman" w:hAnsi="Times New Roman" w:cs="Times New Roman"/>
-          <w:color w:val="000000"/>
-          <w:lang w:val="en-GB"/>
-        </w:rPr>
-      </w:pPr>
-    </w:p>
-    <w:p>
-      <w:pPr>
-        <w:jc w:val="both"/>
-        <w:rPr>
-          <w:rFonts w:ascii="Times New Roman" w:hAnsi="Times New Roman" w:cs="Times New Roman"/>
-          <w:color w:val="000000"/>
-          <w:lang w:val="en-GB"/>
-        </w:rPr>
-      </w:pPr>
-    </w:p>
-    <w:p>
-      <w:pPr>
-        <w:rPr>
-          <w:lang w:val="en-GB"/>
-        </w:rPr>
-      </w:pPr>
-    </w:p>
-    <w:p>
-      <w:pPr>
-        <w:rPr>
-          <w:lang w:val="en-GB"/>
-        </w:rPr>
-      </w:pPr>
-    </w:p>
-    <w:p>
-      <w:pPr>
-        <w:rPr>
-          <w:lang w:val="en-GB"/>
-        </w:rPr>
-      </w:pPr>
+      <w:sdt>
+        <w:sdtPr>
+          <w:rPr>
+            <w:color w:val="000000"/>
+            <w:lang w:val="en-GB"/>
+          </w:rPr>
+          <w:tag w:val="MENDELEY_CITATION_v3_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"/>
+          <w:id w:val="1040401580"/>
+          <w:placeholder>
+            <w:docPart w:val="DefaultPlaceholder_-1854013440"/>
+          </w:placeholder>
+        </w:sdtPr>
+        <w:sdtContent>
+          <w:r>
+            <w:rPr>
+              <w:color w:val="000000"/>
+              <w:lang w:val="en-GB"/>
+            </w:rPr>
+            <w:t>(8)</w:t>
+          </w:r>
+        </w:sdtContent>
+      </w:sdt>
+      <w:r>
+        <w:rPr>
+          <w:lang w:val="en-GB"/>
+        </w:rPr>
+        <w:t>. The outstanding symptom was joint pain</w:t>
+      </w:r>
+      <w:r>
+        <w:rPr>
+          <w:lang w:val="en-GB"/>
+        </w:rPr>
+        <w:t xml:space="preserve"> which came on with dramatic suddenness and was often sever. Prolonged convalescence with recurrent joint pains was also observed. It was apparent that these patients were suffering from an unusual </w:t>
+      </w:r>
+      <w:r>
+        <w:rPr>
+          <w:lang w:val="en-GB"/>
+        </w:rPr>
+        <w:t>illness,</w:t>
+      </w:r>
+      <w:r>
+        <w:rPr>
+          <w:lang w:val="en-GB"/>
+        </w:rPr>
+        <w:t xml:space="preserve"> and the arrangements were made to identify the cause. Blood samples were collected and screened for various bacterial and viruses</w:t>
+      </w:r>
+      <w:r>
+        <w:rPr>
+          <w:lang w:val="en-GB"/>
+        </w:rPr>
+        <w:t xml:space="preserve">. Analysis of the serum sample of one of the </w:t>
+      </w:r>
+      <w:r>
+        <w:rPr>
+          <w:lang w:val="en-GB"/>
+        </w:rPr>
+        <w:t>patients, the virus differed from the virus of dengue. It was recalled that a dengue like illness had been prevalent in the Newala district of the southern province of Tanganyika in 1952-53 and the disease was called Chikungunya fever. It was considered as a possible virus causing the outbreak in the Eastern Transvaal</w:t>
+      </w:r>
+      <w:r>
+        <w:rPr>
+          <w:lang w:val="en-GB"/>
+        </w:rPr>
+        <w:t xml:space="preserve"> </w:t>
+      </w:r>
+      <w:sdt>
+        <w:sdtPr>
+          <w:rPr>
+            <w:color w:val="000000"/>
+            <w:lang w:val="en-GB"/>
+          </w:rPr>
+          <w:tag w:val="MENDELEY_CITATION_v3_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"/>
+          <w:id w:val="1519965660"/>
+          <w:placeholder>
+            <w:docPart w:val="DefaultPlaceholder_-1854013440"/>
+          </w:placeholder>
+        </w:sdtPr>
+        <w:sdtContent>
+          <w:r>
+            <w:rPr>
+              <w:color w:val="000000"/>
+              <w:lang w:val="en-GB"/>
+            </w:rPr>
+            <w:t>(8)</w:t>
+          </w:r>
+        </w:sdtContent>
+      </w:sdt>
+      <w:r>
+        <w:rPr>
+          <w:lang w:val="en-GB"/>
+        </w:rPr>
+        <w:t xml:space="preserve">. </w:t>
+      </w:r>
+      <w:r>
+        <w:rPr>
+          <w:lang w:val="en-GB"/>
+        </w:rPr>
+        <w:t xml:space="preserve">No documentation of the burden of disease. </w:t>
+      </w:r>
+    </w:p>
+    <w:p>
+      <w:r>
+        <w:lastRenderedPageBreak/>
+        <w:fldChar w:fldCharType="begin"/>
+      </w:r>
+      <w:r>
+        <w:instrText xml:space="preserve"> INCLUDEPICTURE "https://cdn.ncbi.nlm.nih.gov/pmc/blobs/6601/10328686/7e8e1b24f403/ms9-85-3545-g001.jpg" \* MERGEFORMATINET </w:instrText>
+      </w:r>
+      <w:r>
+        <w:fldChar w:fldCharType="separate"/>
+      </w:r>
+      <w:r>
+        <w:rPr>
+          <w:noProof/>
+        </w:rPr>
+        <w:drawing>
+          <wp:inline distT="0" distB="0" distL="0" distR="0" wp14:anchorId="12629B47" wp14:editId="10CC20B2">
+            <wp:extent cx="3463730" cy="3593990"/>
+            <wp:effectExtent l="0" t="0" r="3810" b="635"/>
+            <wp:docPr id="1563492952" name="Picture 1" descr="Figure 1"/>
+            <wp:cNvGraphicFramePr>
+              <a:graphicFrameLocks xmlns:a="http://schemas.openxmlformats.org/drawingml/2006/main" noChangeAspect="1"/>
+            </wp:cNvGraphicFramePr>
+            <a:graphic xmlns:a="http://schemas.openxmlformats.org/drawingml/2006/main">
+              <a:graphicData uri="http://schemas.openxmlformats.org/drawingml/2006/picture">
+                <pic:pic xmlns:pic="http://schemas.openxmlformats.org/drawingml/2006/picture">
+                  <pic:nvPicPr>
+                    <pic:cNvPr id="0" name="Picture 1" descr="Figure 1"/>
+                    <pic:cNvPicPr>
+                      <a:picLocks noChangeAspect="1" noChangeArrowheads="1"/>
+                    </pic:cNvPicPr>
+                  </pic:nvPicPr>
+                  <pic:blipFill>
+                    <a:blip r:embed="rId7">
+                      <a:extLst>
+                        <a:ext uri="{28A0092B-C50C-407E-A947-70E740481C1C}">
+                          <a14:useLocalDpi xmlns:a14="http://schemas.microsoft.com/office/drawing/2010/main" val="0"/>
+                        </a:ext>
+                      </a:extLst>
+                    </a:blip>
+                    <a:srcRect/>
+                    <a:stretch>
+                      <a:fillRect/>
+                    </a:stretch>
+                  </pic:blipFill>
+                  <pic:spPr bwMode="auto">
+                    <a:xfrm>
+                      <a:off x="0" y="0"/>
+                      <a:ext cx="3467190" cy="3597581"/>
+                    </a:xfrm>
+                    <a:prstGeom prst="rect">
+                      <a:avLst/>
+                    </a:prstGeom>
+                    <a:noFill/>
+                    <a:ln>
+                      <a:noFill/>
+                    </a:ln>
+                  </pic:spPr>
+                </pic:pic>
+              </a:graphicData>
+            </a:graphic>
+          </wp:inline>
+        </w:drawing>
+      </w:r>
+      <w:r>
+        <w:fldChar w:fldCharType="end"/>
+      </w:r>
+    </w:p>
+    <w:p>
+      <w:r>
+        <w:t>Figure 2: geographical distribution of chikungunya virus in Africa</w:t>
+      </w:r>
     </w:p>
     <w:p>
       <w:pPr>
@@ -2562,7 +3498,7 @@
             <w:autoSpaceDE w:val="0"/>
             <w:autoSpaceDN w:val="0"/>
             <w:ind w:hanging="640"/>
-            <w:divId w:val="767123301"/>
+            <w:divId w:val="1770151582"/>
             <w:rPr>
               <w:rFonts w:eastAsia="Times New Roman"/>
               <w:kern w:val="0"/>
@@ -2602,7 +3538,7 @@
             <w:autoSpaceDE w:val="0"/>
             <w:autoSpaceDN w:val="0"/>
             <w:ind w:hanging="640"/>
-            <w:divId w:val="38866061"/>
+            <w:divId w:val="13264203"/>
             <w:rPr>
               <w:rFonts w:eastAsia="Times New Roman"/>
             </w:rPr>
@@ -2639,7 +3575,7 @@
             <w:autoSpaceDE w:val="0"/>
             <w:autoSpaceDN w:val="0"/>
             <w:ind w:hanging="640"/>
-            <w:divId w:val="2076586738"/>
+            <w:divId w:val="2067874839"/>
             <w:rPr>
               <w:rFonts w:eastAsia="Times New Roman"/>
             </w:rPr>
@@ -2649,6 +3585,58 @@
               <w:rFonts w:eastAsia="Times New Roman"/>
             </w:rPr>
             <w:t>3.</w:t>
+          </w:r>
+          <w:r>
+            <w:rPr>
+              <w:rFonts w:eastAsia="Times New Roman"/>
+            </w:rPr>
+            <w:tab/>
+            <w:t xml:space="preserve">Zeller H, Van Bortel W, </w:t>
+          </w:r>
+          <w:proofErr w:type="spellStart"/>
+          <w:r>
+            <w:rPr>
+              <w:rFonts w:eastAsia="Times New Roman"/>
+            </w:rPr>
+            <w:t>Sudre</w:t>
+          </w:r>
+          <w:proofErr w:type="spellEnd"/>
+          <w:r>
+            <w:rPr>
+              <w:rFonts w:eastAsia="Times New Roman"/>
+            </w:rPr>
+            <w:t xml:space="preserve"> B. Chikungunya: Its History in Africa and Asia and Its Spread to New Regions in 2013–2014. J Infect Dis [Internet]. 2016 Dec 15 [cited 2025 Aug 1];214(suppl_5</w:t>
+          </w:r>
+          <w:proofErr w:type="gramStart"/>
+          <w:r>
+            <w:rPr>
+              <w:rFonts w:eastAsia="Times New Roman"/>
+            </w:rPr>
+            <w:t>):S</w:t>
+          </w:r>
+          <w:proofErr w:type="gramEnd"/>
+          <w:r>
+            <w:rPr>
+              <w:rFonts w:eastAsia="Times New Roman"/>
+            </w:rPr>
+            <w:t>436–40. Available from: https://dx.doi.org/10.1093/infdis/jiw391</w:t>
+          </w:r>
+        </w:p>
+        <w:p>
+          <w:pPr>
+            <w:autoSpaceDE w:val="0"/>
+            <w:autoSpaceDN w:val="0"/>
+            <w:ind w:hanging="640"/>
+            <w:divId w:val="1983003141"/>
+            <w:rPr>
+              <w:rFonts w:eastAsia="Times New Roman"/>
+            </w:rPr>
+          </w:pPr>
+          <w:r>
+            <w:rPr>
+              <w:rFonts w:eastAsia="Times New Roman"/>
+            </w:rPr>
+            <w:t>4.</w:t>
           </w:r>
           <w:r>
             <w:rPr>
@@ -2663,7 +3651,7 @@
             <w:autoSpaceDE w:val="0"/>
             <w:autoSpaceDN w:val="0"/>
             <w:ind w:hanging="640"/>
-            <w:divId w:val="728843778"/>
+            <w:divId w:val="1874615602"/>
             <w:rPr>
               <w:rFonts w:eastAsia="Times New Roman"/>
             </w:rPr>
@@ -2672,7 +3660,8 @@
             <w:rPr>
               <w:rFonts w:eastAsia="Times New Roman"/>
             </w:rPr>
-            <w:t>4.</w:t>
+            <w:lastRenderedPageBreak/>
+            <w:t>5.</w:t>
           </w:r>
           <w:r>
             <w:rPr>
@@ -2701,7 +3690,7 @@
             <w:autoSpaceDE w:val="0"/>
             <w:autoSpaceDN w:val="0"/>
             <w:ind w:hanging="640"/>
-            <w:divId w:val="1076245812"/>
+            <w:divId w:val="302514645"/>
             <w:rPr>
               <w:rFonts w:eastAsia="Times New Roman"/>
             </w:rPr>
@@ -2711,7 +3700,7 @@
               <w:rFonts w:eastAsia="Times New Roman"/>
               <w:lang w:val="de-DE"/>
             </w:rPr>
-            <w:t>5.</w:t>
+            <w:t>6.</w:t>
           </w:r>
           <w:r>
             <w:rPr>
@@ -2719,67 +3708,13 @@
               <w:lang w:val="de-DE"/>
             </w:rPr>
             <w:tab/>
-          </w:r>
-          <w:proofErr w:type="spellStart"/>
-          <w:r>
-            <w:rPr>
-              <w:rFonts w:eastAsia="Times New Roman"/>
-              <w:lang w:val="de-DE"/>
-            </w:rPr>
-            <w:t>Bartholomeeusen</w:t>
-          </w:r>
-          <w:proofErr w:type="spellEnd"/>
-          <w:r>
-            <w:rPr>
-              <w:rFonts w:eastAsia="Times New Roman"/>
-              <w:lang w:val="de-DE"/>
-            </w:rPr>
-            <w:t xml:space="preserve"> K, Daniel M, </w:t>
-          </w:r>
-          <w:proofErr w:type="spellStart"/>
-          <w:r>
-            <w:rPr>
-              <w:rFonts w:eastAsia="Times New Roman"/>
-              <w:lang w:val="de-DE"/>
-            </w:rPr>
-            <w:t>LaBeaud</w:t>
-          </w:r>
-          <w:proofErr w:type="spellEnd"/>
-          <w:r>
-            <w:rPr>
-              <w:rFonts w:eastAsia="Times New Roman"/>
-              <w:lang w:val="de-DE"/>
-            </w:rPr>
-            <w:t xml:space="preserve"> DA, </w:t>
-          </w:r>
-          <w:proofErr w:type="spellStart"/>
-          <w:r>
-            <w:rPr>
-              <w:rFonts w:eastAsia="Times New Roman"/>
-              <w:lang w:val="de-DE"/>
-            </w:rPr>
-            <w:t>Gasque</w:t>
-          </w:r>
-          <w:proofErr w:type="spellEnd"/>
-          <w:r>
-            <w:rPr>
-              <w:rFonts w:eastAsia="Times New Roman"/>
-              <w:lang w:val="de-DE"/>
-            </w:rPr>
-            <w:t xml:space="preserve"> P, Peeling RW, Stephenson KE, et al. </w:t>
+            <w:t xml:space="preserve">Bartholomeeusen K, Daniel M, LaBeaud DA, Gasque P, Peeling RW, Stephenson KE, et al. </w:t>
           </w:r>
           <w:r>
             <w:rPr>
               <w:rFonts w:eastAsia="Times New Roman"/>
             </w:rPr>
-            <w:t xml:space="preserve">Chikungunya fever. Nature Reviews Disease Primers </w:t>
-          </w:r>
-          <w:r>
-            <w:rPr>
-              <w:rFonts w:eastAsia="Times New Roman"/>
-            </w:rPr>
-            <w:lastRenderedPageBreak/>
-            <w:t>2023 9:1 [Internet]. 2023 Apr 6 [cited 2025 Jul 29];9(1):1–21. Available from: https://www.nature.com/articles/s41572-023-00429-2</w:t>
+            <w:t>Chikungunya fever. Nature Reviews Disease Primers 2023 9:1 [Internet]. 2023 Apr 6 [cited 2025 Jul 29];9(1):1–21. Available from: https://www.nature.com/articles/s41572-023-00429-2</w:t>
           </w:r>
         </w:p>
         <w:p>
@@ -2787,7 +3722,7 @@
             <w:autoSpaceDE w:val="0"/>
             <w:autoSpaceDN w:val="0"/>
             <w:ind w:hanging="640"/>
-            <w:divId w:val="1810825718"/>
+            <w:divId w:val="446588608"/>
             <w:rPr>
               <w:rFonts w:eastAsia="Times New Roman"/>
             </w:rPr>
@@ -2796,7 +3731,7 @@
             <w:rPr>
               <w:rFonts w:eastAsia="Times New Roman"/>
             </w:rPr>
-            <w:t>6.</w:t>
+            <w:t>7.</w:t>
           </w:r>
           <w:r>
             <w:rPr>
@@ -2804,6 +3739,30 @@
             </w:rPr>
             <w:tab/>
             <w:t xml:space="preserve">Halstead SB. Reappearance of chikungunya, formerly called Dengue, in the Americas. Emerg Infect Dis. 2015;21(4):557–61. </w:t>
+          </w:r>
+        </w:p>
+        <w:p>
+          <w:pPr>
+            <w:autoSpaceDE w:val="0"/>
+            <w:autoSpaceDN w:val="0"/>
+            <w:ind w:hanging="640"/>
+            <w:divId w:val="2035499873"/>
+            <w:rPr>
+              <w:rFonts w:eastAsia="Times New Roman"/>
+            </w:rPr>
+          </w:pPr>
+          <w:r>
+            <w:rPr>
+              <w:rFonts w:eastAsia="Times New Roman"/>
+            </w:rPr>
+            <w:t>8.</w:t>
+          </w:r>
+          <w:r>
+            <w:rPr>
+              <w:rFonts w:eastAsia="Times New Roman"/>
+            </w:rPr>
+            <w:tab/>
+            <w:t>The occurrence of a dengue-like fever in the North-Eastern Transvaal. I. Clinical features and isolation of virus - PubMed [Internet]. [cited 2025 Aug 4]. Available from: https://pubmed.ncbi.nlm.nih.gov/13421902/</w:t>
           </w:r>
         </w:p>
         <w:p>
@@ -3538,7 +4497,6 @@
   <w:style w:type="character" w:default="1" w:styleId="DefaultParagraphFont">
     <w:name w:val="Default Paragraph Font"/>
     <w:uiPriority w:val="1"/>
-    <w:semiHidden/>
     <w:unhideWhenUsed/>
   </w:style>
   <w:style w:type="table" w:default="1" w:styleId="TableNormal">
@@ -3952,35 +4910,6 @@
         </w:p>
       </w:docPartBody>
     </w:docPart>
-    <w:docPart>
-      <w:docPartPr>
-        <w:name w:val="FFEAF3F4B34923468CEE4FC5CD357F67"/>
-        <w:category>
-          <w:name w:val="General"/>
-          <w:gallery w:val="placeholder"/>
-        </w:category>
-        <w:types>
-          <w:type w:val="bbPlcHdr"/>
-        </w:types>
-        <w:behaviors>
-          <w:behavior w:val="content"/>
-        </w:behaviors>
-        <w:guid w:val="{01476ECB-53C4-BD4A-A793-488C798B2155}"/>
-      </w:docPartPr>
-      <w:docPartBody>
-        <w:p>
-          <w:pPr>
-            <w:pStyle w:val="FFEAF3F4B34923468CEE4FC5CD357F67"/>
-          </w:pPr>
-          <w:r>
-            <w:rPr>
-              <w:rStyle w:val="PlaceholderText"/>
-            </w:rPr>
-            <w:t>Click or tap here to enter text.</w:t>
-          </w:r>
-        </w:p>
-      </w:docPartBody>
-    </w:docPart>
   </w:docParts>
 </w:glossaryDocument>
 </file>
@@ -4029,8 +4958,8 @@
     <w:rsidRoot w:val="00D82711"/>
     <w:rsid w:val="00191516"/>
     <w:rsid w:val="00262150"/>
-    <w:rsid w:val="002C546E"/>
     <w:rsid w:val="00332583"/>
+    <w:rsid w:val="00406263"/>
     <w:rsid w:val="00551B2E"/>
     <w:rsid w:val="006C6704"/>
     <w:rsid w:val="00BC445A"/>
@@ -4847,7 +5776,7 @@
     <we:reference id="WA104382081" version="1.55.1.0" store="" storeType="OMEX"/>
   </we:alternateReferences>
   <we:properties>
-    <we:property name="MENDELEY_CITATIONS" value="[{&quot;citationID&quot;:&quot;MENDELEY_CITATION_d23a6aab-6de4-4fb3-a0be-c4486878b3e6&quot;,&quot;properties&quot;:{&quot;noteIndex&quot;:0},&quot;isEdited&quot;:false,&quot;manualOverride&quot;:{&quot;isManuallyOverridden&quot;:false,&quot;citeprocText&quot;:&quot;(1)&quot;,&quot;manualOverrideText&quot;:&quot;&quot;},&quot;citationTag&quot;:&quot;MENDELEY_CITATION_v3_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&quot;,&quot;citationItems&quot;:[{&quot;id&quot;:&quot;03a45da2-b9e9-3531-9f01-5f61fac20cb2&quot;,&quot;itemData&quot;:{&quot;type&quot;:&quot;article-journal&quot;,&quot;id&quot;:&quot;03a45da2-b9e9-3531-9f01-5f61fac20cb2&quot;,&quot;title&quot;:&quot;The global health and economic burden of chikungunya from 2011 to 2020: a model-driven analysis on the impact of an emerging vector-borne disease&quot;,&quot;author&quot;:[{&quot;family&quot;:&quot;Roo&quot;,&quot;given&quot;:&quot;Adrianne Marije&quot;,&quot;parse-names&quot;:false,&quot;dropping-particle&quot;:&quot;&quot;,&quot;non-dropping-particle&quot;:&quot;De&quot;},{&quot;family&quot;:&quot;Vondeling&quot;,&quot;given&quot;:&quot;Gerard Timmy&quot;,&quot;parse-names&quot;:false,&quot;dropping-particle&quot;:&quot;&quot;,&quot;non-dropping-particle&quot;:&quot;&quot;},{&quot;family&quot;:&quot;Boer&quot;,&quot;given&quot;:&quot;Martijn&quot;,&quot;parse-names&quot;:false,&quot;dropping-particle&quot;:&quot;&quot;,&quot;non-dropping-particle&quot;:&quot;&quot;},{&quot;family&quot;:&quot;Murray&quot;,&quot;given&quot;:&quot;Kristy&quot;,&quot;parse-names&quot;:false,&quot;dropping-particle&quot;:&quot;&quot;,&quot;non-dropping-particle&quot;:&quot;&quot;},{&quot;family&quot;:&quot;Postma&quot;,&quot;given&quot;:&quot;Maarten Jacobus&quot;,&quot;parse-names&quot;:false,&quot;dropping-particle&quot;:&quot;&quot;,&quot;non-dropping-particle&quot;:&quot;&quot;}],&quot;container-title&quot;:&quot;BMJ Global Health&quot;,&quot;container-title-short&quot;:&quot;BMJ Glob Health&quot;,&quot;accessed&quot;:{&quot;date-parts&quot;:[[2025,7,29]]},&quot;DOI&quot;:&quot;10.1136/BMJGH-2024-016648&quot;,&quot;ISSN&quot;:&quot;2059-7908&quot;,&quot;PMID&quot;:&quot;10.1136/bmjgh-2024-016648&quot;,&quot;URL&quot;:&quot;https://gh.bmj.com/content/9/12/e016648&quot;,&quot;issued&quot;:{&quot;date-parts&quot;:[[2024,12,3]]},&quot;abstract&quot;:&quot;Introduction Chikungunya is a mosquito-borne arboviral disease posing an emerging global public health threat. Understanding the global burden of chikungunya is critical for designing effective prevention and control strategies. However, current estimates of the economic and health impact of chikungunya remain limited and are potentially underestimated. This study aims to provide a comprehensive overview of the chikungunya burden worldwide.Methods We analysed the global burden of chikungunya between 2011 and 2020 and calculated disability-adjusted life years (DALYs) and direct and indirect costs using a data-driven simulation model. The main outcomes were the number of cases, the total DALY burden, and the direct and indirect costs of acute and chronic chikungunya between 2011 and 2020.Results Our study revealed a total of 18.7 million chikungunya cases in 110 countries between 2011 and 2020, causing 1.95 million DALYs. Most of this burden was found in the Latin American and Caribbean region. The total economic burden caused by chikungunya over these 10 years was estimated at $2.8 billion in direct costs and $47.1 billion in indirect costs worldwide. Long-term chronic illness was the source of most costs and DALYs.Conclusion Chikungunya has a higher disease burden than was previously estimated and costs related to the disease are substantial. Especially in combination with its unpredictable nature, chikungunya could significantly impact local health systems. Insights from this study could inform decision makers on the impact of chikungunya on population health and help them to appropriately allocate resources to protect vulnerable populations from this debilitating disease.&quot;,&quot;publisher&quot;:&quot;BMJ Publishing Group Ltd&quot;,&quot;issue&quot;:&quot;12&quot;,&quot;volume&quot;:&quot;9&quot;},&quot;isTemporary&quot;:false}]},{&quot;citationID&quot;:&quot;MENDELEY_CITATION_eb099ef5-1f0f-4f45-aed8-8aa053bb145f&quot;,&quot;properties&quot;:{&quot;noteIndex&quot;:0},&quot;isEdited&quot;:false,&quot;manualOverride&quot;:{&quot;isManuallyOverridden&quot;:false,&quot;citeprocText&quot;:&quot;(2)&quot;,&quot;manualOverrideText&quot;:&quot;&quot;},&quot;citationTag&quot;:&quot;MENDELEY_CITATION_v3_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&quot;,&quot;citationItems&quot;:[{&quot;id&quot;:&quot;4a0b30b7-b278-3117-8b65-13214dac45c5&quot;,&quot;itemData&quot;:{&quot;type&quot;:&quot;article-journal&quot;,&quot;id&quot;:&quot;4a0b30b7-b278-3117-8b65-13214dac45c5&quot;,&quot;title&quot;:&quot;Global distribution and environmental suitability for chikungunya virus, 1952 to 2015&quot;,&quot;author&quot;:[{&quot;family&quot;:&quot;Nsoesie&quot;,&quot;given&quot;:&quot;Elaine O.&quot;,&quot;parse-names&quot;:false,&quot;dropping-particle&quot;:&quot;&quot;,&quot;non-dropping-particle&quot;:&quot;&quot;},{&quot;family&quot;:&quot;Kraemer&quot;,&quot;given&quot;:&quot;Moritz U.G.&quot;,&quot;parse-names&quot;:false,&quot;dropping-particle&quot;:&quot;&quot;,&quot;non-dropping-particle&quot;:&quot;&quot;},{&quot;family&quot;:&quot;Golding&quot;,&quot;given&quot;:&quot;N.&quot;,&quot;parse-names&quot;:false,&quot;dropping-particle&quot;:&quot;&quot;,&quot;non-dropping-particle&quot;:&quot;&quot;},{&quot;family&quot;:&quot;Pigott&quot;,&quot;given&quot;:&quot;D. M.&quot;,&quot;parse-names&quot;:false,&quot;dropping-particle&quot;:&quot;&quot;,&quot;non-dropping-particle&quot;:&quot;&quot;},{&quot;family&quot;:&quot;Brady&quot;,&quot;given&quot;:&quot;O. J.&quot;,&quot;parse-names&quot;:false,&quot;dropping-particle&quot;:&quot;&quot;,&quot;non-dropping-particle&quot;:&quot;&quot;},{&quot;family&quot;:&quot;Moyes&quot;,&quot;given&quot;:&quot;C. L.&quot;,&quot;parse-names&quot;:false,&quot;dropping-particle&quot;:&quot;&quot;,&quot;non-dropping-particle&quot;:&quot;&quot;},{&quot;family&quot;:&quot;Johansson&quot;,&quot;given&quot;:&quot;M. A.&quot;,&quot;parse-names&quot;:false,&quot;dropping-particle&quot;:&quot;&quot;,&quot;non-dropping-particle&quot;:&quot;&quot;},{&quot;family&quot;:&quot;Gething&quot;,&quot;given&quot;:&quot;P. W.&quot;,&quot;parse-names&quot;:false,&quot;dropping-particle&quot;:&quot;&quot;,&quot;non-dropping-particle&quot;:&quot;&quot;},{&quot;family&quot;:&quot;Velayudhan&quot;,&quot;given&quot;:&quot;R.&quot;,&quot;parse-names&quot;:false,&quot;dropping-particle&quot;:&quot;&quot;,&quot;non-dropping-particle&quot;:&quot;&quot;},{&quot;family&quot;:&quot;Khan&quot;,&quot;given&quot;:&quot;K.&quot;,&quot;parse-names&quot;:false,&quot;dropping-particle&quot;:&quot;&quot;,&quot;non-dropping-particle&quot;:&quot;&quot;},{&quot;family&quot;:&quot;Hay&quot;,&quot;given&quot;:&quot;S. I.&quot;,&quot;parse-names&quot;:false,&quot;dropping-particle&quot;:&quot;&quot;,&quot;non-dropping-particle&quot;:&quot;&quot;},{&quot;family&quot;:&quot;Brownstein&quot;,&quot;given&quot;:&quot;J. S.&quot;,&quot;parse-names&quot;:false,&quot;dropping-particle&quot;:&quot;&quot;,&quot;non-dropping-particle&quot;:&quot;&quot;}],&quot;container-title&quot;:&quot;Eurosurveillance&quot;,&quot;accessed&quot;:{&quot;date-parts&quot;:[[2025,7,30]]},&quot;DOI&quot;:&quot;10.2807/1560-7917.ES.2016.21.20.30234/CITE/REFWORKS&quot;,&quot;ISSN&quot;:&quot;15607917&quot;,&quot;PMID&quot;:&quot;27239817&quot;,&quot;URL&quot;:&quot;https://www.eurosurveillance.org/content/10.2807/1560-7917.ES.2016.21.20.30234&quot;,&quot;issued&quot;:{&quot;date-parts&quot;:[[2016,5,19]]},&quot;page&quot;:&quot;30234&quot;,&quot;abstract&quot;:&quot;Chikungunya fever is an acute febrile illness caused by the chikungunya virus (CHIKV), which is transmitted to humans by Aedes mosquitoes. Although chikungunya fever is rarely fatal, patients can experience debilitating symptoms that last from months to years. Here we comprehensively assess the global distribution of chikungunya and produce high-resolution maps, using an established modelling framework that combines a comprehensive occurrence database with bespoke environmental correlates, including up-to-date Aedes distribution maps. This enables estimation of the current total population-at-risk of CHIKV transmission and identification of areas where the virus may spread to in the future. We identified 94 countries with good evidence for current CHIKV presence and a set of countries in the New and Old World with potential for future CHIKV establishment, demonstrated by high environmental suitability for transmission and in some cases previous sporadic reports. Aedes aegypti presence was identified as one of the major contributing factors to CHIKV transmission but significant geographical heterogeneity exists. We estimated 1.3 billion people are living in areas at-risk of CHIKV transmission. These maps provide a baseline for identifying areas where prevention and control efforts should be prioritised and can be used to guide estimation of the global burden of CHIKV.&quot;,&quot;publisher&quot;:&quot;European Centre for Disease Prevention and Control (ECDC)&quot;,&quot;issue&quot;:&quot;20&quot;,&quot;volume&quot;:&quot;21&quot;,&quot;container-title-short&quot;:&quot;&quot;},&quot;isTemporary&quot;:false}]},{&quot;citationID&quot;:&quot;MENDELEY_CITATION_75dc4ba8-95d0-4923-a9a0-8dffc5dd43b0&quot;,&quot;properties&quot;:{&quot;noteIndex&quot;:0},&quot;isEdited&quot;:false,&quot;manualOverride&quot;:{&quot;isManuallyOverridden&quot;:false,&quot;citeprocText&quot;:&quot;(2)&quot;,&quot;manualOverrideText&quot;:&quot;&quot;},&quot;citationTag&quot;:&quot;MENDELEY_CITATION_v3_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&quot;,&quot;citationItems&quot;:[{&quot;id&quot;:&quot;4a0b30b7-b278-3117-8b65-13214dac45c5&quot;,&quot;itemData&quot;:{&quot;type&quot;:&quot;article-journal&quot;,&quot;id&quot;:&quot;4a0b30b7-b278-3117-8b65-13214dac45c5&quot;,&quot;title&quot;:&quot;Global distribution and environmental suitability for chikungunya virus, 1952 to 2015&quot;,&quot;author&quot;:[{&quot;family&quot;:&quot;Nsoesie&quot;,&quot;given&quot;:&quot;Elaine O.&quot;,&quot;parse-names&quot;:false,&quot;dropping-particle&quot;:&quot;&quot;,&quot;non-dropping-particle&quot;:&quot;&quot;},{&quot;family&quot;:&quot;Kraemer&quot;,&quot;given&quot;:&quot;Moritz U.G.&quot;,&quot;parse-names&quot;:false,&quot;dropping-particle&quot;:&quot;&quot;,&quot;non-dropping-particle&quot;:&quot;&quot;},{&quot;family&quot;:&quot;Golding&quot;,&quot;given&quot;:&quot;N.&quot;,&quot;parse-names&quot;:false,&quot;dropping-particle&quot;:&quot;&quot;,&quot;non-dropping-particle&quot;:&quot;&quot;},{&quot;family&quot;:&quot;Pigott&quot;,&quot;given&quot;:&quot;D. M.&quot;,&quot;parse-names&quot;:false,&quot;dropping-particle&quot;:&quot;&quot;,&quot;non-dropping-particle&quot;:&quot;&quot;},{&quot;family&quot;:&quot;Brady&quot;,&quot;given&quot;:&quot;O. J.&quot;,&quot;parse-names&quot;:false,&quot;dropping-particle&quot;:&quot;&quot;,&quot;non-dropping-particle&quot;:&quot;&quot;},{&quot;family&quot;:&quot;Moyes&quot;,&quot;given&quot;:&quot;C. L.&quot;,&quot;parse-names&quot;:false,&quot;dropping-particle&quot;:&quot;&quot;,&quot;non-dropping-particle&quot;:&quot;&quot;},{&quot;family&quot;:&quot;Johansson&quot;,&quot;given&quot;:&quot;M. A.&quot;,&quot;parse-names&quot;:false,&quot;dropping-particle&quot;:&quot;&quot;,&quot;non-dropping-particle&quot;:&quot;&quot;},{&quot;family&quot;:&quot;Gething&quot;,&quot;given&quot;:&quot;P. W.&quot;,&quot;parse-names&quot;:false,&quot;dropping-particle&quot;:&quot;&quot;,&quot;non-dropping-particle&quot;:&quot;&quot;},{&quot;family&quot;:&quot;Velayudhan&quot;,&quot;given&quot;:&quot;R.&quot;,&quot;parse-names&quot;:false,&quot;dropping-particle&quot;:&quot;&quot;,&quot;non-dropping-particle&quot;:&quot;&quot;},{&quot;family&quot;:&quot;Khan&quot;,&quot;given&quot;:&quot;K.&quot;,&quot;parse-names&quot;:false,&quot;dropping-particle&quot;:&quot;&quot;,&quot;non-dropping-particle&quot;:&quot;&quot;},{&quot;family&quot;:&quot;Hay&quot;,&quot;given&quot;:&quot;S. I.&quot;,&quot;parse-names&quot;:false,&quot;dropping-particle&quot;:&quot;&quot;,&quot;non-dropping-particle&quot;:&quot;&quot;},{&quot;family&quot;:&quot;Brownstein&quot;,&quot;given&quot;:&quot;J. S.&quot;,&quot;parse-names&quot;:false,&quot;dropping-particle&quot;:&quot;&quot;,&quot;non-dropping-particle&quot;:&quot;&quot;}],&quot;container-title&quot;:&quot;Eurosurveillance&quot;,&quot;accessed&quot;:{&quot;date-parts&quot;:[[2025,7,30]]},&quot;DOI&quot;:&quot;10.2807/1560-7917.ES.2016.21.20.30234/CITE/REFWORKS&quot;,&quot;ISSN&quot;:&quot;15607917&quot;,&quot;PMID&quot;:&quot;27239817&quot;,&quot;URL&quot;:&quot;https://www.eurosurveillance.org/content/10.2807/1560-7917.ES.2016.21.20.30234&quot;,&quot;issued&quot;:{&quot;date-parts&quot;:[[2016,5,19]]},&quot;page&quot;:&quot;30234&quot;,&quot;abstract&quot;:&quot;Chikungunya fever is an acute febrile illness caused by the chikungunya virus (CHIKV), which is transmitted to humans by Aedes mosquitoes. Although chikungunya fever is rarely fatal, patients can experience debilitating symptoms that last from months to years. Here we comprehensively assess the global distribution of chikungunya and produce high-resolution maps, using an established modelling framework that combines a comprehensive occurrence database with bespoke environmental correlates, including up-to-date Aedes distribution maps. This enables estimation of the current total population-at-risk of CHIKV transmission and identification of areas where the virus may spread to in the future. We identified 94 countries with good evidence for current CHIKV presence and a set of countries in the New and Old World with potential for future CHIKV establishment, demonstrated by high environmental suitability for transmission and in some cases previous sporadic reports. Aedes aegypti presence was identified as one of the major contributing factors to CHIKV transmission but significant geographical heterogeneity exists. We estimated 1.3 billion people are living in areas at-risk of CHIKV transmission. These maps provide a baseline for identifying areas where prevention and control efforts should be prioritised and can be used to guide estimation of the global burden of CHIKV.&quot;,&quot;publisher&quot;:&quot;European Centre for Disease Prevention and Control (ECDC)&quot;,&quot;issue&quot;:&quot;20&quot;,&quot;volume&quot;:&quot;21&quot;,&quot;container-title-short&quot;:&quot;&quot;},&quot;isTemporary&quot;:false}]},{&quot;citationID&quot;:&quot;MENDELEY_CITATION_e9733c52-5ddd-4991-87ae-16916d1afa78&quot;,&quot;properties&quot;:{&quot;noteIndex&quot;:0},&quot;isEdited&quot;:false,&quot;manualOverride&quot;:{&quot;isManuallyOverridden&quot;:false,&quot;citeprocText&quot;:&quot;(1)&quot;,&quot;manualOverrideText&quot;:&quot;&quot;},&quot;citationTag&quot;:&quot;MENDELEY_CITATION_v3_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&quot;,&quot;citationItems&quot;:[{&quot;id&quot;:&quot;03a45da2-b9e9-3531-9f01-5f61fac20cb2&quot;,&quot;itemData&quot;:{&quot;type&quot;:&quot;article-journal&quot;,&quot;id&quot;:&quot;03a45da2-b9e9-3531-9f01-5f61fac20cb2&quot;,&quot;title&quot;:&quot;The global health and economic burden of chikungunya from 2011 to 2020: a model-driven analysis on the impact of an emerging vector-borne disease&quot;,&quot;author&quot;:[{&quot;family&quot;:&quot;Roo&quot;,&quot;given&quot;:&quot;Adrianne Marije&quot;,&quot;parse-names&quot;:false,&quot;dropping-particle&quot;:&quot;&quot;,&quot;non-dropping-particle&quot;:&quot;De&quot;},{&quot;family&quot;:&quot;Vondeling&quot;,&quot;given&quot;:&quot;Gerard Timmy&quot;,&quot;parse-names&quot;:false,&quot;dropping-particle&quot;:&quot;&quot;,&quot;non-dropping-particle&quot;:&quot;&quot;},{&quot;family&quot;:&quot;Boer&quot;,&quot;given&quot;:&quot;Martijn&quot;,&quot;parse-names&quot;:false,&quot;dropping-particle&quot;:&quot;&quot;,&quot;non-dropping-particle&quot;:&quot;&quot;},{&quot;family&quot;:&quot;Murray&quot;,&quot;given&quot;:&quot;Kristy&quot;,&quot;parse-names&quot;:false,&quot;dropping-particle&quot;:&quot;&quot;,&quot;non-dropping-particle&quot;:&quot;&quot;},{&quot;family&quot;:&quot;Postma&quot;,&quot;given&quot;:&quot;Maarten Jacobus&quot;,&quot;parse-names&quot;:false,&quot;dropping-particle&quot;:&quot;&quot;,&quot;non-dropping-particle&quot;:&quot;&quot;}],&quot;container-title&quot;:&quot;BMJ Global Health&quot;,&quot;container-title-short&quot;:&quot;BMJ Glob Health&quot;,&quot;accessed&quot;:{&quot;date-parts&quot;:[[2025,7,29]]},&quot;DOI&quot;:&quot;10.1136/BMJGH-2024-016648&quot;,&quot;ISSN&quot;:&quot;2059-7908&quot;,&quot;PMID&quot;:&quot;10.1136/bmjgh-2024-016648&quot;,&quot;URL&quot;:&quot;https://gh.bmj.com/content/9/12/e016648&quot;,&quot;issued&quot;:{&quot;date-parts&quot;:[[2024,12,3]]},&quot;abstract&quot;:&quot;Introduction Chikungunya is a mosquito-borne arboviral disease posing an emerging global public health threat. Understanding the global burden of chikungunya is critical for designing effective prevention and control strategies. However, current estimates of the economic and health impact of chikungunya remain limited and are potentially underestimated. This study aims to provide a comprehensive overview of the chikungunya burden worldwide.Methods We analysed the global burden of chikungunya between 2011 and 2020 and calculated disability-adjusted life years (DALYs) and direct and indirect costs using a data-driven simulation model. The main outcomes were the number of cases, the total DALY burden, and the direct and indirect costs of acute and chronic chikungunya between 2011 and 2020.Results Our study revealed a total of 18.7 million chikungunya cases in 110 countries between 2011 and 2020, causing 1.95 million DALYs. Most of this burden was found in the Latin American and Caribbean region. The total economic burden caused by chikungunya over these 10 years was estimated at $2.8 billion in direct costs and $47.1 billion in indirect costs worldwide. Long-term chronic illness was the source of most costs and DALYs.Conclusion Chikungunya has a higher disease burden than was previously estimated and costs related to the disease are substantial. Especially in combination with its unpredictable nature, chikungunya could significantly impact local health systems. Insights from this study could inform decision makers on the impact of chikungunya on population health and help them to appropriately allocate resources to protect vulnerable populations from this debilitating disease.&quot;,&quot;publisher&quot;:&quot;BMJ Publishing Group Ltd&quot;,&quot;issue&quot;:&quot;12&quot;,&quot;volume&quot;:&quot;9&quot;},&quot;isTemporary&quot;:false}]},{&quot;citationID&quot;:&quot;MENDELEY_CITATION_d5c517f3-649a-4f74-9d1e-998fd6bc6808&quot;,&quot;properties&quot;:{&quot;noteIndex&quot;:0},&quot;isEdited&quot;:false,&quot;manualOverride&quot;:{&quot;isManuallyOverridden&quot;:false,&quot;citeprocText&quot;:&quot;(3)&quot;,&quot;manualOverrideText&quot;:&quot;&quot;},&quot;citationTag&quot;:&quot;MENDELEY_CITATION_v3_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&quot;,&quot;citationItems&quot;:[{&quot;id&quot;:&quot;4f978143-98d0-3fdd-ae80-52d58d411ead&quot;,&quot;itemData&quot;:{&quot;type&quot;:&quot;webpage&quot;,&quot;id&quot;:&quot;4f978143-98d0-3fdd-ae80-52d58d411ead&quot;,&quot;title&quot;:&quot;Chikungunya&quot;,&quot;accessed&quot;:{&quot;date-parts&quot;:[[2025,7,30]]},&quot;URL&quot;:&quot;https://www.who.int/health-topics/chikungunya#tab=tab_1&quot;,&quot;container-title-short&quot;:&quot;&quot;},&quot;isTemporary&quot;:false}]},{&quot;citationID&quot;:&quot;MENDELEY_CITATION_cbaa30b6-7cce-4654-8245-484d63442a59&quot;,&quot;properties&quot;:{&quot;noteIndex&quot;:0},&quot;isEdited&quot;:false,&quot;manualOverride&quot;:{&quot;isManuallyOverridden&quot;:false,&quot;citeprocText&quot;:&quot;(2)&quot;,&quot;manualOverrideText&quot;:&quot;&quot;},&quot;citationTag&quot;:&quot;MENDELEY_CITATION_v3_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&quot;,&quot;citationItems&quot;:[{&quot;id&quot;:&quot;4a0b30b7-b278-3117-8b65-13214dac45c5&quot;,&quot;itemData&quot;:{&quot;type&quot;:&quot;article-journal&quot;,&quot;id&quot;:&quot;4a0b30b7-b278-3117-8b65-13214dac45c5&quot;,&quot;title&quot;:&quot;Global distribution and environmental suitability for chikungunya virus, 1952 to 2015&quot;,&quot;author&quot;:[{&quot;family&quot;:&quot;Nsoesie&quot;,&quot;given&quot;:&quot;Elaine O.&quot;,&quot;parse-names&quot;:false,&quot;dropping-particle&quot;:&quot;&quot;,&quot;non-dropping-particle&quot;:&quot;&quot;},{&quot;family&quot;:&quot;Kraemer&quot;,&quot;given&quot;:&quot;Moritz U.G.&quot;,&quot;parse-names&quot;:false,&quot;dropping-particle&quot;:&quot;&quot;,&quot;non-dropping-particle&quot;:&quot;&quot;},{&quot;family&quot;:&quot;Golding&quot;,&quot;given&quot;:&quot;N.&quot;,&quot;parse-names&quot;:false,&quot;dropping-particle&quot;:&quot;&quot;,&quot;non-dropping-particle&quot;:&quot;&quot;},{&quot;family&quot;:&quot;Pigott&quot;,&quot;given&quot;:&quot;D. M.&quot;,&quot;parse-names&quot;:false,&quot;dropping-particle&quot;:&quot;&quot;,&quot;non-dropping-particle&quot;:&quot;&quot;},{&quot;family&quot;:&quot;Brady&quot;,&quot;given&quot;:&quot;O. J.&quot;,&quot;parse-names&quot;:false,&quot;dropping-particle&quot;:&quot;&quot;,&quot;non-dropping-particle&quot;:&quot;&quot;},{&quot;family&quot;:&quot;Moyes&quot;,&quot;given&quot;:&quot;C. L.&quot;,&quot;parse-names&quot;:false,&quot;dropping-particle&quot;:&quot;&quot;,&quot;non-dropping-particle&quot;:&quot;&quot;},{&quot;family&quot;:&quot;Johansson&quot;,&quot;given&quot;:&quot;M. A.&quot;,&quot;parse-names&quot;:false,&quot;dropping-particle&quot;:&quot;&quot;,&quot;non-dropping-particle&quot;:&quot;&quot;},{&quot;family&quot;:&quot;Gething&quot;,&quot;given&quot;:&quot;P. W.&quot;,&quot;parse-names&quot;:false,&quot;dropping-particle&quot;:&quot;&quot;,&quot;non-dropping-particle&quot;:&quot;&quot;},{&quot;family&quot;:&quot;Velayudhan&quot;,&quot;given&quot;:&quot;R.&quot;,&quot;parse-names&quot;:false,&quot;dropping-particle&quot;:&quot;&quot;,&quot;non-dropping-particle&quot;:&quot;&quot;},{&quot;family&quot;:&quot;Khan&quot;,&quot;given&quot;:&quot;K.&quot;,&quot;parse-names&quot;:false,&quot;dropping-particle&quot;:&quot;&quot;,&quot;non-dropping-particle&quot;:&quot;&quot;},{&quot;family&quot;:&quot;Hay&quot;,&quot;given&quot;:&quot;S. I.&quot;,&quot;parse-names&quot;:false,&quot;dropping-particle&quot;:&quot;&quot;,&quot;non-dropping-particle&quot;:&quot;&quot;},{&quot;family&quot;:&quot;Brownstein&quot;,&quot;given&quot;:&quot;J. S.&quot;,&quot;parse-names&quot;:false,&quot;dropping-particle&quot;:&quot;&quot;,&quot;non-dropping-particle&quot;:&quot;&quot;}],&quot;container-title&quot;:&quot;Eurosurveillance&quot;,&quot;accessed&quot;:{&quot;date-parts&quot;:[[2025,7,30]]},&quot;DOI&quot;:&quot;10.2807/1560-7917.ES.2016.21.20.30234/CITE/REFWORKS&quot;,&quot;ISSN&quot;:&quot;15607917&quot;,&quot;PMID&quot;:&quot;27239817&quot;,&quot;URL&quot;:&quot;https://www.eurosurveillance.org/content/10.2807/1560-7917.ES.2016.21.20.30234&quot;,&quot;issued&quot;:{&quot;date-parts&quot;:[[2016,5,19]]},&quot;page&quot;:&quot;30234&quot;,&quot;abstract&quot;:&quot;Chikungunya fever is an acute febrile illness caused by the chikungunya virus (CHIKV), which is transmitted to humans by Aedes mosquitoes. Although chikungunya fever is rarely fatal, patients can experience debilitating symptoms that last from months to years. Here we comprehensively assess the global distribution of chikungunya and produce high-resolution maps, using an established modelling framework that combines a comprehensive occurrence database with bespoke environmental correlates, including up-to-date Aedes distribution maps. This enables estimation of the current total population-at-risk of CHIKV transmission and identification of areas where the virus may spread to in the future. We identified 94 countries with good evidence for current CHIKV presence and a set of countries in the New and Old World with potential for future CHIKV establishment, demonstrated by high environmental suitability for transmission and in some cases previous sporadic reports. Aedes aegypti presence was identified as one of the major contributing factors to CHIKV transmission but significant geographical heterogeneity exists. We estimated 1.3 billion people are living in areas at-risk of CHIKV transmission. These maps provide a baseline for identifying areas where prevention and control efforts should be prioritised and can be used to guide estimation of the global burden of CHIKV.&quot;,&quot;publisher&quot;:&quot;European Centre for Disease Prevention and Control (ECDC)&quot;,&quot;issue&quot;:&quot;20&quot;,&quot;volume&quot;:&quot;21&quot;,&quot;container-title-short&quot;:&quot;&quot;},&quot;isTemporary&quot;:false}]},{&quot;citationID&quot;:&quot;MENDELEY_CITATION_3d37f5d4-3976-44bd-bb94-fd8726887d58&quot;,&quot;properties&quot;:{&quot;noteIndex&quot;:0},&quot;isEdited&quot;:false,&quot;manualOverride&quot;:{&quot;isManuallyOverridden&quot;:false,&quot;citeprocText&quot;:&quot;(2)&quot;,&quot;manualOverrideText&quot;:&quot;&quot;},&quot;citationTag&quot;:&quot;MENDELEY_CITATION_v3_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&quot;,&quot;citationItems&quot;:[{&quot;id&quot;:&quot;4a0b30b7-b278-3117-8b65-13214dac45c5&quot;,&quot;itemData&quot;:{&quot;type&quot;:&quot;article-journal&quot;,&quot;id&quot;:&quot;4a0b30b7-b278-3117-8b65-13214dac45c5&quot;,&quot;title&quot;:&quot;Global distribution and environmental suitability for chikungunya virus, 1952 to 2015&quot;,&quot;author&quot;:[{&quot;family&quot;:&quot;Nsoesie&quot;,&quot;given&quot;:&quot;Elaine O.&quot;,&quot;parse-names&quot;:false,&quot;dropping-particle&quot;:&quot;&quot;,&quot;non-dropping-particle&quot;:&quot;&quot;},{&quot;family&quot;:&quot;Kraemer&quot;,&quot;given&quot;:&quot;Moritz U.G.&quot;,&quot;parse-names&quot;:false,&quot;dropping-particle&quot;:&quot;&quot;,&quot;non-dropping-particle&quot;:&quot;&quot;},{&quot;family&quot;:&quot;Golding&quot;,&quot;given&quot;:&quot;N.&quot;,&quot;parse-names&quot;:false,&quot;dropping-particle&quot;:&quot;&quot;,&quot;non-dropping-particle&quot;:&quot;&quot;},{&quot;family&quot;:&quot;Pigott&quot;,&quot;given&quot;:&quot;D. M.&quot;,&quot;parse-names&quot;:false,&quot;dropping-particle&quot;:&quot;&quot;,&quot;non-dropping-particle&quot;:&quot;&quot;},{&quot;family&quot;:&quot;Brady&quot;,&quot;given&quot;:&quot;O. J.&quot;,&quot;parse-names&quot;:false,&quot;dropping-particle&quot;:&quot;&quot;,&quot;non-dropping-particle&quot;:&quot;&quot;},{&quot;family&quot;:&quot;Moyes&quot;,&quot;given&quot;:&quot;C. L.&quot;,&quot;parse-names&quot;:false,&quot;dropping-particle&quot;:&quot;&quot;,&quot;non-dropping-particle&quot;:&quot;&quot;},{&quot;family&quot;:&quot;Johansson&quot;,&quot;given&quot;:&quot;M. A.&quot;,&quot;parse-names&quot;:false,&quot;dropping-particle&quot;:&quot;&quot;,&quot;non-dropping-particle&quot;:&quot;&quot;},{&quot;family&quot;:&quot;Gething&quot;,&quot;given&quot;:&quot;P. W.&quot;,&quot;parse-names&quot;:false,&quot;dropping-particle&quot;:&quot;&quot;,&quot;non-dropping-particle&quot;:&quot;&quot;},{&quot;family&quot;:&quot;Velayudhan&quot;,&quot;given&quot;:&quot;R.&quot;,&quot;parse-names&quot;:false,&quot;dropping-particle&quot;:&quot;&quot;,&quot;non-dropping-particle&quot;:&quot;&quot;},{&quot;family&quot;:&quot;Khan&quot;,&quot;given&quot;:&quot;K.&quot;,&quot;parse-names&quot;:false,&quot;dropping-particle&quot;:&quot;&quot;,&quot;non-dropping-particle&quot;:&quot;&quot;},{&quot;family&quot;:&quot;Hay&quot;,&quot;given&quot;:&quot;S. I.&quot;,&quot;parse-names&quot;:false,&quot;dropping-particle&quot;:&quot;&quot;,&quot;non-dropping-particle&quot;:&quot;&quot;},{&quot;family&quot;:&quot;Brownstein&quot;,&quot;given&quot;:&quot;J. S.&quot;,&quot;parse-names&quot;:false,&quot;dropping-particle&quot;:&quot;&quot;,&quot;non-dropping-particle&quot;:&quot;&quot;}],&quot;container-title&quot;:&quot;Eurosurveillance&quot;,&quot;accessed&quot;:{&quot;date-parts&quot;:[[2025,7,30]]},&quot;DOI&quot;:&quot;10.2807/1560-7917.ES.2016.21.20.30234/CITE/REFWORKS&quot;,&quot;ISSN&quot;:&quot;15607917&quot;,&quot;PMID&quot;:&quot;27239817&quot;,&quot;URL&quot;:&quot;https://www.eurosurveillance.org/content/10.2807/1560-7917.ES.2016.21.20.30234&quot;,&quot;issued&quot;:{&quot;date-parts&quot;:[[2016,5,19]]},&quot;page&quot;:&quot;30234&quot;,&quot;abstract&quot;:&quot;Chikungunya fever is an acute febrile illness caused by the chikungunya virus (CHIKV), which is transmitted to humans by Aedes mosquitoes. Although chikungunya fever is rarely fatal, patients can experience debilitating symptoms that last from months to years. Here we comprehensively assess the global distribution of chikungunya and produce high-resolution maps, using an established modelling framework that combines a comprehensive occurrence database with bespoke environmental correlates, including up-to-date Aedes distribution maps. This enables estimation of the current total population-at-risk of CHIKV transmission and identification of areas where the virus may spread to in the future. We identified 94 countries with good evidence for current CHIKV presence and a set of countries in the New and Old World with potential for future CHIKV establishment, demonstrated by high environmental suitability for transmission and in some cases previous sporadic reports. Aedes aegypti presence was identified as one of the major contributing factors to CHIKV transmission but significant geographical heterogeneity exists. We estimated 1.3 billion people are living in areas at-risk of CHIKV transmission. These maps provide a baseline for identifying areas where prevention and control efforts should be prioritised and can be used to guide estimation of the global burden of CHIKV.&quot;,&quot;publisher&quot;:&quot;European Centre for Disease Prevention and Control (ECDC)&quot;,&quot;issue&quot;:&quot;20&quot;,&quot;volume&quot;:&quot;21&quot;,&quot;container-title-short&quot;:&quot;&quot;},&quot;isTemporary&quot;:false}]},{&quot;citationID&quot;:&quot;MENDELEY_CITATION_761cd2b4-4982-482f-96ba-000af4eed865&quot;,&quot;properties&quot;:{&quot;noteIndex&quot;:0},&quot;isEdited&quot;:false,&quot;manualOverride&quot;:{&quot;isManuallyOverridden&quot;:false,&quot;citeprocText&quot;:&quot;(4)&quot;,&quot;manualOverrideText&quot;:&quot;&quot;},&quot;citationTag&quot;:&quot;MENDELEY_CITATION_v3_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&quot;,&quot;citationItems&quot;:[{&quot;id&quot;:&quot;ad02734d-7826-396f-a650-6f32337f9df5&quot;,&quot;itemData&quot;:{&quot;type&quot;:&quot;article-journal&quot;,&quot;id&quot;:&quot;ad02734d-7826-396f-a650-6f32337f9df5&quot;,&quot;title&quot;:&quot;Phylogenetic Analysis of Chikungunya Virus Strains Circulating in the Western Hemisphere&quot;,&quot;author&quot;:[{&quot;family&quot;:&quot;Lanciotti&quot;,&quot;given&quot;:&quot;Robert S.&quot;,&quot;parse-names&quot;:false,&quot;dropping-particle&quot;:&quot;&quot;,&quot;non-dropping-particle&quot;:&quot;&quot;},{&quot;family&quot;:&quot;Lambert&quot;,&quot;given&quot;:&quot;Amy J.&quot;,&quot;parse-names&quot;:false,&quot;dropping-particle&quot;:&quot;&quot;,&quot;non-dropping-particle&quot;:&quot;&quot;}],&quot;container-title&quot;:&quot;The American Journal of Tropical Medicine and Hygiene&quot;,&quot;container-title-short&quot;:&quot;Am J Trop Med Hyg&quot;,&quot;accessed&quot;:{&quot;date-parts&quot;:[[2025,7,30]]},&quot;DOI&quot;:&quot;10.4269/AJTMH.15-0375&quot;,&quot;ISSN&quot;:&quot;00029637&quot;,&quot;PMID&quot;:&quot;26856917&quot;,&quot;URL&quot;:&quot;https://pmc.ncbi.nlm.nih.gov/articles/PMC4824221/&quot;,&quot;issued&quot;:{&quot;date-parts&quot;:[[2016,4,1]]},&quot;page&quot;:&quot;800&quot;,&quot;abstract&quot;:&quot;In December 2013, chikungunya virus (CHIKV) was isolated for the first time in the Western Hemisphere (WH) during an epidemic on the island of St. Martin. Subsequently, the virus has spread to 42 countries or territories in the Caribbean, Central, South, and North America. In this study, we have determined the full genomic sequences of 29 temporally and geographically diverse CHIKV strains from 16 countries of the WH. Phylogenetic analyses revealed minimal evolution among compared emergent CHIKV strains of the New World.&quot;,&quot;publisher&quot;:&quot;American Society of Tropical Medicine and Hygiene&quot;,&quot;issue&quot;:&quot;4&quot;,&quot;volume&quot;:&quot;94&quot;},&quot;isTemporary&quot;:false}]},{&quot;citationID&quot;:&quot;MENDELEY_CITATION_4ecd02b6-b38d-4c6b-a728-3a7eef644d8d&quot;,&quot;properties&quot;:{&quot;noteIndex&quot;:0},&quot;isEdited&quot;:false,&quot;manualOverride&quot;:{&quot;isManuallyOverridden&quot;:false,&quot;citeprocText&quot;:&quot;(5,6)&quot;,&quot;manualOverrideText&quot;:&quot;&quot;},&quot;citationTag&quot;:&quot;MENDELEY_CITATION_v3_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&quot;,&quot;citationItems&quot;:[{&quot;id&quot;:&quot;9800b69c-484c-3109-bcec-1e79b70d9bf0&quot;,&quot;itemData&quot;:{&quot;type&quot;:&quot;article-journal&quot;,&quot;id&quot;:&quot;9800b69c-484c-3109-bcec-1e79b70d9bf0&quot;,&quot;title&quot;:&quot;Chikungunya fever&quot;,&quot;author&quot;:[{&quot;family&quot;:&quot;Bartholomeeusen&quot;,&quot;given&quot;:&quot;Koen&quot;,&quot;parse-names&quot;:false,&quot;dropping-particle&quot;:&quot;&quot;,&quot;non-dropping-particle&quot;:&quot;&quot;},{&quot;family&quot;:&quot;Daniel&quot;,&quot;given&quot;:&quot;Matthieu&quot;,&quot;parse-names&quot;:false,&quot;dropping-particle&quot;:&quot;&quot;,&quot;non-dropping-particle&quot;:&quot;&quot;},{&quot;family&quot;:&quot;LaBeaud&quot;,&quot;given&quot;:&quot;Desiree A.&quot;,&quot;parse-names&quot;:false,&quot;dropping-particle&quot;:&quot;&quot;,&quot;non-dropping-particle&quot;:&quot;&quot;},{&quot;family&quot;:&quot;Gasque&quot;,&quot;given&quot;:&quot;Philippe&quot;,&quot;parse-names&quot;:false,&quot;dropping-particle&quot;:&quot;&quot;,&quot;non-dropping-particle&quot;:&quot;&quot;},{&quot;family&quot;:&quot;Peeling&quot;,&quot;given&quot;:&quot;Rosanna W.&quot;,&quot;parse-names&quot;:false,&quot;dropping-particle&quot;:&quot;&quot;,&quot;non-dropping-particle&quot;:&quot;&quot;},{&quot;family&quot;:&quot;Stephenson&quot;,&quot;given&quot;:&quot;Kathryn E.&quot;,&quot;parse-names&quot;:false,&quot;dropping-particle&quot;:&quot;&quot;,&quot;non-dropping-particle&quot;:&quot;&quot;},{&quot;family&quot;:&quot;Ng&quot;,&quot;given&quot;:&quot;Lisa F.P.&quot;,&quot;parse-names&quot;:false,&quot;dropping-particle&quot;:&quot;&quot;,&quot;non-dropping-particle&quot;:&quot;&quot;},{&quot;family&quot;:&quot;Ariën&quot;,&quot;given&quot;:&quot;Kevin K.&quot;,&quot;parse-names&quot;:false,&quot;dropping-particle&quot;:&quot;&quot;,&quot;non-dropping-particle&quot;:&quot;&quot;}],&quot;container-title&quot;:&quot;Nature Reviews Disease Primers 2023 9:1&quot;,&quot;accessed&quot;:{&quot;date-parts&quot;:[[2025,7,29]]},&quot;DOI&quot;:&quot;10.1038/s41572-023-00429-2&quot;,&quot;ISSN&quot;:&quot;2056-676X&quot;,&quot;PMID&quot;:&quot;37024497&quot;,&quot;URL&quot;:&quot;https://www.nature.com/articles/s41572-023-00429-2&quot;,&quot;issued&quot;:{&quot;date-parts&quot;:[[2023,4,6]]},&quot;page&quot;:&quot;1-21&quot;,&quot;abstract&quot;:&quot;Chikungunya virus is widespread throughout the tropics, where it causes recurrent outbreaks of chikungunya fever. In recent years, outbreaks have afflicted populations in East and Central Africa, South America and Southeast Asia. The virus is transmitted by Aedes aegypti and Aedes albopictus mosquitoes. Chikungunya fever is characterized by severe arthralgia and myalgia that can persist for years and have considerable detrimental effects on health, quality of life and economic productivity. The effects of climate change as well as increased globalization of commerce and travel have led to growth of the habitat of Aedes mosquitoes. As a result, increasing numbers of people will be at risk of chikungunya fever in the coming years. In the absence of specific antiviral treatments and with vaccines still in development, surveillance and vector control are essential to suppress re-emergence and epidemics. Chikungunya fever is an acute febrile illness caused by chikungunya virus, a mosquito-borne alphavirus. This Primer by Bartholomeeusen and colleagues summarizes the epidemiology, mechanisms, diagnosis and treatment of chikungunya fever, and discusses patient quality of life and open research questions for this condition.&quot;,&quot;publisher&quot;:&quot;Nature Publishing Group&quot;,&quot;issue&quot;:&quot;1&quot;,&quot;volume&quot;:&quot;9&quot;,&quot;container-title-short&quot;:&quot;&quot;},&quot;isTemporary&quot;:false},{&quot;id&quot;:&quot;bf9ee81d-2ffd-3ff5-bf1f-d099b746d483&quot;,&quot;itemData&quot;:{&quot;type&quot;:&quot;article-journal&quot;,&quot;id&quot;:&quot;bf9ee81d-2ffd-3ff5-bf1f-d099b746d483&quot;,&quot;title&quot;:&quot;Reappearance of chikungunya, formerly called Dengue, in the Americas&quot;,&quot;author&quot;:[{&quot;family&quot;:&quot;Halstead&quot;,&quot;given&quot;:&quot;Scott B.&quot;,&quot;parse-names&quot;:false,&quot;dropping-particle&quot;:&quot;&quot;,&quot;non-dropping-particle&quot;:&quot;&quot;}],&quot;container-title&quot;:&quot;Emerging Infectious Diseases&quot;,&quot;container-title-short&quot;:&quot;Emerg Infect Dis&quot;,&quot;accessed&quot;:{&quot;date-parts&quot;:[[2025,7,30]]},&quot;DOI&quot;:&quot;10.3201/EID2104.141723&quot;,&quot;ISSN&quot;:&quot;10806059&quot;,&quot;PMID&quot;:&quot;25816211&quot;,&quot;issued&quot;:{&quot;date-parts&quot;:[[2015]]},&quot;page&quot;:&quot;557-561&quot;,&quot;abstract&quot;:&quot;After an absence of ≈200 years, chikungunya returned to the American tropics in 2013. The virus is maintained in a complex African zoonotic cycle but escapes into an urban cycle at 40- to 50-year intervals, causing global pandemics. In 1823, classical chikungunya, a viral exanthem in humans, occurred on Zanzibar, and in 1827, it arrived in the Caribbean and spread to North and South America. In Zanzibar, the disease was known as kidenga pepo, Swahili for a sudden cramp-like seizure caused by an evil spirit; in Cuba, it was known as dengue, a Spanish homonym of denga. During the eighteenth century, dengue (present-day chikungunya) was distinguished from breakbone fever (present-day dengue), another febrile exanthem. In the twentieth century, experiments resulted in the recovery and naming of present-day dengue viruses. In 1952, chikungunya virus was recovered during an outbreak in Tanzania, but by then, the virus had lost its original name to present-day dengue viruses.&quot;,&quot;publisher&quot;:&quot;Centers for Disease Control and Prevention (CDC)&quot;,&quot;issue&quot;:&quot;4&quot;,&quot;volume&quot;:&quot;21&quot;},&quot;isTemporary&quot;:false}]},{&quot;citationID&quot;:&quot;MENDELEY_CITATION_e82ff042-cbc4-4e3b-a988-56e4bc26f06e&quot;,&quot;properties&quot;:{&quot;noteIndex&quot;:0},&quot;isEdited&quot;:false,&quot;manualOverride&quot;:{&quot;isManuallyOverridden&quot;:false,&quot;citeprocText&quot;:&quot;(3,5)&quot;,&quot;manualOverrideText&quot;:&quot;&quot;},&quot;citationTag&quot;:&quot;MENDELEY_CITATION_v3_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&quot;,&quot;citationItems&quot;:[{&quot;id&quot;:&quot;9800b69c-484c-3109-bcec-1e79b70d9bf0&quot;,&quot;itemData&quot;:{&quot;type&quot;:&quot;article-journal&quot;,&quot;id&quot;:&quot;9800b69c-484c-3109-bcec-1e79b70d9bf0&quot;,&quot;title&quot;:&quot;Chikungunya fever&quot;,&quot;author&quot;:[{&quot;family&quot;:&quot;Bartholomeeusen&quot;,&quot;given&quot;:&quot;Koen&quot;,&quot;parse-names&quot;:false,&quot;dropping-particle&quot;:&quot;&quot;,&quot;non-dropping-particle&quot;:&quot;&quot;},{&quot;family&quot;:&quot;Daniel&quot;,&quot;given&quot;:&quot;Matthieu&quot;,&quot;parse-names&quot;:false,&quot;dropping-particle&quot;:&quot;&quot;,&quot;non-dropping-particle&quot;:&quot;&quot;},{&quot;family&quot;:&quot;LaBeaud&quot;,&quot;given&quot;:&quot;Desiree A.&quot;,&quot;parse-names&quot;:false,&quot;dropping-particle&quot;:&quot;&quot;,&quot;non-dropping-particle&quot;:&quot;&quot;},{&quot;family&quot;:&quot;Gasque&quot;,&quot;given&quot;:&quot;Philippe&quot;,&quot;parse-names&quot;:false,&quot;dropping-particle&quot;:&quot;&quot;,&quot;non-dropping-particle&quot;:&quot;&quot;},{&quot;family&quot;:&quot;Peeling&quot;,&quot;given&quot;:&quot;Rosanna W.&quot;,&quot;parse-names&quot;:false,&quot;dropping-particle&quot;:&quot;&quot;,&quot;non-dropping-particle&quot;:&quot;&quot;},{&quot;family&quot;:&quot;Stephenson&quot;,&quot;given&quot;:&quot;Kathryn E.&quot;,&quot;parse-names&quot;:false,&quot;dropping-particle&quot;:&quot;&quot;,&quot;non-dropping-particle&quot;:&quot;&quot;},{&quot;family&quot;:&quot;Ng&quot;,&quot;given&quot;:&quot;Lisa F.P.&quot;,&quot;parse-names&quot;:false,&quot;dropping-particle&quot;:&quot;&quot;,&quot;non-dropping-particle&quot;:&quot;&quot;},{&quot;family&quot;:&quot;Ariën&quot;,&quot;given&quot;:&quot;Kevin K.&quot;,&quot;parse-names&quot;:false,&quot;dropping-particle&quot;:&quot;&quot;,&quot;non-dropping-particle&quot;:&quot;&quot;}],&quot;container-title&quot;:&quot;Nature Reviews Disease Primers 2023 9:1&quot;,&quot;accessed&quot;:{&quot;date-parts&quot;:[[2025,7,29]]},&quot;DOI&quot;:&quot;10.1038/s41572-023-00429-2&quot;,&quot;ISSN&quot;:&quot;2056-676X&quot;,&quot;PMID&quot;:&quot;37024497&quot;,&quot;URL&quot;:&quot;https://www.nature.com/articles/s41572-023-00429-2&quot;,&quot;issued&quot;:{&quot;date-parts&quot;:[[2023,4,6]]},&quot;page&quot;:&quot;1-21&quot;,&quot;abstract&quot;:&quot;Chikungunya virus is widespread throughout the tropics, where it causes recurrent outbreaks of chikungunya fever. In recent years, outbreaks have afflicted populations in East and Central Africa, South America and Southeast Asia. The virus is transmitted by Aedes aegypti and Aedes albopictus mosquitoes. Chikungunya fever is characterized by severe arthralgia and myalgia that can persist for years and have considerable detrimental effects on health, quality of life and economic productivity. The effects of climate change as well as increased globalization of commerce and travel have led to growth of the habitat of Aedes mosquitoes. As a result, increasing numbers of people will be at risk of chikungunya fever in the coming years. In the absence of specific antiviral treatments and with vaccines still in development, surveillance and vector control are essential to suppress re-emergence and epidemics. Chikungunya fever is an acute febrile illness caused by chikungunya virus, a mosquito-borne alphavirus. This Primer by Bartholomeeusen and colleagues summarizes the epidemiology, mechanisms, diagnosis and treatment of chikungunya fever, and discusses patient quality of life and open research questions for this condition.&quot;,&quot;publisher&quot;:&quot;Nature Publishing Group&quot;,&quot;issue&quot;:&quot;1&quot;,&quot;volume&quot;:&quot;9&quot;,&quot;container-title-short&quot;:&quot;&quot;},&quot;isTemporary&quot;:false},{&quot;id&quot;:&quot;4f978143-98d0-3fdd-ae80-52d58d411ead&quot;,&quot;itemData&quot;:{&quot;type&quot;:&quot;webpage&quot;,&quot;id&quot;:&quot;4f978143-98d0-3fdd-ae80-52d58d411ead&quot;,&quot;title&quot;:&quot;Chikungunya&quot;,&quot;accessed&quot;:{&quot;date-parts&quot;:[[2025,7,30]]},&quot;URL&quot;:&quot;https://www.who.int/health-topics/chikungunya#tab=tab_1&quot;,&quot;container-title-short&quot;:&quot;&quot;},&quot;isTemporary&quot;:false}]},{&quot;citationID&quot;:&quot;MENDELEY_CITATION_e225cc0d-7933-4950-bde1-cb2a750bbb0c&quot;,&quot;properties&quot;:{&quot;noteIndex&quot;:0},&quot;isEdited&quot;:false,&quot;manualOverride&quot;:{&quot;isManuallyOverridden&quot;:false,&quot;citeprocText&quot;:&quot;(1)&quot;,&quot;manualOverrideText&quot;:&quot;&quot;},&quot;citationTag&quot;:&quot;MENDELEY_CITATION_v3_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&quot;,&quot;citationItems&quot;:[{&quot;id&quot;:&quot;03a45da2-b9e9-3531-9f01-5f61fac20cb2&quot;,&quot;itemData&quot;:{&quot;type&quot;:&quot;article-journal&quot;,&quot;id&quot;:&quot;03a45da2-b9e9-3531-9f01-5f61fac20cb2&quot;,&quot;title&quot;:&quot;The global health and economic burden of chikungunya from 2011 to 2020: a model-driven analysis on the impact of an emerging vector-borne disease&quot;,&quot;author&quot;:[{&quot;family&quot;:&quot;Roo&quot;,&quot;given&quot;:&quot;Adrianne Marije&quot;,&quot;parse-names&quot;:false,&quot;dropping-particle&quot;:&quot;&quot;,&quot;non-dropping-particle&quot;:&quot;De&quot;},{&quot;family&quot;:&quot;Vondeling&quot;,&quot;given&quot;:&quot;Gerard Timmy&quot;,&quot;parse-names&quot;:false,&quot;dropping-particle&quot;:&quot;&quot;,&quot;non-dropping-particle&quot;:&quot;&quot;},{&quot;family&quot;:&quot;Boer&quot;,&quot;given&quot;:&quot;Martijn&quot;,&quot;parse-names&quot;:false,&quot;dropping-particle&quot;:&quot;&quot;,&quot;non-dropping-particle&quot;:&quot;&quot;},{&quot;family&quot;:&quot;Murray&quot;,&quot;given&quot;:&quot;Kristy&quot;,&quot;parse-names&quot;:false,&quot;dropping-particle&quot;:&quot;&quot;,&quot;non-dropping-particle&quot;:&quot;&quot;},{&quot;family&quot;:&quot;Postma&quot;,&quot;given&quot;:&quot;Maarten Jacobus&quot;,&quot;parse-names&quot;:false,&quot;dropping-particle&quot;:&quot;&quot;,&quot;non-dropping-particle&quot;:&quot;&quot;}],&quot;container-title&quot;:&quot;BMJ Global Health&quot;,&quot;container-title-short&quot;:&quot;BMJ Glob Health&quot;,&quot;accessed&quot;:{&quot;date-parts&quot;:[[2025,7,29]]},&quot;DOI&quot;:&quot;10.1136/BMJGH-2024-016648&quot;,&quot;ISSN&quot;:&quot;2059-7908&quot;,&quot;PMID&quot;:&quot;10.1136/bmjgh-2024-016648&quot;,&quot;URL&quot;:&quot;https://gh.bmj.com/content/9/12/e016648&quot;,&quot;issued&quot;:{&quot;date-parts&quot;:[[2024,12,3]]},&quot;abstract&quot;:&quot;Introduction Chikungunya is a mosquito-borne arboviral disease posing an emerging global public health threat. Understanding the global burden of chikungunya is critical for designing effective prevention and control strategies. However, current estimates of the economic and health impact of chikungunya remain limited and are potentially underestimated. This study aims to provide a comprehensive overview of the chikungunya burden worldwide.Methods We analysed the global burden of chikungunya between 2011 and 2020 and calculated disability-adjusted life years (DALYs) and direct and indirect costs using a data-driven simulation model. The main outcomes were the number of cases, the total DALY burden, and the direct and indirect costs of acute and chronic chikungunya between 2011 and 2020.Results Our study revealed a total of 18.7 million chikungunya cases in 110 countries between 2011 and 2020, causing 1.95 million DALYs. Most of this burden was found in the Latin American and Caribbean region. The total economic burden caused by chikungunya over these 10 years was estimated at $2.8 billion in direct costs and $47.1 billion in indirect costs worldwide. Long-term chronic illness was the source of most costs and DALYs.Conclusion Chikungunya has a higher disease burden than was previously estimated and costs related to the disease are substantial. Especially in combination with its unpredictable nature, chikungunya could significantly impact local health systems. Insights from this study could inform decision makers on the impact of chikungunya on population health and help them to appropriately allocate resources to protect vulnerable populations from this debilitating disease.&quot;,&quot;publisher&quot;:&quot;BMJ Publishing Group Ltd&quot;,&quot;issue&quot;:&quot;12&quot;,&quot;volume&quot;:&quot;9&quot;},&quot;isTemporary&quot;:false}]},{&quot;citationID&quot;:&quot;MENDELEY_CITATION_326d4338-33a2-4a90-ba26-d7bc3dea6313&quot;,&quot;properties&quot;:{&quot;noteIndex&quot;:0},&quot;isEdited&quot;:false,&quot;manualOverride&quot;:{&quot;isManuallyOverridden&quot;:false,&quot;citeprocText&quot;:&quot;(1)&quot;,&quot;manualOverrideText&quot;:&quot;&quot;},&quot;citationTag&quot;:&quot;MENDELEY_CITATION_v3_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&quot;,&quot;citationItems&quot;:[{&quot;id&quot;:&quot;03a45da2-b9e9-3531-9f01-5f61fac20cb2&quot;,&quot;itemData&quot;:{&quot;type&quot;:&quot;article-journal&quot;,&quot;id&quot;:&quot;03a45da2-b9e9-3531-9f01-5f61fac20cb2&quot;,&quot;title&quot;:&quot;The global health and economic burden of chikungunya from 2011 to 2020: a model-driven analysis on the impact of an emerging vector-borne disease&quot;,&quot;author&quot;:[{&quot;family&quot;:&quot;Roo&quot;,&quot;given&quot;:&quot;Adrianne Marije&quot;,&quot;parse-names&quot;:false,&quot;dropping-particle&quot;:&quot;&quot;,&quot;non-dropping-particle&quot;:&quot;De&quot;},{&quot;family&quot;:&quot;Vondeling&quot;,&quot;given&quot;:&quot;Gerard Timmy&quot;,&quot;parse-names&quot;:false,&quot;dropping-particle&quot;:&quot;&quot;,&quot;non-dropping-particle&quot;:&quot;&quot;},{&quot;family&quot;:&quot;Boer&quot;,&quot;given&quot;:&quot;Martijn&quot;,&quot;parse-names&quot;:false,&quot;dropping-particle&quot;:&quot;&quot;,&quot;non-dropping-particle&quot;:&quot;&quot;},{&quot;family&quot;:&quot;Murray&quot;,&quot;given&quot;:&quot;Kristy&quot;,&quot;parse-names&quot;:false,&quot;dropping-particle&quot;:&quot;&quot;,&quot;non-dropping-particle&quot;:&quot;&quot;},{&quot;family&quot;:&quot;Postma&quot;,&quot;given&quot;:&quot;Maarten Jacobus&quot;,&quot;parse-names&quot;:false,&quot;dropping-particle&quot;:&quot;&quot;,&quot;non-dropping-particle&quot;:&quot;&quot;}],&quot;container-title&quot;:&quot;BMJ Global Health&quot;,&quot;container-title-short&quot;:&quot;BMJ Glob Health&quot;,&quot;accessed&quot;:{&quot;date-parts&quot;:[[2025,7,29]]},&quot;DOI&quot;:&quot;10.1136/BMJGH-2024-016648&quot;,&quot;ISSN&quot;:&quot;2059-7908&quot;,&quot;PMID&quot;:&quot;10.1136/bmjgh-2024-016648&quot;,&quot;URL&quot;:&quot;https://gh.bmj.com/content/9/12/e016648&quot;,&quot;issued&quot;:{&quot;date-parts&quot;:[[2024,12,3]]},&quot;abstract&quot;:&quot;Introduction Chikungunya is a mosquito-borne arboviral disease posing an emerging global public health threat. Understanding the global burden of chikungunya is critical for designing effective prevention and control strategies. However, current estimates of the economic and health impact of chikungunya remain limited and are potentially underestimated. This study aims to provide a comprehensive overview of the chikungunya burden worldwide.Methods We analysed the global burden of chikungunya between 2011 and 2020 and calculated disability-adjusted life years (DALYs) and direct and indirect costs using a data-driven simulation model. The main outcomes were the number of cases, the total DALY burden, and the direct and indirect costs of acute and chronic chikungunya between 2011 and 2020.Results Our study revealed a total of 18.7 million chikungunya cases in 110 countries between 2011 and 2020, causing 1.95 million DALYs. Most of this burden was found in the Latin American and Caribbean region. The total economic burden caused by chikungunya over these 10 years was estimated at $2.8 billion in direct costs and $47.1 billion in indirect costs worldwide. Long-term chronic illness was the source of most costs and DALYs.Conclusion Chikungunya has a higher disease burden than was previously estimated and costs related to the disease are substantial. Especially in combination with its unpredictable nature, chikungunya could significantly impact local health systems. Insights from this study could inform decision makers on the impact of chikungunya on population health and help them to appropriately allocate resources to protect vulnerable populations from this debilitating disease.&quot;,&quot;publisher&quot;:&quot;BMJ Publishing Group Ltd&quot;,&quot;issue&quot;:&quot;12&quot;,&quot;volume&quot;:&quot;9&quot;},&quot;isTemporary&quot;:false}]},{&quot;citationID&quot;:&quot;MENDELEY_CITATION_6b6fa03f-0c1c-4921-b44e-a5e5eaeac416&quot;,&quot;properties&quot;:{&quot;noteIndex&quot;:0},&quot;isEdited&quot;:false,&quot;manualOverride&quot;:{&quot;isManuallyOverridden&quot;:false,&quot;citeprocText&quot;:&quot;(5)&quot;,&quot;manualOverrideText&quot;:&quot;&quot;},&quot;citationTag&quot;:&quot;MENDELEY_CITATION_v3_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&quot;,&quot;citationItems&quot;:[{&quot;id&quot;:&quot;9800b69c-484c-3109-bcec-1e79b70d9bf0&quot;,&quot;itemData&quot;:{&quot;type&quot;:&quot;article-journal&quot;,&quot;id&quot;:&quot;9800b69c-484c-3109-bcec-1e79b70d9bf0&quot;,&quot;title&quot;:&quot;Chikungunya fever&quot;,&quot;author&quot;:[{&quot;family&quot;:&quot;Bartholomeeusen&quot;,&quot;given&quot;:&quot;Koen&quot;,&quot;parse-names&quot;:false,&quot;dropping-particle&quot;:&quot;&quot;,&quot;non-dropping-particle&quot;:&quot;&quot;},{&quot;family&quot;:&quot;Daniel&quot;,&quot;given&quot;:&quot;Matthieu&quot;,&quot;parse-names&quot;:false,&quot;dropping-particle&quot;:&quot;&quot;,&quot;non-dropping-particle&quot;:&quot;&quot;},{&quot;family&quot;:&quot;LaBeaud&quot;,&quot;given&quot;:&quot;Desiree A.&quot;,&quot;parse-names&quot;:false,&quot;dropping-particle&quot;:&quot;&quot;,&quot;non-dropping-particle&quot;:&quot;&quot;},{&quot;family&quot;:&quot;Gasque&quot;,&quot;given&quot;:&quot;Philippe&quot;,&quot;parse-names&quot;:false,&quot;dropping-particle&quot;:&quot;&quot;,&quot;non-dropping-particle&quot;:&quot;&quot;},{&quot;family&quot;:&quot;Peeling&quot;,&quot;given&quot;:&quot;Rosanna W.&quot;,&quot;parse-names&quot;:false,&quot;dropping-particle&quot;:&quot;&quot;,&quot;non-dropping-particle&quot;:&quot;&quot;},{&quot;family&quot;:&quot;Stephenson&quot;,&quot;given&quot;:&quot;Kathryn E.&quot;,&quot;parse-names&quot;:false,&quot;dropping-particle&quot;:&quot;&quot;,&quot;non-dropping-particle&quot;:&quot;&quot;},{&quot;family&quot;:&quot;Ng&quot;,&quot;given&quot;:&quot;Lisa F.P.&quot;,&quot;parse-names&quot;:false,&quot;dropping-particle&quot;:&quot;&quot;,&quot;non-dropping-particle&quot;:&quot;&quot;},{&quot;family&quot;:&quot;Ariën&quot;,&quot;given&quot;:&quot;Kevin K.&quot;,&quot;parse-names&quot;:false,&quot;dropping-particle&quot;:&quot;&quot;,&quot;non-dropping-particle&quot;:&quot;&quot;}],&quot;container-title&quot;:&quot;Nature Reviews Disease Primers 2023 9:1&quot;,&quot;accessed&quot;:{&quot;date-parts&quot;:[[2025,7,29]]},&quot;DOI&quot;:&quot;10.1038/s41572-023-00429-2&quot;,&quot;ISSN&quot;:&quot;2056-676X&quot;,&quot;PMID&quot;:&quot;37024497&quot;,&quot;URL&quot;:&quot;https://www.nature.com/articles/s41572-023-00429-2&quot;,&quot;issued&quot;:{&quot;date-parts&quot;:[[2023,4,6]]},&quot;page&quot;:&quot;1-21&quot;,&quot;abstract&quot;:&quot;Chikungunya virus is widespread throughout the tropics, where it causes recurrent outbreaks of chikungunya fever. In recent years, outbreaks have afflicted populations in East and Central Africa, South America and Southeast Asia. The virus is transmitted by Aedes aegypti and Aedes albopictus mosquitoes. Chikungunya fever is characterized by severe arthralgia and myalgia that can persist for years and have considerable detrimental effects on health, quality of life and economic productivity. The effects of climate change as well as increased globalization of commerce and travel have led to growth of the habitat of Aedes mosquitoes. As a result, increasing numbers of people will be at risk of chikungunya fever in the coming years. In the absence of specific antiviral treatments and with vaccines still in development, surveillance and vector control are essential to suppress re-emergence and epidemics. Chikungunya fever is an acute febrile illness caused by chikungunya virus, a mosquito-borne alphavirus. This Primer by Bartholomeeusen and colleagues summarizes the epidemiology, mechanisms, diagnosis and treatment of chikungunya fever, and discusses patient quality of life and open research questions for this condition.&quot;,&quot;publisher&quot;:&quot;Nature Publishing Group&quot;,&quot;issue&quot;:&quot;1&quot;,&quot;volume&quot;:&quot;9&quot;,&quot;container-title-short&quot;:&quot;&quot;},&quot;isTemporary&quot;:false}]},{&quot;citationID&quot;:&quot;MENDELEY_CITATION_7ee42684-2b05-449d-8a06-d637b443413f&quot;,&quot;properties&quot;:{&quot;noteIndex&quot;:0},&quot;isEdited&quot;:false,&quot;manualOverride&quot;:{&quot;isManuallyOverridden&quot;:false,&quot;citeprocText&quot;:&quot;(6)&quot;,&quot;manualOverrideText&quot;:&quot;&quot;},&quot;citationTag&quot;:&quot;MENDELEY_CITATION_v3_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&quot;,&quot;citationItems&quot;:[{&quot;id&quot;:&quot;bf9ee81d-2ffd-3ff5-bf1f-d099b746d483&quot;,&quot;itemData&quot;:{&quot;type&quot;:&quot;article-journal&quot;,&quot;id&quot;:&quot;bf9ee81d-2ffd-3ff5-bf1f-d099b746d483&quot;,&quot;title&quot;:&quot;Reappearance of chikungunya, formerly called Dengue, in the Americas&quot;,&quot;author&quot;:[{&quot;family&quot;:&quot;Halstead&quot;,&quot;given&quot;:&quot;Scott B.&quot;,&quot;parse-names&quot;:false,&quot;dropping-particle&quot;:&quot;&quot;,&quot;non-dropping-particle&quot;:&quot;&quot;}],&quot;container-title&quot;:&quot;Emerging Infectious Diseases&quot;,&quot;container-title-short&quot;:&quot;Emerg Infect Dis&quot;,&quot;accessed&quot;:{&quot;date-parts&quot;:[[2025,7,30]]},&quot;DOI&quot;:&quot;10.3201/EID2104.141723&quot;,&quot;ISSN&quot;:&quot;10806059&quot;,&quot;PMID&quot;:&quot;25816211&quot;,&quot;issued&quot;:{&quot;date-parts&quot;:[[2015]]},&quot;page&quot;:&quot;557-561&quot;,&quot;abstract&quot;:&quot;After an absence of ≈200 years, chikungunya returned to the American tropics in 2013. The virus is maintained in a complex African zoonotic cycle but escapes into an urban cycle at 40- to 50-year intervals, causing global pandemics. In 1823, classical chikungunya, a viral exanthem in humans, occurred on Zanzibar, and in 1827, it arrived in the Caribbean and spread to North and South America. In Zanzibar, the disease was known as kidenga pepo, Swahili for a sudden cramp-like seizure caused by an evil spirit; in Cuba, it was known as dengue, a Spanish homonym of denga. During the eighteenth century, dengue (present-day chikungunya) was distinguished from breakbone fever (present-day dengue), another febrile exanthem. In the twentieth century, experiments resulted in the recovery and naming of present-day dengue viruses. In 1952, chikungunya virus was recovered during an outbreak in Tanzania, but by then, the virus had lost its original name to present-day dengue viruses.&quot;,&quot;publisher&quot;:&quot;Centers for Disease Control and Prevention (CDC)&quot;,&quot;issue&quot;:&quot;4&quot;,&quot;volume&quot;:&quot;21&quot;},&quot;isTemporary&quot;:false}]},{&quot;citationID&quot;:&quot;MENDELEY_CITATION_cc3acb56-9e05-4982-8c9c-89805e20bb7c&quot;,&quot;properties&quot;:{&quot;noteIndex&quot;:0},&quot;isEdited&quot;:false,&quot;manualOverride&quot;:{&quot;isManuallyOverridden&quot;:false,&quot;citeprocText&quot;:&quot;(6)&quot;,&quot;manualOverrideText&quot;:&quot;&quot;},&quot;citationTag&quot;:&quot;MENDELEY_CITATION_v3_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&quot;,&quot;citationItems&quot;:[{&quot;id&quot;:&quot;bf9ee81d-2ffd-3ff5-bf1f-d099b746d483&quot;,&quot;itemData&quot;:{&quot;type&quot;:&quot;article-journal&quot;,&quot;id&quot;:&quot;bf9ee81d-2ffd-3ff5-bf1f-d099b746d483&quot;,&quot;title&quot;:&quot;Reappearance of chikungunya, formerly called Dengue, in the Americas&quot;,&quot;author&quot;:[{&quot;family&quot;:&quot;Halstead&quot;,&quot;given&quot;:&quot;Scott B.&quot;,&quot;parse-names&quot;:false,&quot;dropping-particle&quot;:&quot;&quot;,&quot;non-dropping-particle&quot;:&quot;&quot;}],&quot;container-title&quot;:&quot;Emerging Infectious Diseases&quot;,&quot;container-title-short&quot;:&quot;Emerg Infect Dis&quot;,&quot;accessed&quot;:{&quot;date-parts&quot;:[[2025,7,30]]},&quot;DOI&quot;:&quot;10.3201/EID2104.141723&quot;,&quot;ISSN&quot;:&quot;10806059&quot;,&quot;PMID&quot;:&quot;25816211&quot;,&quot;issued&quot;:{&quot;date-parts&quot;:[[2015]]},&quot;page&quot;:&quot;557-561&quot;,&quot;abstract&quot;:&quot;After an absence of ≈200 years, chikungunya returned to the American tropics in 2013. The virus is maintained in a complex African zoonotic cycle but escapes into an urban cycle at 40- to 50-year intervals, causing global pandemics. In 1823, classical chikungunya, a viral exanthem in humans, occurred on Zanzibar, and in 1827, it arrived in the Caribbean and spread to North and South America. In Zanzibar, the disease was known as kidenga pepo, Swahili for a sudden cramp-like seizure caused by an evil spirit; in Cuba, it was known as dengue, a Spanish homonym of denga. During the eighteenth century, dengue (present-day chikungunya) was distinguished from breakbone fever (present-day dengue), another febrile exanthem. In the twentieth century, experiments resulted in the recovery and naming of present-day dengue viruses. In 1952, chikungunya virus was recovered during an outbreak in Tanzania, but by then, the virus had lost its original name to present-day dengue viruses.&quot;,&quot;publisher&quot;:&quot;Centers for Disease Control and Prevention (CDC)&quot;,&quot;issue&quot;:&quot;4&quot;,&quot;volume&quot;:&quot;21&quot;},&quot;isTemporary&quot;:false}]},{&quot;citationID&quot;:&quot;MENDELEY_CITATION_1de38d57-aa5a-4d48-8e6c-a607e847e41a&quot;,&quot;properties&quot;:{&quot;noteIndex&quot;:0},&quot;isEdited&quot;:false,&quot;manualOverride&quot;:{&quot;isManuallyOverridden&quot;:false,&quot;citeprocText&quot;:&quot;(6)&quot;,&quot;manualOverrideText&quot;:&quot;&quot;},&quot;citationTag&quot;:&quot;MENDELEY_CITATION_v3_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&quot;,&quot;citationItems&quot;:[{&quot;id&quot;:&quot;bf9ee81d-2ffd-3ff5-bf1f-d099b746d483&quot;,&quot;itemData&quot;:{&quot;type&quot;:&quot;article-journal&quot;,&quot;id&quot;:&quot;bf9ee81d-2ffd-3ff5-bf1f-d099b746d483&quot;,&quot;title&quot;:&quot;Reappearance of chikungunya, formerly called Dengue, in the Americas&quot;,&quot;author&quot;:[{&quot;family&quot;:&quot;Halstead&quot;,&quot;given&quot;:&quot;Scott B.&quot;,&quot;parse-names&quot;:false,&quot;dropping-particle&quot;:&quot;&quot;,&quot;non-dropping-particle&quot;:&quot;&quot;}],&quot;container-title&quot;:&quot;Emerging Infectious Diseases&quot;,&quot;container-title-short&quot;:&quot;Emerg Infect Dis&quot;,&quot;accessed&quot;:{&quot;date-parts&quot;:[[2025,7,30]]},&quot;DOI&quot;:&quot;10.3201/EID2104.141723&quot;,&quot;ISSN&quot;:&quot;10806059&quot;,&quot;PMID&quot;:&quot;25816211&quot;,&quot;issued&quot;:{&quot;date-parts&quot;:[[2015]]},&quot;page&quot;:&quot;557-561&quot;,&quot;abstract&quot;:&quot;After an absence of ≈200 years, chikungunya returned to the American tropics in 2013. The virus is maintained in a complex African zoonotic cycle but escapes into an urban cycle at 40- to 50-year intervals, causing global pandemics. In 1823, classical chikungunya, a viral exanthem in humans, occurred on Zanzibar, and in 1827, it arrived in the Caribbean and spread to North and South America. In Zanzibar, the disease was known as kidenga pepo, Swahili for a sudden cramp-like seizure caused by an evil spirit; in Cuba, it was known as dengue, a Spanish homonym of denga. During the eighteenth century, dengue (present-day chikungunya) was distinguished from breakbone fever (present-day dengue), another febrile exanthem. In the twentieth century, experiments resulted in the recovery and naming of present-day dengue viruses. In 1952, chikungunya virus was recovered during an outbreak in Tanzania, but by then, the virus had lost its original name to present-day dengue viruses.&quot;,&quot;publisher&quot;:&quot;Centers for Disease Control and Prevention (CDC)&quot;,&quot;issue&quot;:&quot;4&quot;,&quot;volume&quot;:&quot;21&quot;},&quot;isTemporary&quot;:false}]},{&quot;citationID&quot;:&quot;MENDELEY_CITATION_cd0f0822-16b9-4b70-b83e-6ac8facae05f&quot;,&quot;properties&quot;:{&quot;noteIndex&quot;:0},&quot;isEdited&quot;:false,&quot;manualOverride&quot;:{&quot;isManuallyOverridden&quot;:false,&quot;citeprocText&quot;:&quot;(5)&quot;,&quot;manualOverrideText&quot;:&quot;&quot;},&quot;citationTag&quot;:&quot;MENDELEY_CITATION_v3_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&quot;,&quot;citationItems&quot;:[{&quot;id&quot;:&quot;9800b69c-484c-3109-bcec-1e79b70d9bf0&quot;,&quot;itemData&quot;:{&quot;type&quot;:&quot;article-journal&quot;,&quot;id&quot;:&quot;9800b69c-484c-3109-bcec-1e79b70d9bf0&quot;,&quot;title&quot;:&quot;Chikungunya fever&quot;,&quot;author&quot;:[{&quot;family&quot;:&quot;Bartholomeeusen&quot;,&quot;given&quot;:&quot;Koen&quot;,&quot;parse-names&quot;:false,&quot;dropping-particle&quot;:&quot;&quot;,&quot;non-dropping-particle&quot;:&quot;&quot;},{&quot;family&quot;:&quot;Daniel&quot;,&quot;given&quot;:&quot;Matthieu&quot;,&quot;parse-names&quot;:false,&quot;dropping-particle&quot;:&quot;&quot;,&quot;non-dropping-particle&quot;:&quot;&quot;},{&quot;family&quot;:&quot;LaBeaud&quot;,&quot;given&quot;:&quot;Desiree A.&quot;,&quot;parse-names&quot;:false,&quot;dropping-particle&quot;:&quot;&quot;,&quot;non-dropping-particle&quot;:&quot;&quot;},{&quot;family&quot;:&quot;Gasque&quot;,&quot;given&quot;:&quot;Philippe&quot;,&quot;parse-names&quot;:false,&quot;dropping-particle&quot;:&quot;&quot;,&quot;non-dropping-particle&quot;:&quot;&quot;},{&quot;family&quot;:&quot;Peeling&quot;,&quot;given&quot;:&quot;Rosanna W.&quot;,&quot;parse-names&quot;:false,&quot;dropping-particle&quot;:&quot;&quot;,&quot;non-dropping-particle&quot;:&quot;&quot;},{&quot;family&quot;:&quot;Stephenson&quot;,&quot;given&quot;:&quot;Kathryn E.&quot;,&quot;parse-names&quot;:false,&quot;dropping-particle&quot;:&quot;&quot;,&quot;non-dropping-particle&quot;:&quot;&quot;},{&quot;family&quot;:&quot;Ng&quot;,&quot;given&quot;:&quot;Lisa F.P.&quot;,&quot;parse-names&quot;:false,&quot;dropping-particle&quot;:&quot;&quot;,&quot;non-dropping-particle&quot;:&quot;&quot;},{&quot;family&quot;:&quot;Ariën&quot;,&quot;given&quot;:&quot;Kevin K.&quot;,&quot;parse-names&quot;:false,&quot;dropping-particle&quot;:&quot;&quot;,&quot;non-dropping-particle&quot;:&quot;&quot;}],&quot;container-title&quot;:&quot;Nature Reviews Disease Primers 2023 9:1&quot;,&quot;accessed&quot;:{&quot;date-parts&quot;:[[2025,7,29]]},&quot;DOI&quot;:&quot;10.1038/s41572-023-00429-2&quot;,&quot;ISSN&quot;:&quot;2056-676X&quot;,&quot;PMID&quot;:&quot;37024497&quot;,&quot;URL&quot;:&quot;https://www.nature.com/articles/s41572-023-00429-2&quot;,&quot;issued&quot;:{&quot;date-parts&quot;:[[2023,4,6]]},&quot;page&quot;:&quot;1-21&quot;,&quot;abstract&quot;:&quot;Chikungunya virus is widespread throughout the tropics, where it causes recurrent outbreaks of chikungunya fever. In recent years, outbreaks have afflicted populations in East and Central Africa, South America and Southeast Asia. The virus is transmitted by Aedes aegypti and Aedes albopictus mosquitoes. Chikungunya fever is characterized by severe arthralgia and myalgia that can persist for years and have considerable detrimental effects on health, quality of life and economic productivity. The effects of climate change as well as increased globalization of commerce and travel have led to growth of the habitat of Aedes mosquitoes. As a result, increasing numbers of people will be at risk of chikungunya fever in the coming years. In the absence of specific antiviral treatments and with vaccines still in development, surveillance and vector control are essential to suppress re-emergence and epidemics. Chikungunya fever is an acute febrile illness caused by chikungunya virus, a mosquito-borne alphavirus. This Primer by Bartholomeeusen and colleagues summarizes the epidemiology, mechanisms, diagnosis and treatment of chikungunya fever, and discusses patient quality of life and open research questions for this condition.&quot;,&quot;publisher&quot;:&quot;Nature Publishing Group&quot;,&quot;issue&quot;:&quot;1&quot;,&quot;volume&quot;:&quot;9&quot;,&quot;container-title-short&quot;:&quot;&quot;},&quot;isTemporary&quot;:false}]},{&quot;citationID&quot;:&quot;MENDELEY_CITATION_3e492fcd-068d-445a-aa95-cf2d3cbc4dd4&quot;,&quot;properties&quot;:{&quot;noteIndex&quot;:0},&quot;isEdited&quot;:false,&quot;manualOverride&quot;:{&quot;isManuallyOverridden&quot;:false,&quot;citeprocText&quot;:&quot;(5)&quot;,&quot;manualOverrideText&quot;:&quot;&quot;},&quot;citationTag&quot;:&quot;MENDELEY_CITATION_v3_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&quot;,&quot;citationItems&quot;:[{&quot;id&quot;:&quot;9800b69c-484c-3109-bcec-1e79b70d9bf0&quot;,&quot;itemData&quot;:{&quot;type&quot;:&quot;article-journal&quot;,&quot;id&quot;:&quot;9800b69c-484c-3109-bcec-1e79b70d9bf0&quot;,&quot;title&quot;:&quot;Chikungunya fever&quot;,&quot;author&quot;:[{&quot;family&quot;:&quot;Bartholomeeusen&quot;,&quot;given&quot;:&quot;Koen&quot;,&quot;parse-names&quot;:false,&quot;dropping-particle&quot;:&quot;&quot;,&quot;non-dropping-particle&quot;:&quot;&quot;},{&quot;family&quot;:&quot;Daniel&quot;,&quot;given&quot;:&quot;Matthieu&quot;,&quot;parse-names&quot;:false,&quot;dropping-particle&quot;:&quot;&quot;,&quot;non-dropping-particle&quot;:&quot;&quot;},{&quot;family&quot;:&quot;LaBeaud&quot;,&quot;given&quot;:&quot;Desiree A.&quot;,&quot;parse-names&quot;:false,&quot;dropping-particle&quot;:&quot;&quot;,&quot;non-dropping-particle&quot;:&quot;&quot;},{&quot;family&quot;:&quot;Gasque&quot;,&quot;given&quot;:&quot;Philippe&quot;,&quot;parse-names&quot;:false,&quot;dropping-particle&quot;:&quot;&quot;,&quot;non-dropping-particle&quot;:&quot;&quot;},{&quot;family&quot;:&quot;Peeling&quot;,&quot;given&quot;:&quot;Rosanna W.&quot;,&quot;parse-names&quot;:false,&quot;dropping-particle&quot;:&quot;&quot;,&quot;non-dropping-particle&quot;:&quot;&quot;},{&quot;family&quot;:&quot;Stephenson&quot;,&quot;given&quot;:&quot;Kathryn E.&quot;,&quot;parse-names&quot;:false,&quot;dropping-particle&quot;:&quot;&quot;,&quot;non-dropping-particle&quot;:&quot;&quot;},{&quot;family&quot;:&quot;Ng&quot;,&quot;given&quot;:&quot;Lisa F.P.&quot;,&quot;parse-names&quot;:false,&quot;dropping-particle&quot;:&quot;&quot;,&quot;non-dropping-particle&quot;:&quot;&quot;},{&quot;family&quot;:&quot;Ariën&quot;,&quot;given&quot;:&quot;Kevin K.&quot;,&quot;parse-names&quot;:false,&quot;dropping-particle&quot;:&quot;&quot;,&quot;non-dropping-particle&quot;:&quot;&quot;}],&quot;container-title&quot;:&quot;Nature Reviews Disease Primers 2023 9:1&quot;,&quot;accessed&quot;:{&quot;date-parts&quot;:[[2025,7,29]]},&quot;DOI&quot;:&quot;10.1038/s41572-023-00429-2&quot;,&quot;ISSN&quot;:&quot;2056-676X&quot;,&quot;PMID&quot;:&quot;37024497&quot;,&quot;URL&quot;:&quot;https://www.nature.com/articles/s41572-023-00429-2&quot;,&quot;issued&quot;:{&quot;date-parts&quot;:[[2023,4,6]]},&quot;page&quot;:&quot;1-21&quot;,&quot;abstract&quot;:&quot;Chikungunya virus is widespread throughout the tropics, where it causes recurrent outbreaks of chikungunya fever. In recent years, outbreaks have afflicted populations in East and Central Africa, South America and Southeast Asia. The virus is transmitted by Aedes aegypti and Aedes albopictus mosquitoes. Chikungunya fever is characterized by severe arthralgia and myalgia that can persist for years and have considerable detrimental effects on health, quality of life and economic productivity. The effects of climate change as well as increased globalization of commerce and travel have led to growth of the habitat of Aedes mosquitoes. As a result, increasing numbers of people will be at risk of chikungunya fever in the coming years. In the absence of specific antiviral treatments and with vaccines still in development, surveillance and vector control are essential to suppress re-emergence and epidemics. Chikungunya fever is an acute febrile illness caused by chikungunya virus, a mosquito-borne alphavirus. This Primer by Bartholomeeusen and colleagues summarizes the epidemiology, mechanisms, diagnosis and treatment of chikungunya fever, and discusses patient quality of life and open research questions for this condition.&quot;,&quot;publisher&quot;:&quot;Nature Publishing Group&quot;,&quot;issue&quot;:&quot;1&quot;,&quot;volume&quot;:&quot;9&quot;,&quot;container-title-short&quot;:&quot;&quot;},&quot;isTemporary&quot;:false}]},{&quot;citationID&quot;:&quot;MENDELEY_CITATION_f13b6a70-3202-4a3e-acd6-f8853196845f&quot;,&quot;properties&quot;:{&quot;noteIndex&quot;:0},&quot;isEdited&quot;:false,&quot;manualOverride&quot;:{&quot;isManuallyOverridden&quot;:false,&quot;citeprocText&quot;:&quot;(5)&quot;,&quot;manualOverrideText&quot;:&quot;&quot;},&quot;citationTag&quot;:&quot;MENDELEY_CITATION_v3_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&quot;,&quot;citationItems&quot;:[{&quot;id&quot;:&quot;9800b69c-484c-3109-bcec-1e79b70d9bf0&quot;,&quot;itemData&quot;:{&quot;type&quot;:&quot;article-journal&quot;,&quot;id&quot;:&quot;9800b69c-484c-3109-bcec-1e79b70d9bf0&quot;,&quot;title&quot;:&quot;Chikungunya fever&quot;,&quot;author&quot;:[{&quot;family&quot;:&quot;Bartholomeeusen&quot;,&quot;given&quot;:&quot;Koen&quot;,&quot;parse-names&quot;:false,&quot;dropping-particle&quot;:&quot;&quot;,&quot;non-dropping-particle&quot;:&quot;&quot;},{&quot;family&quot;:&quot;Daniel&quot;,&quot;given&quot;:&quot;Matthieu&quot;,&quot;parse-names&quot;:false,&quot;dropping-particle&quot;:&quot;&quot;,&quot;non-dropping-particle&quot;:&quot;&quot;},{&quot;family&quot;:&quot;LaBeaud&quot;,&quot;given&quot;:&quot;Desiree A.&quot;,&quot;parse-names&quot;:false,&quot;dropping-particle&quot;:&quot;&quot;,&quot;non-dropping-particle&quot;:&quot;&quot;},{&quot;family&quot;:&quot;Gasque&quot;,&quot;given&quot;:&quot;Philippe&quot;,&quot;parse-names&quot;:false,&quot;dropping-particle&quot;:&quot;&quot;,&quot;non-dropping-particle&quot;:&quot;&quot;},{&quot;family&quot;:&quot;Peeling&quot;,&quot;given&quot;:&quot;Rosanna W.&quot;,&quot;parse-names&quot;:false,&quot;dropping-particle&quot;:&quot;&quot;,&quot;non-dropping-particle&quot;:&quot;&quot;},{&quot;family&quot;:&quot;Stephenson&quot;,&quot;given&quot;:&quot;Kathryn E.&quot;,&quot;parse-names&quot;:false,&quot;dropping-particle&quot;:&quot;&quot;,&quot;non-dropping-particle&quot;:&quot;&quot;},{&quot;family&quot;:&quot;Ng&quot;,&quot;given&quot;:&quot;Lisa F.P.&quot;,&quot;parse-names&quot;:false,&quot;dropping-particle&quot;:&quot;&quot;,&quot;non-dropping-particle&quot;:&quot;&quot;},{&quot;family&quot;:&quot;Ariën&quot;,&quot;given&quot;:&quot;Kevin K.&quot;,&quot;parse-names&quot;:false,&quot;dropping-particle&quot;:&quot;&quot;,&quot;non-dropping-particle&quot;:&quot;&quot;}],&quot;container-title&quot;:&quot;Nature Reviews Disease Primers 2023 9:1&quot;,&quot;accessed&quot;:{&quot;date-parts&quot;:[[2025,7,29]]},&quot;DOI&quot;:&quot;10.1038/s41572-023-00429-2&quot;,&quot;ISSN&quot;:&quot;2056-676X&quot;,&quot;PMID&quot;:&quot;37024497&quot;,&quot;URL&quot;:&quot;https://www.nature.com/articles/s41572-023-00429-2&quot;,&quot;issued&quot;:{&quot;date-parts&quot;:[[2023,4,6]]},&quot;page&quot;:&quot;1-21&quot;,&quot;abstract&quot;:&quot;Chikungunya virus is widespread throughout the tropics, where it causes recurrent outbreaks of chikungunya fever. In recent years, outbreaks have afflicted populations in East and Central Africa, South America and Southeast Asia. The virus is transmitted by Aedes aegypti and Aedes albopictus mosquitoes. Chikungunya fever is characterized by severe arthralgia and myalgia that can persist for years and have considerable detrimental effects on health, quality of life and economic productivity. The effects of climate change as well as increased globalization of commerce and travel have led to growth of the habitat of Aedes mosquitoes. As a result, increasing numbers of people will be at risk of chikungunya fever in the coming years. In the absence of specific antiviral treatments and with vaccines still in development, surveillance and vector control are essential to suppress re-emergence and epidemics. Chikungunya fever is an acute febrile illness caused by chikungunya virus, a mosquito-borne alphavirus. This Primer by Bartholomeeusen and colleagues summarizes the epidemiology, mechanisms, diagnosis and treatment of chikungunya fever, and discusses patient quality of life and open research questions for this condition.&quot;,&quot;publisher&quot;:&quot;Nature Publishing Group&quot;,&quot;issue&quot;:&quot;1&quot;,&quot;volume&quot;:&quot;9&quot;,&quot;container-title-short&quot;:&quot;&quot;},&quot;isTemporary&quot;:false}]},{&quot;citationID&quot;:&quot;MENDELEY_CITATION_b5f88de9-7467-4f7e-900c-8c46ce49772b&quot;,&quot;properties&quot;:{&quot;noteIndex&quot;:0},&quot;isEdited&quot;:false,&quot;manualOverride&quot;:{&quot;isManuallyOverridden&quot;:false,&quot;citeprocText&quot;:&quot;(4,5)&quot;,&quot;manualOverrideText&quot;:&quot;&quot;},&quot;citationTag&quot;:&quot;MENDELEY_CITATION_v3_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&quot;,&quot;citationItems&quot;:[{&quot;id&quot;:&quot;9800b69c-484c-3109-bcec-1e79b70d9bf0&quot;,&quot;itemData&quot;:{&quot;type&quot;:&quot;article-journal&quot;,&quot;id&quot;:&quot;9800b69c-484c-3109-bcec-1e79b70d9bf0&quot;,&quot;title&quot;:&quot;Chikungunya fever&quot;,&quot;author&quot;:[{&quot;family&quot;:&quot;Bartholomeeusen&quot;,&quot;given&quot;:&quot;Koen&quot;,&quot;parse-names&quot;:false,&quot;dropping-particle&quot;:&quot;&quot;,&quot;non-dropping-particle&quot;:&quot;&quot;},{&quot;family&quot;:&quot;Daniel&quot;,&quot;given&quot;:&quot;Matthieu&quot;,&quot;parse-names&quot;:false,&quot;dropping-particle&quot;:&quot;&quot;,&quot;non-dropping-particle&quot;:&quot;&quot;},{&quot;family&quot;:&quot;LaBeaud&quot;,&quot;given&quot;:&quot;Desiree A.&quot;,&quot;parse-names&quot;:false,&quot;dropping-particle&quot;:&quot;&quot;,&quot;non-dropping-particle&quot;:&quot;&quot;},{&quot;family&quot;:&quot;Gasque&quot;,&quot;given&quot;:&quot;Philippe&quot;,&quot;parse-names&quot;:false,&quot;dropping-particle&quot;:&quot;&quot;,&quot;non-dropping-particle&quot;:&quot;&quot;},{&quot;family&quot;:&quot;Peeling&quot;,&quot;given&quot;:&quot;Rosanna W.&quot;,&quot;parse-names&quot;:false,&quot;dropping-particle&quot;:&quot;&quot;,&quot;non-dropping-particle&quot;:&quot;&quot;},{&quot;family&quot;:&quot;Stephenson&quot;,&quot;given&quot;:&quot;Kathryn E.&quot;,&quot;parse-names&quot;:false,&quot;dropping-particle&quot;:&quot;&quot;,&quot;non-dropping-particle&quot;:&quot;&quot;},{&quot;family&quot;:&quot;Ng&quot;,&quot;given&quot;:&quot;Lisa F.P.&quot;,&quot;parse-names&quot;:false,&quot;dropping-particle&quot;:&quot;&quot;,&quot;non-dropping-particle&quot;:&quot;&quot;},{&quot;family&quot;:&quot;Ariën&quot;,&quot;given&quot;:&quot;Kevin K.&quot;,&quot;parse-names&quot;:false,&quot;dropping-particle&quot;:&quot;&quot;,&quot;non-dropping-particle&quot;:&quot;&quot;}],&quot;container-title&quot;:&quot;Nature Reviews Disease Primers 2023 9:1&quot;,&quot;accessed&quot;:{&quot;date-parts&quot;:[[2025,7,29]]},&quot;DOI&quot;:&quot;10.1038/s41572-023-00429-2&quot;,&quot;ISSN&quot;:&quot;2056-676X&quot;,&quot;PMID&quot;:&quot;37024497&quot;,&quot;URL&quot;:&quot;https://www.nature.com/articles/s41572-023-00429-2&quot;,&quot;issued&quot;:{&quot;date-parts&quot;:[[2023,4,6]]},&quot;page&quot;:&quot;1-21&quot;,&quot;abstract&quot;:&quot;Chikungunya virus is widespread throughout the tropics, where it causes recurrent outbreaks of chikungunya fever. In recent years, outbreaks have afflicted populations in East and Central Africa, South America and Southeast Asia. The virus is transmitted by Aedes aegypti and Aedes albopictus mosquitoes. Chikungunya fever is characterized by severe arthralgia and myalgia that can persist for years and have considerable detrimental effects on health, quality of life and economic productivity. The effects of climate change as well as increased globalization of commerce and travel have led to growth of the habitat of Aedes mosquitoes. As a result, increasing numbers of people will be at risk of chikungunya fever in the coming years. In the absence of specific antiviral treatments and with vaccines still in development, surveillance and vector control are essential to suppress re-emergence and epidemics. Chikungunya fever is an acute febrile illness caused by chikungunya virus, a mosquito-borne alphavirus. This Primer by Bartholomeeusen and colleagues summarizes the epidemiology, mechanisms, diagnosis and treatment of chikungunya fever, and discusses patient quality of life and open research questions for this condition.&quot;,&quot;publisher&quot;:&quot;Nature Publishing Group&quot;,&quot;issue&quot;:&quot;1&quot;,&quot;volume&quot;:&quot;9&quot;,&quot;container-title-short&quot;:&quot;&quot;},&quot;isTemporary&quot;:false},{&quot;id&quot;:&quot;ad02734d-7826-396f-a650-6f32337f9df5&quot;,&quot;itemData&quot;:{&quot;type&quot;:&quot;article-journal&quot;,&quot;id&quot;:&quot;ad02734d-7826-396f-a650-6f32337f9df5&quot;,&quot;title&quot;:&quot;Phylogenetic Analysis of Chikungunya Virus Strains Circulating in the Western Hemisphere&quot;,&quot;author&quot;:[{&quot;family&quot;:&quot;Lanciotti&quot;,&quot;given&quot;:&quot;Robert S.&quot;,&quot;parse-names&quot;:false,&quot;dropping-particle&quot;:&quot;&quot;,&quot;non-dropping-particle&quot;:&quot;&quot;},{&quot;family&quot;:&quot;Lambert&quot;,&quot;given&quot;:&quot;Amy J.&quot;,&quot;parse-names&quot;:false,&quot;dropping-particle&quot;:&quot;&quot;,&quot;non-dropping-particle&quot;:&quot;&quot;}],&quot;container-title&quot;:&quot;The American Journal of Tropical Medicine and Hygiene&quot;,&quot;container-title-short&quot;:&quot;Am J Trop Med Hyg&quot;,&quot;accessed&quot;:{&quot;date-parts&quot;:[[2025,7,30]]},&quot;DOI&quot;:&quot;10.4269/AJTMH.15-0375&quot;,&quot;ISSN&quot;:&quot;00029637&quot;,&quot;PMID&quot;:&quot;26856917&quot;,&quot;URL&quot;:&quot;https://pmc.ncbi.nlm.nih.gov/articles/PMC4824221/&quot;,&quot;issued&quot;:{&quot;date-parts&quot;:[[2016,4,1]]},&quot;page&quot;:&quot;800&quot;,&quot;abstract&quot;:&quot;In December 2013, chikungunya virus (CHIKV) was isolated for the first time in the Western Hemisphere (WH) during an epidemic on the island of St. Martin. Subsequently, the virus has spread to 42 countries or territories in the Caribbean, Central, South, and North America. In this study, we have determined the full genomic sequences of 29 temporally and geographically diverse CHIKV strains from 16 countries of the WH. Phylogenetic analyses revealed minimal evolution among compared emergent CHIKV strains of the New World.&quot;,&quot;publisher&quot;:&quot;American Society of Tropical Medicine and Hygiene&quot;,&quot;issue&quot;:&quot;4&quot;,&quot;volume&quot;:&quot;94&quot;},&quot;isTemporary&quot;:false}]},{&quot;citationID&quot;:&quot;MENDELEY_CITATION_c3643365-9828-409d-b6e0-36fe1f005caf&quot;,&quot;properties&quot;:{&quot;noteIndex&quot;:0},&quot;isEdited&quot;:false,&quot;manualOverride&quot;:{&quot;isManuallyOverridden&quot;:false,&quot;citeprocText&quot;:&quot;(5)&quot;,&quot;manualOverrideText&quot;:&quot;&quot;},&quot;citationTag&quot;:&quot;MENDELEY_CITATION_v3_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&quot;,&quot;citationItems&quot;:[{&quot;id&quot;:&quot;9800b69c-484c-3109-bcec-1e79b70d9bf0&quot;,&quot;itemData&quot;:{&quot;type&quot;:&quot;article-journal&quot;,&quot;id&quot;:&quot;9800b69c-484c-3109-bcec-1e79b70d9bf0&quot;,&quot;title&quot;:&quot;Chikungunya fever&quot;,&quot;author&quot;:[{&quot;family&quot;:&quot;Bartholomeeusen&quot;,&quot;given&quot;:&quot;Koen&quot;,&quot;parse-names&quot;:false,&quot;dropping-particle&quot;:&quot;&quot;,&quot;non-dropping-particle&quot;:&quot;&quot;},{&quot;family&quot;:&quot;Daniel&quot;,&quot;given&quot;:&quot;Matthieu&quot;,&quot;parse-names&quot;:false,&quot;dropping-particle&quot;:&quot;&quot;,&quot;non-dropping-particle&quot;:&quot;&quot;},{&quot;family&quot;:&quot;LaBeaud&quot;,&quot;given&quot;:&quot;Desiree A.&quot;,&quot;parse-names&quot;:false,&quot;dropping-particle&quot;:&quot;&quot;,&quot;non-dropping-particle&quot;:&quot;&quot;},{&quot;family&quot;:&quot;Gasque&quot;,&quot;given&quot;:&quot;Philippe&quot;,&quot;parse-names&quot;:false,&quot;dropping-particle&quot;:&quot;&quot;,&quot;non-dropping-particle&quot;:&quot;&quot;},{&quot;family&quot;:&quot;Peeling&quot;,&quot;given&quot;:&quot;Rosanna W.&quot;,&quot;parse-names&quot;:false,&quot;dropping-particle&quot;:&quot;&quot;,&quot;non-dropping-particle&quot;:&quot;&quot;},{&quot;family&quot;:&quot;Stephenson&quot;,&quot;given&quot;:&quot;Kathryn E.&quot;,&quot;parse-names&quot;:false,&quot;dropping-particle&quot;:&quot;&quot;,&quot;non-dropping-particle&quot;:&quot;&quot;},{&quot;family&quot;:&quot;Ng&quot;,&quot;given&quot;:&quot;Lisa F.P.&quot;,&quot;parse-names&quot;:false,&quot;dropping-particle&quot;:&quot;&quot;,&quot;non-dropping-particle&quot;:&quot;&quot;},{&quot;family&quot;:&quot;Ariën&quot;,&quot;given&quot;:&quot;Kevin K.&quot;,&quot;parse-names&quot;:false,&quot;dropping-particle&quot;:&quot;&quot;,&quot;non-dropping-particle&quot;:&quot;&quot;}],&quot;container-title&quot;:&quot;Nature Reviews Disease Primers 2023 9:1&quot;,&quot;accessed&quot;:{&quot;date-parts&quot;:[[2025,7,29]]},&quot;DOI&quot;:&quot;10.1038/s41572-023-00429-2&quot;,&quot;ISSN&quot;:&quot;2056-676X&quot;,&quot;PMID&quot;:&quot;37024497&quot;,&quot;URL&quot;:&quot;https://www.nature.com/articles/s41572-023-00429-2&quot;,&quot;issued&quot;:{&quot;date-parts&quot;:[[2023,4,6]]},&quot;page&quot;:&quot;1-21&quot;,&quot;abstract&quot;:&quot;Chikungunya virus is widespread throughout the tropics, where it causes recurrent outbreaks of chikungunya fever. In recent years, outbreaks have afflicted populations in East and Central Africa, South America and Southeast Asia. The virus is transmitted by Aedes aegypti and Aedes albopictus mosquitoes. Chikungunya fever is characterized by severe arthralgia and myalgia that can persist for years and have considerable detrimental effects on health, quality of life and economic productivity. The effects of climate change as well as increased globalization of commerce and travel have led to growth of the habitat of Aedes mosquitoes. As a result, increasing numbers of people will be at risk of chikungunya fever in the coming years. In the absence of specific antiviral treatments and with vaccines still in development, surveillance and vector control are essential to suppress re-emergence and epidemics. Chikungunya fever is an acute febrile illness caused by chikungunya virus, a mosquito-borne alphavirus. This Primer by Bartholomeeusen and colleagues summarizes the epidemiology, mechanisms, diagnosis and treatment of chikungunya fever, and discusses patient quality of life and open research questions for this condition.&quot;,&quot;publisher&quot;:&quot;Nature Publishing Group&quot;,&quot;issue&quot;:&quot;1&quot;,&quot;volume&quot;:&quot;9&quot;,&quot;container-title-short&quot;:&quot;&quot;},&quot;isTemporary&quot;:false}]},{&quot;citationID&quot;:&quot;MENDELEY_CITATION_812c224f-e202-45a5-a5bc-f9b7f02a0bf1&quot;,&quot;properties&quot;:{&quot;noteIndex&quot;:0},&quot;isEdited&quot;:false,&quot;manualOverride&quot;:{&quot;isManuallyOverridden&quot;:false,&quot;citeprocText&quot;:&quot;(4)&quot;,&quot;manualOverrideText&quot;:&quot;&quot;},&quot;citationTag&quot;:&quot;MENDELEY_CITATION_v3_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&quot;,&quot;citationItems&quot;:[{&quot;id&quot;:&quot;ad02734d-7826-396f-a650-6f32337f9df5&quot;,&quot;itemData&quot;:{&quot;type&quot;:&quot;article-journal&quot;,&quot;id&quot;:&quot;ad02734d-7826-396f-a650-6f32337f9df5&quot;,&quot;title&quot;:&quot;Phylogenetic Analysis of Chikungunya Virus Strains Circulating in the Western Hemisphere&quot;,&quot;author&quot;:[{&quot;family&quot;:&quot;Lanciotti&quot;,&quot;given&quot;:&quot;Robert S.&quot;,&quot;parse-names&quot;:false,&quot;dropping-particle&quot;:&quot;&quot;,&quot;non-dropping-particle&quot;:&quot;&quot;},{&quot;family&quot;:&quot;Lambert&quot;,&quot;given&quot;:&quot;Amy J.&quot;,&quot;parse-names&quot;:false,&quot;dropping-particle&quot;:&quot;&quot;,&quot;non-dropping-particle&quot;:&quot;&quot;}],&quot;container-title&quot;:&quot;The American Journal of Tropical Medicine and Hygiene&quot;,&quot;container-title-short&quot;:&quot;Am J Trop Med Hyg&quot;,&quot;accessed&quot;:{&quot;date-parts&quot;:[[2025,7,30]]},&quot;DOI&quot;:&quot;10.4269/AJTMH.15-0375&quot;,&quot;ISSN&quot;:&quot;00029637&quot;,&quot;PMID&quot;:&quot;26856917&quot;,&quot;URL&quot;:&quot;https://pmc.ncbi.nlm.nih.gov/articles/PMC4824221/&quot;,&quot;issued&quot;:{&quot;date-parts&quot;:[[2016,4,1]]},&quot;page&quot;:&quot;800&quot;,&quot;abstract&quot;:&quot;In December 2013, chikungunya virus (CHIKV) was isolated for the first time in the Western Hemisphere (WH) during an epidemic on the island of St. Martin. Subsequently, the virus has spread to 42 countries or territories in the Caribbean, Central, South, and North America. In this study, we have determined the full genomic sequences of 29 temporally and geographically diverse CHIKV strains from 16 countries of the WH. Phylogenetic analyses revealed minimal evolution among compared emergent CHIKV strains of the New World.&quot;,&quot;publisher&quot;:&quot;American Society of Tropical Medicine and Hygiene&quot;,&quot;issue&quot;:&quot;4&quot;,&quot;volume&quot;:&quot;94&quot;},&quot;isTemporary&quot;:false}]},{&quot;citationID&quot;:&quot;MENDELEY_CITATION_b6822e89-6aaf-4bf0-8a46-a2bdf618ceff&quot;,&quot;properties&quot;:{&quot;noteIndex&quot;:0},&quot;isEdited&quot;:false,&quot;manualOverride&quot;:{&quot;isManuallyOverridden&quot;:false,&quot;citeprocText&quot;:&quot;(4)&quot;,&quot;manualOverrideText&quot;:&quot;&quot;},&quot;citationTag&quot;:&quot;MENDELEY_CITATION_v3_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&quot;,&quot;citationItems&quot;:[{&quot;id&quot;:&quot;ad02734d-7826-396f-a650-6f32337f9df5&quot;,&quot;itemData&quot;:{&quot;type&quot;:&quot;article-journal&quot;,&quot;id&quot;:&quot;ad02734d-7826-396f-a650-6f32337f9df5&quot;,&quot;title&quot;:&quot;Phylogenetic Analysis of Chikungunya Virus Strains Circulating in the Western Hemisphere&quot;,&quot;author&quot;:[{&quot;family&quot;:&quot;Lanciotti&quot;,&quot;given&quot;:&quot;Robert S.&quot;,&quot;parse-names&quot;:false,&quot;dropping-particle&quot;:&quot;&quot;,&quot;non-dropping-particle&quot;:&quot;&quot;},{&quot;family&quot;:&quot;Lambert&quot;,&quot;given&quot;:&quot;Amy J.&quot;,&quot;parse-names&quot;:false,&quot;dropping-particle&quot;:&quot;&quot;,&quot;non-dropping-particle&quot;:&quot;&quot;}],&quot;container-title&quot;:&quot;The American Journal of Tropical Medicine and Hygiene&quot;,&quot;container-title-short&quot;:&quot;Am J Trop Med Hyg&quot;,&quot;accessed&quot;:{&quot;date-parts&quot;:[[2025,7,30]]},&quot;DOI&quot;:&quot;10.4269/AJTMH.15-0375&quot;,&quot;ISSN&quot;:&quot;00029637&quot;,&quot;PMID&quot;:&quot;26856917&quot;,&quot;URL&quot;:&quot;https://pmc.ncbi.nlm.nih.gov/articles/PMC4824221/&quot;,&quot;issued&quot;:{&quot;date-parts&quot;:[[2016,4,1]]},&quot;page&quot;:&quot;800&quot;,&quot;abstract&quot;:&quot;In December 2013, chikungunya virus (CHIKV) was isolated for the first time in the Western Hemisphere (WH) during an epidemic on the island of St. Martin. Subsequently, the virus has spread to 42 countries or territories in the Caribbean, Central, South, and North America. In this study, we have determined the full genomic sequences of 29 temporally and geographically diverse CHIKV strains from 16 countries of the WH. Phylogenetic analyses revealed minimal evolution among compared emergent CHIKV strains of the New World.&quot;,&quot;publisher&quot;:&quot;American Society of Tropical Medicine and Hygiene&quot;,&quot;issue&quot;:&quot;4&quot;,&quot;volume&quot;:&quot;94&quot;},&quot;isTemporary&quot;:false}]},{&quot;citationID&quot;:&quot;MENDELEY_CITATION_2956e10c-7b80-4a3e-82ae-5d1569ea6c1f&quot;,&quot;properties&quot;:{&quot;noteIndex&quot;:0},&quot;isEdited&quot;:false,&quot;manualOverride&quot;:{&quot;isManuallyOverridden&quot;:false,&quot;citeprocText&quot;:&quot;(5)&quot;,&quot;manualOverrideText&quot;:&quot;&quot;},&quot;citationTag&quot;:&quot;MENDELEY_CITATION_v3_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&quot;,&quot;citationItems&quot;:[{&quot;id&quot;:&quot;9800b69c-484c-3109-bcec-1e79b70d9bf0&quot;,&quot;itemData&quot;:{&quot;type&quot;:&quot;article-journal&quot;,&quot;id&quot;:&quot;9800b69c-484c-3109-bcec-1e79b70d9bf0&quot;,&quot;title&quot;:&quot;Chikungunya fever&quot;,&quot;author&quot;:[{&quot;family&quot;:&quot;Bartholomeeusen&quot;,&quot;given&quot;:&quot;Koen&quot;,&quot;parse-names&quot;:false,&quot;dropping-particle&quot;:&quot;&quot;,&quot;non-dropping-particle&quot;:&quot;&quot;},{&quot;family&quot;:&quot;Daniel&quot;,&quot;given&quot;:&quot;Matthieu&quot;,&quot;parse-names&quot;:false,&quot;dropping-particle&quot;:&quot;&quot;,&quot;non-dropping-particle&quot;:&quot;&quot;},{&quot;family&quot;:&quot;LaBeaud&quot;,&quot;given&quot;:&quot;Desiree A.&quot;,&quot;parse-names&quot;:false,&quot;dropping-particle&quot;:&quot;&quot;,&quot;non-dropping-particle&quot;:&quot;&quot;},{&quot;family&quot;:&quot;Gasque&quot;,&quot;given&quot;:&quot;Philippe&quot;,&quot;parse-names&quot;:false,&quot;dropping-particle&quot;:&quot;&quot;,&quot;non-dropping-particle&quot;:&quot;&quot;},{&quot;family&quot;:&quot;Peeling&quot;,&quot;given&quot;:&quot;Rosanna W.&quot;,&quot;parse-names&quot;:false,&quot;dropping-particle&quot;:&quot;&quot;,&quot;non-dropping-particle&quot;:&quot;&quot;},{&quot;family&quot;:&quot;Stephenson&quot;,&quot;given&quot;:&quot;Kathryn E.&quot;,&quot;parse-names&quot;:false,&quot;dropping-particle&quot;:&quot;&quot;,&quot;non-dropping-particle&quot;:&quot;&quot;},{&quot;family&quot;:&quot;Ng&quot;,&quot;given&quot;:&quot;Lisa F.P.&quot;,&quot;parse-names&quot;:false,&quot;dropping-particle&quot;:&quot;&quot;,&quot;non-dropping-particle&quot;:&quot;&quot;},{&quot;family&quot;:&quot;Ariën&quot;,&quot;given&quot;:&quot;Kevin K.&quot;,&quot;parse-names&quot;:false,&quot;dropping-particle&quot;:&quot;&quot;,&quot;non-dropping-particle&quot;:&quot;&quot;}],&quot;container-title&quot;:&quot;Nature Reviews Disease Primers 2023 9:1&quot;,&quot;accessed&quot;:{&quot;date-parts&quot;:[[2025,7,29]]},&quot;DOI&quot;:&quot;10.1038/s41572-023-00429-2&quot;,&quot;ISSN&quot;:&quot;2056-676X&quot;,&quot;PMID&quot;:&quot;37024497&quot;,&quot;URL&quot;:&quot;https://www.nature.com/articles/s41572-023-00429-2&quot;,&quot;issued&quot;:{&quot;date-parts&quot;:[[2023,4,6]]},&quot;page&quot;:&quot;1-21&quot;,&quot;abstract&quot;:&quot;Chikungunya virus is widespread throughout the tropics, where it causes recurrent outbreaks of chikungunya fever. In recent years, outbreaks have afflicted populations in East and Central Africa, South America and Southeast Asia. The virus is transmitted by Aedes aegypti and Aedes albopictus mosquitoes. Chikungunya fever is characterized by severe arthralgia and myalgia that can persist for years and have considerable detrimental effects on health, quality of life and economic productivity. The effects of climate change as well as increased globalization of commerce and travel have led to growth of the habitat of Aedes mosquitoes. As a result, increasing numbers of people will be at risk of chikungunya fever in the coming years. In the absence of specific antiviral treatments and with vaccines still in development, surveillance and vector control are essential to suppress re-emergence and epidemics. Chikungunya fever is an acute febrile illness caused by chikungunya virus, a mosquito-borne alphavirus. This Primer by Bartholomeeusen and colleagues summarizes the epidemiology, mechanisms, diagnosis and treatment of chikungunya fever, and discusses patient quality of life and open research questions for this condition.&quot;,&quot;publisher&quot;:&quot;Nature Publishing Group&quot;,&quot;issue&quot;:&quot;1&quot;,&quot;volume&quot;:&quot;9&quot;,&quot;container-title-short&quot;:&quot;&quot;},&quot;isTemporary&quot;:false}]}]"/>
+    <we:property name="MENDELEY_CITATIONS" value="[{&quot;citationID&quot;:&quot;MENDELEY_CITATION_d23a6aab-6de4-4fb3-a0be-c4486878b3e6&quot;,&quot;properties&quot;:{&quot;noteIndex&quot;:0},&quot;isEdited&quot;:false,&quot;manualOverride&quot;:{&quot;isManuallyOverridden&quot;:false,&quot;citeprocText&quot;:&quot;(1)&quot;,&quot;manualOverrideText&quot;:&quot;&quot;},&quot;citationTag&quot;:&quot;MENDELEY_CITATION_v3_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&quot;,&quot;citationItems&quot;:[{&quot;id&quot;:&quot;03a45da2-b9e9-3531-9f01-5f61fac20cb2&quot;,&quot;itemData&quot;:{&quot;type&quot;:&quot;article-journal&quot;,&quot;id&quot;:&quot;03a45da2-b9e9-3531-9f01-5f61fac20cb2&quot;,&quot;title&quot;:&quot;The global health and economic burden of chikungunya from 2011 to 2020: a model-driven analysis on the impact of an emerging vector-borne disease&quot;,&quot;author&quot;:[{&quot;family&quot;:&quot;Roo&quot;,&quot;given&quot;:&quot;Adrianne Marije&quot;,&quot;parse-names&quot;:false,&quot;dropping-particle&quot;:&quot;&quot;,&quot;non-dropping-particle&quot;:&quot;De&quot;},{&quot;family&quot;:&quot;Vondeling&quot;,&quot;given&quot;:&quot;Gerard Timmy&quot;,&quot;parse-names&quot;:false,&quot;dropping-particle&quot;:&quot;&quot;,&quot;non-dropping-particle&quot;:&quot;&quot;},{&quot;family&quot;:&quot;Boer&quot;,&quot;given&quot;:&quot;Martijn&quot;,&quot;parse-names&quot;:false,&quot;dropping-particle&quot;:&quot;&quot;,&quot;non-dropping-particle&quot;:&quot;&quot;},{&quot;family&quot;:&quot;Murray&quot;,&quot;given&quot;:&quot;Kristy&quot;,&quot;parse-names&quot;:false,&quot;dropping-particle&quot;:&quot;&quot;,&quot;non-dropping-particle&quot;:&quot;&quot;},{&quot;family&quot;:&quot;Postma&quot;,&quot;given&quot;:&quot;Maarten Jacobus&quot;,&quot;parse-names&quot;:false,&quot;dropping-particle&quot;:&quot;&quot;,&quot;non-dropping-particle&quot;:&quot;&quot;}],&quot;container-title&quot;:&quot;BMJ Global Health&quot;,&quot;container-title-short&quot;:&quot;BMJ Glob Health&quot;,&quot;accessed&quot;:{&quot;date-parts&quot;:[[2025,7,29]]},&quot;DOI&quot;:&quot;10.1136/BMJGH-2024-016648&quot;,&quot;ISSN&quot;:&quot;2059-7908&quot;,&quot;PMID&quot;:&quot;10.1136/bmjgh-2024-016648&quot;,&quot;URL&quot;:&quot;https://gh.bmj.com/content/9/12/e016648&quot;,&quot;issued&quot;:{&quot;date-parts&quot;:[[2024,12,3]]},&quot;abstract&quot;:&quot;Introduction Chikungunya is a mosquito-borne arboviral disease posing an emerging global public health threat. Understanding the global burden of chikungunya is critical for designing effective prevention and control strategies. However, current estimates of the economic and health impact of chikungunya remain limited and are potentially underestimated. This study aims to provide a comprehensive overview of the chikungunya burden worldwide.Methods We analysed the global burden of chikungunya between 2011 and 2020 and calculated disability-adjusted life years (DALYs) and direct and indirect costs using a data-driven simulation model. The main outcomes were the number of cases, the total DALY burden, and the direct and indirect costs of acute and chronic chikungunya between 2011 and 2020.Results Our study revealed a total of 18.7 million chikungunya cases in 110 countries between 2011 and 2020, causing 1.95 million DALYs. Most of this burden was found in the Latin American and Caribbean region. The total economic burden caused by chikungunya over these 10 years was estimated at $2.8 billion in direct costs and $47.1 billion in indirect costs worldwide. Long-term chronic illness was the source of most costs and DALYs.Conclusion Chikungunya has a higher disease burden than was previously estimated and costs related to the disease are substantial. Especially in combination with its unpredictable nature, chikungunya could significantly impact local health systems. Insights from this study could inform decision makers on the impact of chikungunya on population health and help them to appropriately allocate resources to protect vulnerable populations from this debilitating disease.&quot;,&quot;publisher&quot;:&quot;BMJ Publishing Group Ltd&quot;,&quot;issue&quot;:&quot;12&quot;,&quot;volume&quot;:&quot;9&quot;},&quot;isTemporary&quot;:false}]},{&quot;citationID&quot;:&quot;MENDELEY_CITATION_eb099ef5-1f0f-4f45-aed8-8aa053bb145f&quot;,&quot;properties&quot;:{&quot;noteIndex&quot;:0},&quot;isEdited&quot;:false,&quot;manualOverride&quot;:{&quot;isManuallyOverridden&quot;:false,&quot;citeprocText&quot;:&quot;(2,3)&quot;,&quot;manualOverrideText&quot;:&quot;&quot;},&quot;citationItems&quot;:[{&quot;id&quot;:&quot;4a0b30b7-b278-3117-8b65-13214dac45c5&quot;,&quot;itemData&quot;:{&quot;type&quot;:&quot;article-journal&quot;,&quot;id&quot;:&quot;4a0b30b7-b278-3117-8b65-13214dac45c5&quot;,&quot;title&quot;:&quot;Global distribution and environmental suitability for chikungunya virus, 1952 to 2015&quot;,&quot;author&quot;:[{&quot;family&quot;:&quot;Nsoesie&quot;,&quot;given&quot;:&quot;Elaine O.&quot;,&quot;parse-names&quot;:false,&quot;dropping-particle&quot;:&quot;&quot;,&quot;non-dropping-particle&quot;:&quot;&quot;},{&quot;family&quot;:&quot;Kraemer&quot;,&quot;given&quot;:&quot;Moritz U.G.&quot;,&quot;parse-names&quot;:false,&quot;dropping-particle&quot;:&quot;&quot;,&quot;non-dropping-particle&quot;:&quot;&quot;},{&quot;family&quot;:&quot;Golding&quot;,&quot;given&quot;:&quot;N.&quot;,&quot;parse-names&quot;:false,&quot;dropping-particle&quot;:&quot;&quot;,&quot;non-dropping-particle&quot;:&quot;&quot;},{&quot;family&quot;:&quot;Pigott&quot;,&quot;given&quot;:&quot;D. M.&quot;,&quot;parse-names&quot;:false,&quot;dropping-particle&quot;:&quot;&quot;,&quot;non-dropping-particle&quot;:&quot;&quot;},{&quot;family&quot;:&quot;Brady&quot;,&quot;given&quot;:&quot;O. J.&quot;,&quot;parse-names&quot;:false,&quot;dropping-particle&quot;:&quot;&quot;,&quot;non-dropping-particle&quot;:&quot;&quot;},{&quot;family&quot;:&quot;Moyes&quot;,&quot;given&quot;:&quot;C. L.&quot;,&quot;parse-names&quot;:false,&quot;dropping-particle&quot;:&quot;&quot;,&quot;non-dropping-particle&quot;:&quot;&quot;},{&quot;family&quot;:&quot;Johansson&quot;,&quot;given&quot;:&quot;M. A.&quot;,&quot;parse-names&quot;:false,&quot;dropping-particle&quot;:&quot;&quot;,&quot;non-dropping-particle&quot;:&quot;&quot;},{&quot;family&quot;:&quot;Gething&quot;,&quot;given&quot;:&quot;P. W.&quot;,&quot;parse-names&quot;:false,&quot;dropping-particle&quot;:&quot;&quot;,&quot;non-dropping-particle&quot;:&quot;&quot;},{&quot;family&quot;:&quot;Velayudhan&quot;,&quot;given&quot;:&quot;R.&quot;,&quot;parse-names&quot;:false,&quot;dropping-particle&quot;:&quot;&quot;,&quot;non-dropping-particle&quot;:&quot;&quot;},{&quot;family&quot;:&quot;Khan&quot;,&quot;given&quot;:&quot;K.&quot;,&quot;parse-names&quot;:false,&quot;dropping-particle&quot;:&quot;&quot;,&quot;non-dropping-particle&quot;:&quot;&quot;},{&quot;family&quot;:&quot;Hay&quot;,&quot;given&quot;:&quot;S. I.&quot;,&quot;parse-names&quot;:false,&quot;dropping-particle&quot;:&quot;&quot;,&quot;non-dropping-particle&quot;:&quot;&quot;},{&quot;family&quot;:&quot;Brownstein&quot;,&quot;given&quot;:&quot;J. S.&quot;,&quot;parse-names&quot;:false,&quot;dropping-particle&quot;:&quot;&quot;,&quot;non-dropping-particle&quot;:&quot;&quot;}],&quot;container-title&quot;:&quot;Eurosurveillance&quot;,&quot;accessed&quot;:{&quot;date-parts&quot;:[[2025,7,30]]},&quot;DOI&quot;:&quot;10.2807/1560-7917.ES.2016.21.20.30234/CITE/REFWORKS&quot;,&quot;ISSN&quot;:&quot;15607917&quot;,&quot;PMID&quot;:&quot;27239817&quot;,&quot;URL&quot;:&quot;https://www.eurosurveillance.org/content/10.2807/1560-7917.ES.2016.21.20.30234&quot;,&quot;issued&quot;:{&quot;date-parts&quot;:[[2016,5,19]]},&quot;page&quot;:&quot;30234&quot;,&quot;abstract&quot;:&quot;Chikungunya fever is an acute febrile illness caused by the chikungunya virus (CHIKV), which is transmitted to humans by Aedes mosquitoes. Although chikungunya fever is rarely fatal, patients can experience debilitating symptoms that last from months to years. Here we comprehensively assess the global distribution of chikungunya and produce high-resolution maps, using an established modelling framework that combines a comprehensive occurrence database with bespoke environmental correlates, including up-to-date Aedes distribution maps. This enables estimation of the current total population-at-risk of CHIKV transmission and identification of areas where the virus may spread to in the future. We identified 94 countries with good evidence for current CHIKV presence and a set of countries in the New and Old World with potential for future CHIKV establishment, demonstrated by high environmental suitability for transmission and in some cases previous sporadic reports. Aedes aegypti presence was identified as one of the major contributing factors to CHIKV transmission but significant geographical heterogeneity exists. We estimated 1.3 billion people are living in areas at-risk of CHIKV transmission. These maps provide a baseline for identifying areas where prevention and control efforts should be prioritised and can be used to guide estimation of the global burden of CHIKV.&quot;,&quot;publisher&quot;:&quot;European Centre for Disease Prevention and Control (ECDC)&quot;,&quot;issue&quot;:&quot;20&quot;,&quot;volume&quot;:&quot;21&quot;,&quot;container-title-short&quot;:&quot;&quot;},&quot;isTemporary&quot;:false},{&quot;id&quot;:&quot;ae794e27-9100-3fd7-8a32-de885fb165ba&quot;,&quot;itemData&quot;:{&quot;type&quot;:&quot;article-journal&quot;,&quot;id&quot;:&quot;ae794e27-9100-3fd7-8a32-de885fb165ba&quot;,&quot;title&quot;:&quot;Chikungunya: Its History in Africa and Asia and Its Spread to New Regions in 2013–2014&quot;,&quot;author&quot;:[{&quot;family&quot;:&quot;Zeller&quot;,&quot;given&quot;:&quot;Herve&quot;,&quot;parse-names&quot;:false,&quot;dropping-particle&quot;:&quot;&quot;,&quot;non-dropping-particle&quot;:&quot;&quot;},{&quot;family&quot;:&quot;Bortel&quot;,&quot;given&quot;:&quot;Wim&quot;,&quot;parse-names&quot;:false,&quot;dropping-particle&quot;:&quot;&quot;,&quot;non-dropping-particle&quot;:&quot;Van&quot;},{&quot;family&quot;:&quot;Sudre&quot;,&quot;given&quot;:&quot;Bertrand&quot;,&quot;parse-names&quot;:false,&quot;dropping-particle&quot;:&quot;&quot;,&quot;non-dropping-particle&quot;:&quot;&quot;}],&quot;container-title&quot;:&quot;The Journal of Infectious Diseases&quot;,&quot;container-title-short&quot;:&quot;J Infect Dis&quot;,&quot;accessed&quot;:{&quot;date-parts&quot;:[[2025,8,1]]},&quot;DOI&quot;:&quot;10.1093/INFDIS/JIW391&quot;,&quot;ISSN&quot;:&quot;0022-1899&quot;,&quot;PMID&quot;:&quot;27920169&quot;,&quot;URL&quot;:&quot;https://dx.doi.org/10.1093/infdis/jiw391&quot;,&quot;issued&quot;:{&quot;date-parts&quot;:[[2016,12,15]]},&quot;page&quot;:&quot;S436-S440&quot;,&quot;abstract&quot;:&quot;Chikungunya virus (CHIKV) is transmitted by Aedes aegypti and Aedes albopictus mosquitoes and causes febrile illness with severe arthralgia in humans. There are 3 circulating CHIKV genotypes, Asia, East/Central/South Africa, and West Africa. CHIKV was first reported in 1953 in Tanzania, and up until the early 2000s, a few outbreaks and sporadic cases of CHIKV were mainly reported in Africa and Asia. However, from 2004 to 2005, a large epidemic spanned from Kenya over to the southwestern Indian Ocean region, India, and Southeast Asia. Identified in 2005, the E1 glycoprotein A226V mutation of the East/Central/South Africa genotype conferred enhanced transmission by the A. albopictus mosquito and has been implicated in CHIKV's further spread in the last decade. In 2013, the Asian CHIKV genotype emerged in the Caribbean and quickly took the Americas by storm. This review will discuss the history of CHIKV as well as its expanding geographic distribution.&quot;,&quot;publisher&quot;:&quot;Oxford Academic&quot;,&quot;issue&quot;:&quot;suppl_5&quot;,&quot;volume&quot;:&quot;214&quot;},&quot;isTemporary&quot;:false}],&quot;citationTag&quot;:&quot;MENDELEY_CITATION_v3_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&quot;},{&quot;citationID&quot;:&quot;MENDELEY_CITATION_75dc4ba8-95d0-4923-a9a0-8dffc5dd43b0&quot;,&quot;properties&quot;:{&quot;noteIndex&quot;:0},&quot;isEdited&quot;:false,&quot;manualOverride&quot;:{&quot;isManuallyOverridden&quot;:false,&quot;citeprocText&quot;:&quot;(2)&quot;,&quot;manualOverrideText&quot;:&quot;&quot;},&quot;citationTag&quot;:&quot;MENDELEY_CITATION_v3_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&quot;,&quot;citationItems&quot;:[{&quot;id&quot;:&quot;4a0b30b7-b278-3117-8b65-13214dac45c5&quot;,&quot;itemData&quot;:{&quot;type&quot;:&quot;article-journal&quot;,&quot;id&quot;:&quot;4a0b30b7-b278-3117-8b65-13214dac45c5&quot;,&quot;title&quot;:&quot;Global distribution and environmental suitability for chikungunya virus, 1952 to 2015&quot;,&quot;author&quot;:[{&quot;family&quot;:&quot;Nsoesie&quot;,&quot;given&quot;:&quot;Elaine O.&quot;,&quot;parse-names&quot;:false,&quot;dropping-particle&quot;:&quot;&quot;,&quot;non-dropping-particle&quot;:&quot;&quot;},{&quot;family&quot;:&quot;Kraemer&quot;,&quot;given&quot;:&quot;Moritz U.G.&quot;,&quot;parse-names&quot;:false,&quot;dropping-particle&quot;:&quot;&quot;,&quot;non-dropping-particle&quot;:&quot;&quot;},{&quot;family&quot;:&quot;Golding&quot;,&quot;given&quot;:&quot;N.&quot;,&quot;parse-names&quot;:false,&quot;dropping-particle&quot;:&quot;&quot;,&quot;non-dropping-particle&quot;:&quot;&quot;},{&quot;family&quot;:&quot;Pigott&quot;,&quot;given&quot;:&quot;D. M.&quot;,&quot;parse-names&quot;:false,&quot;dropping-particle&quot;:&quot;&quot;,&quot;non-dropping-particle&quot;:&quot;&quot;},{&quot;family&quot;:&quot;Brady&quot;,&quot;given&quot;:&quot;O. J.&quot;,&quot;parse-names&quot;:false,&quot;dropping-particle&quot;:&quot;&quot;,&quot;non-dropping-particle&quot;:&quot;&quot;},{&quot;family&quot;:&quot;Moyes&quot;,&quot;given&quot;:&quot;C. L.&quot;,&quot;parse-names&quot;:false,&quot;dropping-particle&quot;:&quot;&quot;,&quot;non-dropping-particle&quot;:&quot;&quot;},{&quot;family&quot;:&quot;Johansson&quot;,&quot;given&quot;:&quot;M. A.&quot;,&quot;parse-names&quot;:false,&quot;dropping-particle&quot;:&quot;&quot;,&quot;non-dropping-particle&quot;:&quot;&quot;},{&quot;family&quot;:&quot;Gething&quot;,&quot;given&quot;:&quot;P. W.&quot;,&quot;parse-names&quot;:false,&quot;dropping-particle&quot;:&quot;&quot;,&quot;non-dropping-particle&quot;:&quot;&quot;},{&quot;family&quot;:&quot;Velayudhan&quot;,&quot;given&quot;:&quot;R.&quot;,&quot;parse-names&quot;:false,&quot;dropping-particle&quot;:&quot;&quot;,&quot;non-dropping-particle&quot;:&quot;&quot;},{&quot;family&quot;:&quot;Khan&quot;,&quot;given&quot;:&quot;K.&quot;,&quot;parse-names&quot;:false,&quot;dropping-particle&quot;:&quot;&quot;,&quot;non-dropping-particle&quot;:&quot;&quot;},{&quot;family&quot;:&quot;Hay&quot;,&quot;given&quot;:&quot;S. I.&quot;,&quot;parse-names&quot;:false,&quot;dropping-particle&quot;:&quot;&quot;,&quot;non-dropping-particle&quot;:&quot;&quot;},{&quot;family&quot;:&quot;Brownstein&quot;,&quot;given&quot;:&quot;J. S.&quot;,&quot;parse-names&quot;:false,&quot;dropping-particle&quot;:&quot;&quot;,&quot;non-dropping-particle&quot;:&quot;&quot;}],&quot;container-title&quot;:&quot;Eurosurveillance&quot;,&quot;accessed&quot;:{&quot;date-parts&quot;:[[2025,7,30]]},&quot;DOI&quot;:&quot;10.2807/1560-7917.ES.2016.21.20.30234/CITE/REFWORKS&quot;,&quot;ISSN&quot;:&quot;15607917&quot;,&quot;PMID&quot;:&quot;27239817&quot;,&quot;URL&quot;:&quot;https://www.eurosurveillance.org/content/10.2807/1560-7917.ES.2016.21.20.30234&quot;,&quot;issued&quot;:{&quot;date-parts&quot;:[[2016,5,19]]},&quot;page&quot;:&quot;30234&quot;,&quot;abstract&quot;:&quot;Chikungunya fever is an acute febrile illness caused by the chikungunya virus (CHIKV), which is transmitted to humans by Aedes mosquitoes. Although chikungunya fever is rarely fatal, patients can experience debilitating symptoms that last from months to years. Here we comprehensively assess the global distribution of chikungunya and produce high-resolution maps, using an established modelling framework that combines a comprehensive occurrence database with bespoke environmental correlates, including up-to-date Aedes distribution maps. This enables estimation of the current total population-at-risk of CHIKV transmission and identification of areas where the virus may spread to in the future. We identified 94 countries with good evidence for current CHIKV presence and a set of countries in the New and Old World with potential for future CHIKV establishment, demonstrated by high environmental suitability for transmission and in some cases previous sporadic reports. Aedes aegypti presence was identified as one of the major contributing factors to CHIKV transmission but significant geographical heterogeneity exists. We estimated 1.3 billion people are living in areas at-risk of CHIKV transmission. These maps provide a baseline for identifying areas where prevention and control efforts should be prioritised and can be used to guide estimation of the global burden of CHIKV.&quot;,&quot;publisher&quot;:&quot;European Centre for Disease Prevention and Control (ECDC)&quot;,&quot;issue&quot;:&quot;20&quot;,&quot;volume&quot;:&quot;21&quot;,&quot;container-title-short&quot;:&quot;&quot;},&quot;isTemporary&quot;:false}]},{&quot;citationID&quot;:&quot;MENDELEY_CITATION_e9733c52-5ddd-4991-87ae-16916d1afa78&quot;,&quot;properties&quot;:{&quot;noteIndex&quot;:0},&quot;isEdited&quot;:false,&quot;manualOverride&quot;:{&quot;isManuallyOverridden&quot;:false,&quot;citeprocText&quot;:&quot;(1)&quot;,&quot;manualOverrideText&quot;:&quot;&quot;},&quot;citationTag&quot;:&quot;MENDELEY_CITATION_v3_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&quot;,&quot;citationItems&quot;:[{&quot;id&quot;:&quot;03a45da2-b9e9-3531-9f01-5f61fac20cb2&quot;,&quot;itemData&quot;:{&quot;type&quot;:&quot;article-journal&quot;,&quot;id&quot;:&quot;03a45da2-b9e9-3531-9f01-5f61fac20cb2&quot;,&quot;title&quot;:&quot;The global health and economic burden of chikungunya from 2011 to 2020: a model-driven analysis on the impact of an emerging vector-borne disease&quot;,&quot;author&quot;:[{&quot;family&quot;:&quot;Roo&quot;,&quot;given&quot;:&quot;Adrianne Marije&quot;,&quot;parse-names&quot;:false,&quot;dropping-particle&quot;:&quot;&quot;,&quot;non-dropping-particle&quot;:&quot;De&quot;},{&quot;family&quot;:&quot;Vondeling&quot;,&quot;given&quot;:&quot;Gerard Timmy&quot;,&quot;parse-names&quot;:false,&quot;dropping-particle&quot;:&quot;&quot;,&quot;non-dropping-particle&quot;:&quot;&quot;},{&quot;family&quot;:&quot;Boer&quot;,&quot;given&quot;:&quot;Martijn&quot;,&quot;parse-names&quot;:false,&quot;dropping-particle&quot;:&quot;&quot;,&quot;non-dropping-particle&quot;:&quot;&quot;},{&quot;family&quot;:&quot;Murray&quot;,&quot;given&quot;:&quot;Kristy&quot;,&quot;parse-names&quot;:false,&quot;dropping-particle&quot;:&quot;&quot;,&quot;non-dropping-particle&quot;:&quot;&quot;},{&quot;family&quot;:&quot;Postma&quot;,&quot;given&quot;:&quot;Maarten Jacobus&quot;,&quot;parse-names&quot;:false,&quot;dropping-particle&quot;:&quot;&quot;,&quot;non-dropping-particle&quot;:&quot;&quot;}],&quot;container-title&quot;:&quot;BMJ Global Health&quot;,&quot;container-title-short&quot;:&quot;BMJ Glob Health&quot;,&quot;accessed&quot;:{&quot;date-parts&quot;:[[2025,7,29]]},&quot;DOI&quot;:&quot;10.1136/BMJGH-2024-016648&quot;,&quot;ISSN&quot;:&quot;2059-7908&quot;,&quot;PMID&quot;:&quot;10.1136/bmjgh-2024-016648&quot;,&quot;URL&quot;:&quot;https://gh.bmj.com/content/9/12/e016648&quot;,&quot;issued&quot;:{&quot;date-parts&quot;:[[2024,12,3]]},&quot;abstract&quot;:&quot;Introduction Chikungunya is a mosquito-borne arboviral disease posing an emerging global public health threat. Understanding the global burden of chikungunya is critical for designing effective prevention and control strategies. However, current estimates of the economic and health impact of chikungunya remain limited and are potentially underestimated. This study aims to provide a comprehensive overview of the chikungunya burden worldwide.Methods We analysed the global burden of chikungunya between 2011 and 2020 and calculated disability-adjusted life years (DALYs) and direct and indirect costs using a data-driven simulation model. The main outcomes were the number of cases, the total DALY burden, and the direct and indirect costs of acute and chronic chikungunya between 2011 and 2020.Results Our study revealed a total of 18.7 million chikungunya cases in 110 countries between 2011 and 2020, causing 1.95 million DALYs. Most of this burden was found in the Latin American and Caribbean region. The total economic burden caused by chikungunya over these 10 years was estimated at $2.8 billion in direct costs and $47.1 billion in indirect costs worldwide. Long-term chronic illness was the source of most costs and DALYs.Conclusion Chikungunya has a higher disease burden than was previously estimated and costs related to the disease are substantial. Especially in combination with its unpredictable nature, chikungunya could significantly impact local health systems. Insights from this study could inform decision makers on the impact of chikungunya on population health and help them to appropriately allocate resources to protect vulnerable populations from this debilitating disease.&quot;,&quot;publisher&quot;:&quot;BMJ Publishing Group Ltd&quot;,&quot;issue&quot;:&quot;12&quot;,&quot;volume&quot;:&quot;9&quot;},&quot;isTemporary&quot;:false}]},{&quot;citationID&quot;:&quot;MENDELEY_CITATION_d5c517f3-649a-4f74-9d1e-998fd6bc6808&quot;,&quot;properties&quot;:{&quot;noteIndex&quot;:0},&quot;isEdited&quot;:false,&quot;manualOverride&quot;:{&quot;isManuallyOverridden&quot;:false,&quot;citeprocText&quot;:&quot;(4)&quot;,&quot;manualOverrideText&quot;:&quot;&quot;},&quot;citationTag&quot;:&quot;MENDELEY_CITATION_v3_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&quot;,&quot;citationItems&quot;:[{&quot;id&quot;:&quot;4f978143-98d0-3fdd-ae80-52d58d411ead&quot;,&quot;itemData&quot;:{&quot;type&quot;:&quot;webpage&quot;,&quot;id&quot;:&quot;4f978143-98d0-3fdd-ae80-52d58d411ead&quot;,&quot;title&quot;:&quot;Chikungunya&quot;,&quot;accessed&quot;:{&quot;date-parts&quot;:[[2025,7,30]]},&quot;URL&quot;:&quot;https://www.who.int/health-topics/chikungunya#tab=tab_1&quot;,&quot;container-title-short&quot;:&quot;&quot;},&quot;isTemporary&quot;:false}]},{&quot;citationID&quot;:&quot;MENDELEY_CITATION_cbaa30b6-7cce-4654-8245-484d63442a59&quot;,&quot;properties&quot;:{&quot;noteIndex&quot;:0},&quot;isEdited&quot;:false,&quot;manualOverride&quot;:{&quot;isManuallyOverridden&quot;:false,&quot;citeprocText&quot;:&quot;(2)&quot;,&quot;manualOverrideText&quot;:&quot;&quot;},&quot;citationTag&quot;:&quot;MENDELEY_CITATION_v3_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&quot;,&quot;citationItems&quot;:[{&quot;id&quot;:&quot;4a0b30b7-b278-3117-8b65-13214dac45c5&quot;,&quot;itemData&quot;:{&quot;type&quot;:&quot;article-journal&quot;,&quot;id&quot;:&quot;4a0b30b7-b278-3117-8b65-13214dac45c5&quot;,&quot;title&quot;:&quot;Global distribution and environmental suitability for chikungunya virus, 1952 to 2015&quot;,&quot;author&quot;:[{&quot;family&quot;:&quot;Nsoesie&quot;,&quot;given&quot;:&quot;Elaine O.&quot;,&quot;parse-names&quot;:false,&quot;dropping-particle&quot;:&quot;&quot;,&quot;non-dropping-particle&quot;:&quot;&quot;},{&quot;family&quot;:&quot;Kraemer&quot;,&quot;given&quot;:&quot;Moritz U.G.&quot;,&quot;parse-names&quot;:false,&quot;dropping-particle&quot;:&quot;&quot;,&quot;non-dropping-particle&quot;:&quot;&quot;},{&quot;family&quot;:&quot;Golding&quot;,&quot;given&quot;:&quot;N.&quot;,&quot;parse-names&quot;:false,&quot;dropping-particle&quot;:&quot;&quot;,&quot;non-dropping-particle&quot;:&quot;&quot;},{&quot;family&quot;:&quot;Pigott&quot;,&quot;given&quot;:&quot;D. M.&quot;,&quot;parse-names&quot;:false,&quot;dropping-particle&quot;:&quot;&quot;,&quot;non-dropping-particle&quot;:&quot;&quot;},{&quot;family&quot;:&quot;Brady&quot;,&quot;given&quot;:&quot;O. J.&quot;,&quot;parse-names&quot;:false,&quot;dropping-particle&quot;:&quot;&quot;,&quot;non-dropping-particle&quot;:&quot;&quot;},{&quot;family&quot;:&quot;Moyes&quot;,&quot;given&quot;:&quot;C. L.&quot;,&quot;parse-names&quot;:false,&quot;dropping-particle&quot;:&quot;&quot;,&quot;non-dropping-particle&quot;:&quot;&quot;},{&quot;family&quot;:&quot;Johansson&quot;,&quot;given&quot;:&quot;M. A.&quot;,&quot;parse-names&quot;:false,&quot;dropping-particle&quot;:&quot;&quot;,&quot;non-dropping-particle&quot;:&quot;&quot;},{&quot;family&quot;:&quot;Gething&quot;,&quot;given&quot;:&quot;P. W.&quot;,&quot;parse-names&quot;:false,&quot;dropping-particle&quot;:&quot;&quot;,&quot;non-dropping-particle&quot;:&quot;&quot;},{&quot;family&quot;:&quot;Velayudhan&quot;,&quot;given&quot;:&quot;R.&quot;,&quot;parse-names&quot;:false,&quot;dropping-particle&quot;:&quot;&quot;,&quot;non-dropping-particle&quot;:&quot;&quot;},{&quot;family&quot;:&quot;Khan&quot;,&quot;given&quot;:&quot;K.&quot;,&quot;parse-names&quot;:false,&quot;dropping-particle&quot;:&quot;&quot;,&quot;non-dropping-particle&quot;:&quot;&quot;},{&quot;family&quot;:&quot;Hay&quot;,&quot;given&quot;:&quot;S. I.&quot;,&quot;parse-names&quot;:false,&quot;dropping-particle&quot;:&quot;&quot;,&quot;non-dropping-particle&quot;:&quot;&quot;},{&quot;family&quot;:&quot;Brownstein&quot;,&quot;given&quot;:&quot;J. S.&quot;,&quot;parse-names&quot;:false,&quot;dropping-particle&quot;:&quot;&quot;,&quot;non-dropping-particle&quot;:&quot;&quot;}],&quot;container-title&quot;:&quot;Eurosurveillance&quot;,&quot;accessed&quot;:{&quot;date-parts&quot;:[[2025,7,30]]},&quot;DOI&quot;:&quot;10.2807/1560-7917.ES.2016.21.20.30234/CITE/REFWORKS&quot;,&quot;ISSN&quot;:&quot;15607917&quot;,&quot;PMID&quot;:&quot;27239817&quot;,&quot;URL&quot;:&quot;https://www.eurosurveillance.org/content/10.2807/1560-7917.ES.2016.21.20.30234&quot;,&quot;issued&quot;:{&quot;date-parts&quot;:[[2016,5,19]]},&quot;page&quot;:&quot;30234&quot;,&quot;abstract&quot;:&quot;Chikungunya fever is an acute febrile illness caused by the chikungunya virus (CHIKV), which is transmitted to humans by Aedes mosquitoes. Although chikungunya fever is rarely fatal, patients can experience debilitating symptoms that last from months to years. Here we comprehensively assess the global distribution of chikungunya and produce high-resolution maps, using an established modelling framework that combines a comprehensive occurrence database with bespoke environmental correlates, including up-to-date Aedes distribution maps. This enables estimation of the current total population-at-risk of CHIKV transmission and identification of areas where the virus may spread to in the future. We identified 94 countries with good evidence for current CHIKV presence and a set of countries in the New and Old World with potential for future CHIKV establishment, demonstrated by high environmental suitability for transmission and in some cases previous sporadic reports. Aedes aegypti presence was identified as one of the major contributing factors to CHIKV transmission but significant geographical heterogeneity exists. We estimated 1.3 billion people are living in areas at-risk of CHIKV transmission. These maps provide a baseline for identifying areas where prevention and control efforts should be prioritised and can be used to guide estimation of the global burden of CHIKV.&quot;,&quot;publisher&quot;:&quot;European Centre for Disease Prevention and Control (ECDC)&quot;,&quot;issue&quot;:&quot;20&quot;,&quot;volume&quot;:&quot;21&quot;,&quot;container-title-short&quot;:&quot;&quot;},&quot;isTemporary&quot;:false}]},{&quot;citationID&quot;:&quot;MENDELEY_CITATION_3d37f5d4-3976-44bd-bb94-fd8726887d58&quot;,&quot;properties&quot;:{&quot;noteIndex&quot;:0},&quot;isEdited&quot;:false,&quot;manualOverride&quot;:{&quot;isManuallyOverridden&quot;:false,&quot;citeprocText&quot;:&quot;(2)&quot;,&quot;manualOverrideText&quot;:&quot;&quot;},&quot;citationTag&quot;:&quot;MENDELEY_CITATION_v3_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&quot;,&quot;citationItems&quot;:[{&quot;id&quot;:&quot;4a0b30b7-b278-3117-8b65-13214dac45c5&quot;,&quot;itemData&quot;:{&quot;type&quot;:&quot;article-journal&quot;,&quot;id&quot;:&quot;4a0b30b7-b278-3117-8b65-13214dac45c5&quot;,&quot;title&quot;:&quot;Global distribution and environmental suitability for chikungunya virus, 1952 to 2015&quot;,&quot;author&quot;:[{&quot;family&quot;:&quot;Nsoesie&quot;,&quot;given&quot;:&quot;Elaine O.&quot;,&quot;parse-names&quot;:false,&quot;dropping-particle&quot;:&quot;&quot;,&quot;non-dropping-particle&quot;:&quot;&quot;},{&quot;family&quot;:&quot;Kraemer&quot;,&quot;given&quot;:&quot;Moritz U.G.&quot;,&quot;parse-names&quot;:false,&quot;dropping-particle&quot;:&quot;&quot;,&quot;non-dropping-particle&quot;:&quot;&quot;},{&quot;family&quot;:&quot;Golding&quot;,&quot;given&quot;:&quot;N.&quot;,&quot;parse-names&quot;:false,&quot;dropping-particle&quot;:&quot;&quot;,&quot;non-dropping-particle&quot;:&quot;&quot;},{&quot;family&quot;:&quot;Pigott&quot;,&quot;given&quot;:&quot;D. M.&quot;,&quot;parse-names&quot;:false,&quot;dropping-particle&quot;:&quot;&quot;,&quot;non-dropping-particle&quot;:&quot;&quot;},{&quot;family&quot;:&quot;Brady&quot;,&quot;given&quot;:&quot;O. J.&quot;,&quot;parse-names&quot;:false,&quot;dropping-particle&quot;:&quot;&quot;,&quot;non-dropping-particle&quot;:&quot;&quot;},{&quot;family&quot;:&quot;Moyes&quot;,&quot;given&quot;:&quot;C. L.&quot;,&quot;parse-names&quot;:false,&quot;dropping-particle&quot;:&quot;&quot;,&quot;non-dropping-particle&quot;:&quot;&quot;},{&quot;family&quot;:&quot;Johansson&quot;,&quot;given&quot;:&quot;M. A.&quot;,&quot;parse-names&quot;:false,&quot;dropping-particle&quot;:&quot;&quot;,&quot;non-dropping-particle&quot;:&quot;&quot;},{&quot;family&quot;:&quot;Gething&quot;,&quot;given&quot;:&quot;P. W.&quot;,&quot;parse-names&quot;:false,&quot;dropping-particle&quot;:&quot;&quot;,&quot;non-dropping-particle&quot;:&quot;&quot;},{&quot;family&quot;:&quot;Velayudhan&quot;,&quot;given&quot;:&quot;R.&quot;,&quot;parse-names&quot;:false,&quot;dropping-particle&quot;:&quot;&quot;,&quot;non-dropping-particle&quot;:&quot;&quot;},{&quot;family&quot;:&quot;Khan&quot;,&quot;given&quot;:&quot;K.&quot;,&quot;parse-names&quot;:false,&quot;dropping-particle&quot;:&quot;&quot;,&quot;non-dropping-particle&quot;:&quot;&quot;},{&quot;family&quot;:&quot;Hay&quot;,&quot;given&quot;:&quot;S. I.&quot;,&quot;parse-names&quot;:false,&quot;dropping-particle&quot;:&quot;&quot;,&quot;non-dropping-particle&quot;:&quot;&quot;},{&quot;family&quot;:&quot;Brownstein&quot;,&quot;given&quot;:&quot;J. S.&quot;,&quot;parse-names&quot;:false,&quot;dropping-particle&quot;:&quot;&quot;,&quot;non-dropping-particle&quot;:&quot;&quot;}],&quot;container-title&quot;:&quot;Eurosurveillance&quot;,&quot;accessed&quot;:{&quot;date-parts&quot;:[[2025,7,30]]},&quot;DOI&quot;:&quot;10.2807/1560-7917.ES.2016.21.20.30234/CITE/REFWORKS&quot;,&quot;ISSN&quot;:&quot;15607917&quot;,&quot;PMID&quot;:&quot;27239817&quot;,&quot;URL&quot;:&quot;https://www.eurosurveillance.org/content/10.2807/1560-7917.ES.2016.21.20.30234&quot;,&quot;issued&quot;:{&quot;date-parts&quot;:[[2016,5,19]]},&quot;page&quot;:&quot;30234&quot;,&quot;abstract&quot;:&quot;Chikungunya fever is an acute febrile illness caused by the chikungunya virus (CHIKV), which is transmitted to humans by Aedes mosquitoes. Although chikungunya fever is rarely fatal, patients can experience debilitating symptoms that last from months to years. Here we comprehensively assess the global distribution of chikungunya and produce high-resolution maps, using an established modelling framework that combines a comprehensive occurrence database with bespoke environmental correlates, including up-to-date Aedes distribution maps. This enables estimation of the current total population-at-risk of CHIKV transmission and identification of areas where the virus may spread to in the future. We identified 94 countries with good evidence for current CHIKV presence and a set of countries in the New and Old World with potential for future CHIKV establishment, demonstrated by high environmental suitability for transmission and in some cases previous sporadic reports. Aedes aegypti presence was identified as one of the major contributing factors to CHIKV transmission but significant geographical heterogeneity exists. We estimated 1.3 billion people are living in areas at-risk of CHIKV transmission. These maps provide a baseline for identifying areas where prevention and control efforts should be prioritised and can be used to guide estimation of the global burden of CHIKV.&quot;,&quot;publisher&quot;:&quot;European Centre for Disease Prevention and Control (ECDC)&quot;,&quot;issue&quot;:&quot;20&quot;,&quot;volume&quot;:&quot;21&quot;,&quot;container-title-short&quot;:&quot;&quot;},&quot;isTemporary&quot;:false}]},{&quot;citationID&quot;:&quot;MENDELEY_CITATION_761cd2b4-4982-482f-96ba-000af4eed865&quot;,&quot;properties&quot;:{&quot;noteIndex&quot;:0},&quot;isEdited&quot;:false,&quot;manualOverride&quot;:{&quot;isManuallyOverridden&quot;:false,&quot;citeprocText&quot;:&quot;(5)&quot;,&quot;manualOverrideText&quot;:&quot;&quot;},&quot;citationTag&quot;:&quot;MENDELEY_CITATION_v3_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&quot;,&quot;citationItems&quot;:[{&quot;id&quot;:&quot;ad02734d-7826-396f-a650-6f32337f9df5&quot;,&quot;itemData&quot;:{&quot;type&quot;:&quot;article-journal&quot;,&quot;id&quot;:&quot;ad02734d-7826-396f-a650-6f32337f9df5&quot;,&quot;title&quot;:&quot;Phylogenetic Analysis of Chikungunya Virus Strains Circulating in the Western Hemisphere&quot;,&quot;author&quot;:[{&quot;family&quot;:&quot;Lanciotti&quot;,&quot;given&quot;:&quot;Robert S.&quot;,&quot;parse-names&quot;:false,&quot;dropping-particle&quot;:&quot;&quot;,&quot;non-dropping-particle&quot;:&quot;&quot;},{&quot;family&quot;:&quot;Lambert&quot;,&quot;given&quot;:&quot;Amy J.&quot;,&quot;parse-names&quot;:false,&quot;dropping-particle&quot;:&quot;&quot;,&quot;non-dropping-particle&quot;:&quot;&quot;}],&quot;container-title&quot;:&quot;The American Journal of Tropical Medicine and Hygiene&quot;,&quot;container-title-short&quot;:&quot;Am J Trop Med Hyg&quot;,&quot;accessed&quot;:{&quot;date-parts&quot;:[[2025,7,30]]},&quot;DOI&quot;:&quot;10.4269/AJTMH.15-0375&quot;,&quot;ISSN&quot;:&quot;00029637&quot;,&quot;PMID&quot;:&quot;26856917&quot;,&quot;URL&quot;:&quot;https://pmc.ncbi.nlm.nih.gov/articles/PMC4824221/&quot;,&quot;issued&quot;:{&quot;date-parts&quot;:[[2016,4,1]]},&quot;page&quot;:&quot;800&quot;,&quot;abstract&quot;:&quot;In December 2013, chikungunya virus (CHIKV) was isolated for the first time in the Western Hemisphere (WH) during an epidemic on the island of St. Martin. Subsequently, the virus has spread to 42 countries or territories in the Caribbean, Central, South, and North America. In this study, we have determined the full genomic sequences of 29 temporally and geographically diverse CHIKV strains from 16 countries of the WH. Phylogenetic analyses revealed minimal evolution among compared emergent CHIKV strains of the New World.&quot;,&quot;publisher&quot;:&quot;American Society of Tropical Medicine and Hygiene&quot;,&quot;issue&quot;:&quot;4&quot;,&quot;volume&quot;:&quot;94&quot;},&quot;isTemporary&quot;:false}]},{&quot;citationID&quot;:&quot;MENDELEY_CITATION_4ecd02b6-b38d-4c6b-a728-3a7eef644d8d&quot;,&quot;properties&quot;:{&quot;noteIndex&quot;:0},&quot;isEdited&quot;:false,&quot;manualOverride&quot;:{&quot;isManuallyOverridden&quot;:false,&quot;citeprocText&quot;:&quot;(6,7)&quot;,&quot;manualOverrideText&quot;:&quot;&quot;},&quot;citationTag&quot;:&quot;MENDELEY_CITATION_v3_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&quot;,&quot;citationItems&quot;:[{&quot;id&quot;:&quot;9800b69c-484c-3109-bcec-1e79b70d9bf0&quot;,&quot;itemData&quot;:{&quot;type&quot;:&quot;article-journal&quot;,&quot;id&quot;:&quot;9800b69c-484c-3109-bcec-1e79b70d9bf0&quot;,&quot;title&quot;:&quot;Chikungunya fever&quot;,&quot;author&quot;:[{&quot;family&quot;:&quot;Bartholomeeusen&quot;,&quot;given&quot;:&quot;Koen&quot;,&quot;parse-names&quot;:false,&quot;dropping-particle&quot;:&quot;&quot;,&quot;non-dropping-particle&quot;:&quot;&quot;},{&quot;family&quot;:&quot;Daniel&quot;,&quot;given&quot;:&quot;Matthieu&quot;,&quot;parse-names&quot;:false,&quot;dropping-particle&quot;:&quot;&quot;,&quot;non-dropping-particle&quot;:&quot;&quot;},{&quot;family&quot;:&quot;LaBeaud&quot;,&quot;given&quot;:&quot;Desiree A.&quot;,&quot;parse-names&quot;:false,&quot;dropping-particle&quot;:&quot;&quot;,&quot;non-dropping-particle&quot;:&quot;&quot;},{&quot;family&quot;:&quot;Gasque&quot;,&quot;given&quot;:&quot;Philippe&quot;,&quot;parse-names&quot;:false,&quot;dropping-particle&quot;:&quot;&quot;,&quot;non-dropping-particle&quot;:&quot;&quot;},{&quot;family&quot;:&quot;Peeling&quot;,&quot;given&quot;:&quot;Rosanna W.&quot;,&quot;parse-names&quot;:false,&quot;dropping-particle&quot;:&quot;&quot;,&quot;non-dropping-particle&quot;:&quot;&quot;},{&quot;family&quot;:&quot;Stephenson&quot;,&quot;given&quot;:&quot;Kathryn E.&quot;,&quot;parse-names&quot;:false,&quot;dropping-particle&quot;:&quot;&quot;,&quot;non-dropping-particle&quot;:&quot;&quot;},{&quot;family&quot;:&quot;Ng&quot;,&quot;given&quot;:&quot;Lisa F.P.&quot;,&quot;parse-names&quot;:false,&quot;dropping-particle&quot;:&quot;&quot;,&quot;non-dropping-particle&quot;:&quot;&quot;},{&quot;family&quot;:&quot;Ariën&quot;,&quot;given&quot;:&quot;Kevin K.&quot;,&quot;parse-names&quot;:false,&quot;dropping-particle&quot;:&quot;&quot;,&quot;non-dropping-particle&quot;:&quot;&quot;}],&quot;container-title&quot;:&quot;Nature Reviews Disease Primers 2023 9:1&quot;,&quot;accessed&quot;:{&quot;date-parts&quot;:[[2025,7,29]]},&quot;DOI&quot;:&quot;10.1038/s41572-023-00429-2&quot;,&quot;ISSN&quot;:&quot;2056-676X&quot;,&quot;PMID&quot;:&quot;37024497&quot;,&quot;URL&quot;:&quot;https://www.nature.com/articles/s41572-023-00429-2&quot;,&quot;issued&quot;:{&quot;date-parts&quot;:[[2023,4,6]]},&quot;page&quot;:&quot;1-21&quot;,&quot;abstract&quot;:&quot;Chikungunya virus is widespread throughout the tropics, where it causes recurrent outbreaks of chikungunya fever. In recent years, outbreaks have afflicted populations in East and Central Africa, South America and Southeast Asia. The virus is transmitted by Aedes aegypti and Aedes albopictus mosquitoes. Chikungunya fever is characterized by severe arthralgia and myalgia that can persist for years and have considerable detrimental effects on health, quality of life and economic productivity. The effects of climate change as well as increased globalization of commerce and travel have led to growth of the habitat of Aedes mosquitoes. As a result, increasing numbers of people will be at risk of chikungunya fever in the coming years. In the absence of specific antiviral treatments and with vaccines still in development, surveillance and vector control are essential to suppress re-emergence and epidemics. Chikungunya fever is an acute febrile illness caused by chikungunya virus, a mosquito-borne alphavirus. This Primer by Bartholomeeusen and colleagues summarizes the epidemiology, mechanisms, diagnosis and treatment of chikungunya fever, and discusses patient quality of life and open research questions for this condition.&quot;,&quot;publisher&quot;:&quot;Nature Publishing Group&quot;,&quot;issue&quot;:&quot;1&quot;,&quot;volume&quot;:&quot;9&quot;,&quot;container-title-short&quot;:&quot;&quot;},&quot;isTemporary&quot;:false},{&quot;id&quot;:&quot;bf9ee81d-2ffd-3ff5-bf1f-d099b746d483&quot;,&quot;itemData&quot;:{&quot;type&quot;:&quot;article-journal&quot;,&quot;id&quot;:&quot;bf9ee81d-2ffd-3ff5-bf1f-d099b746d483&quot;,&quot;title&quot;:&quot;Reappearance of chikungunya, formerly called Dengue, in the Americas&quot;,&quot;author&quot;:[{&quot;family&quot;:&quot;Halstead&quot;,&quot;given&quot;:&quot;Scott B.&quot;,&quot;parse-names&quot;:false,&quot;dropping-particle&quot;:&quot;&quot;,&quot;non-dropping-particle&quot;:&quot;&quot;}],&quot;container-title&quot;:&quot;Emerging Infectious Diseases&quot;,&quot;container-title-short&quot;:&quot;Emerg Infect Dis&quot;,&quot;accessed&quot;:{&quot;date-parts&quot;:[[2025,7,30]]},&quot;DOI&quot;:&quot;10.3201/EID2104.141723&quot;,&quot;ISSN&quot;:&quot;10806059&quot;,&quot;PMID&quot;:&quot;25816211&quot;,&quot;issued&quot;:{&quot;date-parts&quot;:[[2015]]},&quot;page&quot;:&quot;557-561&quot;,&quot;abstract&quot;:&quot;After an absence of ≈200 years, chikungunya returned to the American tropics in 2013. The virus is maintained in a complex African zoonotic cycle but escapes into an urban cycle at 40- to 50-year intervals, causing global pandemics. In 1823, classical chikungunya, a viral exanthem in humans, occurred on Zanzibar, and in 1827, it arrived in the Caribbean and spread to North and South America. In Zanzibar, the disease was known as kidenga pepo, Swahili for a sudden cramp-like seizure caused by an evil spirit; in Cuba, it was known as dengue, a Spanish homonym of denga. During the eighteenth century, dengue (present-day chikungunya) was distinguished from breakbone fever (present-day dengue), another febrile exanthem. In the twentieth century, experiments resulted in the recovery and naming of present-day dengue viruses. In 1952, chikungunya virus was recovered during an outbreak in Tanzania, but by then, the virus had lost its original name to present-day dengue viruses.&quot;,&quot;publisher&quot;:&quot;Centers for Disease Control and Prevention (CDC)&quot;,&quot;issue&quot;:&quot;4&quot;,&quot;volume&quot;:&quot;21&quot;},&quot;isTemporary&quot;:false}]},{&quot;citationID&quot;:&quot;MENDELEY_CITATION_e82ff042-cbc4-4e3b-a988-56e4bc26f06e&quot;,&quot;properties&quot;:{&quot;noteIndex&quot;:0},&quot;isEdited&quot;:false,&quot;manualOverride&quot;:{&quot;isManuallyOverridden&quot;:false,&quot;citeprocText&quot;:&quot;(4,6)&quot;,&quot;manualOverrideText&quot;:&quot;&quot;},&quot;citationTag&quot;:&quot;MENDELEY_CITATION_v3_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&quot;,&quot;citationItems&quot;:[{&quot;id&quot;:&quot;9800b69c-484c-3109-bcec-1e79b70d9bf0&quot;,&quot;itemData&quot;:{&quot;type&quot;:&quot;article-journal&quot;,&quot;id&quot;:&quot;9800b69c-484c-3109-bcec-1e79b70d9bf0&quot;,&quot;title&quot;:&quot;Chikungunya fever&quot;,&quot;author&quot;:[{&quot;family&quot;:&quot;Bartholomeeusen&quot;,&quot;given&quot;:&quot;Koen&quot;,&quot;parse-names&quot;:false,&quot;dropping-particle&quot;:&quot;&quot;,&quot;non-dropping-particle&quot;:&quot;&quot;},{&quot;family&quot;:&quot;Daniel&quot;,&quot;given&quot;:&quot;Matthieu&quot;,&quot;parse-names&quot;:false,&quot;dropping-particle&quot;:&quot;&quot;,&quot;non-dropping-particle&quot;:&quot;&quot;},{&quot;family&quot;:&quot;LaBeaud&quot;,&quot;given&quot;:&quot;Desiree A.&quot;,&quot;parse-names&quot;:false,&quot;dropping-particle&quot;:&quot;&quot;,&quot;non-dropping-particle&quot;:&quot;&quot;},{&quot;family&quot;:&quot;Gasque&quot;,&quot;given&quot;:&quot;Philippe&quot;,&quot;parse-names&quot;:false,&quot;dropping-particle&quot;:&quot;&quot;,&quot;non-dropping-particle&quot;:&quot;&quot;},{&quot;family&quot;:&quot;Peeling&quot;,&quot;given&quot;:&quot;Rosanna W.&quot;,&quot;parse-names&quot;:false,&quot;dropping-particle&quot;:&quot;&quot;,&quot;non-dropping-particle&quot;:&quot;&quot;},{&quot;family&quot;:&quot;Stephenson&quot;,&quot;given&quot;:&quot;Kathryn E.&quot;,&quot;parse-names&quot;:false,&quot;dropping-particle&quot;:&quot;&quot;,&quot;non-dropping-particle&quot;:&quot;&quot;},{&quot;family&quot;:&quot;Ng&quot;,&quot;given&quot;:&quot;Lisa F.P.&quot;,&quot;parse-names&quot;:false,&quot;dropping-particle&quot;:&quot;&quot;,&quot;non-dropping-particle&quot;:&quot;&quot;},{&quot;family&quot;:&quot;Ariën&quot;,&quot;given&quot;:&quot;Kevin K.&quot;,&quot;parse-names&quot;:false,&quot;dropping-particle&quot;:&quot;&quot;,&quot;non-dropping-particle&quot;:&quot;&quot;}],&quot;container-title&quot;:&quot;Nature Reviews Disease Primers 2023 9:1&quot;,&quot;accessed&quot;:{&quot;date-parts&quot;:[[2025,7,29]]},&quot;DOI&quot;:&quot;10.1038/s41572-023-00429-2&quot;,&quot;ISSN&quot;:&quot;2056-676X&quot;,&quot;PMID&quot;:&quot;37024497&quot;,&quot;URL&quot;:&quot;https://www.nature.com/articles/s41572-023-00429-2&quot;,&quot;issued&quot;:{&quot;date-parts&quot;:[[2023,4,6]]},&quot;page&quot;:&quot;1-21&quot;,&quot;abstract&quot;:&quot;Chikungunya virus is widespread throughout the tropics, where it causes recurrent outbreaks of chikungunya fever. In recent years, outbreaks have afflicted populations in East and Central Africa, South America and Southeast Asia. The virus is transmitted by Aedes aegypti and Aedes albopictus mosquitoes. Chikungunya fever is characterized by severe arthralgia and myalgia that can persist for years and have considerable detrimental effects on health, quality of life and economic productivity. The effects of climate change as well as increased globalization of commerce and travel have led to growth of the habitat of Aedes mosquitoes. As a result, increasing numbers of people will be at risk of chikungunya fever in the coming years. In the absence of specific antiviral treatments and with vaccines still in development, surveillance and vector control are essential to suppress re-emergence and epidemics. Chikungunya fever is an acute febrile illness caused by chikungunya virus, a mosquito-borne alphavirus. This Primer by Bartholomeeusen and colleagues summarizes the epidemiology, mechanisms, diagnosis and treatment of chikungunya fever, and discusses patient quality of life and open research questions for this condition.&quot;,&quot;publisher&quot;:&quot;Nature Publishing Group&quot;,&quot;issue&quot;:&quot;1&quot;,&quot;volume&quot;:&quot;9&quot;,&quot;container-title-short&quot;:&quot;&quot;},&quot;isTemporary&quot;:false},{&quot;id&quot;:&quot;4f978143-98d0-3fdd-ae80-52d58d411ead&quot;,&quot;itemData&quot;:{&quot;type&quot;:&quot;webpage&quot;,&quot;id&quot;:&quot;4f978143-98d0-3fdd-ae80-52d58d411ead&quot;,&quot;title&quot;:&quot;Chikungunya&quot;,&quot;accessed&quot;:{&quot;date-parts&quot;:[[2025,7,30]]},&quot;URL&quot;:&quot;https://www.who.int/health-topics/chikungunya#tab=tab_1&quot;,&quot;container-title-short&quot;:&quot;&quot;},&quot;isTemporary&quot;:false}]},{&quot;citationID&quot;:&quot;MENDELEY_CITATION_e225cc0d-7933-4950-bde1-cb2a750bbb0c&quot;,&quot;properties&quot;:{&quot;noteIndex&quot;:0},&quot;isEdited&quot;:false,&quot;manualOverride&quot;:{&quot;isManuallyOverridden&quot;:false,&quot;citeprocText&quot;:&quot;(1)&quot;,&quot;manualOverrideText&quot;:&quot;&quot;},&quot;citationTag&quot;:&quot;MENDELEY_CITATION_v3_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&quot;,&quot;citationItems&quot;:[{&quot;id&quot;:&quot;03a45da2-b9e9-3531-9f01-5f61fac20cb2&quot;,&quot;itemData&quot;:{&quot;type&quot;:&quot;article-journal&quot;,&quot;id&quot;:&quot;03a45da2-b9e9-3531-9f01-5f61fac20cb2&quot;,&quot;title&quot;:&quot;The global health and economic burden of chikungunya from 2011 to 2020: a model-driven analysis on the impact of an emerging vector-borne disease&quot;,&quot;author&quot;:[{&quot;family&quot;:&quot;Roo&quot;,&quot;given&quot;:&quot;Adrianne Marije&quot;,&quot;parse-names&quot;:false,&quot;dropping-particle&quot;:&quot;&quot;,&quot;non-dropping-particle&quot;:&quot;De&quot;},{&quot;family&quot;:&quot;Vondeling&quot;,&quot;given&quot;:&quot;Gerard Timmy&quot;,&quot;parse-names&quot;:false,&quot;dropping-particle&quot;:&quot;&quot;,&quot;non-dropping-particle&quot;:&quot;&quot;},{&quot;family&quot;:&quot;Boer&quot;,&quot;given&quot;:&quot;Martijn&quot;,&quot;parse-names&quot;:false,&quot;dropping-particle&quot;:&quot;&quot;,&quot;non-dropping-particle&quot;:&quot;&quot;},{&quot;family&quot;:&quot;Murray&quot;,&quot;given&quot;:&quot;Kristy&quot;,&quot;parse-names&quot;:false,&quot;dropping-particle&quot;:&quot;&quot;,&quot;non-dropping-particle&quot;:&quot;&quot;},{&quot;family&quot;:&quot;Postma&quot;,&quot;given&quot;:&quot;Maarten Jacobus&quot;,&quot;parse-names&quot;:false,&quot;dropping-particle&quot;:&quot;&quot;,&quot;non-dropping-particle&quot;:&quot;&quot;}],&quot;container-title&quot;:&quot;BMJ Global Health&quot;,&quot;container-title-short&quot;:&quot;BMJ Glob Health&quot;,&quot;accessed&quot;:{&quot;date-parts&quot;:[[2025,7,29]]},&quot;DOI&quot;:&quot;10.1136/BMJGH-2024-016648&quot;,&quot;ISSN&quot;:&quot;2059-7908&quot;,&quot;PMID&quot;:&quot;10.1136/bmjgh-2024-016648&quot;,&quot;URL&quot;:&quot;https://gh.bmj.com/content/9/12/e016648&quot;,&quot;issued&quot;:{&quot;date-parts&quot;:[[2024,12,3]]},&quot;abstract&quot;:&quot;Introduction Chikungunya is a mosquito-borne arboviral disease posing an emerging global public health threat. Understanding the global burden of chikungunya is critical for designing effective prevention and control strategies. However, current estimates of the economic and health impact of chikungunya remain limited and are potentially underestimated. This study aims to provide a comprehensive overview of the chikungunya burden worldwide.Methods We analysed the global burden of chikungunya between 2011 and 2020 and calculated disability-adjusted life years (DALYs) and direct and indirect costs using a data-driven simulation model. The main outcomes were the number of cases, the total DALY burden, and the direct and indirect costs of acute and chronic chikungunya between 2011 and 2020.Results Our study revealed a total of 18.7 million chikungunya cases in 110 countries between 2011 and 2020, causing 1.95 million DALYs. Most of this burden was found in the Latin American and Caribbean region. The total economic burden caused by chikungunya over these 10 years was estimated at $2.8 billion in direct costs and $47.1 billion in indirect costs worldwide. Long-term chronic illness was the source of most costs and DALYs.Conclusion Chikungunya has a higher disease burden than was previously estimated and costs related to the disease are substantial. Especially in combination with its unpredictable nature, chikungunya could significantly impact local health systems. Insights from this study could inform decision makers on the impact of chikungunya on population health and help them to appropriately allocate resources to protect vulnerable populations from this debilitating disease.&quot;,&quot;publisher&quot;:&quot;BMJ Publishing Group Ltd&quot;,&quot;issue&quot;:&quot;12&quot;,&quot;volume&quot;:&quot;9&quot;},&quot;isTemporary&quot;:false}]},{&quot;citationID&quot;:&quot;MENDELEY_CITATION_326d4338-33a2-4a90-ba26-d7bc3dea6313&quot;,&quot;properties&quot;:{&quot;noteIndex&quot;:0},&quot;isEdited&quot;:false,&quot;manualOverride&quot;:{&quot;isManuallyOverridden&quot;:false,&quot;citeprocText&quot;:&quot;(1)&quot;,&quot;manualOverrideText&quot;:&quot;&quot;},&quot;citationTag&quot;:&quot;MENDELEY_CITATION_v3_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&quot;,&quot;citationItems&quot;:[{&quot;id&quot;:&quot;03a45da2-b9e9-3531-9f01-5f61fac20cb2&quot;,&quot;itemData&quot;:{&quot;type&quot;:&quot;article-journal&quot;,&quot;id&quot;:&quot;03a45da2-b9e9-3531-9f01-5f61fac20cb2&quot;,&quot;title&quot;:&quot;The global health and economic burden of chikungunya from 2011 to 2020: a model-driven analysis on the impact of an emerging vector-borne disease&quot;,&quot;author&quot;:[{&quot;family&quot;:&quot;Roo&quot;,&quot;given&quot;:&quot;Adrianne Marije&quot;,&quot;parse-names&quot;:false,&quot;dropping-particle&quot;:&quot;&quot;,&quot;non-dropping-particle&quot;:&quot;De&quot;},{&quot;family&quot;:&quot;Vondeling&quot;,&quot;given&quot;:&quot;Gerard Timmy&quot;,&quot;parse-names&quot;:false,&quot;dropping-particle&quot;:&quot;&quot;,&quot;non-dropping-particle&quot;:&quot;&quot;},{&quot;family&quot;:&quot;Boer&quot;,&quot;given&quot;:&quot;Martijn&quot;,&quot;parse-names&quot;:false,&quot;dropping-particle&quot;:&quot;&quot;,&quot;non-dropping-particle&quot;:&quot;&quot;},{&quot;family&quot;:&quot;Murray&quot;,&quot;given&quot;:&quot;Kristy&quot;,&quot;parse-names&quot;:false,&quot;dropping-particle&quot;:&quot;&quot;,&quot;non-dropping-particle&quot;:&quot;&quot;},{&quot;family&quot;:&quot;Postma&quot;,&quot;given&quot;:&quot;Maarten Jacobus&quot;,&quot;parse-names&quot;:false,&quot;dropping-particle&quot;:&quot;&quot;,&quot;non-dropping-particle&quot;:&quot;&quot;}],&quot;container-title&quot;:&quot;BMJ Global Health&quot;,&quot;container-title-short&quot;:&quot;BMJ Glob Health&quot;,&quot;accessed&quot;:{&quot;date-parts&quot;:[[2025,7,29]]},&quot;DOI&quot;:&quot;10.1136/BMJGH-2024-016648&quot;,&quot;ISSN&quot;:&quot;2059-7908&quot;,&quot;PMID&quot;:&quot;10.1136/bmjgh-2024-016648&quot;,&quot;URL&quot;:&quot;https://gh.bmj.com/content/9/12/e016648&quot;,&quot;issued&quot;:{&quot;date-parts&quot;:[[2024,12,3]]},&quot;abstract&quot;:&quot;Introduction Chikungunya is a mosquito-borne arboviral disease posing an emerging global public health threat. Understanding the global burden of chikungunya is critical for designing effective prevention and control strategies. However, current estimates of the economic and health impact of chikungunya remain limited and are potentially underestimated. This study aims to provide a comprehensive overview of the chikungunya burden worldwide.Methods We analysed the global burden of chikungunya between 2011 and 2020 and calculated disability-adjusted life years (DALYs) and direct and indirect costs using a data-driven simulation model. The main outcomes were the number of cases, the total DALY burden, and the direct and indirect costs of acute and chronic chikungunya between 2011 and 2020.Results Our study revealed a total of 18.7 million chikungunya cases in 110 countries between 2011 and 2020, causing 1.95 million DALYs. Most of this burden was found in the Latin American and Caribbean region. The total economic burden caused by chikungunya over these 10 years was estimated at $2.8 billion in direct costs and $47.1 billion in indirect costs worldwide. Long-term chronic illness was the source of most costs and DALYs.Conclusion Chikungunya has a higher disease burden than was previously estimated and costs related to the disease are substantial. Especially in combination with its unpredictable nature, chikungunya could significantly impact local health systems. Insights from this study could inform decision makers on the impact of chikungunya on population health and help them to appropriately allocate resources to protect vulnerable populations from this debilitating disease.&quot;,&quot;publisher&quot;:&quot;BMJ Publishing Group Ltd&quot;,&quot;issue&quot;:&quot;12&quot;,&quot;volume&quot;:&quot;9&quot;},&quot;isTemporary&quot;:false}]},{&quot;citationID&quot;:&quot;MENDELEY_CITATION_6b6fa03f-0c1c-4921-b44e-a5e5eaeac416&quot;,&quot;properties&quot;:{&quot;noteIndex&quot;:0},&quot;isEdited&quot;:false,&quot;manualOverride&quot;:{&quot;isManuallyOverridden&quot;:false,&quot;citeprocText&quot;:&quot;(6)&quot;,&quot;manualOverrideText&quot;:&quot;&quot;},&quot;citationTag&quot;:&quot;MENDELEY_CITATION_v3_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&quot;,&quot;citationItems&quot;:[{&quot;id&quot;:&quot;9800b69c-484c-3109-bcec-1e79b70d9bf0&quot;,&quot;itemData&quot;:{&quot;type&quot;:&quot;article-journal&quot;,&quot;id&quot;:&quot;9800b69c-484c-3109-bcec-1e79b70d9bf0&quot;,&quot;title&quot;:&quot;Chikungunya fever&quot;,&quot;author&quot;:[{&quot;family&quot;:&quot;Bartholomeeusen&quot;,&quot;given&quot;:&quot;Koen&quot;,&quot;parse-names&quot;:false,&quot;dropping-particle&quot;:&quot;&quot;,&quot;non-dropping-particle&quot;:&quot;&quot;},{&quot;family&quot;:&quot;Daniel&quot;,&quot;given&quot;:&quot;Matthieu&quot;,&quot;parse-names&quot;:false,&quot;dropping-particle&quot;:&quot;&quot;,&quot;non-dropping-particle&quot;:&quot;&quot;},{&quot;family&quot;:&quot;LaBeaud&quot;,&quot;given&quot;:&quot;Desiree A.&quot;,&quot;parse-names&quot;:false,&quot;dropping-particle&quot;:&quot;&quot;,&quot;non-dropping-particle&quot;:&quot;&quot;},{&quot;family&quot;:&quot;Gasque&quot;,&quot;given&quot;:&quot;Philippe&quot;,&quot;parse-names&quot;:false,&quot;dropping-particle&quot;:&quot;&quot;,&quot;non-dropping-particle&quot;:&quot;&quot;},{&quot;family&quot;:&quot;Peeling&quot;,&quot;given&quot;:&quot;Rosanna W.&quot;,&quot;parse-names&quot;:false,&quot;dropping-particle&quot;:&quot;&quot;,&quot;non-dropping-particle&quot;:&quot;&quot;},{&quot;family&quot;:&quot;Stephenson&quot;,&quot;given&quot;:&quot;Kathryn E.&quot;,&quot;parse-names&quot;:false,&quot;dropping-particle&quot;:&quot;&quot;,&quot;non-dropping-particle&quot;:&quot;&quot;},{&quot;family&quot;:&quot;Ng&quot;,&quot;given&quot;:&quot;Lisa F.P.&quot;,&quot;parse-names&quot;:false,&quot;dropping-particle&quot;:&quot;&quot;,&quot;non-dropping-particle&quot;:&quot;&quot;},{&quot;family&quot;:&quot;Ariën&quot;,&quot;given&quot;:&quot;Kevin K.&quot;,&quot;parse-names&quot;:false,&quot;dropping-particle&quot;:&quot;&quot;,&quot;non-dropping-particle&quot;:&quot;&quot;}],&quot;container-title&quot;:&quot;Nature Reviews Disease Primers 2023 9:1&quot;,&quot;accessed&quot;:{&quot;date-parts&quot;:[[2025,7,29]]},&quot;DOI&quot;:&quot;10.1038/s41572-023-00429-2&quot;,&quot;ISSN&quot;:&quot;2056-676X&quot;,&quot;PMID&quot;:&quot;37024497&quot;,&quot;URL&quot;:&quot;https://www.nature.com/articles/s41572-023-00429-2&quot;,&quot;issued&quot;:{&quot;date-parts&quot;:[[2023,4,6]]},&quot;page&quot;:&quot;1-21&quot;,&quot;abstract&quot;:&quot;Chikungunya virus is widespread throughout the tropics, where it causes recurrent outbreaks of chikungunya fever. In recent years, outbreaks have afflicted populations in East and Central Africa, South America and Southeast Asia. The virus is transmitted by Aedes aegypti and Aedes albopictus mosquitoes. Chikungunya fever is characterized by severe arthralgia and myalgia that can persist for years and have considerable detrimental effects on health, quality of life and economic productivity. The effects of climate change as well as increased globalization of commerce and travel have led to growth of the habitat of Aedes mosquitoes. As a result, increasing numbers of people will be at risk of chikungunya fever in the coming years. In the absence of specific antiviral treatments and with vaccines still in development, surveillance and vector control are essential to suppress re-emergence and epidemics. Chikungunya fever is an acute febrile illness caused by chikungunya virus, a mosquito-borne alphavirus. This Primer by Bartholomeeusen and colleagues summarizes the epidemiology, mechanisms, diagnosis and treatment of chikungunya fever, and discusses patient quality of life and open research questions for this condition.&quot;,&quot;publisher&quot;:&quot;Nature Publishing Group&quot;,&quot;issue&quot;:&quot;1&quot;,&quot;volume&quot;:&quot;9&quot;,&quot;container-title-short&quot;:&quot;&quot;},&quot;isTemporary&quot;:false}]},{&quot;citationID&quot;:&quot;MENDELEY_CITATION_7ee42684-2b05-449d-8a06-d637b443413f&quot;,&quot;properties&quot;:{&quot;noteIndex&quot;:0},&quot;isEdited&quot;:false,&quot;manualOverride&quot;:{&quot;isManuallyOverridden&quot;:false,&quot;citeprocText&quot;:&quot;(7)&quot;,&quot;manualOverrideText&quot;:&quot;&quot;},&quot;citationTag&quot;:&quot;MENDELEY_CITATION_v3_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&quot;,&quot;citationItems&quot;:[{&quot;id&quot;:&quot;bf9ee81d-2ffd-3ff5-bf1f-d099b746d483&quot;,&quot;itemData&quot;:{&quot;type&quot;:&quot;article-journal&quot;,&quot;id&quot;:&quot;bf9ee81d-2ffd-3ff5-bf1f-d099b746d483&quot;,&quot;title&quot;:&quot;Reappearance of chikungunya, formerly called Dengue, in the Americas&quot;,&quot;author&quot;:[{&quot;family&quot;:&quot;Halstead&quot;,&quot;given&quot;:&quot;Scott B.&quot;,&quot;parse-names&quot;:false,&quot;dropping-particle&quot;:&quot;&quot;,&quot;non-dropping-particle&quot;:&quot;&quot;}],&quot;container-title&quot;:&quot;Emerging Infectious Diseases&quot;,&quot;container-title-short&quot;:&quot;Emerg Infect Dis&quot;,&quot;accessed&quot;:{&quot;date-parts&quot;:[[2025,7,30]]},&quot;DOI&quot;:&quot;10.3201/EID2104.141723&quot;,&quot;ISSN&quot;:&quot;10806059&quot;,&quot;PMID&quot;:&quot;25816211&quot;,&quot;issued&quot;:{&quot;date-parts&quot;:[[2015]]},&quot;page&quot;:&quot;557-561&quot;,&quot;abstract&quot;:&quot;After an absence of ≈200 years, chikungunya returned to the American tropics in 2013. The virus is maintained in a complex African zoonotic cycle but escapes into an urban cycle at 40- to 50-year intervals, causing global pandemics. In 1823, classical chikungunya, a viral exanthem in humans, occurred on Zanzibar, and in 1827, it arrived in the Caribbean and spread to North and South America. In Zanzibar, the disease was known as kidenga pepo, Swahili for a sudden cramp-like seizure caused by an evil spirit; in Cuba, it was known as dengue, a Spanish homonym of denga. During the eighteenth century, dengue (present-day chikungunya) was distinguished from breakbone fever (present-day dengue), another febrile exanthem. In the twentieth century, experiments resulted in the recovery and naming of present-day dengue viruses. In 1952, chikungunya virus was recovered during an outbreak in Tanzania, but by then, the virus had lost its original name to present-day dengue viruses.&quot;,&quot;publisher&quot;:&quot;Centers for Disease Control and Prevention (CDC)&quot;,&quot;issue&quot;:&quot;4&quot;,&quot;volume&quot;:&quot;21&quot;},&quot;isTemporary&quot;:false}]},{&quot;citationID&quot;:&quot;MENDELEY_CITATION_cd0f0822-16b9-4b70-b83e-6ac8facae05f&quot;,&quot;properties&quot;:{&quot;noteIndex&quot;:0},&quot;isEdited&quot;:false,&quot;manualOverride&quot;:{&quot;isManuallyOverridden&quot;:false,&quot;citeprocText&quot;:&quot;(6)&quot;,&quot;manualOverrideText&quot;:&quot;&quot;},&quot;citationTag&quot;:&quot;MENDELEY_CITATION_v3_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&quot;,&quot;citationItems&quot;:[{&quot;id&quot;:&quot;9800b69c-484c-3109-bcec-1e79b70d9bf0&quot;,&quot;itemData&quot;:{&quot;type&quot;:&quot;article-journal&quot;,&quot;id&quot;:&quot;9800b69c-484c-3109-bcec-1e79b70d9bf0&quot;,&quot;title&quot;:&quot;Chikungunya fever&quot;,&quot;author&quot;:[{&quot;family&quot;:&quot;Bartholomeeusen&quot;,&quot;given&quot;:&quot;Koen&quot;,&quot;parse-names&quot;:false,&quot;dropping-particle&quot;:&quot;&quot;,&quot;non-dropping-particle&quot;:&quot;&quot;},{&quot;family&quot;:&quot;Daniel&quot;,&quot;given&quot;:&quot;Matthieu&quot;,&quot;parse-names&quot;:false,&quot;dropping-particle&quot;:&quot;&quot;,&quot;non-dropping-particle&quot;:&quot;&quot;},{&quot;family&quot;:&quot;LaBeaud&quot;,&quot;given&quot;:&quot;Desiree A.&quot;,&quot;parse-names&quot;:false,&quot;dropping-particle&quot;:&quot;&quot;,&quot;non-dropping-particle&quot;:&quot;&quot;},{&quot;family&quot;:&quot;Gasque&quot;,&quot;given&quot;:&quot;Philippe&quot;,&quot;parse-names&quot;:false,&quot;dropping-particle&quot;:&quot;&quot;,&quot;non-dropping-particle&quot;:&quot;&quot;},{&quot;family&quot;:&quot;Peeling&quot;,&quot;given&quot;:&quot;Rosanna W.&quot;,&quot;parse-names&quot;:false,&quot;dropping-particle&quot;:&quot;&quot;,&quot;non-dropping-particle&quot;:&quot;&quot;},{&quot;family&quot;:&quot;Stephenson&quot;,&quot;given&quot;:&quot;Kathryn E.&quot;,&quot;parse-names&quot;:false,&quot;dropping-particle&quot;:&quot;&quot;,&quot;non-dropping-particle&quot;:&quot;&quot;},{&quot;family&quot;:&quot;Ng&quot;,&quot;given&quot;:&quot;Lisa F.P.&quot;,&quot;parse-names&quot;:false,&quot;dropping-particle&quot;:&quot;&quot;,&quot;non-dropping-particle&quot;:&quot;&quot;},{&quot;family&quot;:&quot;Ariën&quot;,&quot;given&quot;:&quot;Kevin K.&quot;,&quot;parse-names&quot;:false,&quot;dropping-particle&quot;:&quot;&quot;,&quot;non-dropping-particle&quot;:&quot;&quot;}],&quot;container-title&quot;:&quot;Nature Reviews Disease Primers 2023 9:1&quot;,&quot;accessed&quot;:{&quot;date-parts&quot;:[[2025,7,29]]},&quot;DOI&quot;:&quot;10.1038/s41572-023-00429-2&quot;,&quot;ISSN&quot;:&quot;2056-676X&quot;,&quot;PMID&quot;:&quot;37024497&quot;,&quot;URL&quot;:&quot;https://www.nature.com/articles/s41572-023-00429-2&quot;,&quot;issued&quot;:{&quot;date-parts&quot;:[[2023,4,6]]},&quot;page&quot;:&quot;1-21&quot;,&quot;abstract&quot;:&quot;Chikungunya virus is widespread throughout the tropics, where it causes recurrent outbreaks of chikungunya fever. In recent years, outbreaks have afflicted populations in East and Central Africa, South America and Southeast Asia. The virus is transmitted by Aedes aegypti and Aedes albopictus mosquitoes. Chikungunya fever is characterized by severe arthralgia and myalgia that can persist for years and have considerable detrimental effects on health, quality of life and economic productivity. The effects of climate change as well as increased globalization of commerce and travel have led to growth of the habitat of Aedes mosquitoes. As a result, increasing numbers of people will be at risk of chikungunya fever in the coming years. In the absence of specific antiviral treatments and with vaccines still in development, surveillance and vector control are essential to suppress re-emergence and epidemics. Chikungunya fever is an acute febrile illness caused by chikungunya virus, a mosquito-borne alphavirus. This Primer by Bartholomeeusen and colleagues summarizes the epidemiology, mechanisms, diagnosis and treatment of chikungunya fever, and discusses patient quality of life and open research questions for this condition.&quot;,&quot;publisher&quot;:&quot;Nature Publishing Group&quot;,&quot;issue&quot;:&quot;1&quot;,&quot;volume&quot;:&quot;9&quot;,&quot;container-title-short&quot;:&quot;&quot;},&quot;isTemporary&quot;:false}]},{&quot;citationID&quot;:&quot;MENDELEY_CITATION_3e492fcd-068d-445a-aa95-cf2d3cbc4dd4&quot;,&quot;properties&quot;:{&quot;noteIndex&quot;:0},&quot;isEdited&quot;:false,&quot;manualOverride&quot;:{&quot;isManuallyOverridden&quot;:false,&quot;citeprocText&quot;:&quot;(6)&quot;,&quot;manualOverrideText&quot;:&quot;&quot;},&quot;citationTag&quot;:&quot;MENDELEY_CITATION_v3_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&quot;,&quot;citationItems&quot;:[{&quot;id&quot;:&quot;9800b69c-484c-3109-bcec-1e79b70d9bf0&quot;,&quot;itemData&quot;:{&quot;type&quot;:&quot;article-journal&quot;,&quot;id&quot;:&quot;9800b69c-484c-3109-bcec-1e79b70d9bf0&quot;,&quot;title&quot;:&quot;Chikungunya fever&quot;,&quot;author&quot;:[{&quot;family&quot;:&quot;Bartholomeeusen&quot;,&quot;given&quot;:&quot;Koen&quot;,&quot;parse-names&quot;:false,&quot;dropping-particle&quot;:&quot;&quot;,&quot;non-dropping-particle&quot;:&quot;&quot;},{&quot;family&quot;:&quot;Daniel&quot;,&quot;given&quot;:&quot;Matthieu&quot;,&quot;parse-names&quot;:false,&quot;dropping-particle&quot;:&quot;&quot;,&quot;non-dropping-particle&quot;:&quot;&quot;},{&quot;family&quot;:&quot;LaBeaud&quot;,&quot;given&quot;:&quot;Desiree A.&quot;,&quot;parse-names&quot;:false,&quot;dropping-particle&quot;:&quot;&quot;,&quot;non-dropping-particle&quot;:&quot;&quot;},{&quot;family&quot;:&quot;Gasque&quot;,&quot;given&quot;:&quot;Philippe&quot;,&quot;parse-names&quot;:false,&quot;dropping-particle&quot;:&quot;&quot;,&quot;non-dropping-particle&quot;:&quot;&quot;},{&quot;family&quot;:&quot;Peeling&quot;,&quot;given&quot;:&quot;Rosanna W.&quot;,&quot;parse-names&quot;:false,&quot;dropping-particle&quot;:&quot;&quot;,&quot;non-dropping-particle&quot;:&quot;&quot;},{&quot;family&quot;:&quot;Stephenson&quot;,&quot;given&quot;:&quot;Kathryn E.&quot;,&quot;parse-names&quot;:false,&quot;dropping-particle&quot;:&quot;&quot;,&quot;non-dropping-particle&quot;:&quot;&quot;},{&quot;family&quot;:&quot;Ng&quot;,&quot;given&quot;:&quot;Lisa F.P.&quot;,&quot;parse-names&quot;:false,&quot;dropping-particle&quot;:&quot;&quot;,&quot;non-dropping-particle&quot;:&quot;&quot;},{&quot;family&quot;:&quot;Ariën&quot;,&quot;given&quot;:&quot;Kevin K.&quot;,&quot;parse-names&quot;:false,&quot;dropping-particle&quot;:&quot;&quot;,&quot;non-dropping-particle&quot;:&quot;&quot;}],&quot;container-title&quot;:&quot;Nature Reviews Disease Primers 2023 9:1&quot;,&quot;accessed&quot;:{&quot;date-parts&quot;:[[2025,7,29]]},&quot;DOI&quot;:&quot;10.1038/s41572-023-00429-2&quot;,&quot;ISSN&quot;:&quot;2056-676X&quot;,&quot;PMID&quot;:&quot;37024497&quot;,&quot;URL&quot;:&quot;https://www.nature.com/articles/s41572-023-00429-2&quot;,&quot;issued&quot;:{&quot;date-parts&quot;:[[2023,4,6]]},&quot;page&quot;:&quot;1-21&quot;,&quot;abstract&quot;:&quot;Chikungunya virus is widespread throughout the tropics, where it causes recurrent outbreaks of chikungunya fever. In recent years, outbreaks have afflicted populations in East and Central Africa, South America and Southeast Asia. The virus is transmitted by Aedes aegypti and Aedes albopictus mosquitoes. Chikungunya fever is characterized by severe arthralgia and myalgia that can persist for years and have considerable detrimental effects on health, quality of life and economic productivity. The effects of climate change as well as increased globalization of commerce and travel have led to growth of the habitat of Aedes mosquitoes. As a result, increasing numbers of people will be at risk of chikungunya fever in the coming years. In the absence of specific antiviral treatments and with vaccines still in development, surveillance and vector control are essential to suppress re-emergence and epidemics. Chikungunya fever is an acute febrile illness caused by chikungunya virus, a mosquito-borne alphavirus. This Primer by Bartholomeeusen and colleagues summarizes the epidemiology, mechanisms, diagnosis and treatment of chikungunya fever, and discusses patient quality of life and open research questions for this condition.&quot;,&quot;publisher&quot;:&quot;Nature Publishing Group&quot;,&quot;issue&quot;:&quot;1&quot;,&quot;volume&quot;:&quot;9&quot;,&quot;container-title-short&quot;:&quot;&quot;},&quot;isTemporary&quot;:false}]},{&quot;citationID&quot;:&quot;MENDELEY_CITATION_f13b6a70-3202-4a3e-acd6-f8853196845f&quot;,&quot;properties&quot;:{&quot;noteIndex&quot;:0},&quot;isEdited&quot;:false,&quot;manualOverride&quot;:{&quot;isManuallyOverridden&quot;:false,&quot;citeprocText&quot;:&quot;(6)&quot;,&quot;manualOverrideText&quot;:&quot;&quot;},&quot;citationTag&quot;:&quot;MENDELEY_CITATION_v3_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&quot;,&quot;citationItems&quot;:[{&quot;id&quot;:&quot;9800b69c-484c-3109-bcec-1e79b70d9bf0&quot;,&quot;itemData&quot;:{&quot;type&quot;:&quot;article-journal&quot;,&quot;id&quot;:&quot;9800b69c-484c-3109-bcec-1e79b70d9bf0&quot;,&quot;title&quot;:&quot;Chikungunya fever&quot;,&quot;author&quot;:[{&quot;family&quot;:&quot;Bartholomeeusen&quot;,&quot;given&quot;:&quot;Koen&quot;,&quot;parse-names&quot;:false,&quot;dropping-particle&quot;:&quot;&quot;,&quot;non-dropping-particle&quot;:&quot;&quot;},{&quot;family&quot;:&quot;Daniel&quot;,&quot;given&quot;:&quot;Matthieu&quot;,&quot;parse-names&quot;:false,&quot;dropping-particle&quot;:&quot;&quot;,&quot;non-dropping-particle&quot;:&quot;&quot;},{&quot;family&quot;:&quot;LaBeaud&quot;,&quot;given&quot;:&quot;Desiree A.&quot;,&quot;parse-names&quot;:false,&quot;dropping-particle&quot;:&quot;&quot;,&quot;non-dropping-particle&quot;:&quot;&quot;},{&quot;family&quot;:&quot;Gasque&quot;,&quot;given&quot;:&quot;Philippe&quot;,&quot;parse-names&quot;:false,&quot;dropping-particle&quot;:&quot;&quot;,&quot;non-dropping-particle&quot;:&quot;&quot;},{&quot;family&quot;:&quot;Peeling&quot;,&quot;given&quot;:&quot;Rosanna W.&quot;,&quot;parse-names&quot;:false,&quot;dropping-particle&quot;:&quot;&quot;,&quot;non-dropping-particle&quot;:&quot;&quot;},{&quot;family&quot;:&quot;Stephenson&quot;,&quot;given&quot;:&quot;Kathryn E.&quot;,&quot;parse-names&quot;:false,&quot;dropping-particle&quot;:&quot;&quot;,&quot;non-dropping-particle&quot;:&quot;&quot;},{&quot;family&quot;:&quot;Ng&quot;,&quot;given&quot;:&quot;Lisa F.P.&quot;,&quot;parse-names&quot;:false,&quot;dropping-particle&quot;:&quot;&quot;,&quot;non-dropping-particle&quot;:&quot;&quot;},{&quot;family&quot;:&quot;Ariën&quot;,&quot;given&quot;:&quot;Kevin K.&quot;,&quot;parse-names&quot;:false,&quot;dropping-particle&quot;:&quot;&quot;,&quot;non-dropping-particle&quot;:&quot;&quot;}],&quot;container-title&quot;:&quot;Nature Reviews Disease Primers 2023 9:1&quot;,&quot;accessed&quot;:{&quot;date-parts&quot;:[[2025,7,29]]},&quot;DOI&quot;:&quot;10.1038/s41572-023-00429-2&quot;,&quot;ISSN&quot;:&quot;2056-676X&quot;,&quot;PMID&quot;:&quot;37024497&quot;,&quot;URL&quot;:&quot;https://www.nature.com/articles/s41572-023-00429-2&quot;,&quot;issued&quot;:{&quot;date-parts&quot;:[[2023,4,6]]},&quot;page&quot;:&quot;1-21&quot;,&quot;abstract&quot;:&quot;Chikungunya virus is widespread throughout the tropics, where it causes recurrent outbreaks of chikungunya fever. In recent years, outbreaks have afflicted populations in East and Central Africa, South America and Southeast Asia. The virus is transmitted by Aedes aegypti and Aedes albopictus mosquitoes. Chikungunya fever is characterized by severe arthralgia and myalgia that can persist for years and have considerable detrimental effects on health, quality of life and economic productivity. The effects of climate change as well as increased globalization of commerce and travel have led to growth of the habitat of Aedes mosquitoes. As a result, increasing numbers of people will be at risk of chikungunya fever in the coming years. In the absence of specific antiviral treatments and with vaccines still in development, surveillance and vector control are essential to suppress re-emergence and epidemics. Chikungunya fever is an acute febrile illness caused by chikungunya virus, a mosquito-borne alphavirus. This Primer by Bartholomeeusen and colleagues summarizes the epidemiology, mechanisms, diagnosis and treatment of chikungunya fever, and discusses patient quality of life and open research questions for this condition.&quot;,&quot;publisher&quot;:&quot;Nature Publishing Group&quot;,&quot;issue&quot;:&quot;1&quot;,&quot;volume&quot;:&quot;9&quot;,&quot;container-title-short&quot;:&quot;&quot;},&quot;isTemporary&quot;:false}]},{&quot;citationID&quot;:&quot;MENDELEY_CITATION_b5f88de9-7467-4f7e-900c-8c46ce49772b&quot;,&quot;properties&quot;:{&quot;noteIndex&quot;:0},&quot;isEdited&quot;:false,&quot;manualOverride&quot;:{&quot;isManuallyOverridden&quot;:false,&quot;citeprocText&quot;:&quot;(3,5,6)&quot;,&quot;manualOverrideText&quot;:&quot;&quot;},&quot;citationItems&quot;:[{&quot;id&quot;:&quot;9800b69c-484c-3109-bcec-1e79b70d9bf0&quot;,&quot;itemData&quot;:{&quot;type&quot;:&quot;article-journal&quot;,&quot;id&quot;:&quot;9800b69c-484c-3109-bcec-1e79b70d9bf0&quot;,&quot;title&quot;:&quot;Chikungunya fever&quot;,&quot;author&quot;:[{&quot;family&quot;:&quot;Bartholomeeusen&quot;,&quot;given&quot;:&quot;Koen&quot;,&quot;parse-names&quot;:false,&quot;dropping-particle&quot;:&quot;&quot;,&quot;non-dropping-particle&quot;:&quot;&quot;},{&quot;family&quot;:&quot;Daniel&quot;,&quot;given&quot;:&quot;Matthieu&quot;,&quot;parse-names&quot;:false,&quot;dropping-particle&quot;:&quot;&quot;,&quot;non-dropping-particle&quot;:&quot;&quot;},{&quot;family&quot;:&quot;LaBeaud&quot;,&quot;given&quot;:&quot;Desiree A.&quot;,&quot;parse-names&quot;:false,&quot;dropping-particle&quot;:&quot;&quot;,&quot;non-dropping-particle&quot;:&quot;&quot;},{&quot;family&quot;:&quot;Gasque&quot;,&quot;given&quot;:&quot;Philippe&quot;,&quot;parse-names&quot;:false,&quot;dropping-particle&quot;:&quot;&quot;,&quot;non-dropping-particle&quot;:&quot;&quot;},{&quot;family&quot;:&quot;Peeling&quot;,&quot;given&quot;:&quot;Rosanna W.&quot;,&quot;parse-names&quot;:false,&quot;dropping-particle&quot;:&quot;&quot;,&quot;non-dropping-particle&quot;:&quot;&quot;},{&quot;family&quot;:&quot;Stephenson&quot;,&quot;given&quot;:&quot;Kathryn E.&quot;,&quot;parse-names&quot;:false,&quot;dropping-particle&quot;:&quot;&quot;,&quot;non-dropping-particle&quot;:&quot;&quot;},{&quot;family&quot;:&quot;Ng&quot;,&quot;given&quot;:&quot;Lisa F.P.&quot;,&quot;parse-names&quot;:false,&quot;dropping-particle&quot;:&quot;&quot;,&quot;non-dropping-particle&quot;:&quot;&quot;},{&quot;family&quot;:&quot;Ariën&quot;,&quot;given&quot;:&quot;Kevin K.&quot;,&quot;parse-names&quot;:false,&quot;dropping-particle&quot;:&quot;&quot;,&quot;non-dropping-particle&quot;:&quot;&quot;}],&quot;container-title&quot;:&quot;Nature Reviews Disease Primers 2023 9:1&quot;,&quot;accessed&quot;:{&quot;date-parts&quot;:[[2025,7,29]]},&quot;DOI&quot;:&quot;10.1038/s41572-023-00429-2&quot;,&quot;ISSN&quot;:&quot;2056-676X&quot;,&quot;PMID&quot;:&quot;37024497&quot;,&quot;URL&quot;:&quot;https://www.nature.com/articles/s41572-023-00429-2&quot;,&quot;issued&quot;:{&quot;date-parts&quot;:[[2023,4,6]]},&quot;page&quot;:&quot;1-21&quot;,&quot;abstract&quot;:&quot;Chikungunya virus is widespread throughout the tropics, where it causes recurrent outbreaks of chikungunya fever. In recent years, outbreaks have afflicted populations in East and Central Africa, South America and Southeast Asia. The virus is transmitted by Aedes aegypti and Aedes albopictus mosquitoes. Chikungunya fever is characterized by severe arthralgia and myalgia that can persist for years and have considerable detrimental effects on health, quality of life and economic productivity. The effects of climate change as well as increased globalization of commerce and travel have led to growth of the habitat of Aedes mosquitoes. As a result, increasing numbers of people will be at risk of chikungunya fever in the coming years. In the absence of specific antiviral treatments and with vaccines still in development, surveillance and vector control are essential to suppress re-emergence and epidemics. Chikungunya fever is an acute febrile illness caused by chikungunya virus, a mosquito-borne alphavirus. This Primer by Bartholomeeusen and colleagues summarizes the epidemiology, mechanisms, diagnosis and treatment of chikungunya fever, and discusses patient quality of life and open research questions for this condition.&quot;,&quot;publisher&quot;:&quot;Nature Publishing Group&quot;,&quot;issue&quot;:&quot;1&quot;,&quot;volume&quot;:&quot;9&quot;,&quot;container-title-short&quot;:&quot;&quot;},&quot;isTemporary&quot;:false},{&quot;id&quot;:&quot;ad02734d-7826-396f-a650-6f32337f9df5&quot;,&quot;itemData&quot;:{&quot;type&quot;:&quot;article-journal&quot;,&quot;id&quot;:&quot;ad02734d-7826-396f-a650-6f32337f9df5&quot;,&quot;title&quot;:&quot;Phylogenetic Analysis of Chikungunya Virus Strains Circulating in the Western Hemisphere&quot;,&quot;author&quot;:[{&quot;family&quot;:&quot;Lanciotti&quot;,&quot;given&quot;:&quot;Robert S.&quot;,&quot;parse-names&quot;:false,&quot;dropping-particle&quot;:&quot;&quot;,&quot;non-dropping-particle&quot;:&quot;&quot;},{&quot;family&quot;:&quot;Lambert&quot;,&quot;given&quot;:&quot;Amy J.&quot;,&quot;parse-names&quot;:false,&quot;dropping-particle&quot;:&quot;&quot;,&quot;non-dropping-particle&quot;:&quot;&quot;}],&quot;container-title&quot;:&quot;The American Journal of Tropical Medicine and Hygiene&quot;,&quot;container-title-short&quot;:&quot;Am J Trop Med Hyg&quot;,&quot;accessed&quot;:{&quot;date-parts&quot;:[[2025,7,30]]},&quot;DOI&quot;:&quot;10.4269/AJTMH.15-0375&quot;,&quot;ISSN&quot;:&quot;00029637&quot;,&quot;PMID&quot;:&quot;26856917&quot;,&quot;URL&quot;:&quot;https://pmc.ncbi.nlm.nih.gov/articles/PMC4824221/&quot;,&quot;issued&quot;:{&quot;date-parts&quot;:[[2016,4,1]]},&quot;page&quot;:&quot;800&quot;,&quot;abstract&quot;:&quot;In December 2013, chikungunya virus (CHIKV) was isolated for the first time in the Western Hemisphere (WH) during an epidemic on the island of St. Martin. Subsequently, the virus has spread to 42 countries or territories in the Caribbean, Central, South, and North America. In this study, we have determined the full genomic sequences of 29 temporally and geographically diverse CHIKV strains from 16 countries of the WH. Phylogenetic analyses revealed minimal evolution among compared emergent CHIKV strains of the New World.&quot;,&quot;publisher&quot;:&quot;American Society of Tropical Medicine and Hygiene&quot;,&quot;issue&quot;:&quot;4&quot;,&quot;volume&quot;:&quot;94&quot;},&quot;isTemporary&quot;:false},{&quot;id&quot;:&quot;ae794e27-9100-3fd7-8a32-de885fb165ba&quot;,&quot;itemData&quot;:{&quot;type&quot;:&quot;article-journal&quot;,&quot;id&quot;:&quot;ae794e27-9100-3fd7-8a32-de885fb165ba&quot;,&quot;title&quot;:&quot;Chikungunya: Its History in Africa and Asia and Its Spread to New Regions in 2013–2014&quot;,&quot;author&quot;:[{&quot;family&quot;:&quot;Zeller&quot;,&quot;given&quot;:&quot;Herve&quot;,&quot;parse-names&quot;:false,&quot;dropping-particle&quot;:&quot;&quot;,&quot;non-dropping-particle&quot;:&quot;&quot;},{&quot;family&quot;:&quot;Bortel&quot;,&quot;given&quot;:&quot;Wim&quot;,&quot;parse-names&quot;:false,&quot;dropping-particle&quot;:&quot;&quot;,&quot;non-dropping-particle&quot;:&quot;Van&quot;},{&quot;family&quot;:&quot;Sudre&quot;,&quot;given&quot;:&quot;Bertrand&quot;,&quot;parse-names&quot;:false,&quot;dropping-particle&quot;:&quot;&quot;,&quot;non-dropping-particle&quot;:&quot;&quot;}],&quot;container-title&quot;:&quot;The Journal of Infectious Diseases&quot;,&quot;container-title-short&quot;:&quot;J Infect Dis&quot;,&quot;accessed&quot;:{&quot;date-parts&quot;:[[2025,8,1]]},&quot;DOI&quot;:&quot;10.1093/INFDIS/JIW391&quot;,&quot;ISSN&quot;:&quot;0022-1899&quot;,&quot;PMID&quot;:&quot;27920169&quot;,&quot;URL&quot;:&quot;https://dx.doi.org/10.1093/infdis/jiw391&quot;,&quot;issued&quot;:{&quot;date-parts&quot;:[[2016,12,15]]},&quot;page&quot;:&quot;S436-S440&quot;,&quot;abstract&quot;:&quot;Chikungunya virus (CHIKV) is transmitted by Aedes aegypti and Aedes albopictus mosquitoes and causes febrile illness with severe arthralgia in humans. There are 3 circulating CHIKV genotypes, Asia, East/Central/South Africa, and West Africa. CHIKV was first reported in 1953 in Tanzania, and up until the early 2000s, a few outbreaks and sporadic cases of CHIKV were mainly reported in Africa and Asia. However, from 2004 to 2005, a large epidemic spanned from Kenya over to the southwestern Indian Ocean region, India, and Southeast Asia. Identified in 2005, the E1 glycoprotein A226V mutation of the East/Central/South Africa genotype conferred enhanced transmission by the A. albopictus mosquito and has been implicated in CHIKV's further spread in the last decade. In 2013, the Asian CHIKV genotype emerged in the Caribbean and quickly took the Americas by storm. This review will discuss the history of CHIKV as well as its expanding geographic distribution.&quot;,&quot;publisher&quot;:&quot;Oxford Academic&quot;,&quot;issue&quot;:&quot;suppl_5&quot;,&quot;volume&quot;:&quot;214&quot;},&quot;isTemporary&quot;:false}],&quot;citationTag&quot;:&quot;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&quot;},{&quot;citationID&quot;:&quot;MENDELEY_CITATION_c3643365-9828-409d-b6e0-36fe1f005caf&quot;,&quot;properties&quot;:{&quot;noteIndex&quot;:0},&quot;isEdited&quot;:false,&quot;manualOverride&quot;:{&quot;isManuallyOverridden&quot;:false,&quot;citeprocText&quot;:&quot;(6)&quot;,&quot;manualOverrideText&quot;:&quot;&quot;},&quot;citationTag&quot;:&quot;MENDELEY_CITATION_v3_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&quot;,&quot;citationItems&quot;:[{&quot;id&quot;:&quot;9800b69c-484c-3109-bcec-1e79b70d9bf0&quot;,&quot;itemData&quot;:{&quot;type&quot;:&quot;article-journal&quot;,&quot;id&quot;:&quot;9800b69c-484c-3109-bcec-1e79b70d9bf0&quot;,&quot;title&quot;:&quot;Chikungunya fever&quot;,&quot;author&quot;:[{&quot;family&quot;:&quot;Bartholomeeusen&quot;,&quot;given&quot;:&quot;Koen&quot;,&quot;parse-names&quot;:false,&quot;dropping-particle&quot;:&quot;&quot;,&quot;non-dropping-particle&quot;:&quot;&quot;},{&quot;family&quot;:&quot;Daniel&quot;,&quot;given&quot;:&quot;Matthieu&quot;,&quot;parse-names&quot;:false,&quot;dropping-particle&quot;:&quot;&quot;,&quot;non-dropping-particle&quot;:&quot;&quot;},{&quot;family&quot;:&quot;LaBeaud&quot;,&quot;given&quot;:&quot;Desiree A.&quot;,&quot;parse-names&quot;:false,&quot;dropping-particle&quot;:&quot;&quot;,&quot;non-dropping-particle&quot;:&quot;&quot;},{&quot;family&quot;:&quot;Gasque&quot;,&quot;given&quot;:&quot;Philippe&quot;,&quot;parse-names&quot;:false,&quot;dropping-particle&quot;:&quot;&quot;,&quot;non-dropping-particle&quot;:&quot;&quot;},{&quot;family&quot;:&quot;Peeling&quot;,&quot;given&quot;:&quot;Rosanna W.&quot;,&quot;parse-names&quot;:false,&quot;dropping-particle&quot;:&quot;&quot;,&quot;non-dropping-particle&quot;:&quot;&quot;},{&quot;family&quot;:&quot;Stephenson&quot;,&quot;given&quot;:&quot;Kathryn E.&quot;,&quot;parse-names&quot;:false,&quot;dropping-particle&quot;:&quot;&quot;,&quot;non-dropping-particle&quot;:&quot;&quot;},{&quot;family&quot;:&quot;Ng&quot;,&quot;given&quot;:&quot;Lisa F.P.&quot;,&quot;parse-names&quot;:false,&quot;dropping-particle&quot;:&quot;&quot;,&quot;non-dropping-particle&quot;:&quot;&quot;},{&quot;family&quot;:&quot;Ariën&quot;,&quot;given&quot;:&quot;Kevin K.&quot;,&quot;parse-names&quot;:false,&quot;dropping-particle&quot;:&quot;&quot;,&quot;non-dropping-particle&quot;:&quot;&quot;}],&quot;container-title&quot;:&quot;Nature Reviews Disease Primers 2023 9:1&quot;,&quot;accessed&quot;:{&quot;date-parts&quot;:[[2025,7,29]]},&quot;DOI&quot;:&quot;10.1038/s41572-023-00429-2&quot;,&quot;ISSN&quot;:&quot;2056-676X&quot;,&quot;PMID&quot;:&quot;37024497&quot;,&quot;URL&quot;:&quot;https://www.nature.com/articles/s41572-023-00429-2&quot;,&quot;issued&quot;:{&quot;date-parts&quot;:[[2023,4,6]]},&quot;page&quot;:&quot;1-21&quot;,&quot;abstract&quot;:&quot;Chikungunya virus is widespread throughout the tropics, where it causes recurrent outbreaks of chikungunya fever. In recent years, outbreaks have afflicted populations in East and Central Africa, South America and Southeast Asia. The virus is transmitted by Aedes aegypti and Aedes albopictus mosquitoes. Chikungunya fever is characterized by severe arthralgia and myalgia that can persist for years and have considerable detrimental effects on health, quality of life and economic productivity. The effects of climate change as well as increased globalization of commerce and travel have led to growth of the habitat of Aedes mosquitoes. As a result, increasing numbers of people will be at risk of chikungunya fever in the coming years. In the absence of specific antiviral treatments and with vaccines still in development, surveillance and vector control are essential to suppress re-emergence and epidemics. Chikungunya fever is an acute febrile illness caused by chikungunya virus, a mosquito-borne alphavirus. This Primer by Bartholomeeusen and colleagues summarizes the epidemiology, mechanisms, diagnosis and treatment of chikungunya fever, and discusses patient quality of life and open research questions for this condition.&quot;,&quot;publisher&quot;:&quot;Nature Publishing Group&quot;,&quot;issue&quot;:&quot;1&quot;,&quot;volume&quot;:&quot;9&quot;,&quot;container-title-short&quot;:&quot;&quot;},&quot;isTemporary&quot;:false}]},{&quot;citationID&quot;:&quot;MENDELEY_CITATION_812c224f-e202-45a5-a5bc-f9b7f02a0bf1&quot;,&quot;properties&quot;:{&quot;noteIndex&quot;:0},&quot;isEdited&quot;:false,&quot;manualOverride&quot;:{&quot;isManuallyOverridden&quot;:false,&quot;citeprocText&quot;:&quot;(5)&quot;,&quot;manualOverrideText&quot;:&quot;&quot;},&quot;citationTag&quot;:&quot;MENDELEY_CITATION_v3_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&quot;,&quot;citationItems&quot;:[{&quot;id&quot;:&quot;ad02734d-7826-396f-a650-6f32337f9df5&quot;,&quot;itemData&quot;:{&quot;type&quot;:&quot;article-journal&quot;,&quot;id&quot;:&quot;ad02734d-7826-396f-a650-6f32337f9df5&quot;,&quot;title&quot;:&quot;Phylogenetic Analysis of Chikungunya Virus Strains Circulating in the Western Hemisphere&quot;,&quot;author&quot;:[{&quot;family&quot;:&quot;Lanciotti&quot;,&quot;given&quot;:&quot;Robert S.&quot;,&quot;parse-names&quot;:false,&quot;dropping-particle&quot;:&quot;&quot;,&quot;non-dropping-particle&quot;:&quot;&quot;},{&quot;family&quot;:&quot;Lambert&quot;,&quot;given&quot;:&quot;Amy J.&quot;,&quot;parse-names&quot;:false,&quot;dropping-particle&quot;:&quot;&quot;,&quot;non-dropping-particle&quot;:&quot;&quot;}],&quot;container-title&quot;:&quot;The American Journal of Tropical Medicine and Hygiene&quot;,&quot;container-title-short&quot;:&quot;Am J Trop Med Hyg&quot;,&quot;accessed&quot;:{&quot;date-parts&quot;:[[2025,7,30]]},&quot;DOI&quot;:&quot;10.4269/AJTMH.15-0375&quot;,&quot;ISSN&quot;:&quot;00029637&quot;,&quot;PMID&quot;:&quot;26856917&quot;,&quot;URL&quot;:&quot;https://pmc.ncbi.nlm.nih.gov/articles/PMC4824221/&quot;,&quot;issued&quot;:{&quot;date-parts&quot;:[[2016,4,1]]},&quot;page&quot;:&quot;800&quot;,&quot;abstract&quot;:&quot;In December 2013, chikungunya virus (CHIKV) was isolated for the first time in the Western Hemisphere (WH) during an epidemic on the island of St. Martin. Subsequently, the virus has spread to 42 countries or territories in the Caribbean, Central, South, and North America. In this study, we have determined the full genomic sequences of 29 temporally and geographically diverse CHIKV strains from 16 countries of the WH. Phylogenetic analyses revealed minimal evolution among compared emergent CHIKV strains of the New World.&quot;,&quot;publisher&quot;:&quot;American Society of Tropical Medicine and Hygiene&quot;,&quot;issue&quot;:&quot;4&quot;,&quot;volume&quot;:&quot;94&quot;},&quot;isTemporary&quot;:false}]},{&quot;citationID&quot;:&quot;MENDELEY_CITATION_b6822e89-6aaf-4bf0-8a46-a2bdf618ceff&quot;,&quot;properties&quot;:{&quot;noteIndex&quot;:0},&quot;isEdited&quot;:false,&quot;manualOverride&quot;:{&quot;isManuallyOverridden&quot;:false,&quot;citeprocText&quot;:&quot;(5)&quot;,&quot;manualOverrideText&quot;:&quot;&quot;},&quot;citationTag&quot;:&quot;MENDELEY_CITATION_v3_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&quot;,&quot;citationItems&quot;:[{&quot;id&quot;:&quot;ad02734d-7826-396f-a650-6f32337f9df5&quot;,&quot;itemData&quot;:{&quot;type&quot;:&quot;article-journal&quot;,&quot;id&quot;:&quot;ad02734d-7826-396f-a650-6f32337f9df5&quot;,&quot;title&quot;:&quot;Phylogenetic Analysis of Chikungunya Virus Strains Circulating in the Western Hemisphere&quot;,&quot;author&quot;:[{&quot;family&quot;:&quot;Lanciotti&quot;,&quot;given&quot;:&quot;Robert S.&quot;,&quot;parse-names&quot;:false,&quot;dropping-particle&quot;:&quot;&quot;,&quot;non-dropping-particle&quot;:&quot;&quot;},{&quot;family&quot;:&quot;Lambert&quot;,&quot;given&quot;:&quot;Amy J.&quot;,&quot;parse-names&quot;:false,&quot;dropping-particle&quot;:&quot;&quot;,&quot;non-dropping-particle&quot;:&quot;&quot;}],&quot;container-title&quot;:&quot;The American Journal of Tropical Medicine and Hygiene&quot;,&quot;container-title-short&quot;:&quot;Am J Trop Med Hyg&quot;,&quot;accessed&quot;:{&quot;date-parts&quot;:[[2025,7,30]]},&quot;DOI&quot;:&quot;10.4269/AJTMH.15-0375&quot;,&quot;ISSN&quot;:&quot;00029637&quot;,&quot;PMID&quot;:&quot;26856917&quot;,&quot;URL&quot;:&quot;https://pmc.ncbi.nlm.nih.gov/articles/PMC4824221/&quot;,&quot;issued&quot;:{&quot;date-parts&quot;:[[2016,4,1]]},&quot;page&quot;:&quot;800&quot;,&quot;abstract&quot;:&quot;In December 2013, chikungunya virus (CHIKV) was isolated for the first time in the Western Hemisphere (WH) during an epidemic on the island of St. Martin. Subsequently, the virus has spread to 42 countries or territories in the Caribbean, Central, South, and North America. In this study, we have determined the full genomic sequences of 29 temporally and geographically diverse CHIKV strains from 16 countries of the WH. Phylogenetic analyses revealed minimal evolution among compared emergent CHIKV strains of the New World.&quot;,&quot;publisher&quot;:&quot;American Society of Tropical Medicine and Hygiene&quot;,&quot;issue&quot;:&quot;4&quot;,&quot;volume&quot;:&quot;94&quot;},&quot;isTemporary&quot;:false}]},{&quot;citationID&quot;:&quot;MENDELEY_CITATION_2956e10c-7b80-4a3e-82ae-5d1569ea6c1f&quot;,&quot;properties&quot;:{&quot;noteIndex&quot;:0},&quot;isEdited&quot;:false,&quot;manualOverride&quot;:{&quot;isManuallyOverridden&quot;:false,&quot;citeprocText&quot;:&quot;(3,6)&quot;,&quot;manualOverrideText&quot;:&quot;&quot;},&quot;citationItems&quot;:[{&quot;id&quot;:&quot;9800b69c-484c-3109-bcec-1e79b70d9bf0&quot;,&quot;itemData&quot;:{&quot;type&quot;:&quot;article-journal&quot;,&quot;id&quot;:&quot;9800b69c-484c-3109-bcec-1e79b70d9bf0&quot;,&quot;title&quot;:&quot;Chikungunya fever&quot;,&quot;author&quot;:[{&quot;family&quot;:&quot;Bartholomeeusen&quot;,&quot;given&quot;:&quot;Koen&quot;,&quot;parse-names&quot;:false,&quot;dropping-particle&quot;:&quot;&quot;,&quot;non-dropping-particle&quot;:&quot;&quot;},{&quot;family&quot;:&quot;Daniel&quot;,&quot;given&quot;:&quot;Matthieu&quot;,&quot;parse-names&quot;:false,&quot;dropping-particle&quot;:&quot;&quot;,&quot;non-dropping-particle&quot;:&quot;&quot;},{&quot;family&quot;:&quot;LaBeaud&quot;,&quot;given&quot;:&quot;Desiree A.&quot;,&quot;parse-names&quot;:false,&quot;dropping-particle&quot;:&quot;&quot;,&quot;non-dropping-particle&quot;:&quot;&quot;},{&quot;family&quot;:&quot;Gasque&quot;,&quot;given&quot;:&quot;Philippe&quot;,&quot;parse-names&quot;:false,&quot;dropping-particle&quot;:&quot;&quot;,&quot;non-dropping-particle&quot;:&quot;&quot;},{&quot;family&quot;:&quot;Peeling&quot;,&quot;given&quot;:&quot;Rosanna W.&quot;,&quot;parse-names&quot;:false,&quot;dropping-particle&quot;:&quot;&quot;,&quot;non-dropping-particle&quot;:&quot;&quot;},{&quot;family&quot;:&quot;Stephenson&quot;,&quot;given&quot;:&quot;Kathryn E.&quot;,&quot;parse-names&quot;:false,&quot;dropping-particle&quot;:&quot;&quot;,&quot;non-dropping-particle&quot;:&quot;&quot;},{&quot;family&quot;:&quot;Ng&quot;,&quot;given&quot;:&quot;Lisa F.P.&quot;,&quot;parse-names&quot;:false,&quot;dropping-particle&quot;:&quot;&quot;,&quot;non-dropping-particle&quot;:&quot;&quot;},{&quot;family&quot;:&quot;Ariën&quot;,&quot;given&quot;:&quot;Kevin K.&quot;,&quot;parse-names&quot;:false,&quot;dropping-particle&quot;:&quot;&quot;,&quot;non-dropping-particle&quot;:&quot;&quot;}],&quot;container-title&quot;:&quot;Nature Reviews Disease Primers 2023 9:1&quot;,&quot;accessed&quot;:{&quot;date-parts&quot;:[[2025,7,29]]},&quot;DOI&quot;:&quot;10.1038/s41572-023-00429-2&quot;,&quot;ISSN&quot;:&quot;2056-676X&quot;,&quot;PMID&quot;:&quot;37024497&quot;,&quot;URL&quot;:&quot;https://www.nature.com/articles/s41572-023-00429-2&quot;,&quot;issued&quot;:{&quot;date-parts&quot;:[[2023,4,6]]},&quot;page&quot;:&quot;1-21&quot;,&quot;abstract&quot;:&quot;Chikungunya virus is widespread throughout the tropics, where it causes recurrent outbreaks of chikungunya fever. In recent years, outbreaks have afflicted populations in East and Central Africa, South America and Southeast Asia. The virus is transmitted by Aedes aegypti and Aedes albopictus mosquitoes. Chikungunya fever is characterized by severe arthralgia and myalgia that can persist for years and have considerable detrimental effects on health, quality of life and economic productivity. The effects of climate change as well as increased globalization of commerce and travel have led to growth of the habitat of Aedes mosquitoes. As a result, increasing numbers of people will be at risk of chikungunya fever in the coming years. In the absence of specific antiviral treatments and with vaccines still in development, surveillance and vector control are essential to suppress re-emergence and epidemics. Chikungunya fever is an acute febrile illness caused by chikungunya virus, a mosquito-borne alphavirus. This Primer by Bartholomeeusen and colleagues summarizes the epidemiology, mechanisms, diagnosis and treatment of chikungunya fever, and discusses patient quality of life and open research questions for this condition.&quot;,&quot;publisher&quot;:&quot;Nature Publishing Group&quot;,&quot;issue&quot;:&quot;1&quot;,&quot;volume&quot;:&quot;9&quot;,&quot;container-title-short&quot;:&quot;&quot;},&quot;isTemporary&quot;:false},{&quot;id&quot;:&quot;ae794e27-9100-3fd7-8a32-de885fb165ba&quot;,&quot;itemData&quot;:{&quot;type&quot;:&quot;article-journal&quot;,&quot;id&quot;:&quot;ae794e27-9100-3fd7-8a32-de885fb165ba&quot;,&quot;title&quot;:&quot;Chikungunya: Its History in Africa and Asia and Its Spread to New Regions in 2013–2014&quot;,&quot;author&quot;:[{&quot;family&quot;:&quot;Zeller&quot;,&quot;given&quot;:&quot;Herve&quot;,&quot;parse-names&quot;:false,&quot;dropping-particle&quot;:&quot;&quot;,&quot;non-dropping-particle&quot;:&quot;&quot;},{&quot;family&quot;:&quot;Bortel&quot;,&quot;given&quot;:&quot;Wim&quot;,&quot;parse-names&quot;:false,&quot;dropping-particle&quot;:&quot;&quot;,&quot;non-dropping-particle&quot;:&quot;Van&quot;},{&quot;family&quot;:&quot;Sudre&quot;,&quot;given&quot;:&quot;Bertrand&quot;,&quot;parse-names&quot;:false,&quot;dropping-particle&quot;:&quot;&quot;,&quot;non-dropping-particle&quot;:&quot;&quot;}],&quot;container-title&quot;:&quot;The Journal of Infectious Diseases&quot;,&quot;container-title-short&quot;:&quot;J Infect Dis&quot;,&quot;accessed&quot;:{&quot;date-parts&quot;:[[2025,8,1]]},&quot;DOI&quot;:&quot;10.1093/INFDIS/JIW391&quot;,&quot;ISSN&quot;:&quot;0022-1899&quot;,&quot;PMID&quot;:&quot;27920169&quot;,&quot;URL&quot;:&quot;https://dx.doi.org/10.1093/infdis/jiw391&quot;,&quot;issued&quot;:{&quot;date-parts&quot;:[[2016,12,15]]},&quot;page&quot;:&quot;S436-S440&quot;,&quot;abstract&quot;:&quot;Chikungunya virus (CHIKV) is transmitted by Aedes aegypti and Aedes albopictus mosquitoes and causes febrile illness with severe arthralgia in humans. There are 3 circulating CHIKV genotypes, Asia, East/Central/South Africa, and West Africa. CHIKV was first reported in 1953 in Tanzania, and up until the early 2000s, a few outbreaks and sporadic cases of CHIKV were mainly reported in Africa and Asia. However, from 2004 to 2005, a large epidemic spanned from Kenya over to the southwestern Indian Ocean region, India, and Southeast Asia. Identified in 2005, the E1 glycoprotein A226V mutation of the East/Central/South Africa genotype conferred enhanced transmission by the A. albopictus mosquito and has been implicated in CHIKV's further spread in the last decade. In 2013, the Asian CHIKV genotype emerged in the Caribbean and quickly took the Americas by storm. This review will discuss the history of CHIKV as well as its expanding geographic distribution.&quot;,&quot;publisher&quot;:&quot;Oxford Academic&quot;,&quot;issue&quot;:&quot;suppl_5&quot;,&quot;volume&quot;:&quot;214&quot;},&quot;isTemporary&quot;:false}],&quot;citationTag&quot;:&quot;MENDELEY_CITATION_v3_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&quot;},{&quot;citationID&quot;:&quot;MENDELEY_CITATION_87b55060-02fe-4640-b0ef-012acb058131&quot;,&quot;properties&quot;:{&quot;noteIndex&quot;:0},&quot;isEdited&quot;:false,&quot;manualOverride&quot;:{&quot;isManuallyOverridden&quot;:false,&quot;citeprocText&quot;:&quot;(3)&quot;,&quot;manualOverrideText&quot;:&quot;&quot;},&quot;citationTag&quot;:&quot;MENDELEY_CITATION_v3_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&quot;,&quot;citationItems&quot;:[{&quot;id&quot;:&quot;ae794e27-9100-3fd7-8a32-de885fb165ba&quot;,&quot;itemData&quot;:{&quot;type&quot;:&quot;article-journal&quot;,&quot;id&quot;:&quot;ae794e27-9100-3fd7-8a32-de885fb165ba&quot;,&quot;title&quot;:&quot;Chikungunya: Its History in Africa and Asia and Its Spread to New Regions in 2013–2014&quot;,&quot;author&quot;:[{&quot;family&quot;:&quot;Zeller&quot;,&quot;given&quot;:&quot;Herve&quot;,&quot;parse-names&quot;:false,&quot;dropping-particle&quot;:&quot;&quot;,&quot;non-dropping-particle&quot;:&quot;&quot;},{&quot;family&quot;:&quot;Bortel&quot;,&quot;given&quot;:&quot;Wim&quot;,&quot;parse-names&quot;:false,&quot;dropping-particle&quot;:&quot;&quot;,&quot;non-dropping-particle&quot;:&quot;Van&quot;},{&quot;family&quot;:&quot;Sudre&quot;,&quot;given&quot;:&quot;Bertrand&quot;,&quot;parse-names&quot;:false,&quot;dropping-particle&quot;:&quot;&quot;,&quot;non-dropping-particle&quot;:&quot;&quot;}],&quot;container-title&quot;:&quot;The Journal of Infectious Diseases&quot;,&quot;container-title-short&quot;:&quot;J Infect Dis&quot;,&quot;accessed&quot;:{&quot;date-parts&quot;:[[2025,8,1]]},&quot;DOI&quot;:&quot;10.1093/INFDIS/JIW391&quot;,&quot;ISSN&quot;:&quot;0022-1899&quot;,&quot;PMID&quot;:&quot;27920169&quot;,&quot;URL&quot;:&quot;https://dx.doi.org/10.1093/infdis/jiw391&quot;,&quot;issued&quot;:{&quot;date-parts&quot;:[[2016,12,15]]},&quot;page&quot;:&quot;S436-S440&quot;,&quot;abstract&quot;:&quot;Chikungunya virus (CHIKV) is transmitted by Aedes aegypti and Aedes albopictus mosquitoes and causes febrile illness with severe arthralgia in humans. There are 3 circulating CHIKV genotypes, Asia, East/Central/South Africa, and West Africa. CHIKV was first reported in 1953 in Tanzania, and up until the early 2000s, a few outbreaks and sporadic cases of CHIKV were mainly reported in Africa and Asia. However, from 2004 to 2005, a large epidemic spanned from Kenya over to the southwestern Indian Ocean region, India, and Southeast Asia. Identified in 2005, the E1 glycoprotein A226V mutation of the East/Central/South Africa genotype conferred enhanced transmission by the A. albopictus mosquito and has been implicated in CHIKV's further spread in the last decade. In 2013, the Asian CHIKV genotype emerged in the Caribbean and quickly took the Americas by storm. This review will discuss the history of CHIKV as well as its expanding geographic distribution.&quot;,&quot;publisher&quot;:&quot;Oxford Academic&quot;,&quot;issue&quot;:&quot;suppl_5&quot;,&quot;volume&quot;:&quot;214&quot;},&quot;isTemporary&quot;:false}]},{&quot;citationID&quot;:&quot;MENDELEY_CITATION_7c2b85ee-7d00-4770-851e-0474e948b52b&quot;,&quot;properties&quot;:{&quot;noteIndex&quot;:0},&quot;isEdited&quot;:false,&quot;manualOverride&quot;:{&quot;isManuallyOverridden&quot;:false,&quot;citeprocText&quot;:&quot;(8)&quot;,&quot;manualOverrideText&quot;:&quot;&quot;},&quot;citationTag&quot;:&quot;MENDELEY_CITATION_v3_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&quot;,&quot;citationItems&quot;:[{&quot;id&quot;:&quot;cc4516d2-bf7a-320a-8ac1-c32b7fb31f11&quot;,&quot;itemData&quot;:{&quot;type&quot;:&quot;webpage&quot;,&quot;id&quot;:&quot;cc4516d2-bf7a-320a-8ac1-c32b7fb31f11&quot;,&quot;title&quot;:&quot;The occurrence of a dengue-like fever in the North-Eastern Transvaal. I. Clinical features and isolation of virus - PubMed&quot;,&quot;accessed&quot;:{&quot;date-parts&quot;:[[2025,8,4]]},&quot;URL&quot;:&quot;https://pubmed.ncbi.nlm.nih.gov/13421902/&quot;,&quot;container-title-short&quot;:&quot;&quot;},&quot;isTemporary&quot;:false}]},{&quot;citationID&quot;:&quot;MENDELEY_CITATION_bb5b0520-5f60-4504-b910-175bfb706ac1&quot;,&quot;properties&quot;:{&quot;noteIndex&quot;:0},&quot;isEdited&quot;:false,&quot;manualOverride&quot;:{&quot;isManuallyOverridden&quot;:false,&quot;citeprocText&quot;:&quot;(8)&quot;,&quot;manualOverrideText&quot;:&quot;&quot;},&quot;citationTag&quot;:&quot;MENDELEY_CITATION_v3_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&quot;,&quot;citationItems&quot;:[{&quot;id&quot;:&quot;cc4516d2-bf7a-320a-8ac1-c32b7fb31f11&quot;,&quot;itemData&quot;:{&quot;type&quot;:&quot;webpage&quot;,&quot;id&quot;:&quot;cc4516d2-bf7a-320a-8ac1-c32b7fb31f11&quot;,&quot;title&quot;:&quot;The occurrence of a dengue-like fever in the North-Eastern Transvaal. I. Clinical features and isolation of virus - PubMed&quot;,&quot;accessed&quot;:{&quot;date-parts&quot;:[[2025,8,4]]},&quot;URL&quot;:&quot;https://pubmed.ncbi.nlm.nih.gov/13421902/&quot;,&quot;container-title-short&quot;:&quot;&quot;},&quot;isTemporary&quot;:false}]},{&quot;citationID&quot;:&quot;MENDELEY_CITATION_42c826f1-1697-48a3-942c-257bc563cd92&quot;,&quot;properties&quot;:{&quot;noteIndex&quot;:0},&quot;isEdited&quot;:false,&quot;manualOverride&quot;:{&quot;isManuallyOverridden&quot;:false,&quot;citeprocText&quot;:&quot;(8)&quot;,&quot;manualOverrideText&quot;:&quot;&quot;},&quot;citationTag&quot;:&quot;MENDELEY_CITATION_v3_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&quot;,&quot;citationItems&quot;:[{&quot;id&quot;:&quot;cc4516d2-bf7a-320a-8ac1-c32b7fb31f11&quot;,&quot;itemData&quot;:{&quot;type&quot;:&quot;webpage&quot;,&quot;id&quot;:&quot;cc4516d2-bf7a-320a-8ac1-c32b7fb31f11&quot;,&quot;title&quot;:&quot;The occurrence of a dengue-like fever in the North-Eastern Transvaal. I. Clinical features and isolation of virus - PubMed&quot;,&quot;accessed&quot;:{&quot;date-parts&quot;:[[2025,8,4]]},&quot;URL&quot;:&quot;https://pubmed.ncbi.nlm.nih.gov/13421902/&quot;,&quot;container-title-short&quot;:&quot;&quot;},&quot;isTemporary&quot;:false}]}]"/>
     <we:property name="MENDELEY_CITATIONS_LOCALE_CODE" value="&quot;en-GB&quot;"/>
     <we:property name="MENDELEY_CITATIONS_STYLE" value="{&quot;id&quot;:&quot;https://www.zotero.org/styles/vancouver&quot;,&quot;title&quot;:&quot;Vancouver&quot;,&quot;format&quot;:&quot;numeric&quot;,&quot;defaultLocale&quot;:null,&quot;isLocaleCodeValid&quot;:true}"/>
   </we:properties>

--- a/PhD files/Chikungunya Disease.docx
+++ b/PhD files/Chikungunya Disease.docx
@@ -549,7 +549,23 @@
           <w:color w:val="000000"/>
           <w:lang w:val="en-GB"/>
         </w:rPr>
-        <w:t xml:space="preserve">by a bite of infected female mosquitoes </w:t>
+        <w:t>by bite</w:t>
+      </w:r>
+      <w:r>
+        <w:rPr>
+          <w:rFonts w:ascii="Times New Roman" w:hAnsi="Times New Roman" w:cs="Times New Roman"/>
+          <w:color w:val="000000"/>
+          <w:lang w:val="en-GB"/>
+        </w:rPr>
+        <w:t>s</w:t>
+      </w:r>
+      <w:r>
+        <w:rPr>
+          <w:rFonts w:ascii="Times New Roman" w:hAnsi="Times New Roman" w:cs="Times New Roman"/>
+          <w:color w:val="000000"/>
+          <w:lang w:val="en-GB"/>
+        </w:rPr>
+        <w:t xml:space="preserve"> of infected female mosquitoes </w:t>
       </w:r>
       <w:r>
         <w:rPr>
@@ -673,33 +689,31 @@
           <w:color w:val="000000"/>
           <w:lang w:val="en-GB"/>
         </w:rPr>
-        <w:t>. They primarily bite during daylight hours</w:t>
-      </w:r>
-      <w:r>
-        <w:rPr>
-          <w:rFonts w:ascii="Times New Roman" w:hAnsi="Times New Roman" w:cs="Times New Roman"/>
-          <w:color w:val="000000"/>
-          <w:lang w:val="en-GB"/>
-        </w:rPr>
-        <w:t>.</w:t>
-      </w:r>
-    </w:p>
-    <w:p>
-      <w:pPr>
-        <w:jc w:val="both"/>
-        <w:rPr>
-          <w:rFonts w:ascii="Times New Roman" w:hAnsi="Times New Roman" w:cs="Times New Roman"/>
-          <w:color w:val="000000"/>
-          <w:lang w:val="en-GB"/>
-        </w:rPr>
-      </w:pPr>
-      <w:r>
-        <w:rPr>
-          <w:rFonts w:ascii="Times New Roman" w:hAnsi="Times New Roman" w:cs="Times New Roman"/>
-          <w:color w:val="000000"/>
-          <w:lang w:val="en-GB"/>
-        </w:rPr>
-        <w:t>The virus belongs</w:t>
+        <w:t xml:space="preserve">. They primarily bite during daylight </w:t>
+      </w:r>
+      <w:r>
+        <w:rPr>
+          <w:rFonts w:ascii="Times New Roman" w:hAnsi="Times New Roman" w:cs="Times New Roman"/>
+          <w:color w:val="000000"/>
+          <w:lang w:val="en-GB"/>
+        </w:rPr>
+        <w:t>hours.</w:t>
+      </w:r>
+      <w:r>
+        <w:rPr>
+          <w:rFonts w:ascii="Times New Roman" w:hAnsi="Times New Roman" w:cs="Times New Roman"/>
+          <w:color w:val="000000"/>
+          <w:lang w:val="en-GB"/>
+        </w:rPr>
+        <w:t xml:space="preserve"> The</w:t>
+      </w:r>
+      <w:r>
+        <w:rPr>
+          <w:rFonts w:ascii="Times New Roman" w:hAnsi="Times New Roman" w:cs="Times New Roman"/>
+          <w:color w:val="000000"/>
+          <w:lang w:val="en-GB"/>
+        </w:rPr>
+        <w:t xml:space="preserve"> virus belongs</w:t>
       </w:r>
       <w:r>
         <w:rPr>
@@ -917,29 +931,112 @@
         </w:rPr>
         <w:t xml:space="preserve"> </w:t>
       </w:r>
-      <w:r>
-        <w:rPr>
-          <w:rFonts w:ascii="Times New Roman" w:hAnsi="Times New Roman" w:cs="Times New Roman"/>
-          <w:color w:val="000000"/>
-          <w:lang w:val="en-GB"/>
-        </w:rPr>
-        <w:t>Between 1960s and 1990s, CHIKV outbreaks were</w:t>
-      </w:r>
-      <w:r>
-        <w:rPr>
-          <w:rFonts w:ascii="Times New Roman" w:hAnsi="Times New Roman" w:cs="Times New Roman"/>
-          <w:color w:val="000000"/>
-          <w:lang w:val="en-GB"/>
-        </w:rPr>
-        <w:t xml:space="preserve"> mostly </w:t>
-      </w:r>
-      <w:r>
-        <w:rPr>
-          <w:rFonts w:ascii="Times New Roman" w:hAnsi="Times New Roman" w:cs="Times New Roman"/>
-          <w:color w:val="000000"/>
-          <w:lang w:val="en-GB"/>
-        </w:rPr>
-        <w:t xml:space="preserve">reported in Africa and Asia. </w:t>
+    </w:p>
+    <w:p>
+      <w:pPr>
+        <w:jc w:val="both"/>
+      </w:pPr>
+      <w:r>
+        <w:fldChar w:fldCharType="begin"/>
+      </w:r>
+      <w:r>
+        <w:instrText xml:space="preserve"> INCLUDEPICTURE "https://www.frontiersin.org/files/Articles/453237/fcimb-09-00259-HTML/image_m/fcimb-09-00259-g001.jpg" \* MERGEFORMATINET </w:instrText>
+      </w:r>
+      <w:r>
+        <w:fldChar w:fldCharType="separate"/>
+      </w:r>
+      <w:r>
+        <w:rPr>
+          <w:noProof/>
+        </w:rPr>
+        <w:drawing>
+          <wp:inline distT="0" distB="0" distL="0" distR="0" wp14:anchorId="423493DC" wp14:editId="44868CF8">
+            <wp:extent cx="3811126" cy="1836751"/>
+            <wp:effectExtent l="0" t="0" r="0" b="5080"/>
+            <wp:docPr id="1229497845" name="Picture 1"/>
+            <wp:cNvGraphicFramePr>
+              <a:graphicFrameLocks xmlns:a="http://schemas.openxmlformats.org/drawingml/2006/main" noChangeAspect="1"/>
+            </wp:cNvGraphicFramePr>
+            <a:graphic xmlns:a="http://schemas.openxmlformats.org/drawingml/2006/main">
+              <a:graphicData uri="http://schemas.openxmlformats.org/drawingml/2006/picture">
+                <pic:pic xmlns:pic="http://schemas.openxmlformats.org/drawingml/2006/picture">
+                  <pic:nvPicPr>
+                    <pic:cNvPr id="0" name="Picture 1"/>
+                    <pic:cNvPicPr>
+                      <a:picLocks noChangeAspect="1" noChangeArrowheads="1"/>
+                    </pic:cNvPicPr>
+                  </pic:nvPicPr>
+                  <pic:blipFill>
+                    <a:blip r:embed="rId6">
+                      <a:extLst>
+                        <a:ext uri="{28A0092B-C50C-407E-A947-70E740481C1C}">
+                          <a14:useLocalDpi xmlns:a14="http://schemas.microsoft.com/office/drawing/2010/main" val="0"/>
+                        </a:ext>
+                      </a:extLst>
+                    </a:blip>
+                    <a:srcRect/>
+                    <a:stretch>
+                      <a:fillRect/>
+                    </a:stretch>
+                  </pic:blipFill>
+                  <pic:spPr bwMode="auto">
+                    <a:xfrm>
+                      <a:off x="0" y="0"/>
+                      <a:ext cx="3814266" cy="1838264"/>
+                    </a:xfrm>
+                    <a:prstGeom prst="rect">
+                      <a:avLst/>
+                    </a:prstGeom>
+                    <a:noFill/>
+                    <a:ln>
+                      <a:noFill/>
+                    </a:ln>
+                  </pic:spPr>
+                </pic:pic>
+              </a:graphicData>
+            </a:graphic>
+          </wp:inline>
+        </w:drawing>
+      </w:r>
+      <w:r>
+        <w:fldChar w:fldCharType="end"/>
+      </w:r>
+    </w:p>
+    <w:p>
+      <w:pPr>
+        <w:jc w:val="both"/>
+        <w:rPr>
+          <w:rFonts w:ascii="Times New Roman" w:hAnsi="Times New Roman" w:cs="Times New Roman"/>
+          <w:color w:val="000000"/>
+          <w:lang w:val="en-GB"/>
+        </w:rPr>
+      </w:pPr>
+      <w:r>
+        <w:t xml:space="preserve">Figure </w:t>
+      </w:r>
+      <w:r>
+        <w:t>1:</w:t>
+      </w:r>
+      <w:r>
+        <w:t xml:space="preserve"> Sylvatic transmission cycle of CHIKV</w:t>
+      </w:r>
+    </w:p>
+    <w:p>
+      <w:pPr>
+        <w:jc w:val="both"/>
+        <w:rPr>
+          <w:rFonts w:ascii="Times New Roman" w:hAnsi="Times New Roman" w:cs="Times New Roman"/>
+          <w:color w:val="000000"/>
+          <w:lang w:val="en-GB"/>
+        </w:rPr>
+      </w:pPr>
+      <w:r>
+        <w:rPr>
+          <w:rFonts w:ascii="Times New Roman" w:hAnsi="Times New Roman" w:cs="Times New Roman"/>
+          <w:color w:val="000000"/>
+          <w:lang w:val="en-GB"/>
+        </w:rPr>
+        <w:t xml:space="preserve">Between 1960s and 1990s, CHIKV outbreaks were mostly reported in Africa and Asia. </w:t>
       </w:r>
       <w:r>
         <w:rPr>
@@ -1245,7 +1342,16 @@
           <w:color w:val="000000"/>
           <w:lang w:val="en-GB"/>
         </w:rPr>
-        <w:t xml:space="preserve"> The CHIKV has been recognized to cause a pandemic, and the virus has been listed by Coalition for Epidemic Preparedness Innovations (CEPI) as a priority pathogen for vaccine development </w:t>
+        <w:t xml:space="preserve"> The CHIKV has been recognized to cause a </w:t>
+      </w:r>
+      <w:r>
+        <w:rPr>
+          <w:rFonts w:ascii="Times New Roman" w:hAnsi="Times New Roman" w:cs="Times New Roman"/>
+          <w:color w:val="000000"/>
+          <w:lang w:val="en-GB"/>
+        </w:rPr>
+        <w:lastRenderedPageBreak/>
+        <w:t xml:space="preserve">pandemic, and the virus has been listed by Coalition for Epidemic Preparedness Innovations (CEPI) as a priority pathogen for vaccine development </w:t>
       </w:r>
       <w:sdt>
         <w:sdtPr>
@@ -1349,6 +1455,8 @@
         <w:jc w:val="both"/>
         <w:rPr>
           <w:rFonts w:ascii="Times New Roman" w:hAnsi="Times New Roman" w:cs="Times New Roman"/>
+          <w:b/>
+          <w:bCs/>
           <w:color w:val="000000"/>
           <w:lang w:val="en-GB"/>
         </w:rPr>
@@ -1431,16 +1539,7 @@
           <w:color w:val="000000"/>
           <w:lang w:val="en-GB"/>
         </w:rPr>
-        <w:t xml:space="preserve">Carey reviewed previous reports </w:t>
-      </w:r>
-      <w:r>
-        <w:rPr>
-          <w:rFonts w:ascii="Times New Roman" w:hAnsi="Times New Roman" w:cs="Times New Roman"/>
-          <w:color w:val="000000"/>
-          <w:lang w:val="en-GB"/>
-        </w:rPr>
-        <w:lastRenderedPageBreak/>
-        <w:t>of fever epidemics in India and found a paper dealing with 1923 dengue outbreak in Calcutta. The authors were describing not the epidemic of dengue rather an epidemic similar in all respect associated with CHIKV in 1964 in South India. This discovery let to more intensive research for earlier articles on dengue and acute fever in India and elsewhere. The discovery provided a basis to believe that the term dengue applied in the early 19</w:t>
+        <w:t>Carey reviewed previous reports of fever epidemics in India and found a paper dealing with 1923 dengue outbreak in Calcutta. The authors were describing not the epidemic of dengue rather an epidemic similar in all respect associated with CHIKV in 1964 in South India. This discovery let to more intensive research for earlier articles on dengue and acute fever in India and elsewhere. The discovery provided a basis to believe that the term dengue applied in the early 19</w:t>
       </w:r>
       <w:r>
         <w:rPr>
@@ -1705,6 +1804,7 @@
           <w:color w:val="000000"/>
           <w:lang w:val="en-GB"/>
         </w:rPr>
+        <w:lastRenderedPageBreak/>
         <w:t xml:space="preserve">In 1827 – 1828, </w:t>
       </w:r>
       <w:r>
@@ -1755,16 +1855,7 @@
           <w:color w:val="000000"/>
           <w:lang w:val="en-GB"/>
         </w:rPr>
-        <w:t xml:space="preserve"> Still in 1828, the </w:t>
-      </w:r>
-      <w:r>
-        <w:rPr>
-          <w:rFonts w:ascii="Times New Roman" w:hAnsi="Times New Roman" w:cs="Times New Roman"/>
-          <w:color w:val="000000"/>
-          <w:lang w:val="en-GB"/>
-        </w:rPr>
-        <w:lastRenderedPageBreak/>
-        <w:t>epidemic spread to north America basically in US and Dumaresq described the disease which became very general more than any other previously experienced.</w:t>
+        <w:t xml:space="preserve"> Still in 1828, the epidemic spread to north America basically in US and Dumaresq described the disease which became very general more than any other previously experienced.</w:t>
       </w:r>
       <w:r>
         <w:rPr>
@@ -1788,25 +1879,7 @@
           <w:color w:val="000000"/>
           <w:lang w:val="en-GB"/>
         </w:rPr>
-        <w:t xml:space="preserve"> </w:t>
-      </w:r>
-      <w:proofErr w:type="spellStart"/>
-      <w:r>
-        <w:rPr>
-          <w:rFonts w:ascii="Times New Roman" w:hAnsi="Times New Roman" w:cs="Times New Roman"/>
-          <w:color w:val="000000"/>
-          <w:lang w:val="en-GB"/>
-        </w:rPr>
-        <w:t>danga</w:t>
-      </w:r>
-      <w:proofErr w:type="spellEnd"/>
-      <w:r>
-        <w:rPr>
-          <w:rFonts w:ascii="Times New Roman" w:hAnsi="Times New Roman" w:cs="Times New Roman"/>
-          <w:color w:val="000000"/>
-          <w:lang w:val="en-GB"/>
-        </w:rPr>
-        <w:t>. The disease was characterized by severe joint pains.</w:t>
+        <w:t xml:space="preserve"> danga. The disease was characterized by severe joint pains.</w:t>
       </w:r>
       <w:r>
         <w:rPr>
@@ -1946,6 +2019,7 @@
           <w:color w:val="000000"/>
           <w:lang w:val="en-GB"/>
         </w:rPr>
+        <w:lastRenderedPageBreak/>
         <w:t>In 18</w:t>
       </w:r>
       <w:r>
@@ -2070,7 +2144,6 @@
           <w:color w:val="000000"/>
           <w:lang w:val="en-GB"/>
         </w:rPr>
-        <w:lastRenderedPageBreak/>
         <w:t xml:space="preserve">Between 1901 – 1902, an outbreak occurred in Hong Kong, Burma and India. The epidemic was characterized by pains which affected the small bones of the hand and the feet and persisted for weeks as observed in 1964 chikungunya outbreak in south Indian epidemic. The outbreak that appeared in Madras state presented with severe fever and according to </w:t>
       </w:r>
       <w:r>
@@ -2279,7 +2352,16 @@
           <w:color w:val="000000"/>
           <w:lang w:val="en-GB"/>
         </w:rPr>
-        <w:t xml:space="preserve">In 1923, Knowles and Das Gupta reported dengue to be epidemic in India in Bombay, Lucknow, Delhi and Calcutta.  In 1952, an epidemic fever reappeared in east Africa in the southern Tanganyika, an outbreak indistinguishable from Dengue.  The name given to this disease by the local people was </w:t>
+        <w:t xml:space="preserve">In 1923, Knowles and Das Gupta reported dengue to be epidemic in India in Bombay, Lucknow, Delhi and Calcutta.  In 1952, an epidemic fever reappeared in east Africa in the southern </w:t>
+      </w:r>
+      <w:r>
+        <w:rPr>
+          <w:rFonts w:ascii="Times New Roman" w:hAnsi="Times New Roman" w:cs="Times New Roman"/>
+          <w:color w:val="000000"/>
+          <w:lang w:val="en-GB"/>
+        </w:rPr>
+        <w:lastRenderedPageBreak/>
+        <w:t xml:space="preserve">Tanganyika, an outbreak indistinguishable from Dengue.  The name given to this disease by the local people was </w:t>
       </w:r>
       <w:r>
         <w:rPr>
@@ -2343,10 +2425,7 @@
           <w:lang w:val="en-GB"/>
         </w:rPr>
       </w:pPr>
-    </w:p>
-    <w:p>
-      <w:pPr>
-        <w:jc w:val="both"/>
+      <w:r>
         <w:rPr>
           <w:rFonts w:ascii="Times New Roman" w:hAnsi="Times New Roman" w:cs="Times New Roman"/>
           <w:b/>
@@ -2354,28 +2433,6 @@
           <w:color w:val="000000"/>
           <w:lang w:val="en-GB"/>
         </w:rPr>
-      </w:pPr>
-    </w:p>
-    <w:p>
-      <w:pPr>
-        <w:jc w:val="both"/>
-        <w:rPr>
-          <w:rFonts w:ascii="Times New Roman" w:hAnsi="Times New Roman" w:cs="Times New Roman"/>
-          <w:b/>
-          <w:bCs/>
-          <w:color w:val="000000"/>
-          <w:lang w:val="en-GB"/>
-        </w:rPr>
-      </w:pPr>
-      <w:r>
-        <w:rPr>
-          <w:rFonts w:ascii="Times New Roman" w:hAnsi="Times New Roman" w:cs="Times New Roman"/>
-          <w:b/>
-          <w:bCs/>
-          <w:color w:val="000000"/>
-          <w:lang w:val="en-GB"/>
-        </w:rPr>
-        <w:lastRenderedPageBreak/>
         <w:t>Chikungunya Epidemiology</w:t>
       </w:r>
     </w:p>
@@ -2891,25 +2948,19 @@
     </w:p>
     <w:p>
       <w:pPr>
-        <w:jc w:val="both"/>
-        <w:rPr>
-          <w:rFonts w:ascii="Times New Roman" w:hAnsi="Times New Roman" w:cs="Times New Roman"/>
-          <w:color w:val="000000"/>
+        <w:rPr>
           <w:lang w:val="en-GB"/>
         </w:rPr>
       </w:pPr>
-    </w:p>
-    <w:p>
-      <w:pPr>
-        <w:rPr>
-          <w:lang w:val="en-GB"/>
-        </w:rPr>
-      </w:pPr>
-      <w:r>
+      <w:r>
+        <w:rPr>
+          <w:noProof/>
+        </w:rPr>
+        <w:lastRenderedPageBreak/>
         <w:drawing>
-          <wp:inline distT="0" distB="0" distL="0" distR="0" wp14:anchorId="7F28C1EC" wp14:editId="57427F78">
-            <wp:extent cx="5645426" cy="2918128"/>
-            <wp:effectExtent l="0" t="0" r="0" b="3175"/>
+          <wp:inline distT="0" distB="0" distL="0" distR="0" wp14:anchorId="7F28C1EC" wp14:editId="4BC41078">
+            <wp:extent cx="4412974" cy="2305878"/>
+            <wp:effectExtent l="0" t="0" r="0" b="5715"/>
             <wp:docPr id="5125" name="New picture"/>
             <wp:cNvGraphicFramePr/>
             <a:graphic xmlns:a="http://schemas.openxmlformats.org/drawingml/2006/main">
@@ -2920,7 +2971,7 @@
                     <pic:cNvPicPr/>
                   </pic:nvPicPr>
                   <pic:blipFill>
-                    <a:blip r:embed="rId6"/>
+                    <a:blip r:embed="rId7"/>
                     <a:stretch>
                       <a:fillRect/>
                     </a:stretch>
@@ -2928,7 +2979,7 @@
                   <pic:spPr>
                     <a:xfrm>
                       <a:off x="0" y="0"/>
-                      <a:ext cx="5647144" cy="2919016"/>
+                      <a:ext cx="4423876" cy="2311574"/>
                     </a:xfrm>
                     <a:prstGeom prst="rect">
                       <a:avLst/>
@@ -2951,8 +3002,19 @@
         <w:rPr>
           <w:lang w:val="en-GB"/>
         </w:rPr>
-        <w:lastRenderedPageBreak/>
-        <w:t>Figure 1: CHIKV geographical distribution. The spread of ECSA and Asian</w:t>
+        <w:t xml:space="preserve">Figure </w:t>
+      </w:r>
+      <w:r>
+        <w:rPr>
+          <w:lang w:val="en-GB"/>
+        </w:rPr>
+        <w:t>2</w:t>
+      </w:r>
+      <w:r>
+        <w:rPr>
+          <w:lang w:val="en-GB"/>
+        </w:rPr>
+        <w:t>: CHIKV geographical distribution. The spread of ECSA and Asian</w:t>
       </w:r>
       <w:r>
         <w:rPr>
@@ -3173,12 +3235,6 @@
         </w:rPr>
         <w:t>patients, the virus differed from the virus of dengue. It was recalled that a dengue like illness had been prevalent in the Newala district of the southern province of Tanganyika in 1952-53 and the disease was called Chikungunya fever. It was considered as a possible virus causing the outbreak in the Eastern Transvaal</w:t>
       </w:r>
-      <w:r>
-        <w:rPr>
-          <w:lang w:val="en-GB"/>
-        </w:rPr>
-        <w:t xml:space="preserve"> </w:t>
-      </w:r>
       <w:sdt>
         <w:sdtPr>
           <w:rPr>
@@ -3205,7 +3261,13 @@
         <w:rPr>
           <w:lang w:val="en-GB"/>
         </w:rPr>
-        <w:t xml:space="preserve">. </w:t>
+        <w:t>.</w:t>
+      </w:r>
+      <w:r>
+        <w:rPr>
+          <w:lang w:val="en-GB"/>
+        </w:rPr>
+        <w:t xml:space="preserve"> </w:t>
       </w:r>
       <w:r>
         <w:rPr>
@@ -3215,6 +3277,17 @@
       </w:r>
     </w:p>
     <w:p>
+      <w:pPr>
+        <w:jc w:val="both"/>
+        <w:rPr>
+          <w:lang w:val="en-GB"/>
+        </w:rPr>
+      </w:pPr>
+    </w:p>
+    <w:p>
+      <w:pPr>
+        <w:jc w:val="both"/>
+      </w:pPr>
       <w:r>
         <w:lastRenderedPageBreak/>
         <w:fldChar w:fldCharType="begin"/>
@@ -3230,9 +3303,9 @@
           <w:noProof/>
         </w:rPr>
         <w:drawing>
-          <wp:inline distT="0" distB="0" distL="0" distR="0" wp14:anchorId="12629B47" wp14:editId="10CC20B2">
-            <wp:extent cx="3463730" cy="3593990"/>
-            <wp:effectExtent l="0" t="0" r="3810" b="635"/>
+          <wp:inline distT="0" distB="0" distL="0" distR="0" wp14:anchorId="12629B47" wp14:editId="64F093A1">
+            <wp:extent cx="2498174" cy="2592125"/>
+            <wp:effectExtent l="0" t="0" r="3810" b="0"/>
             <wp:docPr id="1563492952" name="Picture 1" descr="Figure 1"/>
             <wp:cNvGraphicFramePr>
               <a:graphicFrameLocks xmlns:a="http://schemas.openxmlformats.org/drawingml/2006/main" noChangeAspect="1"/>
@@ -3247,7 +3320,7 @@
                     </pic:cNvPicPr>
                   </pic:nvPicPr>
                   <pic:blipFill>
-                    <a:blip r:embed="rId7">
+                    <a:blip r:embed="rId8">
                       <a:extLst>
                         <a:ext uri="{28A0092B-C50C-407E-A947-70E740481C1C}">
                           <a14:useLocalDpi xmlns:a14="http://schemas.microsoft.com/office/drawing/2010/main" val="0"/>
@@ -3262,7 +3335,7 @@
                   <pic:spPr bwMode="auto">
                     <a:xfrm>
                       <a:off x="0" y="0"/>
-                      <a:ext cx="3467190" cy="3597581"/>
+                      <a:ext cx="2521952" cy="2616797"/>
                     </a:xfrm>
                     <a:prstGeom prst="rect">
                       <a:avLst/>
@@ -3284,184 +3357,579 @@
     </w:p>
     <w:p>
       <w:r>
-        <w:t>Figure 2: geographical distribution of chikungunya virus in Africa</w:t>
+        <w:t xml:space="preserve">Figure </w:t>
+      </w:r>
+      <w:r>
+        <w:t>3</w:t>
+      </w:r>
+      <w:r>
+        <w:t>: geographical distribution of chikungunya virus in Africa</w:t>
       </w:r>
     </w:p>
     <w:p>
       <w:pPr>
         <w:rPr>
-          <w:lang w:val="en-GB"/>
-        </w:rPr>
+          <w:b/>
+          <w:bCs/>
+          <w:lang w:val="en-GB"/>
+        </w:rPr>
+      </w:pPr>
+      <w:r>
+        <w:rPr>
+          <w:b/>
+          <w:bCs/>
+          <w:lang w:val="en-GB"/>
+        </w:rPr>
+        <w:t>Chikungunya in Kenya</w:t>
+      </w:r>
+    </w:p>
+    <w:p>
+      <w:pPr>
+        <w:jc w:val="both"/>
+        <w:rPr>
+          <w:color w:val="000000"/>
+          <w:lang w:val="en-GB"/>
+        </w:rPr>
+      </w:pPr>
+      <w:r>
+        <w:rPr>
+          <w:lang w:val="en-GB"/>
+        </w:rPr>
+        <w:t xml:space="preserve">The first outbreaks of CHIKV infection were recorded along the coast in Lamu and Mombasa in 2004 </w:t>
+      </w:r>
+      <w:sdt>
+        <w:sdtPr>
+          <w:rPr>
+            <w:color w:val="000000"/>
+            <w:lang w:val="en-GB"/>
+          </w:rPr>
+          <w:tag w:val="MENDELEY_CITATION_v3_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"/>
+          <w:id w:val="1285998874"/>
+          <w:placeholder>
+            <w:docPart w:val="DefaultPlaceholder_-1854013440"/>
+          </w:placeholder>
+        </w:sdtPr>
+        <w:sdtContent>
+          <w:r>
+            <w:rPr>
+              <w:color w:val="000000"/>
+              <w:lang w:val="en-GB"/>
+            </w:rPr>
+            <w:t>(9)</w:t>
+          </w:r>
+        </w:sdtContent>
+      </w:sdt>
+      <w:r>
+        <w:rPr>
+          <w:color w:val="000000"/>
+          <w:lang w:val="en-GB"/>
+        </w:rPr>
+        <w:t xml:space="preserve">. </w:t>
+      </w:r>
+      <w:r>
+        <w:rPr>
+          <w:color w:val="000000"/>
+          <w:lang w:val="en-GB"/>
+        </w:rPr>
+        <w:t>The largest documented outbreak of CHIKV</w:t>
+      </w:r>
+      <w:r>
+        <w:rPr>
+          <w:color w:val="000000"/>
+          <w:lang w:val="en-GB"/>
+        </w:rPr>
+        <w:t xml:space="preserve"> occurred in Indian ocean islands and India during 2004 – 2007 </w:t>
+      </w:r>
+      <w:sdt>
+        <w:sdtPr>
+          <w:rPr>
+            <w:color w:val="000000"/>
+            <w:lang w:val="en-GB"/>
+          </w:rPr>
+          <w:tag w:val="MENDELEY_CITATION_v3_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"/>
+          <w:id w:val="1982573460"/>
+          <w:placeholder>
+            <w:docPart w:val="DefaultPlaceholder_-1854013440"/>
+          </w:placeholder>
+        </w:sdtPr>
+        <w:sdtContent>
+          <w:r>
+            <w:rPr>
+              <w:color w:val="000000"/>
+              <w:lang w:val="en-GB"/>
+            </w:rPr>
+            <w:t>(10)</w:t>
+          </w:r>
+        </w:sdtContent>
+      </w:sdt>
+      <w:r>
+        <w:rPr>
+          <w:color w:val="000000"/>
+          <w:lang w:val="en-GB"/>
+        </w:rPr>
+        <w:t xml:space="preserve">. The outbreak was associated with high fever and </w:t>
+      </w:r>
+      <w:r>
+        <w:rPr>
+          <w:color w:val="000000"/>
+          <w:lang w:val="en-GB"/>
+        </w:rPr>
+        <w:t>severe protracted</w:t>
+      </w:r>
+      <w:r>
+        <w:rPr>
+          <w:color w:val="000000"/>
+          <w:lang w:val="en-GB"/>
+        </w:rPr>
+        <w:t xml:space="preserve"> arthralgias </w:t>
+      </w:r>
+      <w:r>
+        <w:rPr>
+          <w:color w:val="000000"/>
+          <w:lang w:val="en-GB"/>
+        </w:rPr>
+        <w:t xml:space="preserve">was detected in Lamu </w:t>
+      </w:r>
+      <w:r>
+        <w:rPr>
+          <w:color w:val="000000"/>
+          <w:lang w:val="en-GB"/>
+        </w:rPr>
+        <w:t xml:space="preserve">district </w:t>
+      </w:r>
+      <w:r>
+        <w:rPr>
+          <w:color w:val="000000"/>
+          <w:lang w:val="en-GB"/>
+        </w:rPr>
+        <w:t xml:space="preserve">beginning May and </w:t>
+      </w:r>
+      <w:r>
+        <w:rPr>
+          <w:color w:val="000000"/>
+          <w:lang w:val="en-GB"/>
+        </w:rPr>
+        <w:t>peaking in July 2004</w:t>
+      </w:r>
+      <w:r>
+        <w:rPr>
+          <w:color w:val="000000"/>
+          <w:lang w:val="en-GB"/>
+        </w:rPr>
+        <w:t>,</w:t>
+      </w:r>
+      <w:r>
+        <w:rPr>
+          <w:color w:val="000000"/>
+          <w:lang w:val="en-GB"/>
+        </w:rPr>
+        <w:t xml:space="preserve"> </w:t>
+      </w:r>
+      <w:r>
+        <w:rPr>
+          <w:color w:val="000000"/>
+          <w:lang w:val="en-GB"/>
+        </w:rPr>
+        <w:t>at least</w:t>
+      </w:r>
+      <w:r>
+        <w:rPr>
+          <w:color w:val="000000"/>
+          <w:lang w:val="en-GB"/>
+        </w:rPr>
+        <w:t xml:space="preserve">1,300 cases were </w:t>
+      </w:r>
+      <w:r>
+        <w:rPr>
+          <w:color w:val="000000"/>
+          <w:lang w:val="en-GB"/>
+        </w:rPr>
+        <w:t xml:space="preserve">documented by the ministry of Health </w:t>
+      </w:r>
+      <w:sdt>
+        <w:sdtPr>
+          <w:rPr>
+            <w:color w:val="000000"/>
+            <w:lang w:val="en-GB"/>
+          </w:rPr>
+          <w:tag w:val="MENDELEY_CITATION_v3_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"/>
+          <w:id w:val="1398095087"/>
+          <w:placeholder>
+            <w:docPart w:val="DefaultPlaceholder_-1854013440"/>
+          </w:placeholder>
+        </w:sdtPr>
+        <w:sdtContent>
+          <w:r>
+            <w:rPr>
+              <w:color w:val="000000"/>
+              <w:lang w:val="en-GB"/>
+            </w:rPr>
+            <w:t>(11)</w:t>
+          </w:r>
+        </w:sdtContent>
+      </w:sdt>
+      <w:r>
+        <w:rPr>
+          <w:color w:val="000000"/>
+          <w:lang w:val="en-GB"/>
+        </w:rPr>
+        <w:t xml:space="preserve">. </w:t>
+      </w:r>
+      <w:r>
+        <w:rPr>
+          <w:color w:val="000000"/>
+          <w:lang w:val="en-GB"/>
+        </w:rPr>
+        <w:t xml:space="preserve">Out of 130 specimens which were collected and sent to KEMRI for CHIKV antibody testing, 60 were positive of IgM antibodies </w:t>
+      </w:r>
+      <w:sdt>
+        <w:sdtPr>
+          <w:rPr>
+            <w:color w:val="000000"/>
+            <w:lang w:val="en-GB"/>
+          </w:rPr>
+          <w:tag w:val="MENDELEY_CITATION_v3_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"/>
+          <w:id w:val="-1865347312"/>
+          <w:placeholder>
+            <w:docPart w:val="DefaultPlaceholder_-1854013440"/>
+          </w:placeholder>
+        </w:sdtPr>
+        <w:sdtContent>
+          <w:r>
+            <w:rPr>
+              <w:color w:val="000000"/>
+              <w:lang w:val="en-GB"/>
+            </w:rPr>
+            <w:t>(11)</w:t>
+          </w:r>
+        </w:sdtContent>
+      </w:sdt>
+      <w:r>
+        <w:rPr>
+          <w:color w:val="000000"/>
+          <w:lang w:val="en-GB"/>
+        </w:rPr>
+        <w:t xml:space="preserve">. </w:t>
+      </w:r>
+      <w:r>
+        <w:rPr>
+          <w:color w:val="000000"/>
+          <w:lang w:val="en-GB"/>
+        </w:rPr>
+        <w:t xml:space="preserve">However, the extend to which CHIKV infection was unknown </w:t>
+      </w:r>
+      <w:sdt>
+        <w:sdtPr>
+          <w:rPr>
+            <w:color w:val="000000"/>
+            <w:lang w:val="en-GB"/>
+          </w:rPr>
+          <w:tag w:val="MENDELEY_CITATION_v3_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"/>
+          <w:id w:val="-1268837864"/>
+          <w:placeholder>
+            <w:docPart w:val="DefaultPlaceholder_-1854013440"/>
+          </w:placeholder>
+        </w:sdtPr>
+        <w:sdtContent>
+          <w:r>
+            <w:rPr>
+              <w:color w:val="000000"/>
+              <w:lang w:val="en-GB"/>
+            </w:rPr>
+            <w:t>(11)</w:t>
+          </w:r>
+        </w:sdtContent>
+      </w:sdt>
+      <w:r>
+        <w:rPr>
+          <w:color w:val="000000"/>
+          <w:lang w:val="en-GB"/>
+        </w:rPr>
+        <w:t>.</w:t>
+      </w:r>
+    </w:p>
+    <w:p>
+      <w:pPr>
+        <w:jc w:val="both"/>
+        <w:rPr>
+          <w:lang w:val="en-GB"/>
+        </w:rPr>
+      </w:pPr>
+      <w:r>
+        <w:rPr>
+          <w:color w:val="000000"/>
+          <w:lang w:val="en-GB"/>
+        </w:rPr>
+        <w:t xml:space="preserve">A seroprevalence study was conducted </w:t>
+      </w:r>
+      <w:r>
+        <w:rPr>
+          <w:color w:val="000000"/>
+          <w:lang w:val="en-GB"/>
+        </w:rPr>
+        <w:t xml:space="preserve">between October 5 – </w:t>
+      </w:r>
+      <w:r>
+        <w:rPr>
+          <w:color w:val="000000"/>
+          <w:lang w:val="en-GB"/>
+        </w:rPr>
+        <w:t>9,</w:t>
+      </w:r>
+      <w:r>
+        <w:rPr>
+          <w:color w:val="000000"/>
+          <w:lang w:val="en-GB"/>
+        </w:rPr>
+        <w:t xml:space="preserve"> 2004 (9 weeks after the peak of the outbreak) </w:t>
+      </w:r>
+      <w:r>
+        <w:rPr>
+          <w:color w:val="000000"/>
+          <w:lang w:val="en-GB"/>
+        </w:rPr>
+        <w:t xml:space="preserve">to define the magnitude of transmission on Lamu Island </w:t>
+      </w:r>
+      <w:sdt>
+        <w:sdtPr>
+          <w:rPr>
+            <w:color w:val="000000"/>
+            <w:lang w:val="en-GB"/>
+          </w:rPr>
+          <w:tag w:val="MENDELEY_CITATION_v3_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"/>
+          <w:id w:val="213319580"/>
+          <w:placeholder>
+            <w:docPart w:val="DefaultPlaceholder_-1854013440"/>
+          </w:placeholder>
+        </w:sdtPr>
+        <w:sdtContent>
+          <w:r>
+            <w:rPr>
+              <w:color w:val="000000"/>
+              <w:lang w:val="en-GB"/>
+            </w:rPr>
+            <w:t>(11)</w:t>
+          </w:r>
+        </w:sdtContent>
+      </w:sdt>
+      <w:r>
+        <w:rPr>
+          <w:color w:val="000000"/>
+          <w:lang w:val="en-GB"/>
+        </w:rPr>
+        <w:t xml:space="preserve">. </w:t>
+      </w:r>
+      <w:r>
+        <w:rPr>
+          <w:color w:val="000000"/>
+          <w:lang w:val="en-GB"/>
+        </w:rPr>
+        <w:t>Serum samples of 288 were collected from Lamu residents and tested for IgM and IgG antibodies to CHIKV.</w:t>
+      </w:r>
+      <w:r>
+        <w:rPr>
+          <w:color w:val="000000"/>
+          <w:lang w:val="en-GB"/>
+        </w:rPr>
+        <w:t xml:space="preserve"> </w:t>
+      </w:r>
+      <w:r>
+        <w:rPr>
+          <w:color w:val="000000"/>
+          <w:lang w:val="en-GB"/>
+        </w:rPr>
+        <w:t xml:space="preserve">The participants selected randomly chosen in randomly selected households whether they were ill or not. </w:t>
+      </w:r>
+      <w:r>
+        <w:rPr>
+          <w:color w:val="000000"/>
+          <w:lang w:val="en-GB"/>
+        </w:rPr>
+        <w:t>The results showed that IgM antibodies were detected in 53/288 and IgG antibodies in 206/288 and IgM and/or IgG antibodies were present in 215/288 representing a 75%. If the results were to be extrapolated on the entire population of Lamu island then a total of 13,500(95% CI, 12,458-14328) were affected.</w:t>
+      </w:r>
+    </w:p>
+    <w:p>
+      <w:pPr>
+        <w:jc w:val="both"/>
+        <w:rPr>
+          <w:b/>
+          <w:bCs/>
+          <w:lang w:val="en-GB"/>
+        </w:rPr>
+      </w:pPr>
+      <w:r>
+        <w:t>A</w:t>
+      </w:r>
+      <w:r>
+        <w:t xml:space="preserve"> </w:t>
+      </w:r>
+      <w:r>
+        <w:t xml:space="preserve">hospital based, cross—sectional survey </w:t>
+      </w:r>
+      <w:r>
+        <w:t xml:space="preserve">study </w:t>
+      </w:r>
+      <w:r>
+        <w:t xml:space="preserve">was conducted between 2010-2011 </w:t>
+      </w:r>
+      <w:r>
+        <w:t xml:space="preserve">to determine the seroprevalence of </w:t>
+      </w:r>
+      <w:r>
+        <w:t xml:space="preserve">arboviruses including </w:t>
+      </w:r>
+      <w:r>
+        <w:t>yellow fev</w:t>
+      </w:r>
+      <w:r>
+        <w:t xml:space="preserve">er, dengue, chikungunya, and West Nile fever among children aged 1-12 years at two health </w:t>
+      </w:r>
+      <w:r>
+        <w:t>facilities:</w:t>
+      </w:r>
+      <w:r>
+        <w:t xml:space="preserve"> Alupe subcounty hospital and KEMRI Alupe clinic</w:t>
+      </w:r>
+      <w:r>
+        <w:t>. Results showed that a total of 182 out of 656 participants tested positive for any of the arbovirus. Out of these, 29/</w:t>
+      </w:r>
+      <w:r>
+        <w:t>656 were</w:t>
+      </w:r>
+      <w:r>
+        <w:t xml:space="preserve"> positive for yellow fever virus, 62/649 were positive for West Nile virus, </w:t>
+      </w:r>
+      <w:r>
+        <w:t xml:space="preserve">36/649 were positive for chikungunya virus, </w:t>
+      </w:r>
+      <w:r>
+        <w:lastRenderedPageBreak/>
+        <w:t>5/368 were positive for dengue virus1, 59/656 were positive for dengue virus2 and 40/203 were positive for dengue virus3. Neutralizing antibodies were found in 42/54 of the participants, 3/19 to yellow fever, 29/50 to dengue virus2 and 1/55 to West Nile virus.</w:t>
+      </w:r>
+      <w:r>
+        <w:t xml:space="preserve"> The study confirmed that children under the age of 12 years in Teso South-subcounty are exposed to ongoing arbovirus infections in early life</w:t>
+      </w:r>
+      <w:r>
+        <w:t xml:space="preserve"> </w:t>
+      </w:r>
+      <w:sdt>
+        <w:sdtPr>
+          <w:rPr>
+            <w:color w:val="000000"/>
+          </w:rPr>
+          <w:tag w:val="MENDELEY_CITATION_v3_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"/>
+          <w:id w:val="-2040259919"/>
+          <w:placeholder>
+            <w:docPart w:val="DefaultPlaceholder_-1854013440"/>
+          </w:placeholder>
+        </w:sdtPr>
+        <w:sdtContent>
+          <w:r>
+            <w:rPr>
+              <w:color w:val="000000"/>
+            </w:rPr>
+            <w:t>(12)</w:t>
+          </w:r>
+        </w:sdtContent>
+      </w:sdt>
+      <w:r>
+        <w:t>. Data were published online</w:t>
+      </w:r>
+    </w:p>
+    <w:p>
+      <w:pPr>
+        <w:jc w:val="both"/>
+      </w:pPr>
+      <w:r>
+        <w:t xml:space="preserve">A cross-sectional seroprevalence study was conducted on febrile patients visiting Endebes district hospital, Andersen medical center and Kitale county referral hospital to determine the prevalence of IgA, IgM and IgG antibodies against CHIKV in Mt. Elgon region, Kenya </w:t>
+      </w:r>
+      <w:sdt>
+        <w:sdtPr>
+          <w:rPr>
+            <w:color w:val="000000"/>
+          </w:rPr>
+          <w:tag w:val="MENDELEY_CITATION_v3_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"/>
+          <w:id w:val="-8604395"/>
+          <w:placeholder>
+            <w:docPart w:val="DefaultPlaceholder_-1854013440"/>
+          </w:placeholder>
+        </w:sdtPr>
+        <w:sdtContent>
+          <w:r>
+            <w:rPr>
+              <w:color w:val="000000"/>
+            </w:rPr>
+            <w:t>(9)</w:t>
+          </w:r>
+        </w:sdtContent>
+      </w:sdt>
+      <w:r>
+        <w:rPr>
+          <w:color w:val="000000"/>
+        </w:rPr>
+        <w:t xml:space="preserve">. Serum samples were collected and screened using ELISA for IgA+IgG+IgM antibodies. Positive samples were subjected to plaque reduction neutralization assays using a standard PRNT. The results showed that a total of 317 out of 1359 tested positive </w:t>
+      </w:r>
+      <w:r>
+        <w:rPr>
+          <w:color w:val="000000"/>
+        </w:rPr>
+        <w:t xml:space="preserve">for CHIKV antibodies. Out of these positive samples, 127 samples tested positive for CHIKV neutralizing antibodies. The findings suggest active circulation of CHIKV in Mt. Elgon though considered as a non-endemic region for the virus </w:t>
+      </w:r>
+      <w:sdt>
+        <w:sdtPr>
+          <w:rPr>
+            <w:color w:val="000000"/>
+          </w:rPr>
+          <w:tag w:val="MENDELEY_CITATION_v3_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"/>
+          <w:id w:val="48664037"/>
+          <w:placeholder>
+            <w:docPart w:val="DefaultPlaceholder_-1854013440"/>
+          </w:placeholder>
+        </w:sdtPr>
+        <w:sdtContent>
+          <w:r>
+            <w:rPr>
+              <w:color w:val="000000"/>
+            </w:rPr>
+            <w:t>(9)</w:t>
+          </w:r>
+        </w:sdtContent>
+      </w:sdt>
+      <w:r>
+        <w:rPr>
+          <w:color w:val="000000"/>
+        </w:rPr>
+        <w:t>.</w:t>
+      </w:r>
+      <w:r>
+        <w:rPr>
+          <w:color w:val="000000"/>
+        </w:rPr>
+        <w:t xml:space="preserve"> Data were published online.</w:t>
+      </w:r>
+    </w:p>
+    <w:p>
+      <w:pPr>
+        <w:jc w:val="both"/>
       </w:pPr>
     </w:p>
     <w:p>
       <w:pPr>
-        <w:rPr>
-          <w:lang w:val="en-GB"/>
-        </w:rPr>
+        <w:jc w:val="both"/>
       </w:pPr>
     </w:p>
-    <w:p>
-      <w:pPr>
-        <w:rPr>
-          <w:lang w:val="en-GB"/>
-        </w:rPr>
-      </w:pPr>
-    </w:p>
-    <w:p>
-      <w:pPr>
-        <w:rPr>
-          <w:lang w:val="en-GB"/>
-        </w:rPr>
-      </w:pPr>
-    </w:p>
-    <w:p>
-      <w:pPr>
-        <w:rPr>
-          <w:lang w:val="en-GB"/>
-        </w:rPr>
-      </w:pPr>
-    </w:p>
-    <w:p>
-      <w:pPr>
-        <w:rPr>
-          <w:lang w:val="en-GB"/>
-        </w:rPr>
-      </w:pPr>
-    </w:p>
-    <w:p>
-      <w:pPr>
-        <w:rPr>
-          <w:lang w:val="en-GB"/>
-        </w:rPr>
-      </w:pPr>
-    </w:p>
-    <w:p>
-      <w:pPr>
-        <w:rPr>
-          <w:lang w:val="en-GB"/>
-        </w:rPr>
-      </w:pPr>
-    </w:p>
-    <w:p>
-      <w:pPr>
-        <w:rPr>
-          <w:lang w:val="en-GB"/>
-        </w:rPr>
-      </w:pPr>
-    </w:p>
-    <w:p>
-      <w:pPr>
-        <w:rPr>
-          <w:lang w:val="en-GB"/>
-        </w:rPr>
-      </w:pPr>
-    </w:p>
-    <w:p>
-      <w:pPr>
-        <w:rPr>
-          <w:lang w:val="en-GB"/>
-        </w:rPr>
-      </w:pPr>
-    </w:p>
-    <w:p>
-      <w:pPr>
-        <w:rPr>
-          <w:lang w:val="en-GB"/>
-        </w:rPr>
-      </w:pPr>
-    </w:p>
-    <w:p>
-      <w:pPr>
-        <w:rPr>
-          <w:lang w:val="en-GB"/>
-        </w:rPr>
-      </w:pPr>
-    </w:p>
-    <w:p>
-      <w:pPr>
-        <w:rPr>
-          <w:lang w:val="en-GB"/>
-        </w:rPr>
-      </w:pPr>
-    </w:p>
-    <w:p>
-      <w:pPr>
-        <w:rPr>
-          <w:lang w:val="en-GB"/>
-        </w:rPr>
-      </w:pPr>
-    </w:p>
-    <w:p>
-      <w:pPr>
-        <w:rPr>
-          <w:lang w:val="en-GB"/>
-        </w:rPr>
-      </w:pPr>
-    </w:p>
-    <w:p>
-      <w:pPr>
-        <w:rPr>
-          <w:lang w:val="en-GB"/>
-        </w:rPr>
-      </w:pPr>
-    </w:p>
-    <w:p>
-      <w:pPr>
-        <w:rPr>
-          <w:lang w:val="en-GB"/>
-        </w:rPr>
-      </w:pPr>
-    </w:p>
-    <w:p>
-      <w:pPr>
-        <w:rPr>
-          <w:lang w:val="en-GB"/>
-        </w:rPr>
-      </w:pPr>
-    </w:p>
-    <w:p>
-      <w:pPr>
-        <w:rPr>
-          <w:lang w:val="en-GB"/>
-        </w:rPr>
-      </w:pPr>
-    </w:p>
-    <w:p>
-      <w:pPr>
-        <w:rPr>
-          <w:lang w:val="en-GB"/>
-        </w:rPr>
-      </w:pPr>
-    </w:p>
-    <w:p>
-      <w:pPr>
-        <w:rPr>
-          <w:lang w:val="en-GB"/>
-        </w:rPr>
-      </w:pPr>
-    </w:p>
-    <w:p>
-      <w:pPr>
-        <w:rPr>
-          <w:lang w:val="en-GB"/>
-        </w:rPr>
-      </w:pPr>
-    </w:p>
-    <w:p>
-      <w:pPr>
-        <w:rPr>
-          <w:lang w:val="en-GB"/>
-        </w:rPr>
-      </w:pPr>
-    </w:p>
-    <w:p>
-      <w:pPr>
-        <w:rPr>
-          <w:lang w:val="en-GB"/>
-        </w:rPr>
-      </w:pPr>
-    </w:p>
+    <w:p/>
+    <w:p/>
+    <w:p/>
+    <w:p/>
+    <w:p/>
+    <w:p/>
+    <w:p/>
+    <w:p/>
+    <w:p/>
+    <w:p/>
+    <w:p/>
+    <w:p/>
     <w:p>
       <w:pPr>
         <w:rPr>
@@ -3498,7 +3966,8 @@
             <w:autoSpaceDE w:val="0"/>
             <w:autoSpaceDN w:val="0"/>
             <w:ind w:hanging="640"/>
-            <w:divId w:val="1770151582"/>
+            <w:jc w:val="both"/>
+            <w:divId w:val="1391228035"/>
             <w:rPr>
               <w:rFonts w:eastAsia="Times New Roman"/>
               <w:kern w:val="0"/>
@@ -3538,7 +4007,8 @@
             <w:autoSpaceDE w:val="0"/>
             <w:autoSpaceDN w:val="0"/>
             <w:ind w:hanging="640"/>
-            <w:divId w:val="13264203"/>
+            <w:jc w:val="both"/>
+            <w:divId w:val="1974092032"/>
             <w:rPr>
               <w:rFonts w:eastAsia="Times New Roman"/>
             </w:rPr>
@@ -3554,20 +4024,7 @@
               <w:rFonts w:eastAsia="Times New Roman"/>
             </w:rPr>
             <w:tab/>
-          </w:r>
-          <w:proofErr w:type="spellStart"/>
-          <w:r>
-            <w:rPr>
-              <w:rFonts w:eastAsia="Times New Roman"/>
-            </w:rPr>
-            <w:t>Nsoesie</w:t>
-          </w:r>
-          <w:proofErr w:type="spellEnd"/>
-          <w:r>
-            <w:rPr>
-              <w:rFonts w:eastAsia="Times New Roman"/>
-            </w:rPr>
-            <w:t xml:space="preserve"> EO, Kraemer MUG, Golding N, Pigott DM, Brady OJ, Moyes CL, et al. Global distribution and environmental suitability for chikungunya virus, 1952 to 2015. Eurosurveillance [Internet]. 2016 May 19 [cited 2025 Jul 30];21(20):30234. Available from: https://www.eurosurveillance.org/content/10.2807/1560-7917.ES.2016.21.20.30234</w:t>
+            <w:t>Nsoesie EO, Kraemer MUG, Golding N, Pigott DM, Brady OJ, Moyes CL, et al. Global distribution and environmental suitability for chikungunya virus, 1952 to 2015. Eurosurveillance [Internet]. 2016 May 19 [cited 2025 Jul 30];21(20):30234. Available from: https://www.eurosurveillance.org/content/10.2807/1560-7917.ES.2016.21.20.30234</w:t>
           </w:r>
         </w:p>
         <w:p>
@@ -3575,7 +4032,8 @@
             <w:autoSpaceDE w:val="0"/>
             <w:autoSpaceDN w:val="0"/>
             <w:ind w:hanging="640"/>
-            <w:divId w:val="2067874839"/>
+            <w:jc w:val="both"/>
+            <w:divId w:val="1875074880"/>
             <w:rPr>
               <w:rFonts w:eastAsia="Times New Roman"/>
             </w:rPr>
@@ -3627,7 +4085,8 @@
             <w:autoSpaceDE w:val="0"/>
             <w:autoSpaceDN w:val="0"/>
             <w:ind w:hanging="640"/>
-            <w:divId w:val="1983003141"/>
+            <w:jc w:val="both"/>
+            <w:divId w:val="272790645"/>
             <w:rPr>
               <w:rFonts w:eastAsia="Times New Roman"/>
             </w:rPr>
@@ -3651,7 +4110,8 @@
             <w:autoSpaceDE w:val="0"/>
             <w:autoSpaceDN w:val="0"/>
             <w:ind w:hanging="640"/>
-            <w:divId w:val="1874615602"/>
+            <w:jc w:val="both"/>
+            <w:divId w:val="853572722"/>
             <w:rPr>
               <w:rFonts w:eastAsia="Times New Roman"/>
             </w:rPr>
@@ -3660,7 +4120,6 @@
             <w:rPr>
               <w:rFonts w:eastAsia="Times New Roman"/>
             </w:rPr>
-            <w:lastRenderedPageBreak/>
             <w:t>5.</w:t>
           </w:r>
           <w:r>
@@ -3690,7 +4149,8 @@
             <w:autoSpaceDE w:val="0"/>
             <w:autoSpaceDN w:val="0"/>
             <w:ind w:hanging="640"/>
-            <w:divId w:val="302514645"/>
+            <w:jc w:val="both"/>
+            <w:divId w:val="677543931"/>
             <w:rPr>
               <w:rFonts w:eastAsia="Times New Roman"/>
             </w:rPr>
@@ -3708,7 +4168,38 @@
               <w:lang w:val="de-DE"/>
             </w:rPr>
             <w:tab/>
-            <w:t xml:space="preserve">Bartholomeeusen K, Daniel M, LaBeaud DA, Gasque P, Peeling RW, Stephenson KE, et al. </w:t>
+          </w:r>
+          <w:proofErr w:type="spellStart"/>
+          <w:r>
+            <w:rPr>
+              <w:rFonts w:eastAsia="Times New Roman"/>
+              <w:lang w:val="de-DE"/>
+            </w:rPr>
+            <w:t>Bartholomeeusen</w:t>
+          </w:r>
+          <w:proofErr w:type="spellEnd"/>
+          <w:r>
+            <w:rPr>
+              <w:rFonts w:eastAsia="Times New Roman"/>
+              <w:lang w:val="de-DE"/>
+            </w:rPr>
+            <w:t xml:space="preserve"> K, Daniel M, </w:t>
+          </w:r>
+          <w:proofErr w:type="spellStart"/>
+          <w:r>
+            <w:rPr>
+              <w:rFonts w:eastAsia="Times New Roman"/>
+              <w:lang w:val="de-DE"/>
+            </w:rPr>
+            <w:t>LaBeaud</w:t>
+          </w:r>
+          <w:proofErr w:type="spellEnd"/>
+          <w:r>
+            <w:rPr>
+              <w:rFonts w:eastAsia="Times New Roman"/>
+              <w:lang w:val="de-DE"/>
+            </w:rPr>
+            <w:t xml:space="preserve"> DA, Gasque P, Peeling RW, Stephenson KE, et al. </w:t>
           </w:r>
           <w:r>
             <w:rPr>
@@ -3722,7 +4213,8 @@
             <w:autoSpaceDE w:val="0"/>
             <w:autoSpaceDN w:val="0"/>
             <w:ind w:hanging="640"/>
-            <w:divId w:val="446588608"/>
+            <w:jc w:val="both"/>
+            <w:divId w:val="1866627522"/>
             <w:rPr>
               <w:rFonts w:eastAsia="Times New Roman"/>
             </w:rPr>
@@ -3746,7 +4238,8 @@
             <w:autoSpaceDE w:val="0"/>
             <w:autoSpaceDN w:val="0"/>
             <w:ind w:hanging="640"/>
-            <w:divId w:val="2035499873"/>
+            <w:jc w:val="both"/>
+            <w:divId w:val="646519636"/>
             <w:rPr>
               <w:rFonts w:eastAsia="Times New Roman"/>
             </w:rPr>
@@ -3763,6 +4256,163 @@
             </w:rPr>
             <w:tab/>
             <w:t>The occurrence of a dengue-like fever in the North-Eastern Transvaal. I. Clinical features and isolation of virus - PubMed [Internet]. [cited 2025 Aug 4]. Available from: https://pubmed.ncbi.nlm.nih.gov/13421902/</w:t>
+          </w:r>
+        </w:p>
+        <w:p>
+          <w:pPr>
+            <w:autoSpaceDE w:val="0"/>
+            <w:autoSpaceDN w:val="0"/>
+            <w:ind w:hanging="640"/>
+            <w:jc w:val="both"/>
+            <w:divId w:val="169610261"/>
+            <w:rPr>
+              <w:rFonts w:eastAsia="Times New Roman"/>
+            </w:rPr>
+          </w:pPr>
+          <w:r>
+            <w:rPr>
+              <w:rFonts w:eastAsia="Times New Roman"/>
+            </w:rPr>
+            <w:t>9.</w:t>
+          </w:r>
+          <w:r>
+            <w:rPr>
+              <w:rFonts w:eastAsia="Times New Roman"/>
+            </w:rPr>
+            <w:tab/>
+            <w:t>Kageha S, Ngoi JM, Kubo T, Morita K, Mwau M, Author C. Chikungunya Seroprevalence among Patients Presenting with Febrile illnesses in selected health facilities in Mt. Elgon region, Kenya. medRxiv [Internet]. 2024 Apr 27 [cited 2025 Aug 5];2024.04.26.24306414. Available from: https://www.medrxiv.org/content/10.1101/2024.04.26.24306414v1</w:t>
+          </w:r>
+        </w:p>
+        <w:p>
+          <w:pPr>
+            <w:autoSpaceDE w:val="0"/>
+            <w:autoSpaceDN w:val="0"/>
+            <w:ind w:hanging="640"/>
+            <w:jc w:val="both"/>
+            <w:divId w:val="425351487"/>
+            <w:rPr>
+              <w:rFonts w:eastAsia="Times New Roman"/>
+            </w:rPr>
+          </w:pPr>
+          <w:r>
+            <w:rPr>
+              <w:rFonts w:eastAsia="Times New Roman"/>
+            </w:rPr>
+            <w:lastRenderedPageBreak/>
+            <w:t>10.</w:t>
+          </w:r>
+          <w:r>
+            <w:rPr>
+              <w:rFonts w:eastAsia="Times New Roman"/>
+            </w:rPr>
+            <w:tab/>
+            <w:t xml:space="preserve">Njenga MK, Nderitu L, Ledermann JP, Ndirangu A, Logue CH, Kelly CHL, et al. Tracking epidemic Chikungunya virus into the Indian Ocean from East Africa. J Gen </w:t>
+          </w:r>
+          <w:proofErr w:type="spellStart"/>
+          <w:r>
+            <w:rPr>
+              <w:rFonts w:eastAsia="Times New Roman"/>
+            </w:rPr>
+            <w:t>Virol</w:t>
+          </w:r>
+          <w:proofErr w:type="spellEnd"/>
+          <w:r>
+            <w:rPr>
+              <w:rFonts w:eastAsia="Times New Roman"/>
+            </w:rPr>
+            <w:t xml:space="preserve"> [Internet]. 2008 [cited 2025 Aug 5];89(Pt 11):2754. Available from: https://pmc.ncbi.nlm.nih.gov/articles/PMC3347796/</w:t>
+          </w:r>
+        </w:p>
+        <w:p>
+          <w:pPr>
+            <w:autoSpaceDE w:val="0"/>
+            <w:autoSpaceDN w:val="0"/>
+            <w:ind w:hanging="640"/>
+            <w:jc w:val="both"/>
+            <w:divId w:val="960913088"/>
+            <w:rPr>
+              <w:rFonts w:eastAsia="Times New Roman"/>
+            </w:rPr>
+          </w:pPr>
+          <w:r>
+            <w:rPr>
+              <w:rFonts w:eastAsia="Times New Roman"/>
+            </w:rPr>
+            <w:t>11.</w:t>
+          </w:r>
+          <w:r>
+            <w:rPr>
+              <w:rFonts w:eastAsia="Times New Roman"/>
+            </w:rPr>
+            <w:tab/>
+            <w:t>(PDF) Seroprevalence of Chikungunya virus (CHIKV) infection on Lamu Island, Kenya, October 2004 [Internet]. [cited 2025 Aug 5]. Available from: https://www.researchgate.net/publication/5596653_Seroprevalence_of_Chikungunya_virus_CHIKV_infection_on_Lamu_Island_Kenya_October_2004</w:t>
+          </w:r>
+        </w:p>
+        <w:p>
+          <w:pPr>
+            <w:autoSpaceDE w:val="0"/>
+            <w:autoSpaceDN w:val="0"/>
+            <w:ind w:hanging="640"/>
+            <w:jc w:val="both"/>
+            <w:divId w:val="31420754"/>
+            <w:rPr>
+              <w:rFonts w:eastAsia="Times New Roman"/>
+            </w:rPr>
+          </w:pPr>
+          <w:r>
+            <w:rPr>
+              <w:rFonts w:eastAsia="Times New Roman"/>
+            </w:rPr>
+            <w:t>12.</w:t>
+          </w:r>
+          <w:r>
+            <w:rPr>
+              <w:rFonts w:eastAsia="Times New Roman"/>
+            </w:rPr>
+            <w:tab/>
+            <w:t xml:space="preserve">Inziani M, Adungo F, </w:t>
+          </w:r>
+          <w:proofErr w:type="spellStart"/>
+          <w:r>
+            <w:rPr>
+              <w:rFonts w:eastAsia="Times New Roman"/>
+            </w:rPr>
+            <w:t>Awando</w:t>
+          </w:r>
+          <w:proofErr w:type="spellEnd"/>
+          <w:r>
+            <w:rPr>
+              <w:rFonts w:eastAsia="Times New Roman"/>
+            </w:rPr>
+            <w:t xml:space="preserve"> J, </w:t>
+          </w:r>
+          <w:proofErr w:type="spellStart"/>
+          <w:r>
+            <w:rPr>
+              <w:rFonts w:eastAsia="Times New Roman"/>
+            </w:rPr>
+            <w:t>Kihoro</w:t>
+          </w:r>
+          <w:proofErr w:type="spellEnd"/>
+          <w:r>
+            <w:rPr>
+              <w:rFonts w:eastAsia="Times New Roman"/>
+            </w:rPr>
+            <w:t xml:space="preserve"> R, Inoue S, Morita K, et al. Seroprevalence of yellow fever, dengue, West Nile and chikungunya viruses in children in Teso South Sub-County, Western Kenya. International Journal of Infectious Diseases [Internet]. 2020 Feb 1 [cited 2025 Aug 5</w:t>
+          </w:r>
+          <w:proofErr w:type="gramStart"/>
+          <w:r>
+            <w:rPr>
+              <w:rFonts w:eastAsia="Times New Roman"/>
+            </w:rPr>
+            <w:t>];91:104</w:t>
+          </w:r>
+          <w:proofErr w:type="gramEnd"/>
+          <w:r>
+            <w:rPr>
+              <w:rFonts w:eastAsia="Times New Roman"/>
+            </w:rPr>
+            <w:t>–10. Available from: https://pubmed.ncbi.nlm.nih.gov/31712089/</w:t>
           </w:r>
         </w:p>
         <w:p>
@@ -3770,6 +4420,7 @@
             <w:autoSpaceDE w:val="0"/>
             <w:autoSpaceDN w:val="0"/>
             <w:ind w:left="640" w:hanging="640"/>
+            <w:jc w:val="both"/>
             <w:divId w:val="1259094859"/>
             <w:rPr>
               <w:rFonts w:eastAsia="Times New Roman"/>
@@ -4497,6 +5148,7 @@
   <w:style w:type="character" w:default="1" w:styleId="DefaultParagraphFont">
     <w:name w:val="Default Paragraph Font"/>
     <w:uiPriority w:val="1"/>
+    <w:semiHidden/>
     <w:unhideWhenUsed/>
   </w:style>
   <w:style w:type="table" w:default="1" w:styleId="TableNormal">
@@ -4956,12 +5608,15 @@
   </w:compat>
   <w:rsids>
     <w:rsidRoot w:val="00D82711"/>
+    <w:rsid w:val="00032F4C"/>
     <w:rsid w:val="00191516"/>
     <w:rsid w:val="00262150"/>
     <w:rsid w:val="00332583"/>
-    <w:rsid w:val="00406263"/>
     <w:rsid w:val="00551B2E"/>
+    <w:rsid w:val="006779ED"/>
+    <w:rsid w:val="0068448B"/>
     <w:rsid w:val="006C6704"/>
+    <w:rsid w:val="008968F3"/>
     <w:rsid w:val="00BC445A"/>
     <w:rsid w:val="00D82711"/>
   </w:rsids>
@@ -5419,14 +6074,14 @@
     <w:basedOn w:val="DefaultParagraphFont"/>
     <w:uiPriority w:val="99"/>
     <w:semiHidden/>
-    <w:rsid w:val="00191516"/>
+    <w:rsid w:val="00032F4C"/>
     <w:rPr>
       <w:color w:val="666666"/>
     </w:rPr>
   </w:style>
-  <w:style w:type="paragraph" w:customStyle="1" w:styleId="FFEAF3F4B34923468CEE4FC5CD357F67">
-    <w:name w:val="FFEAF3F4B34923468CEE4FC5CD357F67"/>
-    <w:rsid w:val="00191516"/>
+  <w:style w:type="paragraph" w:customStyle="1" w:styleId="E7DB9A24FCA7AE43BC9FF6ED21AE6116">
+    <w:name w:val="E7DB9A24FCA7AE43BC9FF6ED21AE6116"/>
+    <w:rsid w:val="00032F4C"/>
   </w:style>
   <w:style w:type="paragraph" w:customStyle="1" w:styleId="129B7FA25434D8459239334B5C0F600A">
     <w:name w:val="129B7FA25434D8459239334B5C0F600A"/>
@@ -5435,6 +6090,10 @@
   <w:style w:type="paragraph" w:customStyle="1" w:styleId="097F4282BA99FA4896A1B2BD2010F413">
     <w:name w:val="097F4282BA99FA4896A1B2BD2010F413"/>
     <w:rsid w:val="006C6704"/>
+  </w:style>
+  <w:style w:type="paragraph" w:customStyle="1" w:styleId="A5807401EEFE91429AF6F78E92959727">
+    <w:name w:val="A5807401EEFE91429AF6F78E92959727"/>
+    <w:rsid w:val="00032F4C"/>
   </w:style>
 </w:styles>
 </file>
@@ -5776,7 +6435,7 @@
     <we:reference id="WA104382081" version="1.55.1.0" store="" storeType="OMEX"/>
   </we:alternateReferences>
   <we:properties>
-    <we:property name="MENDELEY_CITATIONS" value="[{&quot;citationID&quot;:&quot;MENDELEY_CITATION_d23a6aab-6de4-4fb3-a0be-c4486878b3e6&quot;,&quot;properties&quot;:{&quot;noteIndex&quot;:0},&quot;isEdited&quot;:false,&quot;manualOverride&quot;:{&quot;isManuallyOverridden&quot;:false,&quot;citeprocText&quot;:&quot;(1)&quot;,&quot;manualOverrideText&quot;:&quot;&quot;},&quot;citationTag&quot;:&quot;MENDELEY_CITATION_v3_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&quot;,&quot;citationItems&quot;:[{&quot;id&quot;:&quot;03a45da2-b9e9-3531-9f01-5f61fac20cb2&quot;,&quot;itemData&quot;:{&quot;type&quot;:&quot;article-journal&quot;,&quot;id&quot;:&quot;03a45da2-b9e9-3531-9f01-5f61fac20cb2&quot;,&quot;title&quot;:&quot;The global health and economic burden of chikungunya from 2011 to 2020: a model-driven analysis on the impact of an emerging vector-borne disease&quot;,&quot;author&quot;:[{&quot;family&quot;:&quot;Roo&quot;,&quot;given&quot;:&quot;Adrianne Marije&quot;,&quot;parse-names&quot;:false,&quot;dropping-particle&quot;:&quot;&quot;,&quot;non-dropping-particle&quot;:&quot;De&quot;},{&quot;family&quot;:&quot;Vondeling&quot;,&quot;given&quot;:&quot;Gerard Timmy&quot;,&quot;parse-names&quot;:false,&quot;dropping-particle&quot;:&quot;&quot;,&quot;non-dropping-particle&quot;:&quot;&quot;},{&quot;family&quot;:&quot;Boer&quot;,&quot;given&quot;:&quot;Martijn&quot;,&quot;parse-names&quot;:false,&quot;dropping-particle&quot;:&quot;&quot;,&quot;non-dropping-particle&quot;:&quot;&quot;},{&quot;family&quot;:&quot;Murray&quot;,&quot;given&quot;:&quot;Kristy&quot;,&quot;parse-names&quot;:false,&quot;dropping-particle&quot;:&quot;&quot;,&quot;non-dropping-particle&quot;:&quot;&quot;},{&quot;family&quot;:&quot;Postma&quot;,&quot;given&quot;:&quot;Maarten Jacobus&quot;,&quot;parse-names&quot;:false,&quot;dropping-particle&quot;:&quot;&quot;,&quot;non-dropping-particle&quot;:&quot;&quot;}],&quot;container-title&quot;:&quot;BMJ Global Health&quot;,&quot;container-title-short&quot;:&quot;BMJ Glob Health&quot;,&quot;accessed&quot;:{&quot;date-parts&quot;:[[2025,7,29]]},&quot;DOI&quot;:&quot;10.1136/BMJGH-2024-016648&quot;,&quot;ISSN&quot;:&quot;2059-7908&quot;,&quot;PMID&quot;:&quot;10.1136/bmjgh-2024-016648&quot;,&quot;URL&quot;:&quot;https://gh.bmj.com/content/9/12/e016648&quot;,&quot;issued&quot;:{&quot;date-parts&quot;:[[2024,12,3]]},&quot;abstract&quot;:&quot;Introduction Chikungunya is a mosquito-borne arboviral disease posing an emerging global public health threat. Understanding the global burden of chikungunya is critical for designing effective prevention and control strategies. However, current estimates of the economic and health impact of chikungunya remain limited and are potentially underestimated. This study aims to provide a comprehensive overview of the chikungunya burden worldwide.Methods We analysed the global burden of chikungunya between 2011 and 2020 and calculated disability-adjusted life years (DALYs) and direct and indirect costs using a data-driven simulation model. The main outcomes were the number of cases, the total DALY burden, and the direct and indirect costs of acute and chronic chikungunya between 2011 and 2020.Results Our study revealed a total of 18.7 million chikungunya cases in 110 countries between 2011 and 2020, causing 1.95 million DALYs. Most of this burden was found in the Latin American and Caribbean region. The total economic burden caused by chikungunya over these 10 years was estimated at $2.8 billion in direct costs and $47.1 billion in indirect costs worldwide. Long-term chronic illness was the source of most costs and DALYs.Conclusion Chikungunya has a higher disease burden than was previously estimated and costs related to the disease are substantial. Especially in combination with its unpredictable nature, chikungunya could significantly impact local health systems. Insights from this study could inform decision makers on the impact of chikungunya on population health and help them to appropriately allocate resources to protect vulnerable populations from this debilitating disease.&quot;,&quot;publisher&quot;:&quot;BMJ Publishing Group Ltd&quot;,&quot;issue&quot;:&quot;12&quot;,&quot;volume&quot;:&quot;9&quot;},&quot;isTemporary&quot;:false}]},{&quot;citationID&quot;:&quot;MENDELEY_CITATION_eb099ef5-1f0f-4f45-aed8-8aa053bb145f&quot;,&quot;properties&quot;:{&quot;noteIndex&quot;:0},&quot;isEdited&quot;:false,&quot;manualOverride&quot;:{&quot;isManuallyOverridden&quot;:false,&quot;citeprocText&quot;:&quot;(2,3)&quot;,&quot;manualOverrideText&quot;:&quot;&quot;},&quot;citationItems&quot;:[{&quot;id&quot;:&quot;4a0b30b7-b278-3117-8b65-13214dac45c5&quot;,&quot;itemData&quot;:{&quot;type&quot;:&quot;article-journal&quot;,&quot;id&quot;:&quot;4a0b30b7-b278-3117-8b65-13214dac45c5&quot;,&quot;title&quot;:&quot;Global distribution and environmental suitability for chikungunya virus, 1952 to 2015&quot;,&quot;author&quot;:[{&quot;family&quot;:&quot;Nsoesie&quot;,&quot;given&quot;:&quot;Elaine O.&quot;,&quot;parse-names&quot;:false,&quot;dropping-particle&quot;:&quot;&quot;,&quot;non-dropping-particle&quot;:&quot;&quot;},{&quot;family&quot;:&quot;Kraemer&quot;,&quot;given&quot;:&quot;Moritz U.G.&quot;,&quot;parse-names&quot;:false,&quot;dropping-particle&quot;:&quot;&quot;,&quot;non-dropping-particle&quot;:&quot;&quot;},{&quot;family&quot;:&quot;Golding&quot;,&quot;given&quot;:&quot;N.&quot;,&quot;parse-names&quot;:false,&quot;dropping-particle&quot;:&quot;&quot;,&quot;non-dropping-particle&quot;:&quot;&quot;},{&quot;family&quot;:&quot;Pigott&quot;,&quot;given&quot;:&quot;D. M.&quot;,&quot;parse-names&quot;:false,&quot;dropping-particle&quot;:&quot;&quot;,&quot;non-dropping-particle&quot;:&quot;&quot;},{&quot;family&quot;:&quot;Brady&quot;,&quot;given&quot;:&quot;O. J.&quot;,&quot;parse-names&quot;:false,&quot;dropping-particle&quot;:&quot;&quot;,&quot;non-dropping-particle&quot;:&quot;&quot;},{&quot;family&quot;:&quot;Moyes&quot;,&quot;given&quot;:&quot;C. L.&quot;,&quot;parse-names&quot;:false,&quot;dropping-particle&quot;:&quot;&quot;,&quot;non-dropping-particle&quot;:&quot;&quot;},{&quot;family&quot;:&quot;Johansson&quot;,&quot;given&quot;:&quot;M. A.&quot;,&quot;parse-names&quot;:false,&quot;dropping-particle&quot;:&quot;&quot;,&quot;non-dropping-particle&quot;:&quot;&quot;},{&quot;family&quot;:&quot;Gething&quot;,&quot;given&quot;:&quot;P. W.&quot;,&quot;parse-names&quot;:false,&quot;dropping-particle&quot;:&quot;&quot;,&quot;non-dropping-particle&quot;:&quot;&quot;},{&quot;family&quot;:&quot;Velayudhan&quot;,&quot;given&quot;:&quot;R.&quot;,&quot;parse-names&quot;:false,&quot;dropping-particle&quot;:&quot;&quot;,&quot;non-dropping-particle&quot;:&quot;&quot;},{&quot;family&quot;:&quot;Khan&quot;,&quot;given&quot;:&quot;K.&quot;,&quot;parse-names&quot;:false,&quot;dropping-particle&quot;:&quot;&quot;,&quot;non-dropping-particle&quot;:&quot;&quot;},{&quot;family&quot;:&quot;Hay&quot;,&quot;given&quot;:&quot;S. I.&quot;,&quot;parse-names&quot;:false,&quot;dropping-particle&quot;:&quot;&quot;,&quot;non-dropping-particle&quot;:&quot;&quot;},{&quot;family&quot;:&quot;Brownstein&quot;,&quot;given&quot;:&quot;J. S.&quot;,&quot;parse-names&quot;:false,&quot;dropping-particle&quot;:&quot;&quot;,&quot;non-dropping-particle&quot;:&quot;&quot;}],&quot;container-title&quot;:&quot;Eurosurveillance&quot;,&quot;accessed&quot;:{&quot;date-parts&quot;:[[2025,7,30]]},&quot;DOI&quot;:&quot;10.2807/1560-7917.ES.2016.21.20.30234/CITE/REFWORKS&quot;,&quot;ISSN&quot;:&quot;15607917&quot;,&quot;PMID&quot;:&quot;27239817&quot;,&quot;URL&quot;:&quot;https://www.eurosurveillance.org/content/10.2807/1560-7917.ES.2016.21.20.30234&quot;,&quot;issued&quot;:{&quot;date-parts&quot;:[[2016,5,19]]},&quot;page&quot;:&quot;30234&quot;,&quot;abstract&quot;:&quot;Chikungunya fever is an acute febrile illness caused by the chikungunya virus (CHIKV), which is transmitted to humans by Aedes mosquitoes. Although chikungunya fever is rarely fatal, patients can experience debilitating symptoms that last from months to years. Here we comprehensively assess the global distribution of chikungunya and produce high-resolution maps, using an established modelling framework that combines a comprehensive occurrence database with bespoke environmental correlates, including up-to-date Aedes distribution maps. This enables estimation of the current total population-at-risk of CHIKV transmission and identification of areas where the virus may spread to in the future. We identified 94 countries with good evidence for current CHIKV presence and a set of countries in the New and Old World with potential for future CHIKV establishment, demonstrated by high environmental suitability for transmission and in some cases previous sporadic reports. Aedes aegypti presence was identified as one of the major contributing factors to CHIKV transmission but significant geographical heterogeneity exists. We estimated 1.3 billion people are living in areas at-risk of CHIKV transmission. These maps provide a baseline for identifying areas where prevention and control efforts should be prioritised and can be used to guide estimation of the global burden of CHIKV.&quot;,&quot;publisher&quot;:&quot;European Centre for Disease Prevention and Control (ECDC)&quot;,&quot;issue&quot;:&quot;20&quot;,&quot;volume&quot;:&quot;21&quot;,&quot;container-title-short&quot;:&quot;&quot;},&quot;isTemporary&quot;:false},{&quot;id&quot;:&quot;ae794e27-9100-3fd7-8a32-de885fb165ba&quot;,&quot;itemData&quot;:{&quot;type&quot;:&quot;article-journal&quot;,&quot;id&quot;:&quot;ae794e27-9100-3fd7-8a32-de885fb165ba&quot;,&quot;title&quot;:&quot;Chikungunya: Its History in Africa and Asia and Its Spread to New Regions in 2013–2014&quot;,&quot;author&quot;:[{&quot;family&quot;:&quot;Zeller&quot;,&quot;given&quot;:&quot;Herve&quot;,&quot;parse-names&quot;:false,&quot;dropping-particle&quot;:&quot;&quot;,&quot;non-dropping-particle&quot;:&quot;&quot;},{&quot;family&quot;:&quot;Bortel&quot;,&quot;given&quot;:&quot;Wim&quot;,&quot;parse-names&quot;:false,&quot;dropping-particle&quot;:&quot;&quot;,&quot;non-dropping-particle&quot;:&quot;Van&quot;},{&quot;family&quot;:&quot;Sudre&quot;,&quot;given&quot;:&quot;Bertrand&quot;,&quot;parse-names&quot;:false,&quot;dropping-particle&quot;:&quot;&quot;,&quot;non-dropping-particle&quot;:&quot;&quot;}],&quot;container-title&quot;:&quot;The Journal of Infectious Diseases&quot;,&quot;container-title-short&quot;:&quot;J Infect Dis&quot;,&quot;accessed&quot;:{&quot;date-parts&quot;:[[2025,8,1]]},&quot;DOI&quot;:&quot;10.1093/INFDIS/JIW391&quot;,&quot;ISSN&quot;:&quot;0022-1899&quot;,&quot;PMID&quot;:&quot;27920169&quot;,&quot;URL&quot;:&quot;https://dx.doi.org/10.1093/infdis/jiw391&quot;,&quot;issued&quot;:{&quot;date-parts&quot;:[[2016,12,15]]},&quot;page&quot;:&quot;S436-S440&quot;,&quot;abstract&quot;:&quot;Chikungunya virus (CHIKV) is transmitted by Aedes aegypti and Aedes albopictus mosquitoes and causes febrile illness with severe arthralgia in humans. There are 3 circulating CHIKV genotypes, Asia, East/Central/South Africa, and West Africa. CHIKV was first reported in 1953 in Tanzania, and up until the early 2000s, a few outbreaks and sporadic cases of CHIKV were mainly reported in Africa and Asia. However, from 2004 to 2005, a large epidemic spanned from Kenya over to the southwestern Indian Ocean region, India, and Southeast Asia. Identified in 2005, the E1 glycoprotein A226V mutation of the East/Central/South Africa genotype conferred enhanced transmission by the A. albopictus mosquito and has been implicated in CHIKV's further spread in the last decade. In 2013, the Asian CHIKV genotype emerged in the Caribbean and quickly took the Americas by storm. This review will discuss the history of CHIKV as well as its expanding geographic distribution.&quot;,&quot;publisher&quot;:&quot;Oxford Academic&quot;,&quot;issue&quot;:&quot;suppl_5&quot;,&quot;volume&quot;:&quot;214&quot;},&quot;isTemporary&quot;:false}],&quot;citationTag&quot;:&quot;MENDELEY_CITATION_v3_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&quot;},{&quot;citationID&quot;:&quot;MENDELEY_CITATION_75dc4ba8-95d0-4923-a9a0-8dffc5dd43b0&quot;,&quot;properties&quot;:{&quot;noteIndex&quot;:0},&quot;isEdited&quot;:false,&quot;manualOverride&quot;:{&quot;isManuallyOverridden&quot;:false,&quot;citeprocText&quot;:&quot;(2)&quot;,&quot;manualOverrideText&quot;:&quot;&quot;},&quot;citationTag&quot;:&quot;MENDELEY_CITATION_v3_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&quot;,&quot;citationItems&quot;:[{&quot;id&quot;:&quot;4a0b30b7-b278-3117-8b65-13214dac45c5&quot;,&quot;itemData&quot;:{&quot;type&quot;:&quot;article-journal&quot;,&quot;id&quot;:&quot;4a0b30b7-b278-3117-8b65-13214dac45c5&quot;,&quot;title&quot;:&quot;Global distribution and environmental suitability for chikungunya virus, 1952 to 2015&quot;,&quot;author&quot;:[{&quot;family&quot;:&quot;Nsoesie&quot;,&quot;given&quot;:&quot;Elaine O.&quot;,&quot;parse-names&quot;:false,&quot;dropping-particle&quot;:&quot;&quot;,&quot;non-dropping-particle&quot;:&quot;&quot;},{&quot;family&quot;:&quot;Kraemer&quot;,&quot;given&quot;:&quot;Moritz U.G.&quot;,&quot;parse-names&quot;:false,&quot;dropping-particle&quot;:&quot;&quot;,&quot;non-dropping-particle&quot;:&quot;&quot;},{&quot;family&quot;:&quot;Golding&quot;,&quot;given&quot;:&quot;N.&quot;,&quot;parse-names&quot;:false,&quot;dropping-particle&quot;:&quot;&quot;,&quot;non-dropping-particle&quot;:&quot;&quot;},{&quot;family&quot;:&quot;Pigott&quot;,&quot;given&quot;:&quot;D. M.&quot;,&quot;parse-names&quot;:false,&quot;dropping-particle&quot;:&quot;&quot;,&quot;non-dropping-particle&quot;:&quot;&quot;},{&quot;family&quot;:&quot;Brady&quot;,&quot;given&quot;:&quot;O. J.&quot;,&quot;parse-names&quot;:false,&quot;dropping-particle&quot;:&quot;&quot;,&quot;non-dropping-particle&quot;:&quot;&quot;},{&quot;family&quot;:&quot;Moyes&quot;,&quot;given&quot;:&quot;C. L.&quot;,&quot;parse-names&quot;:false,&quot;dropping-particle&quot;:&quot;&quot;,&quot;non-dropping-particle&quot;:&quot;&quot;},{&quot;family&quot;:&quot;Johansson&quot;,&quot;given&quot;:&quot;M. A.&quot;,&quot;parse-names&quot;:false,&quot;dropping-particle&quot;:&quot;&quot;,&quot;non-dropping-particle&quot;:&quot;&quot;},{&quot;family&quot;:&quot;Gething&quot;,&quot;given&quot;:&quot;P. W.&quot;,&quot;parse-names&quot;:false,&quot;dropping-particle&quot;:&quot;&quot;,&quot;non-dropping-particle&quot;:&quot;&quot;},{&quot;family&quot;:&quot;Velayudhan&quot;,&quot;given&quot;:&quot;R.&quot;,&quot;parse-names&quot;:false,&quot;dropping-particle&quot;:&quot;&quot;,&quot;non-dropping-particle&quot;:&quot;&quot;},{&quot;family&quot;:&quot;Khan&quot;,&quot;given&quot;:&quot;K.&quot;,&quot;parse-names&quot;:false,&quot;dropping-particle&quot;:&quot;&quot;,&quot;non-dropping-particle&quot;:&quot;&quot;},{&quot;family&quot;:&quot;Hay&quot;,&quot;given&quot;:&quot;S. I.&quot;,&quot;parse-names&quot;:false,&quot;dropping-particle&quot;:&quot;&quot;,&quot;non-dropping-particle&quot;:&quot;&quot;},{&quot;family&quot;:&quot;Brownstein&quot;,&quot;given&quot;:&quot;J. S.&quot;,&quot;parse-names&quot;:false,&quot;dropping-particle&quot;:&quot;&quot;,&quot;non-dropping-particle&quot;:&quot;&quot;}],&quot;container-title&quot;:&quot;Eurosurveillance&quot;,&quot;accessed&quot;:{&quot;date-parts&quot;:[[2025,7,30]]},&quot;DOI&quot;:&quot;10.2807/1560-7917.ES.2016.21.20.30234/CITE/REFWORKS&quot;,&quot;ISSN&quot;:&quot;15607917&quot;,&quot;PMID&quot;:&quot;27239817&quot;,&quot;URL&quot;:&quot;https://www.eurosurveillance.org/content/10.2807/1560-7917.ES.2016.21.20.30234&quot;,&quot;issued&quot;:{&quot;date-parts&quot;:[[2016,5,19]]},&quot;page&quot;:&quot;30234&quot;,&quot;abstract&quot;:&quot;Chikungunya fever is an acute febrile illness caused by the chikungunya virus (CHIKV), which is transmitted to humans by Aedes mosquitoes. Although chikungunya fever is rarely fatal, patients can experience debilitating symptoms that last from months to years. Here we comprehensively assess the global distribution of chikungunya and produce high-resolution maps, using an established modelling framework that combines a comprehensive occurrence database with bespoke environmental correlates, including up-to-date Aedes distribution maps. This enables estimation of the current total population-at-risk of CHIKV transmission and identification of areas where the virus may spread to in the future. We identified 94 countries with good evidence for current CHIKV presence and a set of countries in the New and Old World with potential for future CHIKV establishment, demonstrated by high environmental suitability for transmission and in some cases previous sporadic reports. Aedes aegypti presence was identified as one of the major contributing factors to CHIKV transmission but significant geographical heterogeneity exists. We estimated 1.3 billion people are living in areas at-risk of CHIKV transmission. These maps provide a baseline for identifying areas where prevention and control efforts should be prioritised and can be used to guide estimation of the global burden of CHIKV.&quot;,&quot;publisher&quot;:&quot;European Centre for Disease Prevention and Control (ECDC)&quot;,&quot;issue&quot;:&quot;20&quot;,&quot;volume&quot;:&quot;21&quot;,&quot;container-title-short&quot;:&quot;&quot;},&quot;isTemporary&quot;:false}]},{&quot;citationID&quot;:&quot;MENDELEY_CITATION_e9733c52-5ddd-4991-87ae-16916d1afa78&quot;,&quot;properties&quot;:{&quot;noteIndex&quot;:0},&quot;isEdited&quot;:false,&quot;manualOverride&quot;:{&quot;isManuallyOverridden&quot;:false,&quot;citeprocText&quot;:&quot;(1)&quot;,&quot;manualOverrideText&quot;:&quot;&quot;},&quot;citationTag&quot;:&quot;MENDELEY_CITATION_v3_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&quot;,&quot;citationItems&quot;:[{&quot;id&quot;:&quot;03a45da2-b9e9-3531-9f01-5f61fac20cb2&quot;,&quot;itemData&quot;:{&quot;type&quot;:&quot;article-journal&quot;,&quot;id&quot;:&quot;03a45da2-b9e9-3531-9f01-5f61fac20cb2&quot;,&quot;title&quot;:&quot;The global health and economic burden of chikungunya from 2011 to 2020: a model-driven analysis on the impact of an emerging vector-borne disease&quot;,&quot;author&quot;:[{&quot;family&quot;:&quot;Roo&quot;,&quot;given&quot;:&quot;Adrianne Marije&quot;,&quot;parse-names&quot;:false,&quot;dropping-particle&quot;:&quot;&quot;,&quot;non-dropping-particle&quot;:&quot;De&quot;},{&quot;family&quot;:&quot;Vondeling&quot;,&quot;given&quot;:&quot;Gerard Timmy&quot;,&quot;parse-names&quot;:false,&quot;dropping-particle&quot;:&quot;&quot;,&quot;non-dropping-particle&quot;:&quot;&quot;},{&quot;family&quot;:&quot;Boer&quot;,&quot;given&quot;:&quot;Martijn&quot;,&quot;parse-names&quot;:false,&quot;dropping-particle&quot;:&quot;&quot;,&quot;non-dropping-particle&quot;:&quot;&quot;},{&quot;family&quot;:&quot;Murray&quot;,&quot;given&quot;:&quot;Kristy&quot;,&quot;parse-names&quot;:false,&quot;dropping-particle&quot;:&quot;&quot;,&quot;non-dropping-particle&quot;:&quot;&quot;},{&quot;family&quot;:&quot;Postma&quot;,&quot;given&quot;:&quot;Maarten Jacobus&quot;,&quot;parse-names&quot;:false,&quot;dropping-particle&quot;:&quot;&quot;,&quot;non-dropping-particle&quot;:&quot;&quot;}],&quot;container-title&quot;:&quot;BMJ Global Health&quot;,&quot;container-title-short&quot;:&quot;BMJ Glob Health&quot;,&quot;accessed&quot;:{&quot;date-parts&quot;:[[2025,7,29]]},&quot;DOI&quot;:&quot;10.1136/BMJGH-2024-016648&quot;,&quot;ISSN&quot;:&quot;2059-7908&quot;,&quot;PMID&quot;:&quot;10.1136/bmjgh-2024-016648&quot;,&quot;URL&quot;:&quot;https://gh.bmj.com/content/9/12/e016648&quot;,&quot;issued&quot;:{&quot;date-parts&quot;:[[2024,12,3]]},&quot;abstract&quot;:&quot;Introduction Chikungunya is a mosquito-borne arboviral disease posing an emerging global public health threat. Understanding the global burden of chikungunya is critical for designing effective prevention and control strategies. However, current estimates of the economic and health impact of chikungunya remain limited and are potentially underestimated. This study aims to provide a comprehensive overview of the chikungunya burden worldwide.Methods We analysed the global burden of chikungunya between 2011 and 2020 and calculated disability-adjusted life years (DALYs) and direct and indirect costs using a data-driven simulation model. The main outcomes were the number of cases, the total DALY burden, and the direct and indirect costs of acute and chronic chikungunya between 2011 and 2020.Results Our study revealed a total of 18.7 million chikungunya cases in 110 countries between 2011 and 2020, causing 1.95 million DALYs. Most of this burden was found in the Latin American and Caribbean region. The total economic burden caused by chikungunya over these 10 years was estimated at $2.8 billion in direct costs and $47.1 billion in indirect costs worldwide. Long-term chronic illness was the source of most costs and DALYs.Conclusion Chikungunya has a higher disease burden than was previously estimated and costs related to the disease are substantial. Especially in combination with its unpredictable nature, chikungunya could significantly impact local health systems. Insights from this study could inform decision makers on the impact of chikungunya on population health and help them to appropriately allocate resources to protect vulnerable populations from this debilitating disease.&quot;,&quot;publisher&quot;:&quot;BMJ Publishing Group Ltd&quot;,&quot;issue&quot;:&quot;12&quot;,&quot;volume&quot;:&quot;9&quot;},&quot;isTemporary&quot;:false}]},{&quot;citationID&quot;:&quot;MENDELEY_CITATION_d5c517f3-649a-4f74-9d1e-998fd6bc6808&quot;,&quot;properties&quot;:{&quot;noteIndex&quot;:0},&quot;isEdited&quot;:false,&quot;manualOverride&quot;:{&quot;isManuallyOverridden&quot;:false,&quot;citeprocText&quot;:&quot;(4)&quot;,&quot;manualOverrideText&quot;:&quot;&quot;},&quot;citationTag&quot;:&quot;MENDELEY_CITATION_v3_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&quot;,&quot;citationItems&quot;:[{&quot;id&quot;:&quot;4f978143-98d0-3fdd-ae80-52d58d411ead&quot;,&quot;itemData&quot;:{&quot;type&quot;:&quot;webpage&quot;,&quot;id&quot;:&quot;4f978143-98d0-3fdd-ae80-52d58d411ead&quot;,&quot;title&quot;:&quot;Chikungunya&quot;,&quot;accessed&quot;:{&quot;date-parts&quot;:[[2025,7,30]]},&quot;URL&quot;:&quot;https://www.who.int/health-topics/chikungunya#tab=tab_1&quot;,&quot;container-title-short&quot;:&quot;&quot;},&quot;isTemporary&quot;:false}]},{&quot;citationID&quot;:&quot;MENDELEY_CITATION_cbaa30b6-7cce-4654-8245-484d63442a59&quot;,&quot;properties&quot;:{&quot;noteIndex&quot;:0},&quot;isEdited&quot;:false,&quot;manualOverride&quot;:{&quot;isManuallyOverridden&quot;:false,&quot;citeprocText&quot;:&quot;(2)&quot;,&quot;manualOverrideText&quot;:&quot;&quot;},&quot;citationTag&quot;:&quot;MENDELEY_CITATION_v3_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&quot;,&quot;citationItems&quot;:[{&quot;id&quot;:&quot;4a0b30b7-b278-3117-8b65-13214dac45c5&quot;,&quot;itemData&quot;:{&quot;type&quot;:&quot;article-journal&quot;,&quot;id&quot;:&quot;4a0b30b7-b278-3117-8b65-13214dac45c5&quot;,&quot;title&quot;:&quot;Global distribution and environmental suitability for chikungunya virus, 1952 to 2015&quot;,&quot;author&quot;:[{&quot;family&quot;:&quot;Nsoesie&quot;,&quot;given&quot;:&quot;Elaine O.&quot;,&quot;parse-names&quot;:false,&quot;dropping-particle&quot;:&quot;&quot;,&quot;non-dropping-particle&quot;:&quot;&quot;},{&quot;family&quot;:&quot;Kraemer&quot;,&quot;given&quot;:&quot;Moritz U.G.&quot;,&quot;parse-names&quot;:false,&quot;dropping-particle&quot;:&quot;&quot;,&quot;non-dropping-particle&quot;:&quot;&quot;},{&quot;family&quot;:&quot;Golding&quot;,&quot;given&quot;:&quot;N.&quot;,&quot;parse-names&quot;:false,&quot;dropping-particle&quot;:&quot;&quot;,&quot;non-dropping-particle&quot;:&quot;&quot;},{&quot;family&quot;:&quot;Pigott&quot;,&quot;given&quot;:&quot;D. M.&quot;,&quot;parse-names&quot;:false,&quot;dropping-particle&quot;:&quot;&quot;,&quot;non-dropping-particle&quot;:&quot;&quot;},{&quot;family&quot;:&quot;Brady&quot;,&quot;given&quot;:&quot;O. J.&quot;,&quot;parse-names&quot;:false,&quot;dropping-particle&quot;:&quot;&quot;,&quot;non-dropping-particle&quot;:&quot;&quot;},{&quot;family&quot;:&quot;Moyes&quot;,&quot;given&quot;:&quot;C. L.&quot;,&quot;parse-names&quot;:false,&quot;dropping-particle&quot;:&quot;&quot;,&quot;non-dropping-particle&quot;:&quot;&quot;},{&quot;family&quot;:&quot;Johansson&quot;,&quot;given&quot;:&quot;M. A.&quot;,&quot;parse-names&quot;:false,&quot;dropping-particle&quot;:&quot;&quot;,&quot;non-dropping-particle&quot;:&quot;&quot;},{&quot;family&quot;:&quot;Gething&quot;,&quot;given&quot;:&quot;P. W.&quot;,&quot;parse-names&quot;:false,&quot;dropping-particle&quot;:&quot;&quot;,&quot;non-dropping-particle&quot;:&quot;&quot;},{&quot;family&quot;:&quot;Velayudhan&quot;,&quot;given&quot;:&quot;R.&quot;,&quot;parse-names&quot;:false,&quot;dropping-particle&quot;:&quot;&quot;,&quot;non-dropping-particle&quot;:&quot;&quot;},{&quot;family&quot;:&quot;Khan&quot;,&quot;given&quot;:&quot;K.&quot;,&quot;parse-names&quot;:false,&quot;dropping-particle&quot;:&quot;&quot;,&quot;non-dropping-particle&quot;:&quot;&quot;},{&quot;family&quot;:&quot;Hay&quot;,&quot;given&quot;:&quot;S. I.&quot;,&quot;parse-names&quot;:false,&quot;dropping-particle&quot;:&quot;&quot;,&quot;non-dropping-particle&quot;:&quot;&quot;},{&quot;family&quot;:&quot;Brownstein&quot;,&quot;given&quot;:&quot;J. S.&quot;,&quot;parse-names&quot;:false,&quot;dropping-particle&quot;:&quot;&quot;,&quot;non-dropping-particle&quot;:&quot;&quot;}],&quot;container-title&quot;:&quot;Eurosurveillance&quot;,&quot;accessed&quot;:{&quot;date-parts&quot;:[[2025,7,30]]},&quot;DOI&quot;:&quot;10.2807/1560-7917.ES.2016.21.20.30234/CITE/REFWORKS&quot;,&quot;ISSN&quot;:&quot;15607917&quot;,&quot;PMID&quot;:&quot;27239817&quot;,&quot;URL&quot;:&quot;https://www.eurosurveillance.org/content/10.2807/1560-7917.ES.2016.21.20.30234&quot;,&quot;issued&quot;:{&quot;date-parts&quot;:[[2016,5,19]]},&quot;page&quot;:&quot;30234&quot;,&quot;abstract&quot;:&quot;Chikungunya fever is an acute febrile illness caused by the chikungunya virus (CHIKV), which is transmitted to humans by Aedes mosquitoes. Although chikungunya fever is rarely fatal, patients can experience debilitating symptoms that last from months to years. Here we comprehensively assess the global distribution of chikungunya and produce high-resolution maps, using an established modelling framework that combines a comprehensive occurrence database with bespoke environmental correlates, including up-to-date Aedes distribution maps. This enables estimation of the current total population-at-risk of CHIKV transmission and identification of areas where the virus may spread to in the future. We identified 94 countries with good evidence for current CHIKV presence and a set of countries in the New and Old World with potential for future CHIKV establishment, demonstrated by high environmental suitability for transmission and in some cases previous sporadic reports. Aedes aegypti presence was identified as one of the major contributing factors to CHIKV transmission but significant geographical heterogeneity exists. We estimated 1.3 billion people are living in areas at-risk of CHIKV transmission. These maps provide a baseline for identifying areas where prevention and control efforts should be prioritised and can be used to guide estimation of the global burden of CHIKV.&quot;,&quot;publisher&quot;:&quot;European Centre for Disease Prevention and Control (ECDC)&quot;,&quot;issue&quot;:&quot;20&quot;,&quot;volume&quot;:&quot;21&quot;,&quot;container-title-short&quot;:&quot;&quot;},&quot;isTemporary&quot;:false}]},{&quot;citationID&quot;:&quot;MENDELEY_CITATION_3d37f5d4-3976-44bd-bb94-fd8726887d58&quot;,&quot;properties&quot;:{&quot;noteIndex&quot;:0},&quot;isEdited&quot;:false,&quot;manualOverride&quot;:{&quot;isManuallyOverridden&quot;:false,&quot;citeprocText&quot;:&quot;(2)&quot;,&quot;manualOverrideText&quot;:&quot;&quot;},&quot;citationTag&quot;:&quot;MENDELEY_CITATION_v3_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&quot;,&quot;citationItems&quot;:[{&quot;id&quot;:&quot;4a0b30b7-b278-3117-8b65-13214dac45c5&quot;,&quot;itemData&quot;:{&quot;type&quot;:&quot;article-journal&quot;,&quot;id&quot;:&quot;4a0b30b7-b278-3117-8b65-13214dac45c5&quot;,&quot;title&quot;:&quot;Global distribution and environmental suitability for chikungunya virus, 1952 to 2015&quot;,&quot;author&quot;:[{&quot;family&quot;:&quot;Nsoesie&quot;,&quot;given&quot;:&quot;Elaine O.&quot;,&quot;parse-names&quot;:false,&quot;dropping-particle&quot;:&quot;&quot;,&quot;non-dropping-particle&quot;:&quot;&quot;},{&quot;family&quot;:&quot;Kraemer&quot;,&quot;given&quot;:&quot;Moritz U.G.&quot;,&quot;parse-names&quot;:false,&quot;dropping-particle&quot;:&quot;&quot;,&quot;non-dropping-particle&quot;:&quot;&quot;},{&quot;family&quot;:&quot;Golding&quot;,&quot;given&quot;:&quot;N.&quot;,&quot;parse-names&quot;:false,&quot;dropping-particle&quot;:&quot;&quot;,&quot;non-dropping-particle&quot;:&quot;&quot;},{&quot;family&quot;:&quot;Pigott&quot;,&quot;given&quot;:&quot;D. M.&quot;,&quot;parse-names&quot;:false,&quot;dropping-particle&quot;:&quot;&quot;,&quot;non-dropping-particle&quot;:&quot;&quot;},{&quot;family&quot;:&quot;Brady&quot;,&quot;given&quot;:&quot;O. J.&quot;,&quot;parse-names&quot;:false,&quot;dropping-particle&quot;:&quot;&quot;,&quot;non-dropping-particle&quot;:&quot;&quot;},{&quot;family&quot;:&quot;Moyes&quot;,&quot;given&quot;:&quot;C. L.&quot;,&quot;parse-names&quot;:false,&quot;dropping-particle&quot;:&quot;&quot;,&quot;non-dropping-particle&quot;:&quot;&quot;},{&quot;family&quot;:&quot;Johansson&quot;,&quot;given&quot;:&quot;M. A.&quot;,&quot;parse-names&quot;:false,&quot;dropping-particle&quot;:&quot;&quot;,&quot;non-dropping-particle&quot;:&quot;&quot;},{&quot;family&quot;:&quot;Gething&quot;,&quot;given&quot;:&quot;P. W.&quot;,&quot;parse-names&quot;:false,&quot;dropping-particle&quot;:&quot;&quot;,&quot;non-dropping-particle&quot;:&quot;&quot;},{&quot;family&quot;:&quot;Velayudhan&quot;,&quot;given&quot;:&quot;R.&quot;,&quot;parse-names&quot;:false,&quot;dropping-particle&quot;:&quot;&quot;,&quot;non-dropping-particle&quot;:&quot;&quot;},{&quot;family&quot;:&quot;Khan&quot;,&quot;given&quot;:&quot;K.&quot;,&quot;parse-names&quot;:false,&quot;dropping-particle&quot;:&quot;&quot;,&quot;non-dropping-particle&quot;:&quot;&quot;},{&quot;family&quot;:&quot;Hay&quot;,&quot;given&quot;:&quot;S. I.&quot;,&quot;parse-names&quot;:false,&quot;dropping-particle&quot;:&quot;&quot;,&quot;non-dropping-particle&quot;:&quot;&quot;},{&quot;family&quot;:&quot;Brownstein&quot;,&quot;given&quot;:&quot;J. S.&quot;,&quot;parse-names&quot;:false,&quot;dropping-particle&quot;:&quot;&quot;,&quot;non-dropping-particle&quot;:&quot;&quot;}],&quot;container-title&quot;:&quot;Eurosurveillance&quot;,&quot;accessed&quot;:{&quot;date-parts&quot;:[[2025,7,30]]},&quot;DOI&quot;:&quot;10.2807/1560-7917.ES.2016.21.20.30234/CITE/REFWORKS&quot;,&quot;ISSN&quot;:&quot;15607917&quot;,&quot;PMID&quot;:&quot;27239817&quot;,&quot;URL&quot;:&quot;https://www.eurosurveillance.org/content/10.2807/1560-7917.ES.2016.21.20.30234&quot;,&quot;issued&quot;:{&quot;date-parts&quot;:[[2016,5,19]]},&quot;page&quot;:&quot;30234&quot;,&quot;abstract&quot;:&quot;Chikungunya fever is an acute febrile illness caused by the chikungunya virus (CHIKV), which is transmitted to humans by Aedes mosquitoes. Although chikungunya fever is rarely fatal, patients can experience debilitating symptoms that last from months to years. Here we comprehensively assess the global distribution of chikungunya and produce high-resolution maps, using an established modelling framework that combines a comprehensive occurrence database with bespoke environmental correlates, including up-to-date Aedes distribution maps. This enables estimation of the current total population-at-risk of CHIKV transmission and identification of areas where the virus may spread to in the future. We identified 94 countries with good evidence for current CHIKV presence and a set of countries in the New and Old World with potential for future CHIKV establishment, demonstrated by high environmental suitability for transmission and in some cases previous sporadic reports. Aedes aegypti presence was identified as one of the major contributing factors to CHIKV transmission but significant geographical heterogeneity exists. We estimated 1.3 billion people are living in areas at-risk of CHIKV transmission. These maps provide a baseline for identifying areas where prevention and control efforts should be prioritised and can be used to guide estimation of the global burden of CHIKV.&quot;,&quot;publisher&quot;:&quot;European Centre for Disease Prevention and Control (ECDC)&quot;,&quot;issue&quot;:&quot;20&quot;,&quot;volume&quot;:&quot;21&quot;,&quot;container-title-short&quot;:&quot;&quot;},&quot;isTemporary&quot;:false}]},{&quot;citationID&quot;:&quot;MENDELEY_CITATION_761cd2b4-4982-482f-96ba-000af4eed865&quot;,&quot;properties&quot;:{&quot;noteIndex&quot;:0},&quot;isEdited&quot;:false,&quot;manualOverride&quot;:{&quot;isManuallyOverridden&quot;:false,&quot;citeprocText&quot;:&quot;(5)&quot;,&quot;manualOverrideText&quot;:&quot;&quot;},&quot;citationTag&quot;:&quot;MENDELEY_CITATION_v3_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&quot;,&quot;citationItems&quot;:[{&quot;id&quot;:&quot;ad02734d-7826-396f-a650-6f32337f9df5&quot;,&quot;itemData&quot;:{&quot;type&quot;:&quot;article-journal&quot;,&quot;id&quot;:&quot;ad02734d-7826-396f-a650-6f32337f9df5&quot;,&quot;title&quot;:&quot;Phylogenetic Analysis of Chikungunya Virus Strains Circulating in the Western Hemisphere&quot;,&quot;author&quot;:[{&quot;family&quot;:&quot;Lanciotti&quot;,&quot;given&quot;:&quot;Robert S.&quot;,&quot;parse-names&quot;:false,&quot;dropping-particle&quot;:&quot;&quot;,&quot;non-dropping-particle&quot;:&quot;&quot;},{&quot;family&quot;:&quot;Lambert&quot;,&quot;given&quot;:&quot;Amy J.&quot;,&quot;parse-names&quot;:false,&quot;dropping-particle&quot;:&quot;&quot;,&quot;non-dropping-particle&quot;:&quot;&quot;}],&quot;container-title&quot;:&quot;The American Journal of Tropical Medicine and Hygiene&quot;,&quot;container-title-short&quot;:&quot;Am J Trop Med Hyg&quot;,&quot;accessed&quot;:{&quot;date-parts&quot;:[[2025,7,30]]},&quot;DOI&quot;:&quot;10.4269/AJTMH.15-0375&quot;,&quot;ISSN&quot;:&quot;00029637&quot;,&quot;PMID&quot;:&quot;26856917&quot;,&quot;URL&quot;:&quot;https://pmc.ncbi.nlm.nih.gov/articles/PMC4824221/&quot;,&quot;issued&quot;:{&quot;date-parts&quot;:[[2016,4,1]]},&quot;page&quot;:&quot;800&quot;,&quot;abstract&quot;:&quot;In December 2013, chikungunya virus (CHIKV) was isolated for the first time in the Western Hemisphere (WH) during an epidemic on the island of St. Martin. Subsequently, the virus has spread to 42 countries or territories in the Caribbean, Central, South, and North America. In this study, we have determined the full genomic sequences of 29 temporally and geographically diverse CHIKV strains from 16 countries of the WH. Phylogenetic analyses revealed minimal evolution among compared emergent CHIKV strains of the New World.&quot;,&quot;publisher&quot;:&quot;American Society of Tropical Medicine and Hygiene&quot;,&quot;issue&quot;:&quot;4&quot;,&quot;volume&quot;:&quot;94&quot;},&quot;isTemporary&quot;:false}]},{&quot;citationID&quot;:&quot;MENDELEY_CITATION_4ecd02b6-b38d-4c6b-a728-3a7eef644d8d&quot;,&quot;properties&quot;:{&quot;noteIndex&quot;:0},&quot;isEdited&quot;:false,&quot;manualOverride&quot;:{&quot;isManuallyOverridden&quot;:false,&quot;citeprocText&quot;:&quot;(6,7)&quot;,&quot;manualOverrideText&quot;:&quot;&quot;},&quot;citationTag&quot;:&quot;MENDELEY_CITATION_v3_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&quot;,&quot;citationItems&quot;:[{&quot;id&quot;:&quot;9800b69c-484c-3109-bcec-1e79b70d9bf0&quot;,&quot;itemData&quot;:{&quot;type&quot;:&quot;article-journal&quot;,&quot;id&quot;:&quot;9800b69c-484c-3109-bcec-1e79b70d9bf0&quot;,&quot;title&quot;:&quot;Chikungunya fever&quot;,&quot;author&quot;:[{&quot;family&quot;:&quot;Bartholomeeusen&quot;,&quot;given&quot;:&quot;Koen&quot;,&quot;parse-names&quot;:false,&quot;dropping-particle&quot;:&quot;&quot;,&quot;non-dropping-particle&quot;:&quot;&quot;},{&quot;family&quot;:&quot;Daniel&quot;,&quot;given&quot;:&quot;Matthieu&quot;,&quot;parse-names&quot;:false,&quot;dropping-particle&quot;:&quot;&quot;,&quot;non-dropping-particle&quot;:&quot;&quot;},{&quot;family&quot;:&quot;LaBeaud&quot;,&quot;given&quot;:&quot;Desiree A.&quot;,&quot;parse-names&quot;:false,&quot;dropping-particle&quot;:&quot;&quot;,&quot;non-dropping-particle&quot;:&quot;&quot;},{&quot;family&quot;:&quot;Gasque&quot;,&quot;given&quot;:&quot;Philippe&quot;,&quot;parse-names&quot;:false,&quot;dropping-particle&quot;:&quot;&quot;,&quot;non-dropping-particle&quot;:&quot;&quot;},{&quot;family&quot;:&quot;Peeling&quot;,&quot;given&quot;:&quot;Rosanna W.&quot;,&quot;parse-names&quot;:false,&quot;dropping-particle&quot;:&quot;&quot;,&quot;non-dropping-particle&quot;:&quot;&quot;},{&quot;family&quot;:&quot;Stephenson&quot;,&quot;given&quot;:&quot;Kathryn E.&quot;,&quot;parse-names&quot;:false,&quot;dropping-particle&quot;:&quot;&quot;,&quot;non-dropping-particle&quot;:&quot;&quot;},{&quot;family&quot;:&quot;Ng&quot;,&quot;given&quot;:&quot;Lisa F.P.&quot;,&quot;parse-names&quot;:false,&quot;dropping-particle&quot;:&quot;&quot;,&quot;non-dropping-particle&quot;:&quot;&quot;},{&quot;family&quot;:&quot;Ariën&quot;,&quot;given&quot;:&quot;Kevin K.&quot;,&quot;parse-names&quot;:false,&quot;dropping-particle&quot;:&quot;&quot;,&quot;non-dropping-particle&quot;:&quot;&quot;}],&quot;container-title&quot;:&quot;Nature Reviews Disease Primers 2023 9:1&quot;,&quot;accessed&quot;:{&quot;date-parts&quot;:[[2025,7,29]]},&quot;DOI&quot;:&quot;10.1038/s41572-023-00429-2&quot;,&quot;ISSN&quot;:&quot;2056-676X&quot;,&quot;PMID&quot;:&quot;37024497&quot;,&quot;URL&quot;:&quot;https://www.nature.com/articles/s41572-023-00429-2&quot;,&quot;issued&quot;:{&quot;date-parts&quot;:[[2023,4,6]]},&quot;page&quot;:&quot;1-21&quot;,&quot;abstract&quot;:&quot;Chikungunya virus is widespread throughout the tropics, where it causes recurrent outbreaks of chikungunya fever. In recent years, outbreaks have afflicted populations in East and Central Africa, South America and Southeast Asia. The virus is transmitted by Aedes aegypti and Aedes albopictus mosquitoes. Chikungunya fever is characterized by severe arthralgia and myalgia that can persist for years and have considerable detrimental effects on health, quality of life and economic productivity. The effects of climate change as well as increased globalization of commerce and travel have led to growth of the habitat of Aedes mosquitoes. As a result, increasing numbers of people will be at risk of chikungunya fever in the coming years. In the absence of specific antiviral treatments and with vaccines still in development, surveillance and vector control are essential to suppress re-emergence and epidemics. Chikungunya fever is an acute febrile illness caused by chikungunya virus, a mosquito-borne alphavirus. This Primer by Bartholomeeusen and colleagues summarizes the epidemiology, mechanisms, diagnosis and treatment of chikungunya fever, and discusses patient quality of life and open research questions for this condition.&quot;,&quot;publisher&quot;:&quot;Nature Publishing Group&quot;,&quot;issue&quot;:&quot;1&quot;,&quot;volume&quot;:&quot;9&quot;,&quot;container-title-short&quot;:&quot;&quot;},&quot;isTemporary&quot;:false},{&quot;id&quot;:&quot;bf9ee81d-2ffd-3ff5-bf1f-d099b746d483&quot;,&quot;itemData&quot;:{&quot;type&quot;:&quot;article-journal&quot;,&quot;id&quot;:&quot;bf9ee81d-2ffd-3ff5-bf1f-d099b746d483&quot;,&quot;title&quot;:&quot;Reappearance of chikungunya, formerly called Dengue, in the Americas&quot;,&quot;author&quot;:[{&quot;family&quot;:&quot;Halstead&quot;,&quot;given&quot;:&quot;Scott B.&quot;,&quot;parse-names&quot;:false,&quot;dropping-particle&quot;:&quot;&quot;,&quot;non-dropping-particle&quot;:&quot;&quot;}],&quot;container-title&quot;:&quot;Emerging Infectious Diseases&quot;,&quot;container-title-short&quot;:&quot;Emerg Infect Dis&quot;,&quot;accessed&quot;:{&quot;date-parts&quot;:[[2025,7,30]]},&quot;DOI&quot;:&quot;10.3201/EID2104.141723&quot;,&quot;ISSN&quot;:&quot;10806059&quot;,&quot;PMID&quot;:&quot;25816211&quot;,&quot;issued&quot;:{&quot;date-parts&quot;:[[2015]]},&quot;page&quot;:&quot;557-561&quot;,&quot;abstract&quot;:&quot;After an absence of ≈200 years, chikungunya returned to the American tropics in 2013. The virus is maintained in a complex African zoonotic cycle but escapes into an urban cycle at 40- to 50-year intervals, causing global pandemics. In 1823, classical chikungunya, a viral exanthem in humans, occurred on Zanzibar, and in 1827, it arrived in the Caribbean and spread to North and South America. In Zanzibar, the disease was known as kidenga pepo, Swahili for a sudden cramp-like seizure caused by an evil spirit; in Cuba, it was known as dengue, a Spanish homonym of denga. During the eighteenth century, dengue (present-day chikungunya) was distinguished from breakbone fever (present-day dengue), another febrile exanthem. In the twentieth century, experiments resulted in the recovery and naming of present-day dengue viruses. In 1952, chikungunya virus was recovered during an outbreak in Tanzania, but by then, the virus had lost its original name to present-day dengue viruses.&quot;,&quot;publisher&quot;:&quot;Centers for Disease Control and Prevention (CDC)&quot;,&quot;issue&quot;:&quot;4&quot;,&quot;volume&quot;:&quot;21&quot;},&quot;isTemporary&quot;:false}]},{&quot;citationID&quot;:&quot;MENDELEY_CITATION_e82ff042-cbc4-4e3b-a988-56e4bc26f06e&quot;,&quot;properties&quot;:{&quot;noteIndex&quot;:0},&quot;isEdited&quot;:false,&quot;manualOverride&quot;:{&quot;isManuallyOverridden&quot;:false,&quot;citeprocText&quot;:&quot;(4,6)&quot;,&quot;manualOverrideText&quot;:&quot;&quot;},&quot;citationTag&quot;:&quot;MENDELEY_CITATION_v3_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&quot;,&quot;citationItems&quot;:[{&quot;id&quot;:&quot;9800b69c-484c-3109-bcec-1e79b70d9bf0&quot;,&quot;itemData&quot;:{&quot;type&quot;:&quot;article-journal&quot;,&quot;id&quot;:&quot;9800b69c-484c-3109-bcec-1e79b70d9bf0&quot;,&quot;title&quot;:&quot;Chikungunya fever&quot;,&quot;author&quot;:[{&quot;family&quot;:&quot;Bartholomeeusen&quot;,&quot;given&quot;:&quot;Koen&quot;,&quot;parse-names&quot;:false,&quot;dropping-particle&quot;:&quot;&quot;,&quot;non-dropping-particle&quot;:&quot;&quot;},{&quot;family&quot;:&quot;Daniel&quot;,&quot;given&quot;:&quot;Matthieu&quot;,&quot;parse-names&quot;:false,&quot;dropping-particle&quot;:&quot;&quot;,&quot;non-dropping-particle&quot;:&quot;&quot;},{&quot;family&quot;:&quot;LaBeaud&quot;,&quot;given&quot;:&quot;Desiree A.&quot;,&quot;parse-names&quot;:false,&quot;dropping-particle&quot;:&quot;&quot;,&quot;non-dropping-particle&quot;:&quot;&quot;},{&quot;family&quot;:&quot;Gasque&quot;,&quot;given&quot;:&quot;Philippe&quot;,&quot;parse-names&quot;:false,&quot;dropping-particle&quot;:&quot;&quot;,&quot;non-dropping-particle&quot;:&quot;&quot;},{&quot;family&quot;:&quot;Peeling&quot;,&quot;given&quot;:&quot;Rosanna W.&quot;,&quot;parse-names&quot;:false,&quot;dropping-particle&quot;:&quot;&quot;,&quot;non-dropping-particle&quot;:&quot;&quot;},{&quot;family&quot;:&quot;Stephenson&quot;,&quot;given&quot;:&quot;Kathryn E.&quot;,&quot;parse-names&quot;:false,&quot;dropping-particle&quot;:&quot;&quot;,&quot;non-dropping-particle&quot;:&quot;&quot;},{&quot;family&quot;:&quot;Ng&quot;,&quot;given&quot;:&quot;Lisa F.P.&quot;,&quot;parse-names&quot;:false,&quot;dropping-particle&quot;:&quot;&quot;,&quot;non-dropping-particle&quot;:&quot;&quot;},{&quot;family&quot;:&quot;Ariën&quot;,&quot;given&quot;:&quot;Kevin K.&quot;,&quot;parse-names&quot;:false,&quot;dropping-particle&quot;:&quot;&quot;,&quot;non-dropping-particle&quot;:&quot;&quot;}],&quot;container-title&quot;:&quot;Nature Reviews Disease Primers 2023 9:1&quot;,&quot;accessed&quot;:{&quot;date-parts&quot;:[[2025,7,29]]},&quot;DOI&quot;:&quot;10.1038/s41572-023-00429-2&quot;,&quot;ISSN&quot;:&quot;2056-676X&quot;,&quot;PMID&quot;:&quot;37024497&quot;,&quot;URL&quot;:&quot;https://www.nature.com/articles/s41572-023-00429-2&quot;,&quot;issued&quot;:{&quot;date-parts&quot;:[[2023,4,6]]},&quot;page&quot;:&quot;1-21&quot;,&quot;abstract&quot;:&quot;Chikungunya virus is widespread throughout the tropics, where it causes recurrent outbreaks of chikungunya fever. In recent years, outbreaks have afflicted populations in East and Central Africa, South America and Southeast Asia. The virus is transmitted by Aedes aegypti and Aedes albopictus mosquitoes. Chikungunya fever is characterized by severe arthralgia and myalgia that can persist for years and have considerable detrimental effects on health, quality of life and economic productivity. The effects of climate change as well as increased globalization of commerce and travel have led to growth of the habitat of Aedes mosquitoes. As a result, increasing numbers of people will be at risk of chikungunya fever in the coming years. In the absence of specific antiviral treatments and with vaccines still in development, surveillance and vector control are essential to suppress re-emergence and epidemics. Chikungunya fever is an acute febrile illness caused by chikungunya virus, a mosquito-borne alphavirus. This Primer by Bartholomeeusen and colleagues summarizes the epidemiology, mechanisms, diagnosis and treatment of chikungunya fever, and discusses patient quality of life and open research questions for this condition.&quot;,&quot;publisher&quot;:&quot;Nature Publishing Group&quot;,&quot;issue&quot;:&quot;1&quot;,&quot;volume&quot;:&quot;9&quot;,&quot;container-title-short&quot;:&quot;&quot;},&quot;isTemporary&quot;:false},{&quot;id&quot;:&quot;4f978143-98d0-3fdd-ae80-52d58d411ead&quot;,&quot;itemData&quot;:{&quot;type&quot;:&quot;webpage&quot;,&quot;id&quot;:&quot;4f978143-98d0-3fdd-ae80-52d58d411ead&quot;,&quot;title&quot;:&quot;Chikungunya&quot;,&quot;accessed&quot;:{&quot;date-parts&quot;:[[2025,7,30]]},&quot;URL&quot;:&quot;https://www.who.int/health-topics/chikungunya#tab=tab_1&quot;,&quot;container-title-short&quot;:&quot;&quot;},&quot;isTemporary&quot;:false}]},{&quot;citationID&quot;:&quot;MENDELEY_CITATION_e225cc0d-7933-4950-bde1-cb2a750bbb0c&quot;,&quot;properties&quot;:{&quot;noteIndex&quot;:0},&quot;isEdited&quot;:false,&quot;manualOverride&quot;:{&quot;isManuallyOverridden&quot;:false,&quot;citeprocText&quot;:&quot;(1)&quot;,&quot;manualOverrideText&quot;:&quot;&quot;},&quot;citationTag&quot;:&quot;MENDELEY_CITATION_v3_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&quot;,&quot;citationItems&quot;:[{&quot;id&quot;:&quot;03a45da2-b9e9-3531-9f01-5f61fac20cb2&quot;,&quot;itemData&quot;:{&quot;type&quot;:&quot;article-journal&quot;,&quot;id&quot;:&quot;03a45da2-b9e9-3531-9f01-5f61fac20cb2&quot;,&quot;title&quot;:&quot;The global health and economic burden of chikungunya from 2011 to 2020: a model-driven analysis on the impact of an emerging vector-borne disease&quot;,&quot;author&quot;:[{&quot;family&quot;:&quot;Roo&quot;,&quot;given&quot;:&quot;Adrianne Marije&quot;,&quot;parse-names&quot;:false,&quot;dropping-particle&quot;:&quot;&quot;,&quot;non-dropping-particle&quot;:&quot;De&quot;},{&quot;family&quot;:&quot;Vondeling&quot;,&quot;given&quot;:&quot;Gerard Timmy&quot;,&quot;parse-names&quot;:false,&quot;dropping-particle&quot;:&quot;&quot;,&quot;non-dropping-particle&quot;:&quot;&quot;},{&quot;family&quot;:&quot;Boer&quot;,&quot;given&quot;:&quot;Martijn&quot;,&quot;parse-names&quot;:false,&quot;dropping-particle&quot;:&quot;&quot;,&quot;non-dropping-particle&quot;:&quot;&quot;},{&quot;family&quot;:&quot;Murray&quot;,&quot;given&quot;:&quot;Kristy&quot;,&quot;parse-names&quot;:false,&quot;dropping-particle&quot;:&quot;&quot;,&quot;non-dropping-particle&quot;:&quot;&quot;},{&quot;family&quot;:&quot;Postma&quot;,&quot;given&quot;:&quot;Maarten Jacobus&quot;,&quot;parse-names&quot;:false,&quot;dropping-particle&quot;:&quot;&quot;,&quot;non-dropping-particle&quot;:&quot;&quot;}],&quot;container-title&quot;:&quot;BMJ Global Health&quot;,&quot;container-title-short&quot;:&quot;BMJ Glob Health&quot;,&quot;accessed&quot;:{&quot;date-parts&quot;:[[2025,7,29]]},&quot;DOI&quot;:&quot;10.1136/BMJGH-2024-016648&quot;,&quot;ISSN&quot;:&quot;2059-7908&quot;,&quot;PMID&quot;:&quot;10.1136/bmjgh-2024-016648&quot;,&quot;URL&quot;:&quot;https://gh.bmj.com/content/9/12/e016648&quot;,&quot;issued&quot;:{&quot;date-parts&quot;:[[2024,12,3]]},&quot;abstract&quot;:&quot;Introduction Chikungunya is a mosquito-borne arboviral disease posing an emerging global public health threat. Understanding the global burden of chikungunya is critical for designing effective prevention and control strategies. However, current estimates of the economic and health impact of chikungunya remain limited and are potentially underestimated. This study aims to provide a comprehensive overview of the chikungunya burden worldwide.Methods We analysed the global burden of chikungunya between 2011 and 2020 and calculated disability-adjusted life years (DALYs) and direct and indirect costs using a data-driven simulation model. The main outcomes were the number of cases, the total DALY burden, and the direct and indirect costs of acute and chronic chikungunya between 2011 and 2020.Results Our study revealed a total of 18.7 million chikungunya cases in 110 countries between 2011 and 2020, causing 1.95 million DALYs. Most of this burden was found in the Latin American and Caribbean region. The total economic burden caused by chikungunya over these 10 years was estimated at $2.8 billion in direct costs and $47.1 billion in indirect costs worldwide. Long-term chronic illness was the source of most costs and DALYs.Conclusion Chikungunya has a higher disease burden than was previously estimated and costs related to the disease are substantial. Especially in combination with its unpredictable nature, chikungunya could significantly impact local health systems. Insights from this study could inform decision makers on the impact of chikungunya on population health and help them to appropriately allocate resources to protect vulnerable populations from this debilitating disease.&quot;,&quot;publisher&quot;:&quot;BMJ Publishing Group Ltd&quot;,&quot;issue&quot;:&quot;12&quot;,&quot;volume&quot;:&quot;9&quot;},&quot;isTemporary&quot;:false}]},{&quot;citationID&quot;:&quot;MENDELEY_CITATION_326d4338-33a2-4a90-ba26-d7bc3dea6313&quot;,&quot;properties&quot;:{&quot;noteIndex&quot;:0},&quot;isEdited&quot;:false,&quot;manualOverride&quot;:{&quot;isManuallyOverridden&quot;:false,&quot;citeprocText&quot;:&quot;(1)&quot;,&quot;manualOverrideText&quot;:&quot;&quot;},&quot;citationTag&quot;:&quot;MENDELEY_CITATION_v3_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&quot;,&quot;citationItems&quot;:[{&quot;id&quot;:&quot;03a45da2-b9e9-3531-9f01-5f61fac20cb2&quot;,&quot;itemData&quot;:{&quot;type&quot;:&quot;article-journal&quot;,&quot;id&quot;:&quot;03a45da2-b9e9-3531-9f01-5f61fac20cb2&quot;,&quot;title&quot;:&quot;The global health and economic burden of chikungunya from 2011 to 2020: a model-driven analysis on the impact of an emerging vector-borne disease&quot;,&quot;author&quot;:[{&quot;family&quot;:&quot;Roo&quot;,&quot;given&quot;:&quot;Adrianne Marije&quot;,&quot;parse-names&quot;:false,&quot;dropping-particle&quot;:&quot;&quot;,&quot;non-dropping-particle&quot;:&quot;De&quot;},{&quot;family&quot;:&quot;Vondeling&quot;,&quot;given&quot;:&quot;Gerard Timmy&quot;,&quot;parse-names&quot;:false,&quot;dropping-particle&quot;:&quot;&quot;,&quot;non-dropping-particle&quot;:&quot;&quot;},{&quot;family&quot;:&quot;Boer&quot;,&quot;given&quot;:&quot;Martijn&quot;,&quot;parse-names&quot;:false,&quot;dropping-particle&quot;:&quot;&quot;,&quot;non-dropping-particle&quot;:&quot;&quot;},{&quot;family&quot;:&quot;Murray&quot;,&quot;given&quot;:&quot;Kristy&quot;,&quot;parse-names&quot;:false,&quot;dropping-particle&quot;:&quot;&quot;,&quot;non-dropping-particle&quot;:&quot;&quot;},{&quot;family&quot;:&quot;Postma&quot;,&quot;given&quot;:&quot;Maarten Jacobus&quot;,&quot;parse-names&quot;:false,&quot;dropping-particle&quot;:&quot;&quot;,&quot;non-dropping-particle&quot;:&quot;&quot;}],&quot;container-title&quot;:&quot;BMJ Global Health&quot;,&quot;container-title-short&quot;:&quot;BMJ Glob Health&quot;,&quot;accessed&quot;:{&quot;date-parts&quot;:[[2025,7,29]]},&quot;DOI&quot;:&quot;10.1136/BMJGH-2024-016648&quot;,&quot;ISSN&quot;:&quot;2059-7908&quot;,&quot;PMID&quot;:&quot;10.1136/bmjgh-2024-016648&quot;,&quot;URL&quot;:&quot;https://gh.bmj.com/content/9/12/e016648&quot;,&quot;issued&quot;:{&quot;date-parts&quot;:[[2024,12,3]]},&quot;abstract&quot;:&quot;Introduction Chikungunya is a mosquito-borne arboviral disease posing an emerging global public health threat. Understanding the global burden of chikungunya is critical for designing effective prevention and control strategies. However, current estimates of the economic and health impact of chikungunya remain limited and are potentially underestimated. This study aims to provide a comprehensive overview of the chikungunya burden worldwide.Methods We analysed the global burden of chikungunya between 2011 and 2020 and calculated disability-adjusted life years (DALYs) and direct and indirect costs using a data-driven simulation model. The main outcomes were the number of cases, the total DALY burden, and the direct and indirect costs of acute and chronic chikungunya between 2011 and 2020.Results Our study revealed a total of 18.7 million chikungunya cases in 110 countries between 2011 and 2020, causing 1.95 million DALYs. Most of this burden was found in the Latin American and Caribbean region. The total economic burden caused by chikungunya over these 10 years was estimated at $2.8 billion in direct costs and $47.1 billion in indirect costs worldwide. Long-term chronic illness was the source of most costs and DALYs.Conclusion Chikungunya has a higher disease burden than was previously estimated and costs related to the disease are substantial. Especially in combination with its unpredictable nature, chikungunya could significantly impact local health systems. Insights from this study could inform decision makers on the impact of chikungunya on population health and help them to appropriately allocate resources to protect vulnerable populations from this debilitating disease.&quot;,&quot;publisher&quot;:&quot;BMJ Publishing Group Ltd&quot;,&quot;issue&quot;:&quot;12&quot;,&quot;volume&quot;:&quot;9&quot;},&quot;isTemporary&quot;:false}]},{&quot;citationID&quot;:&quot;MENDELEY_CITATION_6b6fa03f-0c1c-4921-b44e-a5e5eaeac416&quot;,&quot;properties&quot;:{&quot;noteIndex&quot;:0},&quot;isEdited&quot;:false,&quot;manualOverride&quot;:{&quot;isManuallyOverridden&quot;:false,&quot;citeprocText&quot;:&quot;(6)&quot;,&quot;manualOverrideText&quot;:&quot;&quot;},&quot;citationTag&quot;:&quot;MENDELEY_CITATION_v3_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&quot;,&quot;citationItems&quot;:[{&quot;id&quot;:&quot;9800b69c-484c-3109-bcec-1e79b70d9bf0&quot;,&quot;itemData&quot;:{&quot;type&quot;:&quot;article-journal&quot;,&quot;id&quot;:&quot;9800b69c-484c-3109-bcec-1e79b70d9bf0&quot;,&quot;title&quot;:&quot;Chikungunya fever&quot;,&quot;author&quot;:[{&quot;family&quot;:&quot;Bartholomeeusen&quot;,&quot;given&quot;:&quot;Koen&quot;,&quot;parse-names&quot;:false,&quot;dropping-particle&quot;:&quot;&quot;,&quot;non-dropping-particle&quot;:&quot;&quot;},{&quot;family&quot;:&quot;Daniel&quot;,&quot;given&quot;:&quot;Matthieu&quot;,&quot;parse-names&quot;:false,&quot;dropping-particle&quot;:&quot;&quot;,&quot;non-dropping-particle&quot;:&quot;&quot;},{&quot;family&quot;:&quot;LaBeaud&quot;,&quot;given&quot;:&quot;Desiree A.&quot;,&quot;parse-names&quot;:false,&quot;dropping-particle&quot;:&quot;&quot;,&quot;non-dropping-particle&quot;:&quot;&quot;},{&quot;family&quot;:&quot;Gasque&quot;,&quot;given&quot;:&quot;Philippe&quot;,&quot;parse-names&quot;:false,&quot;dropping-particle&quot;:&quot;&quot;,&quot;non-dropping-particle&quot;:&quot;&quot;},{&quot;family&quot;:&quot;Peeling&quot;,&quot;given&quot;:&quot;Rosanna W.&quot;,&quot;parse-names&quot;:false,&quot;dropping-particle&quot;:&quot;&quot;,&quot;non-dropping-particle&quot;:&quot;&quot;},{&quot;family&quot;:&quot;Stephenson&quot;,&quot;given&quot;:&quot;Kathryn E.&quot;,&quot;parse-names&quot;:false,&quot;dropping-particle&quot;:&quot;&quot;,&quot;non-dropping-particle&quot;:&quot;&quot;},{&quot;family&quot;:&quot;Ng&quot;,&quot;given&quot;:&quot;Lisa F.P.&quot;,&quot;parse-names&quot;:false,&quot;dropping-particle&quot;:&quot;&quot;,&quot;non-dropping-particle&quot;:&quot;&quot;},{&quot;family&quot;:&quot;Ariën&quot;,&quot;given&quot;:&quot;Kevin K.&quot;,&quot;parse-names&quot;:false,&quot;dropping-particle&quot;:&quot;&quot;,&quot;non-dropping-particle&quot;:&quot;&quot;}],&quot;container-title&quot;:&quot;Nature Reviews Disease Primers 2023 9:1&quot;,&quot;accessed&quot;:{&quot;date-parts&quot;:[[2025,7,29]]},&quot;DOI&quot;:&quot;10.1038/s41572-023-00429-2&quot;,&quot;ISSN&quot;:&quot;2056-676X&quot;,&quot;PMID&quot;:&quot;37024497&quot;,&quot;URL&quot;:&quot;https://www.nature.com/articles/s41572-023-00429-2&quot;,&quot;issued&quot;:{&quot;date-parts&quot;:[[2023,4,6]]},&quot;page&quot;:&quot;1-21&quot;,&quot;abstract&quot;:&quot;Chikungunya virus is widespread throughout the tropics, where it causes recurrent outbreaks of chikungunya fever. In recent years, outbreaks have afflicted populations in East and Central Africa, South America and Southeast Asia. The virus is transmitted by Aedes aegypti and Aedes albopictus mosquitoes. Chikungunya fever is characterized by severe arthralgia and myalgia that can persist for years and have considerable detrimental effects on health, quality of life and economic productivity. The effects of climate change as well as increased globalization of commerce and travel have led to growth of the habitat of Aedes mosquitoes. As a result, increasing numbers of people will be at risk of chikungunya fever in the coming years. In the absence of specific antiviral treatments and with vaccines still in development, surveillance and vector control are essential to suppress re-emergence and epidemics. Chikungunya fever is an acute febrile illness caused by chikungunya virus, a mosquito-borne alphavirus. This Primer by Bartholomeeusen and colleagues summarizes the epidemiology, mechanisms, diagnosis and treatment of chikungunya fever, and discusses patient quality of life and open research questions for this condition.&quot;,&quot;publisher&quot;:&quot;Nature Publishing Group&quot;,&quot;issue&quot;:&quot;1&quot;,&quot;volume&quot;:&quot;9&quot;,&quot;container-title-short&quot;:&quot;&quot;},&quot;isTemporary&quot;:false}]},{&quot;citationID&quot;:&quot;MENDELEY_CITATION_7ee42684-2b05-449d-8a06-d637b443413f&quot;,&quot;properties&quot;:{&quot;noteIndex&quot;:0},&quot;isEdited&quot;:false,&quot;manualOverride&quot;:{&quot;isManuallyOverridden&quot;:false,&quot;citeprocText&quot;:&quot;(7)&quot;,&quot;manualOverrideText&quot;:&quot;&quot;},&quot;citationTag&quot;:&quot;MENDELEY_CITATION_v3_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&quot;,&quot;citationItems&quot;:[{&quot;id&quot;:&quot;bf9ee81d-2ffd-3ff5-bf1f-d099b746d483&quot;,&quot;itemData&quot;:{&quot;type&quot;:&quot;article-journal&quot;,&quot;id&quot;:&quot;bf9ee81d-2ffd-3ff5-bf1f-d099b746d483&quot;,&quot;title&quot;:&quot;Reappearance of chikungunya, formerly called Dengue, in the Americas&quot;,&quot;author&quot;:[{&quot;family&quot;:&quot;Halstead&quot;,&quot;given&quot;:&quot;Scott B.&quot;,&quot;parse-names&quot;:false,&quot;dropping-particle&quot;:&quot;&quot;,&quot;non-dropping-particle&quot;:&quot;&quot;}],&quot;container-title&quot;:&quot;Emerging Infectious Diseases&quot;,&quot;container-title-short&quot;:&quot;Emerg Infect Dis&quot;,&quot;accessed&quot;:{&quot;date-parts&quot;:[[2025,7,30]]},&quot;DOI&quot;:&quot;10.3201/EID2104.141723&quot;,&quot;ISSN&quot;:&quot;10806059&quot;,&quot;PMID&quot;:&quot;25816211&quot;,&quot;issued&quot;:{&quot;date-parts&quot;:[[2015]]},&quot;page&quot;:&quot;557-561&quot;,&quot;abstract&quot;:&quot;After an absence of ≈200 years, chikungunya returned to the American tropics in 2013. The virus is maintained in a complex African zoonotic cycle but escapes into an urban cycle at 40- to 50-year intervals, causing global pandemics. In 1823, classical chikungunya, a viral exanthem in humans, occurred on Zanzibar, and in 1827, it arrived in the Caribbean and spread to North and South America. In Zanzibar, the disease was known as kidenga pepo, Swahili for a sudden cramp-like seizure caused by an evil spirit; in Cuba, it was known as dengue, a Spanish homonym of denga. During the eighteenth century, dengue (present-day chikungunya) was distinguished from breakbone fever (present-day dengue), another febrile exanthem. In the twentieth century, experiments resulted in the recovery and naming of present-day dengue viruses. In 1952, chikungunya virus was recovered during an outbreak in Tanzania, but by then, the virus had lost its original name to present-day dengue viruses.&quot;,&quot;publisher&quot;:&quot;Centers for Disease Control and Prevention (CDC)&quot;,&quot;issue&quot;:&quot;4&quot;,&quot;volume&quot;:&quot;21&quot;},&quot;isTemporary&quot;:false}]},{&quot;citationID&quot;:&quot;MENDELEY_CITATION_cd0f0822-16b9-4b70-b83e-6ac8facae05f&quot;,&quot;properties&quot;:{&quot;noteIndex&quot;:0},&quot;isEdited&quot;:false,&quot;manualOverride&quot;:{&quot;isManuallyOverridden&quot;:false,&quot;citeprocText&quot;:&quot;(6)&quot;,&quot;manualOverrideText&quot;:&quot;&quot;},&quot;citationTag&quot;:&quot;MENDELEY_CITATION_v3_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&quot;,&quot;citationItems&quot;:[{&quot;id&quot;:&quot;9800b69c-484c-3109-bcec-1e79b70d9bf0&quot;,&quot;itemData&quot;:{&quot;type&quot;:&quot;article-journal&quot;,&quot;id&quot;:&quot;9800b69c-484c-3109-bcec-1e79b70d9bf0&quot;,&quot;title&quot;:&quot;Chikungunya fever&quot;,&quot;author&quot;:[{&quot;family&quot;:&quot;Bartholomeeusen&quot;,&quot;given&quot;:&quot;Koen&quot;,&quot;parse-names&quot;:false,&quot;dropping-particle&quot;:&quot;&quot;,&quot;non-dropping-particle&quot;:&quot;&quot;},{&quot;family&quot;:&quot;Daniel&quot;,&quot;given&quot;:&quot;Matthieu&quot;,&quot;parse-names&quot;:false,&quot;dropping-particle&quot;:&quot;&quot;,&quot;non-dropping-particle&quot;:&quot;&quot;},{&quot;family&quot;:&quot;LaBeaud&quot;,&quot;given&quot;:&quot;Desiree A.&quot;,&quot;parse-names&quot;:false,&quot;dropping-particle&quot;:&quot;&quot;,&quot;non-dropping-particle&quot;:&quot;&quot;},{&quot;family&quot;:&quot;Gasque&quot;,&quot;given&quot;:&quot;Philippe&quot;,&quot;parse-names&quot;:false,&quot;dropping-particle&quot;:&quot;&quot;,&quot;non-dropping-particle&quot;:&quot;&quot;},{&quot;family&quot;:&quot;Peeling&quot;,&quot;given&quot;:&quot;Rosanna W.&quot;,&quot;parse-names&quot;:false,&quot;dropping-particle&quot;:&quot;&quot;,&quot;non-dropping-particle&quot;:&quot;&quot;},{&quot;family&quot;:&quot;Stephenson&quot;,&quot;given&quot;:&quot;Kathryn E.&quot;,&quot;parse-names&quot;:false,&quot;dropping-particle&quot;:&quot;&quot;,&quot;non-dropping-particle&quot;:&quot;&quot;},{&quot;family&quot;:&quot;Ng&quot;,&quot;given&quot;:&quot;Lisa F.P.&quot;,&quot;parse-names&quot;:false,&quot;dropping-particle&quot;:&quot;&quot;,&quot;non-dropping-particle&quot;:&quot;&quot;},{&quot;family&quot;:&quot;Ariën&quot;,&quot;given&quot;:&quot;Kevin K.&quot;,&quot;parse-names&quot;:false,&quot;dropping-particle&quot;:&quot;&quot;,&quot;non-dropping-particle&quot;:&quot;&quot;}],&quot;container-title&quot;:&quot;Nature Reviews Disease Primers 2023 9:1&quot;,&quot;accessed&quot;:{&quot;date-parts&quot;:[[2025,7,29]]},&quot;DOI&quot;:&quot;10.1038/s41572-023-00429-2&quot;,&quot;ISSN&quot;:&quot;2056-676X&quot;,&quot;PMID&quot;:&quot;37024497&quot;,&quot;URL&quot;:&quot;https://www.nature.com/articles/s41572-023-00429-2&quot;,&quot;issued&quot;:{&quot;date-parts&quot;:[[2023,4,6]]},&quot;page&quot;:&quot;1-21&quot;,&quot;abstract&quot;:&quot;Chikungunya virus is widespread throughout the tropics, where it causes recurrent outbreaks of chikungunya fever. In recent years, outbreaks have afflicted populations in East and Central Africa, South America and Southeast Asia. The virus is transmitted by Aedes aegypti and Aedes albopictus mosquitoes. Chikungunya fever is characterized by severe arthralgia and myalgia that can persist for years and have considerable detrimental effects on health, quality of life and economic productivity. The effects of climate change as well as increased globalization of commerce and travel have led to growth of the habitat of Aedes mosquitoes. As a result, increasing numbers of people will be at risk of chikungunya fever in the coming years. In the absence of specific antiviral treatments and with vaccines still in development, surveillance and vector control are essential to suppress re-emergence and epidemics. Chikungunya fever is an acute febrile illness caused by chikungunya virus, a mosquito-borne alphavirus. This Primer by Bartholomeeusen and colleagues summarizes the epidemiology, mechanisms, diagnosis and treatment of chikungunya fever, and discusses patient quality of life and open research questions for this condition.&quot;,&quot;publisher&quot;:&quot;Nature Publishing Group&quot;,&quot;issue&quot;:&quot;1&quot;,&quot;volume&quot;:&quot;9&quot;,&quot;container-title-short&quot;:&quot;&quot;},&quot;isTemporary&quot;:false}]},{&quot;citationID&quot;:&quot;MENDELEY_CITATION_3e492fcd-068d-445a-aa95-cf2d3cbc4dd4&quot;,&quot;properties&quot;:{&quot;noteIndex&quot;:0},&quot;isEdited&quot;:false,&quot;manualOverride&quot;:{&quot;isManuallyOverridden&quot;:false,&quot;citeprocText&quot;:&quot;(6)&quot;,&quot;manualOverrideText&quot;:&quot;&quot;},&quot;citationTag&quot;:&quot;MENDELEY_CITATION_v3_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&quot;,&quot;citationItems&quot;:[{&quot;id&quot;:&quot;9800b69c-484c-3109-bcec-1e79b70d9bf0&quot;,&quot;itemData&quot;:{&quot;type&quot;:&quot;article-journal&quot;,&quot;id&quot;:&quot;9800b69c-484c-3109-bcec-1e79b70d9bf0&quot;,&quot;title&quot;:&quot;Chikungunya fever&quot;,&quot;author&quot;:[{&quot;family&quot;:&quot;Bartholomeeusen&quot;,&quot;given&quot;:&quot;Koen&quot;,&quot;parse-names&quot;:false,&quot;dropping-particle&quot;:&quot;&quot;,&quot;non-dropping-particle&quot;:&quot;&quot;},{&quot;family&quot;:&quot;Daniel&quot;,&quot;given&quot;:&quot;Matthieu&quot;,&quot;parse-names&quot;:false,&quot;dropping-particle&quot;:&quot;&quot;,&quot;non-dropping-particle&quot;:&quot;&quot;},{&quot;family&quot;:&quot;LaBeaud&quot;,&quot;given&quot;:&quot;Desiree A.&quot;,&quot;parse-names&quot;:false,&quot;dropping-particle&quot;:&quot;&quot;,&quot;non-dropping-particle&quot;:&quot;&quot;},{&quot;family&quot;:&quot;Gasque&quot;,&quot;given&quot;:&quot;Philippe&quot;,&quot;parse-names&quot;:false,&quot;dropping-particle&quot;:&quot;&quot;,&quot;non-dropping-particle&quot;:&quot;&quot;},{&quot;family&quot;:&quot;Peeling&quot;,&quot;given&quot;:&quot;Rosanna W.&quot;,&quot;parse-names&quot;:false,&quot;dropping-particle&quot;:&quot;&quot;,&quot;non-dropping-particle&quot;:&quot;&quot;},{&quot;family&quot;:&quot;Stephenson&quot;,&quot;given&quot;:&quot;Kathryn E.&quot;,&quot;parse-names&quot;:false,&quot;dropping-particle&quot;:&quot;&quot;,&quot;non-dropping-particle&quot;:&quot;&quot;},{&quot;family&quot;:&quot;Ng&quot;,&quot;given&quot;:&quot;Lisa F.P.&quot;,&quot;parse-names&quot;:false,&quot;dropping-particle&quot;:&quot;&quot;,&quot;non-dropping-particle&quot;:&quot;&quot;},{&quot;family&quot;:&quot;Ariën&quot;,&quot;given&quot;:&quot;Kevin K.&quot;,&quot;parse-names&quot;:false,&quot;dropping-particle&quot;:&quot;&quot;,&quot;non-dropping-particle&quot;:&quot;&quot;}],&quot;container-title&quot;:&quot;Nature Reviews Disease Primers 2023 9:1&quot;,&quot;accessed&quot;:{&quot;date-parts&quot;:[[2025,7,29]]},&quot;DOI&quot;:&quot;10.1038/s41572-023-00429-2&quot;,&quot;ISSN&quot;:&quot;2056-676X&quot;,&quot;PMID&quot;:&quot;37024497&quot;,&quot;URL&quot;:&quot;https://www.nature.com/articles/s41572-023-00429-2&quot;,&quot;issued&quot;:{&quot;date-parts&quot;:[[2023,4,6]]},&quot;page&quot;:&quot;1-21&quot;,&quot;abstract&quot;:&quot;Chikungunya virus is widespread throughout the tropics, where it causes recurrent outbreaks of chikungunya fever. In recent years, outbreaks have afflicted populations in East and Central Africa, South America and Southeast Asia. The virus is transmitted by Aedes aegypti and Aedes albopictus mosquitoes. Chikungunya fever is characterized by severe arthralgia and myalgia that can persist for years and have considerable detrimental effects on health, quality of life and economic productivity. The effects of climate change as well as increased globalization of commerce and travel have led to growth of the habitat of Aedes mosquitoes. As a result, increasing numbers of people will be at risk of chikungunya fever in the coming years. In the absence of specific antiviral treatments and with vaccines still in development, surveillance and vector control are essential to suppress re-emergence and epidemics. Chikungunya fever is an acute febrile illness caused by chikungunya virus, a mosquito-borne alphavirus. This Primer by Bartholomeeusen and colleagues summarizes the epidemiology, mechanisms, diagnosis and treatment of chikungunya fever, and discusses patient quality of life and open research questions for this condition.&quot;,&quot;publisher&quot;:&quot;Nature Publishing Group&quot;,&quot;issue&quot;:&quot;1&quot;,&quot;volume&quot;:&quot;9&quot;,&quot;container-title-short&quot;:&quot;&quot;},&quot;isTemporary&quot;:false}]},{&quot;citationID&quot;:&quot;MENDELEY_CITATION_f13b6a70-3202-4a3e-acd6-f8853196845f&quot;,&quot;properties&quot;:{&quot;noteIndex&quot;:0},&quot;isEdited&quot;:false,&quot;manualOverride&quot;:{&quot;isManuallyOverridden&quot;:false,&quot;citeprocText&quot;:&quot;(6)&quot;,&quot;manualOverrideText&quot;:&quot;&quot;},&quot;citationTag&quot;:&quot;MENDELEY_CITATION_v3_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&quot;,&quot;citationItems&quot;:[{&quot;id&quot;:&quot;9800b69c-484c-3109-bcec-1e79b70d9bf0&quot;,&quot;itemData&quot;:{&quot;type&quot;:&quot;article-journal&quot;,&quot;id&quot;:&quot;9800b69c-484c-3109-bcec-1e79b70d9bf0&quot;,&quot;title&quot;:&quot;Chikungunya fever&quot;,&quot;author&quot;:[{&quot;family&quot;:&quot;Bartholomeeusen&quot;,&quot;given&quot;:&quot;Koen&quot;,&quot;parse-names&quot;:false,&quot;dropping-particle&quot;:&quot;&quot;,&quot;non-dropping-particle&quot;:&quot;&quot;},{&quot;family&quot;:&quot;Daniel&quot;,&quot;given&quot;:&quot;Matthieu&quot;,&quot;parse-names&quot;:false,&quot;dropping-particle&quot;:&quot;&quot;,&quot;non-dropping-particle&quot;:&quot;&quot;},{&quot;family&quot;:&quot;LaBeaud&quot;,&quot;given&quot;:&quot;Desiree A.&quot;,&quot;parse-names&quot;:false,&quot;dropping-particle&quot;:&quot;&quot;,&quot;non-dropping-particle&quot;:&quot;&quot;},{&quot;family&quot;:&quot;Gasque&quot;,&quot;given&quot;:&quot;Philippe&quot;,&quot;parse-names&quot;:false,&quot;dropping-particle&quot;:&quot;&quot;,&quot;non-dropping-particle&quot;:&quot;&quot;},{&quot;family&quot;:&quot;Peeling&quot;,&quot;given&quot;:&quot;Rosanna W.&quot;,&quot;parse-names&quot;:false,&quot;dropping-particle&quot;:&quot;&quot;,&quot;non-dropping-particle&quot;:&quot;&quot;},{&quot;family&quot;:&quot;Stephenson&quot;,&quot;given&quot;:&quot;Kathryn E.&quot;,&quot;parse-names&quot;:false,&quot;dropping-particle&quot;:&quot;&quot;,&quot;non-dropping-particle&quot;:&quot;&quot;},{&quot;family&quot;:&quot;Ng&quot;,&quot;given&quot;:&quot;Lisa F.P.&quot;,&quot;parse-names&quot;:false,&quot;dropping-particle&quot;:&quot;&quot;,&quot;non-dropping-particle&quot;:&quot;&quot;},{&quot;family&quot;:&quot;Ariën&quot;,&quot;given&quot;:&quot;Kevin K.&quot;,&quot;parse-names&quot;:false,&quot;dropping-particle&quot;:&quot;&quot;,&quot;non-dropping-particle&quot;:&quot;&quot;}],&quot;container-title&quot;:&quot;Nature Reviews Disease Primers 2023 9:1&quot;,&quot;accessed&quot;:{&quot;date-parts&quot;:[[2025,7,29]]},&quot;DOI&quot;:&quot;10.1038/s41572-023-00429-2&quot;,&quot;ISSN&quot;:&quot;2056-676X&quot;,&quot;PMID&quot;:&quot;37024497&quot;,&quot;URL&quot;:&quot;https://www.nature.com/articles/s41572-023-00429-2&quot;,&quot;issued&quot;:{&quot;date-parts&quot;:[[2023,4,6]]},&quot;page&quot;:&quot;1-21&quot;,&quot;abstract&quot;:&quot;Chikungunya virus is widespread throughout the tropics, where it causes recurrent outbreaks of chikungunya fever. In recent years, outbreaks have afflicted populations in East and Central Africa, South America and Southeast Asia. The virus is transmitted by Aedes aegypti and Aedes albopictus mosquitoes. Chikungunya fever is characterized by severe arthralgia and myalgia that can persist for years and have considerable detrimental effects on health, quality of life and economic productivity. The effects of climate change as well as increased globalization of commerce and travel have led to growth of the habitat of Aedes mosquitoes. As a result, increasing numbers of people will be at risk of chikungunya fever in the coming years. In the absence of specific antiviral treatments and with vaccines still in development, surveillance and vector control are essential to suppress re-emergence and epidemics. Chikungunya fever is an acute febrile illness caused by chikungunya virus, a mosquito-borne alphavirus. This Primer by Bartholomeeusen and colleagues summarizes the epidemiology, mechanisms, diagnosis and treatment of chikungunya fever, and discusses patient quality of life and open research questions for this condition.&quot;,&quot;publisher&quot;:&quot;Nature Publishing Group&quot;,&quot;issue&quot;:&quot;1&quot;,&quot;volume&quot;:&quot;9&quot;,&quot;container-title-short&quot;:&quot;&quot;},&quot;isTemporary&quot;:false}]},{&quot;citationID&quot;:&quot;MENDELEY_CITATION_b5f88de9-7467-4f7e-900c-8c46ce49772b&quot;,&quot;properties&quot;:{&quot;noteIndex&quot;:0},&quot;isEdited&quot;:false,&quot;manualOverride&quot;:{&quot;isManuallyOverridden&quot;:false,&quot;citeprocText&quot;:&quot;(3,5,6)&quot;,&quot;manualOverrideText&quot;:&quot;&quot;},&quot;citationItems&quot;:[{&quot;id&quot;:&quot;9800b69c-484c-3109-bcec-1e79b70d9bf0&quot;,&quot;itemData&quot;:{&quot;type&quot;:&quot;article-journal&quot;,&quot;id&quot;:&quot;9800b69c-484c-3109-bcec-1e79b70d9bf0&quot;,&quot;title&quot;:&quot;Chikungunya fever&quot;,&quot;author&quot;:[{&quot;family&quot;:&quot;Bartholomeeusen&quot;,&quot;given&quot;:&quot;Koen&quot;,&quot;parse-names&quot;:false,&quot;dropping-particle&quot;:&quot;&quot;,&quot;non-dropping-particle&quot;:&quot;&quot;},{&quot;family&quot;:&quot;Daniel&quot;,&quot;given&quot;:&quot;Matthieu&quot;,&quot;parse-names&quot;:false,&quot;dropping-particle&quot;:&quot;&quot;,&quot;non-dropping-particle&quot;:&quot;&quot;},{&quot;family&quot;:&quot;LaBeaud&quot;,&quot;given&quot;:&quot;Desiree A.&quot;,&quot;parse-names&quot;:false,&quot;dropping-particle&quot;:&quot;&quot;,&quot;non-dropping-particle&quot;:&quot;&quot;},{&quot;family&quot;:&quot;Gasque&quot;,&quot;given&quot;:&quot;Philippe&quot;,&quot;parse-names&quot;:false,&quot;dropping-particle&quot;:&quot;&quot;,&quot;non-dropping-particle&quot;:&quot;&quot;},{&quot;family&quot;:&quot;Peeling&quot;,&quot;given&quot;:&quot;Rosanna W.&quot;,&quot;parse-names&quot;:false,&quot;dropping-particle&quot;:&quot;&quot;,&quot;non-dropping-particle&quot;:&quot;&quot;},{&quot;family&quot;:&quot;Stephenson&quot;,&quot;given&quot;:&quot;Kathryn E.&quot;,&quot;parse-names&quot;:false,&quot;dropping-particle&quot;:&quot;&quot;,&quot;non-dropping-particle&quot;:&quot;&quot;},{&quot;family&quot;:&quot;Ng&quot;,&quot;given&quot;:&quot;Lisa F.P.&quot;,&quot;parse-names&quot;:false,&quot;dropping-particle&quot;:&quot;&quot;,&quot;non-dropping-particle&quot;:&quot;&quot;},{&quot;family&quot;:&quot;Ariën&quot;,&quot;given&quot;:&quot;Kevin K.&quot;,&quot;parse-names&quot;:false,&quot;dropping-particle&quot;:&quot;&quot;,&quot;non-dropping-particle&quot;:&quot;&quot;}],&quot;container-title&quot;:&quot;Nature Reviews Disease Primers 2023 9:1&quot;,&quot;accessed&quot;:{&quot;date-parts&quot;:[[2025,7,29]]},&quot;DOI&quot;:&quot;10.1038/s41572-023-00429-2&quot;,&quot;ISSN&quot;:&quot;2056-676X&quot;,&quot;PMID&quot;:&quot;37024497&quot;,&quot;URL&quot;:&quot;https://www.nature.com/articles/s41572-023-00429-2&quot;,&quot;issued&quot;:{&quot;date-parts&quot;:[[2023,4,6]]},&quot;page&quot;:&quot;1-21&quot;,&quot;abstract&quot;:&quot;Chikungunya virus is widespread throughout the tropics, where it causes recurrent outbreaks of chikungunya fever. In recent years, outbreaks have afflicted populations in East and Central Africa, South America and Southeast Asia. The virus is transmitted by Aedes aegypti and Aedes albopictus mosquitoes. Chikungunya fever is characterized by severe arthralgia and myalgia that can persist for years and have considerable detrimental effects on health, quality of life and economic productivity. The effects of climate change as well as increased globalization of commerce and travel have led to growth of the habitat of Aedes mosquitoes. As a result, increasing numbers of people will be at risk of chikungunya fever in the coming years. In the absence of specific antiviral treatments and with vaccines still in development, surveillance and vector control are essential to suppress re-emergence and epidemics. Chikungunya fever is an acute febrile illness caused by chikungunya virus, a mosquito-borne alphavirus. This Primer by Bartholomeeusen and colleagues summarizes the epidemiology, mechanisms, diagnosis and treatment of chikungunya fever, and discusses patient quality of life and open research questions for this condition.&quot;,&quot;publisher&quot;:&quot;Nature Publishing Group&quot;,&quot;issue&quot;:&quot;1&quot;,&quot;volume&quot;:&quot;9&quot;,&quot;container-title-short&quot;:&quot;&quot;},&quot;isTemporary&quot;:false},{&quot;id&quot;:&quot;ad02734d-7826-396f-a650-6f32337f9df5&quot;,&quot;itemData&quot;:{&quot;type&quot;:&quot;article-journal&quot;,&quot;id&quot;:&quot;ad02734d-7826-396f-a650-6f32337f9df5&quot;,&quot;title&quot;:&quot;Phylogenetic Analysis of Chikungunya Virus Strains Circulating in the Western Hemisphere&quot;,&quot;author&quot;:[{&quot;family&quot;:&quot;Lanciotti&quot;,&quot;given&quot;:&quot;Robert S.&quot;,&quot;parse-names&quot;:false,&quot;dropping-particle&quot;:&quot;&quot;,&quot;non-dropping-particle&quot;:&quot;&quot;},{&quot;family&quot;:&quot;Lambert&quot;,&quot;given&quot;:&quot;Amy J.&quot;,&quot;parse-names&quot;:false,&quot;dropping-particle&quot;:&quot;&quot;,&quot;non-dropping-particle&quot;:&quot;&quot;}],&quot;container-title&quot;:&quot;The American Journal of Tropical Medicine and Hygiene&quot;,&quot;container-title-short&quot;:&quot;Am J Trop Med Hyg&quot;,&quot;accessed&quot;:{&quot;date-parts&quot;:[[2025,7,30]]},&quot;DOI&quot;:&quot;10.4269/AJTMH.15-0375&quot;,&quot;ISSN&quot;:&quot;00029637&quot;,&quot;PMID&quot;:&quot;26856917&quot;,&quot;URL&quot;:&quot;https://pmc.ncbi.nlm.nih.gov/articles/PMC4824221/&quot;,&quot;issued&quot;:{&quot;date-parts&quot;:[[2016,4,1]]},&quot;page&quot;:&quot;800&quot;,&quot;abstract&quot;:&quot;In December 2013, chikungunya virus (CHIKV) was isolated for the first time in the Western Hemisphere (WH) during an epidemic on the island of St. Martin. Subsequently, the virus has spread to 42 countries or territories in the Caribbean, Central, South, and North America. In this study, we have determined the full genomic sequences of 29 temporally and geographically diverse CHIKV strains from 16 countries of the WH. Phylogenetic analyses revealed minimal evolution among compared emergent CHIKV strains of the New World.&quot;,&quot;publisher&quot;:&quot;American Society of Tropical Medicine and Hygiene&quot;,&quot;issue&quot;:&quot;4&quot;,&quot;volume&quot;:&quot;94&quot;},&quot;isTemporary&quot;:false},{&quot;id&quot;:&quot;ae794e27-9100-3fd7-8a32-de885fb165ba&quot;,&quot;itemData&quot;:{&quot;type&quot;:&quot;article-journal&quot;,&quot;id&quot;:&quot;ae794e27-9100-3fd7-8a32-de885fb165ba&quot;,&quot;title&quot;:&quot;Chikungunya: Its History in Africa and Asia and Its Spread to New Regions in 2013–2014&quot;,&quot;author&quot;:[{&quot;family&quot;:&quot;Zeller&quot;,&quot;given&quot;:&quot;Herve&quot;,&quot;parse-names&quot;:false,&quot;dropping-particle&quot;:&quot;&quot;,&quot;non-dropping-particle&quot;:&quot;&quot;},{&quot;family&quot;:&quot;Bortel&quot;,&quot;given&quot;:&quot;Wim&quot;,&quot;parse-names&quot;:false,&quot;dropping-particle&quot;:&quot;&quot;,&quot;non-dropping-particle&quot;:&quot;Van&quot;},{&quot;family&quot;:&quot;Sudre&quot;,&quot;given&quot;:&quot;Bertrand&quot;,&quot;parse-names&quot;:false,&quot;dropping-particle&quot;:&quot;&quot;,&quot;non-dropping-particle&quot;:&quot;&quot;}],&quot;container-title&quot;:&quot;The Journal of Infectious Diseases&quot;,&quot;container-title-short&quot;:&quot;J Infect Dis&quot;,&quot;accessed&quot;:{&quot;date-parts&quot;:[[2025,8,1]]},&quot;DOI&quot;:&quot;10.1093/INFDIS/JIW391&quot;,&quot;ISSN&quot;:&quot;0022-1899&quot;,&quot;PMID&quot;:&quot;27920169&quot;,&quot;URL&quot;:&quot;https://dx.doi.org/10.1093/infdis/jiw391&quot;,&quot;issued&quot;:{&quot;date-parts&quot;:[[2016,12,15]]},&quot;page&quot;:&quot;S436-S440&quot;,&quot;abstract&quot;:&quot;Chikungunya virus (CHIKV) is transmitted by Aedes aegypti and Aedes albopictus mosquitoes and causes febrile illness with severe arthralgia in humans. There are 3 circulating CHIKV genotypes, Asia, East/Central/South Africa, and West Africa. CHIKV was first reported in 1953 in Tanzania, and up until the early 2000s, a few outbreaks and sporadic cases of CHIKV were mainly reported in Africa and Asia. However, from 2004 to 2005, a large epidemic spanned from Kenya over to the southwestern Indian Ocean region, India, and Southeast Asia. Identified in 2005, the E1 glycoprotein A226V mutation of the East/Central/South Africa genotype conferred enhanced transmission by the A. albopictus mosquito and has been implicated in CHIKV's further spread in the last decade. In 2013, the Asian CHIKV genotype emerged in the Caribbean and quickly took the Americas by storm. This review will discuss the history of CHIKV as well as its expanding geographic distribution.&quot;,&quot;publisher&quot;:&quot;Oxford Academic&quot;,&quot;issue&quot;:&quot;suppl_5&quot;,&quot;volume&quot;:&quot;214&quot;},&quot;isTemporary&quot;:false}],&quot;citationTag&quot;:&quot;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&quot;},{&quot;citationID&quot;:&quot;MENDELEY_CITATION_c3643365-9828-409d-b6e0-36fe1f005caf&quot;,&quot;properties&quot;:{&quot;noteIndex&quot;:0},&quot;isEdited&quot;:false,&quot;manualOverride&quot;:{&quot;isManuallyOverridden&quot;:false,&quot;citeprocText&quot;:&quot;(6)&quot;,&quot;manualOverrideText&quot;:&quot;&quot;},&quot;citationTag&quot;:&quot;MENDELEY_CITATION_v3_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&quot;,&quot;citationItems&quot;:[{&quot;id&quot;:&quot;9800b69c-484c-3109-bcec-1e79b70d9bf0&quot;,&quot;itemData&quot;:{&quot;type&quot;:&quot;article-journal&quot;,&quot;id&quot;:&quot;9800b69c-484c-3109-bcec-1e79b70d9bf0&quot;,&quot;title&quot;:&quot;Chikungunya fever&quot;,&quot;author&quot;:[{&quot;family&quot;:&quot;Bartholomeeusen&quot;,&quot;given&quot;:&quot;Koen&quot;,&quot;parse-names&quot;:false,&quot;dropping-particle&quot;:&quot;&quot;,&quot;non-dropping-particle&quot;:&quot;&quot;},{&quot;family&quot;:&quot;Daniel&quot;,&quot;given&quot;:&quot;Matthieu&quot;,&quot;parse-names&quot;:false,&quot;dropping-particle&quot;:&quot;&quot;,&quot;non-dropping-particle&quot;:&quot;&quot;},{&quot;family&quot;:&quot;LaBeaud&quot;,&quot;given&quot;:&quot;Desiree A.&quot;,&quot;parse-names&quot;:false,&quot;dropping-particle&quot;:&quot;&quot;,&quot;non-dropping-particle&quot;:&quot;&quot;},{&quot;family&quot;:&quot;Gasque&quot;,&quot;given&quot;:&quot;Philippe&quot;,&quot;parse-names&quot;:false,&quot;dropping-particle&quot;:&quot;&quot;,&quot;non-dropping-particle&quot;:&quot;&quot;},{&quot;family&quot;:&quot;Peeling&quot;,&quot;given&quot;:&quot;Rosanna W.&quot;,&quot;parse-names&quot;:false,&quot;dropping-particle&quot;:&quot;&quot;,&quot;non-dropping-particle&quot;:&quot;&quot;},{&quot;family&quot;:&quot;Stephenson&quot;,&quot;given&quot;:&quot;Kathryn E.&quot;,&quot;parse-names&quot;:false,&quot;dropping-particle&quot;:&quot;&quot;,&quot;non-dropping-particle&quot;:&quot;&quot;},{&quot;family&quot;:&quot;Ng&quot;,&quot;given&quot;:&quot;Lisa F.P.&quot;,&quot;parse-names&quot;:false,&quot;dropping-particle&quot;:&quot;&quot;,&quot;non-dropping-particle&quot;:&quot;&quot;},{&quot;family&quot;:&quot;Ariën&quot;,&quot;given&quot;:&quot;Kevin K.&quot;,&quot;parse-names&quot;:false,&quot;dropping-particle&quot;:&quot;&quot;,&quot;non-dropping-particle&quot;:&quot;&quot;}],&quot;container-title&quot;:&quot;Nature Reviews Disease Primers 2023 9:1&quot;,&quot;accessed&quot;:{&quot;date-parts&quot;:[[2025,7,29]]},&quot;DOI&quot;:&quot;10.1038/s41572-023-00429-2&quot;,&quot;ISSN&quot;:&quot;2056-676X&quot;,&quot;PMID&quot;:&quot;37024497&quot;,&quot;URL&quot;:&quot;https://www.nature.com/articles/s41572-023-00429-2&quot;,&quot;issued&quot;:{&quot;date-parts&quot;:[[2023,4,6]]},&quot;page&quot;:&quot;1-21&quot;,&quot;abstract&quot;:&quot;Chikungunya virus is widespread throughout the tropics, where it causes recurrent outbreaks of chikungunya fever. In recent years, outbreaks have afflicted populations in East and Central Africa, South America and Southeast Asia. The virus is transmitted by Aedes aegypti and Aedes albopictus mosquitoes. Chikungunya fever is characterized by severe arthralgia and myalgia that can persist for years and have considerable detrimental effects on health, quality of life and economic productivity. The effects of climate change as well as increased globalization of commerce and travel have led to growth of the habitat of Aedes mosquitoes. As a result, increasing numbers of people will be at risk of chikungunya fever in the coming years. In the absence of specific antiviral treatments and with vaccines still in development, surveillance and vector control are essential to suppress re-emergence and epidemics. Chikungunya fever is an acute febrile illness caused by chikungunya virus, a mosquito-borne alphavirus. This Primer by Bartholomeeusen and colleagues summarizes the epidemiology, mechanisms, diagnosis and treatment of chikungunya fever, and discusses patient quality of life and open research questions for this condition.&quot;,&quot;publisher&quot;:&quot;Nature Publishing Group&quot;,&quot;issue&quot;:&quot;1&quot;,&quot;volume&quot;:&quot;9&quot;,&quot;container-title-short&quot;:&quot;&quot;},&quot;isTemporary&quot;:false}]},{&quot;citationID&quot;:&quot;MENDELEY_CITATION_812c224f-e202-45a5-a5bc-f9b7f02a0bf1&quot;,&quot;properties&quot;:{&quot;noteIndex&quot;:0},&quot;isEdited&quot;:false,&quot;manualOverride&quot;:{&quot;isManuallyOverridden&quot;:false,&quot;citeprocText&quot;:&quot;(5)&quot;,&quot;manualOverrideText&quot;:&quot;&quot;},&quot;citationTag&quot;:&quot;MENDELEY_CITATION_v3_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&quot;,&quot;citationItems&quot;:[{&quot;id&quot;:&quot;ad02734d-7826-396f-a650-6f32337f9df5&quot;,&quot;itemData&quot;:{&quot;type&quot;:&quot;article-journal&quot;,&quot;id&quot;:&quot;ad02734d-7826-396f-a650-6f32337f9df5&quot;,&quot;title&quot;:&quot;Phylogenetic Analysis of Chikungunya Virus Strains Circulating in the Western Hemisphere&quot;,&quot;author&quot;:[{&quot;family&quot;:&quot;Lanciotti&quot;,&quot;given&quot;:&quot;Robert S.&quot;,&quot;parse-names&quot;:false,&quot;dropping-particle&quot;:&quot;&quot;,&quot;non-dropping-particle&quot;:&quot;&quot;},{&quot;family&quot;:&quot;Lambert&quot;,&quot;given&quot;:&quot;Amy J.&quot;,&quot;parse-names&quot;:false,&quot;dropping-particle&quot;:&quot;&quot;,&quot;non-dropping-particle&quot;:&quot;&quot;}],&quot;container-title&quot;:&quot;The American Journal of Tropical Medicine and Hygiene&quot;,&quot;container-title-short&quot;:&quot;Am J Trop Med Hyg&quot;,&quot;accessed&quot;:{&quot;date-parts&quot;:[[2025,7,30]]},&quot;DOI&quot;:&quot;10.4269/AJTMH.15-0375&quot;,&quot;ISSN&quot;:&quot;00029637&quot;,&quot;PMID&quot;:&quot;26856917&quot;,&quot;URL&quot;:&quot;https://pmc.ncbi.nlm.nih.gov/articles/PMC4824221/&quot;,&quot;issued&quot;:{&quot;date-parts&quot;:[[2016,4,1]]},&quot;page&quot;:&quot;800&quot;,&quot;abstract&quot;:&quot;In December 2013, chikungunya virus (CHIKV) was isolated for the first time in the Western Hemisphere (WH) during an epidemic on the island of St. Martin. Subsequently, the virus has spread to 42 countries or territories in the Caribbean, Central, South, and North America. In this study, we have determined the full genomic sequences of 29 temporally and geographically diverse CHIKV strains from 16 countries of the WH. Phylogenetic analyses revealed minimal evolution among compared emergent CHIKV strains of the New World.&quot;,&quot;publisher&quot;:&quot;American Society of Tropical Medicine and Hygiene&quot;,&quot;issue&quot;:&quot;4&quot;,&quot;volume&quot;:&quot;94&quot;},&quot;isTemporary&quot;:false}]},{&quot;citationID&quot;:&quot;MENDELEY_CITATION_b6822e89-6aaf-4bf0-8a46-a2bdf618ceff&quot;,&quot;properties&quot;:{&quot;noteIndex&quot;:0},&quot;isEdited&quot;:false,&quot;manualOverride&quot;:{&quot;isManuallyOverridden&quot;:false,&quot;citeprocText&quot;:&quot;(5)&quot;,&quot;manualOverrideText&quot;:&quot;&quot;},&quot;citationTag&quot;:&quot;MENDELEY_CITATION_v3_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&quot;,&quot;citationItems&quot;:[{&quot;id&quot;:&quot;ad02734d-7826-396f-a650-6f32337f9df5&quot;,&quot;itemData&quot;:{&quot;type&quot;:&quot;article-journal&quot;,&quot;id&quot;:&quot;ad02734d-7826-396f-a650-6f32337f9df5&quot;,&quot;title&quot;:&quot;Phylogenetic Analysis of Chikungunya Virus Strains Circulating in the Western Hemisphere&quot;,&quot;author&quot;:[{&quot;family&quot;:&quot;Lanciotti&quot;,&quot;given&quot;:&quot;Robert S.&quot;,&quot;parse-names&quot;:false,&quot;dropping-particle&quot;:&quot;&quot;,&quot;non-dropping-particle&quot;:&quot;&quot;},{&quot;family&quot;:&quot;Lambert&quot;,&quot;given&quot;:&quot;Amy J.&quot;,&quot;parse-names&quot;:false,&quot;dropping-particle&quot;:&quot;&quot;,&quot;non-dropping-particle&quot;:&quot;&quot;}],&quot;container-title&quot;:&quot;The American Journal of Tropical Medicine and Hygiene&quot;,&quot;container-title-short&quot;:&quot;Am J Trop Med Hyg&quot;,&quot;accessed&quot;:{&quot;date-parts&quot;:[[2025,7,30]]},&quot;DOI&quot;:&quot;10.4269/AJTMH.15-0375&quot;,&quot;ISSN&quot;:&quot;00029637&quot;,&quot;PMID&quot;:&quot;26856917&quot;,&quot;URL&quot;:&quot;https://pmc.ncbi.nlm.nih.gov/articles/PMC4824221/&quot;,&quot;issued&quot;:{&quot;date-parts&quot;:[[2016,4,1]]},&quot;page&quot;:&quot;800&quot;,&quot;abstract&quot;:&quot;In December 2013, chikungunya virus (CHIKV) was isolated for the first time in the Western Hemisphere (WH) during an epidemic on the island of St. Martin. Subsequently, the virus has spread to 42 countries or territories in the Caribbean, Central, South, and North America. In this study, we have determined the full genomic sequences of 29 temporally and geographically diverse CHIKV strains from 16 countries of the WH. Phylogenetic analyses revealed minimal evolution among compared emergent CHIKV strains of the New World.&quot;,&quot;publisher&quot;:&quot;American Society of Tropical Medicine and Hygiene&quot;,&quot;issue&quot;:&quot;4&quot;,&quot;volume&quot;:&quot;94&quot;},&quot;isTemporary&quot;:false}]},{&quot;citationID&quot;:&quot;MENDELEY_CITATION_2956e10c-7b80-4a3e-82ae-5d1569ea6c1f&quot;,&quot;properties&quot;:{&quot;noteIndex&quot;:0},&quot;isEdited&quot;:false,&quot;manualOverride&quot;:{&quot;isManuallyOverridden&quot;:false,&quot;citeprocText&quot;:&quot;(3,6)&quot;,&quot;manualOverrideText&quot;:&quot;&quot;},&quot;citationItems&quot;:[{&quot;id&quot;:&quot;9800b69c-484c-3109-bcec-1e79b70d9bf0&quot;,&quot;itemData&quot;:{&quot;type&quot;:&quot;article-journal&quot;,&quot;id&quot;:&quot;9800b69c-484c-3109-bcec-1e79b70d9bf0&quot;,&quot;title&quot;:&quot;Chikungunya fever&quot;,&quot;author&quot;:[{&quot;family&quot;:&quot;Bartholomeeusen&quot;,&quot;given&quot;:&quot;Koen&quot;,&quot;parse-names&quot;:false,&quot;dropping-particle&quot;:&quot;&quot;,&quot;non-dropping-particle&quot;:&quot;&quot;},{&quot;family&quot;:&quot;Daniel&quot;,&quot;given&quot;:&quot;Matthieu&quot;,&quot;parse-names&quot;:false,&quot;dropping-particle&quot;:&quot;&quot;,&quot;non-dropping-particle&quot;:&quot;&quot;},{&quot;family&quot;:&quot;LaBeaud&quot;,&quot;given&quot;:&quot;Desiree A.&quot;,&quot;parse-names&quot;:false,&quot;dropping-particle&quot;:&quot;&quot;,&quot;non-dropping-particle&quot;:&quot;&quot;},{&quot;family&quot;:&quot;Gasque&quot;,&quot;given&quot;:&quot;Philippe&quot;,&quot;parse-names&quot;:false,&quot;dropping-particle&quot;:&quot;&quot;,&quot;non-dropping-particle&quot;:&quot;&quot;},{&quot;family&quot;:&quot;Peeling&quot;,&quot;given&quot;:&quot;Rosanna W.&quot;,&quot;parse-names&quot;:false,&quot;dropping-particle&quot;:&quot;&quot;,&quot;non-dropping-particle&quot;:&quot;&quot;},{&quot;family&quot;:&quot;Stephenson&quot;,&quot;given&quot;:&quot;Kathryn E.&quot;,&quot;parse-names&quot;:false,&quot;dropping-particle&quot;:&quot;&quot;,&quot;non-dropping-particle&quot;:&quot;&quot;},{&quot;family&quot;:&quot;Ng&quot;,&quot;given&quot;:&quot;Lisa F.P.&quot;,&quot;parse-names&quot;:false,&quot;dropping-particle&quot;:&quot;&quot;,&quot;non-dropping-particle&quot;:&quot;&quot;},{&quot;family&quot;:&quot;Ariën&quot;,&quot;given&quot;:&quot;Kevin K.&quot;,&quot;parse-names&quot;:false,&quot;dropping-particle&quot;:&quot;&quot;,&quot;non-dropping-particle&quot;:&quot;&quot;}],&quot;container-title&quot;:&quot;Nature Reviews Disease Primers 2023 9:1&quot;,&quot;accessed&quot;:{&quot;date-parts&quot;:[[2025,7,29]]},&quot;DOI&quot;:&quot;10.1038/s41572-023-00429-2&quot;,&quot;ISSN&quot;:&quot;2056-676X&quot;,&quot;PMID&quot;:&quot;37024497&quot;,&quot;URL&quot;:&quot;https://www.nature.com/articles/s41572-023-00429-2&quot;,&quot;issued&quot;:{&quot;date-parts&quot;:[[2023,4,6]]},&quot;page&quot;:&quot;1-21&quot;,&quot;abstract&quot;:&quot;Chikungunya virus is widespread throughout the tropics, where it causes recurrent outbreaks of chikungunya fever. In recent years, outbreaks have afflicted populations in East and Central Africa, South America and Southeast Asia. The virus is transmitted by Aedes aegypti and Aedes albopictus mosquitoes. Chikungunya fever is characterized by severe arthralgia and myalgia that can persist for years and have considerable detrimental effects on health, quality of life and economic productivity. The effects of climate change as well as increased globalization of commerce and travel have led to growth of the habitat of Aedes mosquitoes. As a result, increasing numbers of people will be at risk of chikungunya fever in the coming years. In the absence of specific antiviral treatments and with vaccines still in development, surveillance and vector control are essential to suppress re-emergence and epidemics. Chikungunya fever is an acute febrile illness caused by chikungunya virus, a mosquito-borne alphavirus. This Primer by Bartholomeeusen and colleagues summarizes the epidemiology, mechanisms, diagnosis and treatment of chikungunya fever, and discusses patient quality of life and open research questions for this condition.&quot;,&quot;publisher&quot;:&quot;Nature Publishing Group&quot;,&quot;issue&quot;:&quot;1&quot;,&quot;volume&quot;:&quot;9&quot;,&quot;container-title-short&quot;:&quot;&quot;},&quot;isTemporary&quot;:false},{&quot;id&quot;:&quot;ae794e27-9100-3fd7-8a32-de885fb165ba&quot;,&quot;itemData&quot;:{&quot;type&quot;:&quot;article-journal&quot;,&quot;id&quot;:&quot;ae794e27-9100-3fd7-8a32-de885fb165ba&quot;,&quot;title&quot;:&quot;Chikungunya: Its History in Africa and Asia and Its Spread to New Regions in 2013–2014&quot;,&quot;author&quot;:[{&quot;family&quot;:&quot;Zeller&quot;,&quot;given&quot;:&quot;Herve&quot;,&quot;parse-names&quot;:false,&quot;dropping-particle&quot;:&quot;&quot;,&quot;non-dropping-particle&quot;:&quot;&quot;},{&quot;family&quot;:&quot;Bortel&quot;,&quot;given&quot;:&quot;Wim&quot;,&quot;parse-names&quot;:false,&quot;dropping-particle&quot;:&quot;&quot;,&quot;non-dropping-particle&quot;:&quot;Van&quot;},{&quot;family&quot;:&quot;Sudre&quot;,&quot;given&quot;:&quot;Bertrand&quot;,&quot;parse-names&quot;:false,&quot;dropping-particle&quot;:&quot;&quot;,&quot;non-dropping-particle&quot;:&quot;&quot;}],&quot;container-title&quot;:&quot;The Journal of Infectious Diseases&quot;,&quot;container-title-short&quot;:&quot;J Infect Dis&quot;,&quot;accessed&quot;:{&quot;date-parts&quot;:[[2025,8,1]]},&quot;DOI&quot;:&quot;10.1093/INFDIS/JIW391&quot;,&quot;ISSN&quot;:&quot;0022-1899&quot;,&quot;PMID&quot;:&quot;27920169&quot;,&quot;URL&quot;:&quot;https://dx.doi.org/10.1093/infdis/jiw391&quot;,&quot;issued&quot;:{&quot;date-parts&quot;:[[2016,12,15]]},&quot;page&quot;:&quot;S436-S440&quot;,&quot;abstract&quot;:&quot;Chikungunya virus (CHIKV) is transmitted by Aedes aegypti and Aedes albopictus mosquitoes and causes febrile illness with severe arthralgia in humans. There are 3 circulating CHIKV genotypes, Asia, East/Central/South Africa, and West Africa. CHIKV was first reported in 1953 in Tanzania, and up until the early 2000s, a few outbreaks and sporadic cases of CHIKV were mainly reported in Africa and Asia. However, from 2004 to 2005, a large epidemic spanned from Kenya over to the southwestern Indian Ocean region, India, and Southeast Asia. Identified in 2005, the E1 glycoprotein A226V mutation of the East/Central/South Africa genotype conferred enhanced transmission by the A. albopictus mosquito and has been implicated in CHIKV's further spread in the last decade. In 2013, the Asian CHIKV genotype emerged in the Caribbean and quickly took the Americas by storm. This review will discuss the history of CHIKV as well as its expanding geographic distribution.&quot;,&quot;publisher&quot;:&quot;Oxford Academic&quot;,&quot;issue&quot;:&quot;suppl_5&quot;,&quot;volume&quot;:&quot;214&quot;},&quot;isTemporary&quot;:false}],&quot;citationTag&quot;:&quot;MENDELEY_CITATION_v3_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&quot;},{&quot;citationID&quot;:&quot;MENDELEY_CITATION_87b55060-02fe-4640-b0ef-012acb058131&quot;,&quot;properties&quot;:{&quot;noteIndex&quot;:0},&quot;isEdited&quot;:false,&quot;manualOverride&quot;:{&quot;isManuallyOverridden&quot;:false,&quot;citeprocText&quot;:&quot;(3)&quot;,&quot;manualOverrideText&quot;:&quot;&quot;},&quot;citationTag&quot;:&quot;MENDELEY_CITATION_v3_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&quot;,&quot;citationItems&quot;:[{&quot;id&quot;:&quot;ae794e27-9100-3fd7-8a32-de885fb165ba&quot;,&quot;itemData&quot;:{&quot;type&quot;:&quot;article-journal&quot;,&quot;id&quot;:&quot;ae794e27-9100-3fd7-8a32-de885fb165ba&quot;,&quot;title&quot;:&quot;Chikungunya: Its History in Africa and Asia and Its Spread to New Regions in 2013–2014&quot;,&quot;author&quot;:[{&quot;family&quot;:&quot;Zeller&quot;,&quot;given&quot;:&quot;Herve&quot;,&quot;parse-names&quot;:false,&quot;dropping-particle&quot;:&quot;&quot;,&quot;non-dropping-particle&quot;:&quot;&quot;},{&quot;family&quot;:&quot;Bortel&quot;,&quot;given&quot;:&quot;Wim&quot;,&quot;parse-names&quot;:false,&quot;dropping-particle&quot;:&quot;&quot;,&quot;non-dropping-particle&quot;:&quot;Van&quot;},{&quot;family&quot;:&quot;Sudre&quot;,&quot;given&quot;:&quot;Bertrand&quot;,&quot;parse-names&quot;:false,&quot;dropping-particle&quot;:&quot;&quot;,&quot;non-dropping-particle&quot;:&quot;&quot;}],&quot;container-title&quot;:&quot;The Journal of Infectious Diseases&quot;,&quot;container-title-short&quot;:&quot;J Infect Dis&quot;,&quot;accessed&quot;:{&quot;date-parts&quot;:[[2025,8,1]]},&quot;DOI&quot;:&quot;10.1093/INFDIS/JIW391&quot;,&quot;ISSN&quot;:&quot;0022-1899&quot;,&quot;PMID&quot;:&quot;27920169&quot;,&quot;URL&quot;:&quot;https://dx.doi.org/10.1093/infdis/jiw391&quot;,&quot;issued&quot;:{&quot;date-parts&quot;:[[2016,12,15]]},&quot;page&quot;:&quot;S436-S440&quot;,&quot;abstract&quot;:&quot;Chikungunya virus (CHIKV) is transmitted by Aedes aegypti and Aedes albopictus mosquitoes and causes febrile illness with severe arthralgia in humans. There are 3 circulating CHIKV genotypes, Asia, East/Central/South Africa, and West Africa. CHIKV was first reported in 1953 in Tanzania, and up until the early 2000s, a few outbreaks and sporadic cases of CHIKV were mainly reported in Africa and Asia. However, from 2004 to 2005, a large epidemic spanned from Kenya over to the southwestern Indian Ocean region, India, and Southeast Asia. Identified in 2005, the E1 glycoprotein A226V mutation of the East/Central/South Africa genotype conferred enhanced transmission by the A. albopictus mosquito and has been implicated in CHIKV's further spread in the last decade. In 2013, the Asian CHIKV genotype emerged in the Caribbean and quickly took the Americas by storm. This review will discuss the history of CHIKV as well as its expanding geographic distribution.&quot;,&quot;publisher&quot;:&quot;Oxford Academic&quot;,&quot;issue&quot;:&quot;suppl_5&quot;,&quot;volume&quot;:&quot;214&quot;},&quot;isTemporary&quot;:false}]},{&quot;citationID&quot;:&quot;MENDELEY_CITATION_7c2b85ee-7d00-4770-851e-0474e948b52b&quot;,&quot;properties&quot;:{&quot;noteIndex&quot;:0},&quot;isEdited&quot;:false,&quot;manualOverride&quot;:{&quot;isManuallyOverridden&quot;:false,&quot;citeprocText&quot;:&quot;(8)&quot;,&quot;manualOverrideText&quot;:&quot;&quot;},&quot;citationTag&quot;:&quot;MENDELEY_CITATION_v3_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&quot;,&quot;citationItems&quot;:[{&quot;id&quot;:&quot;cc4516d2-bf7a-320a-8ac1-c32b7fb31f11&quot;,&quot;itemData&quot;:{&quot;type&quot;:&quot;webpage&quot;,&quot;id&quot;:&quot;cc4516d2-bf7a-320a-8ac1-c32b7fb31f11&quot;,&quot;title&quot;:&quot;The occurrence of a dengue-like fever in the North-Eastern Transvaal. I. Clinical features and isolation of virus - PubMed&quot;,&quot;accessed&quot;:{&quot;date-parts&quot;:[[2025,8,4]]},&quot;URL&quot;:&quot;https://pubmed.ncbi.nlm.nih.gov/13421902/&quot;,&quot;container-title-short&quot;:&quot;&quot;},&quot;isTemporary&quot;:false}]},{&quot;citationID&quot;:&quot;MENDELEY_CITATION_bb5b0520-5f60-4504-b910-175bfb706ac1&quot;,&quot;properties&quot;:{&quot;noteIndex&quot;:0},&quot;isEdited&quot;:false,&quot;manualOverride&quot;:{&quot;isManuallyOverridden&quot;:false,&quot;citeprocText&quot;:&quot;(8)&quot;,&quot;manualOverrideText&quot;:&quot;&quot;},&quot;citationTag&quot;:&quot;MENDELEY_CITATION_v3_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&quot;,&quot;citationItems&quot;:[{&quot;id&quot;:&quot;cc4516d2-bf7a-320a-8ac1-c32b7fb31f11&quot;,&quot;itemData&quot;:{&quot;type&quot;:&quot;webpage&quot;,&quot;id&quot;:&quot;cc4516d2-bf7a-320a-8ac1-c32b7fb31f11&quot;,&quot;title&quot;:&quot;The occurrence of a dengue-like fever in the North-Eastern Transvaal. I. Clinical features and isolation of virus - PubMed&quot;,&quot;accessed&quot;:{&quot;date-parts&quot;:[[2025,8,4]]},&quot;URL&quot;:&quot;https://pubmed.ncbi.nlm.nih.gov/13421902/&quot;,&quot;container-title-short&quot;:&quot;&quot;},&quot;isTemporary&quot;:false}]},{&quot;citationID&quot;:&quot;MENDELEY_CITATION_42c826f1-1697-48a3-942c-257bc563cd92&quot;,&quot;properties&quot;:{&quot;noteIndex&quot;:0},&quot;isEdited&quot;:false,&quot;manualOverride&quot;:{&quot;isManuallyOverridden&quot;:false,&quot;citeprocText&quot;:&quot;(8)&quot;,&quot;manualOverrideText&quot;:&quot;&quot;},&quot;citationTag&quot;:&quot;MENDELEY_CITATION_v3_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&quot;,&quot;citationItems&quot;:[{&quot;id&quot;:&quot;cc4516d2-bf7a-320a-8ac1-c32b7fb31f11&quot;,&quot;itemData&quot;:{&quot;type&quot;:&quot;webpage&quot;,&quot;id&quot;:&quot;cc4516d2-bf7a-320a-8ac1-c32b7fb31f11&quot;,&quot;title&quot;:&quot;The occurrence of a dengue-like fever in the North-Eastern Transvaal. I. Clinical features and isolation of virus - PubMed&quot;,&quot;accessed&quot;:{&quot;date-parts&quot;:[[2025,8,4]]},&quot;URL&quot;:&quot;https://pubmed.ncbi.nlm.nih.gov/13421902/&quot;,&quot;container-title-short&quot;:&quot;&quot;},&quot;isTemporary&quot;:false}]}]"/>
+    <we:property name="MENDELEY_CITATIONS" value="[{&quot;citationID&quot;:&quot;MENDELEY_CITATION_d23a6aab-6de4-4fb3-a0be-c4486878b3e6&quot;,&quot;properties&quot;:{&quot;noteIndex&quot;:0},&quot;isEdited&quot;:false,&quot;manualOverride&quot;:{&quot;isManuallyOverridden&quot;:false,&quot;citeprocText&quot;:&quot;(1)&quot;,&quot;manualOverrideText&quot;:&quot;&quot;},&quot;citationTag&quot;:&quot;MENDELEY_CITATION_v3_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&quot;,&quot;citationItems&quot;:[{&quot;id&quot;:&quot;03a45da2-b9e9-3531-9f01-5f61fac20cb2&quot;,&quot;itemData&quot;:{&quot;type&quot;:&quot;article-journal&quot;,&quot;id&quot;:&quot;03a45da2-b9e9-3531-9f01-5f61fac20cb2&quot;,&quot;title&quot;:&quot;The global health and economic burden of chikungunya from 2011 to 2020: a model-driven analysis on the impact of an emerging vector-borne disease&quot;,&quot;author&quot;:[{&quot;family&quot;:&quot;Roo&quot;,&quot;given&quot;:&quot;Adrianne Marije&quot;,&quot;parse-names&quot;:false,&quot;dropping-particle&quot;:&quot;&quot;,&quot;non-dropping-particle&quot;:&quot;De&quot;},{&quot;family&quot;:&quot;Vondeling&quot;,&quot;given&quot;:&quot;Gerard Timmy&quot;,&quot;parse-names&quot;:false,&quot;dropping-particle&quot;:&quot;&quot;,&quot;non-dropping-particle&quot;:&quot;&quot;},{&quot;family&quot;:&quot;Boer&quot;,&quot;given&quot;:&quot;Martijn&quot;,&quot;parse-names&quot;:false,&quot;dropping-particle&quot;:&quot;&quot;,&quot;non-dropping-particle&quot;:&quot;&quot;},{&quot;family&quot;:&quot;Murray&quot;,&quot;given&quot;:&quot;Kristy&quot;,&quot;parse-names&quot;:false,&quot;dropping-particle&quot;:&quot;&quot;,&quot;non-dropping-particle&quot;:&quot;&quot;},{&quot;family&quot;:&quot;Postma&quot;,&quot;given&quot;:&quot;Maarten Jacobus&quot;,&quot;parse-names&quot;:false,&quot;dropping-particle&quot;:&quot;&quot;,&quot;non-dropping-particle&quot;:&quot;&quot;}],&quot;container-title&quot;:&quot;BMJ Global Health&quot;,&quot;container-title-short&quot;:&quot;BMJ Glob Health&quot;,&quot;accessed&quot;:{&quot;date-parts&quot;:[[2025,7,29]]},&quot;DOI&quot;:&quot;10.1136/BMJGH-2024-016648&quot;,&quot;ISSN&quot;:&quot;2059-7908&quot;,&quot;PMID&quot;:&quot;10.1136/bmjgh-2024-016648&quot;,&quot;URL&quot;:&quot;https://gh.bmj.com/content/9/12/e016648&quot;,&quot;issued&quot;:{&quot;date-parts&quot;:[[2024,12,3]]},&quot;abstract&quot;:&quot;Introduction Chikungunya is a mosquito-borne arboviral disease posing an emerging global public health threat. Understanding the global burden of chikungunya is critical for designing effective prevention and control strategies. However, current estimates of the economic and health impact of chikungunya remain limited and are potentially underestimated. This study aims to provide a comprehensive overview of the chikungunya burden worldwide.Methods We analysed the global burden of chikungunya between 2011 and 2020 and calculated disability-adjusted life years (DALYs) and direct and indirect costs using a data-driven simulation model. The main outcomes were the number of cases, the total DALY burden, and the direct and indirect costs of acute and chronic chikungunya between 2011 and 2020.Results Our study revealed a total of 18.7 million chikungunya cases in 110 countries between 2011 and 2020, causing 1.95 million DALYs. Most of this burden was found in the Latin American and Caribbean region. The total economic burden caused by chikungunya over these 10 years was estimated at $2.8 billion in direct costs and $47.1 billion in indirect costs worldwide. Long-term chronic illness was the source of most costs and DALYs.Conclusion Chikungunya has a higher disease burden than was previously estimated and costs related to the disease are substantial. Especially in combination with its unpredictable nature, chikungunya could significantly impact local health systems. Insights from this study could inform decision makers on the impact of chikungunya on population health and help them to appropriately allocate resources to protect vulnerable populations from this debilitating disease.&quot;,&quot;publisher&quot;:&quot;BMJ Publishing Group Ltd&quot;,&quot;issue&quot;:&quot;12&quot;,&quot;volume&quot;:&quot;9&quot;},&quot;isTemporary&quot;:false}]},{&quot;citationID&quot;:&quot;MENDELEY_CITATION_eb099ef5-1f0f-4f45-aed8-8aa053bb145f&quot;,&quot;properties&quot;:{&quot;noteIndex&quot;:0},&quot;isEdited&quot;:false,&quot;manualOverride&quot;:{&quot;isManuallyOverridden&quot;:false,&quot;citeprocText&quot;:&quot;(2,3)&quot;,&quot;manualOverrideText&quot;:&quot;&quot;},&quot;citationTag&quot;:&quot;MENDELEY_CITATION_v3_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&quot;,&quot;citationItems&quot;:[{&quot;id&quot;:&quot;4a0b30b7-b278-3117-8b65-13214dac45c5&quot;,&quot;itemData&quot;:{&quot;type&quot;:&quot;article-journal&quot;,&quot;id&quot;:&quot;4a0b30b7-b278-3117-8b65-13214dac45c5&quot;,&quot;title&quot;:&quot;Global distribution and environmental suitability for chikungunya virus, 1952 to 2015&quot;,&quot;author&quot;:[{&quot;family&quot;:&quot;Nsoesie&quot;,&quot;given&quot;:&quot;Elaine O.&quot;,&quot;parse-names&quot;:false,&quot;dropping-particle&quot;:&quot;&quot;,&quot;non-dropping-particle&quot;:&quot;&quot;},{&quot;family&quot;:&quot;Kraemer&quot;,&quot;given&quot;:&quot;Moritz U.G.&quot;,&quot;parse-names&quot;:false,&quot;dropping-particle&quot;:&quot;&quot;,&quot;non-dropping-particle&quot;:&quot;&quot;},{&quot;family&quot;:&quot;Golding&quot;,&quot;given&quot;:&quot;N.&quot;,&quot;parse-names&quot;:false,&quot;dropping-particle&quot;:&quot;&quot;,&quot;non-dropping-particle&quot;:&quot;&quot;},{&quot;family&quot;:&quot;Pigott&quot;,&quot;given&quot;:&quot;D. M.&quot;,&quot;parse-names&quot;:false,&quot;dropping-particle&quot;:&quot;&quot;,&quot;non-dropping-particle&quot;:&quot;&quot;},{&quot;family&quot;:&quot;Brady&quot;,&quot;given&quot;:&quot;O. J.&quot;,&quot;parse-names&quot;:false,&quot;dropping-particle&quot;:&quot;&quot;,&quot;non-dropping-particle&quot;:&quot;&quot;},{&quot;family&quot;:&quot;Moyes&quot;,&quot;given&quot;:&quot;C. L.&quot;,&quot;parse-names&quot;:false,&quot;dropping-particle&quot;:&quot;&quot;,&quot;non-dropping-particle&quot;:&quot;&quot;},{&quot;family&quot;:&quot;Johansson&quot;,&quot;given&quot;:&quot;M. A.&quot;,&quot;parse-names&quot;:false,&quot;dropping-particle&quot;:&quot;&quot;,&quot;non-dropping-particle&quot;:&quot;&quot;},{&quot;family&quot;:&quot;Gething&quot;,&quot;given&quot;:&quot;P. W.&quot;,&quot;parse-names&quot;:false,&quot;dropping-particle&quot;:&quot;&quot;,&quot;non-dropping-particle&quot;:&quot;&quot;},{&quot;family&quot;:&quot;Velayudhan&quot;,&quot;given&quot;:&quot;R.&quot;,&quot;parse-names&quot;:false,&quot;dropping-particle&quot;:&quot;&quot;,&quot;non-dropping-particle&quot;:&quot;&quot;},{&quot;family&quot;:&quot;Khan&quot;,&quot;given&quot;:&quot;K.&quot;,&quot;parse-names&quot;:false,&quot;dropping-particle&quot;:&quot;&quot;,&quot;non-dropping-particle&quot;:&quot;&quot;},{&quot;family&quot;:&quot;Hay&quot;,&quot;given&quot;:&quot;S. I.&quot;,&quot;parse-names&quot;:false,&quot;dropping-particle&quot;:&quot;&quot;,&quot;non-dropping-particle&quot;:&quot;&quot;},{&quot;family&quot;:&quot;Brownstein&quot;,&quot;given&quot;:&quot;J. S.&quot;,&quot;parse-names&quot;:false,&quot;dropping-particle&quot;:&quot;&quot;,&quot;non-dropping-particle&quot;:&quot;&quot;}],&quot;container-title&quot;:&quot;Eurosurveillance&quot;,&quot;accessed&quot;:{&quot;date-parts&quot;:[[2025,7,30]]},&quot;DOI&quot;:&quot;10.2807/1560-7917.ES.2016.21.20.30234/CITE/REFWORKS&quot;,&quot;ISSN&quot;:&quot;15607917&quot;,&quot;PMID&quot;:&quot;27239817&quot;,&quot;URL&quot;:&quot;https://www.eurosurveillance.org/content/10.2807/1560-7917.ES.2016.21.20.30234&quot;,&quot;issued&quot;:{&quot;date-parts&quot;:[[2016,5,19]]},&quot;page&quot;:&quot;30234&quot;,&quot;abstract&quot;:&quot;Chikungunya fever is an acute febrile illness caused by the chikungunya virus (CHIKV), which is transmitted to humans by Aedes mosquitoes. Although chikungunya fever is rarely fatal, patients can experience debilitating symptoms that last from months to years. Here we comprehensively assess the global distribution of chikungunya and produce high-resolution maps, using an established modelling framework that combines a comprehensive occurrence database with bespoke environmental correlates, including up-to-date Aedes distribution maps. This enables estimation of the current total population-at-risk of CHIKV transmission and identification of areas where the virus may spread to in the future. We identified 94 countries with good evidence for current CHIKV presence and a set of countries in the New and Old World with potential for future CHIKV establishment, demonstrated by high environmental suitability for transmission and in some cases previous sporadic reports. Aedes aegypti presence was identified as one of the major contributing factors to CHIKV transmission but significant geographical heterogeneity exists. We estimated 1.3 billion people are living in areas at-risk of CHIKV transmission. These maps provide a baseline for identifying areas where prevention and control efforts should be prioritised and can be used to guide estimation of the global burden of CHIKV.&quot;,&quot;publisher&quot;:&quot;European Centre for Disease Prevention and Control (ECDC)&quot;,&quot;issue&quot;:&quot;20&quot;,&quot;volume&quot;:&quot;21&quot;,&quot;container-title-short&quot;:&quot;&quot;},&quot;isTemporary&quot;:false},{&quot;id&quot;:&quot;ae794e27-9100-3fd7-8a32-de885fb165ba&quot;,&quot;itemData&quot;:{&quot;type&quot;:&quot;article-journal&quot;,&quot;id&quot;:&quot;ae794e27-9100-3fd7-8a32-de885fb165ba&quot;,&quot;title&quot;:&quot;Chikungunya: Its History in Africa and Asia and Its Spread to New Regions in 2013–2014&quot;,&quot;author&quot;:[{&quot;family&quot;:&quot;Zeller&quot;,&quot;given&quot;:&quot;Herve&quot;,&quot;parse-names&quot;:false,&quot;dropping-particle&quot;:&quot;&quot;,&quot;non-dropping-particle&quot;:&quot;&quot;},{&quot;family&quot;:&quot;Bortel&quot;,&quot;given&quot;:&quot;Wim&quot;,&quot;parse-names&quot;:false,&quot;dropping-particle&quot;:&quot;&quot;,&quot;non-dropping-particle&quot;:&quot;Van&quot;},{&quot;family&quot;:&quot;Sudre&quot;,&quot;given&quot;:&quot;Bertrand&quot;,&quot;parse-names&quot;:false,&quot;dropping-particle&quot;:&quot;&quot;,&quot;non-dropping-particle&quot;:&quot;&quot;}],&quot;container-title&quot;:&quot;The Journal of Infectious Diseases&quot;,&quot;container-title-short&quot;:&quot;J Infect Dis&quot;,&quot;accessed&quot;:{&quot;date-parts&quot;:[[2025,8,1]]},&quot;DOI&quot;:&quot;10.1093/INFDIS/JIW391&quot;,&quot;ISSN&quot;:&quot;0022-1899&quot;,&quot;PMID&quot;:&quot;27920169&quot;,&quot;URL&quot;:&quot;https://dx.doi.org/10.1093/infdis/jiw391&quot;,&quot;issued&quot;:{&quot;date-parts&quot;:[[2016,12,15]]},&quot;page&quot;:&quot;S436-S440&quot;,&quot;abstract&quot;:&quot;Chikungunya virus (CHIKV) is transmitted by Aedes aegypti and Aedes albopictus mosquitoes and causes febrile illness with severe arthralgia in humans. There are 3 circulating CHIKV genotypes, Asia, East/Central/South Africa, and West Africa. CHIKV was first reported in 1953 in Tanzania, and up until the early 2000s, a few outbreaks and sporadic cases of CHIKV were mainly reported in Africa and Asia. However, from 2004 to 2005, a large epidemic spanned from Kenya over to the southwestern Indian Ocean region, India, and Southeast Asia. Identified in 2005, the E1 glycoprotein A226V mutation of the East/Central/South Africa genotype conferred enhanced transmission by the A. albopictus mosquito and has been implicated in CHIKV's further spread in the last decade. In 2013, the Asian CHIKV genotype emerged in the Caribbean and quickly took the Americas by storm. This review will discuss the history of CHIKV as well as its expanding geographic distribution.&quot;,&quot;publisher&quot;:&quot;Oxford Academic&quot;,&quot;issue&quot;:&quot;suppl_5&quot;,&quot;volume&quot;:&quot;214&quot;},&quot;isTemporary&quot;:false}]},{&quot;citationID&quot;:&quot;MENDELEY_CITATION_75dc4ba8-95d0-4923-a9a0-8dffc5dd43b0&quot;,&quot;properties&quot;:{&quot;noteIndex&quot;:0},&quot;isEdited&quot;:false,&quot;manualOverride&quot;:{&quot;isManuallyOverridden&quot;:false,&quot;citeprocText&quot;:&quot;(2)&quot;,&quot;manualOverrideText&quot;:&quot;&quot;},&quot;citationTag&quot;:&quot;MENDELEY_CITATION_v3_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&quot;,&quot;citationItems&quot;:[{&quot;id&quot;:&quot;4a0b30b7-b278-3117-8b65-13214dac45c5&quot;,&quot;itemData&quot;:{&quot;type&quot;:&quot;article-journal&quot;,&quot;id&quot;:&quot;4a0b30b7-b278-3117-8b65-13214dac45c5&quot;,&quot;title&quot;:&quot;Global distribution and environmental suitability for chikungunya virus, 1952 to 2015&quot;,&quot;author&quot;:[{&quot;family&quot;:&quot;Nsoesie&quot;,&quot;given&quot;:&quot;Elaine O.&quot;,&quot;parse-names&quot;:false,&quot;dropping-particle&quot;:&quot;&quot;,&quot;non-dropping-particle&quot;:&quot;&quot;},{&quot;family&quot;:&quot;Kraemer&quot;,&quot;given&quot;:&quot;Moritz U.G.&quot;,&quot;parse-names&quot;:false,&quot;dropping-particle&quot;:&quot;&quot;,&quot;non-dropping-particle&quot;:&quot;&quot;},{&quot;family&quot;:&quot;Golding&quot;,&quot;given&quot;:&quot;N.&quot;,&quot;parse-names&quot;:false,&quot;dropping-particle&quot;:&quot;&quot;,&quot;non-dropping-particle&quot;:&quot;&quot;},{&quot;family&quot;:&quot;Pigott&quot;,&quot;given&quot;:&quot;D. M.&quot;,&quot;parse-names&quot;:false,&quot;dropping-particle&quot;:&quot;&quot;,&quot;non-dropping-particle&quot;:&quot;&quot;},{&quot;family&quot;:&quot;Brady&quot;,&quot;given&quot;:&quot;O. J.&quot;,&quot;parse-names&quot;:false,&quot;dropping-particle&quot;:&quot;&quot;,&quot;non-dropping-particle&quot;:&quot;&quot;},{&quot;family&quot;:&quot;Moyes&quot;,&quot;given&quot;:&quot;C. L.&quot;,&quot;parse-names&quot;:false,&quot;dropping-particle&quot;:&quot;&quot;,&quot;non-dropping-particle&quot;:&quot;&quot;},{&quot;family&quot;:&quot;Johansson&quot;,&quot;given&quot;:&quot;M. A.&quot;,&quot;parse-names&quot;:false,&quot;dropping-particle&quot;:&quot;&quot;,&quot;non-dropping-particle&quot;:&quot;&quot;},{&quot;family&quot;:&quot;Gething&quot;,&quot;given&quot;:&quot;P. W.&quot;,&quot;parse-names&quot;:false,&quot;dropping-particle&quot;:&quot;&quot;,&quot;non-dropping-particle&quot;:&quot;&quot;},{&quot;family&quot;:&quot;Velayudhan&quot;,&quot;given&quot;:&quot;R.&quot;,&quot;parse-names&quot;:false,&quot;dropping-particle&quot;:&quot;&quot;,&quot;non-dropping-particle&quot;:&quot;&quot;},{&quot;family&quot;:&quot;Khan&quot;,&quot;given&quot;:&quot;K.&quot;,&quot;parse-names&quot;:false,&quot;dropping-particle&quot;:&quot;&quot;,&quot;non-dropping-particle&quot;:&quot;&quot;},{&quot;family&quot;:&quot;Hay&quot;,&quot;given&quot;:&quot;S. I.&quot;,&quot;parse-names&quot;:false,&quot;dropping-particle&quot;:&quot;&quot;,&quot;non-dropping-particle&quot;:&quot;&quot;},{&quot;family&quot;:&quot;Brownstein&quot;,&quot;given&quot;:&quot;J. S.&quot;,&quot;parse-names&quot;:false,&quot;dropping-particle&quot;:&quot;&quot;,&quot;non-dropping-particle&quot;:&quot;&quot;}],&quot;container-title&quot;:&quot;Eurosurveillance&quot;,&quot;accessed&quot;:{&quot;date-parts&quot;:[[2025,7,30]]},&quot;DOI&quot;:&quot;10.2807/1560-7917.ES.2016.21.20.30234/CITE/REFWORKS&quot;,&quot;ISSN&quot;:&quot;15607917&quot;,&quot;PMID&quot;:&quot;27239817&quot;,&quot;URL&quot;:&quot;https://www.eurosurveillance.org/content/10.2807/1560-7917.ES.2016.21.20.30234&quot;,&quot;issued&quot;:{&quot;date-parts&quot;:[[2016,5,19]]},&quot;page&quot;:&quot;30234&quot;,&quot;abstract&quot;:&quot;Chikungunya fever is an acute febrile illness caused by the chikungunya virus (CHIKV), which is transmitted to humans by Aedes mosquitoes. Although chikungunya fever is rarely fatal, patients can experience debilitating symptoms that last from months to years. Here we comprehensively assess the global distribution of chikungunya and produce high-resolution maps, using an established modelling framework that combines a comprehensive occurrence database with bespoke environmental correlates, including up-to-date Aedes distribution maps. This enables estimation of the current total population-at-risk of CHIKV transmission and identification of areas where the virus may spread to in the future. We identified 94 countries with good evidence for current CHIKV presence and a set of countries in the New and Old World with potential for future CHIKV establishment, demonstrated by high environmental suitability for transmission and in some cases previous sporadic reports. Aedes aegypti presence was identified as one of the major contributing factors to CHIKV transmission but significant geographical heterogeneity exists. We estimated 1.3 billion people are living in areas at-risk of CHIKV transmission. These maps provide a baseline for identifying areas where prevention and control efforts should be prioritised and can be used to guide estimation of the global burden of CHIKV.&quot;,&quot;publisher&quot;:&quot;European Centre for Disease Prevention and Control (ECDC)&quot;,&quot;issue&quot;:&quot;20&quot;,&quot;volume&quot;:&quot;21&quot;,&quot;container-title-short&quot;:&quot;&quot;},&quot;isTemporary&quot;:false}]},{&quot;citationID&quot;:&quot;MENDELEY_CITATION_e9733c52-5ddd-4991-87ae-16916d1afa78&quot;,&quot;properties&quot;:{&quot;noteIndex&quot;:0},&quot;isEdited&quot;:false,&quot;manualOverride&quot;:{&quot;isManuallyOverridden&quot;:false,&quot;citeprocText&quot;:&quot;(1)&quot;,&quot;manualOverrideText&quot;:&quot;&quot;},&quot;citationTag&quot;:&quot;MENDELEY_CITATION_v3_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&quot;,&quot;citationItems&quot;:[{&quot;id&quot;:&quot;03a45da2-b9e9-3531-9f01-5f61fac20cb2&quot;,&quot;itemData&quot;:{&quot;type&quot;:&quot;article-journal&quot;,&quot;id&quot;:&quot;03a45da2-b9e9-3531-9f01-5f61fac20cb2&quot;,&quot;title&quot;:&quot;The global health and economic burden of chikungunya from 2011 to 2020: a model-driven analysis on the impact of an emerging vector-borne disease&quot;,&quot;author&quot;:[{&quot;family&quot;:&quot;Roo&quot;,&quot;given&quot;:&quot;Adrianne Marije&quot;,&quot;parse-names&quot;:false,&quot;dropping-particle&quot;:&quot;&quot;,&quot;non-dropping-particle&quot;:&quot;De&quot;},{&quot;family&quot;:&quot;Vondeling&quot;,&quot;given&quot;:&quot;Gerard Timmy&quot;,&quot;parse-names&quot;:false,&quot;dropping-particle&quot;:&quot;&quot;,&quot;non-dropping-particle&quot;:&quot;&quot;},{&quot;family&quot;:&quot;Boer&quot;,&quot;given&quot;:&quot;Martijn&quot;,&quot;parse-names&quot;:false,&quot;dropping-particle&quot;:&quot;&quot;,&quot;non-dropping-particle&quot;:&quot;&quot;},{&quot;family&quot;:&quot;Murray&quot;,&quot;given&quot;:&quot;Kristy&quot;,&quot;parse-names&quot;:false,&quot;dropping-particle&quot;:&quot;&quot;,&quot;non-dropping-particle&quot;:&quot;&quot;},{&quot;family&quot;:&quot;Postma&quot;,&quot;given&quot;:&quot;Maarten Jacobus&quot;,&quot;parse-names&quot;:false,&quot;dropping-particle&quot;:&quot;&quot;,&quot;non-dropping-particle&quot;:&quot;&quot;}],&quot;container-title&quot;:&quot;BMJ Global Health&quot;,&quot;container-title-short&quot;:&quot;BMJ Glob Health&quot;,&quot;accessed&quot;:{&quot;date-parts&quot;:[[2025,7,29]]},&quot;DOI&quot;:&quot;10.1136/BMJGH-2024-016648&quot;,&quot;ISSN&quot;:&quot;2059-7908&quot;,&quot;PMID&quot;:&quot;10.1136/bmjgh-2024-016648&quot;,&quot;URL&quot;:&quot;https://gh.bmj.com/content/9/12/e016648&quot;,&quot;issued&quot;:{&quot;date-parts&quot;:[[2024,12,3]]},&quot;abstract&quot;:&quot;Introduction Chikungunya is a mosquito-borne arboviral disease posing an emerging global public health threat. Understanding the global burden of chikungunya is critical for designing effective prevention and control strategies. However, current estimates of the economic and health impact of chikungunya remain limited and are potentially underestimated. This study aims to provide a comprehensive overview of the chikungunya burden worldwide.Methods We analysed the global burden of chikungunya between 2011 and 2020 and calculated disability-adjusted life years (DALYs) and direct and indirect costs using a data-driven simulation model. The main outcomes were the number of cases, the total DALY burden, and the direct and indirect costs of acute and chronic chikungunya between 2011 and 2020.Results Our study revealed a total of 18.7 million chikungunya cases in 110 countries between 2011 and 2020, causing 1.95 million DALYs. Most of this burden was found in the Latin American and Caribbean region. The total economic burden caused by chikungunya over these 10 years was estimated at $2.8 billion in direct costs and $47.1 billion in indirect costs worldwide. Long-term chronic illness was the source of most costs and DALYs.Conclusion Chikungunya has a higher disease burden than was previously estimated and costs related to the disease are substantial. Especially in combination with its unpredictable nature, chikungunya could significantly impact local health systems. Insights from this study could inform decision makers on the impact of chikungunya on population health and help them to appropriately allocate resources to protect vulnerable populations from this debilitating disease.&quot;,&quot;publisher&quot;:&quot;BMJ Publishing Group Ltd&quot;,&quot;issue&quot;:&quot;12&quot;,&quot;volume&quot;:&quot;9&quot;},&quot;isTemporary&quot;:false}]},{&quot;citationID&quot;:&quot;MENDELEY_CITATION_d5c517f3-649a-4f74-9d1e-998fd6bc6808&quot;,&quot;properties&quot;:{&quot;noteIndex&quot;:0},&quot;isEdited&quot;:false,&quot;manualOverride&quot;:{&quot;isManuallyOverridden&quot;:false,&quot;citeprocText&quot;:&quot;(4)&quot;,&quot;manualOverrideText&quot;:&quot;&quot;},&quot;citationTag&quot;:&quot;MENDELEY_CITATION_v3_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&quot;,&quot;citationItems&quot;:[{&quot;id&quot;:&quot;4f978143-98d0-3fdd-ae80-52d58d411ead&quot;,&quot;itemData&quot;:{&quot;type&quot;:&quot;webpage&quot;,&quot;id&quot;:&quot;4f978143-98d0-3fdd-ae80-52d58d411ead&quot;,&quot;title&quot;:&quot;Chikungunya&quot;,&quot;accessed&quot;:{&quot;date-parts&quot;:[[2025,7,30]]},&quot;URL&quot;:&quot;https://www.who.int/health-topics/chikungunya#tab=tab_1&quot;,&quot;container-title-short&quot;:&quot;&quot;},&quot;isTemporary&quot;:false}]},{&quot;citationID&quot;:&quot;MENDELEY_CITATION_cbaa30b6-7cce-4654-8245-484d63442a59&quot;,&quot;properties&quot;:{&quot;noteIndex&quot;:0},&quot;isEdited&quot;:false,&quot;manualOverride&quot;:{&quot;isManuallyOverridden&quot;:false,&quot;citeprocText&quot;:&quot;(2)&quot;,&quot;manualOverrideText&quot;:&quot;&quot;},&quot;citationTag&quot;:&quot;MENDELEY_CITATION_v3_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&quot;,&quot;citationItems&quot;:[{&quot;id&quot;:&quot;4a0b30b7-b278-3117-8b65-13214dac45c5&quot;,&quot;itemData&quot;:{&quot;type&quot;:&quot;article-journal&quot;,&quot;id&quot;:&quot;4a0b30b7-b278-3117-8b65-13214dac45c5&quot;,&quot;title&quot;:&quot;Global distribution and environmental suitability for chikungunya virus, 1952 to 2015&quot;,&quot;author&quot;:[{&quot;family&quot;:&quot;Nsoesie&quot;,&quot;given&quot;:&quot;Elaine O.&quot;,&quot;parse-names&quot;:false,&quot;dropping-particle&quot;:&quot;&quot;,&quot;non-dropping-particle&quot;:&quot;&quot;},{&quot;family&quot;:&quot;Kraemer&quot;,&quot;given&quot;:&quot;Moritz U.G.&quot;,&quot;parse-names&quot;:false,&quot;dropping-particle&quot;:&quot;&quot;,&quot;non-dropping-particle&quot;:&quot;&quot;},{&quot;family&quot;:&quot;Golding&quot;,&quot;given&quot;:&quot;N.&quot;,&quot;parse-names&quot;:false,&quot;dropping-particle&quot;:&quot;&quot;,&quot;non-dropping-particle&quot;:&quot;&quot;},{&quot;family&quot;:&quot;Pigott&quot;,&quot;given&quot;:&quot;D. M.&quot;,&quot;parse-names&quot;:false,&quot;dropping-particle&quot;:&quot;&quot;,&quot;non-dropping-particle&quot;:&quot;&quot;},{&quot;family&quot;:&quot;Brady&quot;,&quot;given&quot;:&quot;O. J.&quot;,&quot;parse-names&quot;:false,&quot;dropping-particle&quot;:&quot;&quot;,&quot;non-dropping-particle&quot;:&quot;&quot;},{&quot;family&quot;:&quot;Moyes&quot;,&quot;given&quot;:&quot;C. L.&quot;,&quot;parse-names&quot;:false,&quot;dropping-particle&quot;:&quot;&quot;,&quot;non-dropping-particle&quot;:&quot;&quot;},{&quot;family&quot;:&quot;Johansson&quot;,&quot;given&quot;:&quot;M. A.&quot;,&quot;parse-names&quot;:false,&quot;dropping-particle&quot;:&quot;&quot;,&quot;non-dropping-particle&quot;:&quot;&quot;},{&quot;family&quot;:&quot;Gething&quot;,&quot;given&quot;:&quot;P. W.&quot;,&quot;parse-names&quot;:false,&quot;dropping-particle&quot;:&quot;&quot;,&quot;non-dropping-particle&quot;:&quot;&quot;},{&quot;family&quot;:&quot;Velayudhan&quot;,&quot;given&quot;:&quot;R.&quot;,&quot;parse-names&quot;:false,&quot;dropping-particle&quot;:&quot;&quot;,&quot;non-dropping-particle&quot;:&quot;&quot;},{&quot;family&quot;:&quot;Khan&quot;,&quot;given&quot;:&quot;K.&quot;,&quot;parse-names&quot;:false,&quot;dropping-particle&quot;:&quot;&quot;,&quot;non-dropping-particle&quot;:&quot;&quot;},{&quot;family&quot;:&quot;Hay&quot;,&quot;given&quot;:&quot;S. I.&quot;,&quot;parse-names&quot;:false,&quot;dropping-particle&quot;:&quot;&quot;,&quot;non-dropping-particle&quot;:&quot;&quot;},{&quot;family&quot;:&quot;Brownstein&quot;,&quot;given&quot;:&quot;J. S.&quot;,&quot;parse-names&quot;:false,&quot;dropping-particle&quot;:&quot;&quot;,&quot;non-dropping-particle&quot;:&quot;&quot;}],&quot;container-title&quot;:&quot;Eurosurveillance&quot;,&quot;accessed&quot;:{&quot;date-parts&quot;:[[2025,7,30]]},&quot;DOI&quot;:&quot;10.2807/1560-7917.ES.2016.21.20.30234/CITE/REFWORKS&quot;,&quot;ISSN&quot;:&quot;15607917&quot;,&quot;PMID&quot;:&quot;27239817&quot;,&quot;URL&quot;:&quot;https://www.eurosurveillance.org/content/10.2807/1560-7917.ES.2016.21.20.30234&quot;,&quot;issued&quot;:{&quot;date-parts&quot;:[[2016,5,19]]},&quot;page&quot;:&quot;30234&quot;,&quot;abstract&quot;:&quot;Chikungunya fever is an acute febrile illness caused by the chikungunya virus (CHIKV), which is transmitted to humans by Aedes mosquitoes. Although chikungunya fever is rarely fatal, patients can experience debilitating symptoms that last from months to years. Here we comprehensively assess the global distribution of chikungunya and produce high-resolution maps, using an established modelling framework that combines a comprehensive occurrence database with bespoke environmental correlates, including up-to-date Aedes distribution maps. This enables estimation of the current total population-at-risk of CHIKV transmission and identification of areas where the virus may spread to in the future. We identified 94 countries with good evidence for current CHIKV presence and a set of countries in the New and Old World with potential for future CHIKV establishment, demonstrated by high environmental suitability for transmission and in some cases previous sporadic reports. Aedes aegypti presence was identified as one of the major contributing factors to CHIKV transmission but significant geographical heterogeneity exists. We estimated 1.3 billion people are living in areas at-risk of CHIKV transmission. These maps provide a baseline for identifying areas where prevention and control efforts should be prioritised and can be used to guide estimation of the global burden of CHIKV.&quot;,&quot;publisher&quot;:&quot;European Centre for Disease Prevention and Control (ECDC)&quot;,&quot;issue&quot;:&quot;20&quot;,&quot;volume&quot;:&quot;21&quot;,&quot;container-title-short&quot;:&quot;&quot;},&quot;isTemporary&quot;:false}]},{&quot;citationID&quot;:&quot;MENDELEY_CITATION_3d37f5d4-3976-44bd-bb94-fd8726887d58&quot;,&quot;properties&quot;:{&quot;noteIndex&quot;:0},&quot;isEdited&quot;:false,&quot;manualOverride&quot;:{&quot;isManuallyOverridden&quot;:false,&quot;citeprocText&quot;:&quot;(2)&quot;,&quot;manualOverrideText&quot;:&quot;&quot;},&quot;citationTag&quot;:&quot;MENDELEY_CITATION_v3_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&quot;,&quot;citationItems&quot;:[{&quot;id&quot;:&quot;4a0b30b7-b278-3117-8b65-13214dac45c5&quot;,&quot;itemData&quot;:{&quot;type&quot;:&quot;article-journal&quot;,&quot;id&quot;:&quot;4a0b30b7-b278-3117-8b65-13214dac45c5&quot;,&quot;title&quot;:&quot;Global distribution and environmental suitability for chikungunya virus, 1952 to 2015&quot;,&quot;author&quot;:[{&quot;family&quot;:&quot;Nsoesie&quot;,&quot;given&quot;:&quot;Elaine O.&quot;,&quot;parse-names&quot;:false,&quot;dropping-particle&quot;:&quot;&quot;,&quot;non-dropping-particle&quot;:&quot;&quot;},{&quot;family&quot;:&quot;Kraemer&quot;,&quot;given&quot;:&quot;Moritz U.G.&quot;,&quot;parse-names&quot;:false,&quot;dropping-particle&quot;:&quot;&quot;,&quot;non-dropping-particle&quot;:&quot;&quot;},{&quot;family&quot;:&quot;Golding&quot;,&quot;given&quot;:&quot;N.&quot;,&quot;parse-names&quot;:false,&quot;dropping-particle&quot;:&quot;&quot;,&quot;non-dropping-particle&quot;:&quot;&quot;},{&quot;family&quot;:&quot;Pigott&quot;,&quot;given&quot;:&quot;D. M.&quot;,&quot;parse-names&quot;:false,&quot;dropping-particle&quot;:&quot;&quot;,&quot;non-dropping-particle&quot;:&quot;&quot;},{&quot;family&quot;:&quot;Brady&quot;,&quot;given&quot;:&quot;O. J.&quot;,&quot;parse-names&quot;:false,&quot;dropping-particle&quot;:&quot;&quot;,&quot;non-dropping-particle&quot;:&quot;&quot;},{&quot;family&quot;:&quot;Moyes&quot;,&quot;given&quot;:&quot;C. L.&quot;,&quot;parse-names&quot;:false,&quot;dropping-particle&quot;:&quot;&quot;,&quot;non-dropping-particle&quot;:&quot;&quot;},{&quot;family&quot;:&quot;Johansson&quot;,&quot;given&quot;:&quot;M. A.&quot;,&quot;parse-names&quot;:false,&quot;dropping-particle&quot;:&quot;&quot;,&quot;non-dropping-particle&quot;:&quot;&quot;},{&quot;family&quot;:&quot;Gething&quot;,&quot;given&quot;:&quot;P. W.&quot;,&quot;parse-names&quot;:false,&quot;dropping-particle&quot;:&quot;&quot;,&quot;non-dropping-particle&quot;:&quot;&quot;},{&quot;family&quot;:&quot;Velayudhan&quot;,&quot;given&quot;:&quot;R.&quot;,&quot;parse-names&quot;:false,&quot;dropping-particle&quot;:&quot;&quot;,&quot;non-dropping-particle&quot;:&quot;&quot;},{&quot;family&quot;:&quot;Khan&quot;,&quot;given&quot;:&quot;K.&quot;,&quot;parse-names&quot;:false,&quot;dropping-particle&quot;:&quot;&quot;,&quot;non-dropping-particle&quot;:&quot;&quot;},{&quot;family&quot;:&quot;Hay&quot;,&quot;given&quot;:&quot;S. I.&quot;,&quot;parse-names&quot;:false,&quot;dropping-particle&quot;:&quot;&quot;,&quot;non-dropping-particle&quot;:&quot;&quot;},{&quot;family&quot;:&quot;Brownstein&quot;,&quot;given&quot;:&quot;J. S.&quot;,&quot;parse-names&quot;:false,&quot;dropping-particle&quot;:&quot;&quot;,&quot;non-dropping-particle&quot;:&quot;&quot;}],&quot;container-title&quot;:&quot;Eurosurveillance&quot;,&quot;accessed&quot;:{&quot;date-parts&quot;:[[2025,7,30]]},&quot;DOI&quot;:&quot;10.2807/1560-7917.ES.2016.21.20.30234/CITE/REFWORKS&quot;,&quot;ISSN&quot;:&quot;15607917&quot;,&quot;PMID&quot;:&quot;27239817&quot;,&quot;URL&quot;:&quot;https://www.eurosurveillance.org/content/10.2807/1560-7917.ES.2016.21.20.30234&quot;,&quot;issued&quot;:{&quot;date-parts&quot;:[[2016,5,19]]},&quot;page&quot;:&quot;30234&quot;,&quot;abstract&quot;:&quot;Chikungunya fever is an acute febrile illness caused by the chikungunya virus (CHIKV), which is transmitted to humans by Aedes mosquitoes. Although chikungunya fever is rarely fatal, patients can experience debilitating symptoms that last from months to years. Here we comprehensively assess the global distribution of chikungunya and produce high-resolution maps, using an established modelling framework that combines a comprehensive occurrence database with bespoke environmental correlates, including up-to-date Aedes distribution maps. This enables estimation of the current total population-at-risk of CHIKV transmission and identification of areas where the virus may spread to in the future. We identified 94 countries with good evidence for current CHIKV presence and a set of countries in the New and Old World with potential for future CHIKV establishment, demonstrated by high environmental suitability for transmission and in some cases previous sporadic reports. Aedes aegypti presence was identified as one of the major contributing factors to CHIKV transmission but significant geographical heterogeneity exists. We estimated 1.3 billion people are living in areas at-risk of CHIKV transmission. These maps provide a baseline for identifying areas where prevention and control efforts should be prioritised and can be used to guide estimation of the global burden of CHIKV.&quot;,&quot;publisher&quot;:&quot;European Centre for Disease Prevention and Control (ECDC)&quot;,&quot;issue&quot;:&quot;20&quot;,&quot;volume&quot;:&quot;21&quot;,&quot;container-title-short&quot;:&quot;&quot;},&quot;isTemporary&quot;:false}]},{&quot;citationID&quot;:&quot;MENDELEY_CITATION_761cd2b4-4982-482f-96ba-000af4eed865&quot;,&quot;properties&quot;:{&quot;noteIndex&quot;:0},&quot;isEdited&quot;:false,&quot;manualOverride&quot;:{&quot;isManuallyOverridden&quot;:false,&quot;citeprocText&quot;:&quot;(5)&quot;,&quot;manualOverrideText&quot;:&quot;&quot;},&quot;citationTag&quot;:&quot;MENDELEY_CITATION_v3_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&quot;,&quot;citationItems&quot;:[{&quot;id&quot;:&quot;ad02734d-7826-396f-a650-6f32337f9df5&quot;,&quot;itemData&quot;:{&quot;type&quot;:&quot;article-journal&quot;,&quot;id&quot;:&quot;ad02734d-7826-396f-a650-6f32337f9df5&quot;,&quot;title&quot;:&quot;Phylogenetic Analysis of Chikungunya Virus Strains Circulating in the Western Hemisphere&quot;,&quot;author&quot;:[{&quot;family&quot;:&quot;Lanciotti&quot;,&quot;given&quot;:&quot;Robert S.&quot;,&quot;parse-names&quot;:false,&quot;dropping-particle&quot;:&quot;&quot;,&quot;non-dropping-particle&quot;:&quot;&quot;},{&quot;family&quot;:&quot;Lambert&quot;,&quot;given&quot;:&quot;Amy J.&quot;,&quot;parse-names&quot;:false,&quot;dropping-particle&quot;:&quot;&quot;,&quot;non-dropping-particle&quot;:&quot;&quot;}],&quot;container-title&quot;:&quot;The American Journal of Tropical Medicine and Hygiene&quot;,&quot;container-title-short&quot;:&quot;Am J Trop Med Hyg&quot;,&quot;accessed&quot;:{&quot;date-parts&quot;:[[2025,7,30]]},&quot;DOI&quot;:&quot;10.4269/AJTMH.15-0375&quot;,&quot;ISSN&quot;:&quot;00029637&quot;,&quot;PMID&quot;:&quot;26856917&quot;,&quot;URL&quot;:&quot;https://pmc.ncbi.nlm.nih.gov/articles/PMC4824221/&quot;,&quot;issued&quot;:{&quot;date-parts&quot;:[[2016,4,1]]},&quot;page&quot;:&quot;800&quot;,&quot;abstract&quot;:&quot;In December 2013, chikungunya virus (CHIKV) was isolated for the first time in the Western Hemisphere (WH) during an epidemic on the island of St. Martin. Subsequently, the virus has spread to 42 countries or territories in the Caribbean, Central, South, and North America. In this study, we have determined the full genomic sequences of 29 temporally and geographically diverse CHIKV strains from 16 countries of the WH. Phylogenetic analyses revealed minimal evolution among compared emergent CHIKV strains of the New World.&quot;,&quot;publisher&quot;:&quot;American Society of Tropical Medicine and Hygiene&quot;,&quot;issue&quot;:&quot;4&quot;,&quot;volume&quot;:&quot;94&quot;},&quot;isTemporary&quot;:false}]},{&quot;citationID&quot;:&quot;MENDELEY_CITATION_4ecd02b6-b38d-4c6b-a728-3a7eef644d8d&quot;,&quot;properties&quot;:{&quot;noteIndex&quot;:0},&quot;isEdited&quot;:false,&quot;manualOverride&quot;:{&quot;isManuallyOverridden&quot;:false,&quot;citeprocText&quot;:&quot;(6,7)&quot;,&quot;manualOverrideText&quot;:&quot;&quot;},&quot;citationTag&quot;:&quot;MENDELEY_CITATION_v3_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&quot;,&quot;citationItems&quot;:[{&quot;id&quot;:&quot;9800b69c-484c-3109-bcec-1e79b70d9bf0&quot;,&quot;itemData&quot;:{&quot;type&quot;:&quot;article-journal&quot;,&quot;id&quot;:&quot;9800b69c-484c-3109-bcec-1e79b70d9bf0&quot;,&quot;title&quot;:&quot;Chikungunya fever&quot;,&quot;author&quot;:[{&quot;family&quot;:&quot;Bartholomeeusen&quot;,&quot;given&quot;:&quot;Koen&quot;,&quot;parse-names&quot;:false,&quot;dropping-particle&quot;:&quot;&quot;,&quot;non-dropping-particle&quot;:&quot;&quot;},{&quot;family&quot;:&quot;Daniel&quot;,&quot;given&quot;:&quot;Matthieu&quot;,&quot;parse-names&quot;:false,&quot;dropping-particle&quot;:&quot;&quot;,&quot;non-dropping-particle&quot;:&quot;&quot;},{&quot;family&quot;:&quot;LaBeaud&quot;,&quot;given&quot;:&quot;Desiree A.&quot;,&quot;parse-names&quot;:false,&quot;dropping-particle&quot;:&quot;&quot;,&quot;non-dropping-particle&quot;:&quot;&quot;},{&quot;family&quot;:&quot;Gasque&quot;,&quot;given&quot;:&quot;Philippe&quot;,&quot;parse-names&quot;:false,&quot;dropping-particle&quot;:&quot;&quot;,&quot;non-dropping-particle&quot;:&quot;&quot;},{&quot;family&quot;:&quot;Peeling&quot;,&quot;given&quot;:&quot;Rosanna W.&quot;,&quot;parse-names&quot;:false,&quot;dropping-particle&quot;:&quot;&quot;,&quot;non-dropping-particle&quot;:&quot;&quot;},{&quot;family&quot;:&quot;Stephenson&quot;,&quot;given&quot;:&quot;Kathryn E.&quot;,&quot;parse-names&quot;:false,&quot;dropping-particle&quot;:&quot;&quot;,&quot;non-dropping-particle&quot;:&quot;&quot;},{&quot;family&quot;:&quot;Ng&quot;,&quot;given&quot;:&quot;Lisa F.P.&quot;,&quot;parse-names&quot;:false,&quot;dropping-particle&quot;:&quot;&quot;,&quot;non-dropping-particle&quot;:&quot;&quot;},{&quot;family&quot;:&quot;Ariën&quot;,&quot;given&quot;:&quot;Kevin K.&quot;,&quot;parse-names&quot;:false,&quot;dropping-particle&quot;:&quot;&quot;,&quot;non-dropping-particle&quot;:&quot;&quot;}],&quot;container-title&quot;:&quot;Nature Reviews Disease Primers 2023 9:1&quot;,&quot;accessed&quot;:{&quot;date-parts&quot;:[[2025,7,29]]},&quot;DOI&quot;:&quot;10.1038/s41572-023-00429-2&quot;,&quot;ISSN&quot;:&quot;2056-676X&quot;,&quot;PMID&quot;:&quot;37024497&quot;,&quot;URL&quot;:&quot;https://www.nature.com/articles/s41572-023-00429-2&quot;,&quot;issued&quot;:{&quot;date-parts&quot;:[[2023,4,6]]},&quot;page&quot;:&quot;1-21&quot;,&quot;abstract&quot;:&quot;Chikungunya virus is widespread throughout the tropics, where it causes recurrent outbreaks of chikungunya fever. In recent years, outbreaks have afflicted populations in East and Central Africa, South America and Southeast Asia. The virus is transmitted by Aedes aegypti and Aedes albopictus mosquitoes. Chikungunya fever is characterized by severe arthralgia and myalgia that can persist for years and have considerable detrimental effects on health, quality of life and economic productivity. The effects of climate change as well as increased globalization of commerce and travel have led to growth of the habitat of Aedes mosquitoes. As a result, increasing numbers of people will be at risk of chikungunya fever in the coming years. In the absence of specific antiviral treatments and with vaccines still in development, surveillance and vector control are essential to suppress re-emergence and epidemics. Chikungunya fever is an acute febrile illness caused by chikungunya virus, a mosquito-borne alphavirus. This Primer by Bartholomeeusen and colleagues summarizes the epidemiology, mechanisms, diagnosis and treatment of chikungunya fever, and discusses patient quality of life and open research questions for this condition.&quot;,&quot;publisher&quot;:&quot;Nature Publishing Group&quot;,&quot;issue&quot;:&quot;1&quot;,&quot;volume&quot;:&quot;9&quot;,&quot;container-title-short&quot;:&quot;&quot;},&quot;isTemporary&quot;:false},{&quot;id&quot;:&quot;bf9ee81d-2ffd-3ff5-bf1f-d099b746d483&quot;,&quot;itemData&quot;:{&quot;type&quot;:&quot;article-journal&quot;,&quot;id&quot;:&quot;bf9ee81d-2ffd-3ff5-bf1f-d099b746d483&quot;,&quot;title&quot;:&quot;Reappearance of chikungunya, formerly called Dengue, in the Americas&quot;,&quot;author&quot;:[{&quot;family&quot;:&quot;Halstead&quot;,&quot;given&quot;:&quot;Scott B.&quot;,&quot;parse-names&quot;:false,&quot;dropping-particle&quot;:&quot;&quot;,&quot;non-dropping-particle&quot;:&quot;&quot;}],&quot;container-title&quot;:&quot;Emerging Infectious Diseases&quot;,&quot;container-title-short&quot;:&quot;Emerg Infect Dis&quot;,&quot;accessed&quot;:{&quot;date-parts&quot;:[[2025,7,30]]},&quot;DOI&quot;:&quot;10.3201/EID2104.141723&quot;,&quot;ISSN&quot;:&quot;10806059&quot;,&quot;PMID&quot;:&quot;25816211&quot;,&quot;issued&quot;:{&quot;date-parts&quot;:[[2015]]},&quot;page&quot;:&quot;557-561&quot;,&quot;abstract&quot;:&quot;After an absence of ≈200 years, chikungunya returned to the American tropics in 2013. The virus is maintained in a complex African zoonotic cycle but escapes into an urban cycle at 40- to 50-year intervals, causing global pandemics. In 1823, classical chikungunya, a viral exanthem in humans, occurred on Zanzibar, and in 1827, it arrived in the Caribbean and spread to North and South America. In Zanzibar, the disease was known as kidenga pepo, Swahili for a sudden cramp-like seizure caused by an evil spirit; in Cuba, it was known as dengue, a Spanish homonym of denga. During the eighteenth century, dengue (present-day chikungunya) was distinguished from breakbone fever (present-day dengue), another febrile exanthem. In the twentieth century, experiments resulted in the recovery and naming of present-day dengue viruses. In 1952, chikungunya virus was recovered during an outbreak in Tanzania, but by then, the virus had lost its original name to present-day dengue viruses.&quot;,&quot;publisher&quot;:&quot;Centers for Disease Control and Prevention (CDC)&quot;,&quot;issue&quot;:&quot;4&quot;,&quot;volume&quot;:&quot;21&quot;},&quot;isTemporary&quot;:false}]},{&quot;citationID&quot;:&quot;MENDELEY_CITATION_e82ff042-cbc4-4e3b-a988-56e4bc26f06e&quot;,&quot;properties&quot;:{&quot;noteIndex&quot;:0},&quot;isEdited&quot;:false,&quot;manualOverride&quot;:{&quot;isManuallyOverridden&quot;:false,&quot;citeprocText&quot;:&quot;(4,6)&quot;,&quot;manualOverrideText&quot;:&quot;&quot;},&quot;citationTag&quot;:&quot;MENDELEY_CITATION_v3_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&quot;,&quot;citationItems&quot;:[{&quot;id&quot;:&quot;9800b69c-484c-3109-bcec-1e79b70d9bf0&quot;,&quot;itemData&quot;:{&quot;type&quot;:&quot;article-journal&quot;,&quot;id&quot;:&quot;9800b69c-484c-3109-bcec-1e79b70d9bf0&quot;,&quot;title&quot;:&quot;Chikungunya fever&quot;,&quot;author&quot;:[{&quot;family&quot;:&quot;Bartholomeeusen&quot;,&quot;given&quot;:&quot;Koen&quot;,&quot;parse-names&quot;:false,&quot;dropping-particle&quot;:&quot;&quot;,&quot;non-dropping-particle&quot;:&quot;&quot;},{&quot;family&quot;:&quot;Daniel&quot;,&quot;given&quot;:&quot;Matthieu&quot;,&quot;parse-names&quot;:false,&quot;dropping-particle&quot;:&quot;&quot;,&quot;non-dropping-particle&quot;:&quot;&quot;},{&quot;family&quot;:&quot;LaBeaud&quot;,&quot;given&quot;:&quot;Desiree A.&quot;,&quot;parse-names&quot;:false,&quot;dropping-particle&quot;:&quot;&quot;,&quot;non-dropping-particle&quot;:&quot;&quot;},{&quot;family&quot;:&quot;Gasque&quot;,&quot;given&quot;:&quot;Philippe&quot;,&quot;parse-names&quot;:false,&quot;dropping-particle&quot;:&quot;&quot;,&quot;non-dropping-particle&quot;:&quot;&quot;},{&quot;family&quot;:&quot;Peeling&quot;,&quot;given&quot;:&quot;Rosanna W.&quot;,&quot;parse-names&quot;:false,&quot;dropping-particle&quot;:&quot;&quot;,&quot;non-dropping-particle&quot;:&quot;&quot;},{&quot;family&quot;:&quot;Stephenson&quot;,&quot;given&quot;:&quot;Kathryn E.&quot;,&quot;parse-names&quot;:false,&quot;dropping-particle&quot;:&quot;&quot;,&quot;non-dropping-particle&quot;:&quot;&quot;},{&quot;family&quot;:&quot;Ng&quot;,&quot;given&quot;:&quot;Lisa F.P.&quot;,&quot;parse-names&quot;:false,&quot;dropping-particle&quot;:&quot;&quot;,&quot;non-dropping-particle&quot;:&quot;&quot;},{&quot;family&quot;:&quot;Ariën&quot;,&quot;given&quot;:&quot;Kevin K.&quot;,&quot;parse-names&quot;:false,&quot;dropping-particle&quot;:&quot;&quot;,&quot;non-dropping-particle&quot;:&quot;&quot;}],&quot;container-title&quot;:&quot;Nature Reviews Disease Primers 2023 9:1&quot;,&quot;accessed&quot;:{&quot;date-parts&quot;:[[2025,7,29]]},&quot;DOI&quot;:&quot;10.1038/s41572-023-00429-2&quot;,&quot;ISSN&quot;:&quot;2056-676X&quot;,&quot;PMID&quot;:&quot;37024497&quot;,&quot;URL&quot;:&quot;https://www.nature.com/articles/s41572-023-00429-2&quot;,&quot;issued&quot;:{&quot;date-parts&quot;:[[2023,4,6]]},&quot;page&quot;:&quot;1-21&quot;,&quot;abstract&quot;:&quot;Chikungunya virus is widespread throughout the tropics, where it causes recurrent outbreaks of chikungunya fever. In recent years, outbreaks have afflicted populations in East and Central Africa, South America and Southeast Asia. The virus is transmitted by Aedes aegypti and Aedes albopictus mosquitoes. Chikungunya fever is characterized by severe arthralgia and myalgia that can persist for years and have considerable detrimental effects on health, quality of life and economic productivity. The effects of climate change as well as increased globalization of commerce and travel have led to growth of the habitat of Aedes mosquitoes. As a result, increasing numbers of people will be at risk of chikungunya fever in the coming years. In the absence of specific antiviral treatments and with vaccines still in development, surveillance and vector control are essential to suppress re-emergence and epidemics. Chikungunya fever is an acute febrile illness caused by chikungunya virus, a mosquito-borne alphavirus. This Primer by Bartholomeeusen and colleagues summarizes the epidemiology, mechanisms, diagnosis and treatment of chikungunya fever, and discusses patient quality of life and open research questions for this condition.&quot;,&quot;publisher&quot;:&quot;Nature Publishing Group&quot;,&quot;issue&quot;:&quot;1&quot;,&quot;volume&quot;:&quot;9&quot;,&quot;container-title-short&quot;:&quot;&quot;},&quot;isTemporary&quot;:false},{&quot;id&quot;:&quot;4f978143-98d0-3fdd-ae80-52d58d411ead&quot;,&quot;itemData&quot;:{&quot;type&quot;:&quot;webpage&quot;,&quot;id&quot;:&quot;4f978143-98d0-3fdd-ae80-52d58d411ead&quot;,&quot;title&quot;:&quot;Chikungunya&quot;,&quot;accessed&quot;:{&quot;date-parts&quot;:[[2025,7,30]]},&quot;URL&quot;:&quot;https://www.who.int/health-topics/chikungunya#tab=tab_1&quot;,&quot;container-title-short&quot;:&quot;&quot;},&quot;isTemporary&quot;:false}]},{&quot;citationID&quot;:&quot;MENDELEY_CITATION_e225cc0d-7933-4950-bde1-cb2a750bbb0c&quot;,&quot;properties&quot;:{&quot;noteIndex&quot;:0},&quot;isEdited&quot;:false,&quot;manualOverride&quot;:{&quot;isManuallyOverridden&quot;:false,&quot;citeprocText&quot;:&quot;(1)&quot;,&quot;manualOverrideText&quot;:&quot;&quot;},&quot;citationTag&quot;:&quot;MENDELEY_CITATION_v3_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&quot;,&quot;citationItems&quot;:[{&quot;id&quot;:&quot;03a45da2-b9e9-3531-9f01-5f61fac20cb2&quot;,&quot;itemData&quot;:{&quot;type&quot;:&quot;article-journal&quot;,&quot;id&quot;:&quot;03a45da2-b9e9-3531-9f01-5f61fac20cb2&quot;,&quot;title&quot;:&quot;The global health and economic burden of chikungunya from 2011 to 2020: a model-driven analysis on the impact of an emerging vector-borne disease&quot;,&quot;author&quot;:[{&quot;family&quot;:&quot;Roo&quot;,&quot;given&quot;:&quot;Adrianne Marije&quot;,&quot;parse-names&quot;:false,&quot;dropping-particle&quot;:&quot;&quot;,&quot;non-dropping-particle&quot;:&quot;De&quot;},{&quot;family&quot;:&quot;Vondeling&quot;,&quot;given&quot;:&quot;Gerard Timmy&quot;,&quot;parse-names&quot;:false,&quot;dropping-particle&quot;:&quot;&quot;,&quot;non-dropping-particle&quot;:&quot;&quot;},{&quot;family&quot;:&quot;Boer&quot;,&quot;given&quot;:&quot;Martijn&quot;,&quot;parse-names&quot;:false,&quot;dropping-particle&quot;:&quot;&quot;,&quot;non-dropping-particle&quot;:&quot;&quot;},{&quot;family&quot;:&quot;Murray&quot;,&quot;given&quot;:&quot;Kristy&quot;,&quot;parse-names&quot;:false,&quot;dropping-particle&quot;:&quot;&quot;,&quot;non-dropping-particle&quot;:&quot;&quot;},{&quot;family&quot;:&quot;Postma&quot;,&quot;given&quot;:&quot;Maarten Jacobus&quot;,&quot;parse-names&quot;:false,&quot;dropping-particle&quot;:&quot;&quot;,&quot;non-dropping-particle&quot;:&quot;&quot;}],&quot;container-title&quot;:&quot;BMJ Global Health&quot;,&quot;container-title-short&quot;:&quot;BMJ Glob Health&quot;,&quot;accessed&quot;:{&quot;date-parts&quot;:[[2025,7,29]]},&quot;DOI&quot;:&quot;10.1136/BMJGH-2024-016648&quot;,&quot;ISSN&quot;:&quot;2059-7908&quot;,&quot;PMID&quot;:&quot;10.1136/bmjgh-2024-016648&quot;,&quot;URL&quot;:&quot;https://gh.bmj.com/content/9/12/e016648&quot;,&quot;issued&quot;:{&quot;date-parts&quot;:[[2024,12,3]]},&quot;abstract&quot;:&quot;Introduction Chikungunya is a mosquito-borne arboviral disease posing an emerging global public health threat. Understanding the global burden of chikungunya is critical for designing effective prevention and control strategies. However, current estimates of the economic and health impact of chikungunya remain limited and are potentially underestimated. This study aims to provide a comprehensive overview of the chikungunya burden worldwide.Methods We analysed the global burden of chikungunya between 2011 and 2020 and calculated disability-adjusted life years (DALYs) and direct and indirect costs using a data-driven simulation model. The main outcomes were the number of cases, the total DALY burden, and the direct and indirect costs of acute and chronic chikungunya between 2011 and 2020.Results Our study revealed a total of 18.7 million chikungunya cases in 110 countries between 2011 and 2020, causing 1.95 million DALYs. Most of this burden was found in the Latin American and Caribbean region. The total economic burden caused by chikungunya over these 10 years was estimated at $2.8 billion in direct costs and $47.1 billion in indirect costs worldwide. Long-term chronic illness was the source of most costs and DALYs.Conclusion Chikungunya has a higher disease burden than was previously estimated and costs related to the disease are substantial. Especially in combination with its unpredictable nature, chikungunya could significantly impact local health systems. Insights from this study could inform decision makers on the impact of chikungunya on population health and help them to appropriately allocate resources to protect vulnerable populations from this debilitating disease.&quot;,&quot;publisher&quot;:&quot;BMJ Publishing Group Ltd&quot;,&quot;issue&quot;:&quot;12&quot;,&quot;volume&quot;:&quot;9&quot;},&quot;isTemporary&quot;:false}]},{&quot;citationID&quot;:&quot;MENDELEY_CITATION_326d4338-33a2-4a90-ba26-d7bc3dea6313&quot;,&quot;properties&quot;:{&quot;noteIndex&quot;:0},&quot;isEdited&quot;:false,&quot;manualOverride&quot;:{&quot;isManuallyOverridden&quot;:false,&quot;citeprocText&quot;:&quot;(1)&quot;,&quot;manualOverrideText&quot;:&quot;&quot;},&quot;citationTag&quot;:&quot;MENDELEY_CITATION_v3_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&quot;,&quot;citationItems&quot;:[{&quot;id&quot;:&quot;03a45da2-b9e9-3531-9f01-5f61fac20cb2&quot;,&quot;itemData&quot;:{&quot;type&quot;:&quot;article-journal&quot;,&quot;id&quot;:&quot;03a45da2-b9e9-3531-9f01-5f61fac20cb2&quot;,&quot;title&quot;:&quot;The global health and economic burden of chikungunya from 2011 to 2020: a model-driven analysis on the impact of an emerging vector-borne disease&quot;,&quot;author&quot;:[{&quot;family&quot;:&quot;Roo&quot;,&quot;given&quot;:&quot;Adrianne Marije&quot;,&quot;parse-names&quot;:false,&quot;dropping-particle&quot;:&quot;&quot;,&quot;non-dropping-particle&quot;:&quot;De&quot;},{&quot;family&quot;:&quot;Vondeling&quot;,&quot;given&quot;:&quot;Gerard Timmy&quot;,&quot;parse-names&quot;:false,&quot;dropping-particle&quot;:&quot;&quot;,&quot;non-dropping-particle&quot;:&quot;&quot;},{&quot;family&quot;:&quot;Boer&quot;,&quot;given&quot;:&quot;Martijn&quot;,&quot;parse-names&quot;:false,&quot;dropping-particle&quot;:&quot;&quot;,&quot;non-dropping-particle&quot;:&quot;&quot;},{&quot;family&quot;:&quot;Murray&quot;,&quot;given&quot;:&quot;Kristy&quot;,&quot;parse-names&quot;:false,&quot;dropping-particle&quot;:&quot;&quot;,&quot;non-dropping-particle&quot;:&quot;&quot;},{&quot;family&quot;:&quot;Postma&quot;,&quot;given&quot;:&quot;Maarten Jacobus&quot;,&quot;parse-names&quot;:false,&quot;dropping-particle&quot;:&quot;&quot;,&quot;non-dropping-particle&quot;:&quot;&quot;}],&quot;container-title&quot;:&quot;BMJ Global Health&quot;,&quot;container-title-short&quot;:&quot;BMJ Glob Health&quot;,&quot;accessed&quot;:{&quot;date-parts&quot;:[[2025,7,29]]},&quot;DOI&quot;:&quot;10.1136/BMJGH-2024-016648&quot;,&quot;ISSN&quot;:&quot;2059-7908&quot;,&quot;PMID&quot;:&quot;10.1136/bmjgh-2024-016648&quot;,&quot;URL&quot;:&quot;https://gh.bmj.com/content/9/12/e016648&quot;,&quot;issued&quot;:{&quot;date-parts&quot;:[[2024,12,3]]},&quot;abstract&quot;:&quot;Introduction Chikungunya is a mosquito-borne arboviral disease posing an emerging global public health threat. Understanding the global burden of chikungunya is critical for designing effective prevention and control strategies. However, current estimates of the economic and health impact of chikungunya remain limited and are potentially underestimated. This study aims to provide a comprehensive overview of the chikungunya burden worldwide.Methods We analysed the global burden of chikungunya between 2011 and 2020 and calculated disability-adjusted life years (DALYs) and direct and indirect costs using a data-driven simulation model. The main outcomes were the number of cases, the total DALY burden, and the direct and indirect costs of acute and chronic chikungunya between 2011 and 2020.Results Our study revealed a total of 18.7 million chikungunya cases in 110 countries between 2011 and 2020, causing 1.95 million DALYs. Most of this burden was found in the Latin American and Caribbean region. The total economic burden caused by chikungunya over these 10 years was estimated at $2.8 billion in direct costs and $47.1 billion in indirect costs worldwide. Long-term chronic illness was the source of most costs and DALYs.Conclusion Chikungunya has a higher disease burden than was previously estimated and costs related to the disease are substantial. Especially in combination with its unpredictable nature, chikungunya could significantly impact local health systems. Insights from this study could inform decision makers on the impact of chikungunya on population health and help them to appropriately allocate resources to protect vulnerable populations from this debilitating disease.&quot;,&quot;publisher&quot;:&quot;BMJ Publishing Group Ltd&quot;,&quot;issue&quot;:&quot;12&quot;,&quot;volume&quot;:&quot;9&quot;},&quot;isTemporary&quot;:false}]},{&quot;citationID&quot;:&quot;MENDELEY_CITATION_6b6fa03f-0c1c-4921-b44e-a5e5eaeac416&quot;,&quot;properties&quot;:{&quot;noteIndex&quot;:0},&quot;isEdited&quot;:false,&quot;manualOverride&quot;:{&quot;isManuallyOverridden&quot;:false,&quot;citeprocText&quot;:&quot;(6)&quot;,&quot;manualOverrideText&quot;:&quot;&quot;},&quot;citationTag&quot;:&quot;MENDELEY_CITATION_v3_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&quot;,&quot;citationItems&quot;:[{&quot;id&quot;:&quot;9800b69c-484c-3109-bcec-1e79b70d9bf0&quot;,&quot;itemData&quot;:{&quot;type&quot;:&quot;article-journal&quot;,&quot;id&quot;:&quot;9800b69c-484c-3109-bcec-1e79b70d9bf0&quot;,&quot;title&quot;:&quot;Chikungunya fever&quot;,&quot;author&quot;:[{&quot;family&quot;:&quot;Bartholomeeusen&quot;,&quot;given&quot;:&quot;Koen&quot;,&quot;parse-names&quot;:false,&quot;dropping-particle&quot;:&quot;&quot;,&quot;non-dropping-particle&quot;:&quot;&quot;},{&quot;family&quot;:&quot;Daniel&quot;,&quot;given&quot;:&quot;Matthieu&quot;,&quot;parse-names&quot;:false,&quot;dropping-particle&quot;:&quot;&quot;,&quot;non-dropping-particle&quot;:&quot;&quot;},{&quot;family&quot;:&quot;LaBeaud&quot;,&quot;given&quot;:&quot;Desiree A.&quot;,&quot;parse-names&quot;:false,&quot;dropping-particle&quot;:&quot;&quot;,&quot;non-dropping-particle&quot;:&quot;&quot;},{&quot;family&quot;:&quot;Gasque&quot;,&quot;given&quot;:&quot;Philippe&quot;,&quot;parse-names&quot;:false,&quot;dropping-particle&quot;:&quot;&quot;,&quot;non-dropping-particle&quot;:&quot;&quot;},{&quot;family&quot;:&quot;Peeling&quot;,&quot;given&quot;:&quot;Rosanna W.&quot;,&quot;parse-names&quot;:false,&quot;dropping-particle&quot;:&quot;&quot;,&quot;non-dropping-particle&quot;:&quot;&quot;},{&quot;family&quot;:&quot;Stephenson&quot;,&quot;given&quot;:&quot;Kathryn E.&quot;,&quot;parse-names&quot;:false,&quot;dropping-particle&quot;:&quot;&quot;,&quot;non-dropping-particle&quot;:&quot;&quot;},{&quot;family&quot;:&quot;Ng&quot;,&quot;given&quot;:&quot;Lisa F.P.&quot;,&quot;parse-names&quot;:false,&quot;dropping-particle&quot;:&quot;&quot;,&quot;non-dropping-particle&quot;:&quot;&quot;},{&quot;family&quot;:&quot;Ariën&quot;,&quot;given&quot;:&quot;Kevin K.&quot;,&quot;parse-names&quot;:false,&quot;dropping-particle&quot;:&quot;&quot;,&quot;non-dropping-particle&quot;:&quot;&quot;}],&quot;container-title&quot;:&quot;Nature Reviews Disease Primers 2023 9:1&quot;,&quot;accessed&quot;:{&quot;date-parts&quot;:[[2025,7,29]]},&quot;DOI&quot;:&quot;10.1038/s41572-023-00429-2&quot;,&quot;ISSN&quot;:&quot;2056-676X&quot;,&quot;PMID&quot;:&quot;37024497&quot;,&quot;URL&quot;:&quot;https://www.nature.com/articles/s41572-023-00429-2&quot;,&quot;issued&quot;:{&quot;date-parts&quot;:[[2023,4,6]]},&quot;page&quot;:&quot;1-21&quot;,&quot;abstract&quot;:&quot;Chikungunya virus is widespread throughout the tropics, where it causes recurrent outbreaks of chikungunya fever. In recent years, outbreaks have afflicted populations in East and Central Africa, South America and Southeast Asia. The virus is transmitted by Aedes aegypti and Aedes albopictus mosquitoes. Chikungunya fever is characterized by severe arthralgia and myalgia that can persist for years and have considerable detrimental effects on health, quality of life and economic productivity. The effects of climate change as well as increased globalization of commerce and travel have led to growth of the habitat of Aedes mosquitoes. As a result, increasing numbers of people will be at risk of chikungunya fever in the coming years. In the absence of specific antiviral treatments and with vaccines still in development, surveillance and vector control are essential to suppress re-emergence and epidemics. Chikungunya fever is an acute febrile illness caused by chikungunya virus, a mosquito-borne alphavirus. This Primer by Bartholomeeusen and colleagues summarizes the epidemiology, mechanisms, diagnosis and treatment of chikungunya fever, and discusses patient quality of life and open research questions for this condition.&quot;,&quot;publisher&quot;:&quot;Nature Publishing Group&quot;,&quot;issue&quot;:&quot;1&quot;,&quot;volume&quot;:&quot;9&quot;,&quot;container-title-short&quot;:&quot;&quot;},&quot;isTemporary&quot;:false}]},{&quot;citationID&quot;:&quot;MENDELEY_CITATION_7ee42684-2b05-449d-8a06-d637b443413f&quot;,&quot;properties&quot;:{&quot;noteIndex&quot;:0},&quot;isEdited&quot;:false,&quot;manualOverride&quot;:{&quot;isManuallyOverridden&quot;:false,&quot;citeprocText&quot;:&quot;(7)&quot;,&quot;manualOverrideText&quot;:&quot;&quot;},&quot;citationTag&quot;:&quot;MENDELEY_CITATION_v3_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&quot;,&quot;citationItems&quot;:[{&quot;id&quot;:&quot;bf9ee81d-2ffd-3ff5-bf1f-d099b746d483&quot;,&quot;itemData&quot;:{&quot;type&quot;:&quot;article-journal&quot;,&quot;id&quot;:&quot;bf9ee81d-2ffd-3ff5-bf1f-d099b746d483&quot;,&quot;title&quot;:&quot;Reappearance of chikungunya, formerly called Dengue, in the Americas&quot;,&quot;author&quot;:[{&quot;family&quot;:&quot;Halstead&quot;,&quot;given&quot;:&quot;Scott B.&quot;,&quot;parse-names&quot;:false,&quot;dropping-particle&quot;:&quot;&quot;,&quot;non-dropping-particle&quot;:&quot;&quot;}],&quot;container-title&quot;:&quot;Emerging Infectious Diseases&quot;,&quot;container-title-short&quot;:&quot;Emerg Infect Dis&quot;,&quot;accessed&quot;:{&quot;date-parts&quot;:[[2025,7,30]]},&quot;DOI&quot;:&quot;10.3201/EID2104.141723&quot;,&quot;ISSN&quot;:&quot;10806059&quot;,&quot;PMID&quot;:&quot;25816211&quot;,&quot;issued&quot;:{&quot;date-parts&quot;:[[2015]]},&quot;page&quot;:&quot;557-561&quot;,&quot;abstract&quot;:&quot;After an absence of ≈200 years, chikungunya returned to the American tropics in 2013. The virus is maintained in a complex African zoonotic cycle but escapes into an urban cycle at 40- to 50-year intervals, causing global pandemics. In 1823, classical chikungunya, a viral exanthem in humans, occurred on Zanzibar, and in 1827, it arrived in the Caribbean and spread to North and South America. In Zanzibar, the disease was known as kidenga pepo, Swahili for a sudden cramp-like seizure caused by an evil spirit; in Cuba, it was known as dengue, a Spanish homonym of denga. During the eighteenth century, dengue (present-day chikungunya) was distinguished from breakbone fever (present-day dengue), another febrile exanthem. In the twentieth century, experiments resulted in the recovery and naming of present-day dengue viruses. In 1952, chikungunya virus was recovered during an outbreak in Tanzania, but by then, the virus had lost its original name to present-day dengue viruses.&quot;,&quot;publisher&quot;:&quot;Centers for Disease Control and Prevention (CDC)&quot;,&quot;issue&quot;:&quot;4&quot;,&quot;volume&quot;:&quot;21&quot;},&quot;isTemporary&quot;:false}]},{&quot;citationID&quot;:&quot;MENDELEY_CITATION_cd0f0822-16b9-4b70-b83e-6ac8facae05f&quot;,&quot;properties&quot;:{&quot;noteIndex&quot;:0},&quot;isEdited&quot;:false,&quot;manualOverride&quot;:{&quot;isManuallyOverridden&quot;:false,&quot;citeprocText&quot;:&quot;(6)&quot;,&quot;manualOverrideText&quot;:&quot;&quot;},&quot;citationTag&quot;:&quot;MENDELEY_CITATION_v3_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&quot;,&quot;citationItems&quot;:[{&quot;id&quot;:&quot;9800b69c-484c-3109-bcec-1e79b70d9bf0&quot;,&quot;itemData&quot;:{&quot;type&quot;:&quot;article-journal&quot;,&quot;id&quot;:&quot;9800b69c-484c-3109-bcec-1e79b70d9bf0&quot;,&quot;title&quot;:&quot;Chikungunya fever&quot;,&quot;author&quot;:[{&quot;family&quot;:&quot;Bartholomeeusen&quot;,&quot;given&quot;:&quot;Koen&quot;,&quot;parse-names&quot;:false,&quot;dropping-particle&quot;:&quot;&quot;,&quot;non-dropping-particle&quot;:&quot;&quot;},{&quot;family&quot;:&quot;Daniel&quot;,&quot;given&quot;:&quot;Matthieu&quot;,&quot;parse-names&quot;:false,&quot;dropping-particle&quot;:&quot;&quot;,&quot;non-dropping-particle&quot;:&quot;&quot;},{&quot;family&quot;:&quot;LaBeaud&quot;,&quot;given&quot;:&quot;Desiree A.&quot;,&quot;parse-names&quot;:false,&quot;dropping-particle&quot;:&quot;&quot;,&quot;non-dropping-particle&quot;:&quot;&quot;},{&quot;family&quot;:&quot;Gasque&quot;,&quot;given&quot;:&quot;Philippe&quot;,&quot;parse-names&quot;:false,&quot;dropping-particle&quot;:&quot;&quot;,&quot;non-dropping-particle&quot;:&quot;&quot;},{&quot;family&quot;:&quot;Peeling&quot;,&quot;given&quot;:&quot;Rosanna W.&quot;,&quot;parse-names&quot;:false,&quot;dropping-particle&quot;:&quot;&quot;,&quot;non-dropping-particle&quot;:&quot;&quot;},{&quot;family&quot;:&quot;Stephenson&quot;,&quot;given&quot;:&quot;Kathryn E.&quot;,&quot;parse-names&quot;:false,&quot;dropping-particle&quot;:&quot;&quot;,&quot;non-dropping-particle&quot;:&quot;&quot;},{&quot;family&quot;:&quot;Ng&quot;,&quot;given&quot;:&quot;Lisa F.P.&quot;,&quot;parse-names&quot;:false,&quot;dropping-particle&quot;:&quot;&quot;,&quot;non-dropping-particle&quot;:&quot;&quot;},{&quot;family&quot;:&quot;Ariën&quot;,&quot;given&quot;:&quot;Kevin K.&quot;,&quot;parse-names&quot;:false,&quot;dropping-particle&quot;:&quot;&quot;,&quot;non-dropping-particle&quot;:&quot;&quot;}],&quot;container-title&quot;:&quot;Nature Reviews Disease Primers 2023 9:1&quot;,&quot;accessed&quot;:{&quot;date-parts&quot;:[[2025,7,29]]},&quot;DOI&quot;:&quot;10.1038/s41572-023-00429-2&quot;,&quot;ISSN&quot;:&quot;2056-676X&quot;,&quot;PMID&quot;:&quot;37024497&quot;,&quot;URL&quot;:&quot;https://www.nature.com/articles/s41572-023-00429-2&quot;,&quot;issued&quot;:{&quot;date-parts&quot;:[[2023,4,6]]},&quot;page&quot;:&quot;1-21&quot;,&quot;abstract&quot;:&quot;Chikungunya virus is widespread throughout the tropics, where it causes recurrent outbreaks of chikungunya fever. In recent years, outbreaks have afflicted populations in East and Central Africa, South America and Southeast Asia. The virus is transmitted by Aedes aegypti and Aedes albopictus mosquitoes. Chikungunya fever is characterized by severe arthralgia and myalgia that can persist for years and have considerable detrimental effects on health, quality of life and economic productivity. The effects of climate change as well as increased globalization of commerce and travel have led to growth of the habitat of Aedes mosquitoes. As a result, increasing numbers of people will be at risk of chikungunya fever in the coming years. In the absence of specific antiviral treatments and with vaccines still in development, surveillance and vector control are essential to suppress re-emergence and epidemics. Chikungunya fever is an acute febrile illness caused by chikungunya virus, a mosquito-borne alphavirus. This Primer by Bartholomeeusen and colleagues summarizes the epidemiology, mechanisms, diagnosis and treatment of chikungunya fever, and discusses patient quality of life and open research questions for this condition.&quot;,&quot;publisher&quot;:&quot;Nature Publishing Group&quot;,&quot;issue&quot;:&quot;1&quot;,&quot;volume&quot;:&quot;9&quot;,&quot;container-title-short&quot;:&quot;&quot;},&quot;isTemporary&quot;:false}]},{&quot;citationID&quot;:&quot;MENDELEY_CITATION_3e492fcd-068d-445a-aa95-cf2d3cbc4dd4&quot;,&quot;properties&quot;:{&quot;noteIndex&quot;:0},&quot;isEdited&quot;:false,&quot;manualOverride&quot;:{&quot;isManuallyOverridden&quot;:false,&quot;citeprocText&quot;:&quot;(6)&quot;,&quot;manualOverrideText&quot;:&quot;&quot;},&quot;citationTag&quot;:&quot;MENDELEY_CITATION_v3_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&quot;,&quot;citationItems&quot;:[{&quot;id&quot;:&quot;9800b69c-484c-3109-bcec-1e79b70d9bf0&quot;,&quot;itemData&quot;:{&quot;type&quot;:&quot;article-journal&quot;,&quot;id&quot;:&quot;9800b69c-484c-3109-bcec-1e79b70d9bf0&quot;,&quot;title&quot;:&quot;Chikungunya fever&quot;,&quot;author&quot;:[{&quot;family&quot;:&quot;Bartholomeeusen&quot;,&quot;given&quot;:&quot;Koen&quot;,&quot;parse-names&quot;:false,&quot;dropping-particle&quot;:&quot;&quot;,&quot;non-dropping-particle&quot;:&quot;&quot;},{&quot;family&quot;:&quot;Daniel&quot;,&quot;given&quot;:&quot;Matthieu&quot;,&quot;parse-names&quot;:false,&quot;dropping-particle&quot;:&quot;&quot;,&quot;non-dropping-particle&quot;:&quot;&quot;},{&quot;family&quot;:&quot;LaBeaud&quot;,&quot;given&quot;:&quot;Desiree A.&quot;,&quot;parse-names&quot;:false,&quot;dropping-particle&quot;:&quot;&quot;,&quot;non-dropping-particle&quot;:&quot;&quot;},{&quot;family&quot;:&quot;Gasque&quot;,&quot;given&quot;:&quot;Philippe&quot;,&quot;parse-names&quot;:false,&quot;dropping-particle&quot;:&quot;&quot;,&quot;non-dropping-particle&quot;:&quot;&quot;},{&quot;family&quot;:&quot;Peeling&quot;,&quot;given&quot;:&quot;Rosanna W.&quot;,&quot;parse-names&quot;:false,&quot;dropping-particle&quot;:&quot;&quot;,&quot;non-dropping-particle&quot;:&quot;&quot;},{&quot;family&quot;:&quot;Stephenson&quot;,&quot;given&quot;:&quot;Kathryn E.&quot;,&quot;parse-names&quot;:false,&quot;dropping-particle&quot;:&quot;&quot;,&quot;non-dropping-particle&quot;:&quot;&quot;},{&quot;family&quot;:&quot;Ng&quot;,&quot;given&quot;:&quot;Lisa F.P.&quot;,&quot;parse-names&quot;:false,&quot;dropping-particle&quot;:&quot;&quot;,&quot;non-dropping-particle&quot;:&quot;&quot;},{&quot;family&quot;:&quot;Ariën&quot;,&quot;given&quot;:&quot;Kevin K.&quot;,&quot;parse-names&quot;:false,&quot;dropping-particle&quot;:&quot;&quot;,&quot;non-dropping-particle&quot;:&quot;&quot;}],&quot;container-title&quot;:&quot;Nature Reviews Disease Primers 2023 9:1&quot;,&quot;accessed&quot;:{&quot;date-parts&quot;:[[2025,7,29]]},&quot;DOI&quot;:&quot;10.1038/s41572-023-00429-2&quot;,&quot;ISSN&quot;:&quot;2056-676X&quot;,&quot;PMID&quot;:&quot;37024497&quot;,&quot;URL&quot;:&quot;https://www.nature.com/articles/s41572-023-00429-2&quot;,&quot;issued&quot;:{&quot;date-parts&quot;:[[2023,4,6]]},&quot;page&quot;:&quot;1-21&quot;,&quot;abstract&quot;:&quot;Chikungunya virus is widespread throughout the tropics, where it causes recurrent outbreaks of chikungunya fever. In recent years, outbreaks have afflicted populations in East and Central Africa, South America and Southeast Asia. The virus is transmitted by Aedes aegypti and Aedes albopictus mosquitoes. Chikungunya fever is characterized by severe arthralgia and myalgia that can persist for years and have considerable detrimental effects on health, quality of life and economic productivity. The effects of climate change as well as increased globalization of commerce and travel have led to growth of the habitat of Aedes mosquitoes. As a result, increasing numbers of people will be at risk of chikungunya fever in the coming years. In the absence of specific antiviral treatments and with vaccines still in development, surveillance and vector control are essential to suppress re-emergence and epidemics. Chikungunya fever is an acute febrile illness caused by chikungunya virus, a mosquito-borne alphavirus. This Primer by Bartholomeeusen and colleagues summarizes the epidemiology, mechanisms, diagnosis and treatment of chikungunya fever, and discusses patient quality of life and open research questions for this condition.&quot;,&quot;publisher&quot;:&quot;Nature Publishing Group&quot;,&quot;issue&quot;:&quot;1&quot;,&quot;volume&quot;:&quot;9&quot;,&quot;container-title-short&quot;:&quot;&quot;},&quot;isTemporary&quot;:false}]},{&quot;citationID&quot;:&quot;MENDELEY_CITATION_f13b6a70-3202-4a3e-acd6-f8853196845f&quot;,&quot;properties&quot;:{&quot;noteIndex&quot;:0},&quot;isEdited&quot;:false,&quot;manualOverride&quot;:{&quot;isManuallyOverridden&quot;:false,&quot;citeprocText&quot;:&quot;(6)&quot;,&quot;manualOverrideText&quot;:&quot;&quot;},&quot;citationTag&quot;:&quot;MENDELEY_CITATION_v3_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&quot;,&quot;citationItems&quot;:[{&quot;id&quot;:&quot;9800b69c-484c-3109-bcec-1e79b70d9bf0&quot;,&quot;itemData&quot;:{&quot;type&quot;:&quot;article-journal&quot;,&quot;id&quot;:&quot;9800b69c-484c-3109-bcec-1e79b70d9bf0&quot;,&quot;title&quot;:&quot;Chikungunya fever&quot;,&quot;author&quot;:[{&quot;family&quot;:&quot;Bartholomeeusen&quot;,&quot;given&quot;:&quot;Koen&quot;,&quot;parse-names&quot;:false,&quot;dropping-particle&quot;:&quot;&quot;,&quot;non-dropping-particle&quot;:&quot;&quot;},{&quot;family&quot;:&quot;Daniel&quot;,&quot;given&quot;:&quot;Matthieu&quot;,&quot;parse-names&quot;:false,&quot;dropping-particle&quot;:&quot;&quot;,&quot;non-dropping-particle&quot;:&quot;&quot;},{&quot;family&quot;:&quot;LaBeaud&quot;,&quot;given&quot;:&quot;Desiree A.&quot;,&quot;parse-names&quot;:false,&quot;dropping-particle&quot;:&quot;&quot;,&quot;non-dropping-particle&quot;:&quot;&quot;},{&quot;family&quot;:&quot;Gasque&quot;,&quot;given&quot;:&quot;Philippe&quot;,&quot;parse-names&quot;:false,&quot;dropping-particle&quot;:&quot;&quot;,&quot;non-dropping-particle&quot;:&quot;&quot;},{&quot;family&quot;:&quot;Peeling&quot;,&quot;given&quot;:&quot;Rosanna W.&quot;,&quot;parse-names&quot;:false,&quot;dropping-particle&quot;:&quot;&quot;,&quot;non-dropping-particle&quot;:&quot;&quot;},{&quot;family&quot;:&quot;Stephenson&quot;,&quot;given&quot;:&quot;Kathryn E.&quot;,&quot;parse-names&quot;:false,&quot;dropping-particle&quot;:&quot;&quot;,&quot;non-dropping-particle&quot;:&quot;&quot;},{&quot;family&quot;:&quot;Ng&quot;,&quot;given&quot;:&quot;Lisa F.P.&quot;,&quot;parse-names&quot;:false,&quot;dropping-particle&quot;:&quot;&quot;,&quot;non-dropping-particle&quot;:&quot;&quot;},{&quot;family&quot;:&quot;Ariën&quot;,&quot;given&quot;:&quot;Kevin K.&quot;,&quot;parse-names&quot;:false,&quot;dropping-particle&quot;:&quot;&quot;,&quot;non-dropping-particle&quot;:&quot;&quot;}],&quot;container-title&quot;:&quot;Nature Reviews Disease Primers 2023 9:1&quot;,&quot;accessed&quot;:{&quot;date-parts&quot;:[[2025,7,29]]},&quot;DOI&quot;:&quot;10.1038/s41572-023-00429-2&quot;,&quot;ISSN&quot;:&quot;2056-676X&quot;,&quot;PMID&quot;:&quot;37024497&quot;,&quot;URL&quot;:&quot;https://www.nature.com/articles/s41572-023-00429-2&quot;,&quot;issued&quot;:{&quot;date-parts&quot;:[[2023,4,6]]},&quot;page&quot;:&quot;1-21&quot;,&quot;abstract&quot;:&quot;Chikungunya virus is widespread throughout the tropics, where it causes recurrent outbreaks of chikungunya fever. In recent years, outbreaks have afflicted populations in East and Central Africa, South America and Southeast Asia. The virus is transmitted by Aedes aegypti and Aedes albopictus mosquitoes. Chikungunya fever is characterized by severe arthralgia and myalgia that can persist for years and have considerable detrimental effects on health, quality of life and economic productivity. The effects of climate change as well as increased globalization of commerce and travel have led to growth of the habitat of Aedes mosquitoes. As a result, increasing numbers of people will be at risk of chikungunya fever in the coming years. In the absence of specific antiviral treatments and with vaccines still in development, surveillance and vector control are essential to suppress re-emergence and epidemics. Chikungunya fever is an acute febrile illness caused by chikungunya virus, a mosquito-borne alphavirus. This Primer by Bartholomeeusen and colleagues summarizes the epidemiology, mechanisms, diagnosis and treatment of chikungunya fever, and discusses patient quality of life and open research questions for this condition.&quot;,&quot;publisher&quot;:&quot;Nature Publishing Group&quot;,&quot;issue&quot;:&quot;1&quot;,&quot;volume&quot;:&quot;9&quot;,&quot;container-title-short&quot;:&quot;&quot;},&quot;isTemporary&quot;:false}]},{&quot;citationID&quot;:&quot;MENDELEY_CITATION_b5f88de9-7467-4f7e-900c-8c46ce49772b&quot;,&quot;properties&quot;:{&quot;noteIndex&quot;:0},&quot;isEdited&quot;:false,&quot;manualOverride&quot;:{&quot;isManuallyOverridden&quot;:false,&quot;citeprocText&quot;:&quot;(3,5,6)&quot;,&quot;manualOverrideText&quot;:&quot;&quot;},&quot;citationTag&quot;:&quot;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&quot;,&quot;citationItems&quot;:[{&quot;id&quot;:&quot;9800b69c-484c-3109-bcec-1e79b70d9bf0&quot;,&quot;itemData&quot;:{&quot;type&quot;:&quot;article-journal&quot;,&quot;id&quot;:&quot;9800b69c-484c-3109-bcec-1e79b70d9bf0&quot;,&quot;title&quot;:&quot;Chikungunya fever&quot;,&quot;author&quot;:[{&quot;family&quot;:&quot;Bartholomeeusen&quot;,&quot;given&quot;:&quot;Koen&quot;,&quot;parse-names&quot;:false,&quot;dropping-particle&quot;:&quot;&quot;,&quot;non-dropping-particle&quot;:&quot;&quot;},{&quot;family&quot;:&quot;Daniel&quot;,&quot;given&quot;:&quot;Matthieu&quot;,&quot;parse-names&quot;:false,&quot;dropping-particle&quot;:&quot;&quot;,&quot;non-dropping-particle&quot;:&quot;&quot;},{&quot;family&quot;:&quot;LaBeaud&quot;,&quot;given&quot;:&quot;Desiree A.&quot;,&quot;parse-names&quot;:false,&quot;dropping-particle&quot;:&quot;&quot;,&quot;non-dropping-particle&quot;:&quot;&quot;},{&quot;family&quot;:&quot;Gasque&quot;,&quot;given&quot;:&quot;Philippe&quot;,&quot;parse-names&quot;:false,&quot;dropping-particle&quot;:&quot;&quot;,&quot;non-dropping-particle&quot;:&quot;&quot;},{&quot;family&quot;:&quot;Peeling&quot;,&quot;given&quot;:&quot;Rosanna W.&quot;,&quot;parse-names&quot;:false,&quot;dropping-particle&quot;:&quot;&quot;,&quot;non-dropping-particle&quot;:&quot;&quot;},{&quot;family&quot;:&quot;Stephenson&quot;,&quot;given&quot;:&quot;Kathryn E.&quot;,&quot;parse-names&quot;:false,&quot;dropping-particle&quot;:&quot;&quot;,&quot;non-dropping-particle&quot;:&quot;&quot;},{&quot;family&quot;:&quot;Ng&quot;,&quot;given&quot;:&quot;Lisa F.P.&quot;,&quot;parse-names&quot;:false,&quot;dropping-particle&quot;:&quot;&quot;,&quot;non-dropping-particle&quot;:&quot;&quot;},{&quot;family&quot;:&quot;Ariën&quot;,&quot;given&quot;:&quot;Kevin K.&quot;,&quot;parse-names&quot;:false,&quot;dropping-particle&quot;:&quot;&quot;,&quot;non-dropping-particle&quot;:&quot;&quot;}],&quot;container-title&quot;:&quot;Nature Reviews Disease Primers 2023 9:1&quot;,&quot;accessed&quot;:{&quot;date-parts&quot;:[[2025,7,29]]},&quot;DOI&quot;:&quot;10.1038/s41572-023-00429-2&quot;,&quot;ISSN&quot;:&quot;2056-676X&quot;,&quot;PMID&quot;:&quot;37024497&quot;,&quot;URL&quot;:&quot;https://www.nature.com/articles/s41572-023-00429-2&quot;,&quot;issued&quot;:{&quot;date-parts&quot;:[[2023,4,6]]},&quot;page&quot;:&quot;1-21&quot;,&quot;abstract&quot;:&quot;Chikungunya virus is widespread throughout the tropics, where it causes recurrent outbreaks of chikungunya fever. In recent years, outbreaks have afflicted populations in East and Central Africa, South America and Southeast Asia. The virus is transmitted by Aedes aegypti and Aedes albopictus mosquitoes. Chikungunya fever is characterized by severe arthralgia and myalgia that can persist for years and have considerable detrimental effects on health, quality of life and economic productivity. The effects of climate change as well as increased globalization of commerce and travel have led to growth of the habitat of Aedes mosquitoes. As a result, increasing numbers of people will be at risk of chikungunya fever in the coming years. In the absence of specific antiviral treatments and with vaccines still in development, surveillance and vector control are essential to suppress re-emergence and epidemics. Chikungunya fever is an acute febrile illness caused by chikungunya virus, a mosquito-borne alphavirus. This Primer by Bartholomeeusen and colleagues summarizes the epidemiology, mechanisms, diagnosis and treatment of chikungunya fever, and discusses patient quality of life and open research questions for this condition.&quot;,&quot;publisher&quot;:&quot;Nature Publishing Group&quot;,&quot;issue&quot;:&quot;1&quot;,&quot;volume&quot;:&quot;9&quot;,&quot;container-title-short&quot;:&quot;&quot;},&quot;isTemporary&quot;:false},{&quot;id&quot;:&quot;ad02734d-7826-396f-a650-6f32337f9df5&quot;,&quot;itemData&quot;:{&quot;type&quot;:&quot;article-journal&quot;,&quot;id&quot;:&quot;ad02734d-7826-396f-a650-6f32337f9df5&quot;,&quot;title&quot;:&quot;Phylogenetic Analysis of Chikungunya Virus Strains Circulating in the Western Hemisphere&quot;,&quot;author&quot;:[{&quot;family&quot;:&quot;Lanciotti&quot;,&quot;given&quot;:&quot;Robert S.&quot;,&quot;parse-names&quot;:false,&quot;dropping-particle&quot;:&quot;&quot;,&quot;non-dropping-particle&quot;:&quot;&quot;},{&quot;family&quot;:&quot;Lambert&quot;,&quot;given&quot;:&quot;Amy J.&quot;,&quot;parse-names&quot;:false,&quot;dropping-particle&quot;:&quot;&quot;,&quot;non-dropping-particle&quot;:&quot;&quot;}],&quot;container-title&quot;:&quot;The American Journal of Tropical Medicine and Hygiene&quot;,&quot;container-title-short&quot;:&quot;Am J Trop Med Hyg&quot;,&quot;accessed&quot;:{&quot;date-parts&quot;:[[2025,7,30]]},&quot;DOI&quot;:&quot;10.4269/AJTMH.15-0375&quot;,&quot;ISSN&quot;:&quot;00029637&quot;,&quot;PMID&quot;:&quot;26856917&quot;,&quot;URL&quot;:&quot;https://pmc.ncbi.nlm.nih.gov/articles/PMC4824221/&quot;,&quot;issued&quot;:{&quot;date-parts&quot;:[[2016,4,1]]},&quot;page&quot;:&quot;800&quot;,&quot;abstract&quot;:&quot;In December 2013, chikungunya virus (CHIKV) was isolated for the first time in the Western Hemisphere (WH) during an epidemic on the island of St. Martin. Subsequently, the virus has spread to 42 countries or territories in the Caribbean, Central, South, and North America. In this study, we have determined the full genomic sequences of 29 temporally and geographically diverse CHIKV strains from 16 countries of the WH. Phylogenetic analyses revealed minimal evolution among compared emergent CHIKV strains of the New World.&quot;,&quot;publisher&quot;:&quot;American Society of Tropical Medicine and Hygiene&quot;,&quot;issue&quot;:&quot;4&quot;,&quot;volume&quot;:&quot;94&quot;},&quot;isTemporary&quot;:false},{&quot;id&quot;:&quot;ae794e27-9100-3fd7-8a32-de885fb165ba&quot;,&quot;itemData&quot;:{&quot;type&quot;:&quot;article-journal&quot;,&quot;id&quot;:&quot;ae794e27-9100-3fd7-8a32-de885fb165ba&quot;,&quot;title&quot;:&quot;Chikungunya: Its History in Africa and Asia and Its Spread to New Regions in 2013–2014&quot;,&quot;author&quot;:[{&quot;family&quot;:&quot;Zeller&quot;,&quot;given&quot;:&quot;Herve&quot;,&quot;parse-names&quot;:false,&quot;dropping-particle&quot;:&quot;&quot;,&quot;non-dropping-particle&quot;:&quot;&quot;},{&quot;family&quot;:&quot;Bortel&quot;,&quot;given&quot;:&quot;Wim&quot;,&quot;parse-names&quot;:false,&quot;dropping-particle&quot;:&quot;&quot;,&quot;non-dropping-particle&quot;:&quot;Van&quot;},{&quot;family&quot;:&quot;Sudre&quot;,&quot;given&quot;:&quot;Bertrand&quot;,&quot;parse-names&quot;:false,&quot;dropping-particle&quot;:&quot;&quot;,&quot;non-dropping-particle&quot;:&quot;&quot;}],&quot;container-title&quot;:&quot;The Journal of Infectious Diseases&quot;,&quot;container-title-short&quot;:&quot;J Infect Dis&quot;,&quot;accessed&quot;:{&quot;date-parts&quot;:[[2025,8,1]]},&quot;DOI&quot;:&quot;10.1093/INFDIS/JIW391&quot;,&quot;ISSN&quot;:&quot;0022-1899&quot;,&quot;PMID&quot;:&quot;27920169&quot;,&quot;URL&quot;:&quot;https://dx.doi.org/10.1093/infdis/jiw391&quot;,&quot;issued&quot;:{&quot;date-parts&quot;:[[2016,12,15]]},&quot;page&quot;:&quot;S436-S440&quot;,&quot;abstract&quot;:&quot;Chikungunya virus (CHIKV) is transmitted by Aedes aegypti and Aedes albopictus mosquitoes and causes febrile illness with severe arthralgia in humans. There are 3 circulating CHIKV genotypes, Asia, East/Central/South Africa, and West Africa. CHIKV was first reported in 1953 in Tanzania, and up until the early 2000s, a few outbreaks and sporadic cases of CHIKV were mainly reported in Africa and Asia. However, from 2004 to 2005, a large epidemic spanned from Kenya over to the southwestern Indian Ocean region, India, and Southeast Asia. Identified in 2005, the E1 glycoprotein A226V mutation of the East/Central/South Africa genotype conferred enhanced transmission by the A. albopictus mosquito and has been implicated in CHIKV's further spread in the last decade. In 2013, the Asian CHIKV genotype emerged in the Caribbean and quickly took the Americas by storm. This review will discuss the history of CHIKV as well as its expanding geographic distribution.&quot;,&quot;publisher&quot;:&quot;Oxford Academic&quot;,&quot;issue&quot;:&quot;suppl_5&quot;,&quot;volume&quot;:&quot;214&quot;},&quot;isTemporary&quot;:false}]},{&quot;citationID&quot;:&quot;MENDELEY_CITATION_c3643365-9828-409d-b6e0-36fe1f005caf&quot;,&quot;properties&quot;:{&quot;noteIndex&quot;:0},&quot;isEdited&quot;:false,&quot;manualOverride&quot;:{&quot;isManuallyOverridden&quot;:false,&quot;citeprocText&quot;:&quot;(6)&quot;,&quot;manualOverrideText&quot;:&quot;&quot;},&quot;citationTag&quot;:&quot;MENDELEY_CITATION_v3_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&quot;,&quot;citationItems&quot;:[{&quot;id&quot;:&quot;9800b69c-484c-3109-bcec-1e79b70d9bf0&quot;,&quot;itemData&quot;:{&quot;type&quot;:&quot;article-journal&quot;,&quot;id&quot;:&quot;9800b69c-484c-3109-bcec-1e79b70d9bf0&quot;,&quot;title&quot;:&quot;Chikungunya fever&quot;,&quot;author&quot;:[{&quot;family&quot;:&quot;Bartholomeeusen&quot;,&quot;given&quot;:&quot;Koen&quot;,&quot;parse-names&quot;:false,&quot;dropping-particle&quot;:&quot;&quot;,&quot;non-dropping-particle&quot;:&quot;&quot;},{&quot;family&quot;:&quot;Daniel&quot;,&quot;given&quot;:&quot;Matthieu&quot;,&quot;parse-names&quot;:false,&quot;dropping-particle&quot;:&quot;&quot;,&quot;non-dropping-particle&quot;:&quot;&quot;},{&quot;family&quot;:&quot;LaBeaud&quot;,&quot;given&quot;:&quot;Desiree A.&quot;,&quot;parse-names&quot;:false,&quot;dropping-particle&quot;:&quot;&quot;,&quot;non-dropping-particle&quot;:&quot;&quot;},{&quot;family&quot;:&quot;Gasque&quot;,&quot;given&quot;:&quot;Philippe&quot;,&quot;parse-names&quot;:false,&quot;dropping-particle&quot;:&quot;&quot;,&quot;non-dropping-particle&quot;:&quot;&quot;},{&quot;family&quot;:&quot;Peeling&quot;,&quot;given&quot;:&quot;Rosanna W.&quot;,&quot;parse-names&quot;:false,&quot;dropping-particle&quot;:&quot;&quot;,&quot;non-dropping-particle&quot;:&quot;&quot;},{&quot;family&quot;:&quot;Stephenson&quot;,&quot;given&quot;:&quot;Kathryn E.&quot;,&quot;parse-names&quot;:false,&quot;dropping-particle&quot;:&quot;&quot;,&quot;non-dropping-particle&quot;:&quot;&quot;},{&quot;family&quot;:&quot;Ng&quot;,&quot;given&quot;:&quot;Lisa F.P.&quot;,&quot;parse-names&quot;:false,&quot;dropping-particle&quot;:&quot;&quot;,&quot;non-dropping-particle&quot;:&quot;&quot;},{&quot;family&quot;:&quot;Ariën&quot;,&quot;given&quot;:&quot;Kevin K.&quot;,&quot;parse-names&quot;:false,&quot;dropping-particle&quot;:&quot;&quot;,&quot;non-dropping-particle&quot;:&quot;&quot;}],&quot;container-title&quot;:&quot;Nature Reviews Disease Primers 2023 9:1&quot;,&quot;accessed&quot;:{&quot;date-parts&quot;:[[2025,7,29]]},&quot;DOI&quot;:&quot;10.1038/s41572-023-00429-2&quot;,&quot;ISSN&quot;:&quot;2056-676X&quot;,&quot;PMID&quot;:&quot;37024497&quot;,&quot;URL&quot;:&quot;https://www.nature.com/articles/s41572-023-00429-2&quot;,&quot;issued&quot;:{&quot;date-parts&quot;:[[2023,4,6]]},&quot;page&quot;:&quot;1-21&quot;,&quot;abstract&quot;:&quot;Chikungunya virus is widespread throughout the tropics, where it causes recurrent outbreaks of chikungunya fever. In recent years, outbreaks have afflicted populations in East and Central Africa, South America and Southeast Asia. The virus is transmitted by Aedes aegypti and Aedes albopictus mosquitoes. Chikungunya fever is characterized by severe arthralgia and myalgia that can persist for years and have considerable detrimental effects on health, quality of life and economic productivity. The effects of climate change as well as increased globalization of commerce and travel have led to growth of the habitat of Aedes mosquitoes. As a result, increasing numbers of people will be at risk of chikungunya fever in the coming years. In the absence of specific antiviral treatments and with vaccines still in development, surveillance and vector control are essential to suppress re-emergence and epidemics. Chikungunya fever is an acute febrile illness caused by chikungunya virus, a mosquito-borne alphavirus. This Primer by Bartholomeeusen and colleagues summarizes the epidemiology, mechanisms, diagnosis and treatment of chikungunya fever, and discusses patient quality of life and open research questions for this condition.&quot;,&quot;publisher&quot;:&quot;Nature Publishing Group&quot;,&quot;issue&quot;:&quot;1&quot;,&quot;volume&quot;:&quot;9&quot;,&quot;container-title-short&quot;:&quot;&quot;},&quot;isTemporary&quot;:false}]},{&quot;citationID&quot;:&quot;MENDELEY_CITATION_812c224f-e202-45a5-a5bc-f9b7f02a0bf1&quot;,&quot;properties&quot;:{&quot;noteIndex&quot;:0},&quot;isEdited&quot;:false,&quot;manualOverride&quot;:{&quot;isManuallyOverridden&quot;:false,&quot;citeprocText&quot;:&quot;(5)&quot;,&quot;manualOverrideText&quot;:&quot;&quot;},&quot;citationTag&quot;:&quot;MENDELEY_CITATION_v3_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&quot;,&quot;citationItems&quot;:[{&quot;id&quot;:&quot;ad02734d-7826-396f-a650-6f32337f9df5&quot;,&quot;itemData&quot;:{&quot;type&quot;:&quot;article-journal&quot;,&quot;id&quot;:&quot;ad02734d-7826-396f-a650-6f32337f9df5&quot;,&quot;title&quot;:&quot;Phylogenetic Analysis of Chikungunya Virus Strains Circulating in the Western Hemisphere&quot;,&quot;author&quot;:[{&quot;family&quot;:&quot;Lanciotti&quot;,&quot;given&quot;:&quot;Robert S.&quot;,&quot;parse-names&quot;:false,&quot;dropping-particle&quot;:&quot;&quot;,&quot;non-dropping-particle&quot;:&quot;&quot;},{&quot;family&quot;:&quot;Lambert&quot;,&quot;given&quot;:&quot;Amy J.&quot;,&quot;parse-names&quot;:false,&quot;dropping-particle&quot;:&quot;&quot;,&quot;non-dropping-particle&quot;:&quot;&quot;}],&quot;container-title&quot;:&quot;The American Journal of Tropical Medicine and Hygiene&quot;,&quot;container-title-short&quot;:&quot;Am J Trop Med Hyg&quot;,&quot;accessed&quot;:{&quot;date-parts&quot;:[[2025,7,30]]},&quot;DOI&quot;:&quot;10.4269/AJTMH.15-0375&quot;,&quot;ISSN&quot;:&quot;00029637&quot;,&quot;PMID&quot;:&quot;26856917&quot;,&quot;URL&quot;:&quot;https://pmc.ncbi.nlm.nih.gov/articles/PMC4824221/&quot;,&quot;issued&quot;:{&quot;date-parts&quot;:[[2016,4,1]]},&quot;page&quot;:&quot;800&quot;,&quot;abstract&quot;:&quot;In December 2013, chikungunya virus (CHIKV) was isolated for the first time in the Western Hemisphere (WH) during an epidemic on the island of St. Martin. Subsequently, the virus has spread to 42 countries or territories in the Caribbean, Central, South, and North America. In this study, we have determined the full genomic sequences of 29 temporally and geographically diverse CHIKV strains from 16 countries of the WH. Phylogenetic analyses revealed minimal evolution among compared emergent CHIKV strains of the New World.&quot;,&quot;publisher&quot;:&quot;American Society of Tropical Medicine and Hygiene&quot;,&quot;issue&quot;:&quot;4&quot;,&quot;volume&quot;:&quot;94&quot;},&quot;isTemporary&quot;:false}]},{&quot;citationID&quot;:&quot;MENDELEY_CITATION_b6822e89-6aaf-4bf0-8a46-a2bdf618ceff&quot;,&quot;properties&quot;:{&quot;noteIndex&quot;:0},&quot;isEdited&quot;:false,&quot;manualOverride&quot;:{&quot;isManuallyOverridden&quot;:false,&quot;citeprocText&quot;:&quot;(5)&quot;,&quot;manualOverrideText&quot;:&quot;&quot;},&quot;citationTag&quot;:&quot;MENDELEY_CITATION_v3_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&quot;,&quot;citationItems&quot;:[{&quot;id&quot;:&quot;ad02734d-7826-396f-a650-6f32337f9df5&quot;,&quot;itemData&quot;:{&quot;type&quot;:&quot;article-journal&quot;,&quot;id&quot;:&quot;ad02734d-7826-396f-a650-6f32337f9df5&quot;,&quot;title&quot;:&quot;Phylogenetic Analysis of Chikungunya Virus Strains Circulating in the Western Hemisphere&quot;,&quot;author&quot;:[{&quot;family&quot;:&quot;Lanciotti&quot;,&quot;given&quot;:&quot;Robert S.&quot;,&quot;parse-names&quot;:false,&quot;dropping-particle&quot;:&quot;&quot;,&quot;non-dropping-particle&quot;:&quot;&quot;},{&quot;family&quot;:&quot;Lambert&quot;,&quot;given&quot;:&quot;Amy J.&quot;,&quot;parse-names&quot;:false,&quot;dropping-particle&quot;:&quot;&quot;,&quot;non-dropping-particle&quot;:&quot;&quot;}],&quot;container-title&quot;:&quot;The American Journal of Tropical Medicine and Hygiene&quot;,&quot;container-title-short&quot;:&quot;Am J Trop Med Hyg&quot;,&quot;accessed&quot;:{&quot;date-parts&quot;:[[2025,7,30]]},&quot;DOI&quot;:&quot;10.4269/AJTMH.15-0375&quot;,&quot;ISSN&quot;:&quot;00029637&quot;,&quot;PMID&quot;:&quot;26856917&quot;,&quot;URL&quot;:&quot;https://pmc.ncbi.nlm.nih.gov/articles/PMC4824221/&quot;,&quot;issued&quot;:{&quot;date-parts&quot;:[[2016,4,1]]},&quot;page&quot;:&quot;800&quot;,&quot;abstract&quot;:&quot;In December 2013, chikungunya virus (CHIKV) was isolated for the first time in the Western Hemisphere (WH) during an epidemic on the island of St. Martin. Subsequently, the virus has spread to 42 countries or territories in the Caribbean, Central, South, and North America. In this study, we have determined the full genomic sequences of 29 temporally and geographically diverse CHIKV strains from 16 countries of the WH. Phylogenetic analyses revealed minimal evolution among compared emergent CHIKV strains of the New World.&quot;,&quot;publisher&quot;:&quot;American Society of Tropical Medicine and Hygiene&quot;,&quot;issue&quot;:&quot;4&quot;,&quot;volume&quot;:&quot;94&quot;},&quot;isTemporary&quot;:false}]},{&quot;citationID&quot;:&quot;MENDELEY_CITATION_2956e10c-7b80-4a3e-82ae-5d1569ea6c1f&quot;,&quot;properties&quot;:{&quot;noteIndex&quot;:0},&quot;isEdited&quot;:false,&quot;manualOverride&quot;:{&quot;isManuallyOverridden&quot;:false,&quot;citeprocText&quot;:&quot;(3,6)&quot;,&quot;manualOverrideText&quot;:&quot;&quot;},&quot;citationTag&quot;:&quot;MENDELEY_CITATION_v3_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&quot;,&quot;citationItems&quot;:[{&quot;id&quot;:&quot;9800b69c-484c-3109-bcec-1e79b70d9bf0&quot;,&quot;itemData&quot;:{&quot;type&quot;:&quot;article-journal&quot;,&quot;id&quot;:&quot;9800b69c-484c-3109-bcec-1e79b70d9bf0&quot;,&quot;title&quot;:&quot;Chikungunya fever&quot;,&quot;author&quot;:[{&quot;family&quot;:&quot;Bartholomeeusen&quot;,&quot;given&quot;:&quot;Koen&quot;,&quot;parse-names&quot;:false,&quot;dropping-particle&quot;:&quot;&quot;,&quot;non-dropping-particle&quot;:&quot;&quot;},{&quot;family&quot;:&quot;Daniel&quot;,&quot;given&quot;:&quot;Matthieu&quot;,&quot;parse-names&quot;:false,&quot;dropping-particle&quot;:&quot;&quot;,&quot;non-dropping-particle&quot;:&quot;&quot;},{&quot;family&quot;:&quot;LaBeaud&quot;,&quot;given&quot;:&quot;Desiree A.&quot;,&quot;parse-names&quot;:false,&quot;dropping-particle&quot;:&quot;&quot;,&quot;non-dropping-particle&quot;:&quot;&quot;},{&quot;family&quot;:&quot;Gasque&quot;,&quot;given&quot;:&quot;Philippe&quot;,&quot;parse-names&quot;:false,&quot;dropping-particle&quot;:&quot;&quot;,&quot;non-dropping-particle&quot;:&quot;&quot;},{&quot;family&quot;:&quot;Peeling&quot;,&quot;given&quot;:&quot;Rosanna W.&quot;,&quot;parse-names&quot;:false,&quot;dropping-particle&quot;:&quot;&quot;,&quot;non-dropping-particle&quot;:&quot;&quot;},{&quot;family&quot;:&quot;Stephenson&quot;,&quot;given&quot;:&quot;Kathryn E.&quot;,&quot;parse-names&quot;:false,&quot;dropping-particle&quot;:&quot;&quot;,&quot;non-dropping-particle&quot;:&quot;&quot;},{&quot;family&quot;:&quot;Ng&quot;,&quot;given&quot;:&quot;Lisa F.P.&quot;,&quot;parse-names&quot;:false,&quot;dropping-particle&quot;:&quot;&quot;,&quot;non-dropping-particle&quot;:&quot;&quot;},{&quot;family&quot;:&quot;Ariën&quot;,&quot;given&quot;:&quot;Kevin K.&quot;,&quot;parse-names&quot;:false,&quot;dropping-particle&quot;:&quot;&quot;,&quot;non-dropping-particle&quot;:&quot;&quot;}],&quot;container-title&quot;:&quot;Nature Reviews Disease Primers 2023 9:1&quot;,&quot;accessed&quot;:{&quot;date-parts&quot;:[[2025,7,29]]},&quot;DOI&quot;:&quot;10.1038/s41572-023-00429-2&quot;,&quot;ISSN&quot;:&quot;2056-676X&quot;,&quot;PMID&quot;:&quot;37024497&quot;,&quot;URL&quot;:&quot;https://www.nature.com/articles/s41572-023-00429-2&quot;,&quot;issued&quot;:{&quot;date-parts&quot;:[[2023,4,6]]},&quot;page&quot;:&quot;1-21&quot;,&quot;abstract&quot;:&quot;Chikungunya virus is widespread throughout the tropics, where it causes recurrent outbreaks of chikungunya fever. In recent years, outbreaks have afflicted populations in East and Central Africa, South America and Southeast Asia. The virus is transmitted by Aedes aegypti and Aedes albopictus mosquitoes. Chikungunya fever is characterized by severe arthralgia and myalgia that can persist for years and have considerable detrimental effects on health, quality of life and economic productivity. The effects of climate change as well as increased globalization of commerce and travel have led to growth of the habitat of Aedes mosquitoes. As a result, increasing numbers of people will be at risk of chikungunya fever in the coming years. In the absence of specific antiviral treatments and with vaccines still in development, surveillance and vector control are essential to suppress re-emergence and epidemics. Chikungunya fever is an acute febrile illness caused by chikungunya virus, a mosquito-borne alphavirus. This Primer by Bartholomeeusen and colleagues summarizes the epidemiology, mechanisms, diagnosis and treatment of chikungunya fever, and discusses patient quality of life and open research questions for this condition.&quot;,&quot;publisher&quot;:&quot;Nature Publishing Group&quot;,&quot;issue&quot;:&quot;1&quot;,&quot;volume&quot;:&quot;9&quot;,&quot;container-title-short&quot;:&quot;&quot;},&quot;isTemporary&quot;:false},{&quot;id&quot;:&quot;ae794e27-9100-3fd7-8a32-de885fb165ba&quot;,&quot;itemData&quot;:{&quot;type&quot;:&quot;article-journal&quot;,&quot;id&quot;:&quot;ae794e27-9100-3fd7-8a32-de885fb165ba&quot;,&quot;title&quot;:&quot;Chikungunya: Its History in Africa and Asia and Its Spread to New Regions in 2013–2014&quot;,&quot;author&quot;:[{&quot;family&quot;:&quot;Zeller&quot;,&quot;given&quot;:&quot;Herve&quot;,&quot;parse-names&quot;:false,&quot;dropping-particle&quot;:&quot;&quot;,&quot;non-dropping-particle&quot;:&quot;&quot;},{&quot;family&quot;:&quot;Bortel&quot;,&quot;given&quot;:&quot;Wim&quot;,&quot;parse-names&quot;:false,&quot;dropping-particle&quot;:&quot;&quot;,&quot;non-dropping-particle&quot;:&quot;Van&quot;},{&quot;family&quot;:&quot;Sudre&quot;,&quot;given&quot;:&quot;Bertrand&quot;,&quot;parse-names&quot;:false,&quot;dropping-particle&quot;:&quot;&quot;,&quot;non-dropping-particle&quot;:&quot;&quot;}],&quot;container-title&quot;:&quot;The Journal of Infectious Diseases&quot;,&quot;container-title-short&quot;:&quot;J Infect Dis&quot;,&quot;accessed&quot;:{&quot;date-parts&quot;:[[2025,8,1]]},&quot;DOI&quot;:&quot;10.1093/INFDIS/JIW391&quot;,&quot;ISSN&quot;:&quot;0022-1899&quot;,&quot;PMID&quot;:&quot;27920169&quot;,&quot;URL&quot;:&quot;https://dx.doi.org/10.1093/infdis/jiw391&quot;,&quot;issued&quot;:{&quot;date-parts&quot;:[[2016,12,15]]},&quot;page&quot;:&quot;S436-S440&quot;,&quot;abstract&quot;:&quot;Chikungunya virus (CHIKV) is transmitted by Aedes aegypti and Aedes albopictus mosquitoes and causes febrile illness with severe arthralgia in humans. There are 3 circulating CHIKV genotypes, Asia, East/Central/South Africa, and West Africa. CHIKV was first reported in 1953 in Tanzania, and up until the early 2000s, a few outbreaks and sporadic cases of CHIKV were mainly reported in Africa and Asia. However, from 2004 to 2005, a large epidemic spanned from Kenya over to the southwestern Indian Ocean region, India, and Southeast Asia. Identified in 2005, the E1 glycoprotein A226V mutation of the East/Central/South Africa genotype conferred enhanced transmission by the A. albopictus mosquito and has been implicated in CHIKV's further spread in the last decade. In 2013, the Asian CHIKV genotype emerged in the Caribbean and quickly took the Americas by storm. This review will discuss the history of CHIKV as well as its expanding geographic distribution.&quot;,&quot;publisher&quot;:&quot;Oxford Academic&quot;,&quot;issue&quot;:&quot;suppl_5&quot;,&quot;volume&quot;:&quot;214&quot;},&quot;isTemporary&quot;:false}]},{&quot;citationID&quot;:&quot;MENDELEY_CITATION_87b55060-02fe-4640-b0ef-012acb058131&quot;,&quot;properties&quot;:{&quot;noteIndex&quot;:0},&quot;isEdited&quot;:false,&quot;manualOverride&quot;:{&quot;isManuallyOverridden&quot;:false,&quot;citeprocText&quot;:&quot;(3)&quot;,&quot;manualOverrideText&quot;:&quot;&quot;},&quot;citationTag&quot;:&quot;MENDELEY_CITATION_v3_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&quot;,&quot;citationItems&quot;:[{&quot;id&quot;:&quot;ae794e27-9100-3fd7-8a32-de885fb165ba&quot;,&quot;itemData&quot;:{&quot;type&quot;:&quot;article-journal&quot;,&quot;id&quot;:&quot;ae794e27-9100-3fd7-8a32-de885fb165ba&quot;,&quot;title&quot;:&quot;Chikungunya: Its History in Africa and Asia and Its Spread to New Regions in 2013–2014&quot;,&quot;author&quot;:[{&quot;family&quot;:&quot;Zeller&quot;,&quot;given&quot;:&quot;Herve&quot;,&quot;parse-names&quot;:false,&quot;dropping-particle&quot;:&quot;&quot;,&quot;non-dropping-particle&quot;:&quot;&quot;},{&quot;family&quot;:&quot;Bortel&quot;,&quot;given&quot;:&quot;Wim&quot;,&quot;parse-names&quot;:false,&quot;dropping-particle&quot;:&quot;&quot;,&quot;non-dropping-particle&quot;:&quot;Van&quot;},{&quot;family&quot;:&quot;Sudre&quot;,&quot;given&quot;:&quot;Bertrand&quot;,&quot;parse-names&quot;:false,&quot;dropping-particle&quot;:&quot;&quot;,&quot;non-dropping-particle&quot;:&quot;&quot;}],&quot;container-title&quot;:&quot;The Journal of Infectious Diseases&quot;,&quot;container-title-short&quot;:&quot;J Infect Dis&quot;,&quot;accessed&quot;:{&quot;date-parts&quot;:[[2025,8,1]]},&quot;DOI&quot;:&quot;10.1093/INFDIS/JIW391&quot;,&quot;ISSN&quot;:&quot;0022-1899&quot;,&quot;PMID&quot;:&quot;27920169&quot;,&quot;URL&quot;:&quot;https://dx.doi.org/10.1093/infdis/jiw391&quot;,&quot;issued&quot;:{&quot;date-parts&quot;:[[2016,12,15]]},&quot;page&quot;:&quot;S436-S440&quot;,&quot;abstract&quot;:&quot;Chikungunya virus (CHIKV) is transmitted by Aedes aegypti and Aedes albopictus mosquitoes and causes febrile illness with severe arthralgia in humans. There are 3 circulating CHIKV genotypes, Asia, East/Central/South Africa, and West Africa. CHIKV was first reported in 1953 in Tanzania, and up until the early 2000s, a few outbreaks and sporadic cases of CHIKV were mainly reported in Africa and Asia. However, from 2004 to 2005, a large epidemic spanned from Kenya over to the southwestern Indian Ocean region, India, and Southeast Asia. Identified in 2005, the E1 glycoprotein A226V mutation of the East/Central/South Africa genotype conferred enhanced transmission by the A. albopictus mosquito and has been implicated in CHIKV's further spread in the last decade. In 2013, the Asian CHIKV genotype emerged in the Caribbean and quickly took the Americas by storm. This review will discuss the history of CHIKV as well as its expanding geographic distribution.&quot;,&quot;publisher&quot;:&quot;Oxford Academic&quot;,&quot;issue&quot;:&quot;suppl_5&quot;,&quot;volume&quot;:&quot;214&quot;},&quot;isTemporary&quot;:false}]},{&quot;citationID&quot;:&quot;MENDELEY_CITATION_7c2b85ee-7d00-4770-851e-0474e948b52b&quot;,&quot;properties&quot;:{&quot;noteIndex&quot;:0},&quot;isEdited&quot;:false,&quot;manualOverride&quot;:{&quot;isManuallyOverridden&quot;:false,&quot;citeprocText&quot;:&quot;(8)&quot;,&quot;manualOverrideText&quot;:&quot;&quot;},&quot;citationTag&quot;:&quot;MENDELEY_CITATION_v3_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&quot;,&quot;citationItems&quot;:[{&quot;id&quot;:&quot;cc4516d2-bf7a-320a-8ac1-c32b7fb31f11&quot;,&quot;itemData&quot;:{&quot;type&quot;:&quot;webpage&quot;,&quot;id&quot;:&quot;cc4516d2-bf7a-320a-8ac1-c32b7fb31f11&quot;,&quot;title&quot;:&quot;The occurrence of a dengue-like fever in the North-Eastern Transvaal. I. Clinical features and isolation of virus - PubMed&quot;,&quot;accessed&quot;:{&quot;date-parts&quot;:[[2025,8,4]]},&quot;URL&quot;:&quot;https://pubmed.ncbi.nlm.nih.gov/13421902/&quot;,&quot;container-title-short&quot;:&quot;&quot;},&quot;isTemporary&quot;:false}]},{&quot;citationID&quot;:&quot;MENDELEY_CITATION_bb5b0520-5f60-4504-b910-175bfb706ac1&quot;,&quot;properties&quot;:{&quot;noteIndex&quot;:0},&quot;isEdited&quot;:false,&quot;manualOverride&quot;:{&quot;isManuallyOverridden&quot;:false,&quot;citeprocText&quot;:&quot;(8)&quot;,&quot;manualOverrideText&quot;:&quot;&quot;},&quot;citationTag&quot;:&quot;MENDELEY_CITATION_v3_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&quot;,&quot;citationItems&quot;:[{&quot;id&quot;:&quot;cc4516d2-bf7a-320a-8ac1-c32b7fb31f11&quot;,&quot;itemData&quot;:{&quot;type&quot;:&quot;webpage&quot;,&quot;id&quot;:&quot;cc4516d2-bf7a-320a-8ac1-c32b7fb31f11&quot;,&quot;title&quot;:&quot;The occurrence of a dengue-like fever in the North-Eastern Transvaal. I. Clinical features and isolation of virus - PubMed&quot;,&quot;accessed&quot;:{&quot;date-parts&quot;:[[2025,8,4]]},&quot;URL&quot;:&quot;https://pubmed.ncbi.nlm.nih.gov/13421902/&quot;,&quot;container-title-short&quot;:&quot;&quot;},&quot;isTemporary&quot;:false}]},{&quot;citationID&quot;:&quot;MENDELEY_CITATION_42c826f1-1697-48a3-942c-257bc563cd92&quot;,&quot;properties&quot;:{&quot;noteIndex&quot;:0},&quot;isEdited&quot;:false,&quot;manualOverride&quot;:{&quot;isManuallyOverridden&quot;:false,&quot;citeprocText&quot;:&quot;(8)&quot;,&quot;manualOverrideText&quot;:&quot;&quot;},&quot;citationTag&quot;:&quot;MENDELEY_CITATION_v3_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&quot;,&quot;citationItems&quot;:[{&quot;id&quot;:&quot;cc4516d2-bf7a-320a-8ac1-c32b7fb31f11&quot;,&quot;itemData&quot;:{&quot;type&quot;:&quot;webpage&quot;,&quot;id&quot;:&quot;cc4516d2-bf7a-320a-8ac1-c32b7fb31f11&quot;,&quot;title&quot;:&quot;The occurrence of a dengue-like fever in the North-Eastern Transvaal. I. Clinical features and isolation of virus - PubMed&quot;,&quot;accessed&quot;:{&quot;date-parts&quot;:[[2025,8,4]]},&quot;URL&quot;:&quot;https://pubmed.ncbi.nlm.nih.gov/13421902/&quot;,&quot;container-title-short&quot;:&quot;&quot;},&quot;isTemporary&quot;:false}]},{&quot;citationID&quot;:&quot;MENDELEY_CITATION_4097af8e-16a5-4cef-ab42-b33cf4b879c1&quot;,&quot;properties&quot;:{&quot;noteIndex&quot;:0},&quot;isEdited&quot;:false,&quot;manualOverride&quot;:{&quot;isManuallyOverridden&quot;:false,&quot;citeprocText&quot;:&quot;(9)&quot;,&quot;manualOverrideText&quot;:&quot;&quot;},&quot;citationTag&quot;:&quot;MENDELEY_CITATION_v3_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&quot;,&quot;citationItems&quot;:[{&quot;id&quot;:&quot;bc1e09b6-79d1-36b7-9300-4152ef1d89b9&quot;,&quot;itemData&quot;:{&quot;type&quot;:&quot;article-journal&quot;,&quot;id&quot;:&quot;bc1e09b6-79d1-36b7-9300-4152ef1d89b9&quot;,&quot;title&quot;:&quot;Chikungunya Seroprevalence among Patients Presenting with Febrile illnesses in selected health facilities in Mt. Elgon region, Kenya&quot;,&quot;author&quot;:[{&quot;family&quot;:&quot;Kageha&quot;,&quot;given&quot;:&quot;Sheila&quot;,&quot;parse-names&quot;:false,&quot;dropping-particle&quot;:&quot;&quot;,&quot;non-dropping-particle&quot;:&quot;&quot;},{&quot;family&quot;:&quot;Ngoi&quot;,&quot;given&quot;:&quot;Joyce M&quot;,&quot;parse-names&quot;:false,&quot;dropping-particle&quot;:&quot;&quot;,&quot;non-dropping-particle&quot;:&quot;&quot;},{&quot;family&quot;:&quot;Kubo&quot;,&quot;given&quot;:&quot;Toru&quot;,&quot;parse-names&quot;:false,&quot;dropping-particle&quot;:&quot;&quot;,&quot;non-dropping-particle&quot;:&quot;&quot;},{&quot;family&quot;:&quot;Morita&quot;,&quot;given&quot;:&quot;Kouichi&quot;,&quot;parse-names&quot;:false,&quot;dropping-particle&quot;:&quot;&quot;,&quot;non-dropping-particle&quot;:&quot;&quot;},{&quot;family&quot;:&quot;Mwau&quot;,&quot;given&quot;:&quot;Matilu&quot;,&quot;parse-names&quot;:false,&quot;dropping-particle&quot;:&quot;&quot;,&quot;non-dropping-particle&quot;:&quot;&quot;},{&quot;family&quot;:&quot;Author&quot;,&quot;given&quot;:&quot;Corresponding&quot;,&quot;parse-names&quot;:false,&quot;dropping-particle&quot;:&quot;&quot;,&quot;non-dropping-particle&quot;:&quot;&quot;}],&quot;container-title&quot;:&quot;medRxiv&quot;,&quot;accessed&quot;:{&quot;date-parts&quot;:[[2025,8,5]]},&quot;DOI&quot;:&quot;10.1101/2024.04.26.24306414&quot;,&quot;URL&quot;:&quot;https://www.medrxiv.org/content/10.1101/2024.04.26.24306414v1&quot;,&quot;issued&quot;:{&quot;date-parts&quot;:[[2024,4,27]]},&quot;page&quot;:&quot;2024.04.26.24306414&quot;,&quot;abstract&quot;:&quot;Background Chikungunya is an emerging epidemic-prone vector-borne disease of considerable significance globally. Infection with chikungunya virus induces an acute illness characterized by fever and painful arthralgia, which can evolve to chronic arthritis and rheumatism especially in elderly patients. Whereas febrile illness and arthralgia are common clinical presentations amongst residents of Mt. Elgon, the role of chikungunya virus as a causative agent is undocumented. This study was carried out to determine the prevalence of IgA, IgM and IgG antibodies against Chikungunya Virus (CHIKV) antigens in patients presenting with acute febrile illnesses in Mt. Elgon region, Kenya.\n\nMethods This was a cross-sectional seroprevalence study on febrile patients visiting Endebes, Andersen and Kitale County Referal Hospitals. Sociodemographic data was collected whenever possible. Serum samples were collected and screened using Indirect ELISA for 1gG+IgM+IgA antibodies. Sera that tested positive by ELISA were subjected to standard plaque reduction neutralization assays (PRNT) performed on monolayer cultures of Vero E6 cells for confirmation.\n\nResults By ELISA, a total of 317/1359 (23.33%) sera were positive for CHIKV antibodies. Of the 317 positive sera, 305 (96.21%) were of sufficient quantity and were subjected to PRNT. Ultimately, 127 (9.3%) samples tested positive for CHIKV neutralising antibodies by PRNT.\n\nConclusion These findings suggest active circulation of CHIKV in Mt. Elgon, even though it has previously been considered a non-endemic region for the virus. There is need to closely monitor and continuously put in place surveillance strategies to prevent probable potential outbreaks in the future.\n\n### Competing Interest Statement\n\nThe authors have declared no competing interest.\n\n### Funding Statement\n\nThe author(s) received no specific funding for this work.\n\n### Author Declarations\n\nI confirm all relevant ethical guidelines have been followed, and any necessary IRB and/or ethics committee approvals have been obtained.\n\nYes\n\nThe details of the IRB/oversight body that provided approval or exemption for the research described are given below:\n\nEthical approval for the study protocol was sought from Kenya Medical Research Institute Ethical Review Committee under Scientific Steering Committee No.1698. Parental/guardian consent was sought for participants under 17 years of age.\n\nI confirm that all necessary patient/participant consent has been obtained and the appropriate institutional forms have been archived, and that any patient/participant/sample identifiers included were not known to anyone (e.g., hospital staff, patients or participants themselves) outside the research group so cannot be used to identify individuals.\n\nYes\n\nI understand that all clinical trials and any other prospective interventional studies must be registered with an ICMJE-approved registry, such as ClinicalTrials.gov. I confirm that any such study reported in the manuscript has been registered and the trial registration ID is provided (note: if posting a prospective study registered retrospectively, please provide a statement in the trial ID field explaining why the study was not registered in advance).\n\nYes\n\nI have followed all appropriate research reporting guidelines, such as any relevant EQUATOR Network research reporting checklist(s) and other pertinent material, if applicable.\n\nYes\n\nAll the data is in the manuscript. However, any extra data, if required can be made available on request.&quot;,&quot;publisher&quot;:&quot;Cold Spring Harbor Laboratory Press&quot;,&quot;container-title-short&quot;:&quot;&quot;},&quot;isTemporary&quot;:false}]},{&quot;citationID&quot;:&quot;MENDELEY_CITATION_073606de-8184-4fac-983b-789b8312a769&quot;,&quot;properties&quot;:{&quot;noteIndex&quot;:0},&quot;isEdited&quot;:false,&quot;manualOverride&quot;:{&quot;isManuallyOverridden&quot;:false,&quot;citeprocText&quot;:&quot;(10)&quot;,&quot;manualOverrideText&quot;:&quot;&quot;},&quot;citationTag&quot;:&quot;MENDELEY_CITATION_v3_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&quot;,&quot;citationItems&quot;:[{&quot;id&quot;:&quot;7f8f7f5a-07b8-3dd0-b74e-a8b354329588&quot;,&quot;itemData&quot;:{&quot;type&quot;:&quot;article-journal&quot;,&quot;id&quot;:&quot;7f8f7f5a-07b8-3dd0-b74e-a8b354329588&quot;,&quot;title&quot;:&quot;Tracking epidemic Chikungunya virus into the Indian Ocean from East Africa&quot;,&quot;author&quot;:[{&quot;family&quot;:&quot;Njenga&quot;,&quot;given&quot;:&quot;M. Kariuki&quot;,&quot;parse-names&quot;:false,&quot;dropping-particle&quot;:&quot;&quot;,&quot;non-dropping-particle&quot;:&quot;&quot;},{&quot;family&quot;:&quot;Nderitu&quot;,&quot;given&quot;:&quot;L.&quot;,&quot;parse-names&quot;:false,&quot;dropping-particle&quot;:&quot;&quot;,&quot;non-dropping-particle&quot;:&quot;&quot;},{&quot;family&quot;:&quot;Ledermann&quot;,&quot;given&quot;:&quot;J. P.&quot;,&quot;parse-names&quot;:false,&quot;dropping-particle&quot;:&quot;&quot;,&quot;non-dropping-particle&quot;:&quot;&quot;},{&quot;family&quot;:&quot;Ndirangu&quot;,&quot;given&quot;:&quot;A.&quot;,&quot;parse-names&quot;:false,&quot;dropping-particle&quot;:&quot;&quot;,&quot;non-dropping-particle&quot;:&quot;&quot;},{&quot;family&quot;:&quot;Logue&quot;,&quot;given&quot;:&quot;C. H.&quot;,&quot;parse-names&quot;:false,&quot;dropping-particle&quot;:&quot;&quot;,&quot;non-dropping-particle&quot;:&quot;&quot;},{&quot;family&quot;:&quot;Kelly&quot;,&quot;given&quot;:&quot;C. H.L.&quot;,&quot;parse-names&quot;:false,&quot;dropping-particle&quot;:&quot;&quot;,&quot;non-dropping-particle&quot;:&quot;&quot;},{&quot;family&quot;:&quot;Sang&quot;,&quot;given&quot;:&quot;R.&quot;,&quot;parse-names&quot;:false,&quot;dropping-particle&quot;:&quot;&quot;,&quot;non-dropping-particle&quot;:&quot;&quot;},{&quot;family&quot;:&quot;Sergon&quot;,&quot;given&quot;:&quot;K.&quot;,&quot;parse-names&quot;:false,&quot;dropping-particle&quot;:&quot;&quot;,&quot;non-dropping-particle&quot;:&quot;&quot;},{&quot;family&quot;:&quot;Breiman&quot;,&quot;given&quot;:&quot;R.&quot;,&quot;parse-names&quot;:false,&quot;dropping-particle&quot;:&quot;&quot;,&quot;non-dropping-particle&quot;:&quot;&quot;},{&quot;family&quot;:&quot;Powers&quot;,&quot;given&quot;:&quot;A. M.&quot;,&quot;parse-names&quot;:false,&quot;dropping-particle&quot;:&quot;&quot;,&quot;non-dropping-particle&quot;:&quot;&quot;}],&quot;container-title&quot;:&quot;The Journal of General Virology&quot;,&quot;container-title-short&quot;:&quot;J Gen Virol&quot;,&quot;accessed&quot;:{&quot;date-parts&quot;:[[2025,8,5]]},&quot;DOI&quot;:&quot;10.1099/VIR.0.2008/005413-0&quot;,&quot;ISSN&quot;:&quot;00221317&quot;,&quot;PMID&quot;:&quot;18931072&quot;,&quot;URL&quot;:&quot;https://pmc.ncbi.nlm.nih.gov/articles/PMC3347796/&quot;,&quot;issued&quot;:{&quot;date-parts&quot;:[[2008]]},&quot;page&quot;:&quot;2754&quot;,&quot;abstract&quot;:&quot;The largest documented outbreak of Chikungunya virus (CHIKV) disease occurred in the Indian Ocean islands and India during 2004-2007. The magnitude of this outbreak led to speculation that a new variant of the virus had emerged that was either more virulent or more easily transmitted by mosquito vectors. To study this assertion, it is important to know the origin of the virus and how the particular strain circulating during the outbreak is related to other known strains. This study genetically characterized isolates of CHIKV obtained from Mombasa and Lamu Island, Kenya, during 2004, as well as strains from the 2005 outbreak recorded in Comoros. The results of these analyses demonstrated that the virus responsible for the epidemic that spread through the Indian Ocean originated in coastal Kenya during 2004 and that the closest known ancestors are members of the Central/East African clade. Genetic elements that may be responsible for the scope of the outbreak were also identified.&quot;,&quot;issue&quot;:&quot;Pt 11&quot;,&quot;volume&quot;:&quot;89&quot;},&quot;isTemporary&quot;:false}]},{&quot;citationID&quot;:&quot;MENDELEY_CITATION_99331e5f-b538-49cb-bfce-e02d74ce83cf&quot;,&quot;properties&quot;:{&quot;noteIndex&quot;:0},&quot;isEdited&quot;:false,&quot;manualOverride&quot;:{&quot;isManuallyOverridden&quot;:false,&quot;citeprocText&quot;:&quot;(11)&quot;,&quot;manualOverrideText&quot;:&quot;&quot;},&quot;citationTag&quot;:&quot;MENDELEY_CITATION_v3_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&quot;,&quot;citationItems&quot;:[{&quot;id&quot;:&quot;4b34434d-4321-36b4-a346-fafa669660d5&quot;,&quot;itemData&quot;:{&quot;type&quot;:&quot;webpage&quot;,&quot;id&quot;:&quot;4b34434d-4321-36b4-a346-fafa669660d5&quot;,&quot;title&quot;:&quot;(PDF) Seroprevalence of Chikungunya virus (CHIKV) infection on Lamu Island, Kenya, October 2004&quot;,&quot;accessed&quot;:{&quot;date-parts&quot;:[[2025,8,5]]},&quot;URL&quot;:&quot;https://www.researchgate.net/publication/5596653_Seroprevalence_of_Chikungunya_virus_CHIKV_infection_on_Lamu_Island_Kenya_October_2004&quot;,&quot;container-title-short&quot;:&quot;&quot;},&quot;isTemporary&quot;:false}]},{&quot;citationID&quot;:&quot;MENDELEY_CITATION_2e4608aa-de4e-43c2-b293-9525173a23f9&quot;,&quot;properties&quot;:{&quot;noteIndex&quot;:0},&quot;isEdited&quot;:false,&quot;manualOverride&quot;:{&quot;isManuallyOverridden&quot;:false,&quot;citeprocText&quot;:&quot;(11)&quot;,&quot;manualOverrideText&quot;:&quot;&quot;},&quot;citationTag&quot;:&quot;MENDELEY_CITATION_v3_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&quot;,&quot;citationItems&quot;:[{&quot;id&quot;:&quot;4b34434d-4321-36b4-a346-fafa669660d5&quot;,&quot;itemData&quot;:{&quot;type&quot;:&quot;webpage&quot;,&quot;id&quot;:&quot;4b34434d-4321-36b4-a346-fafa669660d5&quot;,&quot;title&quot;:&quot;(PDF) Seroprevalence of Chikungunya virus (CHIKV) infection on Lamu Island, Kenya, October 2004&quot;,&quot;accessed&quot;:{&quot;date-parts&quot;:[[2025,8,5]]},&quot;URL&quot;:&quot;https://www.researchgate.net/publication/5596653_Seroprevalence_of_Chikungunya_virus_CHIKV_infection_on_Lamu_Island_Kenya_October_2004&quot;,&quot;container-title-short&quot;:&quot;&quot;},&quot;isTemporary&quot;:false}]},{&quot;citationID&quot;:&quot;MENDELEY_CITATION_2cf04904-7859-470f-9260-c1ef017a5de4&quot;,&quot;properties&quot;:{&quot;noteIndex&quot;:0},&quot;isEdited&quot;:false,&quot;manualOverride&quot;:{&quot;isManuallyOverridden&quot;:false,&quot;citeprocText&quot;:&quot;(11)&quot;,&quot;manualOverrideText&quot;:&quot;&quot;},&quot;citationTag&quot;:&quot;MENDELEY_CITATION_v3_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&quot;,&quot;citationItems&quot;:[{&quot;id&quot;:&quot;4b34434d-4321-36b4-a346-fafa669660d5&quot;,&quot;itemData&quot;:{&quot;type&quot;:&quot;webpage&quot;,&quot;id&quot;:&quot;4b34434d-4321-36b4-a346-fafa669660d5&quot;,&quot;title&quot;:&quot;(PDF) Seroprevalence of Chikungunya virus (CHIKV) infection on Lamu Island, Kenya, October 2004&quot;,&quot;accessed&quot;:{&quot;date-parts&quot;:[[2025,8,5]]},&quot;URL&quot;:&quot;https://www.researchgate.net/publication/5596653_Seroprevalence_of_Chikungunya_virus_CHIKV_infection_on_Lamu_Island_Kenya_October_2004&quot;,&quot;container-title-short&quot;:&quot;&quot;},&quot;isTemporary&quot;:false}]},{&quot;citationID&quot;:&quot;MENDELEY_CITATION_75c69906-8cfc-441a-8029-85ab8424dc98&quot;,&quot;properties&quot;:{&quot;noteIndex&quot;:0},&quot;isEdited&quot;:false,&quot;manualOverride&quot;:{&quot;isManuallyOverridden&quot;:false,&quot;citeprocText&quot;:&quot;(11)&quot;,&quot;manualOverrideText&quot;:&quot;&quot;},&quot;citationTag&quot;:&quot;MENDELEY_CITATION_v3_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&quot;,&quot;citationItems&quot;:[{&quot;id&quot;:&quot;4b34434d-4321-36b4-a346-fafa669660d5&quot;,&quot;itemData&quot;:{&quot;type&quot;:&quot;webpage&quot;,&quot;id&quot;:&quot;4b34434d-4321-36b4-a346-fafa669660d5&quot;,&quot;title&quot;:&quot;(PDF) Seroprevalence of Chikungunya virus (CHIKV) infection on Lamu Island, Kenya, October 2004&quot;,&quot;accessed&quot;:{&quot;date-parts&quot;:[[2025,8,5]]},&quot;URL&quot;:&quot;https://www.researchgate.net/publication/5596653_Seroprevalence_of_Chikungunya_virus_CHIKV_infection_on_Lamu_Island_Kenya_October_2004&quot;,&quot;container-title-short&quot;:&quot;&quot;},&quot;isTemporary&quot;:false}]},{&quot;citationID&quot;:&quot;MENDELEY_CITATION_c6394f1d-0090-40a6-992f-3a48549404a3&quot;,&quot;properties&quot;:{&quot;noteIndex&quot;:0},&quot;isEdited&quot;:false,&quot;manualOverride&quot;:{&quot;isManuallyOverridden&quot;:false,&quot;citeprocText&quot;:&quot;(12)&quot;,&quot;manualOverrideText&quot;:&quot;&quot;},&quot;citationTag&quot;:&quot;MENDELEY_CITATION_v3_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&quot;,&quot;citationItems&quot;:[{&quot;id&quot;:&quot;a5575d64-1cc8-33fe-abe4-cb8a3d18d5b8&quot;,&quot;itemData&quot;:{&quot;type&quot;:&quot;article-journal&quot;,&quot;id&quot;:&quot;a5575d64-1cc8-33fe-abe4-cb8a3d18d5b8&quot;,&quot;title&quot;:&quot;Seroprevalence of yellow fever, dengue, West Nile and chikungunya viruses in children in Teso South Sub-County, Western Kenya&quot;,&quot;author&quot;:[{&quot;family&quot;:&quot;Inziani&quot;,&quot;given&quot;:&quot;Mary&quot;,&quot;parse-names&quot;:false,&quot;dropping-particle&quot;:&quot;&quot;,&quot;non-dropping-particle&quot;:&quot;&quot;},{&quot;family&quot;:&quot;Adungo&quot;,&quot;given&quot;:&quot;Ferdinard&quot;,&quot;parse-names&quot;:false,&quot;dropping-particle&quot;:&quot;&quot;,&quot;non-dropping-particle&quot;:&quot;&quot;},{&quot;family&quot;:&quot;Awando&quot;,&quot;given&quot;:&quot;Janet&quot;,&quot;parse-names&quot;:false,&quot;dropping-particle&quot;:&quot;&quot;,&quot;non-dropping-particle&quot;:&quot;&quot;},{&quot;family&quot;:&quot;Kihoro&quot;,&quot;given&quot;:&quot;Richelle&quot;,&quot;parse-names&quot;:false,&quot;dropping-particle&quot;:&quot;&quot;,&quot;non-dropping-particle&quot;:&quot;&quot;},{&quot;family&quot;:&quot;Inoue&quot;,&quot;given&quot;:&quot;Shingo&quot;,&quot;parse-names&quot;:false,&quot;dropping-particle&quot;:&quot;&quot;,&quot;non-dropping-particle&quot;:&quot;&quot;},{&quot;family&quot;:&quot;Morita&quot;,&quot;given&quot;:&quot;Kouichi&quot;,&quot;parse-names&quot;:false,&quot;dropping-particle&quot;:&quot;&quot;,&quot;non-dropping-particle&quot;:&quot;&quot;},{&quot;family&quot;:&quot;Obimbo&quot;,&quot;given&quot;:&quot;Elizabeth&quot;,&quot;parse-names&quot;:false,&quot;dropping-particle&quot;:&quot;&quot;,&quot;non-dropping-particle&quot;:&quot;&quot;},{&quot;family&quot;:&quot;Onyango&quot;,&quot;given&quot;:&quot;Francis&quot;,&quot;parse-names&quot;:false,&quot;dropping-particle&quot;:&quot;&quot;,&quot;non-dropping-particle&quot;:&quot;&quot;},{&quot;family&quot;:&quot;Mwau&quot;,&quot;given&quot;:&quot;Matilu&quot;,&quot;parse-names&quot;:false,&quot;dropping-particle&quot;:&quot;&quot;,&quot;non-dropping-particle&quot;:&quot;&quot;}],&quot;container-title&quot;:&quot;International Journal of Infectious Diseases&quot;,&quot;accessed&quot;:{&quot;date-parts&quot;:[[2025,8,5]]},&quot;DOI&quot;:&quot;10.1016/j.ijid.2019.11.004&quot;,&quot;ISSN&quot;:&quot;18783511&quot;,&quot;PMID&quot;:&quot;31712089&quot;,&quot;URL&quot;:&quot;https://pubmed.ncbi.nlm.nih.gov/31712089/&quot;,&quot;issued&quot;:{&quot;date-parts&quot;:[[2020,2,1]]},&quot;page&quot;:&quot;104-110&quot;,&quot;abstract&quot;:&quot;Background: Arboviruses often cause widespread morbidity in children in endemic regions. Data on the burden of arboviruses in Kenyan children are limited. Objectives: This study was performed to determine the seroprevalence of yellow fever (YFV), dengue (DENV), West Nile (WNV), and chikungunya (CHIKV) viruses among children 1–12 years of age at two health facilities in Teso South Sub-County in Western Kenya. Methods: In a hospital-based cross-sectional survey, a questionnaire was used to collect socio-demographic information. Serum drawn from the children was tested for IgA/IgM/IgG serocomplex antibodies to selected arboviruses using indirect ELISA and plaque reduction neutralization tests. Results: A total of 182 (27.7%) of the 656 participants tested were positive for any arbovirus antibody. Of these, 4.4% (29/656) tested positive for YFV, 9.6% (62/649) for WNV, 5.6% (36/649) for CHIKV, 1.4% (5/368) for DENV1, 9% (59/656) for DENV2, and 19.7% (40/203) for DENV3. Neutralizing antibodies to CHIKV were found in 77.8% (42/54) of participants, to YFV in 15.8% (3/19), to DENV2 in 58% (29/50), and to WNV in 8% (1/55). Sex, age, urban residence, schooling, and lack of vaccination were associated with arbovirus exposure. Conclusions: This study confirmed that children under 12 years of age in Teso South Sub-County are exposed to ongoing arbovirus infections early in life.&quot;,&quot;publisher&quot;:&quot;Elsevier B.V.&quot;,&quot;volume&quot;:&quot;91&quot;,&quot;container-title-short&quot;:&quot;&quot;},&quot;isTemporary&quot;:false}]},{&quot;citationID&quot;:&quot;MENDELEY_CITATION_6f5e771c-b591-44b1-ba17-a276f78523a6&quot;,&quot;properties&quot;:{&quot;noteIndex&quot;:0},&quot;isEdited&quot;:false,&quot;manualOverride&quot;:{&quot;isManuallyOverridden&quot;:false,&quot;citeprocText&quot;:&quot;(9)&quot;,&quot;manualOverrideText&quot;:&quot;&quot;},&quot;citationTag&quot;:&quot;MENDELEY_CITATION_v3_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&quot;,&quot;citationItems&quot;:[{&quot;id&quot;:&quot;bc1e09b6-79d1-36b7-9300-4152ef1d89b9&quot;,&quot;itemData&quot;:{&quot;type&quot;:&quot;article-journal&quot;,&quot;id&quot;:&quot;bc1e09b6-79d1-36b7-9300-4152ef1d89b9&quot;,&quot;title&quot;:&quot;Chikungunya Seroprevalence among Patients Presenting with Febrile illnesses in selected health facilities in Mt. Elgon region, Kenya&quot;,&quot;author&quot;:[{&quot;family&quot;:&quot;Kageha&quot;,&quot;given&quot;:&quot;Sheila&quot;,&quot;parse-names&quot;:false,&quot;dropping-particle&quot;:&quot;&quot;,&quot;non-dropping-particle&quot;:&quot;&quot;},{&quot;family&quot;:&quot;Ngoi&quot;,&quot;given&quot;:&quot;Joyce M&quot;,&quot;parse-names&quot;:false,&quot;dropping-particle&quot;:&quot;&quot;,&quot;non-dropping-particle&quot;:&quot;&quot;},{&quot;family&quot;:&quot;Kubo&quot;,&quot;given&quot;:&quot;Toru&quot;,&quot;parse-names&quot;:false,&quot;dropping-particle&quot;:&quot;&quot;,&quot;non-dropping-particle&quot;:&quot;&quot;},{&quot;family&quot;:&quot;Morita&quot;,&quot;given&quot;:&quot;Kouichi&quot;,&quot;parse-names&quot;:false,&quot;dropping-particle&quot;:&quot;&quot;,&quot;non-dropping-particle&quot;:&quot;&quot;},{&quot;family&quot;:&quot;Mwau&quot;,&quot;given&quot;:&quot;Matilu&quot;,&quot;parse-names&quot;:false,&quot;dropping-particle&quot;:&quot;&quot;,&quot;non-dropping-particle&quot;:&quot;&quot;},{&quot;family&quot;:&quot;Author&quot;,&quot;given&quot;:&quot;Corresponding&quot;,&quot;parse-names&quot;:false,&quot;dropping-particle&quot;:&quot;&quot;,&quot;non-dropping-particle&quot;:&quot;&quot;}],&quot;container-title&quot;:&quot;medRxiv&quot;,&quot;accessed&quot;:{&quot;date-parts&quot;:[[2025,8,5]]},&quot;DOI&quot;:&quot;10.1101/2024.04.26.24306414&quot;,&quot;URL&quot;:&quot;https://www.medrxiv.org/content/10.1101/2024.04.26.24306414v1&quot;,&quot;issued&quot;:{&quot;date-parts&quot;:[[2024,4,27]]},&quot;page&quot;:&quot;2024.04.26.24306414&quot;,&quot;abstract&quot;:&quot;Background Chikungunya is an emerging epidemic-prone vector-borne disease of considerable significance globally. Infection with chikungunya virus induces an acute illness characterized by fever and painful arthralgia, which can evolve to chronic arthritis and rheumatism especially in elderly patients. Whereas febrile illness and arthralgia are common clinical presentations amongst residents of Mt. Elgon, the role of chikungunya virus as a causative agent is undocumented. This study was carried out to determine the prevalence of IgA, IgM and IgG antibodies against Chikungunya Virus (CHIKV) antigens in patients presenting with acute febrile illnesses in Mt. Elgon region, Kenya.\n\nMethods This was a cross-sectional seroprevalence study on febrile patients visiting Endebes, Andersen and Kitale County Referal Hospitals. Sociodemographic data was collected whenever possible. Serum samples were collected and screened using Indirect ELISA for 1gG+IgM+IgA antibodies. Sera that tested positive by ELISA were subjected to standard plaque reduction neutralization assays (PRNT) performed on monolayer cultures of Vero E6 cells for confirmation.\n\nResults By ELISA, a total of 317/1359 (23.33%) sera were positive for CHIKV antibodies. Of the 317 positive sera, 305 (96.21%) were of sufficient quantity and were subjected to PRNT. Ultimately, 127 (9.3%) samples tested positive for CHIKV neutralising antibodies by PRNT.\n\nConclusion These findings suggest active circulation of CHIKV in Mt. Elgon, even though it has previously been considered a non-endemic region for the virus. There is need to closely monitor and continuously put in place surveillance strategies to prevent probable potential outbreaks in the future.\n\n### Competing Interest Statement\n\nThe authors have declared no competing interest.\n\n### Funding Statement\n\nThe author(s) received no specific funding for this work.\n\n### Author Declarations\n\nI confirm all relevant ethical guidelines have been followed, and any necessary IRB and/or ethics committee approvals have been obtained.\n\nYes\n\nThe details of the IRB/oversight body that provided approval or exemption for the research described are given below:\n\nEthical approval for the study protocol was sought from Kenya Medical Research Institute Ethical Review Committee under Scientific Steering Committee No.1698. Parental/guardian consent was sought for participants under 17 years of age.\n\nI confirm that all necessary patient/participant consent has been obtained and the appropriate institutional forms have been archived, and that any patient/participant/sample identifiers included were not known to anyone (e.g., hospital staff, patients or participants themselves) outside the research group so cannot be used to identify individuals.\n\nYes\n\nI understand that all clinical trials and any other prospective interventional studies must be registered with an ICMJE-approved registry, such as ClinicalTrials.gov. I confirm that any such study reported in the manuscript has been registered and the trial registration ID is provided (note: if posting a prospective study registered retrospectively, please provide a statement in the trial ID field explaining why the study was not registered in advance).\n\nYes\n\nI have followed all appropriate research reporting guidelines, such as any relevant EQUATOR Network research reporting checklist(s) and other pertinent material, if applicable.\n\nYes\n\nAll the data is in the manuscript. However, any extra data, if required can be made available on request.&quot;,&quot;publisher&quot;:&quot;Cold Spring Harbor Laboratory Press&quot;,&quot;container-title-short&quot;:&quot;&quot;},&quot;isTemporary&quot;:false}]},{&quot;citationID&quot;:&quot;MENDELEY_CITATION_fb67d49b-73a7-46b5-9a6e-41839d47b8e8&quot;,&quot;properties&quot;:{&quot;noteIndex&quot;:0},&quot;isEdited&quot;:false,&quot;manualOverride&quot;:{&quot;isManuallyOverridden&quot;:false,&quot;citeprocText&quot;:&quot;(9)&quot;,&quot;manualOverrideText&quot;:&quot;&quot;},&quot;citationTag&quot;:&quot;MENDELEY_CITATION_v3_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&quot;,&quot;citationItems&quot;:[{&quot;id&quot;:&quot;bc1e09b6-79d1-36b7-9300-4152ef1d89b9&quot;,&quot;itemData&quot;:{&quot;type&quot;:&quot;article-journal&quot;,&quot;id&quot;:&quot;bc1e09b6-79d1-36b7-9300-4152ef1d89b9&quot;,&quot;title&quot;:&quot;Chikungunya Seroprevalence among Patients Presenting with Febrile illnesses in selected health facilities in Mt. Elgon region, Kenya&quot;,&quot;author&quot;:[{&quot;family&quot;:&quot;Kageha&quot;,&quot;given&quot;:&quot;Sheila&quot;,&quot;parse-names&quot;:false,&quot;dropping-particle&quot;:&quot;&quot;,&quot;non-dropping-particle&quot;:&quot;&quot;},{&quot;family&quot;:&quot;Ngoi&quot;,&quot;given&quot;:&quot;Joyce M&quot;,&quot;parse-names&quot;:false,&quot;dropping-particle&quot;:&quot;&quot;,&quot;non-dropping-particle&quot;:&quot;&quot;},{&quot;family&quot;:&quot;Kubo&quot;,&quot;given&quot;:&quot;Toru&quot;,&quot;parse-names&quot;:false,&quot;dropping-particle&quot;:&quot;&quot;,&quot;non-dropping-particle&quot;:&quot;&quot;},{&quot;family&quot;:&quot;Morita&quot;,&quot;given&quot;:&quot;Kouichi&quot;,&quot;parse-names&quot;:false,&quot;dropping-particle&quot;:&quot;&quot;,&quot;non-dropping-particle&quot;:&quot;&quot;},{&quot;family&quot;:&quot;Mwau&quot;,&quot;given&quot;:&quot;Matilu&quot;,&quot;parse-names&quot;:false,&quot;dropping-particle&quot;:&quot;&quot;,&quot;non-dropping-particle&quot;:&quot;&quot;},{&quot;family&quot;:&quot;Author&quot;,&quot;given&quot;:&quot;Corresponding&quot;,&quot;parse-names&quot;:false,&quot;dropping-particle&quot;:&quot;&quot;,&quot;non-dropping-particle&quot;:&quot;&quot;}],&quot;container-title&quot;:&quot;medRxiv&quot;,&quot;accessed&quot;:{&quot;date-parts&quot;:[[2025,8,5]]},&quot;DOI&quot;:&quot;10.1101/2024.04.26.24306414&quot;,&quot;URL&quot;:&quot;https://www.medrxiv.org/content/10.1101/2024.04.26.24306414v1&quot;,&quot;issued&quot;:{&quot;date-parts&quot;:[[2024,4,27]]},&quot;page&quot;:&quot;2024.04.26.24306414&quot;,&quot;abstract&quot;:&quot;Background Chikungunya is an emerging epidemic-prone vector-borne disease of considerable significance globally. Infection with chikungunya virus induces an acute illness characterized by fever and painful arthralgia, which can evolve to chronic arthritis and rheumatism especially in elderly patients. Whereas febrile illness and arthralgia are common clinical presentations amongst residents of Mt. Elgon, the role of chikungunya virus as a causative agent is undocumented. This study was carried out to determine the prevalence of IgA, IgM and IgG antibodies against Chikungunya Virus (CHIKV) antigens in patients presenting with acute febrile illnesses in Mt. Elgon region, Kenya.\n\nMethods This was a cross-sectional seroprevalence study on febrile patients visiting Endebes, Andersen and Kitale County Referal Hospitals. Sociodemographic data was collected whenever possible. Serum samples were collected and screened using Indirect ELISA for 1gG+IgM+IgA antibodies. Sera that tested positive by ELISA were subjected to standard plaque reduction neutralization assays (PRNT) performed on monolayer cultures of Vero E6 cells for confirmation.\n\nResults By ELISA, a total of 317/1359 (23.33%) sera were positive for CHIKV antibodies. Of the 317 positive sera, 305 (96.21%) were of sufficient quantity and were subjected to PRNT. Ultimately, 127 (9.3%) samples tested positive for CHIKV neutralising antibodies by PRNT.\n\nConclusion These findings suggest active circulation of CHIKV in Mt. Elgon, even though it has previously been considered a non-endemic region for the virus. There is need to closely monitor and continuously put in place surveillance strategies to prevent probable potential outbreaks in the future.\n\n### Competing Interest Statement\n\nThe authors have declared no competing interest.\n\n### Funding Statement\n\nThe author(s) received no specific funding for this work.\n\n### Author Declarations\n\nI confirm all relevant ethical guidelines have been followed, and any necessary IRB and/or ethics committee approvals have been obtained.\n\nYes\n\nThe details of the IRB/oversight body that provided approval or exemption for the research described are given below:\n\nEthical approval for the study protocol was sought from Kenya Medical Research Institute Ethical Review Committee under Scientific Steering Committee No.1698. Parental/guardian consent was sought for participants under 17 years of age.\n\nI confirm that all necessary patient/participant consent has been obtained and the appropriate institutional forms have been archived, and that any patient/participant/sample identifiers included were not known to anyone (e.g., hospital staff, patients or participants themselves) outside the research group so cannot be used to identify individuals.\n\nYes\n\nI understand that all clinical trials and any other prospective interventional studies must be registered with an ICMJE-approved registry, such as ClinicalTrials.gov. I confirm that any such study reported in the manuscript has been registered and the trial registration ID is provided (note: if posting a prospective study registered retrospectively, please provide a statement in the trial ID field explaining why the study was not registered in advance).\n\nYes\n\nI have followed all appropriate research reporting guidelines, such as any relevant EQUATOR Network research reporting checklist(s) and other pertinent material, if applicable.\n\nYes\n\nAll the data is in the manuscript. However, any extra data, if required can be made available on request.&quot;,&quot;publisher&quot;:&quot;Cold Spring Harbor Laboratory Press&quot;,&quot;container-title-short&quot;:&quot;&quot;},&quot;isTemporary&quot;:false}]}]"/>
     <we:property name="MENDELEY_CITATIONS_LOCALE_CODE" value="&quot;en-GB&quot;"/>
     <we:property name="MENDELEY_CITATIONS_STYLE" value="{&quot;id&quot;:&quot;https://www.zotero.org/styles/vancouver&quot;,&quot;title&quot;:&quot;Vancouver&quot;,&quot;format&quot;:&quot;numeric&quot;,&quot;defaultLocale&quot;:null,&quot;isLocaleCodeValid&quot;:true}"/>
   </we:properties>

--- a/PhD files/Chikungunya Disease.docx
+++ b/PhD files/Chikungunya Disease.docx
@@ -3966,8 +3966,7 @@
             <w:autoSpaceDE w:val="0"/>
             <w:autoSpaceDN w:val="0"/>
             <w:ind w:hanging="640"/>
-            <w:jc w:val="both"/>
-            <w:divId w:val="1391228035"/>
+            <w:divId w:val="1948123160"/>
             <w:rPr>
               <w:rFonts w:eastAsia="Times New Roman"/>
               <w:kern w:val="0"/>
@@ -4007,8 +4006,7 @@
             <w:autoSpaceDE w:val="0"/>
             <w:autoSpaceDN w:val="0"/>
             <w:ind w:hanging="640"/>
-            <w:jc w:val="both"/>
-            <w:divId w:val="1974092032"/>
+            <w:divId w:val="1006325940"/>
             <w:rPr>
               <w:rFonts w:eastAsia="Times New Roman"/>
             </w:rPr>
@@ -4032,8 +4030,7 @@
             <w:autoSpaceDE w:val="0"/>
             <w:autoSpaceDN w:val="0"/>
             <w:ind w:hanging="640"/>
-            <w:jc w:val="both"/>
-            <w:divId w:val="1875074880"/>
+            <w:divId w:val="688070829"/>
             <w:rPr>
               <w:rFonts w:eastAsia="Times New Roman"/>
             </w:rPr>
@@ -4085,8 +4082,7 @@
             <w:autoSpaceDE w:val="0"/>
             <w:autoSpaceDN w:val="0"/>
             <w:ind w:hanging="640"/>
-            <w:jc w:val="both"/>
-            <w:divId w:val="272790645"/>
+            <w:divId w:val="2007399435"/>
             <w:rPr>
               <w:rFonts w:eastAsia="Times New Roman"/>
             </w:rPr>
@@ -4110,8 +4106,7 @@
             <w:autoSpaceDE w:val="0"/>
             <w:autoSpaceDN w:val="0"/>
             <w:ind w:hanging="640"/>
-            <w:jc w:val="both"/>
-            <w:divId w:val="853572722"/>
+            <w:divId w:val="686293941"/>
             <w:rPr>
               <w:rFonts w:eastAsia="Times New Roman"/>
             </w:rPr>
@@ -4149,8 +4144,7 @@
             <w:autoSpaceDE w:val="0"/>
             <w:autoSpaceDN w:val="0"/>
             <w:ind w:hanging="640"/>
-            <w:jc w:val="both"/>
-            <w:divId w:val="677543931"/>
+            <w:divId w:val="422803222"/>
             <w:rPr>
               <w:rFonts w:eastAsia="Times New Roman"/>
             </w:rPr>
@@ -4168,38 +4162,7 @@
               <w:lang w:val="de-DE"/>
             </w:rPr>
             <w:tab/>
-          </w:r>
-          <w:proofErr w:type="spellStart"/>
-          <w:r>
-            <w:rPr>
-              <w:rFonts w:eastAsia="Times New Roman"/>
-              <w:lang w:val="de-DE"/>
-            </w:rPr>
-            <w:t>Bartholomeeusen</w:t>
-          </w:r>
-          <w:proofErr w:type="spellEnd"/>
-          <w:r>
-            <w:rPr>
-              <w:rFonts w:eastAsia="Times New Roman"/>
-              <w:lang w:val="de-DE"/>
-            </w:rPr>
-            <w:t xml:space="preserve"> K, Daniel M, </w:t>
-          </w:r>
-          <w:proofErr w:type="spellStart"/>
-          <w:r>
-            <w:rPr>
-              <w:rFonts w:eastAsia="Times New Roman"/>
-              <w:lang w:val="de-DE"/>
-            </w:rPr>
-            <w:t>LaBeaud</w:t>
-          </w:r>
-          <w:proofErr w:type="spellEnd"/>
-          <w:r>
-            <w:rPr>
-              <w:rFonts w:eastAsia="Times New Roman"/>
-              <w:lang w:val="de-DE"/>
-            </w:rPr>
-            <w:t xml:space="preserve"> DA, Gasque P, Peeling RW, Stephenson KE, et al. </w:t>
+            <w:t xml:space="preserve">Bartholomeeusen K, Daniel M, LaBeaud DA, Gasque P, Peeling RW, Stephenson KE, et al. </w:t>
           </w:r>
           <w:r>
             <w:rPr>
@@ -4213,8 +4176,7 @@
             <w:autoSpaceDE w:val="0"/>
             <w:autoSpaceDN w:val="0"/>
             <w:ind w:hanging="640"/>
-            <w:jc w:val="both"/>
-            <w:divId w:val="1866627522"/>
+            <w:divId w:val="1165778230"/>
             <w:rPr>
               <w:rFonts w:eastAsia="Times New Roman"/>
             </w:rPr>
@@ -4238,8 +4200,7 @@
             <w:autoSpaceDE w:val="0"/>
             <w:autoSpaceDN w:val="0"/>
             <w:ind w:hanging="640"/>
-            <w:jc w:val="both"/>
-            <w:divId w:val="646519636"/>
+            <w:divId w:val="91559535"/>
             <w:rPr>
               <w:rFonts w:eastAsia="Times New Roman"/>
             </w:rPr>
@@ -4263,8 +4224,7 @@
             <w:autoSpaceDE w:val="0"/>
             <w:autoSpaceDN w:val="0"/>
             <w:ind w:hanging="640"/>
-            <w:jc w:val="both"/>
-            <w:divId w:val="169610261"/>
+            <w:divId w:val="1020476694"/>
             <w:rPr>
               <w:rFonts w:eastAsia="Times New Roman"/>
             </w:rPr>
@@ -4280,7 +4240,14 @@
               <w:rFonts w:eastAsia="Times New Roman"/>
             </w:rPr>
             <w:tab/>
-            <w:t>Kageha S, Ngoi JM, Kubo T, Morita K, Mwau M, Author C. Chikungunya Seroprevalence among Patients Presenting with Febrile illnesses in selected health facilities in Mt. Elgon region, Kenya. medRxiv [Internet]. 2024 Apr 27 [cited 2025 Aug 5];2024.04.26.24306414. Available from: https://www.medrxiv.org/content/10.1101/2024.04.26.24306414v1</w:t>
+            <w:t xml:space="preserve">Kageha S, Ngoi JM, Kubo T, Morita K, Mwau M, Author C. Chikungunya Seroprevalence among Patients Presenting with Febrile illnesses in selected health facilities in Mt. Elgon region, Kenya. medRxiv [Internet]. 2024 Apr 27 </w:t>
+          </w:r>
+          <w:r>
+            <w:rPr>
+              <w:rFonts w:eastAsia="Times New Roman"/>
+            </w:rPr>
+            <w:lastRenderedPageBreak/>
+            <w:t>[cited 2025 Aug 5];2024.04.26.24306414. Available from: https://www.medrxiv.org/content/10.1101/2024.04.26.24306414v1</w:t>
           </w:r>
         </w:p>
         <w:p>
@@ -4288,8 +4255,7 @@
             <w:autoSpaceDE w:val="0"/>
             <w:autoSpaceDN w:val="0"/>
             <w:ind w:hanging="640"/>
-            <w:jc w:val="both"/>
-            <w:divId w:val="425351487"/>
+            <w:divId w:val="319310533"/>
             <w:rPr>
               <w:rFonts w:eastAsia="Times New Roman"/>
             </w:rPr>
@@ -4298,7 +4264,6 @@
             <w:rPr>
               <w:rFonts w:eastAsia="Times New Roman"/>
             </w:rPr>
-            <w:lastRenderedPageBreak/>
             <w:t>10.</w:t>
           </w:r>
           <w:r>
@@ -4328,8 +4293,7 @@
             <w:autoSpaceDE w:val="0"/>
             <w:autoSpaceDN w:val="0"/>
             <w:ind w:hanging="640"/>
-            <w:jc w:val="both"/>
-            <w:divId w:val="960913088"/>
+            <w:divId w:val="1487167227"/>
             <w:rPr>
               <w:rFonts w:eastAsia="Times New Roman"/>
             </w:rPr>
@@ -4353,8 +4317,7 @@
             <w:autoSpaceDE w:val="0"/>
             <w:autoSpaceDN w:val="0"/>
             <w:ind w:hanging="640"/>
-            <w:jc w:val="both"/>
-            <w:divId w:val="31420754"/>
+            <w:divId w:val="281112749"/>
             <w:rPr>
               <w:rFonts w:eastAsia="Times New Roman"/>
             </w:rPr>
@@ -5613,10 +5576,10 @@
     <w:rsid w:val="00262150"/>
     <w:rsid w:val="00332583"/>
     <w:rsid w:val="00551B2E"/>
-    <w:rsid w:val="006779ED"/>
     <w:rsid w:val="0068448B"/>
     <w:rsid w:val="006C6704"/>
     <w:rsid w:val="008968F3"/>
+    <w:rsid w:val="008C19AE"/>
     <w:rsid w:val="00BC445A"/>
     <w:rsid w:val="00D82711"/>
   </w:rsids>

--- a/PhD files/Chikungunya Disease.docx
+++ b/PhD files/Chikungunya Disease.docx
@@ -841,15 +841,15 @@
           <w:color w:val="000000"/>
           <w:lang w:val="en-GB"/>
         </w:rPr>
-        <w:t>T</w:t>
-      </w:r>
-      <w:r>
-        <w:rPr>
-          <w:rFonts w:ascii="Times New Roman" w:hAnsi="Times New Roman" w:cs="Times New Roman"/>
-          <w:color w:val="000000"/>
-          <w:lang w:val="en-GB"/>
-        </w:rPr>
-        <w:t>he virus</w:t>
+        <w:t>In Africa,</w:t>
+      </w:r>
+      <w:r>
+        <w:rPr>
+          <w:rFonts w:ascii="Times New Roman" w:hAnsi="Times New Roman" w:cs="Times New Roman"/>
+          <w:color w:val="000000"/>
+          <w:lang w:val="en-GB"/>
+        </w:rPr>
+        <w:t xml:space="preserve"> virus</w:t>
       </w:r>
       <w:r>
         <w:rPr>
@@ -865,7 +865,23 @@
           <w:color w:val="000000"/>
           <w:lang w:val="en-GB"/>
         </w:rPr>
-        <w:t xml:space="preserve"> maintained in a</w:t>
+        <w:t xml:space="preserve"> maintained </w:t>
+      </w:r>
+      <w:r>
+        <w:rPr>
+          <w:rFonts w:ascii="Times New Roman" w:hAnsi="Times New Roman" w:cs="Times New Roman"/>
+          <w:color w:val="000000"/>
+          <w:lang w:val="en-GB"/>
+        </w:rPr>
+        <w:t xml:space="preserve">during inter-epidemic periods </w:t>
+      </w:r>
+      <w:r>
+        <w:rPr>
+          <w:rFonts w:ascii="Times New Roman" w:hAnsi="Times New Roman" w:cs="Times New Roman"/>
+          <w:color w:val="000000"/>
+          <w:lang w:val="en-GB"/>
+        </w:rPr>
+        <w:t>in a</w:t>
       </w:r>
       <w:r>
         <w:rPr>
@@ -881,15 +897,135 @@
           <w:color w:val="000000"/>
           <w:lang w:val="en-GB"/>
         </w:rPr>
-        <w:t xml:space="preserve"> sylvatic cycle-a cyclical transmission of the virus between non-human hosts</w:t>
-      </w:r>
-      <w:r>
-        <w:rPr>
-          <w:rFonts w:ascii="Times New Roman" w:hAnsi="Times New Roman" w:cs="Times New Roman"/>
-          <w:color w:val="000000"/>
-          <w:lang w:val="en-GB"/>
-        </w:rPr>
-        <w:t xml:space="preserve"> and insects with occasional transmission to humans</w:t>
+        <w:t xml:space="preserve"> sylvatic cycle-a cyclical transmission between non-human </w:t>
+      </w:r>
+      <w:r>
+        <w:rPr>
+          <w:rFonts w:ascii="Times New Roman" w:hAnsi="Times New Roman" w:cs="Times New Roman"/>
+          <w:color w:val="000000"/>
+          <w:lang w:val="en-GB"/>
+        </w:rPr>
+        <w:t>primates</w:t>
+      </w:r>
+      <w:r>
+        <w:rPr>
+          <w:rFonts w:ascii="Times New Roman" w:hAnsi="Times New Roman" w:cs="Times New Roman"/>
+          <w:color w:val="000000"/>
+          <w:lang w:val="en-GB"/>
+        </w:rPr>
+        <w:t xml:space="preserve"> and</w:t>
+      </w:r>
+      <w:r>
+        <w:rPr>
+          <w:rFonts w:ascii="Times New Roman" w:hAnsi="Times New Roman" w:cs="Times New Roman"/>
+          <w:color w:val="000000"/>
+          <w:lang w:val="en-GB"/>
+        </w:rPr>
+        <w:t xml:space="preserve"> several mosquito species </w:t>
+      </w:r>
+      <w:r>
+        <w:rPr>
+          <w:rFonts w:ascii="Times New Roman" w:hAnsi="Times New Roman" w:cs="Times New Roman"/>
+          <w:color w:val="000000"/>
+          <w:lang w:val="en-GB"/>
+        </w:rPr>
+        <w:t>A</w:t>
+      </w:r>
+      <w:r>
+        <w:rPr>
+          <w:rFonts w:ascii="Times New Roman" w:hAnsi="Times New Roman" w:cs="Times New Roman"/>
+          <w:color w:val="000000"/>
+          <w:lang w:val="en-GB"/>
+        </w:rPr>
+        <w:t>edes</w:t>
+      </w:r>
+      <w:r>
+        <w:rPr>
+          <w:rFonts w:ascii="Times New Roman" w:hAnsi="Times New Roman" w:cs="Times New Roman"/>
+          <w:color w:val="000000"/>
+          <w:lang w:val="en-GB"/>
+        </w:rPr>
+        <w:t xml:space="preserve"> </w:t>
+      </w:r>
+      <w:r>
+        <w:rPr>
+          <w:rFonts w:ascii="Times New Roman" w:hAnsi="Times New Roman" w:cs="Times New Roman"/>
+          <w:color w:val="000000"/>
+          <w:lang w:val="en-GB"/>
+        </w:rPr>
+        <w:t xml:space="preserve">(Ae) </w:t>
+      </w:r>
+      <w:r>
+        <w:rPr>
+          <w:rFonts w:ascii="Times New Roman" w:hAnsi="Times New Roman" w:cs="Times New Roman"/>
+          <w:i/>
+          <w:iCs/>
+          <w:color w:val="000000"/>
+          <w:lang w:val="en-GB"/>
+        </w:rPr>
+        <w:t>aegypti</w:t>
+      </w:r>
+      <w:r>
+        <w:rPr>
+          <w:rFonts w:ascii="Times New Roman" w:hAnsi="Times New Roman" w:cs="Times New Roman"/>
+          <w:color w:val="000000"/>
+          <w:lang w:val="en-GB"/>
+        </w:rPr>
+        <w:t xml:space="preserve">, Ae. </w:t>
+      </w:r>
+      <w:r>
+        <w:rPr>
+          <w:rFonts w:ascii="Times New Roman" w:hAnsi="Times New Roman" w:cs="Times New Roman"/>
+          <w:i/>
+          <w:iCs/>
+          <w:color w:val="000000"/>
+          <w:lang w:val="en-GB"/>
+        </w:rPr>
+        <w:t>africanus</w:t>
+      </w:r>
+      <w:r>
+        <w:rPr>
+          <w:rFonts w:ascii="Times New Roman" w:hAnsi="Times New Roman" w:cs="Times New Roman"/>
+          <w:color w:val="000000"/>
+          <w:lang w:val="en-GB"/>
+        </w:rPr>
+        <w:t xml:space="preserve">, Ae. </w:t>
+      </w:r>
+      <w:r>
+        <w:rPr>
+          <w:rFonts w:ascii="Times New Roman" w:hAnsi="Times New Roman" w:cs="Times New Roman"/>
+          <w:i/>
+          <w:iCs/>
+          <w:color w:val="000000"/>
+          <w:lang w:val="en-GB"/>
+        </w:rPr>
+        <w:t>luteocephalus</w:t>
+      </w:r>
+      <w:r>
+        <w:rPr>
+          <w:rFonts w:ascii="Times New Roman" w:hAnsi="Times New Roman" w:cs="Times New Roman"/>
+          <w:color w:val="000000"/>
+          <w:lang w:val="en-GB"/>
+        </w:rPr>
+        <w:t xml:space="preserve"> and Ae. </w:t>
+      </w:r>
+      <w:r>
+        <w:rPr>
+          <w:rFonts w:ascii="Times New Roman" w:hAnsi="Times New Roman" w:cs="Times New Roman"/>
+          <w:i/>
+          <w:iCs/>
+          <w:color w:val="000000"/>
+          <w:lang w:val="en-GB"/>
+        </w:rPr>
+        <w:t>furcifer-taylori</w:t>
+      </w:r>
+      <w:r>
+        <w:rPr>
+          <w:rFonts w:ascii="Times New Roman" w:hAnsi="Times New Roman" w:cs="Times New Roman"/>
+          <w:color w:val="000000"/>
+          <w:lang w:val="en-GB"/>
+        </w:rPr>
+        <w:t xml:space="preserve"> with occasional transmission to humans</w:t>
       </w:r>
       <w:sdt>
         <w:sdtPr>
@@ -898,7 +1034,7 @@
             <w:color w:val="000000"/>
             <w:lang w:val="en-GB"/>
           </w:rPr>
-          <w:tag w:val="MENDELEY_CITATION_v3_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"/>
+          <w:tag w:val="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"/>
           <w:id w:val="-924183123"/>
           <w:placeholder>
             <w:docPart w:val="DefaultPlaceholder_-1854013440"/>
@@ -911,7 +1047,7 @@
               <w:color w:val="000000"/>
               <w:lang w:val="en-GB"/>
             </w:rPr>
-            <w:t>(6,7)</w:t>
+            <w:t>(6–8)</w:t>
           </w:r>
         </w:sdtContent>
       </w:sdt>
@@ -930,6 +1066,70 @@
           <w:lang w:val="en-GB"/>
         </w:rPr>
         <w:t xml:space="preserve"> </w:t>
+      </w:r>
+      <w:r>
+        <w:rPr>
+          <w:rFonts w:ascii="Times New Roman" w:hAnsi="Times New Roman" w:cs="Times New Roman"/>
+          <w:color w:val="000000"/>
+          <w:lang w:val="en-GB"/>
+        </w:rPr>
+        <w:t xml:space="preserve">In </w:t>
+      </w:r>
+      <w:r>
+        <w:rPr>
+          <w:rFonts w:ascii="Times New Roman" w:hAnsi="Times New Roman" w:cs="Times New Roman"/>
+          <w:color w:val="000000"/>
+          <w:lang w:val="en-GB"/>
+        </w:rPr>
+        <w:t>Asia</w:t>
+      </w:r>
+      <w:r>
+        <w:rPr>
+          <w:rFonts w:ascii="Times New Roman" w:hAnsi="Times New Roman" w:cs="Times New Roman"/>
+          <w:color w:val="000000"/>
+          <w:lang w:val="en-GB"/>
+        </w:rPr>
+        <w:t xml:space="preserve">, the virus </w:t>
+      </w:r>
+      <w:r>
+        <w:rPr>
+          <w:rFonts w:ascii="Times New Roman" w:hAnsi="Times New Roman" w:cs="Times New Roman"/>
+          <w:color w:val="000000"/>
+          <w:lang w:val="en-GB"/>
+        </w:rPr>
+        <w:t xml:space="preserve">is maintained in cycles between aedes aegypti or aedes albopictus and humans </w:t>
+      </w:r>
+      <w:sdt>
+        <w:sdtPr>
+          <w:rPr>
+            <w:rFonts w:ascii="Times New Roman" w:hAnsi="Times New Roman" w:cs="Times New Roman"/>
+            <w:color w:val="000000"/>
+            <w:lang w:val="en-GB"/>
+          </w:rPr>
+          <w:tag w:val="MENDELEY_CITATION_v3_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"/>
+          <w:id w:val="-1101337623"/>
+          <w:placeholder>
+            <w:docPart w:val="DefaultPlaceholder_-1854013440"/>
+          </w:placeholder>
+        </w:sdtPr>
+        <w:sdtContent>
+          <w:r>
+            <w:rPr>
+              <w:rFonts w:ascii="Times New Roman" w:hAnsi="Times New Roman" w:cs="Times New Roman"/>
+              <w:color w:val="000000"/>
+              <w:lang w:val="en-GB"/>
+            </w:rPr>
+            <w:t>(8)</w:t>
+          </w:r>
+        </w:sdtContent>
+      </w:sdt>
+      <w:r>
+        <w:rPr>
+          <w:rFonts w:ascii="Times New Roman" w:hAnsi="Times New Roman" w:cs="Times New Roman"/>
+          <w:color w:val="000000"/>
+          <w:lang w:val="en-GB"/>
+        </w:rPr>
+        <w:t xml:space="preserve">. </w:t>
       </w:r>
     </w:p>
     <w:p>
@@ -1214,6 +1414,7 @@
           <w:color w:val="000000"/>
           <w:lang w:val="en-GB"/>
         </w:rPr>
+        <w:lastRenderedPageBreak/>
         <w:t xml:space="preserve">The </w:t>
       </w:r>
       <w:r>
@@ -1342,16 +1543,7 @@
           <w:color w:val="000000"/>
           <w:lang w:val="en-GB"/>
         </w:rPr>
-        <w:t xml:space="preserve"> The CHIKV has been recognized to cause a </w:t>
-      </w:r>
-      <w:r>
-        <w:rPr>
-          <w:rFonts w:ascii="Times New Roman" w:hAnsi="Times New Roman" w:cs="Times New Roman"/>
-          <w:color w:val="000000"/>
-          <w:lang w:val="en-GB"/>
-        </w:rPr>
-        <w:lastRenderedPageBreak/>
-        <w:t xml:space="preserve">pandemic, and the virus has been listed by Coalition for Epidemic Preparedness Innovations (CEPI) as a priority pathogen for vaccine development </w:t>
+        <w:t xml:space="preserve"> The CHIKV has been recognized to cause a pandemic, and the virus has been listed by Coalition for Epidemic Preparedness Innovations (CEPI) as a priority pathogen for vaccine development </w:t>
       </w:r>
       <w:sdt>
         <w:sdtPr>
@@ -1576,7 +1768,6 @@
         </w:rPr>
         <w:t xml:space="preserve">David </w:t>
       </w:r>
-      <w:proofErr w:type="spellStart"/>
       <w:r>
         <w:rPr>
           <w:rFonts w:ascii="Times New Roman" w:hAnsi="Times New Roman" w:cs="Times New Roman"/>
@@ -1593,7 +1784,6 @@
         </w:rPr>
         <w:t>ylon</w:t>
       </w:r>
-      <w:proofErr w:type="spellEnd"/>
       <w:r>
         <w:rPr>
           <w:rFonts w:ascii="Times New Roman" w:hAnsi="Times New Roman" w:cs="Times New Roman"/>
@@ -1778,7 +1968,16 @@
           <w:color w:val="000000"/>
           <w:lang w:val="en-GB"/>
         </w:rPr>
-        <w:t>James Mellis published Indian epidemic in 1825. He described a classic style epidemic in Calcutta between June to August 1824. The epidemic attacked everyone in Calcutta and later spread to madras and Gujarat on the west. Patients experienced pains in the head and different parts of the body, muscle and joint pains especially in the fingers and toes. Sequalae characterized by continued pain in several joints was also observed. The disease died out in 1825 and reappeared again in India in 1871.</w:t>
+        <w:t xml:space="preserve">James Mellis published Indian epidemic in 1825. He described a classic style epidemic in Calcutta between June to August 1824. The epidemic attacked everyone in Calcutta and later spread to madras and Gujarat on the west. Patients experienced pains in the head and different parts of the body, muscle and joint pains especially in the fingers and toes. Sequalae characterized by continued </w:t>
+      </w:r>
+      <w:r>
+        <w:rPr>
+          <w:rFonts w:ascii="Times New Roman" w:hAnsi="Times New Roman" w:cs="Times New Roman"/>
+          <w:color w:val="000000"/>
+          <w:lang w:val="en-GB"/>
+        </w:rPr>
+        <w:lastRenderedPageBreak/>
+        <w:t>pain in several joints was also observed. The disease died out in 1825 and reappeared again in India in 1871.</w:t>
       </w:r>
       <w:r>
         <w:rPr>
@@ -1804,7 +2003,6 @@
           <w:color w:val="000000"/>
           <w:lang w:val="en-GB"/>
         </w:rPr>
-        <w:lastRenderedPageBreak/>
         <w:t xml:space="preserve">In 1827 – 1828, </w:t>
       </w:r>
       <w:r>
@@ -1975,7 +2173,16 @@
           <w:color w:val="000000"/>
           <w:lang w:val="en-GB"/>
         </w:rPr>
-        <w:t xml:space="preserve"> In July the same year, editorial mentioned presence of dengue along the western coast of Africa that occurred between July – September 1871.</w:t>
+        <w:t xml:space="preserve"> In July the same year, editorial mentioned presence of dengue along the western coast of Africa that </w:t>
+      </w:r>
+      <w:r>
+        <w:rPr>
+          <w:rFonts w:ascii="Times New Roman" w:hAnsi="Times New Roman" w:cs="Times New Roman"/>
+          <w:color w:val="000000"/>
+          <w:lang w:val="en-GB"/>
+        </w:rPr>
+        <w:lastRenderedPageBreak/>
+        <w:t>occurred between July – September 1871.</w:t>
       </w:r>
       <w:r>
         <w:rPr>
@@ -2019,7 +2226,6 @@
           <w:color w:val="000000"/>
           <w:lang w:val="en-GB"/>
         </w:rPr>
-        <w:lastRenderedPageBreak/>
         <w:t>In 18</w:t>
       </w:r>
       <w:r>
@@ -2352,16 +2558,8 @@
           <w:color w:val="000000"/>
           <w:lang w:val="en-GB"/>
         </w:rPr>
-        <w:t xml:space="preserve">In 1923, Knowles and Das Gupta reported dengue to be epidemic in India in Bombay, Lucknow, Delhi and Calcutta.  In 1952, an epidemic fever reappeared in east Africa in the southern </w:t>
-      </w:r>
-      <w:r>
-        <w:rPr>
-          <w:rFonts w:ascii="Times New Roman" w:hAnsi="Times New Roman" w:cs="Times New Roman"/>
-          <w:color w:val="000000"/>
-          <w:lang w:val="en-GB"/>
-        </w:rPr>
         <w:lastRenderedPageBreak/>
-        <w:t xml:space="preserve">Tanganyika, an outbreak indistinguishable from Dengue.  The name given to this disease by the local people was </w:t>
+        <w:t xml:space="preserve">In 1923, Knowles and Das Gupta reported dengue to be epidemic in India in Bombay, Lucknow, Delhi and Calcutta.  In 1952, an epidemic fever reappeared in east Africa in the southern Tanganyika, an outbreak indistinguishable from Dengue.  The name given to this disease by the local people was </w:t>
       </w:r>
       <w:r>
         <w:rPr>
@@ -2413,6 +2611,574 @@
         </w:rPr>
         <w:t>.</w:t>
       </w:r>
+    </w:p>
+    <w:p>
+      <w:pPr>
+        <w:jc w:val="both"/>
+        <w:rPr>
+          <w:rFonts w:ascii="Times New Roman" w:hAnsi="Times New Roman" w:cs="Times New Roman"/>
+          <w:color w:val="000000"/>
+          <w:lang w:val="en-GB"/>
+        </w:rPr>
+      </w:pPr>
+      <w:r>
+        <w:rPr>
+          <w:rFonts w:ascii="Times New Roman" w:hAnsi="Times New Roman" w:cs="Times New Roman"/>
+          <w:b/>
+          <w:bCs/>
+          <w:color w:val="000000"/>
+          <w:lang w:val="en-GB"/>
+        </w:rPr>
+        <w:t>Chikungunya Virus Phylogeny</w:t>
+      </w:r>
+    </w:p>
+    <w:p>
+      <w:pPr>
+        <w:jc w:val="both"/>
+        <w:rPr>
+          <w:rFonts w:ascii="Times New Roman" w:hAnsi="Times New Roman" w:cs="Times New Roman"/>
+          <w:color w:val="000000"/>
+          <w:lang w:val="en-GB"/>
+        </w:rPr>
+      </w:pPr>
+      <w:r>
+        <w:rPr>
+          <w:rFonts w:ascii="Times New Roman" w:hAnsi="Times New Roman" w:cs="Times New Roman"/>
+          <w:color w:val="000000"/>
+          <w:lang w:val="en-GB"/>
+        </w:rPr>
+        <w:t xml:space="preserve">Phylogenetic studies reveal the virus has evolved into </w:t>
+      </w:r>
+      <w:r>
+        <w:rPr>
+          <w:rFonts w:ascii="Times New Roman" w:hAnsi="Times New Roman" w:cs="Times New Roman"/>
+          <w:color w:val="000000"/>
+          <w:lang w:val="en-GB"/>
+        </w:rPr>
+        <w:t>four</w:t>
+      </w:r>
+      <w:r>
+        <w:rPr>
+          <w:rFonts w:ascii="Times New Roman" w:hAnsi="Times New Roman" w:cs="Times New Roman"/>
+          <w:color w:val="000000"/>
+          <w:lang w:val="en-GB"/>
+        </w:rPr>
+        <w:t xml:space="preserve"> distinct genotypes</w:t>
+      </w:r>
+      <w:r>
+        <w:rPr>
+          <w:rFonts w:ascii="Times New Roman" w:hAnsi="Times New Roman" w:cs="Times New Roman"/>
+          <w:color w:val="000000"/>
+          <w:lang w:val="en-GB"/>
+        </w:rPr>
+        <w:t xml:space="preserve"> have been documented</w:t>
+      </w:r>
+      <w:r>
+        <w:rPr>
+          <w:rFonts w:ascii="Times New Roman" w:hAnsi="Times New Roman" w:cs="Times New Roman"/>
+          <w:color w:val="000000"/>
+          <w:lang w:val="en-GB"/>
+        </w:rPr>
+        <w:t xml:space="preserve"> West African, East-Central-South African (ECSA)</w:t>
+      </w:r>
+      <w:r>
+        <w:rPr>
+          <w:rFonts w:ascii="Times New Roman" w:hAnsi="Times New Roman" w:cs="Times New Roman"/>
+          <w:color w:val="000000"/>
+          <w:lang w:val="en-GB"/>
+        </w:rPr>
+        <w:t xml:space="preserve">, </w:t>
+      </w:r>
+      <w:r>
+        <w:rPr>
+          <w:rFonts w:ascii="Times New Roman" w:hAnsi="Times New Roman" w:cs="Times New Roman"/>
+          <w:color w:val="000000"/>
+          <w:lang w:val="en-GB"/>
+        </w:rPr>
+        <w:t xml:space="preserve">Asian </w:t>
+      </w:r>
+      <w:r>
+        <w:rPr>
+          <w:rFonts w:ascii="Times New Roman" w:hAnsi="Times New Roman" w:cs="Times New Roman"/>
+          <w:color w:val="000000"/>
+          <w:lang w:val="en-GB"/>
+        </w:rPr>
+        <w:t xml:space="preserve">and Indian ocean </w:t>
+      </w:r>
+      <w:r>
+        <w:rPr>
+          <w:rFonts w:ascii="Times New Roman" w:hAnsi="Times New Roman" w:cs="Times New Roman"/>
+          <w:color w:val="000000"/>
+          <w:lang w:val="en-GB"/>
+        </w:rPr>
+        <w:t>corresponding to their respective geographical origin</w:t>
+      </w:r>
+      <w:sdt>
+        <w:sdtPr>
+          <w:rPr>
+            <w:rFonts w:ascii="Times New Roman" w:hAnsi="Times New Roman" w:cs="Times New Roman"/>
+            <w:color w:val="000000"/>
+            <w:lang w:val="en-GB"/>
+          </w:rPr>
+          <w:tag w:val="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"/>
+          <w:id w:val="-2068094698"/>
+          <w:placeholder>
+            <w:docPart w:val="AEB9AB229D0D774F885D08800F5B8D76"/>
+          </w:placeholder>
+        </w:sdtPr>
+        <w:sdtContent>
+          <w:r>
+            <w:rPr>
+              <w:rFonts w:ascii="Times New Roman" w:hAnsi="Times New Roman" w:cs="Times New Roman"/>
+              <w:color w:val="000000"/>
+              <w:lang w:val="en-GB"/>
+            </w:rPr>
+            <w:t>(3,5,6,8)</w:t>
+          </w:r>
+        </w:sdtContent>
+      </w:sdt>
+      <w:r>
+        <w:rPr>
+          <w:rFonts w:ascii="Times New Roman" w:hAnsi="Times New Roman" w:cs="Times New Roman"/>
+          <w:color w:val="000000"/>
+          <w:lang w:val="en-GB"/>
+        </w:rPr>
+        <w:t xml:space="preserve">. The ECSA lineage is further divided into two clades; ECSA1 which consist entirely of the ancestral CHIKV sequences and ECSA2 which contains sequences from the Central African Republic, Cameroon, Gabon and the Republic of Congo </w:t>
+      </w:r>
+      <w:sdt>
+        <w:sdtPr>
+          <w:rPr>
+            <w:rFonts w:ascii="Times New Roman" w:hAnsi="Times New Roman" w:cs="Times New Roman"/>
+            <w:color w:val="000000"/>
+            <w:lang w:val="en-GB"/>
+          </w:rPr>
+          <w:tag w:val="MENDELEY_CITATION_v3_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"/>
+          <w:id w:val="-696928560"/>
+          <w:placeholder>
+            <w:docPart w:val="AEB9AB229D0D774F885D08800F5B8D76"/>
+          </w:placeholder>
+        </w:sdtPr>
+        <w:sdtContent>
+          <w:r>
+            <w:rPr>
+              <w:rFonts w:ascii="Times New Roman" w:hAnsi="Times New Roman" w:cs="Times New Roman"/>
+              <w:color w:val="000000"/>
+              <w:lang w:val="en-GB"/>
+            </w:rPr>
+            <w:t>(6)</w:t>
+          </w:r>
+        </w:sdtContent>
+      </w:sdt>
+      <w:r>
+        <w:rPr>
+          <w:rFonts w:ascii="Times New Roman" w:hAnsi="Times New Roman" w:cs="Times New Roman"/>
+          <w:color w:val="000000"/>
+          <w:lang w:val="en-GB"/>
+        </w:rPr>
+        <w:t xml:space="preserve">. Further analysis identified 29 temporally and geographically diverse strains from 16 countries in the Western Hemisphere </w:t>
+      </w:r>
+      <w:sdt>
+        <w:sdtPr>
+          <w:rPr>
+            <w:rFonts w:ascii="Times New Roman" w:hAnsi="Times New Roman" w:cs="Times New Roman"/>
+            <w:color w:val="000000"/>
+            <w:lang w:val="en-GB"/>
+          </w:rPr>
+          <w:tag w:val="MENDELEY_CITATION_v3_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"/>
+          <w:id w:val="-1852556466"/>
+          <w:placeholder>
+            <w:docPart w:val="AEB9AB229D0D774F885D08800F5B8D76"/>
+          </w:placeholder>
+        </w:sdtPr>
+        <w:sdtContent>
+          <w:r>
+            <w:rPr>
+              <w:rFonts w:ascii="Times New Roman" w:hAnsi="Times New Roman" w:cs="Times New Roman"/>
+              <w:color w:val="000000"/>
+              <w:lang w:val="en-GB"/>
+            </w:rPr>
+            <w:t>(5)</w:t>
+          </w:r>
+        </w:sdtContent>
+      </w:sdt>
+      <w:r>
+        <w:rPr>
+          <w:rFonts w:ascii="Times New Roman" w:hAnsi="Times New Roman" w:cs="Times New Roman"/>
+          <w:color w:val="000000"/>
+          <w:lang w:val="en-GB"/>
+        </w:rPr>
+        <w:t>.</w:t>
+      </w:r>
+      <w:r>
+        <w:rPr>
+          <w:rFonts w:ascii="Times New Roman" w:hAnsi="Times New Roman" w:cs="Times New Roman"/>
+          <w:color w:val="000000"/>
+          <w:lang w:val="en-GB"/>
+        </w:rPr>
+        <w:t xml:space="preserve"> The Asian lineage which caused epidemics in the 1950s split into two clades, the Indian clade which likely went extinct and South-Eastern Asian clade</w:t>
+      </w:r>
+      <w:r>
+        <w:rPr>
+          <w:rFonts w:ascii="Times New Roman" w:hAnsi="Times New Roman" w:cs="Times New Roman"/>
+          <w:color w:val="000000"/>
+          <w:lang w:val="en-GB"/>
+        </w:rPr>
+        <w:t xml:space="preserve"> </w:t>
+      </w:r>
+      <w:sdt>
+        <w:sdtPr>
+          <w:rPr>
+            <w:rFonts w:ascii="Times New Roman" w:hAnsi="Times New Roman" w:cs="Times New Roman"/>
+            <w:color w:val="000000"/>
+            <w:lang w:val="en-GB"/>
+          </w:rPr>
+          <w:tag w:val="MENDELEY_CITATION_v3_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"/>
+          <w:id w:val="231676664"/>
+          <w:placeholder>
+            <w:docPart w:val="DefaultPlaceholder_-1854013440"/>
+          </w:placeholder>
+        </w:sdtPr>
+        <w:sdtContent>
+          <w:r>
+            <w:rPr>
+              <w:rFonts w:ascii="Times New Roman" w:hAnsi="Times New Roman" w:cs="Times New Roman"/>
+              <w:color w:val="000000"/>
+              <w:lang w:val="en-GB"/>
+            </w:rPr>
+            <w:t>(9)</w:t>
+          </w:r>
+        </w:sdtContent>
+      </w:sdt>
+      <w:r>
+        <w:rPr>
+          <w:rFonts w:ascii="Times New Roman" w:hAnsi="Times New Roman" w:cs="Times New Roman"/>
+          <w:color w:val="000000"/>
+          <w:lang w:val="en-GB"/>
+        </w:rPr>
+        <w:t>.</w:t>
+      </w:r>
+      <w:r>
+        <w:rPr>
+          <w:rFonts w:ascii="Times New Roman" w:hAnsi="Times New Roman" w:cs="Times New Roman"/>
+          <w:color w:val="000000"/>
+          <w:lang w:val="en-GB"/>
+        </w:rPr>
+        <w:t xml:space="preserve"> Though the analysis revealed minimal evolution compared to the emergent CHIKV strains. A comprehensive analysis of the historic strains suggests CHIKV originated in Africa and spread episodically to Asia in approximated interval of 50 years </w:t>
+      </w:r>
+      <w:sdt>
+        <w:sdtPr>
+          <w:rPr>
+            <w:rFonts w:ascii="Times New Roman" w:hAnsi="Times New Roman" w:cs="Times New Roman"/>
+            <w:color w:val="000000"/>
+            <w:lang w:val="en-GB"/>
+          </w:rPr>
+          <w:tag w:val="MENDELEY_CITATION_v3_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"/>
+          <w:id w:val="290795793"/>
+          <w:placeholder>
+            <w:docPart w:val="AEB9AB229D0D774F885D08800F5B8D76"/>
+          </w:placeholder>
+        </w:sdtPr>
+        <w:sdtContent>
+          <w:r>
+            <w:rPr>
+              <w:rFonts w:ascii="Times New Roman" w:hAnsi="Times New Roman" w:cs="Times New Roman"/>
+              <w:color w:val="000000"/>
+              <w:lang w:val="en-GB"/>
+            </w:rPr>
+            <w:t>(5)</w:t>
+          </w:r>
+        </w:sdtContent>
+      </w:sdt>
+      <w:r>
+        <w:rPr>
+          <w:rFonts w:ascii="Times New Roman" w:hAnsi="Times New Roman" w:cs="Times New Roman"/>
+          <w:color w:val="000000"/>
+          <w:lang w:val="en-GB"/>
+        </w:rPr>
+        <w:t xml:space="preserve">. </w:t>
+      </w:r>
+    </w:p>
+    <w:p>
+      <w:pPr>
+        <w:jc w:val="both"/>
+        <w:rPr>
+          <w:rFonts w:ascii="Times New Roman" w:hAnsi="Times New Roman" w:cs="Times New Roman"/>
+          <w:b/>
+          <w:bCs/>
+          <w:color w:val="000000"/>
+          <w:lang w:val="en-GB"/>
+        </w:rPr>
+      </w:pPr>
+      <w:r>
+        <w:rPr>
+          <w:rFonts w:ascii="Times New Roman" w:hAnsi="Times New Roman" w:cs="Times New Roman"/>
+          <w:b/>
+          <w:bCs/>
+          <w:color w:val="000000"/>
+          <w:lang w:val="en-GB"/>
+        </w:rPr>
+        <w:t xml:space="preserve">Chikungunya </w:t>
+      </w:r>
+      <w:r>
+        <w:rPr>
+          <w:rFonts w:ascii="Times New Roman" w:hAnsi="Times New Roman" w:cs="Times New Roman"/>
+          <w:b/>
+          <w:bCs/>
+          <w:color w:val="000000"/>
+          <w:lang w:val="en-GB"/>
+        </w:rPr>
+        <w:t>Clinical Manifestation</w:t>
+      </w:r>
+    </w:p>
+    <w:p>
+      <w:pPr>
+        <w:jc w:val="both"/>
+        <w:rPr>
+          <w:rFonts w:ascii="Times New Roman" w:hAnsi="Times New Roman" w:cs="Times New Roman"/>
+          <w:color w:val="000000"/>
+          <w:lang w:val="en-GB"/>
+        </w:rPr>
+      </w:pPr>
+      <w:r>
+        <w:rPr>
+          <w:rFonts w:ascii="Times New Roman" w:hAnsi="Times New Roman" w:cs="Times New Roman"/>
+          <w:color w:val="000000"/>
+          <w:lang w:val="en-GB"/>
+        </w:rPr>
+        <w:t xml:space="preserve">Chikungunya disease is an acute febrile illness characterized by sudden onset of fever, rash and incapacitating arthralgia </w:t>
+      </w:r>
+      <w:sdt>
+        <w:sdtPr>
+          <w:rPr>
+            <w:rFonts w:ascii="Times New Roman" w:hAnsi="Times New Roman" w:cs="Times New Roman"/>
+            <w:color w:val="000000"/>
+            <w:lang w:val="en-GB"/>
+          </w:rPr>
+          <w:tag w:val="MENDELEY_CITATION_v3_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"/>
+          <w:id w:val="-83841189"/>
+          <w:placeholder>
+            <w:docPart w:val="DefaultPlaceholder_-1854013440"/>
+          </w:placeholder>
+        </w:sdtPr>
+        <w:sdtContent>
+          <w:r>
+            <w:rPr>
+              <w:rFonts w:ascii="Times New Roman" w:hAnsi="Times New Roman" w:cs="Times New Roman"/>
+              <w:color w:val="000000"/>
+              <w:lang w:val="en-GB"/>
+            </w:rPr>
+            <w:t>(9)</w:t>
+          </w:r>
+        </w:sdtContent>
+      </w:sdt>
+      <w:r>
+        <w:rPr>
+          <w:rFonts w:ascii="Times New Roman" w:hAnsi="Times New Roman" w:cs="Times New Roman"/>
+          <w:color w:val="000000"/>
+          <w:lang w:val="en-GB"/>
+        </w:rPr>
+        <w:t xml:space="preserve">. </w:t>
+      </w:r>
+      <w:r>
+        <w:rPr>
+          <w:rFonts w:ascii="Times New Roman" w:hAnsi="Times New Roman" w:cs="Times New Roman"/>
+          <w:color w:val="000000"/>
+          <w:lang w:val="en-GB"/>
+        </w:rPr>
+        <w:t xml:space="preserve">The disease may also cause long-lasting joint pain especially in older adults </w:t>
+      </w:r>
+      <w:sdt>
+        <w:sdtPr>
+          <w:rPr>
+            <w:rFonts w:ascii="Times New Roman" w:hAnsi="Times New Roman" w:cs="Times New Roman"/>
+            <w:color w:val="000000"/>
+            <w:lang w:val="en-GB"/>
+          </w:rPr>
+          <w:tag w:val="MENDELEY_CITATION_v3_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"/>
+          <w:id w:val="535621157"/>
+          <w:placeholder>
+            <w:docPart w:val="DefaultPlaceholder_-1854013440"/>
+          </w:placeholder>
+        </w:sdtPr>
+        <w:sdtContent>
+          <w:r>
+            <w:rPr>
+              <w:rFonts w:ascii="Times New Roman" w:hAnsi="Times New Roman" w:cs="Times New Roman"/>
+              <w:color w:val="000000"/>
+              <w:lang w:val="en-GB"/>
+            </w:rPr>
+            <w:t>(9)</w:t>
+          </w:r>
+        </w:sdtContent>
+      </w:sdt>
+      <w:r>
+        <w:rPr>
+          <w:rFonts w:ascii="Times New Roman" w:hAnsi="Times New Roman" w:cs="Times New Roman"/>
+          <w:color w:val="000000"/>
+          <w:lang w:val="en-GB"/>
+        </w:rPr>
+        <w:t xml:space="preserve">. </w:t>
+      </w:r>
+      <w:r>
+        <w:rPr>
+          <w:rFonts w:ascii="Times New Roman" w:hAnsi="Times New Roman" w:cs="Times New Roman"/>
+          <w:color w:val="000000"/>
+          <w:lang w:val="en-GB"/>
+        </w:rPr>
+        <w:t xml:space="preserve">Maternal infection close to delivery may facilitate vertical transmission, leading to severe disease (i.e. encephalopathy and long-term sequelae) </w:t>
+      </w:r>
+      <w:sdt>
+        <w:sdtPr>
+          <w:rPr>
+            <w:rFonts w:ascii="Times New Roman" w:hAnsi="Times New Roman" w:cs="Times New Roman"/>
+            <w:color w:val="000000"/>
+            <w:lang w:val="en-GB"/>
+          </w:rPr>
+          <w:tag w:val="MENDELEY_CITATION_v3_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"/>
+          <w:id w:val="973949038"/>
+          <w:placeholder>
+            <w:docPart w:val="DefaultPlaceholder_-1854013440"/>
+          </w:placeholder>
+        </w:sdtPr>
+        <w:sdtContent>
+          <w:r>
+            <w:rPr>
+              <w:rFonts w:ascii="Times New Roman" w:hAnsi="Times New Roman" w:cs="Times New Roman"/>
+              <w:color w:val="000000"/>
+              <w:lang w:val="en-GB"/>
+            </w:rPr>
+            <w:t>(9)</w:t>
+          </w:r>
+        </w:sdtContent>
+      </w:sdt>
+      <w:r>
+        <w:rPr>
+          <w:rFonts w:ascii="Times New Roman" w:hAnsi="Times New Roman" w:cs="Times New Roman"/>
+          <w:color w:val="000000"/>
+          <w:lang w:val="en-GB"/>
+        </w:rPr>
+        <w:t>.</w:t>
+      </w:r>
+    </w:p>
+    <w:p>
+      <w:pPr>
+        <w:jc w:val="both"/>
+        <w:rPr>
+          <w:rFonts w:ascii="Times New Roman" w:hAnsi="Times New Roman" w:cs="Times New Roman"/>
+          <w:b/>
+          <w:bCs/>
+          <w:color w:val="000000"/>
+          <w:lang w:val="en-GB"/>
+        </w:rPr>
+      </w:pPr>
+    </w:p>
+    <w:p>
+      <w:pPr>
+        <w:jc w:val="both"/>
+        <w:rPr>
+          <w:rFonts w:ascii="Times New Roman" w:hAnsi="Times New Roman" w:cs="Times New Roman"/>
+          <w:b/>
+          <w:bCs/>
+          <w:color w:val="000000"/>
+          <w:lang w:val="en-GB"/>
+        </w:rPr>
+      </w:pPr>
+    </w:p>
+    <w:p>
+      <w:pPr>
+        <w:jc w:val="both"/>
+        <w:rPr>
+          <w:rFonts w:ascii="Times New Roman" w:hAnsi="Times New Roman" w:cs="Times New Roman"/>
+          <w:b/>
+          <w:bCs/>
+          <w:color w:val="000000"/>
+          <w:lang w:val="en-GB"/>
+        </w:rPr>
+      </w:pPr>
+    </w:p>
+    <w:p>
+      <w:pPr>
+        <w:jc w:val="both"/>
+        <w:rPr>
+          <w:rFonts w:ascii="Times New Roman" w:hAnsi="Times New Roman" w:cs="Times New Roman"/>
+          <w:b/>
+          <w:bCs/>
+          <w:color w:val="000000"/>
+          <w:lang w:val="en-GB"/>
+        </w:rPr>
+      </w:pPr>
+    </w:p>
+    <w:p>
+      <w:pPr>
+        <w:jc w:val="both"/>
+        <w:rPr>
+          <w:rFonts w:ascii="Times New Roman" w:hAnsi="Times New Roman" w:cs="Times New Roman"/>
+          <w:b/>
+          <w:bCs/>
+          <w:color w:val="000000"/>
+          <w:lang w:val="en-GB"/>
+        </w:rPr>
+      </w:pPr>
+    </w:p>
+    <w:p>
+      <w:pPr>
+        <w:jc w:val="both"/>
+        <w:rPr>
+          <w:rFonts w:ascii="Times New Roman" w:hAnsi="Times New Roman" w:cs="Times New Roman"/>
+          <w:b/>
+          <w:bCs/>
+          <w:color w:val="000000"/>
+          <w:lang w:val="en-GB"/>
+        </w:rPr>
+      </w:pPr>
+    </w:p>
+    <w:p>
+      <w:pPr>
+        <w:jc w:val="both"/>
+        <w:rPr>
+          <w:rFonts w:ascii="Times New Roman" w:hAnsi="Times New Roman" w:cs="Times New Roman"/>
+          <w:b/>
+          <w:bCs/>
+          <w:color w:val="000000"/>
+          <w:lang w:val="en-GB"/>
+        </w:rPr>
+      </w:pPr>
+    </w:p>
+    <w:p>
+      <w:pPr>
+        <w:jc w:val="both"/>
+        <w:rPr>
+          <w:rFonts w:ascii="Times New Roman" w:hAnsi="Times New Roman" w:cs="Times New Roman"/>
+          <w:b/>
+          <w:bCs/>
+          <w:color w:val="000000"/>
+          <w:lang w:val="en-GB"/>
+        </w:rPr>
+      </w:pPr>
+    </w:p>
+    <w:p>
+      <w:pPr>
+        <w:jc w:val="both"/>
+        <w:rPr>
+          <w:rFonts w:ascii="Times New Roman" w:hAnsi="Times New Roman" w:cs="Times New Roman"/>
+          <w:b/>
+          <w:bCs/>
+          <w:color w:val="000000"/>
+          <w:lang w:val="en-GB"/>
+        </w:rPr>
+      </w:pPr>
+    </w:p>
+    <w:p>
+      <w:pPr>
+        <w:jc w:val="both"/>
+        <w:rPr>
+          <w:rFonts w:ascii="Times New Roman" w:hAnsi="Times New Roman" w:cs="Times New Roman"/>
+          <w:b/>
+          <w:bCs/>
+          <w:color w:val="000000"/>
+          <w:lang w:val="en-GB"/>
+        </w:rPr>
+      </w:pPr>
     </w:p>
     <w:p>
       <w:pPr>
@@ -2483,7 +3249,7 @@
           <w:color w:val="000000"/>
           <w:lang w:val="en-GB"/>
         </w:rPr>
-        <w:t>. The virus is thought to be maintained in a sylvatic cycle in Africa and Asia involving non-human primates and forest dwelling mosquitoes with urban penetration and human to human transmission driven by Aedes mosquitoes.</w:t>
+        <w:t>.</w:t>
       </w:r>
       <w:r>
         <w:rPr>
@@ -2589,15 +3355,23 @@
           <w:color w:val="000000"/>
           <w:lang w:val="en-GB"/>
         </w:rPr>
-        <w:t xml:space="preserve">Phylogenetic studies </w:t>
-      </w:r>
-      <w:r>
-        <w:rPr>
-          <w:rFonts w:ascii="Times New Roman" w:hAnsi="Times New Roman" w:cs="Times New Roman"/>
-          <w:color w:val="000000"/>
-          <w:lang w:val="en-GB"/>
-        </w:rPr>
-        <w:t>reveal the virus has evolved into three distinct genotypes</w:t>
+        <w:t>Since its discovery in 1952</w:t>
+      </w:r>
+      <w:r>
+        <w:rPr>
+          <w:rFonts w:ascii="Times New Roman" w:hAnsi="Times New Roman" w:cs="Times New Roman"/>
+          <w:color w:val="000000"/>
+          <w:lang w:val="en-GB"/>
+        </w:rPr>
+        <w:t xml:space="preserve">, and </w:t>
+      </w:r>
+      <w:r>
+        <w:rPr>
+          <w:rFonts w:ascii="Times New Roman" w:hAnsi="Times New Roman" w:cs="Times New Roman"/>
+          <w:color w:val="000000"/>
+          <w:lang w:val="en-GB"/>
+        </w:rPr>
+        <w:t>up until 2000s, a few outbreaks and sporadic cases of chikungunya virus were mainly reported in Africa and Asia</w:t>
       </w:r>
       <w:r>
         <w:rPr>
@@ -2606,38 +3380,6 @@
           <w:lang w:val="en-GB"/>
         </w:rPr>
         <w:t xml:space="preserve"> </w:t>
-      </w:r>
-      <w:r>
-        <w:rPr>
-          <w:rFonts w:ascii="Times New Roman" w:hAnsi="Times New Roman" w:cs="Times New Roman"/>
-          <w:color w:val="000000"/>
-          <w:lang w:val="en-GB"/>
-        </w:rPr>
-        <w:t>West African, East-Central-South African</w:t>
-      </w:r>
-      <w:r>
-        <w:rPr>
-          <w:rFonts w:ascii="Times New Roman" w:hAnsi="Times New Roman" w:cs="Times New Roman"/>
-          <w:color w:val="000000"/>
-          <w:lang w:val="en-GB"/>
-        </w:rPr>
-        <w:t xml:space="preserve"> (ECSA)</w:t>
-      </w:r>
-      <w:r>
-        <w:rPr>
-          <w:rFonts w:ascii="Times New Roman" w:hAnsi="Times New Roman" w:cs="Times New Roman"/>
-          <w:color w:val="000000"/>
-          <w:lang w:val="en-GB"/>
-        </w:rPr>
-        <w:t xml:space="preserve"> and Asian </w:t>
-      </w:r>
-      <w:r>
-        <w:rPr>
-          <w:rFonts w:ascii="Times New Roman" w:hAnsi="Times New Roman" w:cs="Times New Roman"/>
-          <w:color w:val="000000"/>
-          <w:lang w:val="en-GB"/>
-        </w:rPr>
-        <w:t>corresponding to their respective geographical origin</w:t>
       </w:r>
       <w:sdt>
         <w:sdtPr>
@@ -2646,233 +3388,7 @@
             <w:color w:val="000000"/>
             <w:lang w:val="en-GB"/>
           </w:rPr>
-          <w:tag w:val="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"/>
-          <w:id w:val="-2068094698"/>
-          <w:placeholder>
-            <w:docPart w:val="DefaultPlaceholder_-1854013440"/>
-          </w:placeholder>
-        </w:sdtPr>
-        <w:sdtContent>
-          <w:r>
-            <w:rPr>
-              <w:rFonts w:ascii="Times New Roman" w:hAnsi="Times New Roman" w:cs="Times New Roman"/>
-              <w:color w:val="000000"/>
-              <w:lang w:val="en-GB"/>
-            </w:rPr>
-            <w:t>(3,5,6)</w:t>
-          </w:r>
-        </w:sdtContent>
-      </w:sdt>
-      <w:r>
-        <w:rPr>
-          <w:rFonts w:ascii="Times New Roman" w:hAnsi="Times New Roman" w:cs="Times New Roman"/>
-          <w:color w:val="000000"/>
-          <w:lang w:val="en-GB"/>
-        </w:rPr>
-        <w:t xml:space="preserve">. </w:t>
-      </w:r>
-      <w:r>
-        <w:rPr>
-          <w:rFonts w:ascii="Times New Roman" w:hAnsi="Times New Roman" w:cs="Times New Roman"/>
-          <w:color w:val="000000"/>
-          <w:lang w:val="en-GB"/>
-        </w:rPr>
-        <w:t xml:space="preserve">The ECSA </w:t>
-      </w:r>
-      <w:r>
-        <w:rPr>
-          <w:rFonts w:ascii="Times New Roman" w:hAnsi="Times New Roman" w:cs="Times New Roman"/>
-          <w:color w:val="000000"/>
-          <w:lang w:val="en-GB"/>
-        </w:rPr>
-        <w:t>lineage is further divided into two clades; ECSA1 which consist entirely of the ancestral CHIKV sequences and ECSA2 which contains sequences from the Central African Republic, Cameroon</w:t>
-      </w:r>
-      <w:r>
-        <w:rPr>
-          <w:rFonts w:ascii="Times New Roman" w:hAnsi="Times New Roman" w:cs="Times New Roman"/>
-          <w:color w:val="000000"/>
-          <w:lang w:val="en-GB"/>
-        </w:rPr>
-        <w:t xml:space="preserve">, Gabon and the Republic of Congo </w:t>
-      </w:r>
-      <w:sdt>
-        <w:sdtPr>
-          <w:rPr>
-            <w:rFonts w:ascii="Times New Roman" w:hAnsi="Times New Roman" w:cs="Times New Roman"/>
-            <w:color w:val="000000"/>
-            <w:lang w:val="en-GB"/>
-          </w:rPr>
-          <w:tag w:val="MENDELEY_CITATION_v3_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"/>
-          <w:id w:val="-696928560"/>
-          <w:placeholder>
-            <w:docPart w:val="DefaultPlaceholder_-1854013440"/>
-          </w:placeholder>
-        </w:sdtPr>
-        <w:sdtContent>
-          <w:r>
-            <w:rPr>
-              <w:rFonts w:ascii="Times New Roman" w:hAnsi="Times New Roman" w:cs="Times New Roman"/>
-              <w:color w:val="000000"/>
-              <w:lang w:val="en-GB"/>
-            </w:rPr>
-            <w:t>(6)</w:t>
-          </w:r>
-        </w:sdtContent>
-      </w:sdt>
-      <w:r>
-        <w:rPr>
-          <w:rFonts w:ascii="Times New Roman" w:hAnsi="Times New Roman" w:cs="Times New Roman"/>
-          <w:color w:val="000000"/>
-          <w:lang w:val="en-GB"/>
-        </w:rPr>
-        <w:t xml:space="preserve">. </w:t>
-      </w:r>
-      <w:r>
-        <w:rPr>
-          <w:rFonts w:ascii="Times New Roman" w:hAnsi="Times New Roman" w:cs="Times New Roman"/>
-          <w:color w:val="000000"/>
-          <w:lang w:val="en-GB"/>
-        </w:rPr>
-        <w:t xml:space="preserve">Further analysis identified 29 temporally and geographically diverse strains from 16 countries in the Western Hemisphere </w:t>
-      </w:r>
-      <w:sdt>
-        <w:sdtPr>
-          <w:rPr>
-            <w:rFonts w:ascii="Times New Roman" w:hAnsi="Times New Roman" w:cs="Times New Roman"/>
-            <w:color w:val="000000"/>
-            <w:lang w:val="en-GB"/>
-          </w:rPr>
-          <w:tag w:val="MENDELEY_CITATION_v3_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"/>
-          <w:id w:val="-1852556466"/>
-          <w:placeholder>
-            <w:docPart w:val="DefaultPlaceholder_-1854013440"/>
-          </w:placeholder>
-        </w:sdtPr>
-        <w:sdtContent>
-          <w:r>
-            <w:rPr>
-              <w:rFonts w:ascii="Times New Roman" w:hAnsi="Times New Roman" w:cs="Times New Roman"/>
-              <w:color w:val="000000"/>
-              <w:lang w:val="en-GB"/>
-            </w:rPr>
-            <w:t>(5)</w:t>
-          </w:r>
-        </w:sdtContent>
-      </w:sdt>
-      <w:r>
-        <w:rPr>
-          <w:rFonts w:ascii="Times New Roman" w:hAnsi="Times New Roman" w:cs="Times New Roman"/>
-          <w:color w:val="000000"/>
-          <w:lang w:val="en-GB"/>
-        </w:rPr>
-        <w:t xml:space="preserve">. Though the analysis revealed minimal evolution compared to the emergent CHIKV strains. </w:t>
-      </w:r>
-      <w:r>
-        <w:rPr>
-          <w:rFonts w:ascii="Times New Roman" w:hAnsi="Times New Roman" w:cs="Times New Roman"/>
-          <w:color w:val="000000"/>
-          <w:lang w:val="en-GB"/>
-        </w:rPr>
-        <w:t>A comprehensive</w:t>
-      </w:r>
-      <w:r>
-        <w:rPr>
-          <w:rFonts w:ascii="Times New Roman" w:hAnsi="Times New Roman" w:cs="Times New Roman"/>
-          <w:color w:val="000000"/>
-          <w:lang w:val="en-GB"/>
-        </w:rPr>
-        <w:t xml:space="preserve"> analysis of the historic strains suggests CHIKV originated in Africa and spread episodically to Asia</w:t>
-      </w:r>
-      <w:r>
-        <w:rPr>
-          <w:rFonts w:ascii="Times New Roman" w:hAnsi="Times New Roman" w:cs="Times New Roman"/>
-          <w:color w:val="000000"/>
-          <w:lang w:val="en-GB"/>
-        </w:rPr>
-        <w:t xml:space="preserve"> in approximated interval of 50 years </w:t>
-      </w:r>
-      <w:sdt>
-        <w:sdtPr>
-          <w:rPr>
-            <w:rFonts w:ascii="Times New Roman" w:hAnsi="Times New Roman" w:cs="Times New Roman"/>
-            <w:color w:val="000000"/>
-            <w:lang w:val="en-GB"/>
-          </w:rPr>
-          <w:tag w:val="MENDELEY_CITATION_v3_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"/>
-          <w:id w:val="290795793"/>
-          <w:placeholder>
-            <w:docPart w:val="DefaultPlaceholder_-1854013440"/>
-          </w:placeholder>
-        </w:sdtPr>
-        <w:sdtContent>
-          <w:r>
-            <w:rPr>
-              <w:rFonts w:ascii="Times New Roman" w:hAnsi="Times New Roman" w:cs="Times New Roman"/>
-              <w:color w:val="000000"/>
-              <w:lang w:val="en-GB"/>
-            </w:rPr>
-            <w:t>(5)</w:t>
-          </w:r>
-        </w:sdtContent>
-      </w:sdt>
-      <w:r>
-        <w:rPr>
-          <w:rFonts w:ascii="Times New Roman" w:hAnsi="Times New Roman" w:cs="Times New Roman"/>
-          <w:color w:val="000000"/>
-          <w:lang w:val="en-GB"/>
-        </w:rPr>
-        <w:t xml:space="preserve">. </w:t>
-      </w:r>
-    </w:p>
-    <w:p>
-      <w:pPr>
-        <w:jc w:val="both"/>
-        <w:rPr>
-          <w:rFonts w:ascii="Times New Roman" w:hAnsi="Times New Roman" w:cs="Times New Roman"/>
-          <w:color w:val="000000"/>
-          <w:lang w:val="en-GB"/>
-        </w:rPr>
-      </w:pPr>
-      <w:r>
-        <w:rPr>
-          <w:rFonts w:ascii="Times New Roman" w:hAnsi="Times New Roman" w:cs="Times New Roman"/>
-          <w:color w:val="000000"/>
-          <w:lang w:val="en-GB"/>
-        </w:rPr>
-        <w:t>Since its discovery in 1952</w:t>
-      </w:r>
-      <w:r>
-        <w:rPr>
-          <w:rFonts w:ascii="Times New Roman" w:hAnsi="Times New Roman" w:cs="Times New Roman"/>
-          <w:color w:val="000000"/>
-          <w:lang w:val="en-GB"/>
-        </w:rPr>
-        <w:t xml:space="preserve">, and </w:t>
-      </w:r>
-      <w:r>
-        <w:rPr>
-          <w:rFonts w:ascii="Times New Roman" w:hAnsi="Times New Roman" w:cs="Times New Roman"/>
-          <w:color w:val="000000"/>
-          <w:lang w:val="en-GB"/>
-        </w:rPr>
-        <w:t>up until 2000s, a few outbreaks and sporadic cases of chikungunya virus were mainly reported in Africa and Asia</w:t>
-      </w:r>
-      <w:r>
-        <w:rPr>
-          <w:rFonts w:ascii="Times New Roman" w:hAnsi="Times New Roman" w:cs="Times New Roman"/>
-          <w:color w:val="000000"/>
-          <w:lang w:val="en-GB"/>
-        </w:rPr>
-        <w:t xml:space="preserve"> </w:t>
-      </w:r>
-      <w:sdt>
-        <w:sdtPr>
-          <w:rPr>
-            <w:rFonts w:ascii="Times New Roman" w:hAnsi="Times New Roman" w:cs="Times New Roman"/>
-            <w:color w:val="000000"/>
-            <w:lang w:val="en-GB"/>
-          </w:rPr>
-          <w:tag w:val="MENDELEY_CITATION_v3_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"/>
+          <w:tag w:val="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"/>
           <w:id w:val="1178459875"/>
           <w:placeholder>
             <w:docPart w:val="097F4282BA99FA4896A1B2BD2010F413"/>
@@ -2885,7 +3401,7 @@
               <w:color w:val="000000"/>
               <w:lang w:val="en-GB"/>
             </w:rPr>
-            <w:t>(3,6)</w:t>
+            <w:t>(3,6,9)</w:t>
           </w:r>
         </w:sdtContent>
       </w:sdt>
@@ -2945,9 +3461,203 @@
         </w:rPr>
         <w:t>.</w:t>
       </w:r>
+      <w:r>
+        <w:rPr>
+          <w:rFonts w:ascii="Times New Roman" w:hAnsi="Times New Roman" w:cs="Times New Roman"/>
+          <w:color w:val="000000"/>
+          <w:lang w:val="en-GB"/>
+        </w:rPr>
+        <w:t xml:space="preserve"> </w:t>
+      </w:r>
     </w:p>
     <w:p>
       <w:pPr>
+        <w:jc w:val="both"/>
+        <w:rPr>
+          <w:rFonts w:ascii="Times New Roman" w:hAnsi="Times New Roman" w:cs="Times New Roman"/>
+          <w:color w:val="000000"/>
+          <w:lang w:val="en-GB"/>
+        </w:rPr>
+      </w:pPr>
+      <w:r>
+        <w:rPr>
+          <w:rFonts w:ascii="Times New Roman" w:hAnsi="Times New Roman" w:cs="Times New Roman"/>
+          <w:color w:val="000000"/>
+          <w:lang w:val="en-GB"/>
+        </w:rPr>
+        <w:t xml:space="preserve">Recently, the virus re-emerged causing a series of large outbreaks which started in Kenya in 2004 and ravaged Comoros islands, the islands of La Reunion and other islands in the southwest Indian ocean in early 2005 followed by an epidemic in the Indian subcontinent in 2005-2006 </w:t>
+      </w:r>
+      <w:sdt>
+        <w:sdtPr>
+          <w:rPr>
+            <w:rFonts w:ascii="Times New Roman" w:hAnsi="Times New Roman" w:cs="Times New Roman"/>
+            <w:color w:val="000000"/>
+            <w:lang w:val="en-GB"/>
+          </w:rPr>
+          <w:tag w:val="MENDELEY_CITATION_v3_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"/>
+          <w:id w:val="-145201166"/>
+          <w:placeholder>
+            <w:docPart w:val="DefaultPlaceholder_-1854013440"/>
+          </w:placeholder>
+        </w:sdtPr>
+        <w:sdtContent>
+          <w:r>
+            <w:rPr>
+              <w:rFonts w:ascii="Times New Roman" w:hAnsi="Times New Roman" w:cs="Times New Roman"/>
+              <w:color w:val="000000"/>
+              <w:lang w:val="en-GB"/>
+            </w:rPr>
+            <w:t>(9)</w:t>
+          </w:r>
+        </w:sdtContent>
+      </w:sdt>
+      <w:r>
+        <w:rPr>
+          <w:rFonts w:ascii="Times New Roman" w:hAnsi="Times New Roman" w:cs="Times New Roman"/>
+          <w:color w:val="000000"/>
+          <w:lang w:val="en-GB"/>
+        </w:rPr>
+        <w:t xml:space="preserve">. </w:t>
+      </w:r>
+      <w:r>
+        <w:rPr>
+          <w:rFonts w:ascii="Times New Roman" w:hAnsi="Times New Roman" w:cs="Times New Roman"/>
+          <w:color w:val="000000"/>
+          <w:lang w:val="en-GB"/>
+        </w:rPr>
+        <w:t xml:space="preserve">In 2011, the virus spread to New Caledonia and later in the pacific following multiple imported cases </w:t>
+      </w:r>
+      <w:sdt>
+        <w:sdtPr>
+          <w:rPr>
+            <w:rFonts w:ascii="Times New Roman" w:hAnsi="Times New Roman" w:cs="Times New Roman"/>
+            <w:color w:val="000000"/>
+            <w:lang w:val="en-GB"/>
+          </w:rPr>
+          <w:tag w:val="MENDELEY_CITATION_v3_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"/>
+          <w:id w:val="-695305544"/>
+          <w:placeholder>
+            <w:docPart w:val="DefaultPlaceholder_-1854013440"/>
+          </w:placeholder>
+        </w:sdtPr>
+        <w:sdtContent>
+          <w:r>
+            <w:rPr>
+              <w:rFonts w:ascii="Times New Roman" w:hAnsi="Times New Roman" w:cs="Times New Roman"/>
+              <w:color w:val="000000"/>
+              <w:lang w:val="en-GB"/>
+            </w:rPr>
+            <w:t>(9)</w:t>
+          </w:r>
+        </w:sdtContent>
+      </w:sdt>
+      <w:r>
+        <w:rPr>
+          <w:rFonts w:ascii="Times New Roman" w:hAnsi="Times New Roman" w:cs="Times New Roman"/>
+          <w:color w:val="000000"/>
+          <w:lang w:val="en-GB"/>
+        </w:rPr>
+        <w:t>. In the late 2013, CHIKV cases were reported for the first time in America linked to Asian lineage which caused large outbreaks in St. Martins and other Caribbean islands then spread to Latin America</w:t>
+      </w:r>
+      <w:r>
+        <w:rPr>
+          <w:rFonts w:ascii="Times New Roman" w:hAnsi="Times New Roman" w:cs="Times New Roman"/>
+          <w:color w:val="000000"/>
+          <w:lang w:val="en-GB"/>
+        </w:rPr>
+        <w:t xml:space="preserve"> countries </w:t>
+      </w:r>
+      <w:sdt>
+        <w:sdtPr>
+          <w:rPr>
+            <w:rFonts w:ascii="Times New Roman" w:hAnsi="Times New Roman" w:cs="Times New Roman"/>
+            <w:color w:val="000000"/>
+            <w:lang w:val="en-GB"/>
+          </w:rPr>
+          <w:tag w:val="MENDELEY_CITATION_v3_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"/>
+          <w:id w:val="-1998172403"/>
+          <w:placeholder>
+            <w:docPart w:val="DefaultPlaceholder_-1854013440"/>
+          </w:placeholder>
+        </w:sdtPr>
+        <w:sdtContent>
+          <w:r>
+            <w:rPr>
+              <w:rFonts w:ascii="Times New Roman" w:hAnsi="Times New Roman" w:cs="Times New Roman"/>
+              <w:color w:val="000000"/>
+              <w:lang w:val="en-GB"/>
+            </w:rPr>
+            <w:t>(9)</w:t>
+          </w:r>
+        </w:sdtContent>
+      </w:sdt>
+      <w:r>
+        <w:rPr>
+          <w:rFonts w:ascii="Times New Roman" w:hAnsi="Times New Roman" w:cs="Times New Roman"/>
+          <w:color w:val="000000"/>
+          <w:lang w:val="en-GB"/>
+        </w:rPr>
+        <w:t xml:space="preserve">. </w:t>
+      </w:r>
+      <w:r>
+        <w:rPr>
+          <w:rFonts w:ascii="Times New Roman" w:hAnsi="Times New Roman" w:cs="Times New Roman"/>
+          <w:color w:val="000000"/>
+          <w:lang w:val="en-GB"/>
+        </w:rPr>
+        <w:t>The virus caused sporadic cases in the southern Europe particularly in Italy in 2007</w:t>
+      </w:r>
+      <w:r>
+        <w:rPr>
+          <w:rFonts w:ascii="Times New Roman" w:hAnsi="Times New Roman" w:cs="Times New Roman"/>
+          <w:color w:val="000000"/>
+          <w:lang w:val="en-GB"/>
+        </w:rPr>
+        <w:t xml:space="preserve"> and 2017</w:t>
+      </w:r>
+      <w:r>
+        <w:rPr>
+          <w:rFonts w:ascii="Times New Roman" w:hAnsi="Times New Roman" w:cs="Times New Roman"/>
+          <w:color w:val="000000"/>
+          <w:lang w:val="en-GB"/>
+        </w:rPr>
+        <w:t xml:space="preserve"> and </w:t>
+      </w:r>
+      <w:r>
+        <w:rPr>
+          <w:rFonts w:ascii="Times New Roman" w:hAnsi="Times New Roman" w:cs="Times New Roman"/>
+          <w:color w:val="000000"/>
+          <w:lang w:val="en-GB"/>
+        </w:rPr>
+        <w:t>S</w:t>
+      </w:r>
+      <w:r>
+        <w:rPr>
+          <w:rFonts w:ascii="Times New Roman" w:hAnsi="Times New Roman" w:cs="Times New Roman"/>
+          <w:color w:val="000000"/>
+          <w:lang w:val="en-GB"/>
+        </w:rPr>
+        <w:t>outh of France in 201</w:t>
+      </w:r>
+      <w:r>
+        <w:rPr>
+          <w:rFonts w:ascii="Times New Roman" w:hAnsi="Times New Roman" w:cs="Times New Roman"/>
+          <w:color w:val="000000"/>
+          <w:lang w:val="en-GB"/>
+        </w:rPr>
+        <w:t>0 and 2014</w:t>
+      </w:r>
+      <w:r>
+        <w:rPr>
+          <w:rFonts w:ascii="Times New Roman" w:hAnsi="Times New Roman" w:cs="Times New Roman"/>
+          <w:color w:val="000000"/>
+          <w:lang w:val="en-GB"/>
+        </w:rPr>
+        <w:t>.</w:t>
+      </w:r>
+    </w:p>
+    <w:p>
+      <w:pPr>
         <w:rPr>
           <w:lang w:val="en-GB"/>
         </w:rPr>
@@ -2956,11 +3666,10 @@
         <w:rPr>
           <w:noProof/>
         </w:rPr>
-        <w:lastRenderedPageBreak/>
         <w:drawing>
-          <wp:inline distT="0" distB="0" distL="0" distR="0" wp14:anchorId="7F28C1EC" wp14:editId="4BC41078">
-            <wp:extent cx="4412974" cy="2305878"/>
-            <wp:effectExtent l="0" t="0" r="0" b="5715"/>
+          <wp:inline distT="0" distB="0" distL="0" distR="0" wp14:anchorId="7F28C1EC" wp14:editId="71B19073">
+            <wp:extent cx="4405023" cy="2305050"/>
+            <wp:effectExtent l="0" t="0" r="1905" b="0"/>
             <wp:docPr id="5125" name="New picture"/>
             <wp:cNvGraphicFramePr/>
             <a:graphic xmlns:a="http://schemas.openxmlformats.org/drawingml/2006/main">
@@ -2979,7 +3688,7 @@
                   <pic:spPr>
                     <a:xfrm>
                       <a:off x="0" y="0"/>
-                      <a:ext cx="4423876" cy="2311574"/>
+                      <a:ext cx="4423793" cy="2314872"/>
                     </a:xfrm>
                     <a:prstGeom prst="rect">
                       <a:avLst/>
@@ -3043,74 +3752,86 @@
           <w:lang w:val="en-GB"/>
         </w:rPr>
       </w:pPr>
-      <w:r>
+    </w:p>
+    <w:p>
+      <w:pPr>
         <w:rPr>
           <w:b/>
           <w:bCs/>
           <w:lang w:val="en-GB"/>
         </w:rPr>
-        <w:t>Chikungunya Epide</w:t>
-      </w:r>
+      </w:pPr>
       <w:r>
         <w:rPr>
           <w:b/>
           <w:bCs/>
           <w:lang w:val="en-GB"/>
         </w:rPr>
-        <w:t>mics</w:t>
+        <w:lastRenderedPageBreak/>
+        <w:t xml:space="preserve">Chikungunya </w:t>
+      </w:r>
+      <w:r>
+        <w:rPr>
+          <w:b/>
+          <w:bCs/>
+          <w:lang w:val="en-GB"/>
+        </w:rPr>
+        <w:t xml:space="preserve">Major </w:t>
+      </w:r>
+      <w:r>
+        <w:rPr>
+          <w:b/>
+          <w:bCs/>
+          <w:lang w:val="en-GB"/>
+        </w:rPr>
+        <w:t>Epide</w:t>
+      </w:r>
+      <w:r>
+        <w:rPr>
+          <w:b/>
+          <w:bCs/>
+          <w:lang w:val="en-GB"/>
+        </w:rPr>
+        <w:t>mic</w:t>
+      </w:r>
+      <w:r>
+        <w:rPr>
+          <w:b/>
+          <w:bCs/>
+          <w:lang w:val="en-GB"/>
+        </w:rPr>
+        <w:t>s</w:t>
+      </w:r>
+      <w:r>
+        <w:rPr>
+          <w:b/>
+          <w:bCs/>
+          <w:lang w:val="en-GB"/>
+        </w:rPr>
+        <w:t xml:space="preserve"> in </w:t>
+      </w:r>
+      <w:r>
+        <w:rPr>
+          <w:b/>
+          <w:bCs/>
+          <w:lang w:val="en-GB"/>
+        </w:rPr>
+        <w:t>Africa</w:t>
       </w:r>
     </w:p>
     <w:p>
       <w:pPr>
-        <w:rPr>
-          <w:lang w:val="en-GB"/>
-        </w:rPr>
-      </w:pPr>
-      <w:r>
-        <w:rPr>
-          <w:lang w:val="en-GB"/>
-        </w:rPr>
-        <w:t>Africa</w:t>
-      </w:r>
-    </w:p>
-    <w:p>
-      <w:pPr>
         <w:jc w:val="both"/>
         <w:rPr>
-          <w:lang w:val="en-GB"/>
-        </w:rPr>
-      </w:pPr>
-      <w:r>
-        <w:rPr>
-          <w:lang w:val="en-GB"/>
-        </w:rPr>
-        <w:t xml:space="preserve">After the first chikungunya outbreak was identified in July 1952 to March 1953 on the Makonde plateau in the Newala and Masisi districts in the southern province of former Tanganyika territory where chikungunya incidence of 23% was reported, several other chikungunya outbreaks have occurred in Africa. </w:t>
-      </w:r>
-    </w:p>
-    <w:p>
-      <w:pPr>
-        <w:jc w:val="both"/>
-        <w:rPr>
-          <w:lang w:val="en-GB"/>
-        </w:rPr>
-      </w:pPr>
-      <w:r>
-        <w:rPr>
-          <w:lang w:val="en-GB"/>
-        </w:rPr>
-        <w:t xml:space="preserve">Early in April 1956, the attention was drawn to the occurrence of an outbreak of a dengue-like fever in the </w:t>
-      </w:r>
-      <w:r>
-        <w:rPr>
-          <w:lang w:val="en-GB"/>
-        </w:rPr>
-        <w:t>N</w:t>
-      </w:r>
-      <w:r>
-        <w:rPr>
-          <w:lang w:val="en-GB"/>
-        </w:rPr>
-        <w:t>orth-Eastern Transvaal in South Africa</w:t>
+          <w:color w:val="000000"/>
+          <w:lang w:val="en-GB"/>
+        </w:rPr>
+      </w:pPr>
+      <w:r>
+        <w:rPr>
+          <w:lang w:val="en-GB"/>
+        </w:rPr>
+        <w:t>After the first chikungunya outbreak was identified in July 1952 to March 1953 on the Makonde plateau in the Newala and Masisi districts in the southern province of former Tanganyika territory where chikungunya incidence of 23% was reported, several other chikungunya outbreaks have occurred in Africa</w:t>
       </w:r>
       <w:r>
         <w:rPr>
@@ -3124,8 +3845,8 @@
             <w:color w:val="000000"/>
             <w:lang w:val="en-GB"/>
           </w:rPr>
-          <w:tag w:val="MENDELEY_CITATION_v3_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"/>
-          <w:id w:val="1839649652"/>
+          <w:tag w:val="MENDELEY_CITATION_v3_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"/>
+          <w:id w:val="749315203"/>
           <w:placeholder>
             <w:docPart w:val="DefaultPlaceholder_-1854013440"/>
           </w:placeholder>
@@ -3136,7 +3857,7 @@
               <w:color w:val="000000"/>
               <w:lang w:val="en-GB"/>
             </w:rPr>
-            <w:t>(8)</w:t>
+            <w:t>(9)</w:t>
           </w:r>
         </w:sdtContent>
       </w:sdt>
@@ -3144,38 +3865,13 @@
         <w:rPr>
           <w:lang w:val="en-GB"/>
         </w:rPr>
-        <w:t>.</w:t>
-      </w:r>
-      <w:r>
-        <w:rPr>
-          <w:lang w:val="en-GB"/>
-        </w:rPr>
-        <w:t xml:space="preserve"> The infection was contracted during visits to the bushveld area near Kruger national park in the vicinity of the Oliphant and Letaba river. The patients presented with sudden onset with acute pain in one or more joints. Temperature rose rapidly and often over 103</w:t>
-      </w:r>
-      <w:r>
-        <w:rPr>
-          <w:vertAlign w:val="superscript"/>
-          <w:lang w:val="en-GB"/>
-        </w:rPr>
-        <w:t>0</w:t>
-      </w:r>
-      <w:r>
-        <w:rPr>
-          <w:lang w:val="en-GB"/>
-        </w:rPr>
-        <w:t>F on the day after the onset. During febrile period, some patients had a sore throat and headache</w:t>
-      </w:r>
-      <w:r>
-        <w:rPr>
-          <w:lang w:val="en-GB"/>
-        </w:rPr>
-        <w:t>, suffusion of the conjunctiva</w:t>
-      </w:r>
-      <w:r>
-        <w:rPr>
-          <w:lang w:val="en-GB"/>
-        </w:rPr>
-        <w:t xml:space="preserve"> </w:t>
+        <w:t xml:space="preserve">. </w:t>
+      </w:r>
+      <w:r>
+        <w:rPr>
+          <w:lang w:val="en-GB"/>
+        </w:rPr>
+        <w:t>The virus spread significantly during the years 1960-1980 causing outbreaks in many African countries: south Africa (1956; 1975 -77)</w:t>
       </w:r>
       <w:sdt>
         <w:sdtPr>
@@ -3183,8 +3879,8 @@
             <w:color w:val="000000"/>
             <w:lang w:val="en-GB"/>
           </w:rPr>
-          <w:tag w:val="MENDELEY_CITATION_v3_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"/>
-          <w:id w:val="1040401580"/>
+          <w:tag w:val="MENDELEY_CITATION_v3_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"/>
+          <w:id w:val="761491466"/>
           <w:placeholder>
             <w:docPart w:val="DefaultPlaceholder_-1854013440"/>
           </w:placeholder>
@@ -3195,45 +3891,44 @@
               <w:color w:val="000000"/>
               <w:lang w:val="en-GB"/>
             </w:rPr>
-            <w:t>(8)</w:t>
+            <w:t>(9)</w:t>
           </w:r>
         </w:sdtContent>
       </w:sdt>
       <w:r>
         <w:rPr>
-          <w:lang w:val="en-GB"/>
-        </w:rPr>
-        <w:t>. The outstanding symptom was joint pain</w:t>
-      </w:r>
-      <w:r>
-        <w:rPr>
-          <w:lang w:val="en-GB"/>
-        </w:rPr>
-        <w:t xml:space="preserve"> which came on with dramatic suddenness and was often sever. Prolonged convalescence with recurrent joint pains was also observed. It was apparent that these patients were suffering from an unusual </w:t>
-      </w:r>
-      <w:r>
-        <w:rPr>
-          <w:lang w:val="en-GB"/>
-        </w:rPr>
-        <w:t>illness,</w:t>
-      </w:r>
-      <w:r>
-        <w:rPr>
-          <w:lang w:val="en-GB"/>
-        </w:rPr>
-        <w:t xml:space="preserve"> and the arrangements were made to identify the cause. Blood samples were collected and screened for various bacterial and viruses</w:t>
-      </w:r>
-      <w:r>
-        <w:rPr>
-          <w:lang w:val="en-GB"/>
-        </w:rPr>
-        <w:t xml:space="preserve">. Analysis of the serum sample of one of the </w:t>
-      </w:r>
-      <w:r>
-        <w:rPr>
-          <w:lang w:val="en-GB"/>
-        </w:rPr>
-        <w:t>patients, the virus differed from the virus of dengue. It was recalled that a dengue like illness had been prevalent in the Newala district of the southern province of Tanganyika in 1952-53 and the disease was called Chikungunya fever. It was considered as a possible virus causing the outbreak in the Eastern Transvaal</w:t>
+          <w:color w:val="000000"/>
+          <w:lang w:val="en-GB"/>
+        </w:rPr>
+        <w:t>, Zimbabwe (1957; 1961 - 62), Democratic republic of Congo (1958; 1960</w:t>
+      </w:r>
+      <w:r>
+        <w:rPr>
+          <w:color w:val="000000"/>
+          <w:lang w:val="en-GB"/>
+        </w:rPr>
+        <w:t>; 2018</w:t>
+      </w:r>
+      <w:r>
+        <w:rPr>
+          <w:color w:val="000000"/>
+          <w:lang w:val="en-GB"/>
+        </w:rPr>
+        <w:t>), Zambia (1959), Senegal (1960; 1997 – 98</w:t>
+      </w:r>
+      <w:r>
+        <w:rPr>
+          <w:color w:val="000000"/>
+          <w:lang w:val="en-GB"/>
+        </w:rPr>
+        <w:t>; 2006; 2015</w:t>
+      </w:r>
+      <w:r>
+        <w:rPr>
+          <w:color w:val="000000"/>
+          <w:lang w:val="en-GB"/>
+        </w:rPr>
+        <w:t xml:space="preserve">), Uganda (1961-62; 1968) Nigeria (1964; 1969; 1974), Angola (1970-71), Sierra Leone (1978), Central African Republic (1978 – 79) </w:t>
       </w:r>
       <w:sdt>
         <w:sdtPr>
@@ -3241,8 +3936,8 @@
             <w:color w:val="000000"/>
             <w:lang w:val="en-GB"/>
           </w:rPr>
-          <w:tag w:val="MENDELEY_CITATION_v3_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"/>
-          <w:id w:val="1519965660"/>
+          <w:tag w:val="MENDELEY_CITATION_v3_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"/>
+          <w:id w:val="-1671632798"/>
           <w:placeholder>
             <w:docPart w:val="DefaultPlaceholder_-1854013440"/>
           </w:placeholder>
@@ -3253,33 +3948,156 @@
               <w:color w:val="000000"/>
               <w:lang w:val="en-GB"/>
             </w:rPr>
-            <w:t>(8)</w:t>
+            <w:t>(9)</w:t>
           </w:r>
         </w:sdtContent>
       </w:sdt>
       <w:r>
         <w:rPr>
-          <w:lang w:val="en-GB"/>
-        </w:rPr>
-        <w:t>.</w:t>
-      </w:r>
-      <w:r>
-        <w:rPr>
+          <w:color w:val="000000"/>
+          <w:lang w:val="en-GB"/>
+        </w:rPr>
+        <w:t>.  After this period, there was no evidence of circulation of the virus until 1999-2000 when a large outbreak occurred in Kinshasa affecting about 50,000 people.</w:t>
+      </w:r>
+      <w:r>
+        <w:rPr>
+          <w:color w:val="000000"/>
+          <w:lang w:val="en-GB"/>
+        </w:rPr>
+        <w:t xml:space="preserve"> Between 2002 – 2006, few cases of the virus were reported in </w:t>
+      </w:r>
+      <w:r>
+        <w:rPr>
+          <w:color w:val="000000"/>
+          <w:lang w:val="en-GB"/>
+        </w:rPr>
+        <w:t xml:space="preserve">Equatorial Guinea and in 2004, a large epidemic started on the Kenyan coast spreading to Comoros, La Reunion, Seychelles and Mauritius islands in Indian ocean. In January 2006, a small outbreak of chikungunya was reported from north-east coastal </w:t>
+      </w:r>
+      <w:r>
+        <w:rPr>
+          <w:color w:val="000000"/>
+          <w:lang w:val="en-GB"/>
+        </w:rPr>
+        <w:t xml:space="preserve">Madagascar. After 2005, chikungunya transmissions </w:t>
+      </w:r>
+      <w:r>
+        <w:rPr>
+          <w:color w:val="000000"/>
+          <w:lang w:val="en-GB"/>
+        </w:rPr>
+        <w:t>have</w:t>
+      </w:r>
+      <w:r>
+        <w:rPr>
+          <w:color w:val="000000"/>
+          <w:lang w:val="en-GB"/>
+        </w:rPr>
+        <w:t xml:space="preserve"> been reported in several African countries: Cameroon (2006</w:t>
+      </w:r>
+      <w:r>
+        <w:rPr>
+          <w:color w:val="000000"/>
+          <w:lang w:val="en-GB"/>
+        </w:rPr>
+        <w:t>), Gabon</w:t>
+      </w:r>
+      <w:r>
+        <w:rPr>
+          <w:color w:val="000000"/>
+          <w:lang w:val="en-GB"/>
+        </w:rPr>
+        <w:t xml:space="preserve"> (2007-2010),</w:t>
+      </w:r>
+      <w:r>
+        <w:rPr>
+          <w:color w:val="000000"/>
+          <w:lang w:val="en-GB"/>
+        </w:rPr>
+        <w:t xml:space="preserve"> l</w:t>
+      </w:r>
+      <w:r>
+        <w:rPr>
+          <w:color w:val="000000"/>
+          <w:lang w:val="en-GB"/>
+        </w:rPr>
+        <w:t xml:space="preserve">arge </w:t>
+      </w:r>
+      <w:r>
+        <w:rPr>
+          <w:color w:val="000000"/>
+          <w:lang w:val="en-GB"/>
+        </w:rPr>
+        <w:t>outbreak</w:t>
+      </w:r>
+      <w:r>
+        <w:rPr>
+          <w:color w:val="000000"/>
+          <w:lang w:val="en-GB"/>
+        </w:rPr>
+        <w:t xml:space="preserve"> were reported</w:t>
+      </w:r>
+      <w:r>
+        <w:rPr>
+          <w:color w:val="000000"/>
+          <w:lang w:val="en-GB"/>
+        </w:rPr>
+        <w:t xml:space="preserve"> in </w:t>
+      </w:r>
+      <w:r>
+        <w:rPr>
+          <w:color w:val="000000"/>
+          <w:lang w:val="en-GB"/>
+        </w:rPr>
+        <w:t>Brazzaville</w:t>
+      </w:r>
+      <w:r>
+        <w:rPr>
+          <w:color w:val="000000"/>
+          <w:lang w:val="en-GB"/>
+        </w:rPr>
+        <w:t>, Republic of Congo</w:t>
+      </w:r>
+      <w:r>
+        <w:rPr>
+          <w:color w:val="000000"/>
+          <w:lang w:val="en-GB"/>
+        </w:rPr>
+        <w:t xml:space="preserve"> (2011, 2018)</w:t>
+      </w:r>
+      <w:r>
+        <w:rPr>
+          <w:color w:val="000000"/>
+          <w:lang w:val="en-GB"/>
+        </w:rPr>
+        <w:t>.  More recently, large outbreaks were reported in Mandera, Kenya</w:t>
+      </w:r>
+      <w:r>
+        <w:rPr>
+          <w:color w:val="000000"/>
           <w:lang w:val="en-GB"/>
         </w:rPr>
         <w:t xml:space="preserve"> </w:t>
       </w:r>
       <w:r>
         <w:rPr>
-          <w:lang w:val="en-GB"/>
-        </w:rPr>
-        <w:t xml:space="preserve">No documentation of the burden of disease. </w:t>
+          <w:color w:val="000000"/>
+          <w:lang w:val="en-GB"/>
+        </w:rPr>
+        <w:t>(</w:t>
+      </w:r>
+      <w:r>
+        <w:rPr>
+          <w:color w:val="000000"/>
+          <w:lang w:val="en-GB"/>
+        </w:rPr>
+        <w:t xml:space="preserve">2016). Kenya experienced another outbreak along the coast in Mombasa (2017-18). In august 2018, a large outbreak was reported in Sudan and Ethiopia (2019). </w:t>
       </w:r>
     </w:p>
     <w:p>
       <w:pPr>
         <w:jc w:val="both"/>
         <w:rPr>
+          <w:color w:val="000000"/>
           <w:lang w:val="en-GB"/>
         </w:rPr>
       </w:pPr>
@@ -3289,7 +4107,6 @@
         <w:jc w:val="both"/>
       </w:pPr>
       <w:r>
-        <w:lastRenderedPageBreak/>
         <w:fldChar w:fldCharType="begin"/>
       </w:r>
       <w:r>
@@ -3303,7 +4120,7 @@
           <w:noProof/>
         </w:rPr>
         <w:drawing>
-          <wp:inline distT="0" distB="0" distL="0" distR="0" wp14:anchorId="12629B47" wp14:editId="64F093A1">
+          <wp:inline distT="0" distB="0" distL="0" distR="0" wp14:anchorId="3D469CE0" wp14:editId="58FD156A">
             <wp:extent cx="2498174" cy="2592125"/>
             <wp:effectExtent l="0" t="0" r="3810" b="0"/>
             <wp:docPr id="1563492952" name="Picture 1" descr="Figure 1"/>
@@ -3357,45 +4174,45 @@
     </w:p>
     <w:p>
       <w:r>
-        <w:t xml:space="preserve">Figure </w:t>
-      </w:r>
-      <w:r>
-        <w:t>3</w:t>
-      </w:r>
-      <w:r>
-        <w:t>: geographical distribution of chikungunya virus in Africa</w:t>
+        <w:t>Figure 3: geographical distribution of chikungunya virus in Africa</w:t>
       </w:r>
     </w:p>
     <w:p>
       <w:pPr>
-        <w:rPr>
-          <w:b/>
-          <w:bCs/>
-          <w:lang w:val="en-GB"/>
-        </w:rPr>
-      </w:pPr>
-      <w:r>
-        <w:rPr>
-          <w:b/>
-          <w:bCs/>
-          <w:lang w:val="en-GB"/>
-        </w:rPr>
-        <w:t>Chikungunya in Kenya</w:t>
-      </w:r>
+        <w:jc w:val="both"/>
+      </w:pPr>
     </w:p>
     <w:p>
       <w:pPr>
         <w:jc w:val="both"/>
         <w:rPr>
-          <w:color w:val="000000"/>
-          <w:lang w:val="en-GB"/>
-        </w:rPr>
-      </w:pPr>
-      <w:r>
-        <w:rPr>
-          <w:lang w:val="en-GB"/>
-        </w:rPr>
-        <w:t xml:space="preserve">The first outbreaks of CHIKV infection were recorded along the coast in Lamu and Mombasa in 2004 </w:t>
+          <w:lang w:val="en-GB"/>
+        </w:rPr>
+      </w:pPr>
+      <w:r>
+        <w:rPr>
+          <w:lang w:val="en-GB"/>
+        </w:rPr>
+        <w:lastRenderedPageBreak/>
+        <w:t xml:space="preserve">Early in April 1956, the attention was drawn to the occurrence of an outbreak of a dengue-like fever in the </w:t>
+      </w:r>
+      <w:r>
+        <w:rPr>
+          <w:lang w:val="en-GB"/>
+        </w:rPr>
+        <w:t>N</w:t>
+      </w:r>
+      <w:r>
+        <w:rPr>
+          <w:lang w:val="en-GB"/>
+        </w:rPr>
+        <w:t>orth-Eastern Transvaal in South Africa</w:t>
+      </w:r>
+      <w:r>
+        <w:rPr>
+          <w:lang w:val="en-GB"/>
+        </w:rPr>
+        <w:t xml:space="preserve"> </w:t>
       </w:r>
       <w:sdt>
         <w:sdtPr>
@@ -3403,7 +4220,387 @@
             <w:color w:val="000000"/>
             <w:lang w:val="en-GB"/>
           </w:rPr>
-          <w:tag w:val="MENDELEY_CITATION_v3_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"/>
+          <w:tag w:val="MENDELEY_CITATION_v3_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"/>
+          <w:id w:val="1839649652"/>
+          <w:placeholder>
+            <w:docPart w:val="DefaultPlaceholder_-1854013440"/>
+          </w:placeholder>
+        </w:sdtPr>
+        <w:sdtContent>
+          <w:r>
+            <w:rPr>
+              <w:color w:val="000000"/>
+              <w:lang w:val="en-GB"/>
+            </w:rPr>
+            <w:t>(10)</w:t>
+          </w:r>
+        </w:sdtContent>
+      </w:sdt>
+      <w:r>
+        <w:rPr>
+          <w:lang w:val="en-GB"/>
+        </w:rPr>
+        <w:t>.</w:t>
+      </w:r>
+      <w:r>
+        <w:rPr>
+          <w:lang w:val="en-GB"/>
+        </w:rPr>
+        <w:t xml:space="preserve"> The infection was contracted during visits to the bushveld area near Kruger national park in the vicinity of the Oliphant and Letaba river. The patients presented with sudden onset with acute pain in one or more joints. Temperature rose rapidly and often over 103</w:t>
+      </w:r>
+      <w:r>
+        <w:rPr>
+          <w:vertAlign w:val="superscript"/>
+          <w:lang w:val="en-GB"/>
+        </w:rPr>
+        <w:t>0</w:t>
+      </w:r>
+      <w:r>
+        <w:rPr>
+          <w:lang w:val="en-GB"/>
+        </w:rPr>
+        <w:t>F on the day after the onset. During febrile period, some patients had a sore throat and headache</w:t>
+      </w:r>
+      <w:r>
+        <w:rPr>
+          <w:lang w:val="en-GB"/>
+        </w:rPr>
+        <w:t>, suffusion of the conjunctiva</w:t>
+      </w:r>
+      <w:r>
+        <w:rPr>
+          <w:lang w:val="en-GB"/>
+        </w:rPr>
+        <w:t xml:space="preserve"> </w:t>
+      </w:r>
+      <w:sdt>
+        <w:sdtPr>
+          <w:rPr>
+            <w:color w:val="000000"/>
+            <w:lang w:val="en-GB"/>
+          </w:rPr>
+          <w:tag w:val="MENDELEY_CITATION_v3_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"/>
+          <w:id w:val="1040401580"/>
+          <w:placeholder>
+            <w:docPart w:val="DefaultPlaceholder_-1854013440"/>
+          </w:placeholder>
+        </w:sdtPr>
+        <w:sdtContent>
+          <w:r>
+            <w:rPr>
+              <w:color w:val="000000"/>
+              <w:lang w:val="en-GB"/>
+            </w:rPr>
+            <w:t>(10)</w:t>
+          </w:r>
+        </w:sdtContent>
+      </w:sdt>
+      <w:r>
+        <w:rPr>
+          <w:lang w:val="en-GB"/>
+        </w:rPr>
+        <w:t>. The outstanding symptom was joint pain</w:t>
+      </w:r>
+      <w:r>
+        <w:rPr>
+          <w:lang w:val="en-GB"/>
+        </w:rPr>
+        <w:t xml:space="preserve"> which came on with dramatic suddenness and was often sever. Prolonged convalescence with recurrent joint pains was also observed. It was apparent that these patients were suffering from an unusual </w:t>
+      </w:r>
+      <w:r>
+        <w:rPr>
+          <w:lang w:val="en-GB"/>
+        </w:rPr>
+        <w:t>illness,</w:t>
+      </w:r>
+      <w:r>
+        <w:rPr>
+          <w:lang w:val="en-GB"/>
+        </w:rPr>
+        <w:t xml:space="preserve"> and the arrangements were made to identify the cause. Blood samples were collected and screened for various bacterial and viruses</w:t>
+      </w:r>
+      <w:r>
+        <w:rPr>
+          <w:lang w:val="en-GB"/>
+        </w:rPr>
+        <w:t xml:space="preserve">. Analysis of the serum sample of one of the </w:t>
+      </w:r>
+      <w:r>
+        <w:rPr>
+          <w:lang w:val="en-GB"/>
+        </w:rPr>
+        <w:t>patients, the virus differed from the virus of dengue. It was recalled that a dengue like illness had been prevalent in the Newala district of the southern province of Tanganyika in 1952-53 and the disease was called Chikungunya fever. It was considered as a possible virus causing the outbreak in the Eastern Transvaal</w:t>
+      </w:r>
+      <w:sdt>
+        <w:sdtPr>
+          <w:rPr>
+            <w:color w:val="000000"/>
+            <w:lang w:val="en-GB"/>
+          </w:rPr>
+          <w:tag w:val="MENDELEY_CITATION_v3_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"/>
+          <w:id w:val="1519965660"/>
+          <w:placeholder>
+            <w:docPart w:val="DefaultPlaceholder_-1854013440"/>
+          </w:placeholder>
+        </w:sdtPr>
+        <w:sdtContent>
+          <w:r>
+            <w:rPr>
+              <w:color w:val="000000"/>
+              <w:lang w:val="en-GB"/>
+            </w:rPr>
+            <w:t>(10)</w:t>
+          </w:r>
+        </w:sdtContent>
+      </w:sdt>
+      <w:r>
+        <w:rPr>
+          <w:lang w:val="en-GB"/>
+        </w:rPr>
+        <w:t>.</w:t>
+      </w:r>
+      <w:r>
+        <w:rPr>
+          <w:lang w:val="en-GB"/>
+        </w:rPr>
+        <w:t xml:space="preserve"> </w:t>
+      </w:r>
+      <w:r>
+        <w:rPr>
+          <w:lang w:val="en-GB"/>
+        </w:rPr>
+        <w:t>No documentation of the burden of disease.</w:t>
+      </w:r>
+    </w:p>
+    <w:p>
+      <w:pPr>
+        <w:jc w:val="both"/>
+        <w:rPr>
+          <w:lang w:val="en-GB"/>
+        </w:rPr>
+      </w:pPr>
+      <w:r>
+        <w:rPr>
+          <w:lang w:val="en-GB"/>
+        </w:rPr>
+        <w:t>The chikungunya outbreak</w:t>
+      </w:r>
+      <w:r>
+        <w:rPr>
+          <w:lang w:val="en-GB"/>
+        </w:rPr>
+        <w:t xml:space="preserve"> arrived in</w:t>
+      </w:r>
+      <w:r>
+        <w:rPr>
+          <w:lang w:val="en-GB"/>
+        </w:rPr>
+        <w:t xml:space="preserve"> La Reunion Island </w:t>
+      </w:r>
+      <w:r>
+        <w:rPr>
+          <w:lang w:val="en-GB"/>
+        </w:rPr>
+        <w:t xml:space="preserve">in 2005-2006 causing two waves </w:t>
+      </w:r>
+      <w:sdt>
+        <w:sdtPr>
+          <w:rPr>
+            <w:color w:val="000000"/>
+            <w:lang w:val="en-GB"/>
+          </w:rPr>
+          <w:tag w:val="MENDELEY_CITATION_v3_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"/>
+          <w:id w:val="547194961"/>
+          <w:placeholder>
+            <w:docPart w:val="DefaultPlaceholder_-1854013440"/>
+          </w:placeholder>
+        </w:sdtPr>
+        <w:sdtContent>
+          <w:r>
+            <w:rPr>
+              <w:color w:val="000000"/>
+              <w:lang w:val="en-GB"/>
+            </w:rPr>
+            <w:t>(11)</w:t>
+          </w:r>
+        </w:sdtContent>
+      </w:sdt>
+      <w:r>
+        <w:rPr>
+          <w:color w:val="000000"/>
+          <w:lang w:val="en-GB"/>
+        </w:rPr>
+        <w:t xml:space="preserve">. The first started from March 2005 causing approximately 6,000 cases until December 2005 </w:t>
+      </w:r>
+      <w:sdt>
+        <w:sdtPr>
+          <w:rPr>
+            <w:color w:val="000000"/>
+            <w:lang w:val="en-GB"/>
+          </w:rPr>
+          <w:tag w:val="MENDELEY_CITATION_v3_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"/>
+          <w:id w:val="-1127152874"/>
+          <w:placeholder>
+            <w:docPart w:val="DefaultPlaceholder_-1854013440"/>
+          </w:placeholder>
+        </w:sdtPr>
+        <w:sdtContent>
+          <w:r>
+            <w:rPr>
+              <w:color w:val="000000"/>
+              <w:lang w:val="en-GB"/>
+            </w:rPr>
+            <w:t>(11)</w:t>
+          </w:r>
+        </w:sdtContent>
+      </w:sdt>
+      <w:r>
+        <w:rPr>
+          <w:color w:val="000000"/>
+          <w:lang w:val="en-GB"/>
+        </w:rPr>
+        <w:t>. The second wave began in January and by July 2006, it was estimated that more than 266,000 persons were infected from a population of 785,221</w:t>
+      </w:r>
+      <w:r>
+        <w:rPr>
+          <w:color w:val="000000"/>
+          <w:lang w:val="en-GB"/>
+        </w:rPr>
+        <w:t xml:space="preserve">resulting in a cumulative incidence rate of 34% </w:t>
+      </w:r>
+      <w:sdt>
+        <w:sdtPr>
+          <w:rPr>
+            <w:color w:val="000000"/>
+            <w:lang w:val="en-GB"/>
+          </w:rPr>
+          <w:tag w:val="MENDELEY_CITATION_v3_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"/>
+          <w:id w:val="168690692"/>
+          <w:placeholder>
+            <w:docPart w:val="DefaultPlaceholder_-1854013440"/>
+          </w:placeholder>
+        </w:sdtPr>
+        <w:sdtContent>
+          <w:r>
+            <w:rPr>
+              <w:color w:val="000000"/>
+              <w:lang w:val="en-GB"/>
+            </w:rPr>
+            <w:t>(11)</w:t>
+          </w:r>
+        </w:sdtContent>
+      </w:sdt>
+      <w:r>
+        <w:rPr>
+          <w:color w:val="000000"/>
+          <w:lang w:val="en-GB"/>
+        </w:rPr>
+        <w:t>. For the first time deaths were reported</w:t>
+      </w:r>
+      <w:r>
+        <w:rPr>
+          <w:color w:val="000000"/>
+          <w:lang w:val="en-GB"/>
+        </w:rPr>
+        <w:t xml:space="preserve"> during an outbreak. By December 2006, a total of </w:t>
+      </w:r>
+      <w:r>
+        <w:rPr>
+          <w:color w:val="000000"/>
+          <w:lang w:val="en-GB"/>
+        </w:rPr>
+        <w:t>252 dea</w:t>
+      </w:r>
+      <w:r>
+        <w:rPr>
+          <w:color w:val="000000"/>
+          <w:lang w:val="en-GB"/>
+        </w:rPr>
+        <w:t>th certificates</w:t>
+      </w:r>
+      <w:r>
+        <w:rPr>
+          <w:color w:val="000000"/>
+          <w:lang w:val="en-GB"/>
+        </w:rPr>
+        <w:t xml:space="preserve"> reported CHIKV infection as a direct or indirect cause of death</w:t>
+      </w:r>
+      <w:r>
+        <w:rPr>
+          <w:color w:val="000000"/>
+          <w:lang w:val="en-GB"/>
+        </w:rPr>
+        <w:t xml:space="preserve"> </w:t>
+      </w:r>
+    </w:p>
+    <w:p>
+      <w:pPr>
+        <w:jc w:val="both"/>
+        <w:rPr>
+          <w:lang w:val="en-GB"/>
+        </w:rPr>
+      </w:pPr>
+      <w:r>
+        <w:rPr>
+          <w:lang w:val="en-GB"/>
+        </w:rPr>
+        <w:t xml:space="preserve"> </w:t>
+      </w:r>
+    </w:p>
+    <w:p>
+      <w:pPr>
+        <w:rPr>
+          <w:b/>
+          <w:bCs/>
+          <w:lang w:val="en-GB"/>
+        </w:rPr>
+      </w:pPr>
+      <w:r>
+        <w:rPr>
+          <w:b/>
+          <w:bCs/>
+          <w:lang w:val="en-GB"/>
+        </w:rPr>
+        <w:t>Chikungunya</w:t>
+      </w:r>
+      <w:r>
+        <w:rPr>
+          <w:b/>
+          <w:bCs/>
+          <w:lang w:val="en-GB"/>
+        </w:rPr>
+        <w:t xml:space="preserve"> outbreaks and Seroprevalence studies</w:t>
+      </w:r>
+      <w:r>
+        <w:rPr>
+          <w:b/>
+          <w:bCs/>
+          <w:lang w:val="en-GB"/>
+        </w:rPr>
+        <w:t xml:space="preserve"> in Kenya</w:t>
+      </w:r>
+    </w:p>
+    <w:p>
+      <w:pPr>
+        <w:jc w:val="both"/>
+        <w:rPr>
+          <w:color w:val="000000"/>
+          <w:lang w:val="en-GB"/>
+        </w:rPr>
+      </w:pPr>
+      <w:r>
+        <w:rPr>
+          <w:lang w:val="en-GB"/>
+        </w:rPr>
+        <w:t xml:space="preserve">The first outbreaks of CHIKV infection were recorded along the coast in Lamu and Mombasa in 2004 </w:t>
+      </w:r>
+      <w:sdt>
+        <w:sdtPr>
+          <w:rPr>
+            <w:color w:val="000000"/>
+            <w:lang w:val="en-GB"/>
+          </w:rPr>
+          <w:tag w:val="MENDELEY_CITATION_v3_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"/>
           <w:id w:val="1285998874"/>
           <w:placeholder>
             <w:docPart w:val="DefaultPlaceholder_-1854013440"/>
@@ -3415,7 +4612,7 @@
               <w:color w:val="000000"/>
               <w:lang w:val="en-GB"/>
             </w:rPr>
-            <w:t>(9)</w:t>
+            <w:t>(12)</w:t>
           </w:r>
         </w:sdtContent>
       </w:sdt>
@@ -3446,7 +4643,7 @@
             <w:color w:val="000000"/>
             <w:lang w:val="en-GB"/>
           </w:rPr>
-          <w:tag w:val="MENDELEY_CITATION_v3_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"/>
+          <w:tag w:val="MENDELEY_CITATION_v3_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"/>
           <w:id w:val="1982573460"/>
           <w:placeholder>
             <w:docPart w:val="DefaultPlaceholder_-1854013440"/>
@@ -3458,7 +4655,7 @@
               <w:color w:val="000000"/>
               <w:lang w:val="en-GB"/>
             </w:rPr>
-            <w:t>(10)</w:t>
+            <w:t>(13)</w:t>
           </w:r>
         </w:sdtContent>
       </w:sdt>
@@ -3552,7 +4749,7 @@
             <w:color w:val="000000"/>
             <w:lang w:val="en-GB"/>
           </w:rPr>
-          <w:tag w:val="MENDELEY_CITATION_v3_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"/>
+          <w:tag w:val="MENDELEY_CITATION_v3_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"/>
           <w:id w:val="1398095087"/>
           <w:placeholder>
             <w:docPart w:val="DefaultPlaceholder_-1854013440"/>
@@ -3564,7 +4761,7 @@
               <w:color w:val="000000"/>
               <w:lang w:val="en-GB"/>
             </w:rPr>
-            <w:t>(11)</w:t>
+            <w:t>(14)</w:t>
           </w:r>
         </w:sdtContent>
       </w:sdt>
@@ -3588,7 +4785,7 @@
             <w:color w:val="000000"/>
             <w:lang w:val="en-GB"/>
           </w:rPr>
-          <w:tag w:val="MENDELEY_CITATION_v3_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"/>
+          <w:tag w:val="MENDELEY_CITATION_v3_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"/>
           <w:id w:val="-1865347312"/>
           <w:placeholder>
             <w:docPart w:val="DefaultPlaceholder_-1854013440"/>
@@ -3600,7 +4797,7 @@
               <w:color w:val="000000"/>
               <w:lang w:val="en-GB"/>
             </w:rPr>
-            <w:t>(11)</w:t>
+            <w:t>(14)</w:t>
           </w:r>
         </w:sdtContent>
       </w:sdt>
@@ -3616,7 +4813,21 @@
           <w:color w:val="000000"/>
           <w:lang w:val="en-GB"/>
         </w:rPr>
-        <w:t xml:space="preserve">However, the extend to which CHIKV infection was unknown </w:t>
+        <w:t xml:space="preserve">However, the </w:t>
+      </w:r>
+      <w:r>
+        <w:rPr>
+          <w:color w:val="000000"/>
+          <w:lang w:val="en-GB"/>
+        </w:rPr>
+        <w:t>extent</w:t>
+      </w:r>
+      <w:r>
+        <w:rPr>
+          <w:color w:val="000000"/>
+          <w:lang w:val="en-GB"/>
+        </w:rPr>
+        <w:t xml:space="preserve"> to which CHIKV infection was unknown </w:t>
       </w:r>
       <w:sdt>
         <w:sdtPr>
@@ -3624,7 +4835,7 @@
             <w:color w:val="000000"/>
             <w:lang w:val="en-GB"/>
           </w:rPr>
-          <w:tag w:val="MENDELEY_CITATION_v3_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"/>
+          <w:tag w:val="MENDELEY_CITATION_v3_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"/>
           <w:id w:val="-1268837864"/>
           <w:placeholder>
             <w:docPart w:val="DefaultPlaceholder_-1854013440"/>
@@ -3636,7 +4847,7 @@
               <w:color w:val="000000"/>
               <w:lang w:val="en-GB"/>
             </w:rPr>
-            <w:t>(11)</w:t>
+            <w:t>(14)</w:t>
           </w:r>
         </w:sdtContent>
       </w:sdt>
@@ -3647,6 +4858,13 @@
         </w:rPr>
         <w:t>.</w:t>
       </w:r>
+      <w:r>
+        <w:rPr>
+          <w:color w:val="000000"/>
+          <w:lang w:val="en-GB"/>
+        </w:rPr>
+        <w:t xml:space="preserve"> </w:t>
+      </w:r>
     </w:p>
     <w:p>
       <w:pPr>
@@ -3660,35 +4878,7 @@
           <w:color w:val="000000"/>
           <w:lang w:val="en-GB"/>
         </w:rPr>
-        <w:t xml:space="preserve">A seroprevalence study was conducted </w:t>
-      </w:r>
-      <w:r>
-        <w:rPr>
-          <w:color w:val="000000"/>
-          <w:lang w:val="en-GB"/>
-        </w:rPr>
-        <w:t xml:space="preserve">between October 5 – </w:t>
-      </w:r>
-      <w:r>
-        <w:rPr>
-          <w:color w:val="000000"/>
-          <w:lang w:val="en-GB"/>
-        </w:rPr>
-        <w:t>9,</w:t>
-      </w:r>
-      <w:r>
-        <w:rPr>
-          <w:color w:val="000000"/>
-          <w:lang w:val="en-GB"/>
-        </w:rPr>
-        <w:t xml:space="preserve"> 2004 (9 weeks after the peak of the outbreak) </w:t>
-      </w:r>
-      <w:r>
-        <w:rPr>
-          <w:color w:val="000000"/>
-          <w:lang w:val="en-GB"/>
-        </w:rPr>
-        <w:t xml:space="preserve">to define the magnitude of transmission on Lamu Island </w:t>
+        <w:t xml:space="preserve">A seroprevalence study was conducted between October 5 – 9, 2004 (9 weeks after the peak of the outbreak) to define the magnitude of transmission on Lamu Island </w:t>
       </w:r>
       <w:sdt>
         <w:sdtPr>
@@ -3696,8 +4886,88 @@
             <w:color w:val="000000"/>
             <w:lang w:val="en-GB"/>
           </w:rPr>
-          <w:tag w:val="MENDELEY_CITATION_v3_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"/>
+          <w:tag w:val="MENDELEY_CITATION_v3_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"/>
           <w:id w:val="213319580"/>
+          <w:placeholder>
+            <w:docPart w:val="DDA23AA2C777564CA66ADCD90058EF46"/>
+          </w:placeholder>
+        </w:sdtPr>
+        <w:sdtContent>
+          <w:r>
+            <w:rPr>
+              <w:color w:val="000000"/>
+              <w:lang w:val="en-GB"/>
+            </w:rPr>
+            <w:t>(14)</w:t>
+          </w:r>
+        </w:sdtContent>
+      </w:sdt>
+      <w:r>
+        <w:rPr>
+          <w:color w:val="000000"/>
+          <w:lang w:val="en-GB"/>
+        </w:rPr>
+        <w:t xml:space="preserve">. Serum samples of 288 were collected from Lamu residents and tested for IgM and IgG antibodies to CHIKV. The participants selected randomly chosen in randomly selected households </w:t>
+      </w:r>
+      <w:r>
+        <w:rPr>
+          <w:color w:val="000000"/>
+          <w:lang w:val="en-GB"/>
+        </w:rPr>
+        <w:lastRenderedPageBreak/>
+        <w:t>whether they were ill or not. The results showed that IgM antibodies were detected in 53/288 and IgG antibodies in 206/288 and IgM and/or IgG antibodies were present in 215/288 representing a 75%. If the results were to be extrapolated on the entire population of Lamu island then a total of 13,500(95% CI, 12,458-14328) were affected.</w:t>
+      </w:r>
+    </w:p>
+    <w:p>
+      <w:pPr>
+        <w:jc w:val="both"/>
+        <w:rPr>
+          <w:color w:val="000000"/>
+          <w:lang w:val="en-GB"/>
+        </w:rPr>
+      </w:pPr>
+    </w:p>
+    <w:p>
+      <w:pPr>
+        <w:jc w:val="both"/>
+        <w:rPr>
+          <w:color w:val="000000"/>
+          <w:lang w:val="en-GB"/>
+        </w:rPr>
+      </w:pPr>
+    </w:p>
+    <w:p>
+      <w:pPr>
+        <w:jc w:val="both"/>
+        <w:rPr>
+          <w:color w:val="000000"/>
+          <w:lang w:val="en-GB"/>
+        </w:rPr>
+      </w:pPr>
+    </w:p>
+    <w:p>
+      <w:pPr>
+        <w:jc w:val="both"/>
+        <w:rPr>
+          <w:color w:val="000000"/>
+          <w:lang w:val="en-GB"/>
+        </w:rPr>
+      </w:pPr>
+      <w:r>
+        <w:rPr>
+          <w:color w:val="000000"/>
+          <w:lang w:val="en-GB"/>
+        </w:rPr>
+        <w:t xml:space="preserve">Another outbreak was reported in Mandera east subcounty on 28 May 2016. The outbreak was characterized by febrile illness and joint pains </w:t>
+      </w:r>
+      <w:sdt>
+        <w:sdtPr>
+          <w:rPr>
+            <w:color w:val="000000"/>
+            <w:lang w:val="en-GB"/>
+          </w:rPr>
+          <w:tag w:val="MENDELEY_CITATION_v3_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"/>
+          <w:id w:val="-1110197437"/>
           <w:placeholder>
             <w:docPart w:val="DefaultPlaceholder_-1854013440"/>
           </w:placeholder>
@@ -3708,7 +4978,7 @@
               <w:color w:val="000000"/>
               <w:lang w:val="en-GB"/>
             </w:rPr>
-            <w:t>(11)</w:t>
+            <w:t>(15)</w:t>
           </w:r>
         </w:sdtContent>
       </w:sdt>
@@ -3717,6 +4987,56 @@
           <w:color w:val="000000"/>
           <w:lang w:val="en-GB"/>
         </w:rPr>
+        <w:t>. In May 2016, samples were collected for laboratory test for arboviral infections. Out of 10 samples tested for chikungunya virus 7 samples tested positive for CHIKV, and all samples tested negative for dengue, yellow fever and West Nile viruses. As of June 2016, 1</w:t>
+      </w:r>
+      <w:r>
+        <w:rPr>
+          <w:color w:val="000000"/>
+          <w:lang w:val="en-GB"/>
+        </w:rPr>
+        <w:t>,</w:t>
+      </w:r>
+      <w:r>
+        <w:rPr>
+          <w:color w:val="000000"/>
+          <w:lang w:val="en-GB"/>
+        </w:rPr>
+        <w:t>792 cases had been tested positive for chikungunya virus</w:t>
+      </w:r>
+      <w:r>
+        <w:rPr>
+          <w:color w:val="000000"/>
+          <w:lang w:val="en-GB"/>
+        </w:rPr>
+        <w:t xml:space="preserve"> </w:t>
+      </w:r>
+      <w:sdt>
+        <w:sdtPr>
+          <w:rPr>
+            <w:color w:val="000000"/>
+            <w:lang w:val="en-GB"/>
+          </w:rPr>
+          <w:tag w:val="MENDELEY_CITATION_v3_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"/>
+          <w:id w:val="727191042"/>
+          <w:placeholder>
+            <w:docPart w:val="DefaultPlaceholder_-1854013440"/>
+          </w:placeholder>
+        </w:sdtPr>
+        <w:sdtContent>
+          <w:r>
+            <w:rPr>
+              <w:color w:val="000000"/>
+              <w:lang w:val="en-GB"/>
+            </w:rPr>
+            <w:t>(15)</w:t>
+          </w:r>
+        </w:sdtContent>
+      </w:sdt>
+      <w:r>
+        <w:rPr>
+          <w:color w:val="000000"/>
+          <w:lang w:val="en-GB"/>
+        </w:rPr>
         <w:t xml:space="preserve">. </w:t>
       </w:r>
       <w:r>
@@ -3724,34 +5044,147 @@
           <w:color w:val="000000"/>
           <w:lang w:val="en-GB"/>
         </w:rPr>
-        <w:t>Serum samples of 288 were collected from Lamu residents and tested for IgM and IgG antibodies to CHIKV.</w:t>
-      </w:r>
-      <w:r>
-        <w:rPr>
-          <w:color w:val="000000"/>
-          <w:lang w:val="en-GB"/>
-        </w:rPr>
-        <w:t xml:space="preserve"> </w:t>
-      </w:r>
-      <w:r>
-        <w:rPr>
-          <w:color w:val="000000"/>
-          <w:lang w:val="en-GB"/>
-        </w:rPr>
-        <w:t xml:space="preserve">The participants selected randomly chosen in randomly selected households whether they were ill or not. </w:t>
-      </w:r>
-      <w:r>
-        <w:rPr>
-          <w:color w:val="000000"/>
-          <w:lang w:val="en-GB"/>
-        </w:rPr>
-        <w:t>The results showed that IgM antibodies were detected in 53/288 and IgG antibodies in 206/288 and IgM and/or IgG antibodies were present in 215/288 representing a 75%. If the results were to be extrapolated on the entire population of Lamu island then a total of 13,500(95% CI, 12,458-14328) were affected.</w:t>
+        <w:t xml:space="preserve">It was estimated that 80% of the population and 50% of the health work force in Mandera town were affected by chikungunya </w:t>
+      </w:r>
+      <w:sdt>
+        <w:sdtPr>
+          <w:rPr>
+            <w:color w:val="000000"/>
+            <w:lang w:val="en-GB"/>
+          </w:rPr>
+          <w:tag w:val="MENDELEY_CITATION_v3_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"/>
+          <w:id w:val="-66108581"/>
+          <w:placeholder>
+            <w:docPart w:val="DefaultPlaceholder_-1854013440"/>
+          </w:placeholder>
+        </w:sdtPr>
+        <w:sdtContent>
+          <w:r>
+            <w:rPr>
+              <w:color w:val="000000"/>
+              <w:lang w:val="en-GB"/>
+            </w:rPr>
+            <w:t>(15)</w:t>
+          </w:r>
+        </w:sdtContent>
+      </w:sdt>
+      <w:r>
+        <w:rPr>
+          <w:color w:val="000000"/>
+          <w:lang w:val="en-GB"/>
+        </w:rPr>
+        <w:t>.</w:t>
       </w:r>
     </w:p>
     <w:p>
       <w:pPr>
         <w:jc w:val="both"/>
         <w:rPr>
+          <w:color w:val="000000"/>
+          <w:lang w:val="en-GB"/>
+        </w:rPr>
+      </w:pPr>
+      <w:r>
+        <w:rPr>
+          <w:color w:val="000000"/>
+          <w:lang w:val="en-GB"/>
+        </w:rPr>
+        <w:t xml:space="preserve">A human and entomologic investigation of chikungunya outbreak in Mandera was conducted </w:t>
+      </w:r>
+      <w:sdt>
+        <w:sdtPr>
+          <w:rPr>
+            <w:color w:val="000000"/>
+            <w:lang w:val="en-GB"/>
+          </w:rPr>
+          <w:tag w:val="MENDELEY_CITATION_v3_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"/>
+          <w:id w:val="1320385065"/>
+          <w:placeholder>
+            <w:docPart w:val="DefaultPlaceholder_-1854013440"/>
+          </w:placeholder>
+        </w:sdtPr>
+        <w:sdtContent>
+          <w:r>
+            <w:rPr>
+              <w:color w:val="000000"/>
+              <w:lang w:val="en-GB"/>
+            </w:rPr>
+            <w:t>(8)</w:t>
+          </w:r>
+        </w:sdtContent>
+      </w:sdt>
+      <w:r>
+        <w:rPr>
+          <w:color w:val="000000"/>
+          <w:lang w:val="en-GB"/>
+        </w:rPr>
+        <w:t xml:space="preserve">. A total of 189 samples were received at the KEMRI viral haemorrhagic fever laboratory 126 samples from Kenya and 63 from Somalia to test the presence IgM antibodies against chikungunya and dengue. Out of 126 samples from Kenya, </w:t>
+      </w:r>
+      <w:r>
+        <w:rPr>
+          <w:color w:val="000000"/>
+          <w:lang w:val="en-GB"/>
+        </w:rPr>
+        <w:t>113 were samples received from northeastern Kenya and the rest from other towns from Kenya.</w:t>
+      </w:r>
+      <w:r>
+        <w:rPr>
+          <w:color w:val="000000"/>
+          <w:lang w:val="en-GB"/>
+        </w:rPr>
+        <w:t xml:space="preserve"> 100 samples tested positive for CHIKV by either IgM ELISA or RT-PCR.</w:t>
+      </w:r>
+      <w:r>
+        <w:rPr>
+          <w:color w:val="000000"/>
+          <w:lang w:val="en-GB"/>
+        </w:rPr>
+        <w:t xml:space="preserve"> 55 samples tested positive for dengue virus. Out of 55 samples that were positive for dengue IgM antibodies, 16 were positive for chikungunya by RT-PCR. No dengue case was detected by RT-PCR. Sequence analysis of 13 isolates from </w:t>
+      </w:r>
+      <w:r>
+        <w:rPr>
+          <w:color w:val="000000"/>
+          <w:lang w:val="en-GB"/>
+        </w:rPr>
+        <w:t>Mandera</w:t>
+      </w:r>
+      <w:r>
+        <w:rPr>
+          <w:color w:val="000000"/>
+          <w:lang w:val="en-GB"/>
+        </w:rPr>
+        <w:t xml:space="preserve"> associated with the outbreak revealed that the virus is closely related with</w:t>
+      </w:r>
+      <w:r>
+        <w:rPr>
+          <w:color w:val="000000"/>
+          <w:lang w:val="en-GB"/>
+        </w:rPr>
+        <w:t xml:space="preserve"> China isolated in 2010.</w:t>
+      </w:r>
+    </w:p>
+    <w:p>
+      <w:pPr>
+        <w:jc w:val="both"/>
+        <w:rPr>
+          <w:color w:val="000000"/>
+          <w:lang w:val="en-GB"/>
+        </w:rPr>
+      </w:pPr>
+    </w:p>
+    <w:p>
+      <w:pPr>
+        <w:jc w:val="both"/>
+        <w:rPr>
+          <w:color w:val="000000"/>
+          <w:lang w:val="en-GB"/>
+        </w:rPr>
+      </w:pPr>
+    </w:p>
+    <w:p>
+      <w:pPr>
+        <w:jc w:val="both"/>
+        <w:rPr>
           <w:b/>
           <w:bCs/>
           <w:lang w:val="en-GB"/>
@@ -3800,11 +5233,11 @@
         <w:t xml:space="preserve"> positive for yellow fever virus, 62/649 were positive for West Nile virus, </w:t>
       </w:r>
       <w:r>
-        <w:t xml:space="preserve">36/649 were positive for chikungunya virus, </w:t>
+        <w:t xml:space="preserve">36/649 were positive for chikungunya virus, 5/368 were positive for dengue virus1, 59/656 were positive for dengue virus2 and 40/203 were positive for dengue virus3. Neutralizing antibodies were found in 42/54 of the </w:t>
       </w:r>
       <w:r>
         <w:lastRenderedPageBreak/>
-        <w:t>5/368 were positive for dengue virus1, 59/656 were positive for dengue virus2 and 40/203 were positive for dengue virus3. Neutralizing antibodies were found in 42/54 of the participants, 3/19 to yellow fever, 29/50 to dengue virus2 and 1/55 to West Nile virus.</w:t>
+        <w:t>participants, 3/19 to yellow fever, 29/50 to dengue virus2 and 1/55 to West Nile virus.</w:t>
       </w:r>
       <w:r>
         <w:t xml:space="preserve"> The study confirmed that children under the age of 12 years in Teso South-subcounty are exposed to ongoing arbovirus infections in early life</w:t>
@@ -3817,7 +5250,7 @@
           <w:rPr>
             <w:color w:val="000000"/>
           </w:rPr>
-          <w:tag w:val="MENDELEY_CITATION_v3_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"/>
+          <w:tag w:val="MENDELEY_CITATION_v3_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"/>
           <w:id w:val="-2040259919"/>
           <w:placeholder>
             <w:docPart w:val="DefaultPlaceholder_-1854013440"/>
@@ -3828,7 +5261,7 @@
             <w:rPr>
               <w:color w:val="000000"/>
             </w:rPr>
-            <w:t>(12)</w:t>
+            <w:t>(16)</w:t>
           </w:r>
         </w:sdtContent>
       </w:sdt>
@@ -3839,6 +5272,9 @@
     <w:p>
       <w:pPr>
         <w:jc w:val="both"/>
+        <w:rPr>
+          <w:color w:val="000000"/>
+        </w:rPr>
       </w:pPr>
       <w:r>
         <w:t xml:space="preserve">A cross-sectional seroprevalence study was conducted on febrile patients visiting Endebes district hospital, Andersen medical center and Kitale county referral hospital to determine the prevalence of IgA, IgM and IgG antibodies against CHIKV in Mt. Elgon region, Kenya </w:t>
@@ -3848,7 +5284,7 @@
           <w:rPr>
             <w:color w:val="000000"/>
           </w:rPr>
-          <w:tag w:val="MENDELEY_CITATION_v3_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"/>
+          <w:tag w:val="MENDELEY_CITATION_v3_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"/>
           <w:id w:val="-8604395"/>
           <w:placeholder>
             <w:docPart w:val="DefaultPlaceholder_-1854013440"/>
@@ -3859,7 +5295,7 @@
             <w:rPr>
               <w:color w:val="000000"/>
             </w:rPr>
-            <w:t>(9)</w:t>
+            <w:t>(12)</w:t>
           </w:r>
         </w:sdtContent>
       </w:sdt>
@@ -3880,7 +5316,7 @@
           <w:rPr>
             <w:color w:val="000000"/>
           </w:rPr>
-          <w:tag w:val="MENDELEY_CITATION_v3_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"/>
+          <w:tag w:val="MENDELEY_CITATION_v3_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"/>
           <w:id w:val="48664037"/>
           <w:placeholder>
             <w:docPart w:val="DefaultPlaceholder_-1854013440"/>
@@ -3891,7 +5327,7 @@
             <w:rPr>
               <w:color w:val="000000"/>
             </w:rPr>
-            <w:t>(9)</w:t>
+            <w:t>(12)</w:t>
           </w:r>
         </w:sdtContent>
       </w:sdt>
@@ -3906,6 +5342,97 @@
           <w:color w:val="000000"/>
         </w:rPr>
         <w:t xml:space="preserve"> Data were published online.</w:t>
+      </w:r>
+    </w:p>
+    <w:p>
+      <w:pPr>
+        <w:jc w:val="both"/>
+      </w:pPr>
+      <w:r>
+        <w:rPr>
+          <w:color w:val="000000"/>
+        </w:rPr>
+        <w:t>A seroprevalence study was conducted to determine the incidence of dengue virus, chikungunya virus, plasmodium and Leptospira infections among Kenyan children with acute undifferentiated febrile illness using molecular diagnostics. Children less than 18 years of age who presented with acute febrile illness (</w:t>
+      </w:r>
+      <w:r>
+        <w:rPr>
+          <w:color w:val="000000"/>
+        </w:rPr>
+        <w:sym w:font="Symbol" w:char="F0A3"/>
+      </w:r>
+      <w:r>
+        <w:rPr>
+          <w:color w:val="000000"/>
+        </w:rPr>
+        <w:t xml:space="preserve"> 5 days duration) and no localizing signs or symptoms were enrolled at 4 study sites in coastal and western </w:t>
+      </w:r>
+      <w:r>
+        <w:rPr>
+          <w:color w:val="000000"/>
+        </w:rPr>
+        <w:t>Kenya</w:t>
+      </w:r>
+      <w:r>
+        <w:rPr>
+          <w:color w:val="000000"/>
+        </w:rPr>
+        <w:t>.</w:t>
+      </w:r>
+      <w:r>
+        <w:rPr>
+          <w:color w:val="000000"/>
+        </w:rPr>
+        <w:t xml:space="preserve"> Serum samples from 385 acute febrile illness children who presented to 1 of 4 clinical sites were tested using microscopy and real time molecular assays for </w:t>
+      </w:r>
+      <w:r>
+        <w:rPr>
+          <w:color w:val="000000"/>
+        </w:rPr>
+        <w:t>DENV, CHIKV</w:t>
+      </w:r>
+      <w:r>
+        <w:rPr>
+          <w:color w:val="000000"/>
+        </w:rPr>
+        <w:t xml:space="preserve">, malaria and </w:t>
+      </w:r>
+      <w:r>
+        <w:rPr>
+          <w:color w:val="000000"/>
+        </w:rPr>
+        <w:t>leptospiral. Out of 254 patients</w:t>
+      </w:r>
+      <w:r>
+        <w:rPr>
+          <w:color w:val="000000"/>
+        </w:rPr>
+        <w:t>, 158 tested positive for malaria. Similarly, out of 93 patients, 32 patients tested positive for CHIKV</w:t>
+      </w:r>
+      <w:sdt>
+        <w:sdtPr>
+          <w:rPr>
+            <w:col